--- a/NaucSeVícFilipElznicDokumentace.docx
+++ b/NaucSeVícFilipElznicDokumentace.docx
@@ -79,7 +79,7 @@
               </wp:anchor>
             </w:drawing>
           </mc:Choice>
-          <mc:Fallback xmlns:a14="http://schemas.microsoft.com/office/drawing/2010/main" xmlns:pic="http://schemas.openxmlformats.org/drawingml/2006/picture" xmlns:a="http://schemas.openxmlformats.org/drawingml/2006/main">
+          <mc:Fallback xmlns:a="http://schemas.openxmlformats.org/drawingml/2006/main" xmlns:pic="http://schemas.openxmlformats.org/drawingml/2006/picture" xmlns:a14="http://schemas.microsoft.com/office/drawing/2010/main">
             <w:pict>
               <v:line id="Přímá spojnice 4" style="position:absolute;z-index:251660288;visibility:visible;mso-wrap-style:square;mso-wrap-distance-left:9pt;mso-wrap-distance-top:0;mso-wrap-distance-right:9pt;mso-wrap-distance-bottom:0;mso-position-horizontal:absolute;mso-position-horizontal-relative:text;mso-position-vertical:absolute;mso-position-vertical-relative:text" o:spid="_x0000_s1026" strokecolor="#ffc000" strokeweight=".5pt" from="20.65pt,24.75pt" to="441.4pt,24.75pt" w14:anchorId="1C312B79" o:gfxdata="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">
                 <v:stroke joinstyle="miter"/>
@@ -503,7 +503,7 @@
           <w:rPr>
             <w:noProof/>
           </w:rPr>
-          <w:t>07.12.2025</w:t>
+          <w:t>10.12.2025</w:t>
         </w:r>
       </w:fldSimple>
     </w:p>
@@ -2580,6 +2580,58 @@
       </w:pPr>
     </w:p>
     <w:p>
+      <w:pPr>
+        <w:pStyle w:val="Normlntext"/>
+      </w:pPr>
+      <w:r>
+        <w:t>Hlavním cílem mé ročníkové práce je vytvořit plně funkční webovou aplikaci, která by umožňovala studentům nejen se naučit nové věci v oblastech, které si vyberou, ale také dát jim nový pohled na učení.</w:t>
+      </w:r>
+    </w:p>
+    <w:p>
+      <w:pPr>
+        <w:pStyle w:val="Normlntext"/>
+      </w:pPr>
+      <w:r>
+        <w:t xml:space="preserve">Webovka bude obsahovat studijní materiály, pomocí kterých se budou moci novou látku učit. Následně také interaktivní geometrické prvky a fyzické simulace, dle nich se uživatel lépe představí, jak opravdu věci vypadají a jak fungují ve 3D prostoru. Ve webové aplikaci bych také chtěl implementovat „maskota“, který bude vždy k dispozici a bude uživatelům vysvětlovat látku, či jak vůbec webovou aplikaci používat. </w:t>
+      </w:r>
+    </w:p>
+    <w:p>
+      <w:pPr>
+        <w:pStyle w:val="Normlntext"/>
+      </w:pPr>
+    </w:p>
+    <w:p>
+      <w:pPr>
+        <w:pStyle w:val="Normlntext"/>
+      </w:pPr>
+    </w:p>
+    <w:p>
+      <w:pPr>
+        <w:pStyle w:val="Normlntext"/>
+      </w:pPr>
+      <w:r>
+        <w:t xml:space="preserve">Budu vystupovat z mé dřívější ročníkové práce z „Nauč se Tělesa“. </w:t>
+      </w:r>
+      <w:r>
+        <w:t>Nikoliv pokračovat z minulého projektu, bude potřeba celý web udělat od základů znova, díky chybám, které si zpětně uvědomuji.</w:t>
+      </w:r>
+    </w:p>
+    <w:p>
+      <w:pPr>
+        <w:pStyle w:val="Normlntext"/>
+      </w:pPr>
+    </w:p>
+    <w:p>
+      <w:pPr>
+        <w:pStyle w:val="Normlntext"/>
+      </w:pPr>
+    </w:p>
+    <w:p>
+      <w:pPr>
+        <w:pStyle w:val="Normlntext"/>
+      </w:pPr>
+    </w:p>
+    <w:p>
       <w:r>
         <w:br w:type="page"/>
       </w:r>
@@ -2794,7 +2846,7 @@
             <v:path o:extrusionok="f" gradientshapeok="t" o:connecttype="rect"/>
             <o:lock v:ext="edit" aspectratio="t"/>
           </v:shapetype>
-          <v:shape id="_x0000_i1025" type="#_x0000_t75" alt="" style="width:81.65pt;height:81.65pt;mso-width-percent:0;mso-height-percent:0;mso-width-percent:0;mso-height-percent:0">
+          <v:shape id="_x0000_i1025" type="#_x0000_t75" alt="" style="width:81.5pt;height:81.5pt;mso-width-percent:0;mso-height-percent:0;mso-width-percent:0;mso-height-percent:0">
             <v:imagedata r:id="rId13" o:title="monitor_1"/>
           </v:shape>
         </w:pict>
@@ -4561,18 +4613,10 @@
         <w:t>se nacház</w:t>
       </w:r>
       <w:r>
-        <w:t xml:space="preserve">í projekt, kde se nachází </w:t>
-      </w:r>
-      <w:proofErr w:type="gramStart"/>
-      <w:r>
-        <w:t>build</w:t>
-      </w:r>
-      <w:r>
-        <w:t>,</w:t>
-      </w:r>
-      <w:proofErr w:type="gramEnd"/>
-      <w:r>
-        <w:t xml:space="preserve"> apod.</w:t>
+        <w:t>í projekt, kde se nachází build</w:t>
+      </w:r>
+      <w:r>
+        <w:t>, apod.</w:t>
       </w:r>
     </w:p>
     <w:p>
@@ -7259,6 +7303,25 @@
 </file>
 
 <file path=customXml/item1.xml><?xml version="1.0" encoding="utf-8"?>
+<?mso-contentType ?>
+<FormTemplates xmlns="http://schemas.microsoft.com/sharepoint/v3/contenttype/forms">
+  <Display>DocumentLibraryForm</Display>
+  <Edit>DocumentLibraryForm</Edit>
+  <New>DocumentLibraryForm</New>
+</FormTemplates>
+</file>
+
+<file path=customXml/item2.xml><?xml version="1.0" encoding="utf-8"?>
+<b:Sources xmlns:b="http://schemas.openxmlformats.org/officeDocument/2006/bibliography" xmlns="http://schemas.openxmlformats.org/officeDocument/2006/bibliography" SelectedStyle="\Styl2CitacePRO.xsl" StyleName="Styl 2 Citace PRO" Version="0"/>
+</file>
+
+<file path=customXml/item3.xml><?xml version="1.0" encoding="utf-8"?>
+<p:properties xmlns:p="http://schemas.microsoft.com/office/2006/metadata/properties" xmlns:xsi="http://www.w3.org/2001/XMLSchema-instance" xmlns:pc="http://schemas.microsoft.com/office/infopath/2007/PartnerControls">
+  <documentManagement/>
+</p:properties>
+</file>
+
+<file path=customXml/item4.xml><?xml version="1.0" encoding="utf-8"?>
 <ct:contentTypeSchema xmlns:ct="http://schemas.microsoft.com/office/2006/metadata/contentType" xmlns:ma="http://schemas.microsoft.com/office/2006/metadata/properties/metaAttributes" ct:_="" ma:_="" ma:contentTypeName="Dokument" ma:contentTypeID="0x01010050B1E99129EB1C4B94650070FE2E0B3B" ma:contentTypeVersion="4" ma:contentTypeDescription="Vytvoří nový dokument" ma:contentTypeScope="" ma:versionID="4b1406bcfa7da0748f6a3409a4d9ec36">
   <xsd:schema xmlns:xsd="http://www.w3.org/2001/XMLSchema" xmlns:xs="http://www.w3.org/2001/XMLSchema" xmlns:p="http://schemas.microsoft.com/office/2006/metadata/properties" xmlns:ns2="c3e65571-a390-4c9e-b8e9-5d531d8bbe37" xmlns:ns3="754b39a0-e428-4fa2-823f-61c0c676bbed" targetNamespace="http://schemas.microsoft.com/office/2006/metadata/properties" ma:root="true" ma:fieldsID="85554ed8242ef730ce8ebbc69a9f6cc5" ns2:_="" ns3:_="">
     <xsd:import namespace="c3e65571-a390-4c9e-b8e9-5d531d8bbe37"/>
@@ -7423,26 +7486,32 @@
 </ct:contentTypeSchema>
 </file>
 
-<file path=customXml/item2.xml><?xml version="1.0" encoding="utf-8"?>
-<p:properties xmlns:p="http://schemas.microsoft.com/office/2006/metadata/properties" xmlns:xsi="http://www.w3.org/2001/XMLSchema-instance" xmlns:pc="http://schemas.microsoft.com/office/infopath/2007/PartnerControls">
-  <documentManagement/>
-</p:properties>
+<file path=customXml/itemProps1.xml><?xml version="1.0" encoding="utf-8"?>
+<ds:datastoreItem xmlns:ds="http://schemas.openxmlformats.org/officeDocument/2006/customXml" ds:itemID="{4FF85B71-35EB-4667-B5A7-25BC67E7B3EE}">
+  <ds:schemaRefs>
+    <ds:schemaRef ds:uri="http://schemas.microsoft.com/sharepoint/v3/contenttype/forms"/>
+  </ds:schemaRefs>
+</ds:datastoreItem>
 </file>
 
-<file path=customXml/item3.xml><?xml version="1.0" encoding="utf-8"?>
-<b:Sources xmlns:b="http://schemas.openxmlformats.org/officeDocument/2006/bibliography" xmlns="http://schemas.openxmlformats.org/officeDocument/2006/bibliography" SelectedStyle="\Styl2CitacePRO.xsl" StyleName="Styl 2 Citace PRO" Version="0"/>
+<file path=customXml/itemProps2.xml><?xml version="1.0" encoding="utf-8"?>
+<ds:datastoreItem xmlns:ds="http://schemas.openxmlformats.org/officeDocument/2006/customXml" ds:itemID="{E030AB0D-3193-4D81-B9BF-7F6C80099238}">
+  <ds:schemaRefs>
+    <ds:schemaRef ds:uri="http://schemas.openxmlformats.org/officeDocument/2006/bibliography"/>
+  </ds:schemaRefs>
+</ds:datastoreItem>
 </file>
 
-<file path=customXml/item4.xml><?xml version="1.0" encoding="utf-8"?>
-<?mso-contentType ?>
-<FormTemplates xmlns="http://schemas.microsoft.com/sharepoint/v3/contenttype/forms">
-  <Display>DocumentLibraryForm</Display>
-  <Edit>DocumentLibraryForm</Edit>
-  <New>DocumentLibraryForm</New>
-</FormTemplates>
+<file path=customXml/itemProps3.xml><?xml version="1.0" encoding="utf-8"?>
+<ds:datastoreItem xmlns:ds="http://schemas.openxmlformats.org/officeDocument/2006/customXml" ds:itemID="{43079A01-61F3-44B1-90C1-B1FEC405C657}">
+  <ds:schemaRefs>
+    <ds:schemaRef ds:uri="http://schemas.microsoft.com/office/2006/metadata/properties"/>
+    <ds:schemaRef ds:uri="http://schemas.microsoft.com/office/infopath/2007/PartnerControls"/>
+  </ds:schemaRefs>
+</ds:datastoreItem>
 </file>
 
-<file path=customXml/itemProps1.xml><?xml version="1.0" encoding="utf-8"?>
+<file path=customXml/itemProps4.xml><?xml version="1.0" encoding="utf-8"?>
 <ds:datastoreItem xmlns:ds="http://schemas.openxmlformats.org/officeDocument/2006/customXml" ds:itemID="{82A38B51-6072-4AA7-82FD-DFB83251AC2E}">
   <ds:schemaRefs>
     <ds:schemaRef ds:uri="http://schemas.microsoft.com/office/2006/metadata/contentType"/>
@@ -7459,29 +7528,4 @@
     <ds:schemaRef ds:uri="http://schemas.microsoft.com/internal/obd"/>
   </ds:schemaRefs>
 </ds:datastoreItem>
-</file>
-
-<file path=customXml/itemProps2.xml><?xml version="1.0" encoding="utf-8"?>
-<ds:datastoreItem xmlns:ds="http://schemas.openxmlformats.org/officeDocument/2006/customXml" ds:itemID="{43079A01-61F3-44B1-90C1-B1FEC405C657}">
-  <ds:schemaRefs>
-    <ds:schemaRef ds:uri="http://schemas.microsoft.com/office/2006/metadata/properties"/>
-    <ds:schemaRef ds:uri="http://schemas.microsoft.com/office/infopath/2007/PartnerControls"/>
-  </ds:schemaRefs>
-</ds:datastoreItem>
-</file>
-
-<file path=customXml/itemProps3.xml><?xml version="1.0" encoding="utf-8"?>
-<ds:datastoreItem xmlns:ds="http://schemas.openxmlformats.org/officeDocument/2006/customXml" ds:itemID="{E030AB0D-3193-4D81-B9BF-7F6C80099238}">
-  <ds:schemaRefs>
-    <ds:schemaRef ds:uri="http://schemas.openxmlformats.org/officeDocument/2006/bibliography"/>
-  </ds:schemaRefs>
-</ds:datastoreItem>
-</file>
-
-<file path=customXml/itemProps4.xml><?xml version="1.0" encoding="utf-8"?>
-<ds:datastoreItem xmlns:ds="http://schemas.openxmlformats.org/officeDocument/2006/customXml" ds:itemID="{4FF85B71-35EB-4667-B5A7-25BC67E7B3EE}">
-  <ds:schemaRefs>
-    <ds:schemaRef ds:uri="http://schemas.microsoft.com/sharepoint/v3/contenttype/forms"/>
-  </ds:schemaRefs>
-</ds:datastoreItem>
 </file>
--- a/NaucSeVícFilipElznicDokumentace.docx
+++ b/NaucSeVícFilipElznicDokumentace.docx
@@ -79,7 +79,7 @@
               </wp:anchor>
             </w:drawing>
           </mc:Choice>
-          <mc:Fallback xmlns:a="http://schemas.openxmlformats.org/drawingml/2006/main" xmlns:pic="http://schemas.openxmlformats.org/drawingml/2006/picture" xmlns:a14="http://schemas.microsoft.com/office/drawing/2010/main">
+          <mc:Fallback xmlns:a14="http://schemas.microsoft.com/office/drawing/2010/main" xmlns:pic="http://schemas.openxmlformats.org/drawingml/2006/picture" xmlns:a="http://schemas.openxmlformats.org/drawingml/2006/main">
             <w:pict>
               <v:line id="Přímá spojnice 4" style="position:absolute;z-index:251660288;visibility:visible;mso-wrap-style:square;mso-wrap-distance-left:9pt;mso-wrap-distance-top:0;mso-wrap-distance-right:9pt;mso-wrap-distance-bottom:0;mso-position-horizontal:absolute;mso-position-horizontal-relative:text;mso-position-vertical:absolute;mso-position-vertical-relative:text" o:spid="_x0000_s1026" strokecolor="#ffc000" strokeweight=".5pt" from="20.65pt,24.75pt" to="441.4pt,24.75pt" w14:anchorId="1C312B79" o:gfxdata="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">
                 <v:stroke joinstyle="miter"/>
@@ -503,7 +503,7 @@
           <w:rPr>
             <w:noProof/>
           </w:rPr>
-          <w:t>10.12.2025</w:t>
+          <w:t>09.01.2026</w:t>
         </w:r>
       </w:fldSimple>
     </w:p>
@@ -2584,7 +2584,13 @@
         <w:pStyle w:val="Normlntext"/>
       </w:pPr>
       <w:r>
-        <w:t>Hlavním cílem mé ročníkové práce je vytvořit plně funkční webovou aplikaci, která by umožňovala studentům nejen se naučit nové věci v oblastech, které si vyberou, ale také dát jim nový pohled na učení.</w:t>
+        <w:t>Hlavním cílem mé ročníkové práce je vytvořit plně funkční webovou aplikaci, která by umožňovala studentům nejen se naučit nové věci v oblastech, které si vyberou, ale také jim</w:t>
+      </w:r>
+      <w:r>
+        <w:t xml:space="preserve"> poskytnout</w:t>
+      </w:r>
+      <w:r>
+        <w:t xml:space="preserve"> nový pohled na učení.</w:t>
       </w:r>
     </w:p>
     <w:p>
@@ -2592,7 +2598,15 @@
         <w:pStyle w:val="Normlntext"/>
       </w:pPr>
       <w:r>
-        <w:t xml:space="preserve">Webovka bude obsahovat studijní materiály, pomocí kterých se budou moci novou látku učit. Následně také interaktivní geometrické prvky a fyzické simulace, dle nich se uživatel lépe představí, jak opravdu věci vypadají a jak fungují ve 3D prostoru. Ve webové aplikaci bych také chtěl implementovat „maskota“, který bude vždy k dispozici a bude uživatelům vysvětlovat látku, či jak vůbec webovou aplikaci používat. </w:t>
+        <w:t xml:space="preserve">Webovka bude obsahovat studijní materiály, pomocí kterých se budou moci novou látku učit. Následně také interaktivní geometrické prvky a fyzické simulace, dle nich se uživatel lépe představí, jak opravdu věci vypadají a jak fungují ve 3D prostoru. Ve webové aplikaci bych také chtěl implementovat „maskota“, který bude k dispozici a bude uživatelům vysvětlovat látku, či jak vůbec webovou aplikaci používat. </w:t>
+      </w:r>
+    </w:p>
+    <w:p>
+      <w:pPr>
+        <w:pStyle w:val="Normlntext"/>
+      </w:pPr>
+      <w:r>
+        <w:t xml:space="preserve">Webová aplikace bude rozdělena do konkrétních částí. Každá část bude mít svůj vlastní účel. Studijní materiály budou rozděleny do svých vlastních kategorii a úrovní. Úrovně budou rozděleny stejně jako školní systém v ČR - </w:t>
       </w:r>
     </w:p>
     <w:p>
@@ -2846,7 +2860,7 @@
             <v:path o:extrusionok="f" gradientshapeok="t" o:connecttype="rect"/>
             <o:lock v:ext="edit" aspectratio="t"/>
           </v:shapetype>
-          <v:shape id="_x0000_i1025" type="#_x0000_t75" alt="" style="width:81.5pt;height:81.5pt;mso-width-percent:0;mso-height-percent:0;mso-width-percent:0;mso-height-percent:0">
+          <v:shape id="_x0000_i1025" type="#_x0000_t75" alt="" style="width:81.4pt;height:81.4pt;mso-width-percent:0;mso-height-percent:0;mso-width-percent:0;mso-height-percent:0">
             <v:imagedata r:id="rId13" o:title="monitor_1"/>
           </v:shape>
         </w:pict>
@@ -7303,25 +7317,6 @@
 </file>
 
 <file path=customXml/item1.xml><?xml version="1.0" encoding="utf-8"?>
-<?mso-contentType ?>
-<FormTemplates xmlns="http://schemas.microsoft.com/sharepoint/v3/contenttype/forms">
-  <Display>DocumentLibraryForm</Display>
-  <Edit>DocumentLibraryForm</Edit>
-  <New>DocumentLibraryForm</New>
-</FormTemplates>
-</file>
-
-<file path=customXml/item2.xml><?xml version="1.0" encoding="utf-8"?>
-<b:Sources xmlns:b="http://schemas.openxmlformats.org/officeDocument/2006/bibliography" xmlns="http://schemas.openxmlformats.org/officeDocument/2006/bibliography" SelectedStyle="\Styl2CitacePRO.xsl" StyleName="Styl 2 Citace PRO" Version="0"/>
-</file>
-
-<file path=customXml/item3.xml><?xml version="1.0" encoding="utf-8"?>
-<p:properties xmlns:p="http://schemas.microsoft.com/office/2006/metadata/properties" xmlns:xsi="http://www.w3.org/2001/XMLSchema-instance" xmlns:pc="http://schemas.microsoft.com/office/infopath/2007/PartnerControls">
-  <documentManagement/>
-</p:properties>
-</file>
-
-<file path=customXml/item4.xml><?xml version="1.0" encoding="utf-8"?>
 <ct:contentTypeSchema xmlns:ct="http://schemas.microsoft.com/office/2006/metadata/contentType" xmlns:ma="http://schemas.microsoft.com/office/2006/metadata/properties/metaAttributes" ct:_="" ma:_="" ma:contentTypeName="Dokument" ma:contentTypeID="0x01010050B1E99129EB1C4B94650070FE2E0B3B" ma:contentTypeVersion="4" ma:contentTypeDescription="Vytvoří nový dokument" ma:contentTypeScope="" ma:versionID="4b1406bcfa7da0748f6a3409a4d9ec36">
   <xsd:schema xmlns:xsd="http://www.w3.org/2001/XMLSchema" xmlns:xs="http://www.w3.org/2001/XMLSchema" xmlns:p="http://schemas.microsoft.com/office/2006/metadata/properties" xmlns:ns2="c3e65571-a390-4c9e-b8e9-5d531d8bbe37" xmlns:ns3="754b39a0-e428-4fa2-823f-61c0c676bbed" targetNamespace="http://schemas.microsoft.com/office/2006/metadata/properties" ma:root="true" ma:fieldsID="85554ed8242ef730ce8ebbc69a9f6cc5" ns2:_="" ns3:_="">
     <xsd:import namespace="c3e65571-a390-4c9e-b8e9-5d531d8bbe37"/>
@@ -7486,32 +7481,26 @@
 </ct:contentTypeSchema>
 </file>
 
-<file path=customXml/itemProps1.xml><?xml version="1.0" encoding="utf-8"?>
-<ds:datastoreItem xmlns:ds="http://schemas.openxmlformats.org/officeDocument/2006/customXml" ds:itemID="{4FF85B71-35EB-4667-B5A7-25BC67E7B3EE}">
-  <ds:schemaRefs>
-    <ds:schemaRef ds:uri="http://schemas.microsoft.com/sharepoint/v3/contenttype/forms"/>
-  </ds:schemaRefs>
-</ds:datastoreItem>
+<file path=customXml/item2.xml><?xml version="1.0" encoding="utf-8"?>
+<p:properties xmlns:p="http://schemas.microsoft.com/office/2006/metadata/properties" xmlns:xsi="http://www.w3.org/2001/XMLSchema-instance" xmlns:pc="http://schemas.microsoft.com/office/infopath/2007/PartnerControls">
+  <documentManagement/>
+</p:properties>
 </file>
 
-<file path=customXml/itemProps2.xml><?xml version="1.0" encoding="utf-8"?>
-<ds:datastoreItem xmlns:ds="http://schemas.openxmlformats.org/officeDocument/2006/customXml" ds:itemID="{E030AB0D-3193-4D81-B9BF-7F6C80099238}">
-  <ds:schemaRefs>
-    <ds:schemaRef ds:uri="http://schemas.openxmlformats.org/officeDocument/2006/bibliography"/>
-  </ds:schemaRefs>
-</ds:datastoreItem>
+<file path=customXml/item3.xml><?xml version="1.0" encoding="utf-8"?>
+<b:Sources xmlns:b="http://schemas.openxmlformats.org/officeDocument/2006/bibliography" xmlns="http://schemas.openxmlformats.org/officeDocument/2006/bibliography" SelectedStyle="\Styl2CitacePRO.xsl" StyleName="Styl 2 Citace PRO" Version="0"/>
 </file>
 
-<file path=customXml/itemProps3.xml><?xml version="1.0" encoding="utf-8"?>
-<ds:datastoreItem xmlns:ds="http://schemas.openxmlformats.org/officeDocument/2006/customXml" ds:itemID="{43079A01-61F3-44B1-90C1-B1FEC405C657}">
-  <ds:schemaRefs>
-    <ds:schemaRef ds:uri="http://schemas.microsoft.com/office/2006/metadata/properties"/>
-    <ds:schemaRef ds:uri="http://schemas.microsoft.com/office/infopath/2007/PartnerControls"/>
-  </ds:schemaRefs>
-</ds:datastoreItem>
+<file path=customXml/item4.xml><?xml version="1.0" encoding="utf-8"?>
+<?mso-contentType ?>
+<FormTemplates xmlns="http://schemas.microsoft.com/sharepoint/v3/contenttype/forms">
+  <Display>DocumentLibraryForm</Display>
+  <Edit>DocumentLibraryForm</Edit>
+  <New>DocumentLibraryForm</New>
+</FormTemplates>
 </file>
 
-<file path=customXml/itemProps4.xml><?xml version="1.0" encoding="utf-8"?>
+<file path=customXml/itemProps1.xml><?xml version="1.0" encoding="utf-8"?>
 <ds:datastoreItem xmlns:ds="http://schemas.openxmlformats.org/officeDocument/2006/customXml" ds:itemID="{82A38B51-6072-4AA7-82FD-DFB83251AC2E}">
   <ds:schemaRefs>
     <ds:schemaRef ds:uri="http://schemas.microsoft.com/office/2006/metadata/contentType"/>
@@ -7528,4 +7517,29 @@
     <ds:schemaRef ds:uri="http://schemas.microsoft.com/internal/obd"/>
   </ds:schemaRefs>
 </ds:datastoreItem>
+</file>
+
+<file path=customXml/itemProps2.xml><?xml version="1.0" encoding="utf-8"?>
+<ds:datastoreItem xmlns:ds="http://schemas.openxmlformats.org/officeDocument/2006/customXml" ds:itemID="{43079A01-61F3-44B1-90C1-B1FEC405C657}">
+  <ds:schemaRefs>
+    <ds:schemaRef ds:uri="http://schemas.microsoft.com/office/2006/metadata/properties"/>
+    <ds:schemaRef ds:uri="http://schemas.microsoft.com/office/infopath/2007/PartnerControls"/>
+  </ds:schemaRefs>
+</ds:datastoreItem>
+</file>
+
+<file path=customXml/itemProps3.xml><?xml version="1.0" encoding="utf-8"?>
+<ds:datastoreItem xmlns:ds="http://schemas.openxmlformats.org/officeDocument/2006/customXml" ds:itemID="{E030AB0D-3193-4D81-B9BF-7F6C80099238}">
+  <ds:schemaRefs>
+    <ds:schemaRef ds:uri="http://schemas.openxmlformats.org/officeDocument/2006/bibliography"/>
+  </ds:schemaRefs>
+</ds:datastoreItem>
+</file>
+
+<file path=customXml/itemProps4.xml><?xml version="1.0" encoding="utf-8"?>
+<ds:datastoreItem xmlns:ds="http://schemas.openxmlformats.org/officeDocument/2006/customXml" ds:itemID="{4FF85B71-35EB-4667-B5A7-25BC67E7B3EE}">
+  <ds:schemaRefs>
+    <ds:schemaRef ds:uri="http://schemas.microsoft.com/sharepoint/v3/contenttype/forms"/>
+  </ds:schemaRefs>
+</ds:datastoreItem>
 </file>
--- a/NaucSeVícFilipElznicDokumentace.docx
+++ b/NaucSeVícFilipElznicDokumentace.docx
@@ -79,7 +79,7 @@
               </wp:anchor>
             </w:drawing>
           </mc:Choice>
-          <mc:Fallback xmlns:a14="http://schemas.microsoft.com/office/drawing/2010/main" xmlns:pic="http://schemas.openxmlformats.org/drawingml/2006/picture" xmlns:a="http://schemas.openxmlformats.org/drawingml/2006/main">
+          <mc:Fallback xmlns:a="http://schemas.openxmlformats.org/drawingml/2006/main" xmlns:pic="http://schemas.openxmlformats.org/drawingml/2006/picture" xmlns:a14="http://schemas.microsoft.com/office/drawing/2010/main">
             <w:pict>
               <v:line id="Přímá spojnice 4" style="position:absolute;z-index:251660288;visibility:visible;mso-wrap-style:square;mso-wrap-distance-left:9pt;mso-wrap-distance-top:0;mso-wrap-distance-right:9pt;mso-wrap-distance-bottom:0;mso-position-horizontal:absolute;mso-position-horizontal-relative:text;mso-position-vertical:absolute;mso-position-vertical-relative:text" o:spid="_x0000_s1026" strokecolor="#ffc000" strokeweight=".5pt" from="20.65pt,24.75pt" to="441.4pt,24.75pt" w14:anchorId="1C312B79" o:gfxdata="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">
                 <v:stroke joinstyle="miter"/>
@@ -503,7 +503,7 @@
           <w:rPr>
             <w:noProof/>
           </w:rPr>
-          <w:t>09.01.2026</w:t>
+          <w:t>15.01.2026</w:t>
         </w:r>
       </w:fldSimple>
     </w:p>
@@ -2393,241 +2393,163 @@
     <w:p>
       <w:pPr>
         <w:pStyle w:val="Normlntext"/>
-      </w:pPr>
-      <w:r>
-        <w:t xml:space="preserve">Sem rozepište </w:t>
-      </w:r>
-      <w:r>
-        <w:t xml:space="preserve">úvodní </w:t>
-      </w:r>
-      <w:r>
-        <w:t>cíl</w:t>
-      </w:r>
-      <w:r>
-        <w:t>e</w:t>
-      </w:r>
-      <w:r>
-        <w:t xml:space="preserve"> ročníkové práce</w:t>
-      </w:r>
+        <w:ind w:firstLine="0"/>
+      </w:pPr>
+      <w:r>
+        <w:t>Hlavním cílem mé ročníkové práce je vytvořit plně funkční webovou aplikaci, která by umožňovala studentům nejen se naučit nové věci v oblastech, které si</w:t>
+      </w:r>
+      <w:r>
+        <w:t xml:space="preserve"> sami</w:t>
+      </w:r>
+      <w:r>
+        <w:t xml:space="preserve"> vyberou, ale také jim</w:t>
+      </w:r>
+      <w:r>
+        <w:t xml:space="preserve"> poskytnout</w:t>
+      </w:r>
+      <w:r>
+        <w:t xml:space="preserve"> nový pohled na učení</w:t>
+      </w:r>
+      <w:r>
+        <w:t xml:space="preserve"> v online světě.</w:t>
+      </w:r>
+    </w:p>
+    <w:p>
+      <w:pPr>
+        <w:pStyle w:val="Normlntext"/>
+      </w:pPr>
+      <w:r>
+        <w:t>Webov</w:t>
+      </w:r>
+      <w:r>
+        <w:t>á aplikace</w:t>
+      </w:r>
+      <w:r>
+        <w:t xml:space="preserve"> </w:t>
+      </w:r>
+      <w:r>
+        <w:t>by měla</w:t>
+      </w:r>
+      <w:r>
+        <w:t xml:space="preserve"> obsahovat studijní materiály, pomocí kterých se </w:t>
+      </w:r>
+      <w:r>
+        <w:t>studenti budou</w:t>
+      </w:r>
+      <w:r>
+        <w:t xml:space="preserve"> moci novou látku učit. Následně</w:t>
+      </w:r>
+      <w:r>
+        <w:t xml:space="preserve"> by</w:t>
+      </w:r>
+      <w:r>
+        <w:t xml:space="preserve"> také </w:t>
+      </w:r>
+      <w:r>
+        <w:t xml:space="preserve">měla obsahovat </w:t>
+      </w:r>
+      <w:r>
+        <w:t>interaktivní geometrické prvky a fyzické simulace</w:t>
+      </w:r>
+      <w:r>
+        <w:t xml:space="preserve">. Interaktivní simulace </w:t>
+      </w:r>
+      <w:r>
+        <w:t xml:space="preserve">chci implementovat z důvodu, aby uživatel nejen nudně koukal na obrázky, ale mohl si například s tělesem různě otáčet a lepé pochopil jeho prostorové chápání. </w:t>
+      </w:r>
+      <w:r>
+        <w:t xml:space="preserve"> </w:t>
+      </w:r>
+    </w:p>
+    <w:p>
+      <w:pPr>
+        <w:pStyle w:val="Normlntext"/>
+      </w:pPr>
+      <w:r>
+        <w:t xml:space="preserve"> „Nauč se víc“</w:t>
+      </w:r>
+      <w:r>
+        <w:t xml:space="preserve"> bude rozdělena do konkrétních částí. Každá část bude mít svůj vlastní účel. Studijní materiály budou rozděleny do svých vlastních kategorii a úrovní. Úrovně budou rozděleny </w:t>
+      </w:r>
+      <w:r>
+        <w:t>podobně</w:t>
+      </w:r>
+      <w:r>
+        <w:t xml:space="preserve"> jako školní systém v</w:t>
+      </w:r>
+      <w:r>
+        <w:t> České republice. Tedy od základní školu, která bude rozdělena na první a druhý stupeň, poté střední školu a následně lehký nástřel vysoké školy.</w:t>
+      </w:r>
+      <w:r>
+        <w:t xml:space="preserve"> </w:t>
+      </w:r>
+      <w:r>
+        <w:t xml:space="preserve">V části se studijními materiály bych chtěl vytvořit „maskota“. Maskot bude mít za úkol </w:t>
+      </w:r>
+      <w:r>
+        <w:t>radit uživatelům, pokud si nebudou vědět rady.</w:t>
+      </w:r>
+    </w:p>
+    <w:p>
+      <w:pPr>
+        <w:pStyle w:val="Normlntext"/>
+      </w:pPr>
+      <w:r>
+        <w:t>Následně si u každého tématu bude moci uživatel otestovat jeho znalosti. Po dokončení každé studijní kapitoly bude čekat na uživatele test s několika otázkami týkající se daného tématu. V testu by se měli objevovat občas i jiný styl úkolů něž jen standartní a, b, c odpovědi ale také psaná odpověď, více správných odpovědí a následně i řazení prvků podle zadané otázky.</w:t>
+      </w:r>
+    </w:p>
+    <w:p>
+      <w:pPr>
+        <w:pStyle w:val="Normlntext"/>
+      </w:pPr>
+      <w:r>
+        <w:t xml:space="preserve">Budu vystupovat z mé dřívější ročníkové práce </w:t>
+      </w:r>
+      <w:r>
+        <w:t xml:space="preserve">jménem </w:t>
+      </w:r>
+      <w:r>
+        <w:t xml:space="preserve">„Nauč se Tělesa“. </w:t>
+      </w:r>
+      <w:r>
+        <w:t xml:space="preserve">Nikoliv pokračovat </w:t>
+      </w:r>
+      <w:r>
+        <w:t>v</w:t>
+      </w:r>
+      <w:r>
+        <w:t> minulé</w:t>
+      </w:r>
+      <w:r>
+        <w:t>m</w:t>
+      </w:r>
+      <w:r>
+        <w:t xml:space="preserve"> projektu</w:t>
+      </w:r>
+      <w:r>
+        <w:t>. B</w:t>
+      </w:r>
+      <w:r>
+        <w:t>ude potřeba celý web udělat od základů</w:t>
+      </w:r>
+      <w:r>
+        <w:t xml:space="preserve"> znova. V tomto projektu totiž nechci pokračovat v chybách, které si z tohoto projektu zpětně uvědomuji. Následně jsem se rozhodl pro změnu technologie pro správu databáze, a to ze </w:t>
+      </w:r>
+      <w:proofErr w:type="spellStart"/>
+      <w:r>
+        <w:t>Supabase</w:t>
+      </w:r>
+      <w:proofErr w:type="spellEnd"/>
+      <w:r>
+        <w:t xml:space="preserve"> na </w:t>
+      </w:r>
+      <w:proofErr w:type="spellStart"/>
+      <w:r>
+        <w:t>Firebase</w:t>
+      </w:r>
+      <w:proofErr w:type="spellEnd"/>
       <w:r>
         <w:t xml:space="preserve">. </w:t>
-      </w:r>
-    </w:p>
-    <w:p>
-      <w:pPr>
-        <w:pStyle w:val="Normlntext"/>
-      </w:pPr>
-      <w:r>
-        <w:rPr>
-          <w:highlight w:val="yellow"/>
-        </w:rPr>
-        <w:t>POKYNY</w:t>
-      </w:r>
-      <w:r>
-        <w:t>: Úvod by měl být napsán jako představa, co by měla práce obsahovat.</w:t>
-      </w:r>
-      <w:r>
-        <w:t xml:space="preserve"> </w:t>
-      </w:r>
-      <w:r>
-        <w:t xml:space="preserve">Měly by tu být zmíněně cíle ze zadávacího listu. Úvod by měl začínat textem “Hlavním cílem ročníkové práce je....”. </w:t>
-      </w:r>
-      <w:r>
-        <w:t>Co je cílem projektu na jejím začátku. Jaká očekávání od práce máte. Úvod by neměl obsahovat žádné informace o průběhu práce, proto se píše na začátku. Můžete sem napsat i důvod, proč jste si toto téma práce vybrali, proč je pro vás důležité, atd.</w:t>
-      </w:r>
-      <w:r>
-        <w:t xml:space="preserve"> Při členění do odstavců se snažte o logické dělení -&gt; odstavec týkající se motivace, odstavec se t</w:t>
-      </w:r>
-      <w:r>
-        <w:t>ý</w:t>
-      </w:r>
-      <w:r>
-        <w:t xml:space="preserve">kající se </w:t>
-      </w:r>
-      <w:r>
-        <w:t>hlavním cílům</w:t>
-      </w:r>
-      <w:r>
-        <w:t xml:space="preserve">, další se může věnovat například očekáváním. </w:t>
-      </w:r>
-    </w:p>
-    <w:p>
-      <w:pPr>
-        <w:pStyle w:val="Normlntext"/>
-      </w:pPr>
-      <w:r>
-        <w:t xml:space="preserve">Na základě úvodu se </w:t>
-      </w:r>
-      <w:r>
-        <w:t xml:space="preserve">potom </w:t>
-      </w:r>
-      <w:r>
-        <w:t>píše závěr (</w:t>
-      </w:r>
-      <w:r>
-        <w:t>tj. závěrečné zhodnocení toho,</w:t>
-      </w:r>
-      <w:r>
-        <w:t xml:space="preserve"> </w:t>
-      </w:r>
-      <w:r>
-        <w:t>co z úvodu bylo</w:t>
-      </w:r>
-      <w:r>
-        <w:t>/</w:t>
-      </w:r>
-      <w:r>
-        <w:t>nebylo</w:t>
-      </w:r>
-      <w:r>
-        <w:t xml:space="preserve"> </w:t>
-      </w:r>
-      <w:r>
-        <w:t>s</w:t>
-      </w:r>
-      <w:r>
-        <w:t>plněno)</w:t>
-      </w:r>
-      <w:r>
-        <w:t>, proto byste měli cíle stanovo</w:t>
-      </w:r>
-      <w:r>
-        <w:t>v</w:t>
-      </w:r>
-      <w:r>
-        <w:t xml:space="preserve">at tak, aby byly měřitelné, hodnotitelné a realistické. </w:t>
-      </w:r>
-      <w:r>
-        <w:t xml:space="preserve">Rozsahově by úvod měl mít cca </w:t>
-      </w:r>
-      <w:r>
-        <w:rPr>
-          <w:b/>
-          <w:bCs/>
-        </w:rPr>
-        <w:t>jednu stránku</w:t>
-      </w:r>
-      <w:r>
-        <w:t>.</w:t>
-      </w:r>
-      <w:r>
-        <w:t xml:space="preserve"> </w:t>
-      </w:r>
-      <w:r>
-        <w:t>NEMÁ</w:t>
-      </w:r>
-      <w:r>
-        <w:t xml:space="preserve"> obsahovat obrázky ani </w:t>
-      </w:r>
-      <w:r>
-        <w:t xml:space="preserve">seznam </w:t>
-      </w:r>
-      <w:r>
-        <w:t>bod</w:t>
-      </w:r>
-      <w:r>
-        <w:t>ů</w:t>
-      </w:r>
-      <w:r>
-        <w:t xml:space="preserve">. MÁ to být </w:t>
-      </w:r>
-      <w:r>
-        <w:t xml:space="preserve">jen souvislý text </w:t>
-      </w:r>
-      <w:r>
-        <w:t>uspořádaný do</w:t>
-      </w:r>
-      <w:r>
-        <w:t> </w:t>
-      </w:r>
-      <w:r>
-        <w:t xml:space="preserve">několika </w:t>
-      </w:r>
-      <w:r>
-        <w:t>odstavc</w:t>
-      </w:r>
-      <w:r>
-        <w:t>ů</w:t>
-      </w:r>
-      <w:r>
-        <w:t>.</w:t>
-      </w:r>
-      <w:r>
-        <w:t xml:space="preserve"> Na text </w:t>
-      </w:r>
-      <w:r>
-        <w:t xml:space="preserve">odstavců </w:t>
-      </w:r>
-      <w:r>
-        <w:t xml:space="preserve">použijte předpřipravený styl s názvem </w:t>
-      </w:r>
-      <w:r>
-        <w:rPr>
-          <w:b/>
-          <w:bCs/>
-          <w:i/>
-          <w:iCs/>
-        </w:rPr>
-        <w:t>Normální text</w:t>
-      </w:r>
-      <w:r>
-        <w:t>.</w:t>
-      </w:r>
-    </w:p>
-    <w:p>
-      <w:pPr>
-        <w:pStyle w:val="Normlntext"/>
-      </w:pPr>
-    </w:p>
-    <w:p>
-      <w:pPr>
-        <w:pStyle w:val="Normlntext"/>
-      </w:pPr>
-      <w:r>
-        <w:t>Hlavním cílem mé ročníkové práce je vytvořit plně funkční webovou aplikaci, která by umožňovala studentům nejen se naučit nové věci v oblastech, které si vyberou, ale také jim</w:t>
-      </w:r>
-      <w:r>
-        <w:t xml:space="preserve"> poskytnout</w:t>
-      </w:r>
-      <w:r>
-        <w:t xml:space="preserve"> nový pohled na učení.</w:t>
-      </w:r>
-    </w:p>
-    <w:p>
-      <w:pPr>
-        <w:pStyle w:val="Normlntext"/>
-      </w:pPr>
-      <w:r>
-        <w:t xml:space="preserve">Webovka bude obsahovat studijní materiály, pomocí kterých se budou moci novou látku učit. Následně také interaktivní geometrické prvky a fyzické simulace, dle nich se uživatel lépe představí, jak opravdu věci vypadají a jak fungují ve 3D prostoru. Ve webové aplikaci bych také chtěl implementovat „maskota“, který bude k dispozici a bude uživatelům vysvětlovat látku, či jak vůbec webovou aplikaci používat. </w:t>
-      </w:r>
-    </w:p>
-    <w:p>
-      <w:pPr>
-        <w:pStyle w:val="Normlntext"/>
-      </w:pPr>
-      <w:r>
-        <w:t xml:space="preserve">Webová aplikace bude rozdělena do konkrétních částí. Každá část bude mít svůj vlastní účel. Studijní materiály budou rozděleny do svých vlastních kategorii a úrovní. Úrovně budou rozděleny stejně jako školní systém v ČR - </w:t>
-      </w:r>
-    </w:p>
-    <w:p>
-      <w:pPr>
-        <w:pStyle w:val="Normlntext"/>
-      </w:pPr>
-    </w:p>
-    <w:p>
-      <w:pPr>
-        <w:pStyle w:val="Normlntext"/>
-      </w:pPr>
-    </w:p>
-    <w:p>
-      <w:pPr>
-        <w:pStyle w:val="Normlntext"/>
-      </w:pPr>
-      <w:r>
-        <w:t xml:space="preserve">Budu vystupovat z mé dřívější ročníkové práce z „Nauč se Tělesa“. </w:t>
-      </w:r>
-      <w:r>
-        <w:t>Nikoliv pokračovat z minulého projektu, bude potřeba celý web udělat od základů znova, díky chybám, které si zpětně uvědomuji.</w:t>
       </w:r>
     </w:p>
     <w:p>
@@ -2677,597 +2599,1380 @@
     </w:p>
     <w:p>
       <w:pPr>
-        <w:pStyle w:val="Normlntext"/>
-      </w:pPr>
-      <w:r>
-        <w:t xml:space="preserve">Sem napište text vaší rešerše. </w:t>
-      </w:r>
-    </w:p>
-    <w:p>
-      <w:pPr>
-        <w:pStyle w:val="Normlntext"/>
-      </w:pPr>
-      <w:r>
-        <w:rPr>
-          <w:highlight w:val="yellow"/>
-        </w:rPr>
-        <w:t>POKYNY</w:t>
-      </w:r>
-      <w:r>
-        <w:t xml:space="preserve">: Rešerše tvoří velkou část dokumentace. Popište zde jednotlivé produkty, které vás inspirovaly, které najdeme u </w:t>
-      </w:r>
-      <w:r>
-        <w:t>konkurence</w:t>
-      </w:r>
-      <w:r>
-        <w:t xml:space="preserve"> apod. Text doplňte obrázky, grafy, tabulkami, </w:t>
-      </w:r>
-      <w:r>
-        <w:t>citacemi</w:t>
-      </w:r>
-      <w:r>
-        <w:t xml:space="preserve"> apod. </w:t>
-      </w:r>
-    </w:p>
-    <w:p>
-      <w:pPr>
-        <w:pStyle w:val="Normlntext"/>
-      </w:pPr>
-      <w:r>
-        <w:t>Cílem zde NENÍ na sílu ukázat další podobné projekty</w:t>
-      </w:r>
-      <w:r>
-        <w:t xml:space="preserve"> a popsat jejich historii. Pokud sem dáte nějakou inspiraci, popište nějakou část, kte</w:t>
+        <w:ind w:firstLine="357"/>
+      </w:pPr>
+      <w:bookmarkStart w:id="3" w:name="_Toc207880540"/>
+      <w:r>
+        <w:t>Hlavní inspiraci jsem si vzal z různých online učících platforem. Zde bych Vám chtěl představit hlavní z nich. Použití futuristického stylu byla snaha vynikat od konkurence.</w:t>
+      </w:r>
+    </w:p>
+    <w:p>
+      <w:pPr>
+        <w:pStyle w:val="Nadpis3"/>
+      </w:pPr>
+      <w:bookmarkStart w:id="4" w:name="_Toc187827151"/>
+      <w:proofErr w:type="spellStart"/>
+      <w:r>
+        <w:t>Duolingo</w:t>
+      </w:r>
+      <w:bookmarkEnd w:id="4"/>
+      <w:proofErr w:type="spellEnd"/>
+    </w:p>
+    <w:p>
+      <w:pPr>
+        <w:ind w:firstLine="578"/>
+      </w:pPr>
+      <w:proofErr w:type="spellStart"/>
+      <w:r>
+        <w:t>Duolingo</w:t>
+      </w:r>
+      <w:proofErr w:type="spellEnd"/>
+      <w:r>
+        <w:t xml:space="preserve"> je zábavná aplikace, se kterou se můžete zdarma učit více než 40 jazyků. V krátkých interaktivních lekcích si procvičíte mluvení, čtení, poslech a psaní. Rozšíříte si slovní zásobu a seznámíte se s gramatickými jevy. Aplikaci </w:t>
+      </w:r>
+      <w:proofErr w:type="spellStart"/>
+      <w:r>
+        <w:t>Duolingo</w:t>
+      </w:r>
+      <w:proofErr w:type="spellEnd"/>
+      <w:r>
+        <w:t xml:space="preserve"> navrhli jazykoví odborníci a oblíbil</w:t>
+      </w:r>
+      <w:r>
+        <w:t>i</w:t>
+      </w:r>
+      <w:r>
+        <w:t xml:space="preserve"> si ji milióny lidí na celém světě.</w:t>
+      </w:r>
+      <w:r>
+        <w:t xml:space="preserve"> </w:t>
+      </w:r>
+      <w:r>
+        <w:t>(1)</w:t>
+      </w:r>
+    </w:p>
+    <w:p>
+      <w:proofErr w:type="spellStart"/>
+      <w:r>
+        <w:t>Duolingo</w:t>
+      </w:r>
+      <w:proofErr w:type="spellEnd"/>
+      <w:r>
+        <w:t xml:space="preserve"> bylo jednou z mých největších inspirativních aplikací a stránek, podle kterých jsem vymýšlel tento projekt. Nadchla mě asi nejvíce atmosféra, která je tvořena od samého začátku, kdy uživatel vstoupí na stránku či do mobilní aplikace, uvítají vás zde hezké animace a také jejich maskot Duo. Také jsem se inspiroval, jak v </w:t>
+      </w:r>
+      <w:proofErr w:type="spellStart"/>
+      <w:r>
+        <w:t>Duolingu</w:t>
+      </w:r>
+      <w:proofErr w:type="spellEnd"/>
+      <w:r>
+        <w:t xml:space="preserve"> můžete sledovat svůj průběh v učení, a to pomocí bodů, které dostanete za každý splněný úkol a také denní řady, jak často procvičujete. I když </w:t>
+      </w:r>
+      <w:proofErr w:type="spellStart"/>
+      <w:r>
+        <w:t>Duolingo</w:t>
+      </w:r>
+      <w:proofErr w:type="spellEnd"/>
+      <w:r>
+        <w:t xml:space="preserve"> je převážně jazyková učící platforma, nabízí také učení v matematice, ale pouze pro Android či IOS v mobilní aplikaci a jen v angličtině.</w:t>
+      </w:r>
+    </w:p>
+    <w:p>
+      <w:proofErr w:type="spellStart"/>
+      <w:r>
+        <w:t>Duolingo</w:t>
+      </w:r>
+      <w:proofErr w:type="spellEnd"/>
+      <w:r>
+        <w:t xml:space="preserve"> mě inspirovalo k tomu, abych mohl poskytnou uživatelům učení matematiky, konkrétně geometrie i ve webovém prohlížeči.</w:t>
+      </w:r>
+    </w:p>
+    <w:p>
+      <w:pPr>
+        <w:keepNext/>
+      </w:pPr>
+      <w:r>
+        <w:rPr>
+          <w:noProof/>
+        </w:rPr>
+        <w:drawing>
+          <wp:inline distT="0" distB="0" distL="0" distR="0" wp14:anchorId="11A9501A" wp14:editId="2772B968">
+            <wp:extent cx="5760720" cy="2683510"/>
+            <wp:effectExtent l="0" t="0" r="0" b="2540"/>
+            <wp:docPr id="1672778556" name="Obrázek 2" descr="Example of Duolingo's interface"/>
+            <wp:cNvGraphicFramePr>
+              <a:graphicFrameLocks xmlns:a="http://schemas.openxmlformats.org/drawingml/2006/main" noChangeAspect="1"/>
+            </wp:cNvGraphicFramePr>
+            <a:graphic xmlns:a="http://schemas.openxmlformats.org/drawingml/2006/main">
+              <a:graphicData uri="http://schemas.openxmlformats.org/drawingml/2006/picture">
+                <pic:pic xmlns:pic="http://schemas.openxmlformats.org/drawingml/2006/picture">
+                  <pic:nvPicPr>
+                    <pic:cNvPr id="0" name="Picture 1" descr="Example of Duolingo's interface"/>
+                    <pic:cNvPicPr>
+                      <a:picLocks noChangeAspect="1" noChangeArrowheads="1"/>
+                    </pic:cNvPicPr>
+                  </pic:nvPicPr>
+                  <pic:blipFill>
+                    <a:blip r:embed="rId13">
+                      <a:extLst>
+                        <a:ext uri="{28A0092B-C50C-407E-A947-70E740481C1C}">
+                          <a14:useLocalDpi xmlns:a14="http://schemas.microsoft.com/office/drawing/2010/main" val="0"/>
+                        </a:ext>
+                      </a:extLst>
+                    </a:blip>
+                    <a:srcRect/>
+                    <a:stretch>
+                      <a:fillRect/>
+                    </a:stretch>
+                  </pic:blipFill>
+                  <pic:spPr bwMode="auto">
+                    <a:xfrm>
+                      <a:off x="0" y="0"/>
+                      <a:ext cx="5760720" cy="2683510"/>
+                    </a:xfrm>
+                    <a:prstGeom prst="rect">
+                      <a:avLst/>
+                    </a:prstGeom>
+                    <a:noFill/>
+                    <a:ln>
+                      <a:noFill/>
+                    </a:ln>
+                  </pic:spPr>
+                </pic:pic>
+              </a:graphicData>
+            </a:graphic>
+          </wp:inline>
+        </w:drawing>
+      </w:r>
+    </w:p>
+    <w:p>
+      <w:pPr>
+        <w:pStyle w:val="Titulek"/>
+      </w:pPr>
+      <w:bookmarkStart w:id="5" w:name="_Toc187825548"/>
+      <w:r>
+        <w:t xml:space="preserve">Obrázek </w:t>
+      </w:r>
+      <w:r>
+        <w:fldChar w:fldCharType="begin"/>
+      </w:r>
+      <w:r>
+        <w:instrText xml:space="preserve"> SEQ Obrázek \* ARABIC </w:instrText>
+      </w:r>
+      <w:r>
+        <w:fldChar w:fldCharType="separate"/>
+      </w:r>
+      <w:r>
+        <w:rPr>
+          <w:noProof/>
+        </w:rPr>
+        <w:t>1</w:t>
+      </w:r>
+      <w:r>
+        <w:rPr>
+          <w:noProof/>
+        </w:rPr>
+        <w:fldChar w:fldCharType="end"/>
+      </w:r>
+      <w:r>
+        <w:t xml:space="preserve"> - </w:t>
+      </w:r>
+      <w:proofErr w:type="spellStart"/>
+      <w:r>
+        <w:t>Duolingo</w:t>
+      </w:r>
+      <w:proofErr w:type="spellEnd"/>
+      <w:r>
+        <w:t xml:space="preserve"> </w:t>
+      </w:r>
+      <w:proofErr w:type="spellStart"/>
+      <w:r>
+        <w:t>ui</w:t>
+      </w:r>
+      <w:proofErr w:type="spellEnd"/>
+      <w:r>
+        <w:t xml:space="preserve"> (2)</w:t>
+      </w:r>
+      <w:bookmarkEnd w:id="5"/>
+    </w:p>
+    <w:p>
+      <w:pPr>
+        <w:jc w:val="left"/>
+      </w:pPr>
+      <w:r>
+        <w:br w:type="page"/>
+      </w:r>
+    </w:p>
+    <w:p>
+      <w:pPr>
+        <w:jc w:val="left"/>
+      </w:pPr>
+    </w:p>
+    <w:p>
+      <w:pPr>
+        <w:pStyle w:val="Nadpis3"/>
+      </w:pPr>
+      <w:bookmarkStart w:id="6" w:name="_Toc187827152"/>
+      <w:r>
+        <w:t>Umíme to</w:t>
+      </w:r>
+      <w:bookmarkEnd w:id="6"/>
+    </w:p>
+    <w:p>
+      <w:pPr>
+        <w:ind w:firstLine="578"/>
+        <w:jc w:val="left"/>
+      </w:pPr>
+      <w:r>
+        <w:t xml:space="preserve">Umíme </w:t>
+      </w:r>
+      <w:r>
+        <w:t>je rozsáhlá cvičebnice, díky které si pevně osvojíte spoustu znalostí a dovedností.  </w:t>
+      </w:r>
+      <w:r>
+        <w:t xml:space="preserve">Umíme </w:t>
+      </w:r>
+      <w:r>
+        <w:t>nenahrazuje učitele a učebnice, ale doplňuje je.</w:t>
+      </w:r>
+      <w:r>
+        <w:t xml:space="preserve"> J</w:t>
+      </w:r>
+      <w:r>
+        <w:t>e unikátní svým rozsahem. V jednotném prostředí nabízí pokrytí široké škály předmětů od 1. třídy až po maturitu. Zajímavé procvičování zde najdou i dospělí.</w:t>
+      </w:r>
+      <w:r>
+        <w:t xml:space="preserve"> Umíme </w:t>
+      </w:r>
+      <w:r>
+        <w:t>nabízí mnoho různých forem procvičování. Jedno téma si lze procvičit řadou různých způsobů. To přispívá k upevnění znalostí a poskytuje prostor pro volbu dle vlastních preferencí.</w:t>
+      </w:r>
+      <w:r>
+        <w:t xml:space="preserve"> Umíme j</w:t>
+      </w:r>
+      <w:r>
+        <w:t>e procvičovací systém, nikoli</w:t>
+      </w:r>
+      <w:r>
+        <w:t xml:space="preserve"> </w:t>
+      </w:r>
+      <w:r>
+        <w:t xml:space="preserve">testovací systém. Použitý způsob hodnocení počítá s chybováním, které je důležitou součástí učení. Každou chybu lze napravit pomocí dalšího procvičování, a i chybující začátečník </w:t>
+      </w:r>
+      <w:r>
+        <w:t>má tak</w:t>
+      </w:r>
+      <w:r>
+        <w:t xml:space="preserve"> možnost dosáhnout nejvyššího postupu. Hodnocení v Umíme neprobíhá pomocí známek, ale pomocí motivačních prvků jako jsou štíty, krystaly a poháry.</w:t>
+      </w:r>
+      <w:r>
+        <w:t xml:space="preserve"> (2)</w:t>
+      </w:r>
+    </w:p>
+    <w:p>
+      <w:pPr>
+        <w:jc w:val="left"/>
+      </w:pPr>
+      <w:r>
+        <w:t>Umíme to je webová aplikace vytvořená českou firmou Umíme to, s.r.o. Tato aplikace hrála nedílnou součást v tvorbě mého projektu. Inspiroval jsem do budoucna, jak bych mohl úkoly následně sám využít ve své aplikaci. Dále jsou zde různé úrovně štítů, které uživatel může dosáhnout plněním úkolů. Ty jsem sice do svého projektu neimplementoval, ale použil jsem podobný způsob, a to ve formě bodů.</w:t>
+      </w:r>
+    </w:p>
+    <w:p>
+      <w:pPr>
+        <w:keepNext/>
+        <w:jc w:val="left"/>
+      </w:pPr>
+      <w:r>
+        <w:rPr>
+          <w:rStyle w:val="Odkazjemn"/>
+          <w:noProof/>
+        </w:rPr>
+        <w:drawing>
+          <wp:inline distT="0" distB="0" distL="0" distR="0" wp14:anchorId="773F9AF4" wp14:editId="5E286A1D">
+            <wp:extent cx="5760720" cy="2969895"/>
+            <wp:effectExtent l="0" t="0" r="0" b="1905"/>
+            <wp:docPr id="1650867086" name="Obrázek 1" descr="Obsah obrázku text, snímek obrazovky, Písmo, software&#10;&#10;Popis byl vytvořen automaticky"/>
+            <wp:cNvGraphicFramePr>
+              <a:graphicFrameLocks xmlns:a="http://schemas.openxmlformats.org/drawingml/2006/main" noChangeAspect="1"/>
+            </wp:cNvGraphicFramePr>
+            <a:graphic xmlns:a="http://schemas.openxmlformats.org/drawingml/2006/main">
+              <a:graphicData uri="http://schemas.openxmlformats.org/drawingml/2006/picture">
+                <pic:pic xmlns:pic="http://schemas.openxmlformats.org/drawingml/2006/picture">
+                  <pic:nvPicPr>
+                    <pic:cNvPr id="1650867086" name="Obrázek 1" descr="Obsah obrázku text, snímek obrazovky, Písmo, software&#10;&#10;Popis byl vytvořen automaticky"/>
+                    <pic:cNvPicPr/>
+                  </pic:nvPicPr>
+                  <pic:blipFill>
+                    <a:blip r:embed="rId14"/>
+                    <a:stretch>
+                      <a:fillRect/>
+                    </a:stretch>
+                  </pic:blipFill>
+                  <pic:spPr>
+                    <a:xfrm>
+                      <a:off x="0" y="0"/>
+                      <a:ext cx="5760720" cy="2969895"/>
+                    </a:xfrm>
+                    <a:prstGeom prst="rect">
+                      <a:avLst/>
+                    </a:prstGeom>
+                  </pic:spPr>
+                </pic:pic>
+              </a:graphicData>
+            </a:graphic>
+          </wp:inline>
+        </w:drawing>
+      </w:r>
+    </w:p>
+    <w:p>
+      <w:pPr>
+        <w:pStyle w:val="Titulek"/>
+        <w:jc w:val="left"/>
+      </w:pPr>
+      <w:bookmarkStart w:id="7" w:name="_Toc187825549"/>
+      <w:r>
+        <w:t xml:space="preserve">Obrázek </w:t>
+      </w:r>
+      <w:r>
+        <w:fldChar w:fldCharType="begin"/>
+      </w:r>
+      <w:r>
+        <w:instrText xml:space="preserve"> SEQ Obrázek \* ARABIC </w:instrText>
+      </w:r>
+      <w:r>
+        <w:fldChar w:fldCharType="separate"/>
+      </w:r>
+      <w:r>
+        <w:rPr>
+          <w:noProof/>
+        </w:rPr>
+        <w:t>2</w:t>
+      </w:r>
+      <w:r>
+        <w:rPr>
+          <w:noProof/>
+        </w:rPr>
+        <w:fldChar w:fldCharType="end"/>
+      </w:r>
+      <w:r>
+        <w:t xml:space="preserve"> - </w:t>
+      </w:r>
+      <w:r>
+        <w:t>UMIMETO-MATEMATIKA-UI (3)</w:t>
+      </w:r>
+      <w:bookmarkEnd w:id="7"/>
+    </w:p>
+    <w:p>
+      <w:pPr>
+        <w:jc w:val="left"/>
+      </w:pPr>
+      <w:r>
+        <w:br w:type="page"/>
+      </w:r>
+    </w:p>
+    <w:p>
+      <w:pPr>
+        <w:jc w:val="left"/>
+      </w:pPr>
+    </w:p>
+    <w:p>
+      <w:pPr>
+        <w:jc w:val="left"/>
+      </w:pPr>
+    </w:p>
+    <w:p>
+      <w:pPr>
+        <w:jc w:val="left"/>
+      </w:pPr>
+      <w:r>
+        <w:t xml:space="preserve">Huly </w:t>
+      </w:r>
+      <w:proofErr w:type="spellStart"/>
+      <w:r>
+        <w:t>io</w:t>
+      </w:r>
+      <w:proofErr w:type="spellEnd"/>
+      <w:r>
+        <w:t xml:space="preserve">, </w:t>
+      </w:r>
+      <w:proofErr w:type="spellStart"/>
+      <w:r>
+        <w:t>reactbits</w:t>
+      </w:r>
+      <w:proofErr w:type="spellEnd"/>
+      <w:r>
+        <w:t xml:space="preserve">, </w:t>
+      </w:r>
+      <w:proofErr w:type="spellStart"/>
+      <w:r>
+        <w:t>dev</w:t>
+      </w:r>
+      <w:proofErr w:type="spellEnd"/>
+      <w:r>
+        <w:t xml:space="preserve"> ještě </w:t>
+      </w:r>
+      <w:proofErr w:type="spellStart"/>
+      <w:r>
+        <w:t>neco</w:t>
+      </w:r>
+      <w:proofErr w:type="spellEnd"/>
+    </w:p>
+    <w:p>
+      <w:pPr>
+        <w:jc w:val="left"/>
+      </w:pPr>
+      <w:r>
+        <w:br w:type="page"/>
+      </w:r>
+    </w:p>
+    <w:p>
+      <w:pPr>
+        <w:jc w:val="left"/>
+      </w:pPr>
+    </w:p>
+    <w:p>
+      <w:pPr>
+        <w:pStyle w:val="Nadpis2"/>
+      </w:pPr>
+      <w:r>
+        <w:t>Technologie</w:t>
+      </w:r>
+      <w:bookmarkEnd w:id="3"/>
+    </w:p>
+    <w:p>
+      <w:pPr>
+        <w:pStyle w:val="Nadpis3"/>
+      </w:pPr>
+      <w:bookmarkStart w:id="8" w:name="_Toc187827154"/>
+      <w:proofErr w:type="spellStart"/>
+      <w:r>
+        <w:t>Visual</w:t>
+      </w:r>
+      <w:proofErr w:type="spellEnd"/>
+      <w:r>
+        <w:t xml:space="preserve"> Studio </w:t>
+      </w:r>
+      <w:proofErr w:type="spellStart"/>
+      <w:r>
+        <w:t>Code</w:t>
+      </w:r>
+      <w:bookmarkEnd w:id="8"/>
+      <w:proofErr w:type="spellEnd"/>
+    </w:p>
+    <w:p>
+      <w:pPr>
+        <w:ind w:firstLine="708"/>
+      </w:pPr>
+      <w:proofErr w:type="spellStart"/>
+      <w:r>
+        <w:t>Visual</w:t>
+      </w:r>
+      <w:proofErr w:type="spellEnd"/>
+      <w:r>
+        <w:t xml:space="preserve"> Studio </w:t>
+      </w:r>
+      <w:proofErr w:type="spellStart"/>
+      <w:r>
+        <w:t>Code</w:t>
+      </w:r>
+      <w:proofErr w:type="spellEnd"/>
+      <w:r>
+        <w:t xml:space="preserve"> je lehký, ale výkonný editor zdrojového kódu, který běží na počítači a je k dispozici pro Windows, MacOS a Linux. Obsahuje integrovanou podporu pro JavaScript, </w:t>
+      </w:r>
+      <w:proofErr w:type="spellStart"/>
+      <w:r>
+        <w:t>TypeScript</w:t>
+      </w:r>
+      <w:proofErr w:type="spellEnd"/>
+      <w:r>
+        <w:t xml:space="preserve"> a Node.js a má bohatý ekosystém rozšíření pro další jazyky a moduly runtime (například C++, C#, Java, Python, PHP, Go, .NET).</w:t>
+      </w:r>
+      <w:r>
+        <w:t xml:space="preserve"> (4)</w:t>
+      </w:r>
+    </w:p>
+    <w:p>
+      <w:r>
+        <w:t>Vývojové prostředí jsem používal pro veškerou editaci kódu v projektu, dá se teda říct, že se jedná o hlavní stavební kámen mého projektu. Celý projekt jsem zde vytvořil.</w:t>
+      </w:r>
+    </w:p>
+    <w:p>
+      <w:pPr>
+        <w:pStyle w:val="Nadpis3"/>
+      </w:pPr>
+      <w:bookmarkStart w:id="9" w:name="_Toc187827155"/>
+      <w:r>
+        <w:t>Javascript</w:t>
+      </w:r>
+      <w:bookmarkEnd w:id="9"/>
+    </w:p>
+    <w:p>
+      <w:pPr>
+        <w:ind w:firstLine="708"/>
+        <w:jc w:val="left"/>
+      </w:pPr>
+      <w:r>
+        <w:t>JavaScript (JS) je skriptovací jazyk u</w:t>
       </w:r>
       <w:r>
         <w:t>r</w:t>
       </w:r>
       <w:r>
-        <w:t xml:space="preserve">ou jste se opravdu inspirovali. Zároveň to není jen </w:t>
-      </w:r>
-      <w:r>
-        <w:t xml:space="preserve">o dalších “produktech”. Můžete jako rešerši uvést různé studie, články, videa atd. Někoho k práci mohlo </w:t>
-      </w:r>
-      <w:r>
-        <w:t xml:space="preserve">inspirovat nějaké video, někdo si zase mohl najít, že </w:t>
-      </w:r>
-      <w:r>
-        <w:t>“</w:t>
-      </w:r>
-      <w:r>
-        <w:t>AR je na vzestupu</w:t>
-      </w:r>
-      <w:r>
-        <w:t>”,</w:t>
-      </w:r>
-      <w:r>
-        <w:t xml:space="preserve"> a proto volí tuto práci =&gt; všechny tyto informace jsou relevantní, a protože to ještě není přímo “vaše práce”, patří to sem</w:t>
-      </w:r>
-      <w:r>
-        <w:t xml:space="preserve">, stejně jako všechny teoretické koncepty a studie. </w:t>
-      </w:r>
-    </w:p>
-    <w:p>
-      <w:pPr>
-        <w:pStyle w:val="Normlntext"/>
-      </w:pPr>
-      <w:r>
-        <w:t xml:space="preserve">Rešerše může mít i </w:t>
+        <w:t xml:space="preserve">čený pro tvorbu moderních dynamických webů. Byl představen v devadesátých letech 20. století, jako reakce na klasické statické internetové stránky a otevřel prostor pro interaktivní webové aplikace i příjemnější uživatelské rozhraní doplněné animacemi a </w:t>
+      </w:r>
+      <w:proofErr w:type="gramStart"/>
+      <w:r>
+        <w:t>2D</w:t>
+      </w:r>
+      <w:proofErr w:type="gramEnd"/>
+      <w:r>
+        <w:t xml:space="preserve"> i </w:t>
+      </w:r>
+      <w:proofErr w:type="gramStart"/>
+      <w:r>
+        <w:t>3D</w:t>
+      </w:r>
+      <w:proofErr w:type="gramEnd"/>
+      <w:r>
+        <w:t xml:space="preserve"> grafikou. </w:t>
+      </w:r>
+      <w:r>
+        <w:t>(5)</w:t>
+      </w:r>
+    </w:p>
+    <w:p>
+      <w:pPr>
+        <w:jc w:val="left"/>
+      </w:pPr>
+      <w:r>
+        <w:t>Tento skriptovací jazyk jsem využil ke psaní veškeré logiky webové aplikace.</w:t>
+      </w:r>
+    </w:p>
+    <w:p>
+      <w:pPr>
+        <w:pStyle w:val="Nadpis3"/>
+      </w:pPr>
+      <w:bookmarkStart w:id="10" w:name="_Toc187827156"/>
+      <w:proofErr w:type="spellStart"/>
+      <w:r>
+        <w:t>React</w:t>
+      </w:r>
+      <w:bookmarkEnd w:id="10"/>
+      <w:proofErr w:type="spellEnd"/>
+    </w:p>
+    <w:p>
+      <w:pPr>
+        <w:ind w:firstLine="708"/>
+        <w:jc w:val="left"/>
+      </w:pPr>
+      <w:proofErr w:type="spellStart"/>
+      <w:r>
+        <w:t>React</w:t>
+      </w:r>
+      <w:proofErr w:type="spellEnd"/>
+      <w:r>
+        <w:t xml:space="preserve"> je </w:t>
+      </w:r>
+      <w:proofErr w:type="spellStart"/>
+      <w:r>
+        <w:t>JavaScriptová</w:t>
+      </w:r>
+      <w:proofErr w:type="spellEnd"/>
+      <w:r>
+        <w:t xml:space="preserve"> open-source knihovna sloužící ke tvorbě uživatelského rozhraní (User Interface), </w:t>
+      </w:r>
+      <w:r>
+        <w:t>neboli</w:t>
+      </w:r>
+      <w:r>
+        <w:t xml:space="preserve"> </w:t>
+      </w:r>
+      <w:proofErr w:type="spellStart"/>
+      <w:r>
+        <w:t>frontend</w:t>
+      </w:r>
+      <w:proofErr w:type="spellEnd"/>
+      <w:r>
+        <w:t>.</w:t>
+      </w:r>
+      <w:r>
+        <w:t xml:space="preserve"> </w:t>
+      </w:r>
+      <w:r>
+        <w:t xml:space="preserve">Tato knihovna, nikoli framework, umožňuje vývojářům efektivně vytvářet interaktivní, dynamický a responzivní </w:t>
+      </w:r>
+      <w:proofErr w:type="spellStart"/>
+      <w:r>
+        <w:t>frontend</w:t>
+      </w:r>
+      <w:proofErr w:type="spellEnd"/>
+      <w:r>
+        <w:t xml:space="preserve"> s důrazem na deklarativní přístup a komponenty, které lze snadno znovu použít a spravovat.</w:t>
+      </w:r>
+      <w:r>
+        <w:t xml:space="preserve"> (6)</w:t>
+      </w:r>
+    </w:p>
+    <w:p>
+      <w:pPr>
+        <w:jc w:val="left"/>
+      </w:pPr>
+      <w:r>
+        <w:t xml:space="preserve">Knihovnu </w:t>
+      </w:r>
+      <w:proofErr w:type="spellStart"/>
+      <w:r>
+        <w:t>React</w:t>
+      </w:r>
+      <w:proofErr w:type="spellEnd"/>
+      <w:r>
+        <w:t xml:space="preserve"> jsem využíval díky dobrým předchozím zkušenostem v tvorbě. Ve webové aplikaci využívám její výhody, např. komponentová architektura, která mi absolutně vyhovovala ve vývoji.</w:t>
+      </w:r>
+    </w:p>
+    <w:p>
+      <w:pPr>
+        <w:pStyle w:val="Nadpis3"/>
+      </w:pPr>
+      <w:bookmarkStart w:id="11" w:name="_Toc187827157"/>
+      <w:r>
+        <w:t>Vite.js</w:t>
+      </w:r>
+      <w:bookmarkEnd w:id="11"/>
+    </w:p>
+    <w:p>
+      <w:pPr>
+        <w:ind w:firstLine="708"/>
+        <w:jc w:val="left"/>
+      </w:pPr>
+      <w:r>
+        <w:t xml:space="preserve">Vite.js je moderní a inovativní nástroj pro vývojáře, který výrazně zjednodušuje proces vývoje webových aplikací a nabízí vysokou rychlost načítání. Od svého uvedení na trh se </w:t>
+      </w:r>
+      <w:proofErr w:type="spellStart"/>
+      <w:r>
+        <w:t>Vite</w:t>
+      </w:r>
+      <w:proofErr w:type="spellEnd"/>
+      <w:r>
+        <w:t xml:space="preserve"> stala jedním z nejpopulárnějších </w:t>
+      </w:r>
+      <w:proofErr w:type="spellStart"/>
+      <w:r>
+        <w:t>JavaScriptových</w:t>
+      </w:r>
+      <w:proofErr w:type="spellEnd"/>
+      <w:r>
+        <w:t xml:space="preserve"> </w:t>
+      </w:r>
+      <w:proofErr w:type="spellStart"/>
+      <w:r>
+        <w:t>buildovacích</w:t>
+      </w:r>
+      <w:proofErr w:type="spellEnd"/>
+      <w:r>
+        <w:t xml:space="preserve"> nástrojů a získala si důvěru a obdiv komunity vývojářů</w:t>
+      </w:r>
+      <w:r>
+        <w:t>. (7)</w:t>
+      </w:r>
+    </w:p>
+    <w:p>
+      <w:pPr>
+        <w:jc w:val="left"/>
+      </w:pPr>
+      <w:r>
+        <w:t>Vite.js mi v projektu sloužil jako nástroj pro vývoj a budování aplikace v reálném čase. V projektu mi Vite.js šetřil i čas tím, že vlastní funkci HMR neboli okamžité načítaní změň.</w:t>
+      </w:r>
+    </w:p>
+    <w:p>
+      <w:pPr>
+        <w:pStyle w:val="Nadpis3"/>
+      </w:pPr>
+      <w:bookmarkStart w:id="12" w:name="_Toc187827158"/>
+      <w:r>
+        <w:t>Spline</w:t>
+      </w:r>
+      <w:bookmarkEnd w:id="12"/>
+    </w:p>
+    <w:p>
+      <w:pPr>
+        <w:ind w:firstLine="708"/>
+      </w:pPr>
+      <w:r>
+        <w:t>Spline poskytuje komplexní sadu nástrojů pro 3D modelování, animace a interaktivní zážitky. Jeho webová povaha umožňuje bezproblémovou spolupráci v reálném čase, takže je ideální volbou pro týmy i jednotlivce, kteří chtějí vytvářet úžasné 3D návrhy bez nutnosti instalovat složitý software.</w:t>
+      </w:r>
+      <w:r>
+        <w:t xml:space="preserve"> (8)</w:t>
+      </w:r>
+    </w:p>
+    <w:p>
+      <w:r>
+        <w:t>Spline je úžasný software, který mi ulehčoval práci s 3D modely. Nejen, že umožňuje budování vlastních modelů, ale je zde i komunita odkud si můžete „remixovat“ model a upravit si jej jakkoliv. Dále také nabízí přehledné exportování do webové aplikace.</w:t>
+      </w:r>
+    </w:p>
+    <w:p>
+      <w:pPr>
+        <w:pStyle w:val="Nadpis3"/>
+      </w:pPr>
+      <w:bookmarkStart w:id="13" w:name="_Toc187827159"/>
+      <w:proofErr w:type="spellStart"/>
+      <w:r>
+        <w:t>Github</w:t>
+      </w:r>
+      <w:bookmarkEnd w:id="13"/>
+      <w:proofErr w:type="spellEnd"/>
+    </w:p>
+    <w:p>
+      <w:pPr>
+        <w:jc w:val="left"/>
+      </w:pPr>
+      <w:r>
+        <w:t xml:space="preserve">GitHub je webová služba, která slouží jako hostitelský systém pro </w:t>
+      </w:r>
+      <w:proofErr w:type="spellStart"/>
+      <w:r>
+        <w:t>repozitáře</w:t>
+      </w:r>
+      <w:proofErr w:type="spellEnd"/>
+      <w:r>
+        <w:t xml:space="preserve"> Git, umožňující uživatelům ukládat, spravovat, sledovat a sdílet svůj kódový základ. Samozřejmě, že uživatelé mohou </w:t>
+      </w:r>
+      <w:r>
+        <w:lastRenderedPageBreak/>
+        <w:t>pracovat na lokálním počítači se svými oblíbenými nástroji. Kód je pak synchronizován z lokálního počítače do centrálního úložiště</w:t>
+      </w:r>
+      <w:r>
+        <w:t>. (9)</w:t>
+      </w:r>
+    </w:p>
+    <w:p>
+      <w:pPr>
+        <w:jc w:val="left"/>
+      </w:pPr>
+      <w:r>
+        <w:t>Službu GitHub jsem využíval společně s aplikací GitHub Desktop, pomocí které jsem byl schopen ukládat kód nejen do svého počítače, ale i si jej zálohovat a popřípadě se k němu dostat z jiného zařízení.</w:t>
+      </w:r>
+    </w:p>
+    <w:p>
+      <w:pPr>
+        <w:pStyle w:val="Nadpis3"/>
+        <w:rPr>
+          <w:color w:val="EE0000"/>
+        </w:rPr>
+      </w:pPr>
+      <w:bookmarkStart w:id="14" w:name="_Toc187827160"/>
+      <w:proofErr w:type="spellStart"/>
+      <w:r>
+        <w:rPr>
+          <w:color w:val="EE0000"/>
+        </w:rPr>
+        <w:t>Supabase</w:t>
+      </w:r>
+      <w:bookmarkEnd w:id="14"/>
+      <w:proofErr w:type="spellEnd"/>
+      <w:r>
+        <w:rPr>
+          <w:color w:val="EE0000"/>
+        </w:rPr>
+        <w:t xml:space="preserve"> ------ </w:t>
+      </w:r>
+      <w:proofErr w:type="spellStart"/>
+      <w:r>
+        <w:rPr>
+          <w:color w:val="EE0000"/>
+        </w:rPr>
+        <w:t>firebase</w:t>
+      </w:r>
+      <w:proofErr w:type="spellEnd"/>
+    </w:p>
+    <w:p>
+      <w:pPr>
+        <w:jc w:val="left"/>
+        <w:rPr>
+          <w:color w:val="EE0000"/>
+        </w:rPr>
+      </w:pPr>
+      <w:proofErr w:type="spellStart"/>
+      <w:r>
+        <w:rPr>
+          <w:color w:val="EE0000"/>
+        </w:rPr>
+        <w:t>Supabase</w:t>
+      </w:r>
+      <w:proofErr w:type="spellEnd"/>
+      <w:r>
+        <w:rPr>
+          <w:color w:val="EE0000"/>
+        </w:rPr>
+        <w:t xml:space="preserve"> je open-source databázová infrastruktura postavená na </w:t>
+      </w:r>
+      <w:proofErr w:type="spellStart"/>
+      <w:r>
+        <w:rPr>
+          <w:color w:val="EE0000"/>
+        </w:rPr>
+        <w:t>PostgreSQL</w:t>
+      </w:r>
+      <w:proofErr w:type="spellEnd"/>
+      <w:r>
+        <w:rPr>
+          <w:color w:val="EE0000"/>
+        </w:rPr>
+        <w:t xml:space="preserve">. Pomocí jednoduchého nastavení a uživatelského rozhraní </w:t>
+      </w:r>
+      <w:proofErr w:type="spellStart"/>
+      <w:r>
+        <w:rPr>
+          <w:color w:val="EE0000"/>
+        </w:rPr>
+        <w:t>Supabase</w:t>
+      </w:r>
+      <w:proofErr w:type="spellEnd"/>
+      <w:r>
+        <w:rPr>
+          <w:color w:val="EE0000"/>
+        </w:rPr>
+        <w:t xml:space="preserve"> mohou uživatelé rychle vytvořit kompletní webový a mobilní </w:t>
+      </w:r>
+      <w:proofErr w:type="spellStart"/>
+      <w:r>
+        <w:rPr>
+          <w:color w:val="EE0000"/>
+        </w:rPr>
+        <w:t>backend</w:t>
+      </w:r>
+      <w:proofErr w:type="spellEnd"/>
+      <w:r>
+        <w:rPr>
+          <w:color w:val="EE0000"/>
+        </w:rPr>
+        <w:t xml:space="preserve"> a skutečně se soustředit na budování svého produktu během několika minut, aniž by se museli zabývat příliš složitými datovými strukturami. (10)</w:t>
+      </w:r>
+    </w:p>
+    <w:p>
+      <w:pPr>
+        <w:jc w:val="left"/>
+        <w:rPr>
+          <w:color w:val="EE0000"/>
+        </w:rPr>
+      </w:pPr>
+      <w:proofErr w:type="spellStart"/>
+      <w:r>
+        <w:rPr>
+          <w:color w:val="EE0000"/>
+        </w:rPr>
+        <w:t>Supabase</w:t>
+      </w:r>
+      <w:proofErr w:type="spellEnd"/>
+      <w:r>
+        <w:rPr>
+          <w:color w:val="EE0000"/>
+        </w:rPr>
+        <w:t xml:space="preserve"> jsem v projektu využil k databázi, která zpracovává různé části </w:t>
+      </w:r>
+      <w:proofErr w:type="spellStart"/>
+      <w:r>
+        <w:rPr>
+          <w:color w:val="EE0000"/>
+        </w:rPr>
+        <w:t>backendu</w:t>
+      </w:r>
+      <w:proofErr w:type="spellEnd"/>
+      <w:r>
+        <w:rPr>
+          <w:color w:val="EE0000"/>
+        </w:rPr>
+        <w:t xml:space="preserve"> od přihlašování až po interaktivní úkoly. </w:t>
+      </w:r>
+      <w:proofErr w:type="spellStart"/>
+      <w:r>
+        <w:rPr>
+          <w:color w:val="EE0000"/>
+        </w:rPr>
+        <w:t>Supabase</w:t>
+      </w:r>
+      <w:proofErr w:type="spellEnd"/>
+      <w:r>
+        <w:rPr>
+          <w:color w:val="EE0000"/>
+        </w:rPr>
+        <w:t xml:space="preserve"> je alternativou </w:t>
+      </w:r>
+      <w:proofErr w:type="spellStart"/>
+      <w:r>
+        <w:rPr>
+          <w:color w:val="EE0000"/>
+        </w:rPr>
+        <w:t>Firebase</w:t>
+      </w:r>
+      <w:proofErr w:type="spellEnd"/>
+      <w:r>
+        <w:rPr>
+          <w:color w:val="EE0000"/>
+        </w:rPr>
+        <w:t xml:space="preserve">, rozhodl jsem se využít právě </w:t>
+      </w:r>
+      <w:proofErr w:type="spellStart"/>
+      <w:r>
+        <w:rPr>
+          <w:color w:val="EE0000"/>
+        </w:rPr>
+        <w:t>Supabase</w:t>
+      </w:r>
+      <w:proofErr w:type="spellEnd"/>
+      <w:r>
+        <w:rPr>
+          <w:color w:val="EE0000"/>
+        </w:rPr>
+        <w:t xml:space="preserve"> pro její jednoduchost a lepší zkušeností.</w:t>
+      </w:r>
+    </w:p>
+    <w:p>
+      <w:pPr>
+        <w:pStyle w:val="Nadpis3"/>
+      </w:pPr>
+      <w:bookmarkStart w:id="15" w:name="_Toc187827161"/>
+      <w:proofErr w:type="spellStart"/>
+      <w:r>
+        <w:t>removebg</w:t>
+      </w:r>
+      <w:bookmarkEnd w:id="15"/>
+      <w:proofErr w:type="spellEnd"/>
+    </w:p>
+    <w:p>
+      <w:pPr>
+        <w:jc w:val="left"/>
+      </w:pPr>
+      <w:r>
+        <w:t>Remove.</w:t>
+      </w:r>
+      <w:r>
+        <w:t>bg</w:t>
+      </w:r>
+      <w:r>
+        <w:t xml:space="preserve"> je fantastická webová platforma pro každého, kdo chce rychle odstranit pozadí ze svých obrázků.</w:t>
+      </w:r>
+      <w:r>
+        <w:t xml:space="preserve"> (11)</w:t>
+      </w:r>
+    </w:p>
+    <w:p>
+      <w:pPr>
+        <w:pStyle w:val="Nadpis3"/>
+      </w:pPr>
+      <w:bookmarkStart w:id="16" w:name="_Toc187827162"/>
+      <w:proofErr w:type="spellStart"/>
+      <w:r>
+        <w:t>Pinterest</w:t>
+      </w:r>
+      <w:bookmarkEnd w:id="16"/>
+      <w:proofErr w:type="spellEnd"/>
+    </w:p>
+    <w:p>
+      <w:pPr>
+        <w:jc w:val="left"/>
+      </w:pPr>
+      <w:proofErr w:type="spellStart"/>
+      <w:r>
+        <w:t>Pinterest</w:t>
+      </w:r>
+      <w:proofErr w:type="spellEnd"/>
+      <w:r>
+        <w:t xml:space="preserve"> je americká sociální mediální služba pro publikování a objevování informac</w:t>
+      </w:r>
+      <w:r>
+        <w:t>í</w:t>
+      </w:r>
+      <w:r>
+        <w:t xml:space="preserve"> ve formě </w:t>
+      </w:r>
+      <w:proofErr w:type="spellStart"/>
+      <w:r>
+        <w:t>pinboardů</w:t>
+      </w:r>
+      <w:proofErr w:type="spellEnd"/>
+      <w:r>
+        <w:t>, mezi něž patří recepty, domov, styl, motivace a inspirace na internetu pomocí sdílení obrázků</w:t>
+      </w:r>
+      <w:r>
+        <w:t>. (12)</w:t>
+      </w:r>
+    </w:p>
+    <w:p>
+      <w:pPr>
+        <w:jc w:val="left"/>
+      </w:pPr>
+      <w:proofErr w:type="spellStart"/>
+      <w:r>
+        <w:t>Pinterest</w:t>
+      </w:r>
+      <w:proofErr w:type="spellEnd"/>
+      <w:r>
+        <w:t xml:space="preserve"> jsem využíval pro inspiraci při vytváření různých designů ve webové aplikaci.</w:t>
+      </w:r>
+    </w:p>
+    <w:p>
+      <w:pPr>
+        <w:pStyle w:val="Nadpis3"/>
+      </w:pPr>
+      <w:bookmarkStart w:id="17" w:name="_Toc187827163"/>
+      <w:proofErr w:type="spellStart"/>
+      <w:r>
+        <w:t>ChatGPT</w:t>
+      </w:r>
+      <w:bookmarkEnd w:id="17"/>
+      <w:proofErr w:type="spellEnd"/>
+    </w:p>
+    <w:p>
+      <w:pPr>
+        <w:jc w:val="left"/>
+      </w:pPr>
+      <w:proofErr w:type="spellStart"/>
+      <w:r>
+        <w:t>ChatGPT</w:t>
+      </w:r>
+      <w:proofErr w:type="spellEnd"/>
+      <w:r>
+        <w:t xml:space="preserve"> je </w:t>
       </w:r>
       <w:r>
         <w:rPr>
           <w:b/>
-        </w:rPr>
-        <w:t>několik stránek</w:t>
-      </w:r>
-      <w:r>
-        <w:t>. Text</w:t>
-      </w:r>
-      <w:r>
-        <w:t xml:space="preserve"> rozděl</w:t>
-      </w:r>
-      <w:r>
-        <w:t>te</w:t>
-      </w:r>
-      <w:r>
-        <w:t xml:space="preserve"> do jednotlivých podkapitol podle zvolených „konkurenčních“ produktů. NEPOUŽÍVEJTE však více jak 3 úrovně kapitol (tj. 1.1.1 ještě ano, 1.1.1.1 už ne).</w:t>
-      </w:r>
+          <w:bCs/>
+        </w:rPr>
+        <w:t>technologií umělé inteligence</w:t>
+      </w:r>
+      <w:r>
+        <w:t xml:space="preserve"> od společností </w:t>
+      </w:r>
+      <w:proofErr w:type="spellStart"/>
+      <w:r>
+        <w:t>OpenAI</w:t>
+      </w:r>
+      <w:proofErr w:type="spellEnd"/>
+      <w:r>
+        <w:t>, který využívá nejmodernější algoritmy pro zpracovávání přirozeného jazyka k vytváření smysluplného textu. Tato technologie je určena k </w:t>
+      </w:r>
+      <w:r>
+        <w:rPr>
+          <w:b/>
+          <w:bCs/>
+        </w:rPr>
+        <w:t>automatizaci konverzací a generování textových odpovědí</w:t>
+      </w:r>
+      <w:r>
+        <w:t> na různé otázky a úkoly.</w:t>
+      </w:r>
+      <w:r>
+        <w:t xml:space="preserve"> (13)</w:t>
+      </w:r>
+    </w:p>
+    <w:p>
+      <w:pPr>
+        <w:jc w:val="left"/>
+      </w:pPr>
+      <w:proofErr w:type="spellStart"/>
+      <w:r>
+        <w:t>ChatGPT</w:t>
+      </w:r>
+      <w:proofErr w:type="spellEnd"/>
+      <w:r>
+        <w:t xml:space="preserve"> jsem používal pro generaci kódu ve svém projektu, používal jsem jej i jako pomocníka s designem, s vyhledáváním informací či dokonce i problémy s databázi. </w:t>
+      </w:r>
+    </w:p>
+    <w:p>
+      <w:pPr>
+        <w:pStyle w:val="Nadpis3"/>
+      </w:pPr>
+      <w:bookmarkStart w:id="18" w:name="_Toc187827164"/>
+      <w:proofErr w:type="spellStart"/>
+      <w:r>
+        <w:t>Copilot</w:t>
+      </w:r>
+      <w:bookmarkEnd w:id="18"/>
+      <w:proofErr w:type="spellEnd"/>
+    </w:p>
+    <w:p>
+      <w:r>
+        <w:t xml:space="preserve">GitHub </w:t>
+      </w:r>
+      <w:proofErr w:type="spellStart"/>
+      <w:r>
+        <w:t>Copilot</w:t>
+      </w:r>
+      <w:proofErr w:type="spellEnd"/>
+      <w:r>
+        <w:t xml:space="preserve"> je partner pro kódování AI, který během psaní kódu poskytuje návrhy automatického dokončování. Získejte návrhy zadáním kódu nebo jeho popisem v přirozeném jazyce. </w:t>
+      </w:r>
+      <w:proofErr w:type="spellStart"/>
+      <w:r>
+        <w:t>Copilot</w:t>
+      </w:r>
+      <w:proofErr w:type="spellEnd"/>
+      <w:r>
+        <w:t xml:space="preserve"> analyzuje váš soubor a související soubory a nabízí návrhy v textovém editoru. Používá </w:t>
+      </w:r>
+      <w:proofErr w:type="spellStart"/>
+      <w:r>
+        <w:t>OpenAI</w:t>
+      </w:r>
+      <w:proofErr w:type="spellEnd"/>
       <w:r>
         <w:t xml:space="preserve"> </w:t>
       </w:r>
-      <w:r>
-        <w:t xml:space="preserve">Na text odstavců použijte předpřipravený styl s názvem </w:t>
-      </w:r>
-      <w:r>
-        <w:rPr>
-          <w:b/>
-          <w:i/>
-        </w:rPr>
-        <w:t>Normální text</w:t>
+      <w:proofErr w:type="spellStart"/>
+      <w:r>
+        <w:t>Codex</w:t>
+      </w:r>
+      <w:proofErr w:type="spellEnd"/>
+      <w:r>
+        <w:t xml:space="preserve">, nový systém AI vyvinutý </w:t>
+      </w:r>
+      <w:proofErr w:type="spellStart"/>
+      <w:r>
+        <w:t>OpenAI</w:t>
+      </w:r>
+      <w:proofErr w:type="spellEnd"/>
+      <w:r>
+        <w:t>, který pomáhá odvodit kontext z napsaného kódu a komentářů a pak navrhuje nové řádky nebo celé funkce.</w:t>
+      </w:r>
+      <w:r>
+        <w:t xml:space="preserve"> (14)</w:t>
+      </w:r>
+    </w:p>
+    <w:p>
+      <w:proofErr w:type="spellStart"/>
+      <w:r>
+        <w:t>Copilot</w:t>
+      </w:r>
+      <w:proofErr w:type="spellEnd"/>
+      <w:r>
+        <w:t xml:space="preserve"> jsem využíval ve svém kódovém prostředí jako pomocníka ve tvoření jakékoliv obsahu, ať už šlo o </w:t>
+      </w:r>
+      <w:proofErr w:type="spellStart"/>
+      <w:r>
+        <w:t>frontend</w:t>
+      </w:r>
+      <w:proofErr w:type="spellEnd"/>
+      <w:r>
+        <w:t xml:space="preserve"> či </w:t>
+      </w:r>
+      <w:proofErr w:type="spellStart"/>
+      <w:r>
+        <w:t>backend</w:t>
+      </w:r>
+      <w:proofErr w:type="spellEnd"/>
+      <w:r>
+        <w:t>. Dokáže najít chybu, kde ji člověk snadno přehlídce či za Vás udělat potřebné funkce.</w:t>
+      </w:r>
+    </w:p>
+    <w:p>
+      <w:pPr>
+        <w:pStyle w:val="Nadpis3"/>
+      </w:pPr>
+      <w:bookmarkStart w:id="19" w:name="_Toc187827165"/>
+      <w:proofErr w:type="spellStart"/>
+      <w:r>
+        <w:t>Figma</w:t>
+      </w:r>
+      <w:bookmarkEnd w:id="19"/>
+      <w:proofErr w:type="spellEnd"/>
+    </w:p>
+    <w:p>
+      <w:proofErr w:type="spellStart"/>
+      <w:r>
+        <w:t>Figma</w:t>
+      </w:r>
+      <w:proofErr w:type="spellEnd"/>
+      <w:r>
+        <w:t xml:space="preserve"> Design slouží k vytváření, sdílení a testování návrhů webových stránek, mobilních aplikací a dalších digitálních produktů a zážitků. Je to oblíbený nástroj pro návrháře, produktové manažery, autory a vývojáře a pomáhá všem, kteří se podílejí na procesu navrhování, přispívat, poskytovat zpětnou vazbu a rychleji přijímat lepší rozhodnutí.</w:t>
+      </w:r>
+      <w:r>
+        <w:t xml:space="preserve"> (15)</w:t>
+      </w:r>
+    </w:p>
+    <w:p>
+      <w:r>
+        <w:lastRenderedPageBreak/>
+        <w:t xml:space="preserve">Webovou aplikaci </w:t>
+      </w:r>
+      <w:proofErr w:type="spellStart"/>
+      <w:r>
+        <w:t>Figma</w:t>
+      </w:r>
+      <w:proofErr w:type="spellEnd"/>
+      <w:r>
+        <w:t xml:space="preserve"> jsem využíval pro všechny svoje designy, kde jsem různě ladil barvy, detaily, obecné rozložení stránky a skoro všechny nápady, které jsem si potřeboval rychle vizualizovat.</w:t>
+      </w:r>
+    </w:p>
+    <w:p>
+      <w:pPr>
+        <w:pStyle w:val="Nadpis3"/>
+      </w:pPr>
+      <w:bookmarkStart w:id="20" w:name="_Toc187827166"/>
+      <w:proofErr w:type="spellStart"/>
+      <w:r>
+        <w:t>LottieFiles</w:t>
+      </w:r>
+      <w:bookmarkEnd w:id="20"/>
+      <w:proofErr w:type="spellEnd"/>
+    </w:p>
+    <w:p>
+      <w:proofErr w:type="spellStart"/>
+      <w:r>
+        <w:t>L</w:t>
+      </w:r>
+      <w:r>
+        <w:t>ottie</w:t>
+      </w:r>
+      <w:proofErr w:type="spellEnd"/>
+      <w:r>
+        <w:t xml:space="preserve"> je </w:t>
+      </w:r>
+      <w:r>
+        <w:t>výkonný webový animační nástroj určený k vytváření velmi lehkých, vysoce přizpůsobitelných a interaktivních animací pro web, aplikace a sociální sítě.</w:t>
+      </w:r>
+      <w:r>
+        <w:t xml:space="preserve"> (16)</w:t>
+      </w:r>
+    </w:p>
+    <w:p>
+      <w:r>
+        <w:t xml:space="preserve">Službu </w:t>
+      </w:r>
+      <w:proofErr w:type="spellStart"/>
+      <w:r>
+        <w:t>LottieFiles</w:t>
+      </w:r>
+      <w:proofErr w:type="spellEnd"/>
+      <w:r>
+        <w:t xml:space="preserve"> jsem využil pro různé animace na své webové aplikaci, jedná se o stránku s mnoha zdarma animacemi, které lze jednoduše implementovat do každého projektu</w:t>
+      </w:r>
+    </w:p>
+    <w:p>
+      <w:pPr>
+        <w:pStyle w:val="Nadpis3"/>
+      </w:pPr>
+      <w:bookmarkStart w:id="21" w:name="_Toc187827167"/>
+      <w:proofErr w:type="spellStart"/>
+      <w:r>
+        <w:t>React</w:t>
+      </w:r>
+      <w:proofErr w:type="spellEnd"/>
+      <w:r>
+        <w:t xml:space="preserve"> </w:t>
+      </w:r>
+      <w:proofErr w:type="spellStart"/>
+      <w:r>
+        <w:t>Icons</w:t>
+      </w:r>
+      <w:bookmarkEnd w:id="21"/>
+      <w:proofErr w:type="spellEnd"/>
+    </w:p>
+    <w:p>
+      <w:proofErr w:type="spellStart"/>
+      <w:r>
+        <w:t>React</w:t>
+      </w:r>
+      <w:proofErr w:type="spellEnd"/>
+      <w:r>
+        <w:t xml:space="preserve"> </w:t>
+      </w:r>
+      <w:proofErr w:type="spellStart"/>
+      <w:r>
+        <w:t>Icons</w:t>
+      </w:r>
+      <w:proofErr w:type="spellEnd"/>
+      <w:r>
+        <w:t xml:space="preserve"> je výkonná knihovna, která poskytuje přístupné ikony SVG pro aplikace </w:t>
+      </w:r>
+      <w:proofErr w:type="spellStart"/>
+      <w:r>
+        <w:t>React</w:t>
+      </w:r>
+      <w:proofErr w:type="spellEnd"/>
+      <w:r>
+        <w:t xml:space="preserve"> a do vašich projektů bez problémů integruje populární sady ikon, jako jsou Font </w:t>
+      </w:r>
+      <w:proofErr w:type="spellStart"/>
+      <w:r>
+        <w:t>Awesome</w:t>
+      </w:r>
+      <w:proofErr w:type="spellEnd"/>
+      <w:r>
+        <w:t xml:space="preserve">, </w:t>
+      </w:r>
+      <w:proofErr w:type="spellStart"/>
+      <w:r>
+        <w:t>Material</w:t>
+      </w:r>
+      <w:proofErr w:type="spellEnd"/>
+      <w:r>
+        <w:t xml:space="preserve"> Design, UI design</w:t>
+      </w:r>
+      <w:r>
+        <w:t xml:space="preserve"> atd</w:t>
       </w:r>
       <w:r>
         <w:t>.</w:t>
       </w:r>
-    </w:p>
-    <w:p>
-      <w:pPr>
-        <w:pStyle w:val="Normlntext"/>
-      </w:pPr>
-      <w:r>
-        <w:t xml:space="preserve">Nezapomeňte citovat zdroje, ze kterých jste čerpali informace k jednotlivým konkurenčním produktům. Použijte </w:t>
-      </w:r>
-      <w:r>
-        <w:rPr>
-          <w:b/>
-        </w:rPr>
-        <w:t>citační normu ISO 690</w:t>
-      </w:r>
-      <w:r>
-        <w:t xml:space="preserve"> (z takto vytvořených zdrojů se pak na konci práce generuje seznam literatury). Využijte možnost textového editoru vkládat a spravovat prameny (Reference -&gt; Citace a bibliografie).</w:t>
+      <w:r>
+        <w:t xml:space="preserve"> (17)</w:t>
+      </w:r>
+    </w:p>
+    <w:p>
+      <w:proofErr w:type="spellStart"/>
+      <w:r>
+        <w:t>React</w:t>
+      </w:r>
+      <w:proofErr w:type="spellEnd"/>
+      <w:r>
+        <w:t xml:space="preserve"> </w:t>
+      </w:r>
+      <w:proofErr w:type="spellStart"/>
+      <w:r>
+        <w:t>Icons</w:t>
+      </w:r>
+      <w:proofErr w:type="spellEnd"/>
+      <w:r>
+        <w:t xml:space="preserve"> jsou ikony, které posouvají design webu dopředu. Je zde několik set tisíc ikon, které můžete využít. </w:t>
       </w:r>
     </w:p>
     <w:p>
       <w:pPr>
         <w:pStyle w:val="Nadpis3"/>
       </w:pPr>
-      <w:bookmarkStart w:id="3" w:name="_Toc207880538"/>
-      <w:r>
-        <w:t>Produkt X</w:t>
-      </w:r>
-      <w:bookmarkEnd w:id="3"/>
-    </w:p>
-    <w:p>
-      <w:pPr>
-        <w:pStyle w:val="Normlntext"/>
-      </w:pPr>
-      <w:r>
-        <w:t xml:space="preserve">Sem napište popis jednoho produktu, který vás inspiroval, doplněný o obrázky, grafy, tabulky, </w:t>
-      </w:r>
-      <w:r>
-        <w:t>citace</w:t>
-      </w:r>
-      <w:r>
-        <w:t xml:space="preserve"> apod.</w:t>
-      </w:r>
-    </w:p>
-    <w:p>
-      <w:pPr>
-        <w:pStyle w:val="Normlntext"/>
-        <w:keepNext/>
-        <w:jc w:val="center"/>
-      </w:pPr>
-      <w:r>
-        <w:rPr>
-          <w:noProof/>
-        </w:rPr>
-        <w:pict w14:anchorId="57EE7217">
-          <v:shapetype id="_x0000_t75" coordsize="21600,21600" o:spt="75" o:preferrelative="t" path="m@4@5l@4@11@9@11@9@5xe" filled="f" stroked="f">
-            <v:stroke joinstyle="miter"/>
-            <v:formulas>
-              <v:f eqn="if lineDrawn pixelLineWidth 0"/>
-              <v:f eqn="sum @0 1 0"/>
-              <v:f eqn="sum 0 0 @1"/>
-              <v:f eqn="prod @2 1 2"/>
-              <v:f eqn="prod @3 21600 pixelWidth"/>
-              <v:f eqn="prod @3 21600 pixelHeight"/>
-              <v:f eqn="sum @0 0 1"/>
-              <v:f eqn="prod @6 1 2"/>
-              <v:f eqn="prod @7 21600 pixelWidth"/>
-              <v:f eqn="sum @8 21600 0"/>
-              <v:f eqn="prod @7 21600 pixelHeight"/>
-              <v:f eqn="sum @10 21600 0"/>
-            </v:formulas>
-            <v:path o:extrusionok="f" gradientshapeok="t" o:connecttype="rect"/>
-            <o:lock v:ext="edit" aspectratio="t"/>
-          </v:shapetype>
-          <v:shape id="_x0000_i1025" type="#_x0000_t75" alt="" style="width:81.4pt;height:81.4pt;mso-width-percent:0;mso-height-percent:0;mso-width-percent:0;mso-height-percent:0">
-            <v:imagedata r:id="rId13" o:title="monitor_1"/>
-          </v:shape>
-        </w:pict>
-      </w:r>
-    </w:p>
-    <w:p>
-      <w:pPr>
-        <w:pStyle w:val="Titulek"/>
-        <w:jc w:val="center"/>
-      </w:pPr>
-      <w:bookmarkStart w:id="4" w:name="_Toc207880675"/>
-      <w:r>
-        <w:t xml:space="preserve">Obrázek </w:t>
-      </w:r>
-      <w:fldSimple w:instr=" SEQ Obrázek \* ARABIC ">
-        <w:r>
-          <w:rPr>
-            <w:noProof/>
-          </w:rPr>
-          <w:t>1</w:t>
-        </w:r>
-      </w:fldSimple>
-      <w:r>
-        <w:t>: Titulek k vzorovému obrázku</w:t>
-      </w:r>
-      <w:r>
-        <w:t xml:space="preserve">. </w:t>
-      </w:r>
-      <w:r>
-        <w:t xml:space="preserve">Zdroj: </w:t>
-      </w:r>
-      <w:r>
-        <w:t>(1)</w:t>
-      </w:r>
-      <w:bookmarkEnd w:id="4"/>
-    </w:p>
-    <w:p>
-      <w:pPr>
-        <w:pStyle w:val="Normlntext"/>
-        <w:jc w:val="left"/>
-      </w:pPr>
-    </w:p>
-    <w:p>
-      <w:pPr>
-        <w:pStyle w:val="Nadpis3"/>
-      </w:pPr>
-      <w:bookmarkStart w:id="5" w:name="_Toc207880539"/>
-      <w:r>
-        <w:t>Produkt Y</w:t>
-      </w:r>
-      <w:bookmarkEnd w:id="5"/>
-    </w:p>
-    <w:p>
-      <w:pPr>
-        <w:pStyle w:val="Normlntext"/>
-      </w:pPr>
-      <w:r>
-        <w:t xml:space="preserve">Sem napište popis dalšího produktu, který vás inspiroval, doplněný o obrázky, grafy, tabulky, </w:t>
-      </w:r>
-      <w:bookmarkStart w:id="6" w:name="_Int_3iMiiLW3"/>
-      <w:r>
-        <w:t>citace</w:t>
-      </w:r>
-      <w:bookmarkEnd w:id="6"/>
-      <w:r>
-        <w:t xml:space="preserve"> apod.</w:t>
-      </w:r>
-    </w:p>
-    <w:p>
-      <w:pPr>
-        <w:pStyle w:val="Titulek"/>
-        <w:keepNext/>
-        <w:jc w:val="center"/>
-      </w:pPr>
-      <w:bookmarkStart w:id="7" w:name="_Toc207880893"/>
-      <w:r>
-        <w:t xml:space="preserve">Tabulka </w:t>
-      </w:r>
-      <w:fldSimple w:instr=" SEQ Tabulka \* ARABIC ">
-        <w:r>
-          <w:rPr>
-            <w:noProof/>
-          </w:rPr>
-          <w:t>1</w:t>
-        </w:r>
-      </w:fldSimple>
-      <w:r>
-        <w:t>: Titulek k vzorové tabulce</w:t>
-      </w:r>
-      <w:r>
-        <w:t>. Zdroj: autor</w:t>
-      </w:r>
-      <w:bookmarkEnd w:id="7"/>
-    </w:p>
-    <w:tbl>
-      <w:tblPr>
-        <w:tblStyle w:val="Mkatabulky"/>
-        <w:tblW w:w="0" w:type="auto"/>
-        <w:jc w:val="center"/>
-        <w:tblLook w:val="04A0" w:firstRow="1" w:lastRow="0" w:firstColumn="1" w:lastColumn="0" w:noHBand="0" w:noVBand="1"/>
-      </w:tblPr>
-      <w:tblGrid>
-        <w:gridCol w:w="1279"/>
-        <w:gridCol w:w="1279"/>
-      </w:tblGrid>
-      <w:tr>
-        <w:trPr>
-          <w:jc w:val="center"/>
-        </w:trPr>
-        <w:tc>
-          <w:tcPr>
-            <w:tcW w:w="0" w:type="auto"/>
-          </w:tcPr>
-          <w:p>
-            <w:pPr>
-              <w:pStyle w:val="Normlntext"/>
-              <w:ind w:firstLine="0"/>
-              <w:jc w:val="center"/>
-            </w:pPr>
-            <w:r>
-              <w:t>text tabulky</w:t>
-            </w:r>
-          </w:p>
-        </w:tc>
-        <w:tc>
-          <w:tcPr>
-            <w:tcW w:w="0" w:type="auto"/>
-          </w:tcPr>
-          <w:p>
-            <w:pPr>
-              <w:pStyle w:val="Normlntext"/>
-              <w:ind w:firstLine="0"/>
-              <w:jc w:val="center"/>
-            </w:pPr>
-            <w:r>
-              <w:t>text tabulky</w:t>
-            </w:r>
-          </w:p>
-        </w:tc>
-      </w:tr>
-      <w:tr>
-        <w:trPr>
-          <w:jc w:val="center"/>
-        </w:trPr>
-        <w:tc>
-          <w:tcPr>
-            <w:tcW w:w="0" w:type="auto"/>
-          </w:tcPr>
-          <w:p>
-            <w:pPr>
-              <w:pStyle w:val="Normlntext"/>
-              <w:ind w:firstLine="0"/>
-              <w:jc w:val="center"/>
-            </w:pPr>
-            <w:r>
-              <w:t>text tabulky</w:t>
-            </w:r>
-          </w:p>
-        </w:tc>
-        <w:tc>
-          <w:tcPr>
-            <w:tcW w:w="0" w:type="auto"/>
-          </w:tcPr>
-          <w:p>
-            <w:pPr>
-              <w:pStyle w:val="Normlntext"/>
-              <w:ind w:firstLine="0"/>
-              <w:jc w:val="center"/>
-            </w:pPr>
-            <w:r>
-              <w:t>text tabulky</w:t>
-            </w:r>
-          </w:p>
-        </w:tc>
-      </w:tr>
-    </w:tbl>
-    <w:p>
-      <w:pPr>
-        <w:pStyle w:val="Normlntext"/>
-      </w:pPr>
-    </w:p>
-    <w:p>
-      <w:r>
-        <w:br w:type="page"/>
-      </w:r>
-    </w:p>
-    <w:p>
-      <w:pPr>
-        <w:pStyle w:val="Nadpis2"/>
-      </w:pPr>
-      <w:bookmarkStart w:id="8" w:name="_Toc207880540"/>
-      <w:r>
-        <w:lastRenderedPageBreak/>
-        <w:t>Technologie</w:t>
-      </w:r>
-      <w:bookmarkEnd w:id="8"/>
-    </w:p>
-    <w:p>
-      <w:pPr>
-        <w:pStyle w:val="Normlntext"/>
-      </w:pPr>
-      <w:r>
-        <w:t>S</w:t>
-      </w:r>
-      <w:r>
-        <w:t>em napište s</w:t>
-      </w:r>
-      <w:r>
-        <w:t>oupis všech technologií</w:t>
-      </w:r>
-      <w:r>
-        <w:t>.</w:t>
-      </w:r>
-      <w:r>
-        <w:t xml:space="preserve"> </w:t>
-      </w:r>
-    </w:p>
-    <w:p>
-      <w:pPr>
-        <w:pStyle w:val="Normlntext"/>
-      </w:pPr>
-      <w:r>
-        <w:rPr>
-          <w:highlight w:val="yellow"/>
-        </w:rPr>
-        <w:t>POKYNY</w:t>
-      </w:r>
-      <w:r>
-        <w:t xml:space="preserve">: Popište technologie, které budete nebo plánujete v projektu použít. Není to jen seznam jazyků, ale popis veškerých externích součástí (frameworků, </w:t>
-      </w:r>
-      <w:proofErr w:type="spellStart"/>
-      <w:r>
-        <w:t>enginů</w:t>
-      </w:r>
-      <w:proofErr w:type="spellEnd"/>
-      <w:r>
-        <w:t xml:space="preserve">, pluginů, jazyků, </w:t>
-      </w:r>
-      <w:r>
-        <w:t xml:space="preserve">AI, </w:t>
-      </w:r>
-      <w:r>
-        <w:t xml:space="preserve">…), které v práci využíváte. U každé technologie uveďte krátký popis a vysvětlení, k čemu tuto technologii ve vašem projektu přesně využijete. </w:t>
-      </w:r>
-      <w:r>
-        <w:t>V seznamu uveďte</w:t>
-      </w:r>
-      <w:r>
-        <w:t xml:space="preserve"> </w:t>
-      </w:r>
-      <w:r>
-        <w:rPr>
-          <w:b/>
-        </w:rPr>
-        <w:t>i použité technologie</w:t>
-      </w:r>
-      <w:r>
-        <w:rPr>
-          <w:b/>
-        </w:rPr>
-        <w:t xml:space="preserve"> AI</w:t>
-      </w:r>
-      <w:r>
-        <w:t>, které chcete</w:t>
-      </w:r>
-      <w:r>
-        <w:t xml:space="preserve"> v projektu</w:t>
-      </w:r>
-      <w:r>
-        <w:t xml:space="preserve"> využít.</w:t>
-      </w:r>
-    </w:p>
-    <w:p>
-      <w:pPr>
-        <w:pStyle w:val="Normlntext"/>
-      </w:pPr>
-      <w:r>
-        <w:t>Můžete zde rozebrat i technologie, které jste chtěli použít, ale nakonec jste si je nevybrali. Nezapomeňte vysvětlit, z jakých důvodů jste zvolili jinou cestu/alternativu.</w:t>
-      </w:r>
-    </w:p>
-    <w:p>
-      <w:pPr>
-        <w:pStyle w:val="Normlntext"/>
-      </w:pPr>
-      <w:r>
-        <w:t>Nezapomeňte citovat zdroje, ze kterých jste čerpali informace (tyto informace o dané technologii určitě nemáte z vlastní hlavy).</w:t>
-      </w:r>
-      <w:r>
-        <w:t xml:space="preserve"> Použijte </w:t>
-      </w:r>
-      <w:r>
-        <w:rPr>
-          <w:b/>
-        </w:rPr>
-        <w:t>citační normu ISO 690</w:t>
-      </w:r>
-      <w:r>
-        <w:t xml:space="preserve"> (z takto vytvořených zdrojů se pak na konci práce generuje seznam literatury)</w:t>
-      </w:r>
-      <w:r>
-        <w:t>.</w:t>
-      </w:r>
-      <w:r>
-        <w:t xml:space="preserve"> </w:t>
-      </w:r>
-      <w:r>
-        <w:t xml:space="preserve">Využijte možnost textového editoru </w:t>
-      </w:r>
-      <w:r>
-        <w:t>v</w:t>
-      </w:r>
-      <w:r>
-        <w:t>klád</w:t>
-      </w:r>
-      <w:r>
-        <w:t>at</w:t>
-      </w:r>
-      <w:r>
-        <w:t xml:space="preserve"> a spr</w:t>
-      </w:r>
-      <w:r>
-        <w:t>avovat</w:t>
-      </w:r>
-      <w:r>
-        <w:t xml:space="preserve"> pramen</w:t>
-      </w:r>
-      <w:r>
-        <w:t>y</w:t>
-      </w:r>
-      <w:r>
-        <w:t xml:space="preserve"> (Reference -&gt; Citace a bibliografie). </w:t>
-      </w:r>
-      <w:r>
-        <w:t xml:space="preserve">Na text odstavců použijte předpřipravený styl s názvem </w:t>
-      </w:r>
-      <w:r>
-        <w:rPr>
-          <w:b/>
-          <w:i/>
-        </w:rPr>
-        <w:t>Normální text</w:t>
-      </w:r>
-      <w:r>
-        <w:t>.</w:t>
-      </w:r>
-    </w:p>
-    <w:p>
-      <w:pPr>
-        <w:pStyle w:val="Nadpis3"/>
-      </w:pPr>
-      <w:bookmarkStart w:id="9" w:name="_Toc207880541"/>
-      <w:r>
-        <w:t>Technologie A</w:t>
-      </w:r>
-      <w:bookmarkEnd w:id="9"/>
-    </w:p>
-    <w:p>
-      <w:pPr>
-        <w:pStyle w:val="Normlntext"/>
-      </w:pPr>
-      <w:r>
-        <w:t xml:space="preserve">Sem napište popis jedné technologie, kterou chcete v práci použít. Na konci </w:t>
-      </w:r>
-      <w:r>
-        <w:t xml:space="preserve">popisu </w:t>
-      </w:r>
-      <w:r>
-        <w:t>uveďte citaci zdroj</w:t>
-      </w:r>
-      <w:r>
-        <w:t>ů</w:t>
-      </w:r>
-      <w:r>
-        <w:t>.</w:t>
-      </w:r>
-    </w:p>
-    <w:p>
-      <w:pPr>
-        <w:pStyle w:val="Nadpis3"/>
-      </w:pPr>
-      <w:bookmarkStart w:id="10" w:name="_Toc207880542"/>
-      <w:r>
-        <w:t>Technologie B</w:t>
-      </w:r>
-      <w:bookmarkEnd w:id="10"/>
-    </w:p>
-    <w:p>
-      <w:pPr>
-        <w:pStyle w:val="Normlntext"/>
-      </w:pPr>
-      <w:r>
-        <w:t xml:space="preserve">Sem napište popis další technologie, kterou chcete v práci použít. Na konci </w:t>
-      </w:r>
-      <w:r>
-        <w:t xml:space="preserve">popisu </w:t>
-      </w:r>
-      <w:r>
-        <w:t xml:space="preserve">opět </w:t>
-      </w:r>
-      <w:r>
-        <w:t>uveďte citaci zdroj</w:t>
-      </w:r>
-      <w:r>
-        <w:t>ů</w:t>
-      </w:r>
-      <w:r>
-        <w:t>.</w:t>
+      <w:bookmarkStart w:id="22" w:name="_Toc187827168"/>
+      <w:proofErr w:type="spellStart"/>
+      <w:r>
+        <w:t>Tailwind</w:t>
+      </w:r>
+      <w:proofErr w:type="spellEnd"/>
+      <w:r>
+        <w:t xml:space="preserve"> CSS</w:t>
+      </w:r>
+      <w:bookmarkEnd w:id="22"/>
+    </w:p>
+    <w:p>
+      <w:proofErr w:type="spellStart"/>
+      <w:r>
+        <w:t>Tailwind</w:t>
+      </w:r>
+      <w:proofErr w:type="spellEnd"/>
+      <w:r>
+        <w:t xml:space="preserve"> CSS je open-source framework, který slouží ke stylování webových stránek v jazyce HTML bez externího CSS. Je to framework zaměřený především na užitek a slouží k vytváření vlastních uživatelských rozhraní. Pomáhá nám vytvořit webové stránky, které se odlišují od ostatních. Své webové stránky můžete stylovat pomocí předdefinovaných užitkových tříd bez externího CSS</w:t>
+      </w:r>
+      <w:r>
+        <w:t>. (18)</w:t>
+      </w:r>
+    </w:p>
+    <w:p>
+      <w:proofErr w:type="spellStart"/>
+      <w:r>
+        <w:t>Tailwind</w:t>
+      </w:r>
+      <w:proofErr w:type="spellEnd"/>
+      <w:r>
+        <w:t xml:space="preserve"> jsem používal především ke stylování webové aplikace, jak od responzivního designu až po ladění barev a vytváření vlastních tříd.</w:t>
       </w:r>
     </w:p>
     <w:p>
@@ -3288,7 +3993,7 @@
         </w:pBdr>
         <w:ind w:left="431"/>
       </w:pPr>
-      <w:bookmarkStart w:id="11" w:name="_Toc207880543"/>
+      <w:bookmarkStart w:id="23" w:name="_Toc207880543"/>
       <w:r>
         <w:lastRenderedPageBreak/>
         <w:t>Praktická</w:t>
@@ -3296,7 +4001,7 @@
       <w:r>
         <w:t xml:space="preserve"> část</w:t>
       </w:r>
-      <w:bookmarkEnd w:id="11"/>
+      <w:bookmarkEnd w:id="23"/>
     </w:p>
     <w:p>
       <w:pPr>
@@ -3329,7 +4034,15 @@
         <w:t>POKYNY</w:t>
       </w:r>
       <w:r>
-        <w:t xml:space="preserve">: V této části dokumentu se nachází popis vaší vlastní práce. Rozdělte tuto kapitolu na podkapitoly, které rozebírají váš projekt. Použijte pokud možno chronologické dělení projektu (přesné členění je na vás). </w:t>
+        <w:t xml:space="preserve">: V této části dokumentu se nachází popis vaší vlastní práce. Rozdělte tuto kapitolu na podkapitoly, které rozebírají váš projekt. </w:t>
+      </w:r>
+      <w:proofErr w:type="gramStart"/>
+      <w:r>
+        <w:t>Použijte</w:t>
+      </w:r>
+      <w:proofErr w:type="gramEnd"/>
+      <w:r>
+        <w:t xml:space="preserve"> pokud možno chronologické dělení projektu (přesné členění je na vás). </w:t>
       </w:r>
     </w:p>
     <w:p>
@@ -3391,7 +4104,15 @@
         <w:t>Návrhy</w:t>
       </w:r>
       <w:r>
-        <w:t>“ můžete vkládat různé UML a ERD diagramy s objektovým/relačním návrhem, case study, business plán, atd. V části „</w:t>
+        <w:t xml:space="preserve">“ můžete vkládat různé UML a ERD diagramy s objektovým/relačním návrhem, case study, business </w:t>
+      </w:r>
+      <w:proofErr w:type="gramStart"/>
+      <w:r>
+        <w:t>plán,</w:t>
+      </w:r>
+      <w:proofErr w:type="gramEnd"/>
+      <w:r>
+        <w:t xml:space="preserve"> atd. V části „</w:t>
       </w:r>
       <w:r>
         <w:rPr>
@@ -3403,7 +4124,15 @@
         <w:t>Produktizace</w:t>
       </w:r>
       <w:r>
-        <w:t>“ můžete vkládat zajímavé části kódu (+ jejich popis), na které jste pyšní, vysvětlovat některé důležité mechaniky, algoritmy, atd. V části „</w:t>
+        <w:t xml:space="preserve">“ můžete vkládat zajímavé části kódu (+ jejich popis), na které jste pyšní, vysvětlovat některé důležité mechaniky, </w:t>
+      </w:r>
+      <w:proofErr w:type="gramStart"/>
+      <w:r>
+        <w:t>algoritmy,</w:t>
+      </w:r>
+      <w:proofErr w:type="gramEnd"/>
+      <w:r>
+        <w:t xml:space="preserve"> atd. V části „</w:t>
       </w:r>
       <w:r>
         <w:rPr>
@@ -3587,11 +4316,11 @@
           <w:bottom w:val="single" w:sz="4" w:space="1" w:color="FFE79B"/>
         </w:pBdr>
       </w:pPr>
-      <w:bookmarkStart w:id="12" w:name="_Toc207880544"/>
+      <w:bookmarkStart w:id="24" w:name="_Toc207880544"/>
       <w:r>
         <w:t>Návrhy</w:t>
       </w:r>
-      <w:bookmarkEnd w:id="12"/>
+      <w:bookmarkEnd w:id="24"/>
     </w:p>
     <w:p>
       <w:pPr>
@@ -3611,11 +4340,11 @@
           <w:bottom w:val="single" w:sz="4" w:space="1" w:color="FFE79B"/>
         </w:pBdr>
       </w:pPr>
-      <w:bookmarkStart w:id="13" w:name="_Toc207880545"/>
+      <w:bookmarkStart w:id="25" w:name="_Toc207880545"/>
       <w:r>
         <w:t>Produktizace</w:t>
       </w:r>
-      <w:bookmarkEnd w:id="13"/>
+      <w:bookmarkEnd w:id="25"/>
     </w:p>
     <w:p>
       <w:pPr>
@@ -3638,11 +4367,11 @@
           <w:bottom w:val="single" w:sz="4" w:space="1" w:color="FFE79B"/>
         </w:pBdr>
       </w:pPr>
-      <w:bookmarkStart w:id="14" w:name="_Toc207880546"/>
+      <w:bookmarkStart w:id="26" w:name="_Toc207880546"/>
       <w:r>
         <w:t>Popis pro uživatele</w:t>
       </w:r>
-      <w:bookmarkEnd w:id="14"/>
+      <w:bookmarkEnd w:id="26"/>
     </w:p>
     <w:p>
       <w:pPr>
@@ -3665,12 +4394,12 @@
         </w:pBdr>
         <w:ind w:left="0"/>
       </w:pPr>
-      <w:bookmarkStart w:id="15" w:name="_Toc207880547"/>
+      <w:bookmarkStart w:id="27" w:name="_Toc207880547"/>
       <w:r>
         <w:lastRenderedPageBreak/>
         <w:t>Závěr</w:t>
       </w:r>
-      <w:bookmarkEnd w:id="15"/>
+      <w:bookmarkEnd w:id="27"/>
     </w:p>
     <w:p>
       <w:pPr>
@@ -3729,7 +4458,15 @@
         <w:pStyle w:val="Normlntext"/>
       </w:pPr>
       <w:r>
-        <w:t>Zároveň sem můžete připsat, co vám projekt dal, kdo vám pomáhal, jestli pro něj máte nějaké plány do budoucna, nebo jestli je/bude někde nasazen, atd.</w:t>
+        <w:t xml:space="preserve">Zároveň sem můžete připsat, co vám projekt dal, kdo vám pomáhal, jestli pro něj máte nějaké plány do budoucna, nebo jestli je/bude někde </w:t>
+      </w:r>
+      <w:proofErr w:type="gramStart"/>
+      <w:r>
+        <w:t>nasazen,</w:t>
+      </w:r>
+      <w:proofErr w:type="gramEnd"/>
+      <w:r>
+        <w:t xml:space="preserve"> atd.</w:t>
       </w:r>
     </w:p>
     <w:p>
@@ -3793,12 +4530,12 @@
         </w:pBdr>
         <w:ind w:left="0"/>
       </w:pPr>
-      <w:bookmarkStart w:id="16" w:name="_Toc207880548"/>
+      <w:bookmarkStart w:id="28" w:name="_Toc207880548"/>
       <w:r>
         <w:lastRenderedPageBreak/>
         <w:t>Seznam použitých zdrojů</w:t>
       </w:r>
-      <w:bookmarkEnd w:id="16"/>
+      <w:bookmarkEnd w:id="28"/>
     </w:p>
     <w:p>
       <w:r>
@@ -3852,7 +4589,7 @@
       <w:r>
         <w:t xml:space="preserve">Využijte možnosti citačního manažeru </w:t>
       </w:r>
-      <w:hyperlink r:id="rId14" w:history="1">
+      <w:hyperlink r:id="rId15" w:history="1">
         <w:r>
           <w:rPr>
             <w:rStyle w:val="Hypertextovodkaz"/>
@@ -3869,7 +4606,7 @@
       <w:r>
         <w:t xml:space="preserve">: </w:t>
       </w:r>
-      <w:hyperlink r:id="rId15" w:history="1">
+      <w:hyperlink r:id="rId16" w:history="1">
         <w:r>
           <w:rPr>
             <w:rStyle w:val="Hypertextovodkaz"/>
@@ -3895,12 +4632,12 @@
         </w:pBdr>
         <w:ind w:left="0"/>
       </w:pPr>
-      <w:bookmarkStart w:id="17" w:name="_Toc207880549"/>
+      <w:bookmarkStart w:id="29" w:name="_Toc207880549"/>
       <w:r>
         <w:lastRenderedPageBreak/>
         <w:t>Seznam obrázků</w:t>
       </w:r>
-      <w:bookmarkEnd w:id="17"/>
+      <w:bookmarkEnd w:id="29"/>
     </w:p>
     <w:p>
       <w:r>
@@ -4128,14 +4865,14 @@
         </w:pBdr>
         <w:ind w:left="0"/>
       </w:pPr>
-      <w:bookmarkStart w:id="18" w:name="_Toc207880550"/>
+      <w:bookmarkStart w:id="30" w:name="_Toc207880550"/>
       <w:r>
         <w:t xml:space="preserve">Seznam </w:t>
       </w:r>
       <w:r>
         <w:t>kódů</w:t>
       </w:r>
-      <w:bookmarkEnd w:id="18"/>
+      <w:bookmarkEnd w:id="30"/>
     </w:p>
     <w:p>
       <w:r>
@@ -4223,11 +4960,11 @@
         </w:pBdr>
         <w:ind w:left="0"/>
       </w:pPr>
-      <w:bookmarkStart w:id="19" w:name="_Toc207880551"/>
+      <w:bookmarkStart w:id="31" w:name="_Toc207880551"/>
       <w:r>
         <w:t>Seznam tabulek</w:t>
       </w:r>
-      <w:bookmarkEnd w:id="19"/>
+      <w:bookmarkEnd w:id="31"/>
     </w:p>
     <w:p>
       <w:r>
@@ -4445,7 +5182,15 @@
         <w:t xml:space="preserve"> (např. grafy, fotografie, </w:t>
       </w:r>
       <w:r>
-        <w:t xml:space="preserve">audionahrávky, videa, </w:t>
+        <w:t xml:space="preserve">audionahrávky, </w:t>
+      </w:r>
+      <w:proofErr w:type="gramStart"/>
+      <w:r>
+        <w:t>videa,</w:t>
+      </w:r>
+      <w:proofErr w:type="gramEnd"/>
+      <w:r>
+        <w:t xml:space="preserve"> </w:t>
       </w:r>
       <w:r>
         <w:t>apod.)</w:t>
@@ -4544,12 +5289,12 @@
         </w:pBdr>
         <w:ind w:left="0"/>
       </w:pPr>
-      <w:bookmarkStart w:id="20" w:name="_Toc207880552"/>
+      <w:bookmarkStart w:id="32" w:name="_Toc207880552"/>
       <w:r>
         <w:lastRenderedPageBreak/>
         <w:t>Obsah média</w:t>
       </w:r>
-      <w:bookmarkEnd w:id="20"/>
+      <w:bookmarkEnd w:id="32"/>
     </w:p>
     <w:p>
       <w:r>
@@ -4627,10 +5372,18 @@
         <w:t>se nacház</w:t>
       </w:r>
       <w:r>
-        <w:t>í projekt, kde se nachází build</w:t>
-      </w:r>
-      <w:r>
-        <w:t>, apod.</w:t>
+        <w:t xml:space="preserve">í projekt, kde se nachází </w:t>
+      </w:r>
+      <w:proofErr w:type="gramStart"/>
+      <w:r>
+        <w:t>build</w:t>
+      </w:r>
+      <w:r>
+        <w:t>,</w:t>
+      </w:r>
+      <w:proofErr w:type="gramEnd"/>
+      <w:r>
+        <w:t xml:space="preserve"> apod.</w:t>
       </w:r>
     </w:p>
     <w:p>
@@ -5117,8 +5870,8 @@
           <w:color w:val="FF0000"/>
         </w:rPr>
       </w:pPr>
-      <w:bookmarkStart w:id="21" w:name="_heading=h.4d34og8" w:colFirst="0" w:colLast="0"/>
-      <w:bookmarkEnd w:id="21"/>
+      <w:bookmarkStart w:id="33" w:name="_heading=h.4d34og8" w:colFirst="0" w:colLast="0"/>
+      <w:bookmarkEnd w:id="33"/>
       <w:r>
         <w:rPr>
           <w:b/>
@@ -5129,8 +5882,8 @@
     </w:p>
     <w:p/>
     <w:sectPr>
-      <w:footerReference w:type="default" r:id="rId16"/>
-      <w:footerReference w:type="first" r:id="rId17"/>
+      <w:footerReference w:type="default" r:id="rId17"/>
+      <w:footerReference w:type="first" r:id="rId18"/>
       <w:pgSz w:w="11906" w:h="16838"/>
       <w:pgMar w:top="1417" w:right="1417" w:bottom="1417" w:left="1417" w:header="850" w:footer="680" w:gutter="0"/>
       <w:cols w:space="708"/>
@@ -6473,7 +7226,6 @@
     <w:next w:val="Normln"/>
     <w:link w:val="Nadpis4Char"/>
     <w:uiPriority w:val="9"/>
-    <w:semiHidden/>
     <w:unhideWhenUsed/>
     <w:qFormat/>
     <w:rsid w:val="00825E18"/>
@@ -6818,7 +7570,6 @@
     <w:basedOn w:val="Standardnpsmoodstavce"/>
     <w:link w:val="Nadpis4"/>
     <w:uiPriority w:val="9"/>
-    <w:semiHidden/>
     <w:rsid w:val="00825E18"/>
     <w:rPr>
       <w:rFonts w:asciiTheme="majorHAnsi" w:eastAsiaTheme="majorEastAsia" w:hAnsiTheme="majorHAnsi" w:cstheme="majorBidi"/>
@@ -7017,6 +7768,17 @@
         <w:insideV w:val="single" w:sz="4" w:space="0" w:color="auto"/>
       </w:tblBorders>
     </w:tblPr>
+  </w:style>
+  <w:style w:type="character" w:styleId="Odkazjemn">
+    <w:name w:val="Subtle Reference"/>
+    <w:basedOn w:val="Standardnpsmoodstavce"/>
+    <w:uiPriority w:val="31"/>
+    <w:qFormat/>
+    <w:rsid w:val="00E006A0"/>
+    <w:rPr>
+      <w:smallCaps/>
+      <w:color w:val="5A5A5A" w:themeColor="text1" w:themeTint="A5"/>
+    </w:rPr>
   </w:style>
 </w:styles>
 </file>
@@ -7317,6 +8079,25 @@
 </file>
 
 <file path=customXml/item1.xml><?xml version="1.0" encoding="utf-8"?>
+<?mso-contentType ?>
+<FormTemplates xmlns="http://schemas.microsoft.com/sharepoint/v3/contenttype/forms">
+  <Display>DocumentLibraryForm</Display>
+  <Edit>DocumentLibraryForm</Edit>
+  <New>DocumentLibraryForm</New>
+</FormTemplates>
+</file>
+
+<file path=customXml/item2.xml><?xml version="1.0" encoding="utf-8"?>
+<b:Sources xmlns:b="http://schemas.openxmlformats.org/officeDocument/2006/bibliography" xmlns="http://schemas.openxmlformats.org/officeDocument/2006/bibliography" SelectedStyle="\Styl2CitacePRO.xsl" StyleName="Styl 2 Citace PRO" Version="0"/>
+</file>
+
+<file path=customXml/item3.xml><?xml version="1.0" encoding="utf-8"?>
+<p:properties xmlns:p="http://schemas.microsoft.com/office/2006/metadata/properties" xmlns:xsi="http://www.w3.org/2001/XMLSchema-instance" xmlns:pc="http://schemas.microsoft.com/office/infopath/2007/PartnerControls">
+  <documentManagement/>
+</p:properties>
+</file>
+
+<file path=customXml/item4.xml><?xml version="1.0" encoding="utf-8"?>
 <ct:contentTypeSchema xmlns:ct="http://schemas.microsoft.com/office/2006/metadata/contentType" xmlns:ma="http://schemas.microsoft.com/office/2006/metadata/properties/metaAttributes" ct:_="" ma:_="" ma:contentTypeName="Dokument" ma:contentTypeID="0x01010050B1E99129EB1C4B94650070FE2E0B3B" ma:contentTypeVersion="4" ma:contentTypeDescription="Vytvoří nový dokument" ma:contentTypeScope="" ma:versionID="4b1406bcfa7da0748f6a3409a4d9ec36">
   <xsd:schema xmlns:xsd="http://www.w3.org/2001/XMLSchema" xmlns:xs="http://www.w3.org/2001/XMLSchema" xmlns:p="http://schemas.microsoft.com/office/2006/metadata/properties" xmlns:ns2="c3e65571-a390-4c9e-b8e9-5d531d8bbe37" xmlns:ns3="754b39a0-e428-4fa2-823f-61c0c676bbed" targetNamespace="http://schemas.microsoft.com/office/2006/metadata/properties" ma:root="true" ma:fieldsID="85554ed8242ef730ce8ebbc69a9f6cc5" ns2:_="" ns3:_="">
     <xsd:import namespace="c3e65571-a390-4c9e-b8e9-5d531d8bbe37"/>
@@ -7481,26 +8262,32 @@
 </ct:contentTypeSchema>
 </file>
 
-<file path=customXml/item2.xml><?xml version="1.0" encoding="utf-8"?>
-<p:properties xmlns:p="http://schemas.microsoft.com/office/2006/metadata/properties" xmlns:xsi="http://www.w3.org/2001/XMLSchema-instance" xmlns:pc="http://schemas.microsoft.com/office/infopath/2007/PartnerControls">
-  <documentManagement/>
-</p:properties>
+<file path=customXml/itemProps1.xml><?xml version="1.0" encoding="utf-8"?>
+<ds:datastoreItem xmlns:ds="http://schemas.openxmlformats.org/officeDocument/2006/customXml" ds:itemID="{4FF85B71-35EB-4667-B5A7-25BC67E7B3EE}">
+  <ds:schemaRefs>
+    <ds:schemaRef ds:uri="http://schemas.microsoft.com/sharepoint/v3/contenttype/forms"/>
+  </ds:schemaRefs>
+</ds:datastoreItem>
 </file>
 
-<file path=customXml/item3.xml><?xml version="1.0" encoding="utf-8"?>
-<b:Sources xmlns:b="http://schemas.openxmlformats.org/officeDocument/2006/bibliography" xmlns="http://schemas.openxmlformats.org/officeDocument/2006/bibliography" SelectedStyle="\Styl2CitacePRO.xsl" StyleName="Styl 2 Citace PRO" Version="0"/>
+<file path=customXml/itemProps2.xml><?xml version="1.0" encoding="utf-8"?>
+<ds:datastoreItem xmlns:ds="http://schemas.openxmlformats.org/officeDocument/2006/customXml" ds:itemID="{E030AB0D-3193-4D81-B9BF-7F6C80099238}">
+  <ds:schemaRefs>
+    <ds:schemaRef ds:uri="http://schemas.openxmlformats.org/officeDocument/2006/bibliography"/>
+  </ds:schemaRefs>
+</ds:datastoreItem>
 </file>
 
-<file path=customXml/item4.xml><?xml version="1.0" encoding="utf-8"?>
-<?mso-contentType ?>
-<FormTemplates xmlns="http://schemas.microsoft.com/sharepoint/v3/contenttype/forms">
-  <Display>DocumentLibraryForm</Display>
-  <Edit>DocumentLibraryForm</Edit>
-  <New>DocumentLibraryForm</New>
-</FormTemplates>
+<file path=customXml/itemProps3.xml><?xml version="1.0" encoding="utf-8"?>
+<ds:datastoreItem xmlns:ds="http://schemas.openxmlformats.org/officeDocument/2006/customXml" ds:itemID="{43079A01-61F3-44B1-90C1-B1FEC405C657}">
+  <ds:schemaRefs>
+    <ds:schemaRef ds:uri="http://schemas.microsoft.com/office/2006/metadata/properties"/>
+    <ds:schemaRef ds:uri="http://schemas.microsoft.com/office/infopath/2007/PartnerControls"/>
+  </ds:schemaRefs>
+</ds:datastoreItem>
 </file>
 
-<file path=customXml/itemProps1.xml><?xml version="1.0" encoding="utf-8"?>
+<file path=customXml/itemProps4.xml><?xml version="1.0" encoding="utf-8"?>
 <ds:datastoreItem xmlns:ds="http://schemas.openxmlformats.org/officeDocument/2006/customXml" ds:itemID="{82A38B51-6072-4AA7-82FD-DFB83251AC2E}">
   <ds:schemaRefs>
     <ds:schemaRef ds:uri="http://schemas.microsoft.com/office/2006/metadata/contentType"/>
@@ -7517,29 +8304,4 @@
     <ds:schemaRef ds:uri="http://schemas.microsoft.com/internal/obd"/>
   </ds:schemaRefs>
 </ds:datastoreItem>
-</file>
-
-<file path=customXml/itemProps2.xml><?xml version="1.0" encoding="utf-8"?>
-<ds:datastoreItem xmlns:ds="http://schemas.openxmlformats.org/officeDocument/2006/customXml" ds:itemID="{43079A01-61F3-44B1-90C1-B1FEC405C657}">
-  <ds:schemaRefs>
-    <ds:schemaRef ds:uri="http://schemas.microsoft.com/office/2006/metadata/properties"/>
-    <ds:schemaRef ds:uri="http://schemas.microsoft.com/office/infopath/2007/PartnerControls"/>
-  </ds:schemaRefs>
-</ds:datastoreItem>
-</file>
-
-<file path=customXml/itemProps3.xml><?xml version="1.0" encoding="utf-8"?>
-<ds:datastoreItem xmlns:ds="http://schemas.openxmlformats.org/officeDocument/2006/customXml" ds:itemID="{E030AB0D-3193-4D81-B9BF-7F6C80099238}">
-  <ds:schemaRefs>
-    <ds:schemaRef ds:uri="http://schemas.openxmlformats.org/officeDocument/2006/bibliography"/>
-  </ds:schemaRefs>
-</ds:datastoreItem>
-</file>
-
-<file path=customXml/itemProps4.xml><?xml version="1.0" encoding="utf-8"?>
-<ds:datastoreItem xmlns:ds="http://schemas.openxmlformats.org/officeDocument/2006/customXml" ds:itemID="{4FF85B71-35EB-4667-B5A7-25BC67E7B3EE}">
-  <ds:schemaRefs>
-    <ds:schemaRef ds:uri="http://schemas.microsoft.com/sharepoint/v3/contenttype/forms"/>
-  </ds:schemaRefs>
-</ds:datastoreItem>
 </file>
--- a/NaucSeVícFilipElznicDokumentace.docx
+++ b/NaucSeVícFilipElznicDokumentace.docx
@@ -1,6 +1,6 @@
 
 <file path=word/document.xml><?xml version="1.0" encoding="utf-8"?>
-<w:document xmlns:wpc="http://schemas.microsoft.com/office/word/2010/wordprocessingCanvas" xmlns:cx="http://schemas.microsoft.com/office/drawing/2014/chartex" xmlns:cx1="http://schemas.microsoft.com/office/drawing/2015/9/8/chartex" xmlns:cx2="http://schemas.microsoft.com/office/drawing/2015/10/21/chartex" xmlns:cx3="http://schemas.microsoft.com/office/drawing/2016/5/9/chartex" xmlns:cx4="http://schemas.microsoft.com/office/drawing/2016/5/10/chartex" xmlns:cx5="http://schemas.microsoft.com/office/drawing/2016/5/11/chartex" xmlns:cx6="http://schemas.microsoft.com/office/drawing/2016/5/12/chartex" xmlns:cx7="http://schemas.microsoft.com/office/drawing/2016/5/13/chartex" xmlns:cx8="http://schemas.microsoft.com/office/drawing/2016/5/14/chartex" xmlns:mc="http://schemas.openxmlformats.org/markup-compatibility/2006" xmlns:aink="http://schemas.microsoft.com/office/drawing/2016/ink" xmlns:am3d="http://schemas.microsoft.com/office/drawing/2017/model3d" xmlns:o="urn:schemas-microsoft-com:office:office" xmlns:oel="http://schemas.microsoft.com/office/2019/extlst" xmlns:r="http://schemas.openxmlformats.org/officeDocument/2006/relationships" xmlns:m="http://schemas.openxmlformats.org/officeDocument/2006/math" xmlns:v="urn:schemas-microsoft-com:vml" xmlns:wp14="http://schemas.microsoft.com/office/word/2010/wordprocessingDrawing" xmlns:wp="http://schemas.openxmlformats.org/drawingml/2006/wordprocessingDrawing" xmlns:w10="urn:schemas-microsoft-com:office:word" xmlns:w="http://schemas.openxmlformats.org/wordprocessingml/2006/main" xmlns:w14="http://schemas.microsoft.com/office/word/2010/wordml" xmlns:w15="http://schemas.microsoft.com/office/word/2012/wordml" xmlns:w16cex="http://schemas.microsoft.com/office/word/2018/wordml/cex" xmlns:w16cid="http://schemas.microsoft.com/office/word/2016/wordml/cid" xmlns:w16="http://schemas.microsoft.com/office/word/2018/wordml" xmlns:w16du="http://schemas.microsoft.com/office/word/2023/wordml/word16du" xmlns:w16sdtdh="http://schemas.microsoft.com/office/word/2020/wordml/sdtdatahash" xmlns:w16sdtfl="http://schemas.microsoft.com/office/word/2024/wordml/sdtformatlock" xmlns:w16se="http://schemas.microsoft.com/office/word/2015/wordml/symex" xmlns:wpg="http://schemas.microsoft.com/office/word/2010/wordprocessingGroup" xmlns:wpi="http://schemas.microsoft.com/office/word/2010/wordprocessingInk" xmlns:wne="http://schemas.microsoft.com/office/word/2006/wordml" xmlns:wps="http://schemas.microsoft.com/office/word/2010/wordprocessingShape" mc:Ignorable="w14 w15 w16se w16cid w16 w16cex w16sdtdh w16sdtfl w16du wp14">
+<w:document xmlns:ve="http://schemas.openxmlformats.org/markup-compatibility/2006" xmlns:o="urn:schemas-microsoft-com:office:office" xmlns:r="http://schemas.openxmlformats.org/officeDocument/2006/relationships" xmlns:m="http://schemas.openxmlformats.org/officeDocument/2006/math" xmlns:v="urn:schemas-microsoft-com:vml" xmlns:wp="http://schemas.openxmlformats.org/drawingml/2006/wordprocessingDrawing" xmlns:w10="urn:schemas-microsoft-com:office:word" xmlns:w="http://schemas.openxmlformats.org/wordprocessingml/2006/main" xmlns:wne="http://schemas.microsoft.com/office/word/2006/wordml">
   <w:body>
     <w:p>
       <w:pPr>
@@ -24,69 +24,11 @@
           <w:szCs w:val="32"/>
           <w:lang w:eastAsia="cs-CZ"/>
         </w:rPr>
-        <mc:AlternateContent>
-          <mc:Choice Requires="wps">
-            <w:drawing>
-              <wp:anchor distT="0" distB="0" distL="114300" distR="114300" simplePos="0" relativeHeight="251660288" behindDoc="0" locked="0" layoutInCell="1" allowOverlap="1" wp14:anchorId="175CDADD" wp14:editId="4010AD6A">
-                <wp:simplePos x="0" y="0"/>
-                <wp:positionH relativeFrom="column">
-                  <wp:posOffset>262254</wp:posOffset>
-                </wp:positionH>
-                <wp:positionV relativeFrom="paragraph">
-                  <wp:posOffset>314325</wp:posOffset>
-                </wp:positionV>
-                <wp:extent cx="5343525" cy="0"/>
-                <wp:effectExtent l="0" t="0" r="0" b="0"/>
-                <wp:wrapNone/>
-                <wp:docPr id="4" name="Přímá spojnice 4"/>
-                <wp:cNvGraphicFramePr/>
-                <a:graphic xmlns:a="http://schemas.openxmlformats.org/drawingml/2006/main">
-                  <a:graphicData uri="http://schemas.microsoft.com/office/word/2010/wordprocessingShape">
-                    <wps:wsp>
-                      <wps:cNvCnPr/>
-                      <wps:spPr>
-                        <a:xfrm>
-                          <a:off x="0" y="0"/>
-                          <a:ext cx="5343525" cy="0"/>
-                        </a:xfrm>
-                        <a:prstGeom prst="line">
-                          <a:avLst/>
-                        </a:prstGeom>
-                        <a:ln>
-                          <a:solidFill>
-                            <a:srgbClr val="FFC000"/>
-                          </a:solidFill>
-                        </a:ln>
-                      </wps:spPr>
-                      <wps:style>
-                        <a:lnRef idx="1">
-                          <a:schemeClr val="dk1"/>
-                        </a:lnRef>
-                        <a:fillRef idx="0">
-                          <a:schemeClr val="dk1"/>
-                        </a:fillRef>
-                        <a:effectRef idx="0">
-                          <a:schemeClr val="dk1"/>
-                        </a:effectRef>
-                        <a:fontRef idx="minor">
-                          <a:schemeClr val="tx1"/>
-                        </a:fontRef>
-                      </wps:style>
-                      <wps:bodyPr/>
-                    </wps:wsp>
-                  </a:graphicData>
-                </a:graphic>
-              </wp:anchor>
-            </w:drawing>
-          </mc:Choice>
-          <mc:Fallback xmlns:a="http://schemas.openxmlformats.org/drawingml/2006/main" xmlns:pic="http://schemas.openxmlformats.org/drawingml/2006/picture" xmlns:a14="http://schemas.microsoft.com/office/drawing/2010/main">
-            <w:pict>
-              <v:line id="Přímá spojnice 4" style="position:absolute;z-index:251660288;visibility:visible;mso-wrap-style:square;mso-wrap-distance-left:9pt;mso-wrap-distance-top:0;mso-wrap-distance-right:9pt;mso-wrap-distance-bottom:0;mso-position-horizontal:absolute;mso-position-horizontal-relative:text;mso-position-vertical:absolute;mso-position-vertical-relative:text" o:spid="_x0000_s1026" strokecolor="#ffc000" strokeweight=".5pt" from="20.65pt,24.75pt" to="441.4pt,24.75pt" w14:anchorId="1C312B79" o:gfxdata="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">
-                <v:stroke joinstyle="miter"/>
-              </v:line>
-            </w:pict>
-          </mc:Fallback>
-        </mc:AlternateContent>
+        <w:pict>
+          <v:line id="Přímá spojnice 4" o:spid="_x0000_s2050" style="position:absolute;left:0;text-align:left;z-index:251660288;visibility:visible" from="20.65pt,24.75pt" to="441.4pt,24.75pt" o:gfxdata="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" strokecolor="#ffc000" strokeweight=".5pt">
+            <v:stroke joinstyle="miter"/>
+          </v:line>
+        </w:pict>
       </w:r>
       <w:r>
         <w:rPr>
@@ -127,7 +69,7 @@
           <w:lang w:eastAsia="cs-CZ"/>
         </w:rPr>
         <w:drawing>
-          <wp:anchor distT="0" distB="0" distL="114300" distR="114300" simplePos="0" relativeHeight="251661312" behindDoc="0" locked="0" layoutInCell="1" allowOverlap="1" wp14:anchorId="227665D6" wp14:editId="627079EC">
+          <wp:anchor distT="0" distB="0" distL="114300" distR="114300" simplePos="0" relativeHeight="251661312" behindDoc="0" locked="0" layoutInCell="1" allowOverlap="1">
             <wp:simplePos x="0" y="0"/>
             <wp:positionH relativeFrom="margin">
               <wp:align>center</wp:align>
@@ -155,7 +97,7 @@
                     <a:blip r:embed="rId11" cstate="print">
                       <a:extLst>
                         <a:ext uri="{28A0092B-C50C-407E-A947-70E740481C1C}">
-                          <a14:useLocalDpi xmlns:a14="http://schemas.microsoft.com/office/drawing/2010/main" val="0"/>
+                          <a14:useLocalDpi xmlns:a14="http://schemas.microsoft.com/office/drawing/2010/main" xmlns:wps="http://schemas.microsoft.com/office/word/2010/wordprocessingShape" xmlns:wpi="http://schemas.microsoft.com/office/word/2010/wordprocessingInk" xmlns:wpg="http://schemas.microsoft.com/office/word/2010/wordprocessingGroup" xmlns:w16se="http://schemas.microsoft.com/office/word/2015/wordml/symex" xmlns:w16sdtfl="http://schemas.microsoft.com/office/word/2024/wordml/sdtformatlock" xmlns:w16sdtdh="http://schemas.microsoft.com/office/word/2020/wordml/sdtdatahash" xmlns:w16du="http://schemas.microsoft.com/office/word/2023/wordml/word16du" xmlns:w16="http://schemas.microsoft.com/office/word/2018/wordml" xmlns:w16cid="http://schemas.microsoft.com/office/word/2016/wordml/cid" xmlns:w16cex="http://schemas.microsoft.com/office/word/2018/wordml/cex" xmlns:w15="http://schemas.microsoft.com/office/word/2012/wordml" xmlns:w14="http://schemas.microsoft.com/office/word/2010/wordml" xmlns:w="http://schemas.openxmlformats.org/wordprocessingml/2006/main" xmlns:w10="urn:schemas-microsoft-com:office:word" xmlns:wp14="http://schemas.microsoft.com/office/word/2010/wordprocessingDrawing" xmlns:v="urn:schemas-microsoft-com:vml" xmlns:oel="http://schemas.microsoft.com/office/2019/extlst" xmlns:o="urn:schemas-microsoft-com:office:office" xmlns:am3d="http://schemas.microsoft.com/office/drawing/2017/model3d" xmlns:aink="http://schemas.microsoft.com/office/drawing/2016/ink" xmlns:mc="http://schemas.openxmlformats.org/markup-compatibility/2006" xmlns:cx8="http://schemas.microsoft.com/office/drawing/2016/5/14/chartex" xmlns:cx7="http://schemas.microsoft.com/office/drawing/2016/5/13/chartex" xmlns:cx6="http://schemas.microsoft.com/office/drawing/2016/5/12/chartex" xmlns:cx5="http://schemas.microsoft.com/office/drawing/2016/5/11/chartex" xmlns:cx4="http://schemas.microsoft.com/office/drawing/2016/5/10/chartex" xmlns:cx3="http://schemas.microsoft.com/office/drawing/2016/5/9/chartex" xmlns:cx2="http://schemas.microsoft.com/office/drawing/2015/10/21/chartex" xmlns:cx1="http://schemas.microsoft.com/office/drawing/2015/9/8/chartex" xmlns:cx="http://schemas.microsoft.com/office/drawing/2014/chartex" xmlns:wpc="http://schemas.microsoft.com/office/word/2010/wordprocessingCanvas" xmlns="" val="0"/>
                         </a:ext>
                       </a:extLst>
                     </a:blip>
@@ -359,88 +301,6 @@
         <w:br w:type="page"/>
       </w:r>
     </w:p>
-    <w:p>
-      <w:pPr>
-        <w:jc w:val="center"/>
-        <w:rPr>
-          <w:sz w:val="24"/>
-          <w:szCs w:val="24"/>
-        </w:rPr>
-      </w:pPr>
-      <w:r>
-        <w:rPr>
-          <w:sz w:val="24"/>
-          <w:szCs w:val="24"/>
-          <w:highlight w:val="yellow"/>
-        </w:rPr>
-        <w:lastRenderedPageBreak/>
-        <w:t xml:space="preserve">Místo </w:t>
-      </w:r>
-      <w:r>
-        <w:rPr>
-          <w:sz w:val="24"/>
-          <w:szCs w:val="24"/>
-          <w:highlight w:val="yellow"/>
-        </w:rPr>
-        <w:t>této</w:t>
-      </w:r>
-      <w:r>
-        <w:rPr>
-          <w:sz w:val="24"/>
-          <w:szCs w:val="24"/>
-          <w:highlight w:val="yellow"/>
-        </w:rPr>
-        <w:t xml:space="preserve"> </w:t>
-      </w:r>
-      <w:r>
-        <w:rPr>
-          <w:sz w:val="24"/>
-          <w:szCs w:val="24"/>
-          <w:highlight w:val="yellow"/>
-        </w:rPr>
-        <w:t xml:space="preserve">prázdné </w:t>
-      </w:r>
-      <w:r>
-        <w:rPr>
-          <w:sz w:val="24"/>
-          <w:szCs w:val="24"/>
-          <w:highlight w:val="yellow"/>
-        </w:rPr>
-        <w:t>strán</w:t>
-      </w:r>
-      <w:r>
-        <w:rPr>
-          <w:sz w:val="24"/>
-          <w:szCs w:val="24"/>
-          <w:highlight w:val="yellow"/>
-        </w:rPr>
-        <w:t>ky</w:t>
-      </w:r>
-      <w:r>
-        <w:rPr>
-          <w:sz w:val="24"/>
-          <w:szCs w:val="24"/>
-          <w:highlight w:val="yellow"/>
-        </w:rPr>
-        <w:t xml:space="preserve"> bude vloženo zadání RP</w:t>
-      </w:r>
-      <w:r>
-        <w:rPr>
-          <w:sz w:val="24"/>
-          <w:szCs w:val="24"/>
-          <w:highlight w:val="yellow"/>
-        </w:rPr>
-        <w:t xml:space="preserve"> (po vytisknutí)</w:t>
-      </w:r>
-      <w:r>
-        <w:rPr>
-          <w:sz w:val="24"/>
-          <w:szCs w:val="24"/>
-          <w:highlight w:val="yellow"/>
-        </w:rPr>
-        <w:t>.</w:t>
-      </w:r>
-    </w:p>
     <w:p/>
     <w:p>
       <w:pPr>
@@ -493,9 +353,6 @@
         <w:t>Ústí nad Labem</w:t>
       </w:r>
       <w:r>
-        <w:t xml:space="preserve"> </w:t>
-      </w:r>
-      <w:r>
         <w:t xml:space="preserve">dne </w:t>
       </w:r>
       <w:fldSimple w:instr=" DATE   \* MERGEFORMAT ">
@@ -503,7 +360,7 @@
           <w:rPr>
             <w:noProof/>
           </w:rPr>
-          <w:t>15.01.2026</w:t>
+          <w:t>17.01.2026</w:t>
         </w:r>
       </w:fldSimple>
     </w:p>
@@ -601,28 +458,7 @@
           <w:highlight w:val="yellow"/>
           <w:shd w:val="clear" w:color="auto" w:fill="FFFFFF"/>
         </w:rPr>
-        <w:t xml:space="preserve"> </w:t>
-      </w:r>
-      <w:r>
-        <w:rPr>
-          <w:highlight w:val="yellow"/>
-          <w:shd w:val="clear" w:color="auto" w:fill="FFFFFF"/>
-        </w:rPr>
-        <w:t>Jméno</w:t>
-      </w:r>
-      <w:r>
-        <w:rPr>
-          <w:highlight w:val="yellow"/>
-          <w:shd w:val="clear" w:color="auto" w:fill="FFFFFF"/>
-        </w:rPr>
-        <w:t xml:space="preserve"> </w:t>
-      </w:r>
-      <w:r>
-        <w:rPr>
-          <w:highlight w:val="yellow"/>
-          <w:shd w:val="clear" w:color="auto" w:fill="FFFFFF"/>
-        </w:rPr>
-        <w:t>Příjmení</w:t>
+        <w:t>JménoPříjmení</w:t>
       </w:r>
       <w:r>
         <w:rPr>
@@ -667,9 +503,6 @@
       <w:r>
         <w:t xml:space="preserve"> text anotace.</w:t>
       </w:r>
-      <w:r>
-        <w:t xml:space="preserve"> </w:t>
-      </w:r>
     </w:p>
     <w:p>
       <w:pPr>
@@ -789,9 +622,6 @@
         <w:t>Sem vložte seznam</w:t>
       </w:r>
       <w:r>
-        <w:t xml:space="preserve"> </w:t>
-      </w:r>
-      <w:r>
         <w:t>klíčových slov.</w:t>
       </w:r>
     </w:p>
@@ -825,9 +655,6 @@
       </w:r>
       <w:r>
         <w:t>ve vaší práci.</w:t>
-      </w:r>
-      <w:r>
-        <w:t xml:space="preserve"> </w:t>
       </w:r>
       <w:r>
         <w:t>N</w:t>
@@ -2425,9 +2252,6 @@
         <w:t>á aplikace</w:t>
       </w:r>
       <w:r>
-        <w:t xml:space="preserve"> </w:t>
-      </w:r>
-      <w:r>
         <w:t>by měla</w:t>
       </w:r>
       <w:r>
@@ -2457,9 +2281,6 @@
       <w:r>
         <w:t xml:space="preserve">chci implementovat z důvodu, aby uživatel nejen nudně koukal na obrázky, ale mohl si například s tělesem různě otáčet a lepé pochopil jeho prostorové chápání. </w:t>
       </w:r>
-      <w:r>
-        <w:t xml:space="preserve"> </w:t>
-      </w:r>
     </w:p>
     <w:p>
       <w:pPr>
@@ -2469,22 +2290,7 @@
         <w:t xml:space="preserve"> „Nauč se víc“</w:t>
       </w:r>
       <w:r>
-        <w:t xml:space="preserve"> bude rozdělena do konkrétních částí. Každá část bude mít svůj vlastní účel. Studijní materiály budou rozděleny do svých vlastních kategorii a úrovní. Úrovně budou rozděleny </w:t>
-      </w:r>
-      <w:r>
-        <w:t>podobně</w:t>
-      </w:r>
-      <w:r>
-        <w:t xml:space="preserve"> jako školní systém v</w:t>
-      </w:r>
-      <w:r>
-        <w:t> České republice. Tedy od základní školu, která bude rozdělena na první a druhý stupeň, poté střední školu a následně lehký nástřel vysoké školy.</w:t>
-      </w:r>
-      <w:r>
-        <w:t xml:space="preserve"> </w:t>
-      </w:r>
-      <w:r>
-        <w:t xml:space="preserve">V části se studijními materiály bych chtěl vytvořit „maskota“. Maskot bude mít za úkol </w:t>
+        <w:t xml:space="preserve"> bude rozdělena do konkrétních částí. Každá část bude mít svůj vlastní účel. Studijní materiály budou rozděleny do svých vlastních kategorii a úrovní. Úrovně budou rozděleny podobně jako školní systém v České republice. Tedy od základní školu, která bude rozdělena na první a druhý stupeň, poté střední školu a následně lehký nástřel vysoké školy.V části se studijními materiály bych chtěl vytvořit „maskota“. Maskot bude mít za úkol </w:t>
       </w:r>
       <w:r>
         <w:t>radit uživatelům, pokud si nebudou vědět rady.</w:t>
@@ -2533,23 +2339,7 @@
         <w:t>ude potřeba celý web udělat od základů</w:t>
       </w:r>
       <w:r>
-        <w:t xml:space="preserve"> znova. V tomto projektu totiž nechci pokračovat v chybách, které si z tohoto projektu zpětně uvědomuji. Následně jsem se rozhodl pro změnu technologie pro správu databáze, a to ze </w:t>
-      </w:r>
-      <w:proofErr w:type="spellStart"/>
-      <w:r>
-        <w:t>Supabase</w:t>
-      </w:r>
-      <w:proofErr w:type="spellEnd"/>
-      <w:r>
-        <w:t xml:space="preserve"> na </w:t>
-      </w:r>
-      <w:proofErr w:type="spellStart"/>
-      <w:r>
-        <w:t>Firebase</w:t>
-      </w:r>
-      <w:proofErr w:type="spellEnd"/>
-      <w:r>
-        <w:t xml:space="preserve">. </w:t>
+        <w:t xml:space="preserve"> znova. V tomto projektu totiž nechci pokračovat v chybách, které si z tohoto projektu zpětně uvědomuji. Následně jsem se rozhodl pro změnu technologie pro správu databáze, a to ze Supabase na Firebase. </w:t>
       </w:r>
     </w:p>
     <w:p>
@@ -2611,32 +2401,17 @@
         <w:pStyle w:val="Nadpis3"/>
       </w:pPr>
       <w:bookmarkStart w:id="4" w:name="_Toc187827151"/>
-      <w:proofErr w:type="spellStart"/>
       <w:r>
         <w:t>Duolingo</w:t>
       </w:r>
       <w:bookmarkEnd w:id="4"/>
-      <w:proofErr w:type="spellEnd"/>
     </w:p>
     <w:p>
       <w:pPr>
         <w:ind w:firstLine="578"/>
       </w:pPr>
-      <w:proofErr w:type="spellStart"/>
-      <w:r>
-        <w:t>Duolingo</w:t>
-      </w:r>
-      <w:proofErr w:type="spellEnd"/>
-      <w:r>
-        <w:t xml:space="preserve"> je zábavná aplikace, se kterou se můžete zdarma učit více než 40 jazyků. V krátkých interaktivních lekcích si procvičíte mluvení, čtení, poslech a psaní. Rozšíříte si slovní zásobu a seznámíte se s gramatickými jevy. Aplikaci </w:t>
-      </w:r>
-      <w:proofErr w:type="spellStart"/>
-      <w:r>
-        <w:t>Duolingo</w:t>
-      </w:r>
-      <w:proofErr w:type="spellEnd"/>
-      <w:r>
-        <w:t xml:space="preserve"> navrhli jazykoví odborníci a oblíbil</w:t>
+      <w:r>
+        <w:t>Duolingo je zábavná aplikace, se kterou se můžete zdarma učit více než 40 jazyků. V krátkých interaktivních lekcích si procvičíte mluvení, čtení, poslech a psaní. Rozšíříte si slovní zásobu a seznámíte se s gramatickými jevy. Aplikaci Duolingo navrhli jazykoví odborníci a oblíbil</w:t>
       </w:r>
       <w:r>
         <w:t>i</w:t>
@@ -2645,46 +2420,17 @@
         <w:t xml:space="preserve"> si ji milióny lidí na celém světě.</w:t>
       </w:r>
       <w:r>
-        <w:t xml:space="preserve"> </w:t>
-      </w:r>
-      <w:r>
         <w:t>(1)</w:t>
       </w:r>
     </w:p>
     <w:p>
-      <w:proofErr w:type="spellStart"/>
-      <w:r>
-        <w:t>Duolingo</w:t>
-      </w:r>
-      <w:proofErr w:type="spellEnd"/>
-      <w:r>
-        <w:t xml:space="preserve"> bylo jednou z mých největších inspirativních aplikací a stránek, podle kterých jsem vymýšlel tento projekt. Nadchla mě asi nejvíce atmosféra, která je tvořena od samého začátku, kdy uživatel vstoupí na stránku či do mobilní aplikace, uvítají vás zde hezké animace a také jejich maskot Duo. Také jsem se inspiroval, jak v </w:t>
-      </w:r>
-      <w:proofErr w:type="spellStart"/>
-      <w:r>
-        <w:t>Duolingu</w:t>
-      </w:r>
-      <w:proofErr w:type="spellEnd"/>
-      <w:r>
-        <w:t xml:space="preserve"> můžete sledovat svůj průběh v učení, a to pomocí bodů, které dostanete za každý splněný úkol a také denní řady, jak často procvičujete. I když </w:t>
-      </w:r>
-      <w:proofErr w:type="spellStart"/>
-      <w:r>
-        <w:t>Duolingo</w:t>
-      </w:r>
-      <w:proofErr w:type="spellEnd"/>
-      <w:r>
-        <w:t xml:space="preserve"> je převážně jazyková učící platforma, nabízí také učení v matematice, ale pouze pro Android či IOS v mobilní aplikaci a jen v angličtině.</w:t>
-      </w:r>
-    </w:p>
-    <w:p>
-      <w:proofErr w:type="spellStart"/>
-      <w:r>
-        <w:t>Duolingo</w:t>
-      </w:r>
-      <w:proofErr w:type="spellEnd"/>
-      <w:r>
-        <w:t xml:space="preserve"> mě inspirovalo k tomu, abych mohl poskytnou uživatelům učení matematiky, konkrétně geometrie i ve webovém prohlížeči.</w:t>
+      <w:r>
+        <w:t>Duolingo bylo jednou z mých největších inspirativních aplikací a stránek, podle kterých jsem vymýšlel tento projekt. Nadchla mě asi nejvíce atmosféra, která je tvořena od samého začátku, kdy uživatel vstoupí na stránku či do mobilní aplikace, uvítají vás zde hezké animace a také jejich maskot Duo. Také jsem se inspiroval, jak v Duolingu můžete sledovat svůj průběh v učení, a to pomocí bodů, které dostanete za každý splněný úkol a také denní řady, jak často procvičujete. I když Duolingo je převážně jazyková učící platforma, nabízí také učení v matematice, ale pouze pro Android či IOS v mobilní aplikaci a jen v angličtině.</w:t>
+      </w:r>
+    </w:p>
+    <w:p>
+      <w:r>
+        <w:t>Duolingo mě inspirovalo k tomu, abych mohl poskytnou uživatelům učení matematiky, konkrétně geometrie i ve webovém prohlížeči.</w:t>
       </w:r>
     </w:p>
     <w:p>
@@ -2694,9 +2440,10 @@
       <w:r>
         <w:rPr>
           <w:noProof/>
+          <w:lang w:eastAsia="cs-CZ"/>
         </w:rPr>
         <w:drawing>
-          <wp:inline distT="0" distB="0" distL="0" distR="0" wp14:anchorId="11A9501A" wp14:editId="2772B968">
+          <wp:inline distT="0" distB="0" distL="0" distR="0">
             <wp:extent cx="5760720" cy="2683510"/>
             <wp:effectExtent l="0" t="0" r="0" b="2540"/>
             <wp:docPr id="1672778556" name="Obrázek 2" descr="Example of Duolingo's interface"/>
@@ -2716,7 +2463,7 @@
                     <a:blip r:embed="rId13">
                       <a:extLst>
                         <a:ext uri="{28A0092B-C50C-407E-A947-70E740481C1C}">
-                          <a14:useLocalDpi xmlns:a14="http://schemas.microsoft.com/office/drawing/2010/main" val="0"/>
+                          <a14:useLocalDpi xmlns:a14="http://schemas.microsoft.com/office/drawing/2010/main" xmlns:wps="http://schemas.microsoft.com/office/word/2010/wordprocessingShape" xmlns:wpi="http://schemas.microsoft.com/office/word/2010/wordprocessingInk" xmlns:wpg="http://schemas.microsoft.com/office/word/2010/wordprocessingGroup" xmlns:w16se="http://schemas.microsoft.com/office/word/2015/wordml/symex" xmlns:w16sdtfl="http://schemas.microsoft.com/office/word/2024/wordml/sdtformatlock" xmlns:w16sdtdh="http://schemas.microsoft.com/office/word/2020/wordml/sdtdatahash" xmlns:w16du="http://schemas.microsoft.com/office/word/2023/wordml/word16du" xmlns:w16="http://schemas.microsoft.com/office/word/2018/wordml" xmlns:w16cid="http://schemas.microsoft.com/office/word/2016/wordml/cid" xmlns:w16cex="http://schemas.microsoft.com/office/word/2018/wordml/cex" xmlns:w15="http://schemas.microsoft.com/office/word/2012/wordml" xmlns:w14="http://schemas.microsoft.com/office/word/2010/wordml" xmlns:w="http://schemas.openxmlformats.org/wordprocessingml/2006/main" xmlns:w10="urn:schemas-microsoft-com:office:word" xmlns:wp14="http://schemas.microsoft.com/office/word/2010/wordprocessingDrawing" xmlns:v="urn:schemas-microsoft-com:vml" xmlns:oel="http://schemas.microsoft.com/office/2019/extlst" xmlns:o="urn:schemas-microsoft-com:office:office" xmlns:am3d="http://schemas.microsoft.com/office/drawing/2017/model3d" xmlns:aink="http://schemas.microsoft.com/office/drawing/2016/ink" xmlns:mc="http://schemas.openxmlformats.org/markup-compatibility/2006" xmlns:cx8="http://schemas.microsoft.com/office/drawing/2016/5/14/chartex" xmlns:cx7="http://schemas.microsoft.com/office/drawing/2016/5/13/chartex" xmlns:cx6="http://schemas.microsoft.com/office/drawing/2016/5/12/chartex" xmlns:cx5="http://schemas.microsoft.com/office/drawing/2016/5/11/chartex" xmlns:cx4="http://schemas.microsoft.com/office/drawing/2016/5/10/chartex" xmlns:cx3="http://schemas.microsoft.com/office/drawing/2016/5/9/chartex" xmlns:cx2="http://schemas.microsoft.com/office/drawing/2015/10/21/chartex" xmlns:cx1="http://schemas.microsoft.com/office/drawing/2015/9/8/chartex" xmlns:cx="http://schemas.microsoft.com/office/drawing/2014/chartex" xmlns:wpc="http://schemas.microsoft.com/office/word/2010/wordprocessingCanvas" xmlns="" val="0"/>
                         </a:ext>
                       </a:extLst>
                     </a:blip>
@@ -2775,23 +2522,7 @@
         <w:fldChar w:fldCharType="end"/>
       </w:r>
       <w:r>
-        <w:t xml:space="preserve"> - </w:t>
-      </w:r>
-      <w:proofErr w:type="spellStart"/>
-      <w:r>
-        <w:t>Duolingo</w:t>
-      </w:r>
-      <w:proofErr w:type="spellEnd"/>
-      <w:r>
-        <w:t xml:space="preserve"> </w:t>
-      </w:r>
-      <w:proofErr w:type="spellStart"/>
-      <w:r>
-        <w:t>ui</w:t>
-      </w:r>
-      <w:proofErr w:type="spellEnd"/>
-      <w:r>
-        <w:t xml:space="preserve"> (2)</w:t>
+        <w:t xml:space="preserve"> - Duolingoui (2)</w:t>
       </w:r>
       <w:bookmarkEnd w:id="5"/>
     </w:p>
@@ -2851,13 +2582,7 @@
         <w:t xml:space="preserve"> Umíme j</w:t>
       </w:r>
       <w:r>
-        <w:t>e procvičovací systém, nikoli</w:t>
-      </w:r>
-      <w:r>
-        <w:t xml:space="preserve"> </w:t>
-      </w:r>
-      <w:r>
-        <w:t xml:space="preserve">testovací systém. Použitý způsob hodnocení počítá s chybováním, které je důležitou součástí učení. Každou chybu lze napravit pomocí dalšího procvičování, a i chybující začátečník </w:t>
+        <w:t xml:space="preserve">e procvičovací systém, nikolitestovací systém. Použitý způsob hodnocení počítá s chybováním, které je důležitou součástí učení. Každou chybu lze napravit pomocí dalšího procvičování, a i chybující začátečník </w:t>
       </w:r>
       <w:r>
         <w:t>má tak</w:t>
@@ -2886,9 +2611,10 @@
         <w:rPr>
           <w:rStyle w:val="Odkazjemn"/>
           <w:noProof/>
+          <w:lang w:eastAsia="cs-CZ"/>
         </w:rPr>
         <w:drawing>
-          <wp:inline distT="0" distB="0" distL="0" distR="0" wp14:anchorId="773F9AF4" wp14:editId="5E286A1D">
+          <wp:inline distT="0" distB="0" distL="0" distR="0">
             <wp:extent cx="5760720" cy="2969895"/>
             <wp:effectExtent l="0" t="0" r="0" b="1905"/>
             <wp:docPr id="1650867086" name="Obrázek 1" descr="Obsah obrázku text, snímek obrazovky, Písmo, software&#10;&#10;Popis byl vytvořen automaticky"/>
@@ -2985,37 +2711,8 @@
         <w:jc w:val="left"/>
       </w:pPr>
       <w:r>
-        <w:t xml:space="preserve">Huly </w:t>
-      </w:r>
-      <w:proofErr w:type="spellStart"/>
-      <w:r>
-        <w:t>io</w:t>
-      </w:r>
-      <w:proofErr w:type="spellEnd"/>
-      <w:r>
-        <w:t xml:space="preserve">, </w:t>
-      </w:r>
-      <w:proofErr w:type="spellStart"/>
-      <w:r>
-        <w:t>reactbits</w:t>
-      </w:r>
-      <w:proofErr w:type="spellEnd"/>
-      <w:r>
-        <w:t xml:space="preserve">, </w:t>
-      </w:r>
-      <w:proofErr w:type="spellStart"/>
-      <w:r>
-        <w:t>dev</w:t>
-      </w:r>
-      <w:proofErr w:type="spellEnd"/>
-      <w:r>
-        <w:t xml:space="preserve"> ještě </w:t>
-      </w:r>
-      <w:proofErr w:type="spellStart"/>
-      <w:r>
-        <w:t>neco</w:t>
-      </w:r>
-      <w:proofErr w:type="spellEnd"/>
+        <w:t>Huly io, reactbits, dev ještě neco</w:t>
+      </w:r>
     </w:p>
     <w:p>
       <w:pPr>
@@ -3044,48 +2741,17 @@
         <w:pStyle w:val="Nadpis3"/>
       </w:pPr>
       <w:bookmarkStart w:id="8" w:name="_Toc187827154"/>
-      <w:proofErr w:type="spellStart"/>
-      <w:r>
-        <w:t>Visual</w:t>
-      </w:r>
-      <w:proofErr w:type="spellEnd"/>
-      <w:r>
-        <w:t xml:space="preserve"> Studio </w:t>
-      </w:r>
-      <w:proofErr w:type="spellStart"/>
-      <w:r>
-        <w:t>Code</w:t>
+      <w:r>
+        <w:t>Visual Studio Code</w:t>
       </w:r>
       <w:bookmarkEnd w:id="8"/>
-      <w:proofErr w:type="spellEnd"/>
     </w:p>
     <w:p>
       <w:pPr>
         <w:ind w:firstLine="708"/>
       </w:pPr>
-      <w:proofErr w:type="spellStart"/>
-      <w:r>
-        <w:t>Visual</w:t>
-      </w:r>
-      <w:proofErr w:type="spellEnd"/>
-      <w:r>
-        <w:t xml:space="preserve"> Studio </w:t>
-      </w:r>
-      <w:proofErr w:type="spellStart"/>
-      <w:r>
-        <w:t>Code</w:t>
-      </w:r>
-      <w:proofErr w:type="spellEnd"/>
-      <w:r>
-        <w:t xml:space="preserve"> je lehký, ale výkonný editor zdrojového kódu, který běží na počítači a je k dispozici pro Windows, MacOS a Linux. Obsahuje integrovanou podporu pro JavaScript, </w:t>
-      </w:r>
-      <w:proofErr w:type="spellStart"/>
-      <w:r>
-        <w:t>TypeScript</w:t>
-      </w:r>
-      <w:proofErr w:type="spellEnd"/>
-      <w:r>
-        <w:t xml:space="preserve"> a Node.js a má bohatý ekosystém rozšíření pro další jazyky a moduly runtime (například C++, C#, Java, Python, PHP, Go, .NET).</w:t>
+      <w:r>
+        <w:t>Visual Studio Code je lehký, ale výkonný editor zdrojového kódu, který běží na počítači a je k dispozici pro Windows, MacOS a Linux. Obsahuje integrovanou podporu pro JavaScript, TypeScript a Node.js a má bohatý ekosystém rozšíření pro další jazyky a moduly runtime (například C++, C#, Java, Python, PHP, Go, .NET).</w:t>
       </w:r>
       <w:r>
         <w:t xml:space="preserve"> (4)</w:t>
@@ -3118,23 +2784,7 @@
         <w:t>r</w:t>
       </w:r>
       <w:r>
-        <w:t xml:space="preserve">čený pro tvorbu moderních dynamických webů. Byl představen v devadesátých letech 20. století, jako reakce na klasické statické internetové stránky a otevřel prostor pro interaktivní webové aplikace i příjemnější uživatelské rozhraní doplněné animacemi a </w:t>
-      </w:r>
-      <w:proofErr w:type="gramStart"/>
-      <w:r>
-        <w:t>2D</w:t>
-      </w:r>
-      <w:proofErr w:type="gramEnd"/>
-      <w:r>
-        <w:t xml:space="preserve"> i </w:t>
-      </w:r>
-      <w:proofErr w:type="gramStart"/>
-      <w:r>
-        <w:t>3D</w:t>
-      </w:r>
-      <w:proofErr w:type="gramEnd"/>
-      <w:r>
-        <w:t xml:space="preserve"> grafikou. </w:t>
+        <w:t xml:space="preserve">čený pro tvorbu moderních dynamických webů. Byl představen v devadesátých letech 20. století, jako reakce na klasické statické internetové stránky a otevřel prostor pro interaktivní webové aplikace i příjemnější uživatelské rozhraní doplněné animacemi a 2D i 3D grafikou. </w:t>
       </w:r>
       <w:r>
         <w:t>(5)</w:t>
@@ -3153,61 +2803,24 @@
         <w:pStyle w:val="Nadpis3"/>
       </w:pPr>
       <w:bookmarkStart w:id="10" w:name="_Toc187827156"/>
-      <w:proofErr w:type="spellStart"/>
       <w:r>
         <w:t>React</w:t>
       </w:r>
       <w:bookmarkEnd w:id="10"/>
-      <w:proofErr w:type="spellEnd"/>
     </w:p>
     <w:p>
       <w:pPr>
         <w:ind w:firstLine="708"/>
         <w:jc w:val="left"/>
       </w:pPr>
-      <w:proofErr w:type="spellStart"/>
-      <w:r>
-        <w:t>React</w:t>
-      </w:r>
-      <w:proofErr w:type="spellEnd"/>
-      <w:r>
-        <w:t xml:space="preserve"> je </w:t>
-      </w:r>
-      <w:proofErr w:type="spellStart"/>
-      <w:r>
-        <w:t>JavaScriptová</w:t>
-      </w:r>
-      <w:proofErr w:type="spellEnd"/>
-      <w:r>
-        <w:t xml:space="preserve"> open-source knihovna sloužící ke tvorbě uživatelského rozhraní (User Interface), </w:t>
+      <w:r>
+        <w:t xml:space="preserve">React je JavaScriptová open-source knihovna sloužící ke tvorbě uživatelského rozhraní (User Interface), </w:t>
       </w:r>
       <w:r>
         <w:t>neboli</w:t>
       </w:r>
       <w:r>
-        <w:t xml:space="preserve"> </w:t>
-      </w:r>
-      <w:proofErr w:type="spellStart"/>
-      <w:r>
-        <w:t>frontend</w:t>
-      </w:r>
-      <w:proofErr w:type="spellEnd"/>
-      <w:r>
-        <w:t>.</w:t>
-      </w:r>
-      <w:r>
-        <w:t xml:space="preserve"> </w:t>
-      </w:r>
-      <w:r>
-        <w:t xml:space="preserve">Tato knihovna, nikoli framework, umožňuje vývojářům efektivně vytvářet interaktivní, dynamický a responzivní </w:t>
-      </w:r>
-      <w:proofErr w:type="spellStart"/>
-      <w:r>
-        <w:t>frontend</w:t>
-      </w:r>
-      <w:proofErr w:type="spellEnd"/>
-      <w:r>
-        <w:t xml:space="preserve"> s důrazem na deklarativní přístup a komponenty, které lze snadno znovu použít a spravovat.</w:t>
+        <w:t>frontend.Tato knihovna, nikoli framework, umožňuje vývojářům efektivně vytvářet interaktivní, dynamický a responzivní frontend s důrazem na deklarativní přístup a komponenty, které lze snadno znovu použít a spravovat.</w:t>
       </w:r>
       <w:r>
         <w:t xml:space="preserve"> (6)</w:t>
@@ -3218,15 +2831,7 @@
         <w:jc w:val="left"/>
       </w:pPr>
       <w:r>
-        <w:t xml:space="preserve">Knihovnu </w:t>
-      </w:r>
-      <w:proofErr w:type="spellStart"/>
-      <w:r>
-        <w:t>React</w:t>
-      </w:r>
-      <w:proofErr w:type="spellEnd"/>
-      <w:r>
-        <w:t xml:space="preserve"> jsem využíval díky dobrým předchozím zkušenostem v tvorbě. Ve webové aplikaci využívám její výhody, např. komponentová architektura, která mi absolutně vyhovovala ve vývoji.</w:t>
+        <w:t>Knihovnu React jsem využíval díky dobrým předchozím zkušenostem v tvorbě. Ve webové aplikaci využívám její výhody, např. komponentová architektura, která mi absolutně vyhovovala ve vývoji.</w:t>
       </w:r>
     </w:p>
     <w:p>
@@ -3245,31 +2850,7 @@
         <w:jc w:val="left"/>
       </w:pPr>
       <w:r>
-        <w:t xml:space="preserve">Vite.js je moderní a inovativní nástroj pro vývojáře, který výrazně zjednodušuje proces vývoje webových aplikací a nabízí vysokou rychlost načítání. Od svého uvedení na trh se </w:t>
-      </w:r>
-      <w:proofErr w:type="spellStart"/>
-      <w:r>
-        <w:t>Vite</w:t>
-      </w:r>
-      <w:proofErr w:type="spellEnd"/>
-      <w:r>
-        <w:t xml:space="preserve"> stala jedním z nejpopulárnějších </w:t>
-      </w:r>
-      <w:proofErr w:type="spellStart"/>
-      <w:r>
-        <w:t>JavaScriptových</w:t>
-      </w:r>
-      <w:proofErr w:type="spellEnd"/>
-      <w:r>
-        <w:t xml:space="preserve"> </w:t>
-      </w:r>
-      <w:proofErr w:type="spellStart"/>
-      <w:r>
-        <w:t>buildovacích</w:t>
-      </w:r>
-      <w:proofErr w:type="spellEnd"/>
-      <w:r>
-        <w:t xml:space="preserve"> nástrojů a získala si důvěru a obdiv komunity vývojářů</w:t>
+        <w:t>Vite.js je moderní a inovativní nástroj pro vývojáře, který výrazně zjednodušuje proces vývoje webových aplikací a nabízí vysokou rychlost načítání. Od svého uvedení na trh se Vite stala jedním z nejpopulárnějších JavaScriptovýchbuildovacích nástrojů a získala si důvěru a obdiv komunity vývojářů</w:t>
       </w:r>
       <w:r>
         <w:t>. (7)</w:t>
@@ -3314,27 +2895,17 @@
         <w:pStyle w:val="Nadpis3"/>
       </w:pPr>
       <w:bookmarkStart w:id="13" w:name="_Toc187827159"/>
-      <w:proofErr w:type="spellStart"/>
       <w:r>
         <w:t>Github</w:t>
       </w:r>
       <w:bookmarkEnd w:id="13"/>
-      <w:proofErr w:type="spellEnd"/>
     </w:p>
     <w:p>
       <w:pPr>
         <w:jc w:val="left"/>
       </w:pPr>
       <w:r>
-        <w:t xml:space="preserve">GitHub je webová služba, která slouží jako hostitelský systém pro </w:t>
-      </w:r>
-      <w:proofErr w:type="spellStart"/>
-      <w:r>
-        <w:t>repozitáře</w:t>
-      </w:r>
-      <w:proofErr w:type="spellEnd"/>
-      <w:r>
-        <w:t xml:space="preserve"> Git, umožňující uživatelům ukládat, spravovat, sledovat a sdílet svůj kódový základ. Samozřejmě, že uživatelé mohou </w:t>
+        <w:t xml:space="preserve">GitHub je webová služba, která slouží jako hostitelský systém pro repozitáře Git, umožňující uživatelům ukládat, spravovat, sledovat a sdílet svůj kódový základ. Samozřejmě, že uživatelé mohou </w:t>
       </w:r>
       <w:r>
         <w:lastRenderedPageBreak/>
@@ -3360,7 +2931,6 @@
         </w:rPr>
       </w:pPr>
       <w:bookmarkStart w:id="14" w:name="_Toc187827160"/>
-      <w:proofErr w:type="spellStart"/>
       <w:r>
         <w:rPr>
           <w:color w:val="EE0000"/>
@@ -3368,21 +2938,26 @@
         <w:t>Supabase</w:t>
       </w:r>
       <w:bookmarkEnd w:id="14"/>
-      <w:proofErr w:type="spellEnd"/>
       <w:r>
         <w:rPr>
           <w:color w:val="EE0000"/>
         </w:rPr>
-        <w:t xml:space="preserve"> ------ </w:t>
-      </w:r>
-      <w:proofErr w:type="spellStart"/>
-      <w:r>
+        <w:t xml:space="preserve"> ------ firebase</w:t>
+      </w:r>
+    </w:p>
+    <w:p>
+      <w:pPr>
+        <w:jc w:val="left"/>
         <w:rPr>
           <w:color w:val="EE0000"/>
         </w:rPr>
-        <w:t>firebase</w:t>
-      </w:r>
-      <w:proofErr w:type="spellEnd"/>
+      </w:pPr>
+      <w:r>
+        <w:rPr>
+          <w:color w:val="EE0000"/>
+        </w:rPr>
+        <w:t>Supabase je open-source databázová infrastruktura postavená na PostgreSQL. Pomocí jednoduchého nastavení a uživatelského rozhraní Supabase mohou uživatelé rychle vytvořit kompletní webový a mobilní backend a skutečně se soustředit na budování svého produktu během několika minut, aniž by se museli zabývat příliš složitými datovými strukturami. (10)</w:t>
+      </w:r>
     </w:p>
     <w:p>
       <w:pPr>
@@ -3391,248 +2966,91 @@
           <w:color w:val="EE0000"/>
         </w:rPr>
       </w:pPr>
-      <w:proofErr w:type="spellStart"/>
       <w:r>
         <w:rPr>
           <w:color w:val="EE0000"/>
         </w:rPr>
-        <w:t>Supabase</w:t>
-      </w:r>
-      <w:proofErr w:type="spellEnd"/>
-      <w:r>
-        <w:rPr>
-          <w:color w:val="EE0000"/>
-        </w:rPr>
-        <w:t xml:space="preserve"> je open-source databázová infrastruktura postavená na </w:t>
-      </w:r>
-      <w:proofErr w:type="spellStart"/>
-      <w:r>
-        <w:rPr>
-          <w:color w:val="EE0000"/>
-        </w:rPr>
-        <w:t>PostgreSQL</w:t>
-      </w:r>
-      <w:proofErr w:type="spellEnd"/>
-      <w:r>
-        <w:rPr>
-          <w:color w:val="EE0000"/>
-        </w:rPr>
-        <w:t xml:space="preserve">. Pomocí jednoduchého nastavení a uživatelského rozhraní </w:t>
-      </w:r>
-      <w:proofErr w:type="spellStart"/>
-      <w:r>
-        <w:rPr>
-          <w:color w:val="EE0000"/>
-        </w:rPr>
-        <w:t>Supabase</w:t>
-      </w:r>
-      <w:proofErr w:type="spellEnd"/>
-      <w:r>
-        <w:rPr>
-          <w:color w:val="EE0000"/>
-        </w:rPr>
-        <w:t xml:space="preserve"> mohou uživatelé rychle vytvořit kompletní webový a mobilní </w:t>
-      </w:r>
-      <w:proofErr w:type="spellStart"/>
-      <w:r>
-        <w:rPr>
-          <w:color w:val="EE0000"/>
-        </w:rPr>
-        <w:t>backend</w:t>
-      </w:r>
-      <w:proofErr w:type="spellEnd"/>
-      <w:r>
-        <w:rPr>
-          <w:color w:val="EE0000"/>
-        </w:rPr>
-        <w:t xml:space="preserve"> a skutečně se soustředit na budování svého produktu během několika minut, aniž by se museli zabývat příliš složitými datovými strukturami. (10)</w:t>
-      </w:r>
+        <w:t>Supabase jsem v projektu využil k databázi, která zpracovává různé části backendu od přihlašování až po interaktivní úkoly. Supabase je alternativou Firebase, rozhodl jsem se využít právě Supabase pro její jednoduchost a lepší zkušeností.</w:t>
+      </w:r>
+    </w:p>
+    <w:p>
+      <w:pPr>
+        <w:pStyle w:val="Nadpis3"/>
+      </w:pPr>
+      <w:bookmarkStart w:id="15" w:name="_Toc187827161"/>
+      <w:r>
+        <w:t>removebg</w:t>
+      </w:r>
+      <w:bookmarkEnd w:id="15"/>
     </w:p>
     <w:p>
       <w:pPr>
         <w:jc w:val="left"/>
-        <w:rPr>
-          <w:color w:val="EE0000"/>
-        </w:rPr>
-      </w:pPr>
-      <w:proofErr w:type="spellStart"/>
-      <w:r>
-        <w:rPr>
-          <w:color w:val="EE0000"/>
-        </w:rPr>
-        <w:t>Supabase</w:t>
-      </w:r>
-      <w:proofErr w:type="spellEnd"/>
-      <w:r>
-        <w:rPr>
-          <w:color w:val="EE0000"/>
-        </w:rPr>
-        <w:t xml:space="preserve"> jsem v projektu využil k databázi, která zpracovává různé části </w:t>
-      </w:r>
-      <w:proofErr w:type="spellStart"/>
-      <w:r>
-        <w:rPr>
-          <w:color w:val="EE0000"/>
-        </w:rPr>
-        <w:t>backendu</w:t>
-      </w:r>
-      <w:proofErr w:type="spellEnd"/>
-      <w:r>
-        <w:rPr>
-          <w:color w:val="EE0000"/>
-        </w:rPr>
-        <w:t xml:space="preserve"> od přihlašování až po interaktivní úkoly. </w:t>
-      </w:r>
-      <w:proofErr w:type="spellStart"/>
-      <w:r>
-        <w:rPr>
-          <w:color w:val="EE0000"/>
-        </w:rPr>
-        <w:t>Supabase</w:t>
-      </w:r>
-      <w:proofErr w:type="spellEnd"/>
-      <w:r>
-        <w:rPr>
-          <w:color w:val="EE0000"/>
-        </w:rPr>
-        <w:t xml:space="preserve"> je alternativou </w:t>
-      </w:r>
-      <w:proofErr w:type="spellStart"/>
-      <w:r>
-        <w:rPr>
-          <w:color w:val="EE0000"/>
-        </w:rPr>
-        <w:t>Firebase</w:t>
-      </w:r>
-      <w:proofErr w:type="spellEnd"/>
-      <w:r>
-        <w:rPr>
-          <w:color w:val="EE0000"/>
-        </w:rPr>
-        <w:t xml:space="preserve">, rozhodl jsem se využít právě </w:t>
-      </w:r>
-      <w:proofErr w:type="spellStart"/>
-      <w:r>
-        <w:rPr>
-          <w:color w:val="EE0000"/>
-        </w:rPr>
-        <w:t>Supabase</w:t>
-      </w:r>
-      <w:proofErr w:type="spellEnd"/>
-      <w:r>
-        <w:rPr>
-          <w:color w:val="EE0000"/>
-        </w:rPr>
-        <w:t xml:space="preserve"> pro její jednoduchost a lepší zkušeností.</w:t>
+      </w:pPr>
+      <w:r>
+        <w:t>Remove.</w:t>
+      </w:r>
+      <w:r>
+        <w:t>bg</w:t>
+      </w:r>
+      <w:r>
+        <w:t xml:space="preserve"> je fantastická webová platforma pro každého, kdo chce rychle odstranit pozadí ze svých obrázků.</w:t>
+      </w:r>
+      <w:r>
+        <w:t xml:space="preserve"> (11)</w:t>
       </w:r>
     </w:p>
     <w:p>
       <w:pPr>
         <w:pStyle w:val="Nadpis3"/>
       </w:pPr>
-      <w:bookmarkStart w:id="15" w:name="_Toc187827161"/>
-      <w:proofErr w:type="spellStart"/>
-      <w:r>
-        <w:t>removebg</w:t>
-      </w:r>
-      <w:bookmarkEnd w:id="15"/>
-      <w:proofErr w:type="spellEnd"/>
+      <w:bookmarkStart w:id="16" w:name="_Toc187827162"/>
+      <w:r>
+        <w:t>Pinterest</w:t>
+      </w:r>
+      <w:bookmarkEnd w:id="16"/>
     </w:p>
     <w:p>
       <w:pPr>
         <w:jc w:val="left"/>
       </w:pPr>
       <w:r>
-        <w:t>Remove.</w:t>
-      </w:r>
-      <w:r>
-        <w:t>bg</w:t>
-      </w:r>
-      <w:r>
-        <w:t xml:space="preserve"> je fantastická webová platforma pro každého, kdo chce rychle odstranit pozadí ze svých obrázků.</w:t>
-      </w:r>
-      <w:r>
-        <w:t xml:space="preserve"> (11)</w:t>
+        <w:t>Pinterest je americká sociální mediální služba pro publikování a objevování informac</w:t>
+      </w:r>
+      <w:r>
+        <w:t>í</w:t>
+      </w:r>
+      <w:r>
+        <w:t xml:space="preserve"> ve formě pinboardů, mezi něž patří recepty, domov, styl, motivace a inspirace na internetu pomocí sdílení obrázků</w:t>
+      </w:r>
+      <w:r>
+        <w:t>. (12)</w:t>
+      </w:r>
+    </w:p>
+    <w:p>
+      <w:pPr>
+        <w:jc w:val="left"/>
+      </w:pPr>
+      <w:r>
+        <w:t>Pinterest jsem využíval pro inspiraci při vytváření různých designů ve webové aplikaci.</w:t>
       </w:r>
     </w:p>
     <w:p>
       <w:pPr>
         <w:pStyle w:val="Nadpis3"/>
       </w:pPr>
-      <w:bookmarkStart w:id="16" w:name="_Toc187827162"/>
-      <w:proofErr w:type="spellStart"/>
-      <w:r>
-        <w:t>Pinterest</w:t>
-      </w:r>
-      <w:bookmarkEnd w:id="16"/>
-      <w:proofErr w:type="spellEnd"/>
+      <w:bookmarkStart w:id="17" w:name="_Toc187827163"/>
+      <w:r>
+        <w:t>ChatGPT</w:t>
+      </w:r>
+      <w:bookmarkEnd w:id="17"/>
     </w:p>
     <w:p>
       <w:pPr>
         <w:jc w:val="left"/>
       </w:pPr>
-      <w:proofErr w:type="spellStart"/>
-      <w:r>
-        <w:t>Pinterest</w:t>
-      </w:r>
-      <w:proofErr w:type="spellEnd"/>
-      <w:r>
-        <w:t xml:space="preserve"> je americká sociální mediální služba pro publikování a objevování informac</w:t>
-      </w:r>
-      <w:r>
-        <w:t>í</w:t>
-      </w:r>
-      <w:r>
-        <w:t xml:space="preserve"> ve formě </w:t>
-      </w:r>
-      <w:proofErr w:type="spellStart"/>
-      <w:r>
-        <w:t>pinboardů</w:t>
-      </w:r>
-      <w:proofErr w:type="spellEnd"/>
-      <w:r>
-        <w:t>, mezi něž patří recepty, domov, styl, motivace a inspirace na internetu pomocí sdílení obrázků</w:t>
-      </w:r>
-      <w:r>
-        <w:t>. (12)</w:t>
-      </w:r>
-    </w:p>
-    <w:p>
-      <w:pPr>
-        <w:jc w:val="left"/>
-      </w:pPr>
-      <w:proofErr w:type="spellStart"/>
-      <w:r>
-        <w:t>Pinterest</w:t>
-      </w:r>
-      <w:proofErr w:type="spellEnd"/>
-      <w:r>
-        <w:t xml:space="preserve"> jsem využíval pro inspiraci při vytváření různých designů ve webové aplikaci.</w:t>
-      </w:r>
-    </w:p>
-    <w:p>
-      <w:pPr>
-        <w:pStyle w:val="Nadpis3"/>
-      </w:pPr>
-      <w:bookmarkStart w:id="17" w:name="_Toc187827163"/>
-      <w:proofErr w:type="spellStart"/>
-      <w:r>
-        <w:t>ChatGPT</w:t>
-      </w:r>
-      <w:bookmarkEnd w:id="17"/>
-      <w:proofErr w:type="spellEnd"/>
-    </w:p>
-    <w:p>
-      <w:pPr>
-        <w:jc w:val="left"/>
-      </w:pPr>
-      <w:proofErr w:type="spellStart"/>
-      <w:r>
-        <w:t>ChatGPT</w:t>
-      </w:r>
-      <w:proofErr w:type="spellEnd"/>
-      <w:r>
-        <w:t xml:space="preserve"> je </w:t>
+      <w:r>
+        <w:t>ChatGPT je </w:t>
       </w:r>
       <w:r>
         <w:rPr>
@@ -3642,15 +3060,7 @@
         <w:t>technologií umělé inteligence</w:t>
       </w:r>
       <w:r>
-        <w:t xml:space="preserve"> od společností </w:t>
-      </w:r>
-      <w:proofErr w:type="spellStart"/>
-      <w:r>
-        <w:t>OpenAI</w:t>
-      </w:r>
-      <w:proofErr w:type="spellEnd"/>
-      <w:r>
-        <w:t>, který využívá nejmodernější algoritmy pro zpracovávání přirozeného jazyka k vytváření smysluplného textu. Tato technologie je určena k </w:t>
+        <w:t> od společností OpenAI, který využívá nejmodernější algoritmy pro zpracovávání přirozeného jazyka k vytváření smysluplného textu. Tato technologie je určena k </w:t>
       </w:r>
       <w:r>
         <w:rPr>
@@ -3670,13 +3080,8 @@
       <w:pPr>
         <w:jc w:val="left"/>
       </w:pPr>
-      <w:proofErr w:type="spellStart"/>
-      <w:r>
-        <w:t>ChatGPT</w:t>
-      </w:r>
-      <w:proofErr w:type="spellEnd"/>
-      <w:r>
-        <w:t xml:space="preserve"> jsem používal pro generaci kódu ve svém projektu, používal jsem jej i jako pomocníka s designem, s vyhledáváním informací či dokonce i problémy s databázi. </w:t>
+      <w:r>
+        <w:t xml:space="preserve">ChatGPT jsem používal pro generaci kódu ve svém projektu, používal jsem jej i jako pomocníka s designem, s vyhledáváním informací či dokonce i problémy s databázi. </w:t>
       </w:r>
     </w:p>
     <w:p>
@@ -3684,85 +3089,22 @@
         <w:pStyle w:val="Nadpis3"/>
       </w:pPr>
       <w:bookmarkStart w:id="18" w:name="_Toc187827164"/>
-      <w:proofErr w:type="spellStart"/>
       <w:r>
         <w:t>Copilot</w:t>
       </w:r>
       <w:bookmarkEnd w:id="18"/>
-      <w:proofErr w:type="spellEnd"/>
-    </w:p>
-    <w:p>
-      <w:r>
-        <w:t xml:space="preserve">GitHub </w:t>
-      </w:r>
-      <w:proofErr w:type="spellStart"/>
-      <w:r>
-        <w:t>Copilot</w:t>
-      </w:r>
-      <w:proofErr w:type="spellEnd"/>
-      <w:r>
-        <w:t xml:space="preserve"> je partner pro kódování AI, který během psaní kódu poskytuje návrhy automatického dokončování. Získejte návrhy zadáním kódu nebo jeho popisem v přirozeném jazyce. </w:t>
-      </w:r>
-      <w:proofErr w:type="spellStart"/>
-      <w:r>
-        <w:t>Copilot</w:t>
-      </w:r>
-      <w:proofErr w:type="spellEnd"/>
-      <w:r>
-        <w:t xml:space="preserve"> analyzuje váš soubor a související soubory a nabízí návrhy v textovém editoru. Používá </w:t>
-      </w:r>
-      <w:proofErr w:type="spellStart"/>
-      <w:r>
-        <w:t>OpenAI</w:t>
-      </w:r>
-      <w:proofErr w:type="spellEnd"/>
-      <w:r>
-        <w:t xml:space="preserve"> </w:t>
-      </w:r>
-      <w:proofErr w:type="spellStart"/>
-      <w:r>
-        <w:t>Codex</w:t>
-      </w:r>
-      <w:proofErr w:type="spellEnd"/>
-      <w:r>
-        <w:t xml:space="preserve">, nový systém AI vyvinutý </w:t>
-      </w:r>
-      <w:proofErr w:type="spellStart"/>
-      <w:r>
-        <w:t>OpenAI</w:t>
-      </w:r>
-      <w:proofErr w:type="spellEnd"/>
-      <w:r>
-        <w:t>, který pomáhá odvodit kontext z napsaného kódu a komentářů a pak navrhuje nové řádky nebo celé funkce.</w:t>
+    </w:p>
+    <w:p>
+      <w:r>
+        <w:t>GitHub Copilot je partner pro kódování AI, který během psaní kódu poskytuje návrhy automatického dokončování. Získejte návrhy zadáním kódu nebo jeho popisem v přirozeném jazyce. Copilot analyzuje váš soubor a související soubory a nabízí návrhy v textovém editoru. Používá OpenAICodex, nový systém AI vyvinutý OpenAI, který pomáhá odvodit kontext z napsaného kódu a komentářů a pak navrhuje nové řádky nebo celé funkce.</w:t>
       </w:r>
       <w:r>
         <w:t xml:space="preserve"> (14)</w:t>
       </w:r>
     </w:p>
     <w:p>
-      <w:proofErr w:type="spellStart"/>
-      <w:r>
-        <w:t>Copilot</w:t>
-      </w:r>
-      <w:proofErr w:type="spellEnd"/>
-      <w:r>
-        <w:t xml:space="preserve"> jsem využíval ve svém kódovém prostředí jako pomocníka ve tvoření jakékoliv obsahu, ať už šlo o </w:t>
-      </w:r>
-      <w:proofErr w:type="spellStart"/>
-      <w:r>
-        <w:t>frontend</w:t>
-      </w:r>
-      <w:proofErr w:type="spellEnd"/>
-      <w:r>
-        <w:t xml:space="preserve"> či </w:t>
-      </w:r>
-      <w:proofErr w:type="spellStart"/>
-      <w:r>
-        <w:t>backend</w:t>
-      </w:r>
-      <w:proofErr w:type="spellEnd"/>
-      <w:r>
-        <w:t>. Dokáže najít chybu, kde ji člověk snadno přehlídce či za Vás udělat potřebné funkce.</w:t>
+      <w:r>
+        <w:t>Copilot jsem využíval ve svém kódovém prostředí jako pomocníka ve tvoření jakékoliv obsahu, ať už šlo o frontend či backend. Dokáže najít chybu, kde ji člověk snadno přehlídce či za Vás udělat potřebné funkce.</w:t>
       </w:r>
     </w:p>
     <w:p>
@@ -3770,21 +3112,14 @@
         <w:pStyle w:val="Nadpis3"/>
       </w:pPr>
       <w:bookmarkStart w:id="19" w:name="_Toc187827165"/>
-      <w:proofErr w:type="spellStart"/>
       <w:r>
         <w:t>Figma</w:t>
       </w:r>
       <w:bookmarkEnd w:id="19"/>
-      <w:proofErr w:type="spellEnd"/>
-    </w:p>
-    <w:p>
-      <w:proofErr w:type="spellStart"/>
-      <w:r>
-        <w:t>Figma</w:t>
-      </w:r>
-      <w:proofErr w:type="spellEnd"/>
-      <w:r>
-        <w:t xml:space="preserve"> Design slouží k vytváření, sdílení a testování návrhů webových stránek, mobilních aplikací a dalších digitálních produktů a zážitků. Je to oblíbený nástroj pro návrháře, produktové manažery, autory a vývojáře a pomáhá všem, kteří se podílejí na procesu navrhování, přispívat, poskytovat zpětnou vazbu a rychleji přijímat lepší rozhodnutí.</w:t>
+    </w:p>
+    <w:p>
+      <w:r>
+        <w:t>Figma Design slouží k vytváření, sdílení a testování návrhů webových stránek, mobilních aplikací a dalších digitálních produktů a zážitků. Je to oblíbený nástroj pro návrháře, produktové manažery, autory a vývojáře a pomáhá všem, kteří se podílejí na procesu navrhování, přispívat, poskytovat zpětnou vazbu a rychleji přijímat lepší rozhodnutí.</w:t>
       </w:r>
       <w:r>
         <w:t xml:space="preserve"> (15)</w:t>
@@ -3793,15 +3128,7 @@
     <w:p>
       <w:r>
         <w:lastRenderedPageBreak/>
-        <w:t xml:space="preserve">Webovou aplikaci </w:t>
-      </w:r>
-      <w:proofErr w:type="spellStart"/>
-      <w:r>
-        <w:t>Figma</w:t>
-      </w:r>
-      <w:proofErr w:type="spellEnd"/>
-      <w:r>
-        <w:t xml:space="preserve"> jsem využíval pro všechny svoje designy, kde jsem různě ladil barvy, detaily, obecné rozložení stránky a skoro všechny nápady, které jsem si potřeboval rychle vizualizovat.</w:t>
+        <w:t>Webovou aplikaci Figma jsem využíval pro všechny svoje designy, kde jsem různě ladil barvy, detaily, obecné rozložení stránky a skoro všechny nápady, které jsem si potřeboval rychle vizualizovat.</w:t>
       </w:r>
     </w:p>
     <w:p>
@@ -3809,24 +3136,17 @@
         <w:pStyle w:val="Nadpis3"/>
       </w:pPr>
       <w:bookmarkStart w:id="20" w:name="_Toc187827166"/>
-      <w:proofErr w:type="spellStart"/>
       <w:r>
         <w:t>LottieFiles</w:t>
       </w:r>
       <w:bookmarkEnd w:id="20"/>
-      <w:proofErr w:type="spellEnd"/>
-    </w:p>
-    <w:p>
-      <w:proofErr w:type="spellStart"/>
+    </w:p>
+    <w:p>
       <w:r>
         <w:t>L</w:t>
       </w:r>
       <w:r>
-        <w:t>ottie</w:t>
-      </w:r>
-      <w:proofErr w:type="spellEnd"/>
-      <w:r>
-        <w:t xml:space="preserve"> je </w:t>
+        <w:t xml:space="preserve">ottie je </w:t>
       </w:r>
       <w:r>
         <w:t>výkonný webový animační nástroj určený k vytváření velmi lehkých, vysoce přizpůsobitelných a interaktivních animací pro web, aplikace a sociální sítě.</w:t>
@@ -3837,15 +3157,7 @@
     </w:p>
     <w:p>
       <w:r>
-        <w:t xml:space="preserve">Službu </w:t>
-      </w:r>
-      <w:proofErr w:type="spellStart"/>
-      <w:r>
-        <w:t>LottieFiles</w:t>
-      </w:r>
-      <w:proofErr w:type="spellEnd"/>
-      <w:r>
-        <w:t xml:space="preserve"> jsem využil pro různé animace na své webové aplikaci, jedná se o stránku s mnoha zdarma animacemi, které lze jednoduše implementovat do každého projektu</w:t>
+        <w:t>Službu LottieFiles jsem využil pro různé animace na své webové aplikaci, jedná se o stránku s mnoha zdarma animacemi, které lze jednoduše implementovat do každého projektu</w:t>
       </w:r>
     </w:p>
     <w:p>
@@ -3853,61 +3165,14 @@
         <w:pStyle w:val="Nadpis3"/>
       </w:pPr>
       <w:bookmarkStart w:id="21" w:name="_Toc187827167"/>
-      <w:proofErr w:type="spellStart"/>
-      <w:r>
-        <w:t>React</w:t>
-      </w:r>
-      <w:proofErr w:type="spellEnd"/>
-      <w:r>
-        <w:t xml:space="preserve"> </w:t>
-      </w:r>
-      <w:proofErr w:type="spellStart"/>
-      <w:r>
-        <w:t>Icons</w:t>
+      <w:r>
+        <w:t>ReactIcons</w:t>
       </w:r>
       <w:bookmarkEnd w:id="21"/>
-      <w:proofErr w:type="spellEnd"/>
-    </w:p>
-    <w:p>
-      <w:proofErr w:type="spellStart"/>
-      <w:r>
-        <w:t>React</w:t>
-      </w:r>
-      <w:proofErr w:type="spellEnd"/>
-      <w:r>
-        <w:t xml:space="preserve"> </w:t>
-      </w:r>
-      <w:proofErr w:type="spellStart"/>
-      <w:r>
-        <w:t>Icons</w:t>
-      </w:r>
-      <w:proofErr w:type="spellEnd"/>
-      <w:r>
-        <w:t xml:space="preserve"> je výkonná knihovna, která poskytuje přístupné ikony SVG pro aplikace </w:t>
-      </w:r>
-      <w:proofErr w:type="spellStart"/>
-      <w:r>
-        <w:t>React</w:t>
-      </w:r>
-      <w:proofErr w:type="spellEnd"/>
-      <w:r>
-        <w:t xml:space="preserve"> a do vašich projektů bez problémů integruje populární sady ikon, jako jsou Font </w:t>
-      </w:r>
-      <w:proofErr w:type="spellStart"/>
-      <w:r>
-        <w:t>Awesome</w:t>
-      </w:r>
-      <w:proofErr w:type="spellEnd"/>
-      <w:r>
-        <w:t xml:space="preserve">, </w:t>
-      </w:r>
-      <w:proofErr w:type="spellStart"/>
-      <w:r>
-        <w:t>Material</w:t>
-      </w:r>
-      <w:proofErr w:type="spellEnd"/>
-      <w:r>
-        <w:t xml:space="preserve"> Design, UI design</w:t>
+    </w:p>
+    <w:p>
+      <w:r>
+        <w:t>ReactIcons je výkonná knihovna, která poskytuje přístupné ikony SVG pro aplikace React a do vašich projektů bez problémů integruje populární sady ikon, jako jsou Font Awesome, Material Design, UI design</w:t>
       </w:r>
       <w:r>
         <w:t xml:space="preserve"> atd</w:t>
@@ -3920,21 +3185,8 @@
       </w:r>
     </w:p>
     <w:p>
-      <w:proofErr w:type="spellStart"/>
-      <w:r>
-        <w:t>React</w:t>
-      </w:r>
-      <w:proofErr w:type="spellEnd"/>
-      <w:r>
-        <w:t xml:space="preserve"> </w:t>
-      </w:r>
-      <w:proofErr w:type="spellStart"/>
-      <w:r>
-        <w:t>Icons</w:t>
-      </w:r>
-      <w:proofErr w:type="spellEnd"/>
-      <w:r>
-        <w:t xml:space="preserve"> jsou ikony, které posouvají design webu dopředu. Je zde několik set tisíc ikon, které můžete využít. </w:t>
+      <w:r>
+        <w:t xml:space="preserve">ReactIcons jsou ikony, které posouvají design webu dopředu. Je zde několik set tisíc ikon, které můžete využít. </w:t>
       </w:r>
     </w:p>
     <w:p>
@@ -3942,37 +3194,22 @@
         <w:pStyle w:val="Nadpis3"/>
       </w:pPr>
       <w:bookmarkStart w:id="22" w:name="_Toc187827168"/>
-      <w:proofErr w:type="spellStart"/>
-      <w:r>
-        <w:t>Tailwind</w:t>
-      </w:r>
-      <w:proofErr w:type="spellEnd"/>
-      <w:r>
-        <w:t xml:space="preserve"> CSS</w:t>
+      <w:r>
+        <w:t>Tailwind CSS</w:t>
       </w:r>
       <w:bookmarkEnd w:id="22"/>
     </w:p>
     <w:p>
-      <w:proofErr w:type="spellStart"/>
-      <w:r>
-        <w:t>Tailwind</w:t>
-      </w:r>
-      <w:proofErr w:type="spellEnd"/>
-      <w:r>
-        <w:t xml:space="preserve"> CSS je open-source framework, který slouží ke stylování webových stránek v jazyce HTML bez externího CSS. Je to framework zaměřený především na užitek a slouží k vytváření vlastních uživatelských rozhraní. Pomáhá nám vytvořit webové stránky, které se odlišují od ostatních. Své webové stránky můžete stylovat pomocí předdefinovaných užitkových tříd bez externího CSS</w:t>
+      <w:r>
+        <w:t>Tailwind CSS je open-source framework, který slouží ke stylování webových stránek v jazyce HTML bez externího CSS. Je to framework zaměřený především na užitek a slouží k vytváření vlastních uživatelských rozhraní. Pomáhá nám vytvořit webové stránky, které se odlišují od ostatních. Své webové stránky můžete stylovat pomocí předdefinovaných užitkových tříd bez externího CSS</w:t>
       </w:r>
       <w:r>
         <w:t>. (18)</w:t>
       </w:r>
     </w:p>
     <w:p>
-      <w:proofErr w:type="spellStart"/>
-      <w:r>
-        <w:t>Tailwind</w:t>
-      </w:r>
-      <w:proofErr w:type="spellEnd"/>
-      <w:r>
-        <w:t xml:space="preserve"> jsem používal především ke stylování webové aplikace, jak od responzivního designu až po ladění barev a vytváření vlastních tříd.</w:t>
+      <w:r>
+        <w:t>Tailwind jsem používal především ke stylování webové aplikace, jak od responzivního designu až po ladění barev a vytváření vlastních tříd.</w:t>
       </w:r>
     </w:p>
     <w:p>
@@ -4034,15 +3271,7 @@
         <w:t>POKYNY</w:t>
       </w:r>
       <w:r>
-        <w:t xml:space="preserve">: V této části dokumentu se nachází popis vaší vlastní práce. Rozdělte tuto kapitolu na podkapitoly, které rozebírají váš projekt. </w:t>
-      </w:r>
-      <w:proofErr w:type="gramStart"/>
-      <w:r>
-        <w:t>Použijte</w:t>
-      </w:r>
-      <w:proofErr w:type="gramEnd"/>
-      <w:r>
-        <w:t xml:space="preserve"> pokud možno chronologické dělení projektu (přesné členění je na vás). </w:t>
+        <w:t xml:space="preserve">: V této části dokumentu se nachází popis vaší vlastní práce. Rozdělte tuto kapitolu na podkapitoly, které rozebírají váš projekt. Použijte pokud možno chronologické dělení projektu (přesné členění je na vás). </w:t>
       </w:r>
     </w:p>
     <w:p>
@@ -4104,15 +3333,7 @@
         <w:t>Návrhy</w:t>
       </w:r>
       <w:r>
-        <w:t xml:space="preserve">“ můžete vkládat různé UML a ERD diagramy s objektovým/relačním návrhem, case study, business </w:t>
-      </w:r>
-      <w:proofErr w:type="gramStart"/>
-      <w:r>
-        <w:t>plán,</w:t>
-      </w:r>
-      <w:proofErr w:type="gramEnd"/>
-      <w:r>
-        <w:t xml:space="preserve"> atd. V části „</w:t>
+        <w:t>“ můžete vkládat různé UML a ERD diagramy s objektovým/relačním návrhem, case study, business plán, atd. V části „</w:t>
       </w:r>
       <w:r>
         <w:rPr>
@@ -4124,15 +3345,7 @@
         <w:t>Produktizace</w:t>
       </w:r>
       <w:r>
-        <w:t xml:space="preserve">“ můžete vkládat zajímavé části kódu (+ jejich popis), na které jste pyšní, vysvětlovat některé důležité mechaniky, </w:t>
-      </w:r>
-      <w:proofErr w:type="gramStart"/>
-      <w:r>
-        <w:t>algoritmy,</w:t>
-      </w:r>
-      <w:proofErr w:type="gramEnd"/>
-      <w:r>
-        <w:t xml:space="preserve"> atd. V části „</w:t>
+        <w:t>“ můžete vkládat zajímavé části kódu (+ jejich popis), na které jste pyšní, vysvětlovat některé důležité mechaniky, algoritmy, atd. V části „</w:t>
       </w:r>
       <w:r>
         <w:rPr>
@@ -4176,24 +3389,15 @@
       <w:r>
         <w:t xml:space="preserve">. Pro text vašeho kódu použijte výhradně pouze </w:t>
       </w:r>
-      <w:proofErr w:type="spellStart"/>
       <w:r>
         <w:rPr>
           <w:u w:val="single"/>
         </w:rPr>
-        <w:t>neproporciální</w:t>
-      </w:r>
-      <w:proofErr w:type="spellEnd"/>
-      <w:r>
-        <w:rPr>
-          <w:u w:val="single"/>
-        </w:rPr>
-        <w:t xml:space="preserve"> font písma</w:t>
+        <w:t>neproporciální font písma</w:t>
       </w:r>
       <w:r>
         <w:t xml:space="preserve">, např. </w:t>
       </w:r>
-      <w:proofErr w:type="spellStart"/>
       <w:r>
         <w:rPr>
           <w:b/>
@@ -4201,9 +3405,20 @@
           <w:i/>
           <w:iCs/>
         </w:rPr>
-        <w:t>Courier</w:t>
-      </w:r>
-      <w:proofErr w:type="spellEnd"/>
+        <w:t>Courier New</w:t>
+      </w:r>
+      <w:r>
+        <w:t xml:space="preserve"> (</w:t>
+      </w:r>
+      <w:r>
+        <w:rPr>
+          <w:rFonts w:ascii="Courier New" w:hAnsi="Courier New" w:cs="Courier New"/>
+        </w:rPr>
+        <w:t>createnewobject</w:t>
+      </w:r>
+      <w:r>
+        <w:t xml:space="preserve">) nebo </w:t>
+      </w:r>
       <w:r>
         <w:rPr>
           <w:b/>
@@ -4211,100 +3426,17 @@
           <w:i/>
           <w:iCs/>
         </w:rPr>
-        <w:t xml:space="preserve"> New</w:t>
+        <w:t>Consolas</w:t>
       </w:r>
       <w:r>
         <w:t xml:space="preserve"> (</w:t>
       </w:r>
-      <w:proofErr w:type="spellStart"/>
-      <w:r>
-        <w:rPr>
-          <w:rFonts w:ascii="Courier New" w:hAnsi="Courier New" w:cs="Courier New"/>
-        </w:rPr>
-        <w:t>create</w:t>
-      </w:r>
-      <w:proofErr w:type="spellEnd"/>
-      <w:r>
-        <w:rPr>
-          <w:rFonts w:ascii="Courier New" w:hAnsi="Courier New" w:cs="Courier New"/>
-        </w:rPr>
-        <w:t xml:space="preserve"> </w:t>
-      </w:r>
-      <w:proofErr w:type="spellStart"/>
-      <w:r>
-        <w:rPr>
-          <w:rFonts w:ascii="Courier New" w:hAnsi="Courier New" w:cs="Courier New"/>
-        </w:rPr>
-        <w:t>new</w:t>
-      </w:r>
-      <w:proofErr w:type="spellEnd"/>
-      <w:r>
-        <w:rPr>
-          <w:rFonts w:ascii="Courier New" w:hAnsi="Courier New" w:cs="Courier New"/>
-        </w:rPr>
-        <w:t xml:space="preserve"> </w:t>
-      </w:r>
-      <w:proofErr w:type="spellStart"/>
-      <w:r>
-        <w:rPr>
-          <w:rFonts w:ascii="Courier New" w:hAnsi="Courier New" w:cs="Courier New"/>
-        </w:rPr>
-        <w:t>object</w:t>
-      </w:r>
-      <w:proofErr w:type="spellEnd"/>
-      <w:r>
-        <w:t xml:space="preserve">) nebo </w:t>
-      </w:r>
-      <w:proofErr w:type="spellStart"/>
-      <w:r>
-        <w:rPr>
-          <w:b/>
-          <w:bCs/>
-          <w:i/>
-          <w:iCs/>
-        </w:rPr>
-        <w:t>Consolas</w:t>
-      </w:r>
-      <w:proofErr w:type="spellEnd"/>
-      <w:r>
-        <w:t xml:space="preserve"> (</w:t>
-      </w:r>
-      <w:proofErr w:type="spellStart"/>
       <w:r>
         <w:rPr>
           <w:rFonts w:ascii="Consolas" w:hAnsi="Consolas"/>
         </w:rPr>
-        <w:t>create</w:t>
-      </w:r>
-      <w:proofErr w:type="spellEnd"/>
-      <w:r>
-        <w:rPr>
-          <w:rFonts w:ascii="Consolas" w:hAnsi="Consolas"/>
-        </w:rPr>
-        <w:t xml:space="preserve"> </w:t>
-      </w:r>
-      <w:proofErr w:type="spellStart"/>
-      <w:r>
-        <w:rPr>
-          <w:rFonts w:ascii="Consolas" w:hAnsi="Consolas"/>
-        </w:rPr>
-        <w:t>new</w:t>
-      </w:r>
-      <w:proofErr w:type="spellEnd"/>
-      <w:r>
-        <w:rPr>
-          <w:rFonts w:ascii="Consolas" w:hAnsi="Consolas"/>
-        </w:rPr>
-        <w:t xml:space="preserve"> </w:t>
-      </w:r>
-      <w:proofErr w:type="spellStart"/>
-      <w:r>
-        <w:rPr>
-          <w:rFonts w:ascii="Consolas" w:hAnsi="Consolas"/>
-        </w:rPr>
-        <w:t>object</w:t>
-      </w:r>
-      <w:proofErr w:type="spellEnd"/>
+        <w:t>createnewobject</w:t>
+      </w:r>
       <w:r>
         <w:t>). Na kód formou obrázků nebude brán zřetel při hodnocení vaší dokumentace.</w:t>
       </w:r>
@@ -4458,15 +3590,7 @@
         <w:pStyle w:val="Normlntext"/>
       </w:pPr>
       <w:r>
-        <w:t xml:space="preserve">Zároveň sem můžete připsat, co vám projekt dal, kdo vám pomáhal, jestli pro něj máte nějaké plány do budoucna, nebo jestli je/bude někde </w:t>
-      </w:r>
-      <w:proofErr w:type="gramStart"/>
-      <w:r>
-        <w:t>nasazen,</w:t>
-      </w:r>
-      <w:proofErr w:type="gramEnd"/>
-      <w:r>
-        <w:t xml:space="preserve"> atd.</w:t>
+        <w:t>Zároveň sem můžete připsat, co vám projekt dal, kdo vám pomáhal, jestli pro něj máte nějaké plány do budoucna, nebo jestli je/bude někde nasazen, atd.</w:t>
       </w:r>
     </w:p>
     <w:p>
@@ -4484,9 +3608,6 @@
       </w:r>
       <w:r>
         <w:t xml:space="preserve"> (jako úvod).</w:t>
-      </w:r>
-      <w:r>
-        <w:t xml:space="preserve"> </w:t>
       </w:r>
       <w:r>
         <w:rPr>
@@ -4539,13 +3660,7 @@
     </w:p>
     <w:p>
       <w:r>
-        <w:t>Sem</w:t>
-      </w:r>
-      <w:r>
-        <w:t xml:space="preserve"> </w:t>
-      </w:r>
-      <w:r>
-        <w:t xml:space="preserve">vygenerujte </w:t>
+        <w:t xml:space="preserve">Semvygenerujte </w:t>
       </w:r>
       <w:r>
         <w:t>seznam použité literatury</w:t>
@@ -4581,13 +3696,7 @@
         <w:t>citační normu ISO 690</w:t>
       </w:r>
       <w:r>
-        <w:t>.</w:t>
-      </w:r>
-      <w:r>
-        <w:t xml:space="preserve"> </w:t>
-      </w:r>
-      <w:r>
-        <w:t xml:space="preserve">Využijte možnosti citačního manažeru </w:t>
+        <w:t xml:space="preserve">.Využijte možnosti citačního manažeru </w:t>
       </w:r>
       <w:hyperlink r:id="rId15" w:history="1">
         <w:r>
@@ -4790,9 +3899,6 @@
         <w:t>y</w:t>
       </w:r>
       <w:r>
-        <w:t xml:space="preserve"> </w:t>
-      </w:r>
-      <w:r>
         <w:t>nachází</w:t>
       </w:r>
       <w:r>
@@ -4838,9 +3944,6 @@
       </w:r>
       <w:r>
         <w:t xml:space="preserve"> styl</w:t>
-      </w:r>
-      <w:r>
-        <w:t xml:space="preserve"> </w:t>
       </w:r>
       <w:r>
         <w:rPr>
@@ -5125,9 +4228,6 @@
         <w:t>kapitolu</w:t>
       </w:r>
       <w:r>
-        <w:t xml:space="preserve"> </w:t>
-      </w:r>
-      <w:r>
         <w:t>odstraňte</w:t>
       </w:r>
       <w:r>
@@ -5182,15 +4282,7 @@
         <w:t xml:space="preserve"> (např. grafy, fotografie, </w:t>
       </w:r>
       <w:r>
-        <w:t xml:space="preserve">audionahrávky, </w:t>
-      </w:r>
-      <w:proofErr w:type="gramStart"/>
-      <w:r>
-        <w:t>videa,</w:t>
-      </w:r>
-      <w:proofErr w:type="gramEnd"/>
-      <w:r>
-        <w:t xml:space="preserve"> </w:t>
+        <w:t>audionahrávky, videa,</w:t>
       </w:r>
       <w:r>
         <w:t>apod.)</w:t>
@@ -5214,9 +4306,6 @@
         <w:t> každému</w:t>
       </w:r>
       <w:r>
-        <w:t xml:space="preserve"> </w:t>
-      </w:r>
-      <w:r>
         <w:t>objektu</w:t>
       </w:r>
       <w:r>
@@ -5252,19 +4341,7 @@
         <w:rPr>
           <w:u w:val="single"/>
         </w:rPr>
-        <w:t>é</w:t>
-      </w:r>
-      <w:r>
-        <w:rPr>
-          <w:u w:val="single"/>
-        </w:rPr>
-        <w:t xml:space="preserve"> </w:t>
-      </w:r>
-      <w:r>
-        <w:rPr>
-          <w:u w:val="single"/>
-        </w:rPr>
-        <w:t>další grafické objekty</w:t>
+        <w:t>édalší grafické objekty</w:t>
       </w:r>
       <w:r>
         <w:t xml:space="preserve">, </w:t>
@@ -5372,18 +4449,10 @@
         <w:t>se nacház</w:t>
       </w:r>
       <w:r>
-        <w:t xml:space="preserve">í projekt, kde se nachází </w:t>
-      </w:r>
-      <w:proofErr w:type="gramStart"/>
-      <w:r>
-        <w:t>build</w:t>
-      </w:r>
-      <w:r>
-        <w:t>,</w:t>
-      </w:r>
-      <w:proofErr w:type="gramEnd"/>
-      <w:r>
-        <w:t xml:space="preserve"> apod.</w:t>
+        <w:t>í projekt, kde se nachází build</w:t>
+      </w:r>
+      <w:r>
+        <w:t>, apod.</w:t>
       </w:r>
     </w:p>
     <w:p>
@@ -5394,9 +4463,6 @@
         <w:t>te vaším</w:t>
       </w:r>
       <w:r>
-        <w:t xml:space="preserve"> </w:t>
-      </w:r>
-      <w:r>
         <w:rPr>
           <w:b/>
         </w:rPr>
@@ -5404,12 +4470,6 @@
       </w:r>
       <w:r>
         <w:t>!</w:t>
-      </w:r>
-      <w:r>
-        <w:rPr>
-          <w:b/>
-        </w:rPr>
-        <w:t xml:space="preserve"> </w:t>
       </w:r>
       <w:r>
         <w:t>M</w:t>
@@ -5522,21 +4582,8 @@
         <w:t>ý</w:t>
       </w:r>
       <w:r>
-        <w:t xml:space="preserve"> formát (</w:t>
-      </w:r>
-      <w:proofErr w:type="spellStart"/>
-      <w:r>
-        <w:t>docx</w:t>
-      </w:r>
-      <w:proofErr w:type="spellEnd"/>
-      <w:r>
-        <w:t xml:space="preserve">, </w:t>
-      </w:r>
-      <w:proofErr w:type="spellStart"/>
-      <w:r>
-        <w:t>odt</w:t>
-      </w:r>
-      <w:proofErr w:type="spellEnd"/>
+        <w:t xml:space="preserve"> formát (docx, odt</w:t>
+      </w:r>
       <w:r>
         <w:t>)</w:t>
       </w:r>
@@ -5894,8 +4941,8 @@
 </file>
 
 <file path=word/endnotes.xml><?xml version="1.0" encoding="utf-8"?>
-<w:endnotes xmlns:wpc="http://schemas.microsoft.com/office/word/2010/wordprocessingCanvas" xmlns:cx="http://schemas.microsoft.com/office/drawing/2014/chartex" xmlns:cx1="http://schemas.microsoft.com/office/drawing/2015/9/8/chartex" xmlns:cx2="http://schemas.microsoft.com/office/drawing/2015/10/21/chartex" xmlns:cx3="http://schemas.microsoft.com/office/drawing/2016/5/9/chartex" xmlns:cx4="http://schemas.microsoft.com/office/drawing/2016/5/10/chartex" xmlns:cx5="http://schemas.microsoft.com/office/drawing/2016/5/11/chartex" xmlns:cx6="http://schemas.microsoft.com/office/drawing/2016/5/12/chartex" xmlns:cx7="http://schemas.microsoft.com/office/drawing/2016/5/13/chartex" xmlns:cx8="http://schemas.microsoft.com/office/drawing/2016/5/14/chartex" xmlns:mc="http://schemas.openxmlformats.org/markup-compatibility/2006" xmlns:aink="http://schemas.microsoft.com/office/drawing/2016/ink" xmlns:am3d="http://schemas.microsoft.com/office/drawing/2017/model3d" xmlns:o="urn:schemas-microsoft-com:office:office" xmlns:oel="http://schemas.microsoft.com/office/2019/extlst" xmlns:r="http://schemas.openxmlformats.org/officeDocument/2006/relationships" xmlns:m="http://schemas.openxmlformats.org/officeDocument/2006/math" xmlns:v="urn:schemas-microsoft-com:vml" xmlns:wp14="http://schemas.microsoft.com/office/word/2010/wordprocessingDrawing" xmlns:wp="http://schemas.openxmlformats.org/drawingml/2006/wordprocessingDrawing" xmlns:w10="urn:schemas-microsoft-com:office:word" xmlns:w="http://schemas.openxmlformats.org/wordprocessingml/2006/main" xmlns:w14="http://schemas.microsoft.com/office/word/2010/wordml" xmlns:w15="http://schemas.microsoft.com/office/word/2012/wordml" xmlns:w16cex="http://schemas.microsoft.com/office/word/2018/wordml/cex" xmlns:w16cid="http://schemas.microsoft.com/office/word/2016/wordml/cid" xmlns:w16="http://schemas.microsoft.com/office/word/2018/wordml" xmlns:w16du="http://schemas.microsoft.com/office/word/2023/wordml/word16du" xmlns:w16sdtdh="http://schemas.microsoft.com/office/word/2020/wordml/sdtdatahash" xmlns:w16sdtfl="http://schemas.microsoft.com/office/word/2024/wordml/sdtformatlock" xmlns:w16se="http://schemas.microsoft.com/office/word/2015/wordml/symex" xmlns:wpg="http://schemas.microsoft.com/office/word/2010/wordprocessingGroup" xmlns:wpi="http://schemas.microsoft.com/office/word/2010/wordprocessingInk" xmlns:wne="http://schemas.microsoft.com/office/word/2006/wordml" xmlns:wps="http://schemas.microsoft.com/office/word/2010/wordprocessingShape" mc:Ignorable="w14 w15 w16se w16cid w16 w16cex w16sdtdh w16sdtfl w16du wp14">
-  <w:endnote w:type="separator" w:id="-1">
+<w:endnotes xmlns:ve="http://schemas.openxmlformats.org/markup-compatibility/2006" xmlns:o="urn:schemas-microsoft-com:office:office" xmlns:r="http://schemas.openxmlformats.org/officeDocument/2006/relationships" xmlns:m="http://schemas.openxmlformats.org/officeDocument/2006/math" xmlns:v="urn:schemas-microsoft-com:vml" xmlns:wp="http://schemas.openxmlformats.org/drawingml/2006/wordprocessingDrawing" xmlns:w10="urn:schemas-microsoft-com:office:word" xmlns:w="http://schemas.openxmlformats.org/wordprocessingml/2006/main" xmlns:wne="http://schemas.microsoft.com/office/word/2006/wordml">
+  <w:endnote w:type="separator" w:id="0">
     <w:p>
       <w:pPr>
         <w:spacing w:after="0" w:line="240" w:lineRule="auto"/>
@@ -5905,7 +4952,7 @@
       </w:r>
     </w:p>
   </w:endnote>
-  <w:endnote w:type="continuationSeparator" w:id="0">
+  <w:endnote w:type="continuationSeparator" w:id="1">
     <w:p>
       <w:pPr>
         <w:spacing w:after="0" w:line="240" w:lineRule="auto"/>
@@ -5919,7 +4966,7 @@
 </file>
 
 <file path=word/footer1.xml><?xml version="1.0" encoding="utf-8"?>
-<w:ftr xmlns:wpc="http://schemas.microsoft.com/office/word/2010/wordprocessingCanvas" xmlns:cx="http://schemas.microsoft.com/office/drawing/2014/chartex" xmlns:cx1="http://schemas.microsoft.com/office/drawing/2015/9/8/chartex" xmlns:cx2="http://schemas.microsoft.com/office/drawing/2015/10/21/chartex" xmlns:cx3="http://schemas.microsoft.com/office/drawing/2016/5/9/chartex" xmlns:cx4="http://schemas.microsoft.com/office/drawing/2016/5/10/chartex" xmlns:cx5="http://schemas.microsoft.com/office/drawing/2016/5/11/chartex" xmlns:cx6="http://schemas.microsoft.com/office/drawing/2016/5/12/chartex" xmlns:cx7="http://schemas.microsoft.com/office/drawing/2016/5/13/chartex" xmlns:cx8="http://schemas.microsoft.com/office/drawing/2016/5/14/chartex" xmlns:mc="http://schemas.openxmlformats.org/markup-compatibility/2006" xmlns:aink="http://schemas.microsoft.com/office/drawing/2016/ink" xmlns:am3d="http://schemas.microsoft.com/office/drawing/2017/model3d" xmlns:o="urn:schemas-microsoft-com:office:office" xmlns:oel="http://schemas.microsoft.com/office/2019/extlst" xmlns:r="http://schemas.openxmlformats.org/officeDocument/2006/relationships" xmlns:m="http://schemas.openxmlformats.org/officeDocument/2006/math" xmlns:v="urn:schemas-microsoft-com:vml" xmlns:wp14="http://schemas.microsoft.com/office/word/2010/wordprocessingDrawing" xmlns:wp="http://schemas.openxmlformats.org/drawingml/2006/wordprocessingDrawing" xmlns:w10="urn:schemas-microsoft-com:office:word" xmlns:w="http://schemas.openxmlformats.org/wordprocessingml/2006/main" xmlns:w14="http://schemas.microsoft.com/office/word/2010/wordml" xmlns:w15="http://schemas.microsoft.com/office/word/2012/wordml" xmlns:w16cex="http://schemas.microsoft.com/office/word/2018/wordml/cex" xmlns:w16cid="http://schemas.microsoft.com/office/word/2016/wordml/cid" xmlns:w16="http://schemas.microsoft.com/office/word/2018/wordml" xmlns:w16du="http://schemas.microsoft.com/office/word/2023/wordml/word16du" xmlns:w16sdtdh="http://schemas.microsoft.com/office/word/2020/wordml/sdtdatahash" xmlns:w16sdtfl="http://schemas.microsoft.com/office/word/2024/wordml/sdtformatlock" xmlns:w16se="http://schemas.microsoft.com/office/word/2015/wordml/symex" xmlns:wpg="http://schemas.microsoft.com/office/word/2010/wordprocessingGroup" xmlns:wpi="http://schemas.microsoft.com/office/word/2010/wordprocessingInk" xmlns:wne="http://schemas.microsoft.com/office/word/2006/wordml" xmlns:wps="http://schemas.microsoft.com/office/word/2010/wordprocessingShape" mc:Ignorable="w14 w15 w16se w16cid w16 w16cex w16sdtdh w16sdtfl w16du wp14">
+<w:ftr xmlns:ve="http://schemas.openxmlformats.org/markup-compatibility/2006" xmlns:o="urn:schemas-microsoft-com:office:office" xmlns:r="http://schemas.openxmlformats.org/officeDocument/2006/relationships" xmlns:m="http://schemas.openxmlformats.org/officeDocument/2006/math" xmlns:v="urn:schemas-microsoft-com:vml" xmlns:wp="http://schemas.openxmlformats.org/drawingml/2006/wordprocessingDrawing" xmlns:w10="urn:schemas-microsoft-com:office:word" xmlns:w="http://schemas.openxmlformats.org/wordprocessingml/2006/main" xmlns:wne="http://schemas.microsoft.com/office/word/2006/wordml">
   <w:sdt>
     <w:sdtPr>
       <w:id w:val="943960679"/>
@@ -5961,42 +5008,31 @@
 </file>
 
 <file path=word/footer2.xml><?xml version="1.0" encoding="utf-8"?>
-<w:ftr xmlns:wpc="http://schemas.microsoft.com/office/word/2010/wordprocessingCanvas" xmlns:cx="http://schemas.microsoft.com/office/drawing/2014/chartex" xmlns:cx1="http://schemas.microsoft.com/office/drawing/2015/9/8/chartex" xmlns:cx2="http://schemas.microsoft.com/office/drawing/2015/10/21/chartex" xmlns:cx3="http://schemas.microsoft.com/office/drawing/2016/5/9/chartex" xmlns:cx4="http://schemas.microsoft.com/office/drawing/2016/5/10/chartex" xmlns:cx5="http://schemas.microsoft.com/office/drawing/2016/5/11/chartex" xmlns:cx6="http://schemas.microsoft.com/office/drawing/2016/5/12/chartex" xmlns:cx7="http://schemas.microsoft.com/office/drawing/2016/5/13/chartex" xmlns:cx8="http://schemas.microsoft.com/office/drawing/2016/5/14/chartex" xmlns:mc="http://schemas.openxmlformats.org/markup-compatibility/2006" xmlns:aink="http://schemas.microsoft.com/office/drawing/2016/ink" xmlns:am3d="http://schemas.microsoft.com/office/drawing/2017/model3d" xmlns:o="urn:schemas-microsoft-com:office:office" xmlns:oel="http://schemas.microsoft.com/office/2019/extlst" xmlns:r="http://schemas.openxmlformats.org/officeDocument/2006/relationships" xmlns:m="http://schemas.openxmlformats.org/officeDocument/2006/math" xmlns:v="urn:schemas-microsoft-com:vml" xmlns:wp14="http://schemas.microsoft.com/office/word/2010/wordprocessingDrawing" xmlns:wp="http://schemas.openxmlformats.org/drawingml/2006/wordprocessingDrawing" xmlns:w10="urn:schemas-microsoft-com:office:word" xmlns:w="http://schemas.openxmlformats.org/wordprocessingml/2006/main" xmlns:w14="http://schemas.microsoft.com/office/word/2010/wordml" xmlns:w15="http://schemas.microsoft.com/office/word/2012/wordml" xmlns:w16cex="http://schemas.microsoft.com/office/word/2018/wordml/cex" xmlns:w16cid="http://schemas.microsoft.com/office/word/2016/wordml/cid" xmlns:w16="http://schemas.microsoft.com/office/word/2018/wordml" xmlns:w16du="http://schemas.microsoft.com/office/word/2023/wordml/word16du" xmlns:w16sdtdh="http://schemas.microsoft.com/office/word/2020/wordml/sdtdatahash" xmlns:w16sdtfl="http://schemas.microsoft.com/office/word/2024/wordml/sdtformatlock" xmlns:w16se="http://schemas.microsoft.com/office/word/2015/wordml/symex" xmlns:wpg="http://schemas.microsoft.com/office/word/2010/wordprocessingGroup" xmlns:wpi="http://schemas.microsoft.com/office/word/2010/wordprocessingInk" xmlns:wne="http://schemas.microsoft.com/office/word/2006/wordml" xmlns:wps="http://schemas.microsoft.com/office/word/2010/wordprocessingShape" mc:Ignorable="w14 w15 w16se w16cid w16 w16cex w16sdtdh w16sdtfl w16du wp14">
-  <w:sdt>
-    <w:sdtPr>
-      <w:id w:val="860321901"/>
-      <w:docPartObj>
-        <w:docPartGallery w:val="Page Numbers (Bottom of Page)"/>
-        <w:docPartUnique/>
-      </w:docPartObj>
-    </w:sdtPr>
-    <w:sdtContent>
-      <w:p>
-        <w:pPr>
-          <w:pStyle w:val="Zpat"/>
-          <w:jc w:val="center"/>
-        </w:pPr>
-        <w:r>
-          <w:fldChar w:fldCharType="begin"/>
-        </w:r>
-        <w:r>
-          <w:instrText>PAGE   \* MERGEFORMAT</w:instrText>
-        </w:r>
-        <w:r>
-          <w:fldChar w:fldCharType="separate"/>
-        </w:r>
-        <w:r>
-          <w:rPr>
-            <w:noProof/>
-          </w:rPr>
-          <w:t>7</w:t>
-        </w:r>
-        <w:r>
-          <w:fldChar w:fldCharType="end"/>
-        </w:r>
-      </w:p>
-    </w:sdtContent>
-  </w:sdt>
+<w:ftr xmlns:ve="http://schemas.openxmlformats.org/markup-compatibility/2006" xmlns:o="urn:schemas-microsoft-com:office:office" xmlns:r="http://schemas.openxmlformats.org/officeDocument/2006/relationships" xmlns:m="http://schemas.openxmlformats.org/officeDocument/2006/math" xmlns:v="urn:schemas-microsoft-com:vml" xmlns:wp="http://schemas.openxmlformats.org/drawingml/2006/wordprocessingDrawing" xmlns:w10="urn:schemas-microsoft-com:office:word" xmlns:w="http://schemas.openxmlformats.org/wordprocessingml/2006/main" xmlns:wne="http://schemas.microsoft.com/office/word/2006/wordml">
+  <w:p>
+    <w:pPr>
+      <w:pStyle w:val="Zpat"/>
+      <w:jc w:val="center"/>
+    </w:pPr>
+    <w:r>
+      <w:fldChar w:fldCharType="begin"/>
+    </w:r>
+    <w:r>
+      <w:instrText>PAGE   \* MERGEFORMAT</w:instrText>
+    </w:r>
+    <w:r>
+      <w:fldChar w:fldCharType="separate"/>
+    </w:r>
+    <w:r>
+      <w:rPr>
+        <w:noProof/>
+      </w:rPr>
+      <w:t>14</w:t>
+    </w:r>
+    <w:r>
+      <w:fldChar w:fldCharType="end"/>
+    </w:r>
+  </w:p>
   <w:p>
     <w:pPr>
       <w:pStyle w:val="Zpat"/>
@@ -6006,39 +5042,28 @@
 </file>
 
 <file path=word/footer3.xml><?xml version="1.0" encoding="utf-8"?>
-<w:ftr xmlns:wpc="http://schemas.microsoft.com/office/word/2010/wordprocessingCanvas" xmlns:cx="http://schemas.microsoft.com/office/drawing/2014/chartex" xmlns:cx1="http://schemas.microsoft.com/office/drawing/2015/9/8/chartex" xmlns:cx2="http://schemas.microsoft.com/office/drawing/2015/10/21/chartex" xmlns:cx3="http://schemas.microsoft.com/office/drawing/2016/5/9/chartex" xmlns:cx4="http://schemas.microsoft.com/office/drawing/2016/5/10/chartex" xmlns:cx5="http://schemas.microsoft.com/office/drawing/2016/5/11/chartex" xmlns:cx6="http://schemas.microsoft.com/office/drawing/2016/5/12/chartex" xmlns:cx7="http://schemas.microsoft.com/office/drawing/2016/5/13/chartex" xmlns:cx8="http://schemas.microsoft.com/office/drawing/2016/5/14/chartex" xmlns:mc="http://schemas.openxmlformats.org/markup-compatibility/2006" xmlns:aink="http://schemas.microsoft.com/office/drawing/2016/ink" xmlns:am3d="http://schemas.microsoft.com/office/drawing/2017/model3d" xmlns:o="urn:schemas-microsoft-com:office:office" xmlns:oel="http://schemas.microsoft.com/office/2019/extlst" xmlns:r="http://schemas.openxmlformats.org/officeDocument/2006/relationships" xmlns:m="http://schemas.openxmlformats.org/officeDocument/2006/math" xmlns:v="urn:schemas-microsoft-com:vml" xmlns:wp14="http://schemas.microsoft.com/office/word/2010/wordprocessingDrawing" xmlns:wp="http://schemas.openxmlformats.org/drawingml/2006/wordprocessingDrawing" xmlns:w10="urn:schemas-microsoft-com:office:word" xmlns:w="http://schemas.openxmlformats.org/wordprocessingml/2006/main" xmlns:w14="http://schemas.microsoft.com/office/word/2010/wordml" xmlns:w15="http://schemas.microsoft.com/office/word/2012/wordml" xmlns:w16cex="http://schemas.microsoft.com/office/word/2018/wordml/cex" xmlns:w16cid="http://schemas.microsoft.com/office/word/2016/wordml/cid" xmlns:w16="http://schemas.microsoft.com/office/word/2018/wordml" xmlns:w16du="http://schemas.microsoft.com/office/word/2023/wordml/word16du" xmlns:w16sdtdh="http://schemas.microsoft.com/office/word/2020/wordml/sdtdatahash" xmlns:w16sdtfl="http://schemas.microsoft.com/office/word/2024/wordml/sdtformatlock" xmlns:w16se="http://schemas.microsoft.com/office/word/2015/wordml/symex" xmlns:wpg="http://schemas.microsoft.com/office/word/2010/wordprocessingGroup" xmlns:wpi="http://schemas.microsoft.com/office/word/2010/wordprocessingInk" xmlns:wne="http://schemas.microsoft.com/office/word/2006/wordml" xmlns:wps="http://schemas.microsoft.com/office/word/2010/wordprocessingShape" mc:Ignorable="w14 w15 w16se w16cid w16 w16cex w16sdtdh w16sdtfl w16du wp14">
-  <w:sdt>
-    <w:sdtPr>
-      <w:id w:val="-429431448"/>
-      <w:docPartObj>
-        <w:docPartGallery w:val="Page Numbers (Bottom of Page)"/>
-        <w:docPartUnique/>
-      </w:docPartObj>
-    </w:sdtPr>
-    <w:sdtContent>
-      <w:p>
-        <w:pPr>
-          <w:pStyle w:val="Zpat"/>
-          <w:jc w:val="center"/>
-        </w:pPr>
-        <w:r>
-          <w:fldChar w:fldCharType="begin"/>
-        </w:r>
-        <w:r>
-          <w:instrText>PAGE   \* MERGEFORMAT</w:instrText>
-        </w:r>
-        <w:r>
-          <w:fldChar w:fldCharType="separate"/>
-        </w:r>
-        <w:r>
-          <w:t>2</w:t>
-        </w:r>
-        <w:r>
-          <w:fldChar w:fldCharType="end"/>
-        </w:r>
-      </w:p>
-    </w:sdtContent>
-  </w:sdt>
+<w:ftr xmlns:ve="http://schemas.openxmlformats.org/markup-compatibility/2006" xmlns:o="urn:schemas-microsoft-com:office:office" xmlns:r="http://schemas.openxmlformats.org/officeDocument/2006/relationships" xmlns:m="http://schemas.openxmlformats.org/officeDocument/2006/math" xmlns:v="urn:schemas-microsoft-com:vml" xmlns:wp="http://schemas.openxmlformats.org/drawingml/2006/wordprocessingDrawing" xmlns:w10="urn:schemas-microsoft-com:office:word" xmlns:w="http://schemas.openxmlformats.org/wordprocessingml/2006/main" xmlns:wne="http://schemas.microsoft.com/office/word/2006/wordml">
+  <w:p>
+    <w:pPr>
+      <w:pStyle w:val="Zpat"/>
+      <w:jc w:val="center"/>
+    </w:pPr>
+    <w:r>
+      <w:fldChar w:fldCharType="begin"/>
+    </w:r>
+    <w:r>
+      <w:instrText>PAGE   \* MERGEFORMAT</w:instrText>
+    </w:r>
+    <w:r>
+      <w:fldChar w:fldCharType="separate"/>
+    </w:r>
+    <w:r>
+      <w:t>2</w:t>
+    </w:r>
+    <w:r>
+      <w:fldChar w:fldCharType="end"/>
+    </w:r>
+  </w:p>
   <w:p>
     <w:pPr>
       <w:pStyle w:val="Zpat"/>
@@ -6048,8 +5073,8 @@
 </file>
 
 <file path=word/footnotes.xml><?xml version="1.0" encoding="utf-8"?>
-<w:footnotes xmlns:wpc="http://schemas.microsoft.com/office/word/2010/wordprocessingCanvas" xmlns:cx="http://schemas.microsoft.com/office/drawing/2014/chartex" xmlns:cx1="http://schemas.microsoft.com/office/drawing/2015/9/8/chartex" xmlns:cx2="http://schemas.microsoft.com/office/drawing/2015/10/21/chartex" xmlns:cx3="http://schemas.microsoft.com/office/drawing/2016/5/9/chartex" xmlns:cx4="http://schemas.microsoft.com/office/drawing/2016/5/10/chartex" xmlns:cx5="http://schemas.microsoft.com/office/drawing/2016/5/11/chartex" xmlns:cx6="http://schemas.microsoft.com/office/drawing/2016/5/12/chartex" xmlns:cx7="http://schemas.microsoft.com/office/drawing/2016/5/13/chartex" xmlns:cx8="http://schemas.microsoft.com/office/drawing/2016/5/14/chartex" xmlns:mc="http://schemas.openxmlformats.org/markup-compatibility/2006" xmlns:aink="http://schemas.microsoft.com/office/drawing/2016/ink" xmlns:am3d="http://schemas.microsoft.com/office/drawing/2017/model3d" xmlns:o="urn:schemas-microsoft-com:office:office" xmlns:oel="http://schemas.microsoft.com/office/2019/extlst" xmlns:r="http://schemas.openxmlformats.org/officeDocument/2006/relationships" xmlns:m="http://schemas.openxmlformats.org/officeDocument/2006/math" xmlns:v="urn:schemas-microsoft-com:vml" xmlns:wp14="http://schemas.microsoft.com/office/word/2010/wordprocessingDrawing" xmlns:wp="http://schemas.openxmlformats.org/drawingml/2006/wordprocessingDrawing" xmlns:w10="urn:schemas-microsoft-com:office:word" xmlns:w="http://schemas.openxmlformats.org/wordprocessingml/2006/main" xmlns:w14="http://schemas.microsoft.com/office/word/2010/wordml" xmlns:w15="http://schemas.microsoft.com/office/word/2012/wordml" xmlns:w16cex="http://schemas.microsoft.com/office/word/2018/wordml/cex" xmlns:w16cid="http://schemas.microsoft.com/office/word/2016/wordml/cid" xmlns:w16="http://schemas.microsoft.com/office/word/2018/wordml" xmlns:w16du="http://schemas.microsoft.com/office/word/2023/wordml/word16du" xmlns:w16sdtdh="http://schemas.microsoft.com/office/word/2020/wordml/sdtdatahash" xmlns:w16sdtfl="http://schemas.microsoft.com/office/word/2024/wordml/sdtformatlock" xmlns:w16se="http://schemas.microsoft.com/office/word/2015/wordml/symex" xmlns:wpg="http://schemas.microsoft.com/office/word/2010/wordprocessingGroup" xmlns:wpi="http://schemas.microsoft.com/office/word/2010/wordprocessingInk" xmlns:wne="http://schemas.microsoft.com/office/word/2006/wordml" xmlns:wps="http://schemas.microsoft.com/office/word/2010/wordprocessingShape" mc:Ignorable="w14 w15 w16se w16cid w16 w16cex w16sdtdh w16sdtfl w16du wp14">
-  <w:footnote w:type="separator" w:id="-1">
+<w:footnotes xmlns:ve="http://schemas.openxmlformats.org/markup-compatibility/2006" xmlns:o="urn:schemas-microsoft-com:office:office" xmlns:r="http://schemas.openxmlformats.org/officeDocument/2006/relationships" xmlns:m="http://schemas.openxmlformats.org/officeDocument/2006/math" xmlns:v="urn:schemas-microsoft-com:vml" xmlns:wp="http://schemas.openxmlformats.org/drawingml/2006/wordprocessingDrawing" xmlns:w10="urn:schemas-microsoft-com:office:word" xmlns:w="http://schemas.openxmlformats.org/wordprocessingml/2006/main" xmlns:wne="http://schemas.microsoft.com/office/word/2006/wordml">
+  <w:footnote w:type="separator" w:id="0">
     <w:p>
       <w:pPr>
         <w:spacing w:after="0" w:line="240" w:lineRule="auto"/>
@@ -6059,7 +5084,7 @@
       </w:r>
     </w:p>
   </w:footnote>
-  <w:footnote w:type="continuationSeparator" w:id="0">
+  <w:footnote w:type="continuationSeparator" w:id="1">
     <w:p>
       <w:pPr>
         <w:spacing w:after="0" w:line="240" w:lineRule="auto"/>
@@ -6073,8 +5098,8 @@
 </file>
 
 <file path=word/numbering.xml><?xml version="1.0" encoding="utf-8"?>
-<w:numbering xmlns:wpc="http://schemas.microsoft.com/office/word/2010/wordprocessingCanvas" xmlns:cx="http://schemas.microsoft.com/office/drawing/2014/chartex" xmlns:cx1="http://schemas.microsoft.com/office/drawing/2015/9/8/chartex" xmlns:cx2="http://schemas.microsoft.com/office/drawing/2015/10/21/chartex" xmlns:cx3="http://schemas.microsoft.com/office/drawing/2016/5/9/chartex" xmlns:cx4="http://schemas.microsoft.com/office/drawing/2016/5/10/chartex" xmlns:cx5="http://schemas.microsoft.com/office/drawing/2016/5/11/chartex" xmlns:cx6="http://schemas.microsoft.com/office/drawing/2016/5/12/chartex" xmlns:cx7="http://schemas.microsoft.com/office/drawing/2016/5/13/chartex" xmlns:cx8="http://schemas.microsoft.com/office/drawing/2016/5/14/chartex" xmlns:mc="http://schemas.openxmlformats.org/markup-compatibility/2006" xmlns:aink="http://schemas.microsoft.com/office/drawing/2016/ink" xmlns:am3d="http://schemas.microsoft.com/office/drawing/2017/model3d" xmlns:o="urn:schemas-microsoft-com:office:office" xmlns:oel="http://schemas.microsoft.com/office/2019/extlst" xmlns:r="http://schemas.openxmlformats.org/officeDocument/2006/relationships" xmlns:m="http://schemas.openxmlformats.org/officeDocument/2006/math" xmlns:v="urn:schemas-microsoft-com:vml" xmlns:wp14="http://schemas.microsoft.com/office/word/2010/wordprocessingDrawing" xmlns:wp="http://schemas.openxmlformats.org/drawingml/2006/wordprocessingDrawing" xmlns:w10="urn:schemas-microsoft-com:office:word" xmlns:w="http://schemas.openxmlformats.org/wordprocessingml/2006/main" xmlns:w14="http://schemas.microsoft.com/office/word/2010/wordml" xmlns:w15="http://schemas.microsoft.com/office/word/2012/wordml" xmlns:w16cex="http://schemas.microsoft.com/office/word/2018/wordml/cex" xmlns:w16cid="http://schemas.microsoft.com/office/word/2016/wordml/cid" xmlns:w16="http://schemas.microsoft.com/office/word/2018/wordml" xmlns:w16du="http://schemas.microsoft.com/office/word/2023/wordml/word16du" xmlns:w16sdtdh="http://schemas.microsoft.com/office/word/2020/wordml/sdtdatahash" xmlns:w16sdtfl="http://schemas.microsoft.com/office/word/2024/wordml/sdtformatlock" xmlns:w16se="http://schemas.microsoft.com/office/word/2015/wordml/symex" xmlns:wpg="http://schemas.microsoft.com/office/word/2010/wordprocessingGroup" xmlns:wpi="http://schemas.microsoft.com/office/word/2010/wordprocessingInk" xmlns:wne="http://schemas.microsoft.com/office/word/2006/wordml" xmlns:wps="http://schemas.microsoft.com/office/word/2010/wordprocessingShape" mc:Ignorable="w14 w15 w16se w16cid w16 w16cex w16sdtdh w16sdtfl w16du wp14">
-  <w:abstractNum w:abstractNumId="0" w15:restartNumberingAfterBreak="0">
+<w:numbering xmlns:ve="http://schemas.openxmlformats.org/markup-compatibility/2006" xmlns:o="urn:schemas-microsoft-com:office:office" xmlns:r="http://schemas.openxmlformats.org/officeDocument/2006/relationships" xmlns:m="http://schemas.openxmlformats.org/officeDocument/2006/math" xmlns:v="urn:schemas-microsoft-com:vml" xmlns:wp="http://schemas.openxmlformats.org/drawingml/2006/wordprocessingDrawing" xmlns:w10="urn:schemas-microsoft-com:office:word" xmlns:w="http://schemas.openxmlformats.org/wordprocessingml/2006/main" xmlns:wne="http://schemas.microsoft.com/office/word/2006/wordml">
+  <w:abstractNum w:abstractNumId="0">
     <w:nsid w:val="049C76F8"/>
     <w:multiLevelType w:val="multilevel"/>
     <w:tmpl w:val="C3EE05AA"/>
@@ -6169,7 +5194,7 @@
       </w:pPr>
     </w:lvl>
   </w:abstractNum>
-  <w:abstractNum w:abstractNumId="1" w15:restartNumberingAfterBreak="0">
+  <w:abstractNum w:abstractNumId="1">
     <w:nsid w:val="31204952"/>
     <w:multiLevelType w:val="hybridMultilevel"/>
     <w:tmpl w:val="FFE46412"/>
@@ -6282,7 +5307,7 @@
       </w:rPr>
     </w:lvl>
   </w:abstractNum>
-  <w:abstractNum w:abstractNumId="2" w15:restartNumberingAfterBreak="0">
+  <w:abstractNum w:abstractNumId="2">
     <w:nsid w:val="3A4414D9"/>
     <w:multiLevelType w:val="hybridMultilevel"/>
     <w:tmpl w:val="F0020AA2"/>
@@ -6395,7 +5420,7 @@
       </w:rPr>
     </w:lvl>
   </w:abstractNum>
-  <w:abstractNum w:abstractNumId="3" w15:restartNumberingAfterBreak="0">
+  <w:abstractNum w:abstractNumId="3">
     <w:nsid w:val="3FF429F8"/>
     <w:multiLevelType w:val="multilevel"/>
     <w:tmpl w:val="9E162792"/>
@@ -6509,7 +5534,7 @@
       </w:rPr>
     </w:lvl>
   </w:abstractNum>
-  <w:abstractNum w:abstractNumId="4" w15:restartNumberingAfterBreak="0">
+  <w:abstractNum w:abstractNumId="4">
     <w:nsid w:val="60752B2F"/>
     <w:multiLevelType w:val="multilevel"/>
     <w:tmpl w:val="C4E65A2C"/>
@@ -6622,7 +5647,7 @@
       </w:rPr>
     </w:lvl>
   </w:abstractNum>
-  <w:abstractNum w:abstractNumId="5" w15:restartNumberingAfterBreak="0">
+  <w:abstractNum w:abstractNumId="5">
     <w:nsid w:val="73C779FD"/>
     <w:multiLevelType w:val="hybridMultilevel"/>
     <w:tmpl w:val="2DFC8672"/>
@@ -6711,32 +5736,32 @@
       </w:pPr>
     </w:lvl>
   </w:abstractNum>
-  <w:num w:numId="1" w16cid:durableId="599918908">
+  <w:num w:numId="1">
     <w:abstractNumId w:val="5"/>
   </w:num>
-  <w:num w:numId="2" w16cid:durableId="412549351">
+  <w:num w:numId="2">
     <w:abstractNumId w:val="0"/>
   </w:num>
-  <w:num w:numId="3" w16cid:durableId="1456556739">
+  <w:num w:numId="3">
     <w:abstractNumId w:val="3"/>
   </w:num>
-  <w:num w:numId="4" w16cid:durableId="1507360593">
+  <w:num w:numId="4">
     <w:abstractNumId w:val="2"/>
   </w:num>
-  <w:num w:numId="5" w16cid:durableId="1240091772">
+  <w:num w:numId="5">
     <w:abstractNumId w:val="4"/>
   </w:num>
-  <w:num w:numId="6" w16cid:durableId="937178483">
+  <w:num w:numId="6">
     <w:abstractNumId w:val="1"/>
   </w:num>
-  <w:num w:numId="7" w16cid:durableId="2025592205">
+  <w:num w:numId="7">
     <w:abstractNumId w:val="0"/>
   </w:num>
 </w:numbering>
 </file>
 
 <file path=word/styles.xml><?xml version="1.0" encoding="utf-8"?>
-<w:styles xmlns:mc="http://schemas.openxmlformats.org/markup-compatibility/2006" xmlns:r="http://schemas.openxmlformats.org/officeDocument/2006/relationships" xmlns:w="http://schemas.openxmlformats.org/wordprocessingml/2006/main" xmlns:w14="http://schemas.microsoft.com/office/word/2010/wordml" xmlns:w15="http://schemas.microsoft.com/office/word/2012/wordml" xmlns:w16cex="http://schemas.microsoft.com/office/word/2018/wordml/cex" xmlns:w16cid="http://schemas.microsoft.com/office/word/2016/wordml/cid" xmlns:w16="http://schemas.microsoft.com/office/word/2018/wordml" xmlns:w16du="http://schemas.microsoft.com/office/word/2023/wordml/word16du" xmlns:w16sdtdh="http://schemas.microsoft.com/office/word/2020/wordml/sdtdatahash" xmlns:w16sdtfl="http://schemas.microsoft.com/office/word/2024/wordml/sdtformatlock" xmlns:w16se="http://schemas.microsoft.com/office/word/2015/wordml/symex" mc:Ignorable="w14 w15 w16se w16cid w16 w16cex w16sdtdh w16sdtfl w16du">
+<w:styles xmlns:r="http://schemas.openxmlformats.org/officeDocument/2006/relationships" xmlns:w="http://schemas.openxmlformats.org/wordprocessingml/2006/main">
   <w:docDefaults>
     <w:rPrDefault>
       <w:rPr>
@@ -6752,383 +5777,144 @@
       </w:pPr>
     </w:pPrDefault>
   </w:docDefaults>
-  <w:latentStyles w:defLockedState="0" w:defUIPriority="99" w:defSemiHidden="0" w:defUnhideWhenUsed="0" w:defQFormat="0" w:count="376">
-    <w:lsdException w:name="Normal" w:uiPriority="0" w:qFormat="1"/>
-    <w:lsdException w:name="heading 1" w:uiPriority="9" w:qFormat="1"/>
-    <w:lsdException w:name="heading 2" w:semiHidden="1" w:uiPriority="9" w:unhideWhenUsed="1" w:qFormat="1"/>
-    <w:lsdException w:name="heading 3" w:semiHidden="1" w:uiPriority="9" w:unhideWhenUsed="1" w:qFormat="1"/>
-    <w:lsdException w:name="heading 4" w:semiHidden="1" w:uiPriority="9" w:unhideWhenUsed="1" w:qFormat="1"/>
-    <w:lsdException w:name="heading 5" w:semiHidden="1" w:uiPriority="9" w:unhideWhenUsed="1" w:qFormat="1"/>
-    <w:lsdException w:name="heading 6" w:semiHidden="1" w:uiPriority="9" w:unhideWhenUsed="1" w:qFormat="1"/>
-    <w:lsdException w:name="heading 7" w:semiHidden="1" w:uiPriority="9" w:unhideWhenUsed="1" w:qFormat="1"/>
-    <w:lsdException w:name="heading 8" w:semiHidden="1" w:uiPriority="9" w:unhideWhenUsed="1" w:qFormat="1"/>
-    <w:lsdException w:name="heading 9" w:semiHidden="1" w:uiPriority="9" w:unhideWhenUsed="1" w:qFormat="1"/>
-    <w:lsdException w:name="index 1" w:semiHidden="1" w:unhideWhenUsed="1"/>
-    <w:lsdException w:name="index 2" w:semiHidden="1" w:unhideWhenUsed="1"/>
-    <w:lsdException w:name="index 3" w:semiHidden="1" w:unhideWhenUsed="1"/>
-    <w:lsdException w:name="index 4" w:semiHidden="1" w:unhideWhenUsed="1"/>
-    <w:lsdException w:name="index 5" w:semiHidden="1" w:unhideWhenUsed="1"/>
-    <w:lsdException w:name="index 6" w:semiHidden="1" w:unhideWhenUsed="1"/>
-    <w:lsdException w:name="index 7" w:semiHidden="1" w:unhideWhenUsed="1"/>
-    <w:lsdException w:name="index 8" w:semiHidden="1" w:unhideWhenUsed="1"/>
-    <w:lsdException w:name="index 9" w:semiHidden="1" w:unhideWhenUsed="1"/>
-    <w:lsdException w:name="toc 1" w:semiHidden="1" w:uiPriority="39" w:unhideWhenUsed="1"/>
-    <w:lsdException w:name="toc 2" w:semiHidden="1" w:uiPriority="39" w:unhideWhenUsed="1"/>
-    <w:lsdException w:name="toc 3" w:semiHidden="1" w:uiPriority="39" w:unhideWhenUsed="1"/>
-    <w:lsdException w:name="toc 4" w:semiHidden="1" w:uiPriority="39" w:unhideWhenUsed="1"/>
-    <w:lsdException w:name="toc 5" w:semiHidden="1" w:uiPriority="39" w:unhideWhenUsed="1"/>
-    <w:lsdException w:name="toc 6" w:semiHidden="1" w:uiPriority="39" w:unhideWhenUsed="1"/>
-    <w:lsdException w:name="toc 7" w:semiHidden="1" w:uiPriority="39" w:unhideWhenUsed="1"/>
-    <w:lsdException w:name="toc 8" w:semiHidden="1" w:uiPriority="39" w:unhideWhenUsed="1"/>
-    <w:lsdException w:name="toc 9" w:semiHidden="1" w:uiPriority="39" w:unhideWhenUsed="1"/>
-    <w:lsdException w:name="Normal Indent" w:semiHidden="1" w:unhideWhenUsed="1"/>
-    <w:lsdException w:name="footnote text" w:semiHidden="1" w:unhideWhenUsed="1"/>
-    <w:lsdException w:name="annotation text" w:semiHidden="1" w:unhideWhenUsed="1"/>
-    <w:lsdException w:name="header" w:semiHidden="1" w:unhideWhenUsed="1"/>
-    <w:lsdException w:name="footer" w:semiHidden="1" w:unhideWhenUsed="1"/>
-    <w:lsdException w:name="index heading" w:semiHidden="1" w:unhideWhenUsed="1"/>
-    <w:lsdException w:name="caption" w:semiHidden="1" w:uiPriority="35" w:unhideWhenUsed="1" w:qFormat="1"/>
-    <w:lsdException w:name="table of figures" w:semiHidden="1" w:unhideWhenUsed="1"/>
-    <w:lsdException w:name="envelope address" w:semiHidden="1" w:unhideWhenUsed="1"/>
-    <w:lsdException w:name="envelope return" w:semiHidden="1" w:unhideWhenUsed="1"/>
-    <w:lsdException w:name="footnote reference" w:semiHidden="1" w:unhideWhenUsed="1"/>
-    <w:lsdException w:name="annotation reference" w:semiHidden="1" w:unhideWhenUsed="1"/>
-    <w:lsdException w:name="line number" w:semiHidden="1" w:unhideWhenUsed="1"/>
-    <w:lsdException w:name="page number" w:semiHidden="1" w:unhideWhenUsed="1"/>
-    <w:lsdException w:name="endnote reference" w:semiHidden="1" w:unhideWhenUsed="1"/>
-    <w:lsdException w:name="endnote text" w:semiHidden="1" w:unhideWhenUsed="1"/>
-    <w:lsdException w:name="table of authorities" w:semiHidden="1" w:unhideWhenUsed="1"/>
-    <w:lsdException w:name="macro" w:semiHidden="1" w:unhideWhenUsed="1"/>
-    <w:lsdException w:name="toa heading" w:semiHidden="1" w:unhideWhenUsed="1"/>
-    <w:lsdException w:name="List" w:semiHidden="1" w:unhideWhenUsed="1"/>
-    <w:lsdException w:name="List Bullet" w:semiHidden="1" w:unhideWhenUsed="1"/>
-    <w:lsdException w:name="List Number" w:semiHidden="1" w:unhideWhenUsed="1"/>
-    <w:lsdException w:name="List 2" w:semiHidden="1" w:unhideWhenUsed="1"/>
-    <w:lsdException w:name="List 3" w:semiHidden="1" w:unhideWhenUsed="1"/>
-    <w:lsdException w:name="List 4" w:semiHidden="1" w:unhideWhenUsed="1"/>
-    <w:lsdException w:name="List 5" w:semiHidden="1" w:unhideWhenUsed="1"/>
-    <w:lsdException w:name="List Bullet 2" w:semiHidden="1" w:unhideWhenUsed="1"/>
-    <w:lsdException w:name="List Bullet 3" w:semiHidden="1" w:unhideWhenUsed="1"/>
-    <w:lsdException w:name="List Bullet 4" w:semiHidden="1" w:unhideWhenUsed="1"/>
-    <w:lsdException w:name="List Bullet 5" w:semiHidden="1" w:unhideWhenUsed="1"/>
-    <w:lsdException w:name="List Number 2" w:semiHidden="1" w:unhideWhenUsed="1"/>
-    <w:lsdException w:name="List Number 3" w:semiHidden="1" w:unhideWhenUsed="1"/>
-    <w:lsdException w:name="List Number 4" w:semiHidden="1" w:unhideWhenUsed="1"/>
-    <w:lsdException w:name="List Number 5" w:semiHidden="1" w:unhideWhenUsed="1"/>
-    <w:lsdException w:name="Title" w:uiPriority="10" w:qFormat="1"/>
-    <w:lsdException w:name="Closing" w:semiHidden="1" w:unhideWhenUsed="1"/>
-    <w:lsdException w:name="Signature" w:semiHidden="1" w:unhideWhenUsed="1"/>
-    <w:lsdException w:name="Default Paragraph Font" w:semiHidden="1" w:uiPriority="1" w:unhideWhenUsed="1"/>
-    <w:lsdException w:name="Body Text" w:semiHidden="1" w:unhideWhenUsed="1"/>
-    <w:lsdException w:name="Body Text Indent" w:semiHidden="1" w:unhideWhenUsed="1"/>
-    <w:lsdException w:name="List Continue" w:semiHidden="1" w:unhideWhenUsed="1"/>
-    <w:lsdException w:name="List Continue 2" w:semiHidden="1" w:unhideWhenUsed="1"/>
-    <w:lsdException w:name="List Continue 3" w:semiHidden="1" w:unhideWhenUsed="1"/>
-    <w:lsdException w:name="List Continue 4" w:semiHidden="1" w:unhideWhenUsed="1"/>
-    <w:lsdException w:name="List Continue 5" w:semiHidden="1" w:unhideWhenUsed="1"/>
-    <w:lsdException w:name="Message Header" w:semiHidden="1" w:unhideWhenUsed="1"/>
-    <w:lsdException w:name="Subtitle" w:uiPriority="11" w:qFormat="1"/>
-    <w:lsdException w:name="Salutation" w:semiHidden="1" w:unhideWhenUsed="1"/>
-    <w:lsdException w:name="Date" w:semiHidden="1" w:unhideWhenUsed="1"/>
-    <w:lsdException w:name="Body Text First Indent" w:semiHidden="1" w:unhideWhenUsed="1"/>
-    <w:lsdException w:name="Body Text First Indent 2" w:semiHidden="1" w:unhideWhenUsed="1"/>
-    <w:lsdException w:name="Note Heading" w:semiHidden="1" w:unhideWhenUsed="1"/>
-    <w:lsdException w:name="Body Text 2" w:semiHidden="1" w:unhideWhenUsed="1"/>
-    <w:lsdException w:name="Body Text 3" w:semiHidden="1" w:unhideWhenUsed="1"/>
-    <w:lsdException w:name="Body Text Indent 2" w:semiHidden="1" w:unhideWhenUsed="1"/>
-    <w:lsdException w:name="Body Text Indent 3" w:semiHidden="1" w:unhideWhenUsed="1"/>
-    <w:lsdException w:name="Block Text" w:semiHidden="1" w:unhideWhenUsed="1"/>
-    <w:lsdException w:name="Hyperlink" w:semiHidden="1" w:unhideWhenUsed="1"/>
-    <w:lsdException w:name="FollowedHyperlink" w:semiHidden="1" w:unhideWhenUsed="1"/>
-    <w:lsdException w:name="Strong" w:uiPriority="22" w:qFormat="1"/>
-    <w:lsdException w:name="Emphasis" w:uiPriority="20" w:qFormat="1"/>
-    <w:lsdException w:name="Document Map" w:semiHidden="1" w:unhideWhenUsed="1"/>
-    <w:lsdException w:name="Plain Text" w:semiHidden="1" w:unhideWhenUsed="1"/>
-    <w:lsdException w:name="E-mail Signature" w:semiHidden="1" w:unhideWhenUsed="1"/>
-    <w:lsdException w:name="HTML Top of Form" w:semiHidden="1" w:unhideWhenUsed="1"/>
-    <w:lsdException w:name="HTML Bottom of Form" w:semiHidden="1" w:unhideWhenUsed="1"/>
-    <w:lsdException w:name="Normal (Web)" w:semiHidden="1" w:unhideWhenUsed="1"/>
-    <w:lsdException w:name="HTML Acronym" w:semiHidden="1" w:unhideWhenUsed="1"/>
-    <w:lsdException w:name="HTML Address" w:semiHidden="1" w:unhideWhenUsed="1"/>
-    <w:lsdException w:name="HTML Cite" w:semiHidden="1" w:unhideWhenUsed="1"/>
-    <w:lsdException w:name="HTML Code" w:semiHidden="1" w:unhideWhenUsed="1"/>
-    <w:lsdException w:name="HTML Definition" w:semiHidden="1" w:unhideWhenUsed="1"/>
-    <w:lsdException w:name="HTML Keyboard" w:semiHidden="1" w:unhideWhenUsed="1"/>
-    <w:lsdException w:name="HTML Preformatted" w:semiHidden="1" w:unhideWhenUsed="1"/>
-    <w:lsdException w:name="HTML Sample" w:semiHidden="1" w:unhideWhenUsed="1"/>
-    <w:lsdException w:name="HTML Typewriter" w:semiHidden="1" w:unhideWhenUsed="1"/>
-    <w:lsdException w:name="HTML Variable" w:semiHidden="1" w:unhideWhenUsed="1"/>
-    <w:lsdException w:name="Normal Table" w:semiHidden="1" w:unhideWhenUsed="1"/>
-    <w:lsdException w:name="annotation subject" w:semiHidden="1" w:unhideWhenUsed="1"/>
-    <w:lsdException w:name="No List" w:semiHidden="1" w:unhideWhenUsed="1"/>
-    <w:lsdException w:name="Outline List 1" w:semiHidden="1" w:unhideWhenUsed="1"/>
-    <w:lsdException w:name="Outline List 2" w:semiHidden="1" w:unhideWhenUsed="1"/>
-    <w:lsdException w:name="Outline List 3" w:semiHidden="1" w:unhideWhenUsed="1"/>
-    <w:lsdException w:name="Table Simple 1" w:semiHidden="1" w:unhideWhenUsed="1"/>
-    <w:lsdException w:name="Table Simple 2" w:semiHidden="1" w:unhideWhenUsed="1"/>
-    <w:lsdException w:name="Table Simple 3" w:semiHidden="1" w:unhideWhenUsed="1"/>
-    <w:lsdException w:name="Table Classic 1" w:semiHidden="1" w:unhideWhenUsed="1"/>
-    <w:lsdException w:name="Table Classic 2" w:semiHidden="1" w:unhideWhenUsed="1"/>
-    <w:lsdException w:name="Table Classic 3" w:semiHidden="1" w:unhideWhenUsed="1"/>
-    <w:lsdException w:name="Table Classic 4" w:semiHidden="1" w:unhideWhenUsed="1"/>
-    <w:lsdException w:name="Table Colorful 1" w:semiHidden="1" w:unhideWhenUsed="1"/>
-    <w:lsdException w:name="Table Colorful 2" w:semiHidden="1" w:unhideWhenUsed="1"/>
-    <w:lsdException w:name="Table Colorful 3" w:semiHidden="1" w:unhideWhenUsed="1"/>
-    <w:lsdException w:name="Table Columns 1" w:semiHidden="1" w:unhideWhenUsed="1"/>
-    <w:lsdException w:name="Table Columns 2" w:semiHidden="1" w:unhideWhenUsed="1"/>
-    <w:lsdException w:name="Table Columns 3" w:semiHidden="1" w:unhideWhenUsed="1"/>
-    <w:lsdException w:name="Table Columns 4" w:semiHidden="1" w:unhideWhenUsed="1"/>
-    <w:lsdException w:name="Table Columns 5" w:semiHidden="1" w:unhideWhenUsed="1"/>
-    <w:lsdException w:name="Table Grid 1" w:semiHidden="1" w:unhideWhenUsed="1"/>
-    <w:lsdException w:name="Table Grid 2" w:semiHidden="1" w:unhideWhenUsed="1"/>
-    <w:lsdException w:name="Table Grid 3" w:semiHidden="1" w:unhideWhenUsed="1"/>
-    <w:lsdException w:name="Table Grid 4" w:semiHidden="1" w:unhideWhenUsed="1"/>
-    <w:lsdException w:name="Table Grid 5" w:semiHidden="1" w:unhideWhenUsed="1"/>
-    <w:lsdException w:name="Table Grid 6" w:semiHidden="1" w:unhideWhenUsed="1"/>
-    <w:lsdException w:name="Table Grid 7" w:semiHidden="1" w:unhideWhenUsed="1"/>
-    <w:lsdException w:name="Table Grid 8" w:semiHidden="1" w:unhideWhenUsed="1"/>
-    <w:lsdException w:name="Table List 1" w:semiHidden="1" w:unhideWhenUsed="1"/>
-    <w:lsdException w:name="Table List 2" w:semiHidden="1" w:unhideWhenUsed="1"/>
-    <w:lsdException w:name="Table List 3" w:semiHidden="1" w:unhideWhenUsed="1"/>
-    <w:lsdException w:name="Table List 4" w:semiHidden="1" w:unhideWhenUsed="1"/>
-    <w:lsdException w:name="Table List 5" w:semiHidden="1" w:unhideWhenUsed="1"/>
-    <w:lsdException w:name="Table List 6" w:semiHidden="1" w:unhideWhenUsed="1"/>
-    <w:lsdException w:name="Table List 7" w:semiHidden="1" w:unhideWhenUsed="1"/>
-    <w:lsdException w:name="Table List 8" w:semiHidden="1" w:unhideWhenUsed="1"/>
-    <w:lsdException w:name="Table 3D effects 1" w:semiHidden="1" w:unhideWhenUsed="1"/>
-    <w:lsdException w:name="Table 3D effects 2" w:semiHidden="1" w:unhideWhenUsed="1"/>
-    <w:lsdException w:name="Table 3D effects 3" w:semiHidden="1" w:unhideWhenUsed="1"/>
-    <w:lsdException w:name="Table Contemporary" w:semiHidden="1" w:unhideWhenUsed="1"/>
-    <w:lsdException w:name="Table Elegant" w:semiHidden="1" w:unhideWhenUsed="1"/>
-    <w:lsdException w:name="Table Professional" w:semiHidden="1" w:unhideWhenUsed="1"/>
-    <w:lsdException w:name="Table Subtle 1" w:semiHidden="1" w:unhideWhenUsed="1"/>
-    <w:lsdException w:name="Table Subtle 2" w:semiHidden="1" w:unhideWhenUsed="1"/>
-    <w:lsdException w:name="Table Web 1" w:semiHidden="1" w:unhideWhenUsed="1"/>
-    <w:lsdException w:name="Table Web 2" w:semiHidden="1" w:unhideWhenUsed="1"/>
-    <w:lsdException w:name="Table Web 3" w:semiHidden="1" w:unhideWhenUsed="1"/>
-    <w:lsdException w:name="Balloon Text" w:semiHidden="1" w:unhideWhenUsed="1"/>
-    <w:lsdException w:name="Table Grid" w:uiPriority="39"/>
-    <w:lsdException w:name="Table Theme" w:semiHidden="1" w:unhideWhenUsed="1"/>
-    <w:lsdException w:name="Placeholder Text" w:semiHidden="1"/>
-    <w:lsdException w:name="No Spacing" w:uiPriority="1" w:qFormat="1"/>
-    <w:lsdException w:name="Light Shading" w:uiPriority="60"/>
-    <w:lsdException w:name="Light List" w:uiPriority="61"/>
-    <w:lsdException w:name="Light Grid" w:uiPriority="62"/>
-    <w:lsdException w:name="Medium Shading 1" w:uiPriority="63"/>
-    <w:lsdException w:name="Medium Shading 2" w:uiPriority="64"/>
-    <w:lsdException w:name="Medium List 1" w:uiPriority="65"/>
-    <w:lsdException w:name="Medium List 2" w:uiPriority="66"/>
-    <w:lsdException w:name="Medium Grid 1" w:uiPriority="67"/>
-    <w:lsdException w:name="Medium Grid 2" w:uiPriority="68"/>
-    <w:lsdException w:name="Medium Grid 3" w:uiPriority="69"/>
-    <w:lsdException w:name="Dark List" w:uiPriority="70"/>
-    <w:lsdException w:name="Colorful Shading" w:uiPriority="71"/>
-    <w:lsdException w:name="Colorful List" w:uiPriority="72"/>
-    <w:lsdException w:name="Colorful Grid" w:uiPriority="73"/>
-    <w:lsdException w:name="Light Shading Accent 1" w:uiPriority="60"/>
-    <w:lsdException w:name="Light List Accent 1" w:uiPriority="61"/>
-    <w:lsdException w:name="Light Grid Accent 1" w:uiPriority="62"/>
-    <w:lsdException w:name="Medium Shading 1 Accent 1" w:uiPriority="63"/>
-    <w:lsdException w:name="Medium Shading 2 Accent 1" w:uiPriority="64"/>
-    <w:lsdException w:name="Medium List 1 Accent 1" w:uiPriority="65"/>
-    <w:lsdException w:name="Revision" w:semiHidden="1"/>
-    <w:lsdException w:name="List Paragraph" w:uiPriority="34" w:qFormat="1"/>
-    <w:lsdException w:name="Quote" w:uiPriority="29" w:qFormat="1"/>
-    <w:lsdException w:name="Intense Quote" w:uiPriority="30" w:qFormat="1"/>
-    <w:lsdException w:name="Medium List 2 Accent 1" w:uiPriority="66"/>
-    <w:lsdException w:name="Medium Grid 1 Accent 1" w:uiPriority="67"/>
-    <w:lsdException w:name="Medium Grid 2 Accent 1" w:uiPriority="68"/>
-    <w:lsdException w:name="Medium Grid 3 Accent 1" w:uiPriority="69"/>
-    <w:lsdException w:name="Dark List Accent 1" w:uiPriority="70"/>
-    <w:lsdException w:name="Colorful Shading Accent 1" w:uiPriority="71"/>
-    <w:lsdException w:name="Colorful List Accent 1" w:uiPriority="72"/>
-    <w:lsdException w:name="Colorful Grid Accent 1" w:uiPriority="73"/>
-    <w:lsdException w:name="Light Shading Accent 2" w:uiPriority="60"/>
-    <w:lsdException w:name="Light List Accent 2" w:uiPriority="61"/>
-    <w:lsdException w:name="Light Grid Accent 2" w:uiPriority="62"/>
-    <w:lsdException w:name="Medium Shading 1 Accent 2" w:uiPriority="63"/>
-    <w:lsdException w:name="Medium Shading 2 Accent 2" w:uiPriority="64"/>
-    <w:lsdException w:name="Medium List 1 Accent 2" w:uiPriority="65"/>
-    <w:lsdException w:name="Medium List 2 Accent 2" w:uiPriority="66"/>
-    <w:lsdException w:name="Medium Grid 1 Accent 2" w:uiPriority="67"/>
-    <w:lsdException w:name="Medium Grid 2 Accent 2" w:uiPriority="68"/>
-    <w:lsdException w:name="Medium Grid 3 Accent 2" w:uiPriority="69"/>
-    <w:lsdException w:name="Dark List Accent 2" w:uiPriority="70"/>
-    <w:lsdException w:name="Colorful Shading Accent 2" w:uiPriority="71"/>
-    <w:lsdException w:name="Colorful List Accent 2" w:uiPriority="72"/>
-    <w:lsdException w:name="Colorful Grid Accent 2" w:uiPriority="73"/>
-    <w:lsdException w:name="Light Shading Accent 3" w:uiPriority="60"/>
-    <w:lsdException w:name="Light List Accent 3" w:uiPriority="61"/>
-    <w:lsdException w:name="Light Grid Accent 3" w:uiPriority="62"/>
-    <w:lsdException w:name="Medium Shading 1 Accent 3" w:uiPriority="63"/>
-    <w:lsdException w:name="Medium Shading 2 Accent 3" w:uiPriority="64"/>
-    <w:lsdException w:name="Medium List 1 Accent 3" w:uiPriority="65"/>
-    <w:lsdException w:name="Medium List 2 Accent 3" w:uiPriority="66"/>
-    <w:lsdException w:name="Medium Grid 1 Accent 3" w:uiPriority="67"/>
-    <w:lsdException w:name="Medium Grid 2 Accent 3" w:uiPriority="68"/>
-    <w:lsdException w:name="Medium Grid 3 Accent 3" w:uiPriority="69"/>
-    <w:lsdException w:name="Dark List Accent 3" w:uiPriority="70"/>
-    <w:lsdException w:name="Colorful Shading Accent 3" w:uiPriority="71"/>
-    <w:lsdException w:name="Colorful List Accent 3" w:uiPriority="72"/>
-    <w:lsdException w:name="Colorful Grid Accent 3" w:uiPriority="73"/>
-    <w:lsdException w:name="Light Shading Accent 4" w:uiPriority="60"/>
-    <w:lsdException w:name="Light List Accent 4" w:uiPriority="61"/>
-    <w:lsdException w:name="Light Grid Accent 4" w:uiPriority="62"/>
-    <w:lsdException w:name="Medium Shading 1 Accent 4" w:uiPriority="63"/>
-    <w:lsdException w:name="Medium Shading 2 Accent 4" w:uiPriority="64"/>
-    <w:lsdException w:name="Medium List 1 Accent 4" w:uiPriority="65"/>
-    <w:lsdException w:name="Medium List 2 Accent 4" w:uiPriority="66"/>
-    <w:lsdException w:name="Medium Grid 1 Accent 4" w:uiPriority="67"/>
-    <w:lsdException w:name="Medium Grid 2 Accent 4" w:uiPriority="68"/>
-    <w:lsdException w:name="Medium Grid 3 Accent 4" w:uiPriority="69"/>
-    <w:lsdException w:name="Dark List Accent 4" w:uiPriority="70"/>
-    <w:lsdException w:name="Colorful Shading Accent 4" w:uiPriority="71"/>
-    <w:lsdException w:name="Colorful List Accent 4" w:uiPriority="72"/>
-    <w:lsdException w:name="Colorful Grid Accent 4" w:uiPriority="73"/>
-    <w:lsdException w:name="Light Shading Accent 5" w:uiPriority="60"/>
-    <w:lsdException w:name="Light List Accent 5" w:uiPriority="61"/>
-    <w:lsdException w:name="Light Grid Accent 5" w:uiPriority="62"/>
-    <w:lsdException w:name="Medium Shading 1 Accent 5" w:uiPriority="63"/>
-    <w:lsdException w:name="Medium Shading 2 Accent 5" w:uiPriority="64"/>
-    <w:lsdException w:name="Medium List 1 Accent 5" w:uiPriority="65"/>
-    <w:lsdException w:name="Medium List 2 Accent 5" w:uiPriority="66"/>
-    <w:lsdException w:name="Medium Grid 1 Accent 5" w:uiPriority="67"/>
-    <w:lsdException w:name="Medium Grid 2 Accent 5" w:uiPriority="68"/>
-    <w:lsdException w:name="Medium Grid 3 Accent 5" w:uiPriority="69"/>
-    <w:lsdException w:name="Dark List Accent 5" w:uiPriority="70"/>
-    <w:lsdException w:name="Colorful Shading Accent 5" w:uiPriority="71"/>
-    <w:lsdException w:name="Colorful List Accent 5" w:uiPriority="72"/>
-    <w:lsdException w:name="Colorful Grid Accent 5" w:uiPriority="73"/>
-    <w:lsdException w:name="Light Shading Accent 6" w:uiPriority="60"/>
-    <w:lsdException w:name="Light List Accent 6" w:uiPriority="61"/>
-    <w:lsdException w:name="Light Grid Accent 6" w:uiPriority="62"/>
-    <w:lsdException w:name="Medium Shading 1 Accent 6" w:uiPriority="63"/>
-    <w:lsdException w:name="Medium Shading 2 Accent 6" w:uiPriority="64"/>
-    <w:lsdException w:name="Medium List 1 Accent 6" w:uiPriority="65"/>
-    <w:lsdException w:name="Medium List 2 Accent 6" w:uiPriority="66"/>
-    <w:lsdException w:name="Medium Grid 1 Accent 6" w:uiPriority="67"/>
-    <w:lsdException w:name="Medium Grid 2 Accent 6" w:uiPriority="68"/>
-    <w:lsdException w:name="Medium Grid 3 Accent 6" w:uiPriority="69"/>
-    <w:lsdException w:name="Dark List Accent 6" w:uiPriority="70"/>
-    <w:lsdException w:name="Colorful Shading Accent 6" w:uiPriority="71"/>
-    <w:lsdException w:name="Colorful List Accent 6" w:uiPriority="72"/>
-    <w:lsdException w:name="Colorful Grid Accent 6" w:uiPriority="73"/>
-    <w:lsdException w:name="Subtle Emphasis" w:uiPriority="19" w:qFormat="1"/>
-    <w:lsdException w:name="Intense Emphasis" w:uiPriority="21" w:qFormat="1"/>
-    <w:lsdException w:name="Subtle Reference" w:uiPriority="31" w:qFormat="1"/>
-    <w:lsdException w:name="Intense Reference" w:uiPriority="32" w:qFormat="1"/>
-    <w:lsdException w:name="Book Title" w:uiPriority="33" w:qFormat="1"/>
-    <w:lsdException w:name="Bibliography" w:semiHidden="1" w:uiPriority="37" w:unhideWhenUsed="1"/>
-    <w:lsdException w:name="TOC Heading" w:semiHidden="1" w:uiPriority="39" w:unhideWhenUsed="1" w:qFormat="1"/>
-    <w:lsdException w:name="Plain Table 1" w:uiPriority="41"/>
-    <w:lsdException w:name="Plain Table 2" w:uiPriority="42"/>
-    <w:lsdException w:name="Plain Table 3" w:uiPriority="43"/>
-    <w:lsdException w:name="Plain Table 4" w:uiPriority="44"/>
-    <w:lsdException w:name="Plain Table 5" w:uiPriority="45"/>
-    <w:lsdException w:name="Grid Table Light" w:uiPriority="40"/>
-    <w:lsdException w:name="Grid Table 1 Light" w:uiPriority="46"/>
-    <w:lsdException w:name="Grid Table 2" w:uiPriority="47"/>
-    <w:lsdException w:name="Grid Table 3" w:uiPriority="48"/>
-    <w:lsdException w:name="Grid Table 4" w:uiPriority="49"/>
-    <w:lsdException w:name="Grid Table 5 Dark" w:uiPriority="50"/>
-    <w:lsdException w:name="Grid Table 6 Colorful" w:uiPriority="51"/>
-    <w:lsdException w:name="Grid Table 7 Colorful" w:uiPriority="52"/>
-    <w:lsdException w:name="Grid Table 1 Light Accent 1" w:uiPriority="46"/>
-    <w:lsdException w:name="Grid Table 2 Accent 1" w:uiPriority="47"/>
-    <w:lsdException w:name="Grid Table 3 Accent 1" w:uiPriority="48"/>
-    <w:lsdException w:name="Grid Table 4 Accent 1" w:uiPriority="49"/>
-    <w:lsdException w:name="Grid Table 5 Dark Accent 1" w:uiPriority="50"/>
-    <w:lsdException w:name="Grid Table 6 Colorful Accent 1" w:uiPriority="51"/>
-    <w:lsdException w:name="Grid Table 7 Colorful Accent 1" w:uiPriority="52"/>
-    <w:lsdException w:name="Grid Table 1 Light Accent 2" w:uiPriority="46"/>
-    <w:lsdException w:name="Grid Table 2 Accent 2" w:uiPriority="47"/>
-    <w:lsdException w:name="Grid Table 3 Accent 2" w:uiPriority="48"/>
-    <w:lsdException w:name="Grid Table 4 Accent 2" w:uiPriority="49"/>
-    <w:lsdException w:name="Grid Table 5 Dark Accent 2" w:uiPriority="50"/>
-    <w:lsdException w:name="Grid Table 6 Colorful Accent 2" w:uiPriority="51"/>
-    <w:lsdException w:name="Grid Table 7 Colorful Accent 2" w:uiPriority="52"/>
-    <w:lsdException w:name="Grid Table 1 Light Accent 3" w:uiPriority="46"/>
-    <w:lsdException w:name="Grid Table 2 Accent 3" w:uiPriority="47"/>
-    <w:lsdException w:name="Grid Table 3 Accent 3" w:uiPriority="48"/>
-    <w:lsdException w:name="Grid Table 4 Accent 3" w:uiPriority="49"/>
-    <w:lsdException w:name="Grid Table 5 Dark Accent 3" w:uiPriority="50"/>
-    <w:lsdException w:name="Grid Table 6 Colorful Accent 3" w:uiPriority="51"/>
-    <w:lsdException w:name="Grid Table 7 Colorful Accent 3" w:uiPriority="52"/>
-    <w:lsdException w:name="Grid Table 1 Light Accent 4" w:uiPriority="46"/>
-    <w:lsdException w:name="Grid Table 2 Accent 4" w:uiPriority="47"/>
-    <w:lsdException w:name="Grid Table 3 Accent 4" w:uiPriority="48"/>
-    <w:lsdException w:name="Grid Table 4 Accent 4" w:uiPriority="49"/>
-    <w:lsdException w:name="Grid Table 5 Dark Accent 4" w:uiPriority="50"/>
-    <w:lsdException w:name="Grid Table 6 Colorful Accent 4" w:uiPriority="51"/>
-    <w:lsdException w:name="Grid Table 7 Colorful Accent 4" w:uiPriority="52"/>
-    <w:lsdException w:name="Grid Table 1 Light Accent 5" w:uiPriority="46"/>
-    <w:lsdException w:name="Grid Table 2 Accent 5" w:uiPriority="47"/>
-    <w:lsdException w:name="Grid Table 3 Accent 5" w:uiPriority="48"/>
-    <w:lsdException w:name="Grid Table 4 Accent 5" w:uiPriority="49"/>
-    <w:lsdException w:name="Grid Table 5 Dark Accent 5" w:uiPriority="50"/>
-    <w:lsdException w:name="Grid Table 6 Colorful Accent 5" w:uiPriority="51"/>
-    <w:lsdException w:name="Grid Table 7 Colorful Accent 5" w:uiPriority="52"/>
-    <w:lsdException w:name="Grid Table 1 Light Accent 6" w:uiPriority="46"/>
-    <w:lsdException w:name="Grid Table 2 Accent 6" w:uiPriority="47"/>
-    <w:lsdException w:name="Grid Table 3 Accent 6" w:uiPriority="48"/>
-    <w:lsdException w:name="Grid Table 4 Accent 6" w:uiPriority="49"/>
-    <w:lsdException w:name="Grid Table 5 Dark Accent 6" w:uiPriority="50"/>
-    <w:lsdException w:name="Grid Table 6 Colorful Accent 6" w:uiPriority="51"/>
-    <w:lsdException w:name="Grid Table 7 Colorful Accent 6" w:uiPriority="52"/>
-    <w:lsdException w:name="List Table 1 Light" w:uiPriority="46"/>
-    <w:lsdException w:name="List Table 2" w:uiPriority="47"/>
-    <w:lsdException w:name="List Table 3" w:uiPriority="48"/>
-    <w:lsdException w:name="List Table 4" w:uiPriority="49"/>
-    <w:lsdException w:name="List Table 5 Dark" w:uiPriority="50"/>
-    <w:lsdException w:name="List Table 6 Colorful" w:uiPriority="51"/>
-    <w:lsdException w:name="List Table 7 Colorful" w:uiPriority="52"/>
-    <w:lsdException w:name="List Table 1 Light Accent 1" w:uiPriority="46"/>
-    <w:lsdException w:name="List Table 2 Accent 1" w:uiPriority="47"/>
-    <w:lsdException w:name="List Table 3 Accent 1" w:uiPriority="48"/>
-    <w:lsdException w:name="List Table 4 Accent 1" w:uiPriority="49"/>
-    <w:lsdException w:name="List Table 5 Dark Accent 1" w:uiPriority="50"/>
-    <w:lsdException w:name="List Table 6 Colorful Accent 1" w:uiPriority="51"/>
-    <w:lsdException w:name="List Table 7 Colorful Accent 1" w:uiPriority="52"/>
-    <w:lsdException w:name="List Table 1 Light Accent 2" w:uiPriority="46"/>
-    <w:lsdException w:name="List Table 2 Accent 2" w:uiPriority="47"/>
-    <w:lsdException w:name="List Table 3 Accent 2" w:uiPriority="48"/>
-    <w:lsdException w:name="List Table 4 Accent 2" w:uiPriority="49"/>
-    <w:lsdException w:name="List Table 5 Dark Accent 2" w:uiPriority="50"/>
-    <w:lsdException w:name="List Table 6 Colorful Accent 2" w:uiPriority="51"/>
-    <w:lsdException w:name="List Table 7 Colorful Accent 2" w:uiPriority="52"/>
-    <w:lsdException w:name="List Table 1 Light Accent 3" w:uiPriority="46"/>
-    <w:lsdException w:name="List Table 2 Accent 3" w:uiPriority="47"/>
-    <w:lsdException w:name="List Table 3 Accent 3" w:uiPriority="48"/>
-    <w:lsdException w:name="List Table 4 Accent 3" w:uiPriority="49"/>
-    <w:lsdException w:name="List Table 5 Dark Accent 3" w:uiPriority="50"/>
-    <w:lsdException w:name="List Table 6 Colorful Accent 3" w:uiPriority="51"/>
-    <w:lsdException w:name="List Table 7 Colorful Accent 3" w:uiPriority="52"/>
-    <w:lsdException w:name="List Table 1 Light Accent 4" w:uiPriority="46"/>
-    <w:lsdException w:name="List Table 2 Accent 4" w:uiPriority="47"/>
-    <w:lsdException w:name="List Table 3 Accent 4" w:uiPriority="48"/>
-    <w:lsdException w:name="List Table 4 Accent 4" w:uiPriority="49"/>
-    <w:lsdException w:name="List Table 5 Dark Accent 4" w:uiPriority="50"/>
-    <w:lsdException w:name="List Table 6 Colorful Accent 4" w:uiPriority="51"/>
-    <w:lsdException w:name="List Table 7 Colorful Accent 4" w:uiPriority="52"/>
-    <w:lsdException w:name="List Table 1 Light Accent 5" w:uiPriority="46"/>
-    <w:lsdException w:name="List Table 2 Accent 5" w:uiPriority="47"/>
-    <w:lsdException w:name="List Table 3 Accent 5" w:uiPriority="48"/>
-    <w:lsdException w:name="List Table 4 Accent 5" w:uiPriority="49"/>
-    <w:lsdException w:name="List Table 5 Dark Accent 5" w:uiPriority="50"/>
-    <w:lsdException w:name="List Table 6 Colorful Accent 5" w:uiPriority="51"/>
-    <w:lsdException w:name="List Table 7 Colorful Accent 5" w:uiPriority="52"/>
-    <w:lsdException w:name="List Table 1 Light Accent 6" w:uiPriority="46"/>
-    <w:lsdException w:name="List Table 2 Accent 6" w:uiPriority="47"/>
-    <w:lsdException w:name="List Table 3 Accent 6" w:uiPriority="48"/>
-    <w:lsdException w:name="List Table 4 Accent 6" w:uiPriority="49"/>
-    <w:lsdException w:name="List Table 5 Dark Accent 6" w:uiPriority="50"/>
-    <w:lsdException w:name="List Table 6 Colorful Accent 6" w:uiPriority="51"/>
-    <w:lsdException w:name="List Table 7 Colorful Accent 6" w:uiPriority="52"/>
-    <w:lsdException w:name="Mention" w:semiHidden="1" w:unhideWhenUsed="1"/>
-    <w:lsdException w:name="Smart Hyperlink" w:semiHidden="1" w:unhideWhenUsed="1"/>
-    <w:lsdException w:name="Hashtag" w:semiHidden="1" w:unhideWhenUsed="1"/>
-    <w:lsdException w:name="Unresolved Mention" w:semiHidden="1" w:unhideWhenUsed="1"/>
-    <w:lsdException w:name="Smart Link" w:semiHidden="1" w:unhideWhenUsed="1"/>
+  <w:latentStyles w:defLockedState="0" w:defUIPriority="99" w:defSemiHidden="1" w:defUnhideWhenUsed="1" w:defQFormat="0" w:count="267">
+    <w:lsdException w:name="Normal" w:semiHidden="0" w:uiPriority="0" w:unhideWhenUsed="0" w:qFormat="1"/>
+    <w:lsdException w:name="heading 1" w:semiHidden="0" w:uiPriority="9" w:unhideWhenUsed="0" w:qFormat="1"/>
+    <w:lsdException w:name="heading 2" w:uiPriority="9" w:qFormat="1"/>
+    <w:lsdException w:name="heading 3" w:uiPriority="9" w:qFormat="1"/>
+    <w:lsdException w:name="heading 4" w:uiPriority="9" w:qFormat="1"/>
+    <w:lsdException w:name="heading 5" w:uiPriority="9" w:qFormat="1"/>
+    <w:lsdException w:name="heading 6" w:uiPriority="9" w:qFormat="1"/>
+    <w:lsdException w:name="heading 7" w:uiPriority="9" w:qFormat="1"/>
+    <w:lsdException w:name="heading 8" w:uiPriority="9" w:qFormat="1"/>
+    <w:lsdException w:name="heading 9" w:uiPriority="9" w:qFormat="1"/>
+    <w:lsdException w:name="toc 1" w:uiPriority="39"/>
+    <w:lsdException w:name="toc 2" w:uiPriority="39"/>
+    <w:lsdException w:name="toc 3" w:uiPriority="39"/>
+    <w:lsdException w:name="toc 4" w:uiPriority="39"/>
+    <w:lsdException w:name="toc 5" w:uiPriority="39"/>
+    <w:lsdException w:name="toc 6" w:uiPriority="39"/>
+    <w:lsdException w:name="toc 7" w:uiPriority="39"/>
+    <w:lsdException w:name="toc 8" w:uiPriority="39"/>
+    <w:lsdException w:name="toc 9" w:uiPriority="39"/>
+    <w:lsdException w:name="caption" w:uiPriority="35" w:qFormat="1"/>
+    <w:lsdException w:name="Title" w:semiHidden="0" w:uiPriority="10" w:unhideWhenUsed="0" w:qFormat="1"/>
+    <w:lsdException w:name="Default Paragraph Font" w:uiPriority="1"/>
+    <w:lsdException w:name="Subtitle" w:semiHidden="0" w:uiPriority="11" w:unhideWhenUsed="0" w:qFormat="1"/>
+    <w:lsdException w:name="Strong" w:semiHidden="0" w:uiPriority="22" w:unhideWhenUsed="0" w:qFormat="1"/>
+    <w:lsdException w:name="Emphasis" w:semiHidden="0" w:uiPriority="20" w:unhideWhenUsed="0" w:qFormat="1"/>
+    <w:lsdException w:name="Table Grid" w:semiHidden="0" w:uiPriority="39" w:unhideWhenUsed="0"/>
+    <w:lsdException w:name="Placeholder Text" w:unhideWhenUsed="0"/>
+    <w:lsdException w:name="No Spacing" w:semiHidden="0" w:uiPriority="1" w:unhideWhenUsed="0" w:qFormat="1"/>
+    <w:lsdException w:name="Light Shading" w:semiHidden="0" w:uiPriority="60" w:unhideWhenUsed="0"/>
+    <w:lsdException w:name="Light List" w:semiHidden="0" w:uiPriority="61" w:unhideWhenUsed="0"/>
+    <w:lsdException w:name="Light Grid" w:semiHidden="0" w:uiPriority="62" w:unhideWhenUsed="0"/>
+    <w:lsdException w:name="Medium Shading 1" w:semiHidden="0" w:uiPriority="63" w:unhideWhenUsed="0"/>
+    <w:lsdException w:name="Medium Shading 2" w:semiHidden="0" w:uiPriority="64" w:unhideWhenUsed="0"/>
+    <w:lsdException w:name="Medium List 1" w:semiHidden="0" w:uiPriority="65" w:unhideWhenUsed="0"/>
+    <w:lsdException w:name="Medium List 2" w:semiHidden="0" w:uiPriority="66" w:unhideWhenUsed="0"/>
+    <w:lsdException w:name="Medium Grid 1" w:semiHidden="0" w:uiPriority="67" w:unhideWhenUsed="0"/>
+    <w:lsdException w:name="Medium Grid 2" w:semiHidden="0" w:uiPriority="68" w:unhideWhenUsed="0"/>
+    <w:lsdException w:name="Medium Grid 3" w:semiHidden="0" w:uiPriority="69" w:unhideWhenUsed="0"/>
+    <w:lsdException w:name="Dark List" w:semiHidden="0" w:uiPriority="70" w:unhideWhenUsed="0"/>
+    <w:lsdException w:name="Colorful Shading" w:semiHidden="0" w:uiPriority="71" w:unhideWhenUsed="0"/>
+    <w:lsdException w:name="Colorful List" w:semiHidden="0" w:uiPriority="72" w:unhideWhenUsed="0"/>
+    <w:lsdException w:name="Colorful Grid" w:semiHidden="0" w:uiPriority="73" w:unhideWhenUsed="0"/>
+    <w:lsdException w:name="Light Shading Accent 1" w:semiHidden="0" w:uiPriority="60" w:unhideWhenUsed="0"/>
+    <w:lsdException w:name="Light List Accent 1" w:semiHidden="0" w:uiPriority="61" w:unhideWhenUsed="0"/>
+    <w:lsdException w:name="Light Grid Accent 1" w:semiHidden="0" w:uiPriority="62" w:unhideWhenUsed="0"/>
+    <w:lsdException w:name="Medium Shading 1 Accent 1" w:semiHidden="0" w:uiPriority="63" w:unhideWhenUsed="0"/>
+    <w:lsdException w:name="Medium Shading 2 Accent 1" w:semiHidden="0" w:uiPriority="64" w:unhideWhenUsed="0"/>
+    <w:lsdException w:name="Medium List 1 Accent 1" w:semiHidden="0" w:uiPriority="65" w:unhideWhenUsed="0"/>
+    <w:lsdException w:name="Revision" w:unhideWhenUsed="0"/>
+    <w:lsdException w:name="List Paragraph" w:semiHidden="0" w:uiPriority="34" w:unhideWhenUsed="0" w:qFormat="1"/>
+    <w:lsdException w:name="Quote" w:semiHidden="0" w:uiPriority="29" w:unhideWhenUsed="0" w:qFormat="1"/>
+    <w:lsdException w:name="Intense Quote" w:semiHidden="0" w:uiPriority="30" w:unhideWhenUsed="0" w:qFormat="1"/>
+    <w:lsdException w:name="Medium List 2 Accent 1" w:semiHidden="0" w:uiPriority="66" w:unhideWhenUsed="0"/>
+    <w:lsdException w:name="Medium Grid 1 Accent 1" w:semiHidden="0" w:uiPriority="67" w:unhideWhenUsed="0"/>
+    <w:lsdException w:name="Medium Grid 2 Accent 1" w:semiHidden="0" w:uiPriority="68" w:unhideWhenUsed="0"/>
+    <w:lsdException w:name="Medium Grid 3 Accent 1" w:semiHidden="0" w:uiPriority="69" w:unhideWhenUsed="0"/>
+    <w:lsdException w:name="Dark List Accent 1" w:semiHidden="0" w:uiPriority="70" w:unhideWhenUsed="0"/>
+    <w:lsdException w:name="Colorful Shading Accent 1" w:semiHidden="0" w:uiPriority="71" w:unhideWhenUsed="0"/>
+    <w:lsdException w:name="Colorful List Accent 1" w:semiHidden="0" w:uiPriority="72" w:unhideWhenUsed="0"/>
+    <w:lsdException w:name="Colorful Grid Accent 1" w:semiHidden="0" w:uiPriority="73" w:unhideWhenUsed="0"/>
+    <w:lsdException w:name="Light Shading Accent 2" w:semiHidden="0" w:uiPriority="60" w:unhideWhenUsed="0"/>
+    <w:lsdException w:name="Light List Accent 2" w:semiHidden="0" w:uiPriority="61" w:unhideWhenUsed="0"/>
+    <w:lsdException w:name="Light Grid Accent 2" w:semiHidden="0" w:uiPriority="62" w:unhideWhenUsed="0"/>
+    <w:lsdException w:name="Medium Shading 1 Accent 2" w:semiHidden="0" w:uiPriority="63" w:unhideWhenUsed="0"/>
+    <w:lsdException w:name="Medium Shading 2 Accent 2" w:semiHidden="0" w:uiPriority="64" w:unhideWhenUsed="0"/>
+    <w:lsdException w:name="Medium List 1 Accent 2" w:semiHidden="0" w:uiPriority="65" w:unhideWhenUsed="0"/>
+    <w:lsdException w:name="Medium List 2 Accent 2" w:semiHidden="0" w:uiPriority="66" w:unhideWhenUsed="0"/>
+    <w:lsdException w:name="Medium Grid 1 Accent 2" w:semiHidden="0" w:uiPriority="67" w:unhideWhenUsed="0"/>
+    <w:lsdException w:name="Medium Grid 2 Accent 2" w:semiHidden="0" w:uiPriority="68" w:unhideWhenUsed="0"/>
+    <w:lsdException w:name="Medium Grid 3 Accent 2" w:semiHidden="0" w:uiPriority="69" w:unhideWhenUsed="0"/>
+    <w:lsdException w:name="Dark List Accent 2" w:semiHidden="0" w:uiPriority="70" w:unhideWhenUsed="0"/>
+    <w:lsdException w:name="Colorful Shading Accent 2" w:semiHidden="0" w:uiPriority="71" w:unhideWhenUsed="0"/>
+    <w:lsdException w:name="Colorful List Accent 2" w:semiHidden="0" w:uiPriority="72" w:unhideWhenUsed="0"/>
+    <w:lsdException w:name="Colorful Grid Accent 2" w:semiHidden="0" w:uiPriority="73" w:unhideWhenUsed="0"/>
+    <w:lsdException w:name="Light Shading Accent 3" w:semiHidden="0" w:uiPriority="60" w:unhideWhenUsed="0"/>
+    <w:lsdException w:name="Light List Accent 3" w:semiHidden="0" w:uiPriority="61" w:unhideWhenUsed="0"/>
+    <w:lsdException w:name="Light Grid Accent 3" w:semiHidden="0" w:uiPriority="62" w:unhideWhenUsed="0"/>
+    <w:lsdException w:name="Medium Shading 1 Accent 3" w:semiHidden="0" w:uiPriority="63" w:unhideWhenUsed="0"/>
+    <w:lsdException w:name="Medium Shading 2 Accent 3" w:semiHidden="0" w:uiPriority="64" w:unhideWhenUsed="0"/>
+    <w:lsdException w:name="Medium List 1 Accent 3" w:semiHidden="0" w:uiPriority="65" w:unhideWhenUsed="0"/>
+    <w:lsdException w:name="Medium List 2 Accent 3" w:semiHidden="0" w:uiPriority="66" w:unhideWhenUsed="0"/>
+    <w:lsdException w:name="Medium Grid 1 Accent 3" w:semiHidden="0" w:uiPriority="67" w:unhideWhenUsed="0"/>
+    <w:lsdException w:name="Medium Grid 2 Accent 3" w:semiHidden="0" w:uiPriority="68" w:unhideWhenUsed="0"/>
+    <w:lsdException w:name="Medium Grid 3 Accent 3" w:semiHidden="0" w:uiPriority="69" w:unhideWhenUsed="0"/>
+    <w:lsdException w:name="Dark List Accent 3" w:semiHidden="0" w:uiPriority="70" w:unhideWhenUsed="0"/>
+    <w:lsdException w:name="Colorful Shading Accent 3" w:semiHidden="0" w:uiPriority="71" w:unhideWhenUsed="0"/>
+    <w:lsdException w:name="Colorful List Accent 3" w:semiHidden="0" w:uiPriority="72" w:unhideWhenUsed="0"/>
+    <w:lsdException w:name="Colorful Grid Accent 3" w:semiHidden="0" w:uiPriority="73" w:unhideWhenUsed="0"/>
+    <w:lsdException w:name="Light Shading Accent 4" w:semiHidden="0" w:uiPriority="60" w:unhideWhenUsed="0"/>
+    <w:lsdException w:name="Light List Accent 4" w:semiHidden="0" w:uiPriority="61" w:unhideWhenUsed="0"/>
+    <w:lsdException w:name="Light Grid Accent 4" w:semiHidden="0" w:uiPriority="62" w:unhideWhenUsed="0"/>
+    <w:lsdException w:name="Medium Shading 1 Accent 4" w:semiHidden="0" w:uiPriority="63" w:unhideWhenUsed="0"/>
+    <w:lsdException w:name="Medium Shading 2 Accent 4" w:semiHidden="0" w:uiPriority="64" w:unhideWhenUsed="0"/>
+    <w:lsdException w:name="Medium List 1 Accent 4" w:semiHidden="0" w:uiPriority="65" w:unhideWhenUsed="0"/>
+    <w:lsdException w:name="Medium List 2 Accent 4" w:semiHidden="0" w:uiPriority="66" w:unhideWhenUsed="0"/>
+    <w:lsdException w:name="Medium Grid 1 Accent 4" w:semiHidden="0" w:uiPriority="67" w:unhideWhenUsed="0"/>
+    <w:lsdException w:name="Medium Grid 2 Accent 4" w:semiHidden="0" w:uiPriority="68" w:unhideWhenUsed="0"/>
+    <w:lsdException w:name="Medium Grid 3 Accent 4" w:semiHidden="0" w:uiPriority="69" w:unhideWhenUsed="0"/>
+    <w:lsdException w:name="Dark List Accent 4" w:semiHidden="0" w:uiPriority="70" w:unhideWhenUsed="0"/>
+    <w:lsdException w:name="Colorful Shading Accent 4" w:semiHidden="0" w:uiPriority="71" w:unhideWhenUsed="0"/>
+    <w:lsdException w:name="Colorful List Accent 4" w:semiHidden="0" w:uiPriority="72" w:unhideWhenUsed="0"/>
+    <w:lsdException w:name="Colorful Grid Accent 4" w:semiHidden="0" w:uiPriority="73" w:unhideWhenUsed="0"/>
+    <w:lsdException w:name="Light Shading Accent 5" w:semiHidden="0" w:uiPriority="60" w:unhideWhenUsed="0"/>
+    <w:lsdException w:name="Light List Accent 5" w:semiHidden="0" w:uiPriority="61" w:unhideWhenUsed="0"/>
+    <w:lsdException w:name="Light Grid Accent 5" w:semiHidden="0" w:uiPriority="62" w:unhideWhenUsed="0"/>
+    <w:lsdException w:name="Medium Shading 1 Accent 5" w:semiHidden="0" w:uiPriority="63" w:unhideWhenUsed="0"/>
+    <w:lsdException w:name="Medium Shading 2 Accent 5" w:semiHidden="0" w:uiPriority="64" w:unhideWhenUsed="0"/>
+    <w:lsdException w:name="Medium List 1 Accent 5" w:semiHidden="0" w:uiPriority="65" w:unhideWhenUsed="0"/>
+    <w:lsdException w:name="Medium List 2 Accent 5" w:semiHidden="0" w:uiPriority="66" w:unhideWhenUsed="0"/>
+    <w:lsdException w:name="Medium Grid 1 Accent 5" w:semiHidden="0" w:uiPriority="67" w:unhideWhenUsed="0"/>
+    <w:lsdException w:name="Medium Grid 2 Accent 5" w:semiHidden="0" w:uiPriority="68" w:unhideWhenUsed="0"/>
+    <w:lsdException w:name="Medium Grid 3 Accent 5" w:semiHidden="0" w:uiPriority="69" w:unhideWhenUsed="0"/>
+    <w:lsdException w:name="Dark List Accent 5" w:semiHidden="0" w:uiPriority="70" w:unhideWhenUsed="0"/>
+    <w:lsdException w:name="Colorful Shading Accent 5" w:semiHidden="0" w:uiPriority="71" w:unhideWhenUsed="0"/>
+    <w:lsdException w:name="Colorful List Accent 5" w:semiHidden="0" w:uiPriority="72" w:unhideWhenUsed="0"/>
+    <w:lsdException w:name="Colorful Grid Accent 5" w:semiHidden="0" w:uiPriority="73" w:unhideWhenUsed="0"/>
+    <w:lsdException w:name="Light Shading Accent 6" w:semiHidden="0" w:uiPriority="60" w:unhideWhenUsed="0"/>
+    <w:lsdException w:name="Light List Accent 6" w:semiHidden="0" w:uiPriority="61" w:unhideWhenUsed="0"/>
+    <w:lsdException w:name="Light Grid Accent 6" w:semiHidden="0" w:uiPriority="62" w:unhideWhenUsed="0"/>
+    <w:lsdException w:name="Medium Shading 1 Accent 6" w:semiHidden="0" w:uiPriority="63" w:unhideWhenUsed="0"/>
+    <w:lsdException w:name="Medium Shading 2 Accent 6" w:semiHidden="0" w:uiPriority="64" w:unhideWhenUsed="0"/>
+    <w:lsdException w:name="Medium List 1 Accent 6" w:semiHidden="0" w:uiPriority="65" w:unhideWhenUsed="0"/>
+    <w:lsdException w:name="Medium List 2 Accent 6" w:semiHidden="0" w:uiPriority="66" w:unhideWhenUsed="0"/>
+    <w:lsdException w:name="Medium Grid 1 Accent 6" w:semiHidden="0" w:uiPriority="67" w:unhideWhenUsed="0"/>
+    <w:lsdException w:name="Medium Grid 2 Accent 6" w:semiHidden="0" w:uiPriority="68" w:unhideWhenUsed="0"/>
+    <w:lsdException w:name="Medium Grid 3 Accent 6" w:semiHidden="0" w:uiPriority="69" w:unhideWhenUsed="0"/>
+    <w:lsdException w:name="Dark List Accent 6" w:semiHidden="0" w:uiPriority="70" w:unhideWhenUsed="0"/>
+    <w:lsdException w:name="Colorful Shading Accent 6" w:semiHidden="0" w:uiPriority="71" w:unhideWhenUsed="0"/>
+    <w:lsdException w:name="Colorful List Accent 6" w:semiHidden="0" w:uiPriority="72" w:unhideWhenUsed="0"/>
+    <w:lsdException w:name="Colorful Grid Accent 6" w:semiHidden="0" w:uiPriority="73" w:unhideWhenUsed="0"/>
+    <w:lsdException w:name="Subtle Emphasis" w:semiHidden="0" w:uiPriority="19" w:unhideWhenUsed="0" w:qFormat="1"/>
+    <w:lsdException w:name="Intense Emphasis" w:semiHidden="0" w:uiPriority="21" w:unhideWhenUsed="0" w:qFormat="1"/>
+    <w:lsdException w:name="Subtle Reference" w:semiHidden="0" w:uiPriority="31" w:unhideWhenUsed="0" w:qFormat="1"/>
+    <w:lsdException w:name="Intense Reference" w:semiHidden="0" w:uiPriority="32" w:unhideWhenUsed="0" w:qFormat="1"/>
+    <w:lsdException w:name="Book Title" w:semiHidden="0" w:uiPriority="33" w:unhideWhenUsed="0" w:qFormat="1"/>
+    <w:lsdException w:name="Bibliography" w:uiPriority="37"/>
+    <w:lsdException w:name="TOC Heading" w:uiPriority="39" w:qFormat="1"/>
   </w:latentStyles>
   <w:style w:type="paragraph" w:default="1" w:styleId="Normln">
     <w:name w:val="Normal"/>
@@ -7390,6 +6176,7 @@
     <w:uiPriority w:val="99"/>
     <w:semiHidden/>
     <w:unhideWhenUsed/>
+    <w:qFormat/>
     <w:tblPr>
       <w:tblInd w:w="0" w:type="dxa"/>
       <w:tblCellMar>
@@ -7759,6 +6546,7 @@
       <w:spacing w:after="0" w:line="240" w:lineRule="auto"/>
     </w:pPr>
     <w:tblPr>
+      <w:tblInd w:w="0" w:type="dxa"/>
       <w:tblBorders>
         <w:top w:val="single" w:sz="4" w:space="0" w:color="auto"/>
         <w:left w:val="single" w:sz="4" w:space="0" w:color="auto"/>
@@ -7767,6 +6555,12 @@
         <w:insideH w:val="single" w:sz="4" w:space="0" w:color="auto"/>
         <w:insideV w:val="single" w:sz="4" w:space="0" w:color="auto"/>
       </w:tblBorders>
+      <w:tblCellMar>
+        <w:top w:w="0" w:type="dxa"/>
+        <w:left w:w="108" w:type="dxa"/>
+        <w:bottom w:w="0" w:type="dxa"/>
+        <w:right w:w="108" w:type="dxa"/>
+      </w:tblCellMar>
     </w:tblPr>
   </w:style>
   <w:style w:type="character" w:styleId="Odkazjemn">
@@ -7778,6 +6572,36 @@
     <w:rPr>
       <w:smallCaps/>
       <w:color w:val="5A5A5A" w:themeColor="text1" w:themeTint="A5"/>
+    </w:rPr>
+  </w:style>
+  <w:style w:type="paragraph" w:styleId="Textbubliny">
+    <w:name w:val="Balloon Text"/>
+    <w:basedOn w:val="Normln"/>
+    <w:link w:val="TextbublinyChar"/>
+    <w:uiPriority w:val="99"/>
+    <w:semiHidden/>
+    <w:unhideWhenUsed/>
+    <w:rsid w:val="005A0591"/>
+    <w:pPr>
+      <w:spacing w:after="0" w:line="240" w:lineRule="auto"/>
+    </w:pPr>
+    <w:rPr>
+      <w:rFonts w:ascii="Tahoma" w:hAnsi="Tahoma" w:cs="Tahoma"/>
+      <w:sz w:val="16"/>
+      <w:szCs w:val="16"/>
+    </w:rPr>
+  </w:style>
+  <w:style w:type="character" w:customStyle="1" w:styleId="TextbublinyChar">
+    <w:name w:val="Text bubliny Char"/>
+    <w:basedOn w:val="Standardnpsmoodstavce"/>
+    <w:link w:val="Textbubliny"/>
+    <w:uiPriority w:val="99"/>
+    <w:semiHidden/>
+    <w:rsid w:val="005A0591"/>
+    <w:rPr>
+      <w:rFonts w:ascii="Tahoma" w:hAnsi="Tahoma" w:cs="Tahoma"/>
+      <w:sz w:val="16"/>
+      <w:szCs w:val="16"/>
     </w:rPr>
   </w:style>
 </w:styles>
@@ -7826,7 +6650,7 @@
     </a:clrScheme>
     <a:fontScheme name="Office">
       <a:majorFont>
-        <a:latin typeface="Calibri Light" panose="020F0302020204030204"/>
+        <a:latin typeface="Calibri Light"/>
         <a:ea typeface=""/>
         <a:cs typeface=""/>
         <a:font script="Jpan" typeface="游ゴシック Light"/>
@@ -7878,7 +6702,7 @@
         <a:font script="Tfng" typeface="Ebrima"/>
       </a:majorFont>
       <a:minorFont>
-        <a:latin typeface="Calibri" panose="020F0502020204030204"/>
+        <a:latin typeface="Calibri"/>
         <a:ea typeface=""/>
         <a:cs typeface=""/>
         <a:font script="Jpan" typeface="游明朝"/>
@@ -8072,19 +6896,16 @@
   <a:extraClrSchemeLst/>
   <a:extLst>
     <a:ext uri="{05A4C25C-085E-4340-85A3-A5531E510DB2}">
-      <thm15:themeFamily xmlns:thm15="http://schemas.microsoft.com/office/thememl/2012/main" name="Office Theme" id="{62F939B6-93AF-4DB8-9C6B-D6C7DFDC589F}" vid="{4A3C46E8-61CC-4603-A589-7422A47A8E4A}"/>
+      <thm15:themeFamily xmlns:thm15="http://schemas.microsoft.com/office/thememl/2012/main" xmlns="" name="Office Theme" id="{62F939B6-93AF-4DB8-9C6B-D6C7DFDC589F}" vid="{4A3C46E8-61CC-4603-A589-7422A47A8E4A}"/>
     </a:ext>
   </a:extLst>
 </a:theme>
 </file>
 
 <file path=customXml/item1.xml><?xml version="1.0" encoding="utf-8"?>
-<?mso-contentType ?>
-<FormTemplates xmlns="http://schemas.microsoft.com/sharepoint/v3/contenttype/forms">
-  <Display>DocumentLibraryForm</Display>
-  <Edit>DocumentLibraryForm</Edit>
-  <New>DocumentLibraryForm</New>
-</FormTemplates>
+<p:properties xmlns:p="http://schemas.microsoft.com/office/2006/metadata/properties" xmlns:xsi="http://www.w3.org/2001/XMLSchema-instance" xmlns:pc="http://schemas.microsoft.com/office/infopath/2007/PartnerControls">
+  <documentManagement/>
+</p:properties>
 </file>
 
 <file path=customXml/item2.xml><?xml version="1.0" encoding="utf-8"?>
@@ -8092,9 +6913,12 @@
 </file>
 
 <file path=customXml/item3.xml><?xml version="1.0" encoding="utf-8"?>
-<p:properties xmlns:p="http://schemas.microsoft.com/office/2006/metadata/properties" xmlns:xsi="http://www.w3.org/2001/XMLSchema-instance" xmlns:pc="http://schemas.microsoft.com/office/infopath/2007/PartnerControls">
-  <documentManagement/>
-</p:properties>
+<?mso-contentType ?>
+<FormTemplates xmlns="http://schemas.microsoft.com/sharepoint/v3/contenttype/forms">
+  <Display>DocumentLibraryForm</Display>
+  <Edit>DocumentLibraryForm</Edit>
+  <New>DocumentLibraryForm</New>
+</FormTemplates>
 </file>
 
 <file path=customXml/item4.xml><?xml version="1.0" encoding="utf-8"?>
@@ -8263,9 +7087,10 @@
 </file>
 
 <file path=customXml/itemProps1.xml><?xml version="1.0" encoding="utf-8"?>
-<ds:datastoreItem xmlns:ds="http://schemas.openxmlformats.org/officeDocument/2006/customXml" ds:itemID="{4FF85B71-35EB-4667-B5A7-25BC67E7B3EE}">
+<ds:datastoreItem xmlns:ds="http://schemas.openxmlformats.org/officeDocument/2006/customXml" ds:itemID="{43079A01-61F3-44B1-90C1-B1FEC405C657}">
   <ds:schemaRefs>
-    <ds:schemaRef ds:uri="http://schemas.microsoft.com/sharepoint/v3/contenttype/forms"/>
+    <ds:schemaRef ds:uri="http://schemas.microsoft.com/office/2006/metadata/properties"/>
+    <ds:schemaRef ds:uri="http://schemas.microsoft.com/office/infopath/2007/PartnerControls"/>
   </ds:schemaRefs>
 </ds:datastoreItem>
 </file>
@@ -8279,10 +7104,9 @@
 </file>
 
 <file path=customXml/itemProps3.xml><?xml version="1.0" encoding="utf-8"?>
-<ds:datastoreItem xmlns:ds="http://schemas.openxmlformats.org/officeDocument/2006/customXml" ds:itemID="{43079A01-61F3-44B1-90C1-B1FEC405C657}">
+<ds:datastoreItem xmlns:ds="http://schemas.openxmlformats.org/officeDocument/2006/customXml" ds:itemID="{4FF85B71-35EB-4667-B5A7-25BC67E7B3EE}">
   <ds:schemaRefs>
-    <ds:schemaRef ds:uri="http://schemas.microsoft.com/office/2006/metadata/properties"/>
-    <ds:schemaRef ds:uri="http://schemas.microsoft.com/office/infopath/2007/PartnerControls"/>
+    <ds:schemaRef ds:uri="http://schemas.microsoft.com/sharepoint/v3/contenttype/forms"/>
   </ds:schemaRefs>
 </ds:datastoreItem>
 </file>

--- a/NaucSeVícFilipElznicDokumentace.docx
+++ b/NaucSeVícFilipElznicDokumentace.docx
@@ -4913,19 +4913,7 @@
       </w:r>
       <w:proofErr w:type="spellEnd"/>
       <w:r>
-        <w:t>, které oživí vaše webové projekty.</w:t>
-      </w:r>
-      <w:r>
-        <w:t xml:space="preserve"> </w:t>
-      </w:r>
-      <w:r>
-        <w:t>Najdete zde animace, komponenty, pozadí a další úžasné věci, které jinde nenajdete – a to vše zdarma!</w:t>
-      </w:r>
-      <w:r>
-        <w:t xml:space="preserve"> </w:t>
-      </w:r>
-      <w:r>
-        <w:t>Všechny tyto komponenty jsou vylepšeny o možnosti přizpůsobení jako rekvizity, abyste snadno získali přesně to, co potřebujete.</w:t>
+        <w:t>, které oživí vaše webové projekty. Najdete zde animace, komponenty, pozadí a další úžasné věci, které jinde nenajdete – a to vše zdarma! Všechny tyto komponenty jsou vylepšeny o možnosti přizpůsobení jako rekvizity, abyste snadno získali přesně to, co potřebujete.</w:t>
       </w:r>
       <w:sdt>
         <w:sdtPr>
@@ -5960,13 +5948,7 @@
       </w:r>
       <w:proofErr w:type="spellEnd"/>
       <w:r>
-        <w:t xml:space="preserve"> je vizuální vyhledávač, který slouží k hledání nápadů, jako jsou recepty, inspirace pro domácnost a styl a mnoho dalších.</w:t>
-      </w:r>
-      <w:r>
-        <w:t xml:space="preserve"> </w:t>
-      </w:r>
-      <w:r>
-        <w:t xml:space="preserve">Díky miliardám pinů na </w:t>
+        <w:t xml:space="preserve"> je vizuální vyhledávač, který slouží k hledání nápadů, jako jsou recepty, inspirace pro domácnost a styl a mnoho dalších. Díky miliardám pinů na </w:t>
       </w:r>
       <w:proofErr w:type="spellStart"/>
       <w:r>
@@ -5982,10 +5964,7 @@
       </w:r>
       <w:proofErr w:type="spellEnd"/>
       <w:r>
-        <w:t>.</w:t>
-      </w:r>
-      <w:r>
-        <w:t xml:space="preserve"> </w:t>
+        <w:t xml:space="preserve">. </w:t>
       </w:r>
       <w:sdt>
         <w:sdtPr>
@@ -6644,6 +6623,9 @@
         </w:pict>
       </w:r>
       <w:r>
+        <w:rPr>
+          <w:noProof/>
+        </w:rPr>
         <w:drawing>
           <wp:anchor distT="0" distB="0" distL="114300" distR="114300" simplePos="0" relativeHeight="251685888" behindDoc="0" locked="0" layoutInCell="1" allowOverlap="1" wp14:anchorId="134063EE" wp14:editId="108261B4">
             <wp:simplePos x="0" y="0"/>
@@ -7066,6 +7048,7 @@
       <w:bookmarkStart w:id="52" w:name="_Toc219667141"/>
       <w:proofErr w:type="spellStart"/>
       <w:r>
+        <w:lastRenderedPageBreak/>
         <w:t>Produktizace</w:t>
       </w:r>
       <w:bookmarkEnd w:id="52"/>
@@ -7192,13 +7175,7 @@
         <w:t xml:space="preserve"> zadal při přihlašování a </w:t>
       </w:r>
       <w:r>
-        <w:t>počet mincí</w:t>
-      </w:r>
-      <w:r>
-        <w:t xml:space="preserve"> a</w:t>
-      </w:r>
-      <w:r>
-        <w:t xml:space="preserve"> </w:t>
+        <w:t xml:space="preserve">počet mincí a </w:t>
       </w:r>
       <w:proofErr w:type="spellStart"/>
       <w:r>
@@ -9484,7 +9461,6 @@
           <w:sz w:val="17"/>
           <w:szCs w:val="17"/>
         </w:rPr>
-        <w:lastRenderedPageBreak/>
         <w:t xml:space="preserve">18. </w:t>
       </w:r>
       <w:r>
@@ -10061,6 +10037,7 @@
           <w:sz w:val="17"/>
           <w:szCs w:val="17"/>
         </w:rPr>
+        <w:lastRenderedPageBreak/>
         <w:t xml:space="preserve">23. </w:t>
       </w:r>
       <w:r>
@@ -14846,7 +14823,6 @@
           <w:sz w:val="17"/>
           <w:szCs w:val="17"/>
         </w:rPr>
-        <w:lastRenderedPageBreak/>
         <w:t xml:space="preserve">15. </w:t>
       </w:r>
       <w:r>
@@ -15308,6 +15284,7 @@
           <w:sz w:val="17"/>
           <w:szCs w:val="17"/>
         </w:rPr>
+        <w:lastRenderedPageBreak/>
         <w:t xml:space="preserve">20. </w:t>
       </w:r>
       <w:r>
@@ -19837,13 +19814,25 @@
     <w:p>
       <w:pPr>
         <w:pStyle w:val="Nadpis2"/>
+        <w:numPr>
+          <w:ilvl w:val="0"/>
+          <w:numId w:val="0"/>
+        </w:numPr>
         <w:pBdr>
           <w:bottom w:val="single" w:sz="4" w:space="1" w:color="FFE79B"/>
         </w:pBdr>
+        <w:ind w:left="578" w:hanging="578"/>
       </w:pPr>
       <w:bookmarkStart w:id="62" w:name="_Toc219667147"/>
-      <w:r>
-        <w:lastRenderedPageBreak/>
+    </w:p>
+    <w:p>
+      <w:pPr>
+        <w:pStyle w:val="Nadpis2"/>
+        <w:pBdr>
+          <w:bottom w:val="single" w:sz="4" w:space="1" w:color="FFE79B"/>
+        </w:pBdr>
+      </w:pPr>
+      <w:r>
         <w:t>Popis pro uživatele</w:t>
       </w:r>
       <w:bookmarkEnd w:id="62"/>
@@ -24122,186 +24111,6 @@
 </file>
 
 <file path=customXml/item1.xml><?xml version="1.0" encoding="utf-8"?>
-<ct:contentTypeSchema xmlns:ct="http://schemas.microsoft.com/office/2006/metadata/contentType" xmlns:ma="http://schemas.microsoft.com/office/2006/metadata/properties/metaAttributes" ct:_="" ma:_="" ma:contentTypeName="Dokument" ma:contentTypeID="0x01010050B1E99129EB1C4B94650070FE2E0B3B" ma:contentTypeVersion="4" ma:contentTypeDescription="Vytvoří nový dokument" ma:contentTypeScope="" ma:versionID="4b1406bcfa7da0748f6a3409a4d9ec36">
-  <xsd:schema xmlns:xsd="http://www.w3.org/2001/XMLSchema" xmlns:xs="http://www.w3.org/2001/XMLSchema" xmlns:p="http://schemas.microsoft.com/office/2006/metadata/properties" xmlns:ns2="c3e65571-a390-4c9e-b8e9-5d531d8bbe37" xmlns:ns3="754b39a0-e428-4fa2-823f-61c0c676bbed" targetNamespace="http://schemas.microsoft.com/office/2006/metadata/properties" ma:root="true" ma:fieldsID="85554ed8242ef730ce8ebbc69a9f6cc5" ns2:_="" ns3:_="">
-    <xsd:import namespace="c3e65571-a390-4c9e-b8e9-5d531d8bbe37"/>
-    <xsd:import namespace="754b39a0-e428-4fa2-823f-61c0c676bbed"/>
-    <xsd:element name="properties">
-      <xsd:complexType>
-        <xsd:sequence>
-          <xsd:element name="documentManagement">
-            <xsd:complexType>
-              <xsd:all>
-                <xsd:element ref="ns2:SharedWithUsers" minOccurs="0"/>
-                <xsd:element ref="ns2:SharedWithDetails" minOccurs="0"/>
-                <xsd:element ref="ns3:MediaServiceMetadata" minOccurs="0"/>
-                <xsd:element ref="ns3:MediaServiceFastMetadata" minOccurs="0"/>
-              </xsd:all>
-            </xsd:complexType>
-          </xsd:element>
-        </xsd:sequence>
-      </xsd:complexType>
-    </xsd:element>
-  </xsd:schema>
-  <xsd:schema xmlns:xsd="http://www.w3.org/2001/XMLSchema" xmlns:xs="http://www.w3.org/2001/XMLSchema" xmlns:dms="http://schemas.microsoft.com/office/2006/documentManagement/types" xmlns:pc="http://schemas.microsoft.com/office/infopath/2007/PartnerControls" targetNamespace="c3e65571-a390-4c9e-b8e9-5d531d8bbe37" elementFormDefault="qualified">
-    <xsd:import namespace="http://schemas.microsoft.com/office/2006/documentManagement/types"/>
-    <xsd:import namespace="http://schemas.microsoft.com/office/infopath/2007/PartnerControls"/>
-    <xsd:element name="SharedWithUsers" ma:index="8" nillable="true" ma:displayName="Sdílí se s" ma:internalName="SharedWithUsers" ma:readOnly="true">
-      <xsd:complexType>
-        <xsd:complexContent>
-          <xsd:extension base="dms:UserMulti">
-            <xsd:sequence>
-              <xsd:element name="UserInfo" minOccurs="0" maxOccurs="unbounded">
-                <xsd:complexType>
-                  <xsd:sequence>
-                    <xsd:element name="DisplayName" type="xsd:string" minOccurs="0"/>
-                    <xsd:element name="AccountId" type="dms:UserId" minOccurs="0" nillable="true"/>
-                    <xsd:element name="AccountType" type="xsd:string" minOccurs="0"/>
-                  </xsd:sequence>
-                </xsd:complexType>
-              </xsd:element>
-            </xsd:sequence>
-          </xsd:extension>
-        </xsd:complexContent>
-      </xsd:complexType>
-    </xsd:element>
-    <xsd:element name="SharedWithDetails" ma:index="9" nillable="true" ma:displayName="Sdílené s podrobnostmi" ma:internalName="SharedWithDetails" ma:readOnly="true">
-      <xsd:simpleType>
-        <xsd:restriction base="dms:Note">
-          <xsd:maxLength value="255"/>
-        </xsd:restriction>
-      </xsd:simpleType>
-    </xsd:element>
-  </xsd:schema>
-  <xsd:schema xmlns:xsd="http://www.w3.org/2001/XMLSchema" xmlns:xs="http://www.w3.org/2001/XMLSchema" xmlns:dms="http://schemas.microsoft.com/office/2006/documentManagement/types" xmlns:pc="http://schemas.microsoft.com/office/infopath/2007/PartnerControls" targetNamespace="754b39a0-e428-4fa2-823f-61c0c676bbed" elementFormDefault="qualified">
-    <xsd:import namespace="http://schemas.microsoft.com/office/2006/documentManagement/types"/>
-    <xsd:import namespace="http://schemas.microsoft.com/office/infopath/2007/PartnerControls"/>
-    <xsd:element name="MediaServiceMetadata" ma:index="10" nillable="true" ma:displayName="MediaServiceMetadata" ma:hidden="true" ma:internalName="MediaServiceMetadata" ma:readOnly="true">
-      <xsd:simpleType>
-        <xsd:restriction base="dms:Note"/>
-      </xsd:simpleType>
-    </xsd:element>
-    <xsd:element name="MediaServiceFastMetadata" ma:index="11" nillable="true" ma:displayName="MediaServiceFastMetadata" ma:hidden="true" ma:internalName="MediaServiceFastMetadata" ma:readOnly="true">
-      <xsd:simpleType>
-        <xsd:restriction base="dms:Note"/>
-      </xsd:simpleType>
-    </xsd:element>
-  </xsd:schema>
-  <xsd:schema xmlns="http://schemas.openxmlformats.org/package/2006/metadata/core-properties" xmlns:xsd="http://www.w3.org/2001/XMLSchema" xmlns:xsi="http://www.w3.org/2001/XMLSchema-instance" xmlns:dc="http://purl.org/dc/elements/1.1/" xmlns:dcterms="http://purl.org/dc/terms/" xmlns:odoc="http://schemas.microsoft.com/internal/obd" targetNamespace="http://schemas.openxmlformats.org/package/2006/metadata/core-properties" elementFormDefault="qualified" attributeFormDefault="unqualified" blockDefault="#all">
-    <xsd:import namespace="http://purl.org/dc/elements/1.1/" schemaLocation="http://dublincore.org/schemas/xmls/qdc/2003/04/02/dc.xsd"/>
-    <xsd:import namespace="http://purl.org/dc/terms/" schemaLocation="http://dublincore.org/schemas/xmls/qdc/2003/04/02/dcterms.xsd"/>
-    <xsd:element name="coreProperties" type="CT_coreProperties"/>
-    <xsd:complexType name="CT_coreProperties">
-      <xsd:all>
-        <xsd:element ref="dc:creator" minOccurs="0" maxOccurs="1"/>
-        <xsd:element ref="dcterms:created" minOccurs="0" maxOccurs="1"/>
-        <xsd:element ref="dc:identifier" minOccurs="0" maxOccurs="1"/>
-        <xsd:element name="contentType" minOccurs="0" maxOccurs="1" type="xsd:string" ma:index="0" ma:displayName="Typ obsahu"/>
-        <xsd:element ref="dc:title" minOccurs="0" maxOccurs="1" ma:index="4" ma:displayName="Nadpis"/>
-        <xsd:element ref="dc:subject" minOccurs="0" maxOccurs="1"/>
-        <xsd:element ref="dc:description" minOccurs="0" maxOccurs="1"/>
-        <xsd:element name="keywords" minOccurs="0" maxOccurs="1" type="xsd:string"/>
-        <xsd:element ref="dc:language" minOccurs="0" maxOccurs="1"/>
-        <xsd:element name="category" minOccurs="0" maxOccurs="1" type="xsd:string"/>
-        <xsd:element name="version" minOccurs="0" maxOccurs="1" type="xsd:string"/>
-        <xsd:element name="revision" minOccurs="0" maxOccurs="1" type="xsd:string">
-          <xsd:annotation>
-            <xsd:documentation>
-                        This value indicates the number of saves or revisions. The application is responsible for updating this value after each revision.
-                    </xsd:documentation>
-          </xsd:annotation>
-        </xsd:element>
-        <xsd:element name="lastModifiedBy" minOccurs="0" maxOccurs="1" type="xsd:string"/>
-        <xsd:element ref="dcterms:modified" minOccurs="0" maxOccurs="1"/>
-        <xsd:element name="contentStatus" minOccurs="0" maxOccurs="1" type="xsd:string"/>
-      </xsd:all>
-    </xsd:complexType>
-  </xsd:schema>
-  <xs:schema xmlns:pc="http://schemas.microsoft.com/office/infopath/2007/PartnerControls" xmlns:xs="http://www.w3.org/2001/XMLSchema" targetNamespace="http://schemas.microsoft.com/office/infopath/2007/PartnerControls" elementFormDefault="qualified" attributeFormDefault="unqualified">
-    <xs:element name="Person">
-      <xs:complexType>
-        <xs:sequence>
-          <xs:element ref="pc:DisplayName" minOccurs="0"/>
-          <xs:element ref="pc:AccountId" minOccurs="0"/>
-          <xs:element ref="pc:AccountType" minOccurs="0"/>
-        </xs:sequence>
-      </xs:complexType>
-    </xs:element>
-    <xs:element name="DisplayName" type="xs:string"/>
-    <xs:element name="AccountId" type="xs:string"/>
-    <xs:element name="AccountType" type="xs:string"/>
-    <xs:element name="BDCAssociatedEntity">
-      <xs:complexType>
-        <xs:sequence>
-          <xs:element ref="pc:BDCEntity" minOccurs="0" maxOccurs="unbounded"/>
-        </xs:sequence>
-        <xs:attribute ref="pc:EntityNamespace"/>
-        <xs:attribute ref="pc:EntityName"/>
-        <xs:attribute ref="pc:SystemInstanceName"/>
-        <xs:attribute ref="pc:AssociationName"/>
-      </xs:complexType>
-    </xs:element>
-    <xs:attribute name="EntityNamespace" type="xs:string"/>
-    <xs:attribute name="EntityName" type="xs:string"/>
-    <xs:attribute name="SystemInstanceName" type="xs:string"/>
-    <xs:attribute name="AssociationName" type="xs:string"/>
-    <xs:element name="BDCEntity">
-      <xs:complexType>
-        <xs:sequence>
-          <xs:element ref="pc:EntityDisplayName" minOccurs="0"/>
-          <xs:element ref="pc:EntityInstanceReference" minOccurs="0"/>
-          <xs:element ref="pc:EntityId1" minOccurs="0"/>
-          <xs:element ref="pc:EntityId2" minOccurs="0"/>
-          <xs:element ref="pc:EntityId3" minOccurs="0"/>
-          <xs:element ref="pc:EntityId4" minOccurs="0"/>
-          <xs:element ref="pc:EntityId5" minOccurs="0"/>
-        </xs:sequence>
-      </xs:complexType>
-    </xs:element>
-    <xs:element name="EntityDisplayName" type="xs:string"/>
-    <xs:element name="EntityInstanceReference" type="xs:string"/>
-    <xs:element name="EntityId1" type="xs:string"/>
-    <xs:element name="EntityId2" type="xs:string"/>
-    <xs:element name="EntityId3" type="xs:string"/>
-    <xs:element name="EntityId4" type="xs:string"/>
-    <xs:element name="EntityId5" type="xs:string"/>
-    <xs:element name="Terms">
-      <xs:complexType>
-        <xs:sequence>
-          <xs:element ref="pc:TermInfo" minOccurs="0" maxOccurs="unbounded"/>
-        </xs:sequence>
-      </xs:complexType>
-    </xs:element>
-    <xs:element name="TermInfo">
-      <xs:complexType>
-        <xs:sequence>
-          <xs:element ref="pc:TermName" minOccurs="0"/>
-          <xs:element ref="pc:TermId" minOccurs="0"/>
-        </xs:sequence>
-      </xs:complexType>
-    </xs:element>
-    <xs:element name="TermName" type="xs:string"/>
-    <xs:element name="TermId" type="xs:string"/>
-  </xs:schema>
-</ct:contentTypeSchema>
-</file>
-
-<file path=customXml/item2.xml><?xml version="1.0" encoding="utf-8"?>
-<?mso-contentType ?>
-<FormTemplates xmlns="http://schemas.microsoft.com/sharepoint/v3/contenttype/forms">
-  <Display>DocumentLibraryForm</Display>
-  <Edit>DocumentLibraryForm</Edit>
-  <New>DocumentLibraryForm</New>
-</FormTemplates>
-</file>
-
-<file path=customXml/item3.xml><?xml version="1.0" encoding="utf-8"?>
-<p:properties xmlns:p="http://schemas.microsoft.com/office/2006/metadata/properties" xmlns:xsi="http://www.w3.org/2001/XMLSchema-instance" xmlns:pc="http://schemas.microsoft.com/office/infopath/2007/PartnerControls">
-  <documentManagement/>
-</p:properties>
-</file>
-
-<file path=customXml/item4.xml><?xml version="1.0" encoding="utf-8"?>
 <b:Sources xmlns:b="http://schemas.openxmlformats.org/officeDocument/2006/bibliography" xmlns="http://schemas.openxmlformats.org/officeDocument/2006/bibliography" SelectedStyle="\ISO690Nmerical.XSL" StyleName="ISO 690 – číselná reference" Version="1987">
   <b:Source>
     <b:Tag>Umi</b:Tag>
@@ -24468,7 +24277,212 @@
 </b:Sources>
 </file>
 
+<file path=customXml/item2.xml><?xml version="1.0" encoding="utf-8"?>
+<p:properties xmlns:p="http://schemas.microsoft.com/office/2006/metadata/properties" xmlns:xsi="http://www.w3.org/2001/XMLSchema-instance" xmlns:pc="http://schemas.microsoft.com/office/infopath/2007/PartnerControls">
+  <documentManagement/>
+</p:properties>
+</file>
+
+<file path=customXml/item3.xml><?xml version="1.0" encoding="utf-8"?>
+<?mso-contentType ?>
+<FormTemplates xmlns="http://schemas.microsoft.com/sharepoint/v3/contenttype/forms">
+  <Display>DocumentLibraryForm</Display>
+  <Edit>DocumentLibraryForm</Edit>
+  <New>DocumentLibraryForm</New>
+</FormTemplates>
+</file>
+
+<file path=customXml/item4.xml><?xml version="1.0" encoding="utf-8"?>
+<ct:contentTypeSchema xmlns:ct="http://schemas.microsoft.com/office/2006/metadata/contentType" xmlns:ma="http://schemas.microsoft.com/office/2006/metadata/properties/metaAttributes" ct:_="" ma:_="" ma:contentTypeName="Dokument" ma:contentTypeID="0x01010050B1E99129EB1C4B94650070FE2E0B3B" ma:contentTypeVersion="4" ma:contentTypeDescription="Vytvoří nový dokument" ma:contentTypeScope="" ma:versionID="4b1406bcfa7da0748f6a3409a4d9ec36">
+  <xsd:schema xmlns:xsd="http://www.w3.org/2001/XMLSchema" xmlns:xs="http://www.w3.org/2001/XMLSchema" xmlns:p="http://schemas.microsoft.com/office/2006/metadata/properties" xmlns:ns2="c3e65571-a390-4c9e-b8e9-5d531d8bbe37" xmlns:ns3="754b39a0-e428-4fa2-823f-61c0c676bbed" targetNamespace="http://schemas.microsoft.com/office/2006/metadata/properties" ma:root="true" ma:fieldsID="85554ed8242ef730ce8ebbc69a9f6cc5" ns2:_="" ns3:_="">
+    <xsd:import namespace="c3e65571-a390-4c9e-b8e9-5d531d8bbe37"/>
+    <xsd:import namespace="754b39a0-e428-4fa2-823f-61c0c676bbed"/>
+    <xsd:element name="properties">
+      <xsd:complexType>
+        <xsd:sequence>
+          <xsd:element name="documentManagement">
+            <xsd:complexType>
+              <xsd:all>
+                <xsd:element ref="ns2:SharedWithUsers" minOccurs="0"/>
+                <xsd:element ref="ns2:SharedWithDetails" minOccurs="0"/>
+                <xsd:element ref="ns3:MediaServiceMetadata" minOccurs="0"/>
+                <xsd:element ref="ns3:MediaServiceFastMetadata" minOccurs="0"/>
+              </xsd:all>
+            </xsd:complexType>
+          </xsd:element>
+        </xsd:sequence>
+      </xsd:complexType>
+    </xsd:element>
+  </xsd:schema>
+  <xsd:schema xmlns:xsd="http://www.w3.org/2001/XMLSchema" xmlns:xs="http://www.w3.org/2001/XMLSchema" xmlns:dms="http://schemas.microsoft.com/office/2006/documentManagement/types" xmlns:pc="http://schemas.microsoft.com/office/infopath/2007/PartnerControls" targetNamespace="c3e65571-a390-4c9e-b8e9-5d531d8bbe37" elementFormDefault="qualified">
+    <xsd:import namespace="http://schemas.microsoft.com/office/2006/documentManagement/types"/>
+    <xsd:import namespace="http://schemas.microsoft.com/office/infopath/2007/PartnerControls"/>
+    <xsd:element name="SharedWithUsers" ma:index="8" nillable="true" ma:displayName="Sdílí se s" ma:internalName="SharedWithUsers" ma:readOnly="true">
+      <xsd:complexType>
+        <xsd:complexContent>
+          <xsd:extension base="dms:UserMulti">
+            <xsd:sequence>
+              <xsd:element name="UserInfo" minOccurs="0" maxOccurs="unbounded">
+                <xsd:complexType>
+                  <xsd:sequence>
+                    <xsd:element name="DisplayName" type="xsd:string" minOccurs="0"/>
+                    <xsd:element name="AccountId" type="dms:UserId" minOccurs="0" nillable="true"/>
+                    <xsd:element name="AccountType" type="xsd:string" minOccurs="0"/>
+                  </xsd:sequence>
+                </xsd:complexType>
+              </xsd:element>
+            </xsd:sequence>
+          </xsd:extension>
+        </xsd:complexContent>
+      </xsd:complexType>
+    </xsd:element>
+    <xsd:element name="SharedWithDetails" ma:index="9" nillable="true" ma:displayName="Sdílené s podrobnostmi" ma:internalName="SharedWithDetails" ma:readOnly="true">
+      <xsd:simpleType>
+        <xsd:restriction base="dms:Note">
+          <xsd:maxLength value="255"/>
+        </xsd:restriction>
+      </xsd:simpleType>
+    </xsd:element>
+  </xsd:schema>
+  <xsd:schema xmlns:xsd="http://www.w3.org/2001/XMLSchema" xmlns:xs="http://www.w3.org/2001/XMLSchema" xmlns:dms="http://schemas.microsoft.com/office/2006/documentManagement/types" xmlns:pc="http://schemas.microsoft.com/office/infopath/2007/PartnerControls" targetNamespace="754b39a0-e428-4fa2-823f-61c0c676bbed" elementFormDefault="qualified">
+    <xsd:import namespace="http://schemas.microsoft.com/office/2006/documentManagement/types"/>
+    <xsd:import namespace="http://schemas.microsoft.com/office/infopath/2007/PartnerControls"/>
+    <xsd:element name="MediaServiceMetadata" ma:index="10" nillable="true" ma:displayName="MediaServiceMetadata" ma:hidden="true" ma:internalName="MediaServiceMetadata" ma:readOnly="true">
+      <xsd:simpleType>
+        <xsd:restriction base="dms:Note"/>
+      </xsd:simpleType>
+    </xsd:element>
+    <xsd:element name="MediaServiceFastMetadata" ma:index="11" nillable="true" ma:displayName="MediaServiceFastMetadata" ma:hidden="true" ma:internalName="MediaServiceFastMetadata" ma:readOnly="true">
+      <xsd:simpleType>
+        <xsd:restriction base="dms:Note"/>
+      </xsd:simpleType>
+    </xsd:element>
+  </xsd:schema>
+  <xsd:schema xmlns="http://schemas.openxmlformats.org/package/2006/metadata/core-properties" xmlns:xsd="http://www.w3.org/2001/XMLSchema" xmlns:xsi="http://www.w3.org/2001/XMLSchema-instance" xmlns:dc="http://purl.org/dc/elements/1.1/" xmlns:dcterms="http://purl.org/dc/terms/" xmlns:odoc="http://schemas.microsoft.com/internal/obd" targetNamespace="http://schemas.openxmlformats.org/package/2006/metadata/core-properties" elementFormDefault="qualified" attributeFormDefault="unqualified" blockDefault="#all">
+    <xsd:import namespace="http://purl.org/dc/elements/1.1/" schemaLocation="http://dublincore.org/schemas/xmls/qdc/2003/04/02/dc.xsd"/>
+    <xsd:import namespace="http://purl.org/dc/terms/" schemaLocation="http://dublincore.org/schemas/xmls/qdc/2003/04/02/dcterms.xsd"/>
+    <xsd:element name="coreProperties" type="CT_coreProperties"/>
+    <xsd:complexType name="CT_coreProperties">
+      <xsd:all>
+        <xsd:element ref="dc:creator" minOccurs="0" maxOccurs="1"/>
+        <xsd:element ref="dcterms:created" minOccurs="0" maxOccurs="1"/>
+        <xsd:element ref="dc:identifier" minOccurs="0" maxOccurs="1"/>
+        <xsd:element name="contentType" minOccurs="0" maxOccurs="1" type="xsd:string" ma:index="0" ma:displayName="Typ obsahu"/>
+        <xsd:element ref="dc:title" minOccurs="0" maxOccurs="1" ma:index="4" ma:displayName="Nadpis"/>
+        <xsd:element ref="dc:subject" minOccurs="0" maxOccurs="1"/>
+        <xsd:element ref="dc:description" minOccurs="0" maxOccurs="1"/>
+        <xsd:element name="keywords" minOccurs="0" maxOccurs="1" type="xsd:string"/>
+        <xsd:element ref="dc:language" minOccurs="0" maxOccurs="1"/>
+        <xsd:element name="category" minOccurs="0" maxOccurs="1" type="xsd:string"/>
+        <xsd:element name="version" minOccurs="0" maxOccurs="1" type="xsd:string"/>
+        <xsd:element name="revision" minOccurs="0" maxOccurs="1" type="xsd:string">
+          <xsd:annotation>
+            <xsd:documentation>
+                        This value indicates the number of saves or revisions. The application is responsible for updating this value after each revision.
+                    </xsd:documentation>
+          </xsd:annotation>
+        </xsd:element>
+        <xsd:element name="lastModifiedBy" minOccurs="0" maxOccurs="1" type="xsd:string"/>
+        <xsd:element ref="dcterms:modified" minOccurs="0" maxOccurs="1"/>
+        <xsd:element name="contentStatus" minOccurs="0" maxOccurs="1" type="xsd:string"/>
+      </xsd:all>
+    </xsd:complexType>
+  </xsd:schema>
+  <xs:schema xmlns:pc="http://schemas.microsoft.com/office/infopath/2007/PartnerControls" xmlns:xs="http://www.w3.org/2001/XMLSchema" targetNamespace="http://schemas.microsoft.com/office/infopath/2007/PartnerControls" elementFormDefault="qualified" attributeFormDefault="unqualified">
+    <xs:element name="Person">
+      <xs:complexType>
+        <xs:sequence>
+          <xs:element ref="pc:DisplayName" minOccurs="0"/>
+          <xs:element ref="pc:AccountId" minOccurs="0"/>
+          <xs:element ref="pc:AccountType" minOccurs="0"/>
+        </xs:sequence>
+      </xs:complexType>
+    </xs:element>
+    <xs:element name="DisplayName" type="xs:string"/>
+    <xs:element name="AccountId" type="xs:string"/>
+    <xs:element name="AccountType" type="xs:string"/>
+    <xs:element name="BDCAssociatedEntity">
+      <xs:complexType>
+        <xs:sequence>
+          <xs:element ref="pc:BDCEntity" minOccurs="0" maxOccurs="unbounded"/>
+        </xs:sequence>
+        <xs:attribute ref="pc:EntityNamespace"/>
+        <xs:attribute ref="pc:EntityName"/>
+        <xs:attribute ref="pc:SystemInstanceName"/>
+        <xs:attribute ref="pc:AssociationName"/>
+      </xs:complexType>
+    </xs:element>
+    <xs:attribute name="EntityNamespace" type="xs:string"/>
+    <xs:attribute name="EntityName" type="xs:string"/>
+    <xs:attribute name="SystemInstanceName" type="xs:string"/>
+    <xs:attribute name="AssociationName" type="xs:string"/>
+    <xs:element name="BDCEntity">
+      <xs:complexType>
+        <xs:sequence>
+          <xs:element ref="pc:EntityDisplayName" minOccurs="0"/>
+          <xs:element ref="pc:EntityInstanceReference" minOccurs="0"/>
+          <xs:element ref="pc:EntityId1" minOccurs="0"/>
+          <xs:element ref="pc:EntityId2" minOccurs="0"/>
+          <xs:element ref="pc:EntityId3" minOccurs="0"/>
+          <xs:element ref="pc:EntityId4" minOccurs="0"/>
+          <xs:element ref="pc:EntityId5" minOccurs="0"/>
+        </xs:sequence>
+      </xs:complexType>
+    </xs:element>
+    <xs:element name="EntityDisplayName" type="xs:string"/>
+    <xs:element name="EntityInstanceReference" type="xs:string"/>
+    <xs:element name="EntityId1" type="xs:string"/>
+    <xs:element name="EntityId2" type="xs:string"/>
+    <xs:element name="EntityId3" type="xs:string"/>
+    <xs:element name="EntityId4" type="xs:string"/>
+    <xs:element name="EntityId5" type="xs:string"/>
+    <xs:element name="Terms">
+      <xs:complexType>
+        <xs:sequence>
+          <xs:element ref="pc:TermInfo" minOccurs="0" maxOccurs="unbounded"/>
+        </xs:sequence>
+      </xs:complexType>
+    </xs:element>
+    <xs:element name="TermInfo">
+      <xs:complexType>
+        <xs:sequence>
+          <xs:element ref="pc:TermName" minOccurs="0"/>
+          <xs:element ref="pc:TermId" minOccurs="0"/>
+        </xs:sequence>
+      </xs:complexType>
+    </xs:element>
+    <xs:element name="TermName" type="xs:string"/>
+    <xs:element name="TermId" type="xs:string"/>
+  </xs:schema>
+</ct:contentTypeSchema>
+</file>
+
 <file path=customXml/itemProps1.xml><?xml version="1.0" encoding="utf-8"?>
+<ds:datastoreItem xmlns:ds="http://schemas.openxmlformats.org/officeDocument/2006/customXml" ds:itemID="{39288547-A973-4706-B362-3663A850AC8C}">
+  <ds:schemaRefs>
+    <ds:schemaRef ds:uri="http://schemas.openxmlformats.org/officeDocument/2006/bibliography"/>
+  </ds:schemaRefs>
+</ds:datastoreItem>
+</file>
+
+<file path=customXml/itemProps2.xml><?xml version="1.0" encoding="utf-8"?>
+<ds:datastoreItem xmlns:ds="http://schemas.openxmlformats.org/officeDocument/2006/customXml" ds:itemID="{43079A01-61F3-44B1-90C1-B1FEC405C657}">
+  <ds:schemaRefs>
+    <ds:schemaRef ds:uri="http://schemas.microsoft.com/office/2006/metadata/properties"/>
+    <ds:schemaRef ds:uri="http://schemas.microsoft.com/office/infopath/2007/PartnerControls"/>
+  </ds:schemaRefs>
+</ds:datastoreItem>
+</file>
+
+<file path=customXml/itemProps3.xml><?xml version="1.0" encoding="utf-8"?>
+<ds:datastoreItem xmlns:ds="http://schemas.openxmlformats.org/officeDocument/2006/customXml" ds:itemID="{4FF85B71-35EB-4667-B5A7-25BC67E7B3EE}">
+  <ds:schemaRefs>
+    <ds:schemaRef ds:uri="http://schemas.microsoft.com/sharepoint/v3/contenttype/forms"/>
+  </ds:schemaRefs>
+</ds:datastoreItem>
+</file>
+
+<file path=customXml/itemProps4.xml><?xml version="1.0" encoding="utf-8"?>
 <ds:datastoreItem xmlns:ds="http://schemas.openxmlformats.org/officeDocument/2006/customXml" ds:itemID="{82A38B51-6072-4AA7-82FD-DFB83251AC2E}">
   <ds:schemaRefs>
     <ds:schemaRef ds:uri="http://schemas.microsoft.com/office/2006/metadata/contentType"/>
@@ -24485,29 +24499,4 @@
     <ds:schemaRef ds:uri="http://schemas.microsoft.com/internal/obd"/>
   </ds:schemaRefs>
 </ds:datastoreItem>
-</file>
-
-<file path=customXml/itemProps2.xml><?xml version="1.0" encoding="utf-8"?>
-<ds:datastoreItem xmlns:ds="http://schemas.openxmlformats.org/officeDocument/2006/customXml" ds:itemID="{4FF85B71-35EB-4667-B5A7-25BC67E7B3EE}">
-  <ds:schemaRefs>
-    <ds:schemaRef ds:uri="http://schemas.microsoft.com/sharepoint/v3/contenttype/forms"/>
-  </ds:schemaRefs>
-</ds:datastoreItem>
-</file>
-
-<file path=customXml/itemProps3.xml><?xml version="1.0" encoding="utf-8"?>
-<ds:datastoreItem xmlns:ds="http://schemas.openxmlformats.org/officeDocument/2006/customXml" ds:itemID="{43079A01-61F3-44B1-90C1-B1FEC405C657}">
-  <ds:schemaRefs>
-    <ds:schemaRef ds:uri="http://schemas.microsoft.com/office/2006/metadata/properties"/>
-    <ds:schemaRef ds:uri="http://schemas.microsoft.com/office/infopath/2007/PartnerControls"/>
-  </ds:schemaRefs>
-</ds:datastoreItem>
-</file>
-
-<file path=customXml/itemProps4.xml><?xml version="1.0" encoding="utf-8"?>
-<ds:datastoreItem xmlns:ds="http://schemas.openxmlformats.org/officeDocument/2006/customXml" ds:itemID="{39288547-A973-4706-B362-3663A850AC8C}">
-  <ds:schemaRefs>
-    <ds:schemaRef ds:uri="http://schemas.openxmlformats.org/officeDocument/2006/bibliography"/>
-  </ds:schemaRefs>
-</ds:datastoreItem>
 </file>
--- a/NaucSeVícFilipElznicDokumentace.docx
+++ b/NaucSeVícFilipElznicDokumentace.docx
@@ -363,7 +363,7 @@
           <w:rPr>
             <w:noProof/>
           </w:rPr>
-          <w:t>18.01.2026</w:t>
+          <w:t>04.02.2026</w:t>
         </w:r>
       </w:fldSimple>
     </w:p>
@@ -4122,6 +4122,7 @@
     <w:p>
       <w:pPr>
         <w:pStyle w:val="Normlntext"/>
+        <w:ind w:firstLine="0"/>
       </w:pPr>
       <w:r>
         <w:t>Webov</w:t>
@@ -4184,6 +4185,7 @@
     <w:p>
       <w:pPr>
         <w:pStyle w:val="Normlntext"/>
+        <w:ind w:firstLine="0"/>
       </w:pPr>
       <w:r>
         <w:t xml:space="preserve"> „Nauč se víc“</w:t>
@@ -4216,6 +4218,7 @@
     <w:p>
       <w:pPr>
         <w:pStyle w:val="Normlntext"/>
+        <w:ind w:firstLine="0"/>
       </w:pPr>
       <w:r>
         <w:t xml:space="preserve">Následně si u každého tématu bude moci uživatel otestovat jeho znalosti. Po dokončení každé studijní kapitoly bude čekat na uživatele test s několika otázkami týkající se daného tématu. V testu by se měli objevovat </w:t>
@@ -4266,6 +4269,7 @@
     <w:p>
       <w:pPr>
         <w:pStyle w:val="Normlntext"/>
+        <w:ind w:firstLine="0"/>
       </w:pPr>
       <w:r>
         <w:t xml:space="preserve">Budu vystupovat z mé dřívější ročníkové práce </w:t>
@@ -4369,9 +4373,6 @@
       <w:bookmarkEnd w:id="2"/>
     </w:p>
     <w:p>
-      <w:pPr>
-        <w:ind w:firstLine="357"/>
-      </w:pPr>
       <w:r>
         <w:t>Hlavní inspiraci jsem si vzal z různých online učících platforem. Zde bych Vám chtěl představit hlavní z nich. Použití futuristického stylu byla snaha vynikat od konkurence.</w:t>
       </w:r>
@@ -4391,9 +4392,6 @@
       <w:proofErr w:type="spellEnd"/>
     </w:p>
     <w:p>
-      <w:pPr>
-        <w:ind w:firstLine="578"/>
-      </w:pPr>
       <w:proofErr w:type="spellStart"/>
       <w:r>
         <w:t>Duolingo</w:t>
@@ -4617,7 +4615,6 @@
     </w:p>
     <w:p>
       <w:pPr>
-        <w:ind w:firstLine="578"/>
         <w:jc w:val="left"/>
       </w:pPr>
       <w:r>
@@ -4819,6 +4816,32 @@
       <w:r>
         <w:t xml:space="preserve"> hlavně designem, zaujal mě zde výrazný laser přímo na úvodní stránce a rozhodl jsem pro jeho využití také.</w:t>
       </w:r>
+      <w:sdt>
+        <w:sdtPr>
+          <w:id w:val="1121273295"/>
+          <w:citation/>
+        </w:sdtPr>
+        <w:sdtContent>
+          <w:r>
+            <w:fldChar w:fldCharType="begin"/>
+          </w:r>
+          <w:r>
+            <w:instrText xml:space="preserve"> CITATION hul1 \l 1029 </w:instrText>
+          </w:r>
+          <w:r>
+            <w:fldChar w:fldCharType="separate"/>
+          </w:r>
+          <w:r>
+            <w:rPr>
+              <w:noProof/>
+            </w:rPr>
+            <w:t xml:space="preserve"> (3)</w:t>
+          </w:r>
+          <w:r>
+            <w:fldChar w:fldCharType="end"/>
+          </w:r>
+        </w:sdtContent>
+      </w:sdt>
     </w:p>
     <w:p>
       <w:pPr>
@@ -4934,7 +4957,7 @@
             <w:rPr>
               <w:noProof/>
             </w:rPr>
-            <w:t xml:space="preserve"> (3)</w:t>
+            <w:t xml:space="preserve"> (4)</w:t>
           </w:r>
           <w:r>
             <w:fldChar w:fldCharType="end"/>
@@ -4992,7 +5015,7 @@
           <w:noProof/>
         </w:rPr>
         <w:drawing>
-          <wp:anchor distT="0" distB="0" distL="114300" distR="114300" simplePos="0" relativeHeight="251644928" behindDoc="0" locked="0" layoutInCell="1" allowOverlap="1" wp14:anchorId="6B40A9F9" wp14:editId="5D16CC64">
+          <wp:anchor distT="0" distB="0" distL="114300" distR="114300" simplePos="0" relativeHeight="251649024" behindDoc="0" locked="0" layoutInCell="1" allowOverlap="1" wp14:anchorId="6B40A9F9" wp14:editId="5D16CC64">
             <wp:simplePos x="0" y="0"/>
             <wp:positionH relativeFrom="margin">
               <wp:posOffset>159385</wp:posOffset>
@@ -5129,6 +5152,32 @@
       <w:r>
         <w:t>. Tato stránka urychluje proces stavby webu a zajištuje vývojářům nadstandartní animace a designy.</w:t>
       </w:r>
+      <w:sdt>
+        <w:sdtPr>
+          <w:id w:val="1254561206"/>
+          <w:citation/>
+        </w:sdtPr>
+        <w:sdtContent>
+          <w:r>
+            <w:fldChar w:fldCharType="begin"/>
+          </w:r>
+          <w:r>
+            <w:instrText xml:space="preserve"> CITATION 21s \l 1029 </w:instrText>
+          </w:r>
+          <w:r>
+            <w:fldChar w:fldCharType="separate"/>
+          </w:r>
+          <w:r>
+            <w:rPr>
+              <w:noProof/>
+            </w:rPr>
+            <w:t xml:space="preserve"> (5)</w:t>
+          </w:r>
+          <w:r>
+            <w:fldChar w:fldCharType="end"/>
+          </w:r>
+        </w:sdtContent>
+      </w:sdt>
     </w:p>
     <w:p>
       <w:pPr>
@@ -5295,7 +5344,7 @@
             <w:rPr>
               <w:noProof/>
             </w:rPr>
-            <w:t>(4)</w:t>
+            <w:t>(6)</w:t>
           </w:r>
           <w:r>
             <w:fldChar w:fldCharType="end"/>
@@ -5368,7 +5417,7 @@
             <w:rPr>
               <w:noProof/>
             </w:rPr>
-            <w:t>(5)</w:t>
+            <w:t>(7)</w:t>
           </w:r>
           <w:r>
             <w:fldChar w:fldCharType="end"/>
@@ -5468,7 +5517,7 @@
             <w:rPr>
               <w:noProof/>
             </w:rPr>
-            <w:t>(6)</w:t>
+            <w:t>(8)</w:t>
           </w:r>
           <w:r>
             <w:fldChar w:fldCharType="end"/>
@@ -5557,7 +5606,7 @@
             <w:rPr>
               <w:noProof/>
             </w:rPr>
-            <w:t>(7)</w:t>
+            <w:t>(9)</w:t>
           </w:r>
           <w:r>
             <w:fldChar w:fldCharType="end"/>
@@ -5611,7 +5660,7 @@
             <w:rPr>
               <w:noProof/>
             </w:rPr>
-            <w:t>(8)</w:t>
+            <w:t>(10)</w:t>
           </w:r>
           <w:r>
             <w:fldChar w:fldCharType="end"/>
@@ -5679,7 +5728,7 @@
             <w:rPr>
               <w:noProof/>
             </w:rPr>
-            <w:t>(9)</w:t>
+            <w:t>(11)</w:t>
           </w:r>
           <w:r>
             <w:fldChar w:fldCharType="end"/>
@@ -5758,7 +5807,7 @@
               <w:noProof/>
               <w:color w:val="000000" w:themeColor="text1"/>
             </w:rPr>
-            <w:t>(10)</w:t>
+            <w:t>(12)</w:t>
           </w:r>
           <w:r>
             <w:rPr>
@@ -5916,7 +5965,7 @@
             <w:rPr>
               <w:noProof/>
             </w:rPr>
-            <w:t>(11)</w:t>
+            <w:t>(13)</w:t>
           </w:r>
           <w:r>
             <w:fldChar w:fldCharType="end"/>
@@ -5985,7 +6034,7 @@
             <w:rPr>
               <w:noProof/>
             </w:rPr>
-            <w:t>(12)</w:t>
+            <w:t>(14)</w:t>
           </w:r>
           <w:r>
             <w:fldChar w:fldCharType="end"/>
@@ -6084,7 +6133,7 @@
             <w:rPr>
               <w:noProof/>
             </w:rPr>
-            <w:t>(13)</w:t>
+            <w:t>(15)</w:t>
           </w:r>
           <w:r>
             <w:fldChar w:fldCharType="end"/>
@@ -6217,7 +6266,7 @@
             <w:rPr>
               <w:noProof/>
             </w:rPr>
-            <w:t>(14)</w:t>
+            <w:t>(16)</w:t>
           </w:r>
           <w:r>
             <w:fldChar w:fldCharType="end"/>
@@ -6297,7 +6346,7 @@
             <w:rPr>
               <w:noProof/>
             </w:rPr>
-            <w:t>(15)</w:t>
+            <w:t>(17)</w:t>
           </w:r>
           <w:r>
             <w:fldChar w:fldCharType="end"/>
@@ -6369,7 +6418,7 @@
             <w:rPr>
               <w:noProof/>
             </w:rPr>
-            <w:t>(16)</w:t>
+            <w:t>(18)</w:t>
           </w:r>
           <w:r>
             <w:fldChar w:fldCharType="end"/>
@@ -6441,7 +6490,7 @@
             <w:rPr>
               <w:noProof/>
             </w:rPr>
-            <w:t>(17)</w:t>
+            <w:t>(19)</w:t>
           </w:r>
           <w:r>
             <w:fldChar w:fldCharType="end"/>
@@ -6513,7 +6562,7 @@
             <w:rPr>
               <w:noProof/>
             </w:rPr>
-            <w:t>(18)</w:t>
+            <w:t>(20)</w:t>
           </w:r>
           <w:r>
             <w:fldChar w:fldCharType="end"/>
@@ -6627,7 +6676,7 @@
           <w:noProof/>
         </w:rPr>
         <w:drawing>
-          <wp:anchor distT="0" distB="0" distL="114300" distR="114300" simplePos="0" relativeHeight="251685888" behindDoc="0" locked="0" layoutInCell="1" allowOverlap="1" wp14:anchorId="134063EE" wp14:editId="108261B4">
+          <wp:anchor distT="0" distB="0" distL="114300" distR="114300" simplePos="0" relativeHeight="251671552" behindDoc="0" locked="0" layoutInCell="1" allowOverlap="1" wp14:anchorId="134063EE" wp14:editId="108261B4">
             <wp:simplePos x="0" y="0"/>
             <wp:positionH relativeFrom="margin">
               <wp:posOffset>0</wp:posOffset>
@@ -6786,23 +6835,18 @@
       <w:pPr>
         <w:ind w:firstLine="578"/>
       </w:pPr>
-    </w:p>
-    <w:p>
-      <w:pPr>
-        <w:ind w:firstLine="578"/>
-      </w:pPr>
       <w:r>
         <w:rPr>
           <w:noProof/>
         </w:rPr>
         <w:drawing>
-          <wp:anchor distT="0" distB="0" distL="114300" distR="114300" simplePos="0" relativeHeight="251661312" behindDoc="0" locked="0" layoutInCell="1" allowOverlap="1" wp14:anchorId="2A29A0EA" wp14:editId="6DD0D5DA">
+          <wp:anchor distT="0" distB="0" distL="114300" distR="114300" simplePos="0" relativeHeight="251656192" behindDoc="0" locked="0" layoutInCell="1" allowOverlap="1" wp14:anchorId="2A29A0EA" wp14:editId="49D74921">
             <wp:simplePos x="0" y="0"/>
             <wp:positionH relativeFrom="margin">
               <wp:posOffset>492125</wp:posOffset>
             </wp:positionH>
             <wp:positionV relativeFrom="margin">
-              <wp:posOffset>1805940</wp:posOffset>
+              <wp:posOffset>1739265</wp:posOffset>
             </wp:positionV>
             <wp:extent cx="4769485" cy="2277745"/>
             <wp:effectExtent l="0" t="0" r="0" b="0"/>
@@ -6857,6 +6901,11 @@
         <w:ind w:firstLine="578"/>
       </w:pPr>
     </w:p>
+    <w:p>
+      <w:pPr>
+        <w:ind w:firstLine="578"/>
+      </w:pPr>
+    </w:p>
     <w:p/>
     <w:p/>
     <w:p/>
@@ -6868,14 +6917,102 @@
         <w:rPr>
           <w:noProof/>
         </w:rPr>
+        <w:pict w14:anchorId="7DD35AD2">
+          <v:shape id="_x0000_s2057" type="#_x0000_t202" style="position:absolute;left:0;text-align:left;margin-left:38.75pt;margin-top:1.15pt;width:375.55pt;height:21pt;z-index:251663872;mso-position-horizontal-relative:text;mso-position-vertical-relative:text" stroked="f">
+            <v:textbox style="mso-fit-shape-to-text:t" inset="0,0,0,0">
+              <w:txbxContent>
+                <w:p>
+                  <w:pPr>
+                    <w:pStyle w:val="Titulek"/>
+                    <w:rPr>
+                      <w:noProof/>
+                      <w:sz w:val="22"/>
+                      <w:szCs w:val="22"/>
+                    </w:rPr>
+                  </w:pPr>
+                  <w:bookmarkStart w:id="50" w:name="_Toc219663098"/>
+                  <w:r>
+                    <w:t xml:space="preserve">Obrázek </w:t>
+                  </w:r>
+                  <w:fldSimple w:instr=" SEQ Obrázek \* ARABIC ">
+                    <w:r>
+                      <w:rPr>
+                        <w:noProof/>
+                      </w:rPr>
+                      <w:t>7</w:t>
+                    </w:r>
+                  </w:fldSimple>
+                  <w:r>
+                    <w:t xml:space="preserve"> </w:t>
+                  </w:r>
+                  <w:proofErr w:type="gramStart"/>
+                  <w:r>
+                    <w:t>-  úvodní</w:t>
+                  </w:r>
+                  <w:proofErr w:type="gramEnd"/>
+                  <w:r>
+                    <w:t xml:space="preserve"> stránka</w:t>
+                  </w:r>
+                  <w:bookmarkEnd w:id="50"/>
+                </w:p>
+              </w:txbxContent>
+            </v:textbox>
+            <w10:wrap type="square"/>
+          </v:shape>
+        </w:pict>
+      </w:r>
+    </w:p>
+    <w:p>
+      <w:r>
+        <w:rPr>
+          <w:noProof/>
+        </w:rPr>
+        <w:pict w14:anchorId="0F2A1855">
+          <v:shape id="_x0000_s2061" type="#_x0000_t202" style="position:absolute;left:0;text-align:left;margin-left:37.4pt;margin-top:187pt;width:377.9pt;height:.05pt;z-index:251687936;mso-position-horizontal-relative:text;mso-position-vertical-relative:text" stroked="f">
+            <v:textbox style="mso-fit-shape-to-text:t" inset="0,0,0,0">
+              <w:txbxContent>
+                <w:p>
+                  <w:pPr>
+                    <w:pStyle w:val="Titulek"/>
+                    <w:rPr>
+                      <w:noProof/>
+                      <w:sz w:val="22"/>
+                      <w:szCs w:val="22"/>
+                    </w:rPr>
+                  </w:pPr>
+                  <w:r>
+                    <w:t xml:space="preserve">Obrázek </w:t>
+                  </w:r>
+                  <w:fldSimple w:instr=" SEQ Obrázek \* ARABIC ">
+                    <w:r>
+                      <w:rPr>
+                        <w:noProof/>
+                      </w:rPr>
+                      <w:t>8</w:t>
+                    </w:r>
+                  </w:fldSimple>
+                  <w:r>
+                    <w:t xml:space="preserve"> - původní úvodní stránka</w:t>
+                  </w:r>
+                </w:p>
+              </w:txbxContent>
+            </v:textbox>
+            <w10:wrap type="square"/>
+          </v:shape>
+        </w:pict>
+      </w:r>
+      <w:r>
+        <w:rPr>
+          <w:noProof/>
+        </w:rPr>
         <w:drawing>
-          <wp:anchor distT="0" distB="0" distL="114300" distR="114300" simplePos="0" relativeHeight="251677696" behindDoc="0" locked="0" layoutInCell="1" allowOverlap="1" wp14:anchorId="4604EB50" wp14:editId="4CDDAED2">
+          <wp:anchor distT="0" distB="0" distL="114300" distR="114300" simplePos="0" relativeHeight="251665408" behindDoc="0" locked="0" layoutInCell="1" allowOverlap="1" wp14:anchorId="4604EB50" wp14:editId="52B651EA">
             <wp:simplePos x="0" y="0"/>
             <wp:positionH relativeFrom="margin">
-              <wp:posOffset>484505</wp:posOffset>
+              <wp:posOffset>474980</wp:posOffset>
             </wp:positionH>
             <wp:positionV relativeFrom="margin">
-              <wp:posOffset>4510405</wp:posOffset>
+              <wp:posOffset>4377055</wp:posOffset>
             </wp:positionV>
             <wp:extent cx="4799330" cy="2305050"/>
             <wp:effectExtent l="0" t="0" r="0" b="0"/>
@@ -6924,56 +7061,7 @@
           </wp:anchor>
         </w:drawing>
       </w:r>
-      <w:r>
-        <w:rPr>
-          <w:noProof/>
-        </w:rPr>
-        <w:pict w14:anchorId="7DD35AD2">
-          <v:shape id="_x0000_s2057" type="#_x0000_t202" style="position:absolute;left:0;text-align:left;margin-left:38.75pt;margin-top:1.15pt;width:375.55pt;height:21pt;z-index:251663872;mso-position-horizontal-relative:text;mso-position-vertical-relative:text" stroked="f">
-            <v:textbox style="mso-fit-shape-to-text:t" inset="0,0,0,0">
-              <w:txbxContent>
-                <w:p>
-                  <w:pPr>
-                    <w:pStyle w:val="Titulek"/>
-                    <w:rPr>
-                      <w:noProof/>
-                      <w:sz w:val="22"/>
-                      <w:szCs w:val="22"/>
-                    </w:rPr>
-                  </w:pPr>
-                  <w:bookmarkStart w:id="50" w:name="_Toc219663098"/>
-                  <w:r>
-                    <w:t xml:space="preserve">Obrázek </w:t>
-                  </w:r>
-                  <w:fldSimple w:instr=" SEQ Obrázek \* ARABIC ">
-                    <w:r>
-                      <w:rPr>
-                        <w:noProof/>
-                      </w:rPr>
-                      <w:t>7</w:t>
-                    </w:r>
-                  </w:fldSimple>
-                  <w:r>
-                    <w:t xml:space="preserve"> </w:t>
-                  </w:r>
-                  <w:proofErr w:type="gramStart"/>
-                  <w:r>
-                    <w:t>-  úvodní</w:t>
-                  </w:r>
-                  <w:proofErr w:type="gramEnd"/>
-                  <w:r>
-                    <w:t xml:space="preserve"> stránka</w:t>
-                  </w:r>
-                  <w:bookmarkEnd w:id="50"/>
-                </w:p>
-              </w:txbxContent>
-            </v:textbox>
-            <w10:wrap type="square"/>
-          </v:shape>
-        </w:pict>
-      </w:r>
-    </w:p>
-    <w:p/>
+    </w:p>
     <w:p/>
     <w:p/>
     <w:p/>
@@ -7007,7 +7095,7 @@
                       <w:rPr>
                         <w:noProof/>
                       </w:rPr>
-                      <w:t>8</w:t>
+                      <w:t>9</w:t>
                     </w:r>
                   </w:fldSimple>
                   <w:r>
@@ -19890,9 +19978,6 @@
       </w:r>
     </w:p>
     <w:p>
-      <w:pPr>
-        <w:ind w:firstLine="708"/>
-      </w:pPr>
       <w:r>
         <w:t>V rámci dosažených cílů, které jsem měl splnit do konce 1. pololetí jsem velice spokojen. Neboť jsem splnil skoro všechno. Design, který jsem vytvořil mi přijde, že pasuje do moderního stylu a je vylepšený oproti původní verzi. Uživatel si nyní může vybrat mezi světlým a tmavý</w:t>
       </w:r>
@@ -19973,9 +20058,6 @@
       </w:r>
     </w:p>
     <w:p>
-      <w:pPr>
-        <w:ind w:firstLine="708"/>
-      </w:pPr>
       <w:r>
         <w:t xml:space="preserve">Nyní je aplikace ve fázi, kdy ji uživatel může téměř bezstarostně používat. Uživatel se může zaregistrovat, k tomu může využit email, či Google </w:t>
       </w:r>
@@ -20064,9 +20146,6 @@
       </w:r>
     </w:p>
     <w:p>
-      <w:pPr>
-        <w:ind w:firstLine="708"/>
-      </w:pPr>
       <w:r>
         <w:t>Do budou</w:t>
       </w:r>
@@ -20111,6 +20190,774 @@
       </w:r>
       <w:bookmarkEnd w:id="64"/>
     </w:p>
+    <w:sdt>
+      <w:sdtPr>
+        <w:id w:val="-1095089262"/>
+        <w:docPartObj>
+          <w:docPartGallery w:val="Bibliographies"/>
+          <w:docPartUnique/>
+        </w:docPartObj>
+      </w:sdtPr>
+      <w:sdtEndPr>
+        <w:rPr>
+          <w:b/>
+          <w:bCs/>
+        </w:rPr>
+      </w:sdtEndPr>
+      <w:sdtContent>
+        <w:p>
+          <w:pPr>
+            <w:pStyle w:val="Normlntext"/>
+            <w:ind w:firstLine="0"/>
+            <w:rPr>
+              <w:b/>
+              <w:bCs/>
+              <w:noProof/>
+              <w:sz w:val="24"/>
+              <w:szCs w:val="24"/>
+            </w:rPr>
+          </w:pPr>
+          <w:r>
+            <w:rPr>
+              <w:b/>
+              <w:bCs/>
+            </w:rPr>
+            <w:fldChar w:fldCharType="begin"/>
+          </w:r>
+          <w:r>
+            <w:rPr>
+              <w:b/>
+              <w:bCs/>
+            </w:rPr>
+            <w:instrText>BIBLIOGRAPHY</w:instrText>
+          </w:r>
+          <w:r>
+            <w:rPr>
+              <w:b/>
+              <w:bCs/>
+            </w:rPr>
+            <w:fldChar w:fldCharType="separate"/>
+          </w:r>
+          <w:r>
+            <w:rPr>
+              <w:b/>
+              <w:bCs/>
+              <w:noProof/>
+            </w:rPr>
+            <w:t xml:space="preserve">1. play.google.com. </w:t>
+          </w:r>
+          <w:r>
+            <w:rPr>
+              <w:b/>
+              <w:bCs/>
+              <w:i/>
+              <w:iCs/>
+              <w:noProof/>
+            </w:rPr>
+            <w:t xml:space="preserve">google. </w:t>
+          </w:r>
+          <w:r>
+            <w:rPr>
+              <w:b/>
+              <w:bCs/>
+              <w:noProof/>
+            </w:rPr>
+            <w:t>[Online] https://play.google.com/store/apps/details?id=com.duolingo&amp;hl=cs.</w:t>
+          </w:r>
+        </w:p>
+        <w:p>
+          <w:pPr>
+            <w:pStyle w:val="Bibliografie"/>
+            <w:rPr>
+              <w:b/>
+              <w:bCs/>
+              <w:noProof/>
+            </w:rPr>
+          </w:pPr>
+          <w:r>
+            <w:rPr>
+              <w:b/>
+              <w:bCs/>
+              <w:noProof/>
+            </w:rPr>
+            <w:t xml:space="preserve">2. Umimto.org. </w:t>
+          </w:r>
+          <w:r>
+            <w:rPr>
+              <w:b/>
+              <w:bCs/>
+              <w:i/>
+              <w:iCs/>
+              <w:noProof/>
+            </w:rPr>
+            <w:t xml:space="preserve">Umimeto. </w:t>
+          </w:r>
+          <w:r>
+            <w:rPr>
+              <w:b/>
+              <w:bCs/>
+              <w:noProof/>
+            </w:rPr>
+            <w:t>[Online] https://www.umimeto.org/.</w:t>
+          </w:r>
+        </w:p>
+        <w:p>
+          <w:pPr>
+            <w:pStyle w:val="Bibliografie"/>
+            <w:rPr>
+              <w:b/>
+              <w:bCs/>
+              <w:noProof/>
+            </w:rPr>
+          </w:pPr>
+          <w:r>
+            <w:rPr>
+              <w:b/>
+              <w:bCs/>
+              <w:noProof/>
+            </w:rPr>
+            <w:t xml:space="preserve">3. huly.io. </w:t>
+          </w:r>
+          <w:r>
+            <w:rPr>
+              <w:b/>
+              <w:bCs/>
+              <w:i/>
+              <w:iCs/>
+              <w:noProof/>
+            </w:rPr>
+            <w:t xml:space="preserve">huly. </w:t>
+          </w:r>
+          <w:r>
+            <w:rPr>
+              <w:b/>
+              <w:bCs/>
+              <w:noProof/>
+            </w:rPr>
+            <w:t>[Online] https://www.huly.io.</w:t>
+          </w:r>
+        </w:p>
+        <w:p>
+          <w:pPr>
+            <w:pStyle w:val="Bibliografie"/>
+            <w:rPr>
+              <w:b/>
+              <w:bCs/>
+              <w:noProof/>
+            </w:rPr>
+          </w:pPr>
+          <w:r>
+            <w:rPr>
+              <w:b/>
+              <w:bCs/>
+              <w:noProof/>
+            </w:rPr>
+            <w:t xml:space="preserve">4. madewithreactjs.com. </w:t>
+          </w:r>
+          <w:r>
+            <w:rPr>
+              <w:b/>
+              <w:bCs/>
+              <w:i/>
+              <w:iCs/>
+              <w:noProof/>
+            </w:rPr>
+            <w:t xml:space="preserve">madewithreactjs. </w:t>
+          </w:r>
+          <w:r>
+            <w:rPr>
+              <w:b/>
+              <w:bCs/>
+              <w:noProof/>
+            </w:rPr>
+            <w:t>[Online] https://madewithreactjs.com/react-bits.</w:t>
+          </w:r>
+        </w:p>
+        <w:p>
+          <w:pPr>
+            <w:pStyle w:val="Bibliografie"/>
+            <w:rPr>
+              <w:b/>
+              <w:bCs/>
+              <w:noProof/>
+            </w:rPr>
+          </w:pPr>
+          <w:r>
+            <w:rPr>
+              <w:b/>
+              <w:bCs/>
+              <w:noProof/>
+            </w:rPr>
+            <w:t xml:space="preserve">5. 21st.dev. </w:t>
+          </w:r>
+          <w:r>
+            <w:rPr>
+              <w:b/>
+              <w:bCs/>
+              <w:i/>
+              <w:iCs/>
+              <w:noProof/>
+            </w:rPr>
+            <w:t xml:space="preserve">21st. </w:t>
+          </w:r>
+          <w:r>
+            <w:rPr>
+              <w:b/>
+              <w:bCs/>
+              <w:noProof/>
+            </w:rPr>
+            <w:t>[Online] https://21st.dev/community/components.</w:t>
+          </w:r>
+        </w:p>
+        <w:p>
+          <w:pPr>
+            <w:pStyle w:val="Bibliografie"/>
+            <w:rPr>
+              <w:b/>
+              <w:bCs/>
+              <w:noProof/>
+            </w:rPr>
+          </w:pPr>
+          <w:r>
+            <w:rPr>
+              <w:b/>
+              <w:bCs/>
+              <w:noProof/>
+            </w:rPr>
+            <w:t xml:space="preserve">6. visualstudio. </w:t>
+          </w:r>
+          <w:r>
+            <w:rPr>
+              <w:b/>
+              <w:bCs/>
+              <w:i/>
+              <w:iCs/>
+              <w:noProof/>
+            </w:rPr>
+            <w:t xml:space="preserve">visualstudio. </w:t>
+          </w:r>
+          <w:r>
+            <w:rPr>
+              <w:b/>
+              <w:bCs/>
+              <w:noProof/>
+            </w:rPr>
+            <w:t>[Online] https://visualstudio.microsoft.com/cs/.</w:t>
+          </w:r>
+        </w:p>
+        <w:p>
+          <w:pPr>
+            <w:pStyle w:val="Bibliografie"/>
+            <w:rPr>
+              <w:b/>
+              <w:bCs/>
+              <w:noProof/>
+            </w:rPr>
+          </w:pPr>
+          <w:r>
+            <w:rPr>
+              <w:b/>
+              <w:bCs/>
+              <w:noProof/>
+            </w:rPr>
+            <w:t xml:space="preserve">7. rascasone.com. </w:t>
+          </w:r>
+          <w:r>
+            <w:rPr>
+              <w:b/>
+              <w:bCs/>
+              <w:i/>
+              <w:iCs/>
+              <w:noProof/>
+            </w:rPr>
+            <w:t xml:space="preserve">rascasone. </w:t>
+          </w:r>
+          <w:r>
+            <w:rPr>
+              <w:b/>
+              <w:bCs/>
+              <w:noProof/>
+            </w:rPr>
+            <w:t>[Online] https://www.rascasone.com/cs/blog/co-je-javascript-pro-zacatecniky.</w:t>
+          </w:r>
+        </w:p>
+        <w:p>
+          <w:pPr>
+            <w:pStyle w:val="Bibliografie"/>
+            <w:rPr>
+              <w:b/>
+              <w:bCs/>
+              <w:noProof/>
+            </w:rPr>
+          </w:pPr>
+          <w:r>
+            <w:rPr>
+              <w:b/>
+              <w:bCs/>
+              <w:noProof/>
+            </w:rPr>
+            <w:t xml:space="preserve">8. aira.cz. </w:t>
+          </w:r>
+          <w:r>
+            <w:rPr>
+              <w:b/>
+              <w:bCs/>
+              <w:i/>
+              <w:iCs/>
+              <w:noProof/>
+            </w:rPr>
+            <w:t xml:space="preserve">aira. </w:t>
+          </w:r>
+          <w:r>
+            <w:rPr>
+              <w:b/>
+              <w:bCs/>
+              <w:noProof/>
+            </w:rPr>
+            <w:t>[Online] https://www.aira.cz/react/.</w:t>
+          </w:r>
+        </w:p>
+        <w:p>
+          <w:pPr>
+            <w:pStyle w:val="Bibliografie"/>
+            <w:rPr>
+              <w:b/>
+              <w:bCs/>
+              <w:noProof/>
+            </w:rPr>
+          </w:pPr>
+          <w:r>
+            <w:rPr>
+              <w:b/>
+              <w:bCs/>
+              <w:noProof/>
+            </w:rPr>
+            <w:t xml:space="preserve">9. devboys.cz. </w:t>
+          </w:r>
+          <w:r>
+            <w:rPr>
+              <w:b/>
+              <w:bCs/>
+              <w:i/>
+              <w:iCs/>
+              <w:noProof/>
+            </w:rPr>
+            <w:t xml:space="preserve">devboys. </w:t>
+          </w:r>
+          <w:r>
+            <w:rPr>
+              <w:b/>
+              <w:bCs/>
+              <w:noProof/>
+            </w:rPr>
+            <w:t>[Online] https://devboys.cz/blog/vyvoj/vitejs-buildovaci-nastroj-a-jeho-vyhody.</w:t>
+          </w:r>
+        </w:p>
+        <w:p>
+          <w:pPr>
+            <w:pStyle w:val="Bibliografie"/>
+            <w:rPr>
+              <w:b/>
+              <w:bCs/>
+              <w:noProof/>
+            </w:rPr>
+          </w:pPr>
+          <w:r>
+            <w:rPr>
+              <w:b/>
+              <w:bCs/>
+              <w:noProof/>
+            </w:rPr>
+            <w:t xml:space="preserve">10. cutout.pro. </w:t>
+          </w:r>
+          <w:r>
+            <w:rPr>
+              <w:b/>
+              <w:bCs/>
+              <w:i/>
+              <w:iCs/>
+              <w:noProof/>
+            </w:rPr>
+            <w:t xml:space="preserve">cutout. </w:t>
+          </w:r>
+          <w:r>
+            <w:rPr>
+              <w:b/>
+              <w:bCs/>
+              <w:noProof/>
+            </w:rPr>
+            <w:t>[Online] https://www.cutout.pro/learn/spline/.</w:t>
+          </w:r>
+        </w:p>
+        <w:p>
+          <w:pPr>
+            <w:pStyle w:val="Bibliografie"/>
+            <w:rPr>
+              <w:b/>
+              <w:bCs/>
+              <w:noProof/>
+            </w:rPr>
+          </w:pPr>
+          <w:r>
+            <w:rPr>
+              <w:b/>
+              <w:bCs/>
+              <w:noProof/>
+            </w:rPr>
+            <w:t xml:space="preserve">11. </w:t>
+          </w:r>
+          <w:r>
+            <w:rPr>
+              <w:b/>
+              <w:bCs/>
+              <w:i/>
+              <w:iCs/>
+              <w:noProof/>
+            </w:rPr>
+            <w:t xml:space="preserve">kpcs.cz. </w:t>
+          </w:r>
+          <w:r>
+            <w:rPr>
+              <w:b/>
+              <w:bCs/>
+              <w:noProof/>
+            </w:rPr>
+            <w:t>[Online] kpcs. https://www.kpcs.cz/cs/novinky/blog/github-nezbytny-nastroj-pro-moderni-vyvoj-software.html.</w:t>
+          </w:r>
+        </w:p>
+        <w:p>
+          <w:pPr>
+            <w:pStyle w:val="Bibliografie"/>
+            <w:rPr>
+              <w:b/>
+              <w:bCs/>
+              <w:noProof/>
+            </w:rPr>
+          </w:pPr>
+          <w:r>
+            <w:rPr>
+              <w:b/>
+              <w:bCs/>
+              <w:noProof/>
+            </w:rPr>
+            <w:t xml:space="preserve">12. peach-dev.cz. </w:t>
+          </w:r>
+          <w:r>
+            <w:rPr>
+              <w:b/>
+              <w:bCs/>
+              <w:i/>
+              <w:iCs/>
+              <w:noProof/>
+            </w:rPr>
+            <w:t xml:space="preserve">peach-dev. </w:t>
+          </w:r>
+          <w:r>
+            <w:rPr>
+              <w:b/>
+              <w:bCs/>
+              <w:noProof/>
+            </w:rPr>
+            <w:t>[Online] https://peach-dev.cz/wiki/firebase/.</w:t>
+          </w:r>
+        </w:p>
+        <w:p>
+          <w:pPr>
+            <w:pStyle w:val="Bibliografie"/>
+            <w:rPr>
+              <w:b/>
+              <w:bCs/>
+              <w:noProof/>
+            </w:rPr>
+          </w:pPr>
+          <w:r>
+            <w:rPr>
+              <w:b/>
+              <w:bCs/>
+              <w:noProof/>
+            </w:rPr>
+            <w:t xml:space="preserve">13. avaide.com. </w:t>
+          </w:r>
+          <w:r>
+            <w:rPr>
+              <w:b/>
+              <w:bCs/>
+              <w:i/>
+              <w:iCs/>
+              <w:noProof/>
+            </w:rPr>
+            <w:t xml:space="preserve">avaide. </w:t>
+          </w:r>
+          <w:r>
+            <w:rPr>
+              <w:b/>
+              <w:bCs/>
+              <w:noProof/>
+            </w:rPr>
+            <w:t>[Online] https://www.avaide.com/cs/photo-editing/review-of-removebg/.</w:t>
+          </w:r>
+        </w:p>
+        <w:p>
+          <w:pPr>
+            <w:pStyle w:val="Bibliografie"/>
+            <w:rPr>
+              <w:b/>
+              <w:bCs/>
+              <w:noProof/>
+            </w:rPr>
+          </w:pPr>
+          <w:r>
+            <w:rPr>
+              <w:b/>
+              <w:bCs/>
+              <w:noProof/>
+            </w:rPr>
+            <w:t xml:space="preserve">14. pinterest.com. </w:t>
+          </w:r>
+          <w:r>
+            <w:rPr>
+              <w:b/>
+              <w:bCs/>
+              <w:i/>
+              <w:iCs/>
+              <w:noProof/>
+            </w:rPr>
+            <w:t xml:space="preserve">pinterest. </w:t>
+          </w:r>
+          <w:r>
+            <w:rPr>
+              <w:b/>
+              <w:bCs/>
+              <w:noProof/>
+            </w:rPr>
+            <w:t>[Online] https://help.pinterest.com/cs/guide/all-about-pinterest.</w:t>
+          </w:r>
+        </w:p>
+        <w:p>
+          <w:pPr>
+            <w:pStyle w:val="Bibliografie"/>
+            <w:rPr>
+              <w:b/>
+              <w:bCs/>
+              <w:noProof/>
+            </w:rPr>
+          </w:pPr>
+          <w:r>
+            <w:rPr>
+              <w:b/>
+              <w:bCs/>
+              <w:noProof/>
+            </w:rPr>
+            <w:t xml:space="preserve">15. vojtechbruk.cz. </w:t>
+          </w:r>
+          <w:r>
+            <w:rPr>
+              <w:b/>
+              <w:bCs/>
+              <w:i/>
+              <w:iCs/>
+              <w:noProof/>
+            </w:rPr>
+            <w:t xml:space="preserve">vojtechbruk. </w:t>
+          </w:r>
+          <w:r>
+            <w:rPr>
+              <w:b/>
+              <w:bCs/>
+              <w:noProof/>
+            </w:rPr>
+            <w:t>[Online] https://vojtechbruk.cz/gemini-ai/#co-je-gemini-aimicrosoft.com.</w:t>
+          </w:r>
+        </w:p>
+        <w:p>
+          <w:pPr>
+            <w:pStyle w:val="Bibliografie"/>
+            <w:rPr>
+              <w:b/>
+              <w:bCs/>
+              <w:noProof/>
+            </w:rPr>
+          </w:pPr>
+          <w:r>
+            <w:rPr>
+              <w:b/>
+              <w:bCs/>
+              <w:noProof/>
+            </w:rPr>
+            <w:t xml:space="preserve">16. learn.microsoft.com. </w:t>
+          </w:r>
+          <w:r>
+            <w:rPr>
+              <w:b/>
+              <w:bCs/>
+              <w:i/>
+              <w:iCs/>
+              <w:noProof/>
+            </w:rPr>
+            <w:t xml:space="preserve">learn.microsoft. </w:t>
+          </w:r>
+          <w:r>
+            <w:rPr>
+              <w:b/>
+              <w:bCs/>
+              <w:noProof/>
+            </w:rPr>
+            <w:t>[Online] https://learn.microsoft.com/cs-cz/shows/introduction-to-github-copilot/what-is-github-copilot-1-of-6.</w:t>
+          </w:r>
+        </w:p>
+        <w:p>
+          <w:pPr>
+            <w:pStyle w:val="Bibliografie"/>
+            <w:rPr>
+              <w:b/>
+              <w:bCs/>
+              <w:noProof/>
+            </w:rPr>
+          </w:pPr>
+          <w:r>
+            <w:rPr>
+              <w:b/>
+              <w:bCs/>
+              <w:noProof/>
+            </w:rPr>
+            <w:t xml:space="preserve">17. help.figma.com. </w:t>
+          </w:r>
+          <w:r>
+            <w:rPr>
+              <w:b/>
+              <w:bCs/>
+              <w:i/>
+              <w:iCs/>
+              <w:noProof/>
+            </w:rPr>
+            <w:t xml:space="preserve">figma. </w:t>
+          </w:r>
+          <w:r>
+            <w:rPr>
+              <w:b/>
+              <w:bCs/>
+              <w:noProof/>
+            </w:rPr>
+            <w:t>[Online] https://help.figma.com/hc/en-us/articles/14563969806359-What-is-Figma.</w:t>
+          </w:r>
+        </w:p>
+        <w:p>
+          <w:pPr>
+            <w:pStyle w:val="Bibliografie"/>
+            <w:rPr>
+              <w:b/>
+              <w:bCs/>
+              <w:noProof/>
+            </w:rPr>
+          </w:pPr>
+          <w:r>
+            <w:rPr>
+              <w:b/>
+              <w:bCs/>
+              <w:noProof/>
+            </w:rPr>
+            <w:t xml:space="preserve">18. lottiefiles.com. </w:t>
+          </w:r>
+          <w:r>
+            <w:rPr>
+              <w:b/>
+              <w:bCs/>
+              <w:i/>
+              <w:iCs/>
+              <w:noProof/>
+            </w:rPr>
+            <w:t xml:space="preserve">lottiefiles. </w:t>
+          </w:r>
+          <w:r>
+            <w:rPr>
+              <w:b/>
+              <w:bCs/>
+              <w:noProof/>
+            </w:rPr>
+            <w:t>[Online] https://lottiefiles.com/.</w:t>
+          </w:r>
+        </w:p>
+        <w:p>
+          <w:pPr>
+            <w:pStyle w:val="Bibliografie"/>
+            <w:rPr>
+              <w:b/>
+              <w:bCs/>
+              <w:noProof/>
+            </w:rPr>
+          </w:pPr>
+          <w:r>
+            <w:rPr>
+              <w:b/>
+              <w:bCs/>
+              <w:noProof/>
+            </w:rPr>
+            <w:t xml:space="preserve">19. lucide.dev. </w:t>
+          </w:r>
+          <w:r>
+            <w:rPr>
+              <w:b/>
+              <w:bCs/>
+              <w:i/>
+              <w:iCs/>
+              <w:noProof/>
+            </w:rPr>
+            <w:t xml:space="preserve">lucide. </w:t>
+          </w:r>
+          <w:r>
+            <w:rPr>
+              <w:b/>
+              <w:bCs/>
+              <w:noProof/>
+            </w:rPr>
+            <w:t>[Online] https://lucide.dev/guide/.</w:t>
+          </w:r>
+        </w:p>
+        <w:p>
+          <w:pPr>
+            <w:pStyle w:val="Bibliografie"/>
+            <w:rPr>
+              <w:b/>
+              <w:bCs/>
+              <w:noProof/>
+            </w:rPr>
+          </w:pPr>
+          <w:r>
+            <w:rPr>
+              <w:b/>
+              <w:bCs/>
+              <w:noProof/>
+            </w:rPr>
+            <w:t xml:space="preserve">20. naukri.com. </w:t>
+          </w:r>
+          <w:r>
+            <w:rPr>
+              <w:b/>
+              <w:bCs/>
+              <w:i/>
+              <w:iCs/>
+              <w:noProof/>
+            </w:rPr>
+            <w:t xml:space="preserve">naukri. </w:t>
+          </w:r>
+          <w:r>
+            <w:rPr>
+              <w:b/>
+              <w:bCs/>
+              <w:noProof/>
+            </w:rPr>
+            <w:t>[Online] https://www.naukri.com/code360/library/tailwind-css.</w:t>
+          </w:r>
+          <w:r>
+            <w:rPr>
+              <w:b/>
+              <w:bCs/>
+            </w:rPr>
+            <w:fldChar w:fldCharType="end"/>
+          </w:r>
+        </w:p>
+      </w:sdtContent>
+    </w:sdt>
     <w:p>
       <w:pPr>
         <w:jc w:val="left"/>
@@ -20125,1510 +20972,983 @@
         </w:docPartObj>
       </w:sdtPr>
       <w:sdtContent>
-        <w:sdt>
-          <w:sdtPr>
-            <w:id w:val="111145805"/>
-            <w:bibliography/>
-          </w:sdtPr>
-          <w:sdtContent>
-            <w:p>
-              <w:pPr>
-                <w:pStyle w:val="Bibliografie"/>
-                <w:jc w:val="left"/>
-                <w:rPr>
-                  <w:noProof/>
-                  <w:sz w:val="24"/>
-                  <w:szCs w:val="24"/>
-                </w:rPr>
-              </w:pPr>
-              <w:r>
-                <w:fldChar w:fldCharType="begin"/>
-              </w:r>
-              <w:r>
-                <w:instrText>BIBLIOGRAPHY</w:instrText>
-              </w:r>
-              <w:r>
-                <w:fldChar w:fldCharType="separate"/>
-              </w:r>
-              <w:r>
-                <w:rPr>
-                  <w:noProof/>
-                </w:rPr>
-                <w:t xml:space="preserve">1. play.google.com. </w:t>
-              </w:r>
-              <w:r>
-                <w:rPr>
-                  <w:i/>
-                  <w:iCs/>
-                  <w:noProof/>
-                </w:rPr>
-                <w:t xml:space="preserve">google. </w:t>
-              </w:r>
-              <w:r>
-                <w:rPr>
-                  <w:noProof/>
-                </w:rPr>
-                <w:t>[Online] https://play.google.com/store/apps/details?id=com.duolingo&amp;hl=cs.</w:t>
-              </w:r>
-            </w:p>
-            <w:p>
-              <w:pPr>
-                <w:pStyle w:val="Bibliografie"/>
-                <w:rPr>
-                  <w:noProof/>
-                </w:rPr>
-              </w:pPr>
-              <w:r>
-                <w:rPr>
-                  <w:noProof/>
-                </w:rPr>
-                <w:t xml:space="preserve">2. Umimto.org. </w:t>
-              </w:r>
-              <w:r>
-                <w:rPr>
-                  <w:i/>
-                  <w:iCs/>
-                  <w:noProof/>
-                </w:rPr>
-                <w:t xml:space="preserve">Umimeto. </w:t>
-              </w:r>
-              <w:r>
-                <w:rPr>
-                  <w:noProof/>
-                </w:rPr>
-                <w:t>[Online] https://www.umimeto.org/.</w:t>
-              </w:r>
-            </w:p>
-            <w:p>
-              <w:pPr>
-                <w:pStyle w:val="Bibliografie"/>
-                <w:rPr>
-                  <w:noProof/>
-                </w:rPr>
-              </w:pPr>
-              <w:r>
-                <w:rPr>
-                  <w:noProof/>
-                </w:rPr>
-                <w:t xml:space="preserve">3. madewithreactjs.com. </w:t>
-              </w:r>
-              <w:r>
-                <w:rPr>
-                  <w:i/>
-                  <w:iCs/>
-                  <w:noProof/>
-                </w:rPr>
-                <w:t xml:space="preserve">madewithreactjs. </w:t>
-              </w:r>
-              <w:r>
-                <w:rPr>
-                  <w:noProof/>
-                </w:rPr>
-                <w:t>[Online] https://madewithreactjs.com/react-bits.</w:t>
-              </w:r>
-            </w:p>
-            <w:p>
-              <w:pPr>
-                <w:pStyle w:val="Bibliografie"/>
-                <w:rPr>
-                  <w:noProof/>
-                </w:rPr>
-              </w:pPr>
-              <w:r>
-                <w:rPr>
-                  <w:noProof/>
-                </w:rPr>
-                <w:t xml:space="preserve">4. visualstudio. </w:t>
-              </w:r>
-              <w:r>
-                <w:rPr>
-                  <w:i/>
-                  <w:iCs/>
-                  <w:noProof/>
-                </w:rPr>
-                <w:t xml:space="preserve">visualstudio. </w:t>
-              </w:r>
-              <w:r>
-                <w:rPr>
-                  <w:noProof/>
-                </w:rPr>
-                <w:t>[Online] https://visualstudio.microsoft.com/cs/.</w:t>
-              </w:r>
-            </w:p>
-            <w:p>
-              <w:pPr>
-                <w:pStyle w:val="Bibliografie"/>
-                <w:rPr>
-                  <w:noProof/>
-                </w:rPr>
-              </w:pPr>
-              <w:r>
-                <w:rPr>
-                  <w:noProof/>
-                </w:rPr>
-                <w:t xml:space="preserve">5. rascasone.com. </w:t>
-              </w:r>
-              <w:r>
-                <w:rPr>
-                  <w:i/>
-                  <w:iCs/>
-                  <w:noProof/>
-                </w:rPr>
-                <w:t xml:space="preserve">rascasone. </w:t>
-              </w:r>
-              <w:r>
-                <w:rPr>
-                  <w:noProof/>
-                </w:rPr>
-                <w:t>[Online] https://www.rascasone.com/cs/blog/co-je-javascript-pro-zacatecniky.</w:t>
-              </w:r>
-            </w:p>
-            <w:p>
-              <w:pPr>
-                <w:pStyle w:val="Bibliografie"/>
-                <w:rPr>
-                  <w:noProof/>
-                </w:rPr>
-              </w:pPr>
-              <w:r>
-                <w:rPr>
-                  <w:noProof/>
-                </w:rPr>
-                <w:t xml:space="preserve">6. aira.cz. </w:t>
-              </w:r>
-              <w:r>
-                <w:rPr>
-                  <w:i/>
-                  <w:iCs/>
-                  <w:noProof/>
-                </w:rPr>
-                <w:t xml:space="preserve">aira. </w:t>
-              </w:r>
-              <w:r>
-                <w:rPr>
-                  <w:noProof/>
-                </w:rPr>
-                <w:t>[Online] https://www.aira.cz/react/.</w:t>
-              </w:r>
-            </w:p>
-            <w:p>
-              <w:pPr>
-                <w:pStyle w:val="Bibliografie"/>
-                <w:rPr>
-                  <w:noProof/>
-                </w:rPr>
-              </w:pPr>
-              <w:r>
-                <w:rPr>
-                  <w:noProof/>
-                </w:rPr>
-                <w:t xml:space="preserve">7. devboys.cz. </w:t>
-              </w:r>
-              <w:r>
-                <w:rPr>
-                  <w:i/>
-                  <w:iCs/>
-                  <w:noProof/>
-                </w:rPr>
-                <w:t xml:space="preserve">devboys. </w:t>
-              </w:r>
-              <w:r>
-                <w:rPr>
-                  <w:noProof/>
-                </w:rPr>
-                <w:t>[Online] https://devboys.cz/blog/vyvoj/vitejs-buildovaci-nastroj-a-jeho-vyhody.</w:t>
-              </w:r>
-            </w:p>
-            <w:p>
-              <w:pPr>
-                <w:pStyle w:val="Bibliografie"/>
-                <w:rPr>
-                  <w:noProof/>
-                </w:rPr>
-              </w:pPr>
-              <w:r>
-                <w:rPr>
-                  <w:noProof/>
-                </w:rPr>
-                <w:t xml:space="preserve">8. cutout.pro. </w:t>
-              </w:r>
-              <w:r>
-                <w:rPr>
-                  <w:i/>
-                  <w:iCs/>
-                  <w:noProof/>
-                </w:rPr>
-                <w:t xml:space="preserve">cutout. </w:t>
-              </w:r>
-              <w:r>
-                <w:rPr>
-                  <w:noProof/>
-                </w:rPr>
-                <w:t>[Online] https://www.cutout.pro/learn/spline/.</w:t>
-              </w:r>
-            </w:p>
-            <w:p>
-              <w:pPr>
-                <w:pStyle w:val="Bibliografie"/>
-                <w:rPr>
-                  <w:noProof/>
-                </w:rPr>
-              </w:pPr>
-              <w:r>
-                <w:rPr>
-                  <w:noProof/>
-                </w:rPr>
-                <w:t xml:space="preserve">9. </w:t>
-              </w:r>
-              <w:r>
-                <w:rPr>
-                  <w:i/>
-                  <w:iCs/>
-                  <w:noProof/>
-                </w:rPr>
-                <w:t xml:space="preserve">kpcs.cz. </w:t>
-              </w:r>
-              <w:r>
-                <w:rPr>
-                  <w:noProof/>
-                </w:rPr>
-                <w:t>[Online] kpcs. https://www.kpcs.cz/cs/novinky/blog/github-nezbytny-nastroj-pro-moderni-vyvoj-software.html.</w:t>
-              </w:r>
-            </w:p>
-            <w:p>
-              <w:pPr>
-                <w:pStyle w:val="Bibliografie"/>
-                <w:rPr>
-                  <w:noProof/>
-                </w:rPr>
-              </w:pPr>
-              <w:r>
-                <w:rPr>
-                  <w:noProof/>
-                </w:rPr>
-                <w:t xml:space="preserve">10. peach-dev.cz. </w:t>
-              </w:r>
-              <w:r>
-                <w:rPr>
-                  <w:i/>
-                  <w:iCs/>
-                  <w:noProof/>
-                </w:rPr>
-                <w:t xml:space="preserve">peach-dev. </w:t>
-              </w:r>
-              <w:r>
-                <w:rPr>
-                  <w:noProof/>
-                </w:rPr>
-                <w:t>[Online] https://peach-dev.cz/wiki/firebase/.</w:t>
-              </w:r>
-            </w:p>
-            <w:p>
-              <w:pPr>
-                <w:pStyle w:val="Bibliografie"/>
-                <w:rPr>
-                  <w:noProof/>
-                </w:rPr>
-              </w:pPr>
-              <w:r>
-                <w:rPr>
-                  <w:noProof/>
-                </w:rPr>
-                <w:t xml:space="preserve">11. avaide.com. </w:t>
-              </w:r>
-              <w:r>
-                <w:rPr>
-                  <w:i/>
-                  <w:iCs/>
-                  <w:noProof/>
-                </w:rPr>
-                <w:t xml:space="preserve">avaide. </w:t>
-              </w:r>
-              <w:r>
-                <w:rPr>
-                  <w:noProof/>
-                </w:rPr>
-                <w:t>[Online] https://www.avaide.com/cs/photo-editing/review-of-removebg/.</w:t>
-              </w:r>
-            </w:p>
-            <w:p>
-              <w:pPr>
-                <w:pStyle w:val="Bibliografie"/>
-                <w:rPr>
-                  <w:noProof/>
-                </w:rPr>
-              </w:pPr>
-              <w:r>
-                <w:rPr>
-                  <w:noProof/>
-                </w:rPr>
-                <w:t xml:space="preserve">12. pinterest.com. </w:t>
-              </w:r>
-              <w:r>
-                <w:rPr>
-                  <w:i/>
-                  <w:iCs/>
-                  <w:noProof/>
-                </w:rPr>
-                <w:t xml:space="preserve">pinterest. </w:t>
-              </w:r>
-              <w:r>
-                <w:rPr>
-                  <w:noProof/>
-                </w:rPr>
-                <w:t>[Online] https://help.pinterest.com/cs/guide/all-about-pinterest.</w:t>
-              </w:r>
-            </w:p>
-            <w:p>
-              <w:pPr>
-                <w:pStyle w:val="Bibliografie"/>
-                <w:rPr>
-                  <w:noProof/>
-                </w:rPr>
-              </w:pPr>
-              <w:r>
-                <w:rPr>
-                  <w:noProof/>
-                </w:rPr>
-                <w:t xml:space="preserve">13. vojtechbruk.cz. </w:t>
-              </w:r>
-              <w:r>
-                <w:rPr>
-                  <w:i/>
-                  <w:iCs/>
-                  <w:noProof/>
-                </w:rPr>
-                <w:t xml:space="preserve">vojtechbruk. </w:t>
-              </w:r>
-              <w:r>
-                <w:rPr>
-                  <w:noProof/>
-                </w:rPr>
-                <w:t>[Online] https://vojtechbruk.cz/gemini-ai/#co-je-gemini-aimicrosoft.com.</w:t>
-              </w:r>
-            </w:p>
-            <w:p>
-              <w:pPr>
-                <w:pStyle w:val="Bibliografie"/>
-                <w:rPr>
-                  <w:noProof/>
-                </w:rPr>
-              </w:pPr>
-              <w:r>
-                <w:rPr>
-                  <w:noProof/>
-                </w:rPr>
-                <w:t xml:space="preserve">14. learn.microsoft.com. </w:t>
-              </w:r>
-              <w:r>
-                <w:rPr>
-                  <w:i/>
-                  <w:iCs/>
-                  <w:noProof/>
-                </w:rPr>
-                <w:t xml:space="preserve">learn.microsoft. </w:t>
-              </w:r>
-              <w:r>
-                <w:rPr>
-                  <w:noProof/>
-                </w:rPr>
-                <w:t>[Online] https://learn.microsoft.com/cs-cz/shows/introduction-to-github-copilot/what-is-github-copilot-1-of-6.</w:t>
-              </w:r>
-            </w:p>
-            <w:p>
-              <w:pPr>
-                <w:pStyle w:val="Bibliografie"/>
-                <w:rPr>
-                  <w:noProof/>
-                </w:rPr>
-              </w:pPr>
-              <w:r>
-                <w:rPr>
-                  <w:noProof/>
-                </w:rPr>
-                <w:t xml:space="preserve">15. help.figma.com. </w:t>
-              </w:r>
-              <w:r>
-                <w:rPr>
-                  <w:i/>
-                  <w:iCs/>
-                  <w:noProof/>
-                </w:rPr>
-                <w:t xml:space="preserve">figma. </w:t>
-              </w:r>
-              <w:r>
-                <w:rPr>
-                  <w:noProof/>
-                </w:rPr>
-                <w:t>[Online] https://help.figma.com/hc/en-us/articles/14563969806359-What-is-Figma.</w:t>
-              </w:r>
-            </w:p>
-            <w:p>
-              <w:pPr>
-                <w:pStyle w:val="Bibliografie"/>
-                <w:rPr>
-                  <w:noProof/>
-                </w:rPr>
-              </w:pPr>
-              <w:r>
-                <w:rPr>
-                  <w:noProof/>
-                </w:rPr>
-                <w:t xml:space="preserve">16. lottiefiles.com. </w:t>
-              </w:r>
-              <w:r>
-                <w:rPr>
-                  <w:i/>
-                  <w:iCs/>
-                  <w:noProof/>
-                </w:rPr>
-                <w:t xml:space="preserve">lottiefiles. </w:t>
-              </w:r>
-              <w:r>
-                <w:rPr>
-                  <w:noProof/>
-                </w:rPr>
-                <w:t>[Online] https://lottiefiles.com/.</w:t>
-              </w:r>
-            </w:p>
-            <w:p>
-              <w:pPr>
-                <w:pStyle w:val="Bibliografie"/>
-                <w:rPr>
-                  <w:noProof/>
-                </w:rPr>
-              </w:pPr>
-              <w:r>
-                <w:rPr>
-                  <w:noProof/>
-                </w:rPr>
-                <w:t xml:space="preserve">17. lucide.dev. </w:t>
-              </w:r>
-              <w:r>
-                <w:rPr>
-                  <w:i/>
-                  <w:iCs/>
-                  <w:noProof/>
-                </w:rPr>
-                <w:t xml:space="preserve">lucide. </w:t>
-              </w:r>
-              <w:r>
-                <w:rPr>
-                  <w:noProof/>
-                </w:rPr>
-                <w:t>[Online] https://lucide.dev/guide/.</w:t>
-              </w:r>
-            </w:p>
-            <w:p>
-              <w:pPr>
-                <w:pStyle w:val="Bibliografie"/>
-                <w:rPr>
-                  <w:noProof/>
-                </w:rPr>
-              </w:pPr>
-              <w:r>
-                <w:rPr>
-                  <w:noProof/>
-                </w:rPr>
-                <w:t xml:space="preserve">18. naukri.com. </w:t>
-              </w:r>
-              <w:r>
-                <w:rPr>
-                  <w:i/>
-                  <w:iCs/>
-                  <w:noProof/>
-                </w:rPr>
-                <w:t xml:space="preserve">naukri. </w:t>
-              </w:r>
-              <w:r>
-                <w:rPr>
-                  <w:noProof/>
-                </w:rPr>
-                <w:t>[Online] https://www.naukri.com/code360/library/tailwind-css.</w:t>
-              </w:r>
-            </w:p>
-            <w:p>
-              <w:r>
-                <w:fldChar w:fldCharType="end"/>
-              </w:r>
-            </w:p>
-          </w:sdtContent>
-        </w:sdt>
+        <w:p>
+          <w:pPr>
+            <w:pStyle w:val="Bibliografie"/>
+          </w:pPr>
+        </w:p>
+        <w:p/>
+        <w:p/>
+        <w:p>
+          <w:pPr>
+            <w:pStyle w:val="NadpisBezsla"/>
+            <w:pBdr>
+              <w:bottom w:val="single" w:sz="4" w:space="1" w:color="FFC000"/>
+            </w:pBdr>
+            <w:ind w:left="0"/>
+          </w:pPr>
+          <w:bookmarkStart w:id="65" w:name="_Toc219667150"/>
+          <w:r>
+            <w:lastRenderedPageBreak/>
+            <w:t>Seznam obrázků</w:t>
+          </w:r>
+          <w:bookmarkEnd w:id="65"/>
+        </w:p>
+        <w:p>
+          <w:pPr>
+            <w:pStyle w:val="Seznamobrzk"/>
+            <w:tabs>
+              <w:tab w:val="right" w:leader="dot" w:pos="9062"/>
+            </w:tabs>
+            <w:rPr>
+              <w:rFonts w:cstheme="minorBidi"/>
+              <w:smallCaps w:val="0"/>
+              <w:noProof/>
+              <w:kern w:val="2"/>
+              <w:sz w:val="24"/>
+              <w:szCs w:val="24"/>
+              <w14:ligatures w14:val="standardContextual"/>
+            </w:rPr>
+          </w:pPr>
+          <w:r>
+            <w:fldChar w:fldCharType="begin"/>
+          </w:r>
+          <w:r>
+            <w:instrText xml:space="preserve"> TOC \h \z \c "Obrázek" </w:instrText>
+          </w:r>
+          <w:r>
+            <w:fldChar w:fldCharType="separate"/>
+          </w:r>
+          <w:hyperlink w:anchor="_Toc219663092" w:history="1">
+            <w:r>
+              <w:rPr>
+                <w:rStyle w:val="Hypertextovodkaz"/>
+                <w:noProof/>
+              </w:rPr>
+              <w:t>Obrázek 1 - Duolingo</w:t>
+            </w:r>
+            <w:r>
+              <w:rPr>
+                <w:noProof/>
+                <w:webHidden/>
+              </w:rPr>
+              <w:tab/>
+            </w:r>
+            <w:r>
+              <w:rPr>
+                <w:noProof/>
+                <w:webHidden/>
+              </w:rPr>
+              <w:fldChar w:fldCharType="begin"/>
+            </w:r>
+            <w:r>
+              <w:rPr>
+                <w:noProof/>
+                <w:webHidden/>
+              </w:rPr>
+              <w:instrText xml:space="preserve"> PAGEREF _Toc219663092 \h </w:instrText>
+            </w:r>
+            <w:r>
+              <w:rPr>
+                <w:noProof/>
+                <w:webHidden/>
+              </w:rPr>
+            </w:r>
+            <w:r>
+              <w:rPr>
+                <w:noProof/>
+                <w:webHidden/>
+              </w:rPr>
+              <w:fldChar w:fldCharType="separate"/>
+            </w:r>
+            <w:r>
+              <w:rPr>
+                <w:noProof/>
+                <w:webHidden/>
+              </w:rPr>
+              <w:t>9</w:t>
+            </w:r>
+            <w:r>
+              <w:rPr>
+                <w:noProof/>
+                <w:webHidden/>
+              </w:rPr>
+              <w:fldChar w:fldCharType="end"/>
+            </w:r>
+          </w:hyperlink>
+        </w:p>
+        <w:p>
+          <w:pPr>
+            <w:pStyle w:val="Seznamobrzk"/>
+            <w:tabs>
+              <w:tab w:val="right" w:leader="dot" w:pos="9062"/>
+            </w:tabs>
+            <w:rPr>
+              <w:rFonts w:cstheme="minorBidi"/>
+              <w:smallCaps w:val="0"/>
+              <w:noProof/>
+              <w:kern w:val="2"/>
+              <w:sz w:val="24"/>
+              <w:szCs w:val="24"/>
+              <w14:ligatures w14:val="standardContextual"/>
+            </w:rPr>
+          </w:pPr>
+          <w:hyperlink w:anchor="_Toc219663093" w:history="1">
+            <w:r>
+              <w:rPr>
+                <w:rStyle w:val="Hypertextovodkaz"/>
+                <w:noProof/>
+              </w:rPr>
+              <w:t>Obrázek 2 - UMIMETO</w:t>
+            </w:r>
+            <w:r>
+              <w:rPr>
+                <w:noProof/>
+                <w:webHidden/>
+              </w:rPr>
+              <w:tab/>
+            </w:r>
+            <w:r>
+              <w:rPr>
+                <w:noProof/>
+                <w:webHidden/>
+              </w:rPr>
+              <w:fldChar w:fldCharType="begin"/>
+            </w:r>
+            <w:r>
+              <w:rPr>
+                <w:noProof/>
+                <w:webHidden/>
+              </w:rPr>
+              <w:instrText xml:space="preserve"> PAGEREF _Toc219663093 \h </w:instrText>
+            </w:r>
+            <w:r>
+              <w:rPr>
+                <w:noProof/>
+                <w:webHidden/>
+              </w:rPr>
+            </w:r>
+            <w:r>
+              <w:rPr>
+                <w:noProof/>
+                <w:webHidden/>
+              </w:rPr>
+              <w:fldChar w:fldCharType="separate"/>
+            </w:r>
+            <w:r>
+              <w:rPr>
+                <w:noProof/>
+                <w:webHidden/>
+              </w:rPr>
+              <w:t>10</w:t>
+            </w:r>
+            <w:r>
+              <w:rPr>
+                <w:noProof/>
+                <w:webHidden/>
+              </w:rPr>
+              <w:fldChar w:fldCharType="end"/>
+            </w:r>
+          </w:hyperlink>
+        </w:p>
+        <w:p>
+          <w:pPr>
+            <w:pStyle w:val="Seznamobrzk"/>
+            <w:tabs>
+              <w:tab w:val="right" w:leader="dot" w:pos="9062"/>
+            </w:tabs>
+            <w:rPr>
+              <w:rFonts w:cstheme="minorBidi"/>
+              <w:smallCaps w:val="0"/>
+              <w:noProof/>
+              <w:kern w:val="2"/>
+              <w:sz w:val="24"/>
+              <w:szCs w:val="24"/>
+              <w14:ligatures w14:val="standardContextual"/>
+            </w:rPr>
+          </w:pPr>
+          <w:hyperlink w:anchor="_Toc219663094" w:history="1">
+            <w:r>
+              <w:rPr>
+                <w:rStyle w:val="Hypertextovodkaz"/>
+                <w:noProof/>
+              </w:rPr>
+              <w:t>Obrázek 3 - Huly.io</w:t>
+            </w:r>
+            <w:r>
+              <w:rPr>
+                <w:noProof/>
+                <w:webHidden/>
+              </w:rPr>
+              <w:tab/>
+            </w:r>
+            <w:r>
+              <w:rPr>
+                <w:noProof/>
+                <w:webHidden/>
+              </w:rPr>
+              <w:fldChar w:fldCharType="begin"/>
+            </w:r>
+            <w:r>
+              <w:rPr>
+                <w:noProof/>
+                <w:webHidden/>
+              </w:rPr>
+              <w:instrText xml:space="preserve"> PAGEREF _Toc219663094 \h </w:instrText>
+            </w:r>
+            <w:r>
+              <w:rPr>
+                <w:noProof/>
+                <w:webHidden/>
+              </w:rPr>
+            </w:r>
+            <w:r>
+              <w:rPr>
+                <w:noProof/>
+                <w:webHidden/>
+              </w:rPr>
+              <w:fldChar w:fldCharType="separate"/>
+            </w:r>
+            <w:r>
+              <w:rPr>
+                <w:noProof/>
+                <w:webHidden/>
+              </w:rPr>
+              <w:t>11</w:t>
+            </w:r>
+            <w:r>
+              <w:rPr>
+                <w:noProof/>
+                <w:webHidden/>
+              </w:rPr>
+              <w:fldChar w:fldCharType="end"/>
+            </w:r>
+          </w:hyperlink>
+        </w:p>
+        <w:p>
+          <w:pPr>
+            <w:pStyle w:val="Seznamobrzk"/>
+            <w:tabs>
+              <w:tab w:val="right" w:leader="dot" w:pos="9062"/>
+            </w:tabs>
+            <w:rPr>
+              <w:rFonts w:cstheme="minorBidi"/>
+              <w:smallCaps w:val="0"/>
+              <w:noProof/>
+              <w:kern w:val="2"/>
+              <w:sz w:val="24"/>
+              <w:szCs w:val="24"/>
+              <w14:ligatures w14:val="standardContextual"/>
+            </w:rPr>
+          </w:pPr>
+          <w:hyperlink w:anchor="_Toc219663095" w:history="1">
+            <w:r>
+              <w:rPr>
+                <w:rStyle w:val="Hypertextovodkaz"/>
+                <w:noProof/>
+              </w:rPr>
+              <w:t>Obrázek 4 – ReactBits</w:t>
+            </w:r>
+            <w:r>
+              <w:rPr>
+                <w:noProof/>
+                <w:webHidden/>
+              </w:rPr>
+              <w:tab/>
+            </w:r>
+            <w:r>
+              <w:rPr>
+                <w:noProof/>
+                <w:webHidden/>
+              </w:rPr>
+              <w:fldChar w:fldCharType="begin"/>
+            </w:r>
+            <w:r>
+              <w:rPr>
+                <w:noProof/>
+                <w:webHidden/>
+              </w:rPr>
+              <w:instrText xml:space="preserve"> PAGEREF _Toc219663095 \h </w:instrText>
+            </w:r>
+            <w:r>
+              <w:rPr>
+                <w:noProof/>
+                <w:webHidden/>
+              </w:rPr>
+            </w:r>
+            <w:r>
+              <w:rPr>
+                <w:noProof/>
+                <w:webHidden/>
+              </w:rPr>
+              <w:fldChar w:fldCharType="separate"/>
+            </w:r>
+            <w:r>
+              <w:rPr>
+                <w:noProof/>
+                <w:webHidden/>
+              </w:rPr>
+              <w:t>11</w:t>
+            </w:r>
+            <w:r>
+              <w:rPr>
+                <w:noProof/>
+                <w:webHidden/>
+              </w:rPr>
+              <w:fldChar w:fldCharType="end"/>
+            </w:r>
+          </w:hyperlink>
+        </w:p>
+        <w:p>
+          <w:pPr>
+            <w:pStyle w:val="Seznamobrzk"/>
+            <w:tabs>
+              <w:tab w:val="right" w:leader="dot" w:pos="9062"/>
+            </w:tabs>
+            <w:rPr>
+              <w:rFonts w:cstheme="minorBidi"/>
+              <w:smallCaps w:val="0"/>
+              <w:noProof/>
+              <w:kern w:val="2"/>
+              <w:sz w:val="24"/>
+              <w:szCs w:val="24"/>
+              <w14:ligatures w14:val="standardContextual"/>
+            </w:rPr>
+          </w:pPr>
+          <w:hyperlink w:anchor="_Toc219663096" w:history="1">
+            <w:r>
+              <w:rPr>
+                <w:rStyle w:val="Hypertextovodkaz"/>
+                <w:noProof/>
+              </w:rPr>
+              <w:t>Obrázek 5  - 21st Devs</w:t>
+            </w:r>
+            <w:r>
+              <w:rPr>
+                <w:noProof/>
+                <w:webHidden/>
+              </w:rPr>
+              <w:tab/>
+            </w:r>
+            <w:r>
+              <w:rPr>
+                <w:noProof/>
+                <w:webHidden/>
+              </w:rPr>
+              <w:fldChar w:fldCharType="begin"/>
+            </w:r>
+            <w:r>
+              <w:rPr>
+                <w:noProof/>
+                <w:webHidden/>
+              </w:rPr>
+              <w:instrText xml:space="preserve"> PAGEREF _Toc219663096 \h </w:instrText>
+            </w:r>
+            <w:r>
+              <w:rPr>
+                <w:noProof/>
+                <w:webHidden/>
+              </w:rPr>
+            </w:r>
+            <w:r>
+              <w:rPr>
+                <w:noProof/>
+                <w:webHidden/>
+              </w:rPr>
+              <w:fldChar w:fldCharType="separate"/>
+            </w:r>
+            <w:r>
+              <w:rPr>
+                <w:noProof/>
+                <w:webHidden/>
+              </w:rPr>
+              <w:t>12</w:t>
+            </w:r>
+            <w:r>
+              <w:rPr>
+                <w:noProof/>
+                <w:webHidden/>
+              </w:rPr>
+              <w:fldChar w:fldCharType="end"/>
+            </w:r>
+          </w:hyperlink>
+        </w:p>
+        <w:p>
+          <w:pPr>
+            <w:pStyle w:val="Seznamobrzk"/>
+            <w:tabs>
+              <w:tab w:val="right" w:leader="dot" w:pos="9062"/>
+            </w:tabs>
+            <w:rPr>
+              <w:rFonts w:cstheme="minorBidi"/>
+              <w:smallCaps w:val="0"/>
+              <w:noProof/>
+              <w:kern w:val="2"/>
+              <w:sz w:val="24"/>
+              <w:szCs w:val="24"/>
+              <w14:ligatures w14:val="standardContextual"/>
+            </w:rPr>
+          </w:pPr>
+          <w:hyperlink w:anchor="_Toc219663097" w:history="1">
+            <w:r>
+              <w:rPr>
+                <w:rStyle w:val="Hypertextovodkaz"/>
+                <w:noProof/>
+              </w:rPr>
+              <w:t>Obrázek 6 - návrh učícího systému</w:t>
+            </w:r>
+            <w:r>
+              <w:rPr>
+                <w:noProof/>
+                <w:webHidden/>
+              </w:rPr>
+              <w:tab/>
+            </w:r>
+            <w:r>
+              <w:rPr>
+                <w:noProof/>
+                <w:webHidden/>
+              </w:rPr>
+              <w:fldChar w:fldCharType="begin"/>
+            </w:r>
+            <w:r>
+              <w:rPr>
+                <w:noProof/>
+                <w:webHidden/>
+              </w:rPr>
+              <w:instrText xml:space="preserve"> PAGEREF _Toc219663097 \h </w:instrText>
+            </w:r>
+            <w:r>
+              <w:rPr>
+                <w:noProof/>
+                <w:webHidden/>
+              </w:rPr>
+            </w:r>
+            <w:r>
+              <w:rPr>
+                <w:noProof/>
+                <w:webHidden/>
+              </w:rPr>
+              <w:fldChar w:fldCharType="separate"/>
+            </w:r>
+            <w:r>
+              <w:rPr>
+                <w:noProof/>
+                <w:webHidden/>
+              </w:rPr>
+              <w:t>16</w:t>
+            </w:r>
+            <w:r>
+              <w:rPr>
+                <w:noProof/>
+                <w:webHidden/>
+              </w:rPr>
+              <w:fldChar w:fldCharType="end"/>
+            </w:r>
+          </w:hyperlink>
+        </w:p>
+        <w:p>
+          <w:pPr>
+            <w:pStyle w:val="Seznamobrzk"/>
+            <w:tabs>
+              <w:tab w:val="right" w:leader="dot" w:pos="9062"/>
+            </w:tabs>
+            <w:rPr>
+              <w:rFonts w:cstheme="minorBidi"/>
+              <w:smallCaps w:val="0"/>
+              <w:noProof/>
+              <w:kern w:val="2"/>
+              <w:sz w:val="24"/>
+              <w:szCs w:val="24"/>
+              <w14:ligatures w14:val="standardContextual"/>
+            </w:rPr>
+          </w:pPr>
+          <w:hyperlink w:anchor="_Toc219663098" w:history="1">
+            <w:r>
+              <w:rPr>
+                <w:rStyle w:val="Hypertextovodkaz"/>
+                <w:noProof/>
+              </w:rPr>
+              <w:t>Obrázek 7 -  úvodní stránka</w:t>
+            </w:r>
+            <w:r>
+              <w:rPr>
+                <w:noProof/>
+                <w:webHidden/>
+              </w:rPr>
+              <w:tab/>
+            </w:r>
+            <w:r>
+              <w:rPr>
+                <w:noProof/>
+                <w:webHidden/>
+              </w:rPr>
+              <w:fldChar w:fldCharType="begin"/>
+            </w:r>
+            <w:r>
+              <w:rPr>
+                <w:noProof/>
+                <w:webHidden/>
+              </w:rPr>
+              <w:instrText xml:space="preserve"> PAGEREF _Toc219663098 \h </w:instrText>
+            </w:r>
+            <w:r>
+              <w:rPr>
+                <w:noProof/>
+                <w:webHidden/>
+              </w:rPr>
+            </w:r>
+            <w:r>
+              <w:rPr>
+                <w:noProof/>
+                <w:webHidden/>
+              </w:rPr>
+              <w:fldChar w:fldCharType="separate"/>
+            </w:r>
+            <w:r>
+              <w:rPr>
+                <w:noProof/>
+                <w:webHidden/>
+              </w:rPr>
+              <w:t>17</w:t>
+            </w:r>
+            <w:r>
+              <w:rPr>
+                <w:noProof/>
+                <w:webHidden/>
+              </w:rPr>
+              <w:fldChar w:fldCharType="end"/>
+            </w:r>
+          </w:hyperlink>
+        </w:p>
+        <w:p>
+          <w:pPr>
+            <w:pStyle w:val="Seznamobrzk"/>
+            <w:tabs>
+              <w:tab w:val="right" w:leader="dot" w:pos="9062"/>
+            </w:tabs>
+            <w:rPr>
+              <w:rFonts w:cstheme="minorBidi"/>
+              <w:smallCaps w:val="0"/>
+              <w:noProof/>
+              <w:kern w:val="2"/>
+              <w:sz w:val="24"/>
+              <w:szCs w:val="24"/>
+              <w14:ligatures w14:val="standardContextual"/>
+            </w:rPr>
+          </w:pPr>
+          <w:hyperlink w:anchor="_Toc219663099" w:history="1">
+            <w:r>
+              <w:rPr>
+                <w:rStyle w:val="Hypertextovodkaz"/>
+                <w:noProof/>
+              </w:rPr>
+              <w:t>Obrázek 8 - puvodní úvodní stránka</w:t>
+            </w:r>
+            <w:r>
+              <w:rPr>
+                <w:noProof/>
+                <w:webHidden/>
+              </w:rPr>
+              <w:tab/>
+            </w:r>
+            <w:r>
+              <w:rPr>
+                <w:noProof/>
+                <w:webHidden/>
+              </w:rPr>
+              <w:fldChar w:fldCharType="begin"/>
+            </w:r>
+            <w:r>
+              <w:rPr>
+                <w:noProof/>
+                <w:webHidden/>
+              </w:rPr>
+              <w:instrText xml:space="preserve"> PAGEREF _Toc219663099 \h </w:instrText>
+            </w:r>
+            <w:r>
+              <w:rPr>
+                <w:noProof/>
+                <w:webHidden/>
+              </w:rPr>
+            </w:r>
+            <w:r>
+              <w:rPr>
+                <w:noProof/>
+                <w:webHidden/>
+              </w:rPr>
+              <w:fldChar w:fldCharType="separate"/>
+            </w:r>
+            <w:r>
+              <w:rPr>
+                <w:noProof/>
+                <w:webHidden/>
+              </w:rPr>
+              <w:t>17</w:t>
+            </w:r>
+            <w:r>
+              <w:rPr>
+                <w:noProof/>
+                <w:webHidden/>
+              </w:rPr>
+              <w:fldChar w:fldCharType="end"/>
+            </w:r>
+          </w:hyperlink>
+        </w:p>
+        <w:p>
+          <w:r>
+            <w:rPr>
+              <w:rFonts w:cstheme="minorHAnsi"/>
+              <w:sz w:val="20"/>
+              <w:szCs w:val="20"/>
+            </w:rPr>
+            <w:fldChar w:fldCharType="end"/>
+          </w:r>
+        </w:p>
+        <w:p>
+          <w:pPr>
+            <w:pStyle w:val="NadpisBezsla"/>
+            <w:pBdr>
+              <w:bottom w:val="single" w:sz="4" w:space="1" w:color="FFC000"/>
+            </w:pBdr>
+            <w:ind w:left="0"/>
+          </w:pPr>
+          <w:bookmarkStart w:id="66" w:name="_Toc219667151"/>
+          <w:r>
+            <w:t xml:space="preserve">Seznam </w:t>
+          </w:r>
+          <w:r>
+            <w:t>kódů</w:t>
+          </w:r>
+          <w:bookmarkEnd w:id="66"/>
+        </w:p>
+        <w:p>
+          <w:pPr>
+            <w:pStyle w:val="Seznamobrzk"/>
+            <w:tabs>
+              <w:tab w:val="right" w:leader="dot" w:pos="9062"/>
+            </w:tabs>
+            <w:rPr>
+              <w:rFonts w:cstheme="minorBidi"/>
+              <w:smallCaps w:val="0"/>
+              <w:noProof/>
+              <w:kern w:val="2"/>
+              <w:sz w:val="24"/>
+              <w:szCs w:val="24"/>
+              <w14:ligatures w14:val="standardContextual"/>
+            </w:rPr>
+          </w:pPr>
+          <w:r>
+            <w:rPr>
+              <w:smallCaps w:val="0"/>
+            </w:rPr>
+            <w:fldChar w:fldCharType="begin"/>
+          </w:r>
+          <w:r>
+            <w:rPr>
+              <w:smallCaps w:val="0"/>
+            </w:rPr>
+            <w:instrText xml:space="preserve"> TOC \h \z \c "Kód" </w:instrText>
+          </w:r>
+          <w:r>
+            <w:rPr>
+              <w:smallCaps w:val="0"/>
+            </w:rPr>
+            <w:fldChar w:fldCharType="separate"/>
+          </w:r>
+          <w:hyperlink w:anchor="_Toc219663100" w:history="1">
+            <w:r>
+              <w:rPr>
+                <w:rStyle w:val="Hypertextovodkaz"/>
+                <w:noProof/>
+              </w:rPr>
+              <w:t>Kód 1 – struktura studijních materiálů</w:t>
+            </w:r>
+            <w:r>
+              <w:rPr>
+                <w:noProof/>
+                <w:webHidden/>
+              </w:rPr>
+              <w:tab/>
+            </w:r>
+            <w:r>
+              <w:rPr>
+                <w:noProof/>
+                <w:webHidden/>
+              </w:rPr>
+              <w:fldChar w:fldCharType="begin"/>
+            </w:r>
+            <w:r>
+              <w:rPr>
+                <w:noProof/>
+                <w:webHidden/>
+              </w:rPr>
+              <w:instrText xml:space="preserve"> PAGEREF _Toc219663100 \h </w:instrText>
+            </w:r>
+            <w:r>
+              <w:rPr>
+                <w:noProof/>
+                <w:webHidden/>
+              </w:rPr>
+            </w:r>
+            <w:r>
+              <w:rPr>
+                <w:noProof/>
+                <w:webHidden/>
+              </w:rPr>
+              <w:fldChar w:fldCharType="separate"/>
+            </w:r>
+            <w:r>
+              <w:rPr>
+                <w:noProof/>
+                <w:webHidden/>
+              </w:rPr>
+              <w:t>19</w:t>
+            </w:r>
+            <w:r>
+              <w:rPr>
+                <w:noProof/>
+                <w:webHidden/>
+              </w:rPr>
+              <w:fldChar w:fldCharType="end"/>
+            </w:r>
+          </w:hyperlink>
+        </w:p>
+        <w:p>
+          <w:pPr>
+            <w:pStyle w:val="Seznamobrzk"/>
+            <w:tabs>
+              <w:tab w:val="right" w:leader="dot" w:pos="9062"/>
+            </w:tabs>
+            <w:rPr>
+              <w:rFonts w:cstheme="minorBidi"/>
+              <w:smallCaps w:val="0"/>
+              <w:noProof/>
+              <w:kern w:val="2"/>
+              <w:sz w:val="24"/>
+              <w:szCs w:val="24"/>
+              <w14:ligatures w14:val="standardContextual"/>
+            </w:rPr>
+          </w:pPr>
+          <w:hyperlink w:anchor="_Toc219663101" w:history="1">
+            <w:r>
+              <w:rPr>
+                <w:rStyle w:val="Hypertextovodkaz"/>
+                <w:noProof/>
+              </w:rPr>
+              <w:t>Kód 2 - směřování v aplikaci</w:t>
+            </w:r>
+            <w:r>
+              <w:rPr>
+                <w:noProof/>
+                <w:webHidden/>
+              </w:rPr>
+              <w:tab/>
+            </w:r>
+            <w:r>
+              <w:rPr>
+                <w:noProof/>
+                <w:webHidden/>
+              </w:rPr>
+              <w:fldChar w:fldCharType="begin"/>
+            </w:r>
+            <w:r>
+              <w:rPr>
+                <w:noProof/>
+                <w:webHidden/>
+              </w:rPr>
+              <w:instrText xml:space="preserve"> PAGEREF _Toc219663101 \h </w:instrText>
+            </w:r>
+            <w:r>
+              <w:rPr>
+                <w:noProof/>
+                <w:webHidden/>
+              </w:rPr>
+            </w:r>
+            <w:r>
+              <w:rPr>
+                <w:noProof/>
+                <w:webHidden/>
+              </w:rPr>
+              <w:fldChar w:fldCharType="separate"/>
+            </w:r>
+            <w:r>
+              <w:rPr>
+                <w:noProof/>
+                <w:webHidden/>
+              </w:rPr>
+              <w:t>20</w:t>
+            </w:r>
+            <w:r>
+              <w:rPr>
+                <w:noProof/>
+                <w:webHidden/>
+              </w:rPr>
+              <w:fldChar w:fldCharType="end"/>
+            </w:r>
+          </w:hyperlink>
+        </w:p>
+        <w:p>
+          <w:pPr>
+            <w:pStyle w:val="Seznamobrzk"/>
+            <w:tabs>
+              <w:tab w:val="right" w:leader="dot" w:pos="9062"/>
+            </w:tabs>
+            <w:rPr>
+              <w:rFonts w:cstheme="minorBidi"/>
+              <w:smallCaps w:val="0"/>
+              <w:noProof/>
+              <w:kern w:val="2"/>
+              <w:sz w:val="24"/>
+              <w:szCs w:val="24"/>
+              <w14:ligatures w14:val="standardContextual"/>
+            </w:rPr>
+          </w:pPr>
+          <w:hyperlink w:anchor="_Toc219663102" w:history="1">
+            <w:r>
+              <w:rPr>
+                <w:rStyle w:val="Hypertextovodkaz"/>
+                <w:noProof/>
+              </w:rPr>
+              <w:t>Kód 3 - Ochrana přístupu</w:t>
+            </w:r>
+            <w:r>
+              <w:rPr>
+                <w:noProof/>
+                <w:webHidden/>
+              </w:rPr>
+              <w:tab/>
+            </w:r>
+            <w:r>
+              <w:rPr>
+                <w:noProof/>
+                <w:webHidden/>
+              </w:rPr>
+              <w:fldChar w:fldCharType="begin"/>
+            </w:r>
+            <w:r>
+              <w:rPr>
+                <w:noProof/>
+                <w:webHidden/>
+              </w:rPr>
+              <w:instrText xml:space="preserve"> PAGEREF _Toc219663102 \h </w:instrText>
+            </w:r>
+            <w:r>
+              <w:rPr>
+                <w:noProof/>
+                <w:webHidden/>
+              </w:rPr>
+            </w:r>
+            <w:r>
+              <w:rPr>
+                <w:noProof/>
+                <w:webHidden/>
+              </w:rPr>
+              <w:fldChar w:fldCharType="separate"/>
+            </w:r>
+            <w:r>
+              <w:rPr>
+                <w:noProof/>
+                <w:webHidden/>
+              </w:rPr>
+              <w:t>20</w:t>
+            </w:r>
+            <w:r>
+              <w:rPr>
+                <w:noProof/>
+                <w:webHidden/>
+              </w:rPr>
+              <w:fldChar w:fldCharType="end"/>
+            </w:r>
+          </w:hyperlink>
+        </w:p>
+        <w:p>
+          <w:pPr>
+            <w:pStyle w:val="Seznamobrzk"/>
+            <w:tabs>
+              <w:tab w:val="right" w:leader="dot" w:pos="9062"/>
+            </w:tabs>
+            <w:rPr>
+              <w:rFonts w:cstheme="minorBidi"/>
+              <w:smallCaps w:val="0"/>
+              <w:noProof/>
+              <w:kern w:val="2"/>
+              <w:sz w:val="24"/>
+              <w:szCs w:val="24"/>
+              <w14:ligatures w14:val="standardContextual"/>
+            </w:rPr>
+          </w:pPr>
+          <w:hyperlink w:anchor="_Toc219663103" w:history="1">
+            <w:r>
+              <w:rPr>
+                <w:rStyle w:val="Hypertextovodkaz"/>
+                <w:noProof/>
+              </w:rPr>
+              <w:t>Kód 4 - implementace ochrany přístupu</w:t>
+            </w:r>
+            <w:r>
+              <w:rPr>
+                <w:noProof/>
+                <w:webHidden/>
+              </w:rPr>
+              <w:tab/>
+            </w:r>
+            <w:r>
+              <w:rPr>
+                <w:noProof/>
+                <w:webHidden/>
+              </w:rPr>
+              <w:fldChar w:fldCharType="begin"/>
+            </w:r>
+            <w:r>
+              <w:rPr>
+                <w:noProof/>
+                <w:webHidden/>
+              </w:rPr>
+              <w:instrText xml:space="preserve"> PAGEREF _Toc219663103 \h </w:instrText>
+            </w:r>
+            <w:r>
+              <w:rPr>
+                <w:noProof/>
+                <w:webHidden/>
+              </w:rPr>
+            </w:r>
+            <w:r>
+              <w:rPr>
+                <w:noProof/>
+                <w:webHidden/>
+              </w:rPr>
+              <w:fldChar w:fldCharType="separate"/>
+            </w:r>
+            <w:r>
+              <w:rPr>
+                <w:noProof/>
+                <w:webHidden/>
+              </w:rPr>
+              <w:t>21</w:t>
+            </w:r>
+            <w:r>
+              <w:rPr>
+                <w:noProof/>
+                <w:webHidden/>
+              </w:rPr>
+              <w:fldChar w:fldCharType="end"/>
+            </w:r>
+          </w:hyperlink>
+        </w:p>
+        <w:p>
+          <w:r>
+            <w:rPr>
+              <w:rFonts w:cstheme="minorHAnsi"/>
+              <w:smallCaps/>
+              <w:sz w:val="20"/>
+              <w:szCs w:val="20"/>
+            </w:rPr>
+            <w:fldChar w:fldCharType="end"/>
+          </w:r>
+        </w:p>
       </w:sdtContent>
     </w:sdt>
-    <w:p>
-      <w:r>
-        <w:br w:type="page"/>
-      </w:r>
-    </w:p>
-    <w:p>
-      <w:pPr>
-        <w:pStyle w:val="NadpisBezsla"/>
-        <w:pBdr>
-          <w:bottom w:val="single" w:sz="4" w:space="1" w:color="FFC000"/>
-        </w:pBdr>
-        <w:ind w:left="0"/>
-      </w:pPr>
-      <w:bookmarkStart w:id="65" w:name="_Toc219667150"/>
-      <w:r>
-        <w:lastRenderedPageBreak/>
-        <w:t>Seznam obrázků</w:t>
-      </w:r>
-      <w:bookmarkEnd w:id="65"/>
-    </w:p>
-    <w:p>
-      <w:pPr>
-        <w:pStyle w:val="Seznamobrzk"/>
-        <w:tabs>
-          <w:tab w:val="right" w:leader="dot" w:pos="9062"/>
-        </w:tabs>
-        <w:rPr>
-          <w:rFonts w:cstheme="minorBidi"/>
-          <w:smallCaps w:val="0"/>
-          <w:noProof/>
-          <w:kern w:val="2"/>
-          <w:sz w:val="24"/>
-          <w:szCs w:val="24"/>
-          <w14:ligatures w14:val="standardContextual"/>
-        </w:rPr>
-      </w:pPr>
-      <w:r>
-        <w:fldChar w:fldCharType="begin"/>
-      </w:r>
-      <w:r>
-        <w:instrText xml:space="preserve"> TOC \h \z \c "Obrázek" </w:instrText>
-      </w:r>
-      <w:r>
-        <w:fldChar w:fldCharType="separate"/>
-      </w:r>
-      <w:hyperlink w:anchor="_Toc219663092" w:history="1">
-        <w:r>
-          <w:rPr>
-            <w:rStyle w:val="Hypertextovodkaz"/>
-            <w:noProof/>
-          </w:rPr>
-          <w:t>Obrázek 1 - Duolingo</w:t>
-        </w:r>
-        <w:r>
-          <w:rPr>
-            <w:noProof/>
-            <w:webHidden/>
-          </w:rPr>
-          <w:tab/>
-        </w:r>
-        <w:r>
-          <w:rPr>
-            <w:noProof/>
-            <w:webHidden/>
-          </w:rPr>
-          <w:fldChar w:fldCharType="begin"/>
-        </w:r>
-        <w:r>
-          <w:rPr>
-            <w:noProof/>
-            <w:webHidden/>
-          </w:rPr>
-          <w:instrText xml:space="preserve"> PAGEREF _Toc219663092 \h </w:instrText>
-        </w:r>
-        <w:r>
-          <w:rPr>
-            <w:noProof/>
-            <w:webHidden/>
-          </w:rPr>
-        </w:r>
-        <w:r>
-          <w:rPr>
-            <w:noProof/>
-            <w:webHidden/>
-          </w:rPr>
-          <w:fldChar w:fldCharType="separate"/>
-        </w:r>
-        <w:r>
-          <w:rPr>
-            <w:noProof/>
-            <w:webHidden/>
-          </w:rPr>
-          <w:t>9</w:t>
-        </w:r>
-        <w:r>
-          <w:rPr>
-            <w:noProof/>
-            <w:webHidden/>
-          </w:rPr>
-          <w:fldChar w:fldCharType="end"/>
-        </w:r>
-      </w:hyperlink>
-    </w:p>
-    <w:p>
-      <w:pPr>
-        <w:pStyle w:val="Seznamobrzk"/>
-        <w:tabs>
-          <w:tab w:val="right" w:leader="dot" w:pos="9062"/>
-        </w:tabs>
-        <w:rPr>
-          <w:rFonts w:cstheme="minorBidi"/>
-          <w:smallCaps w:val="0"/>
-          <w:noProof/>
-          <w:kern w:val="2"/>
-          <w:sz w:val="24"/>
-          <w:szCs w:val="24"/>
-          <w14:ligatures w14:val="standardContextual"/>
-        </w:rPr>
-      </w:pPr>
-      <w:hyperlink w:anchor="_Toc219663093" w:history="1">
-        <w:r>
-          <w:rPr>
-            <w:rStyle w:val="Hypertextovodkaz"/>
-            <w:noProof/>
-          </w:rPr>
-          <w:t>Obrázek 2 - UMIMETO</w:t>
-        </w:r>
-        <w:r>
-          <w:rPr>
-            <w:noProof/>
-            <w:webHidden/>
-          </w:rPr>
-          <w:tab/>
-        </w:r>
-        <w:r>
-          <w:rPr>
-            <w:noProof/>
-            <w:webHidden/>
-          </w:rPr>
-          <w:fldChar w:fldCharType="begin"/>
-        </w:r>
-        <w:r>
-          <w:rPr>
-            <w:noProof/>
-            <w:webHidden/>
-          </w:rPr>
-          <w:instrText xml:space="preserve"> PAGEREF _Toc219663093 \h </w:instrText>
-        </w:r>
-        <w:r>
-          <w:rPr>
-            <w:noProof/>
-            <w:webHidden/>
-          </w:rPr>
-        </w:r>
-        <w:r>
-          <w:rPr>
-            <w:noProof/>
-            <w:webHidden/>
-          </w:rPr>
-          <w:fldChar w:fldCharType="separate"/>
-        </w:r>
-        <w:r>
-          <w:rPr>
-            <w:noProof/>
-            <w:webHidden/>
-          </w:rPr>
-          <w:t>10</w:t>
-        </w:r>
-        <w:r>
-          <w:rPr>
-            <w:noProof/>
-            <w:webHidden/>
-          </w:rPr>
-          <w:fldChar w:fldCharType="end"/>
-        </w:r>
-      </w:hyperlink>
-    </w:p>
-    <w:p>
-      <w:pPr>
-        <w:pStyle w:val="Seznamobrzk"/>
-        <w:tabs>
-          <w:tab w:val="right" w:leader="dot" w:pos="9062"/>
-        </w:tabs>
-        <w:rPr>
-          <w:rFonts w:cstheme="minorBidi"/>
-          <w:smallCaps w:val="0"/>
-          <w:noProof/>
-          <w:kern w:val="2"/>
-          <w:sz w:val="24"/>
-          <w:szCs w:val="24"/>
-          <w14:ligatures w14:val="standardContextual"/>
-        </w:rPr>
-      </w:pPr>
-      <w:hyperlink w:anchor="_Toc219663094" w:history="1">
-        <w:r>
-          <w:rPr>
-            <w:rStyle w:val="Hypertextovodkaz"/>
-            <w:noProof/>
-          </w:rPr>
-          <w:t>Obrázek 3 - Huly.io</w:t>
-        </w:r>
-        <w:r>
-          <w:rPr>
-            <w:noProof/>
-            <w:webHidden/>
-          </w:rPr>
-          <w:tab/>
-        </w:r>
-        <w:r>
-          <w:rPr>
-            <w:noProof/>
-            <w:webHidden/>
-          </w:rPr>
-          <w:fldChar w:fldCharType="begin"/>
-        </w:r>
-        <w:r>
-          <w:rPr>
-            <w:noProof/>
-            <w:webHidden/>
-          </w:rPr>
-          <w:instrText xml:space="preserve"> PAGEREF _Toc219663094 \h </w:instrText>
-        </w:r>
-        <w:r>
-          <w:rPr>
-            <w:noProof/>
-            <w:webHidden/>
-          </w:rPr>
-        </w:r>
-        <w:r>
-          <w:rPr>
-            <w:noProof/>
-            <w:webHidden/>
-          </w:rPr>
-          <w:fldChar w:fldCharType="separate"/>
-        </w:r>
-        <w:r>
-          <w:rPr>
-            <w:noProof/>
-            <w:webHidden/>
-          </w:rPr>
-          <w:t>11</w:t>
-        </w:r>
-        <w:r>
-          <w:rPr>
-            <w:noProof/>
-            <w:webHidden/>
-          </w:rPr>
-          <w:fldChar w:fldCharType="end"/>
-        </w:r>
-      </w:hyperlink>
-    </w:p>
-    <w:p>
-      <w:pPr>
-        <w:pStyle w:val="Seznamobrzk"/>
-        <w:tabs>
-          <w:tab w:val="right" w:leader="dot" w:pos="9062"/>
-        </w:tabs>
-        <w:rPr>
-          <w:rFonts w:cstheme="minorBidi"/>
-          <w:smallCaps w:val="0"/>
-          <w:noProof/>
-          <w:kern w:val="2"/>
-          <w:sz w:val="24"/>
-          <w:szCs w:val="24"/>
-          <w14:ligatures w14:val="standardContextual"/>
-        </w:rPr>
-      </w:pPr>
-      <w:hyperlink w:anchor="_Toc219663095" w:history="1">
-        <w:r>
-          <w:rPr>
-            <w:rStyle w:val="Hypertextovodkaz"/>
-            <w:noProof/>
-          </w:rPr>
-          <w:t>Obrázek 4 – ReactBits</w:t>
-        </w:r>
-        <w:r>
-          <w:rPr>
-            <w:noProof/>
-            <w:webHidden/>
-          </w:rPr>
-          <w:tab/>
-        </w:r>
-        <w:r>
-          <w:rPr>
-            <w:noProof/>
-            <w:webHidden/>
-          </w:rPr>
-          <w:fldChar w:fldCharType="begin"/>
-        </w:r>
-        <w:r>
-          <w:rPr>
-            <w:noProof/>
-            <w:webHidden/>
-          </w:rPr>
-          <w:instrText xml:space="preserve"> PAGEREF _Toc219663095 \h </w:instrText>
-        </w:r>
-        <w:r>
-          <w:rPr>
-            <w:noProof/>
-            <w:webHidden/>
-          </w:rPr>
-        </w:r>
-        <w:r>
-          <w:rPr>
-            <w:noProof/>
-            <w:webHidden/>
-          </w:rPr>
-          <w:fldChar w:fldCharType="separate"/>
-        </w:r>
-        <w:r>
-          <w:rPr>
-            <w:noProof/>
-            <w:webHidden/>
-          </w:rPr>
-          <w:t>11</w:t>
-        </w:r>
-        <w:r>
-          <w:rPr>
-            <w:noProof/>
-            <w:webHidden/>
-          </w:rPr>
-          <w:fldChar w:fldCharType="end"/>
-        </w:r>
-      </w:hyperlink>
-    </w:p>
-    <w:p>
-      <w:pPr>
-        <w:pStyle w:val="Seznamobrzk"/>
-        <w:tabs>
-          <w:tab w:val="right" w:leader="dot" w:pos="9062"/>
-        </w:tabs>
-        <w:rPr>
-          <w:rFonts w:cstheme="minorBidi"/>
-          <w:smallCaps w:val="0"/>
-          <w:noProof/>
-          <w:kern w:val="2"/>
-          <w:sz w:val="24"/>
-          <w:szCs w:val="24"/>
-          <w14:ligatures w14:val="standardContextual"/>
-        </w:rPr>
-      </w:pPr>
-      <w:hyperlink w:anchor="_Toc219663096" w:history="1">
-        <w:r>
-          <w:rPr>
-            <w:rStyle w:val="Hypertextovodkaz"/>
-            <w:noProof/>
-          </w:rPr>
-          <w:t>Obrázek 5  - 21st Devs</w:t>
-        </w:r>
-        <w:r>
-          <w:rPr>
-            <w:noProof/>
-            <w:webHidden/>
-          </w:rPr>
-          <w:tab/>
-        </w:r>
-        <w:r>
-          <w:rPr>
-            <w:noProof/>
-            <w:webHidden/>
-          </w:rPr>
-          <w:fldChar w:fldCharType="begin"/>
-        </w:r>
-        <w:r>
-          <w:rPr>
-            <w:noProof/>
-            <w:webHidden/>
-          </w:rPr>
-          <w:instrText xml:space="preserve"> PAGEREF _Toc219663096 \h </w:instrText>
-        </w:r>
-        <w:r>
-          <w:rPr>
-            <w:noProof/>
-            <w:webHidden/>
-          </w:rPr>
-        </w:r>
-        <w:r>
-          <w:rPr>
-            <w:noProof/>
-            <w:webHidden/>
-          </w:rPr>
-          <w:fldChar w:fldCharType="separate"/>
-        </w:r>
-        <w:r>
-          <w:rPr>
-            <w:noProof/>
-            <w:webHidden/>
-          </w:rPr>
-          <w:t>12</w:t>
-        </w:r>
-        <w:r>
-          <w:rPr>
-            <w:noProof/>
-            <w:webHidden/>
-          </w:rPr>
-          <w:fldChar w:fldCharType="end"/>
-        </w:r>
-      </w:hyperlink>
-    </w:p>
-    <w:p>
-      <w:pPr>
-        <w:pStyle w:val="Seznamobrzk"/>
-        <w:tabs>
-          <w:tab w:val="right" w:leader="dot" w:pos="9062"/>
-        </w:tabs>
-        <w:rPr>
-          <w:rFonts w:cstheme="minorBidi"/>
-          <w:smallCaps w:val="0"/>
-          <w:noProof/>
-          <w:kern w:val="2"/>
-          <w:sz w:val="24"/>
-          <w:szCs w:val="24"/>
-          <w14:ligatures w14:val="standardContextual"/>
-        </w:rPr>
-      </w:pPr>
-      <w:hyperlink w:anchor="_Toc219663097" w:history="1">
-        <w:r>
-          <w:rPr>
-            <w:rStyle w:val="Hypertextovodkaz"/>
-            <w:noProof/>
-          </w:rPr>
-          <w:t>Obrázek 6 - návrh učícího systému</w:t>
-        </w:r>
-        <w:r>
-          <w:rPr>
-            <w:noProof/>
-            <w:webHidden/>
-          </w:rPr>
-          <w:tab/>
-        </w:r>
-        <w:r>
-          <w:rPr>
-            <w:noProof/>
-            <w:webHidden/>
-          </w:rPr>
-          <w:fldChar w:fldCharType="begin"/>
-        </w:r>
-        <w:r>
-          <w:rPr>
-            <w:noProof/>
-            <w:webHidden/>
-          </w:rPr>
-          <w:instrText xml:space="preserve"> PAGEREF _Toc219663097 \h </w:instrText>
-        </w:r>
-        <w:r>
-          <w:rPr>
-            <w:noProof/>
-            <w:webHidden/>
-          </w:rPr>
-        </w:r>
-        <w:r>
-          <w:rPr>
-            <w:noProof/>
-            <w:webHidden/>
-          </w:rPr>
-          <w:fldChar w:fldCharType="separate"/>
-        </w:r>
-        <w:r>
-          <w:rPr>
-            <w:noProof/>
-            <w:webHidden/>
-          </w:rPr>
-          <w:t>16</w:t>
-        </w:r>
-        <w:r>
-          <w:rPr>
-            <w:noProof/>
-            <w:webHidden/>
-          </w:rPr>
-          <w:fldChar w:fldCharType="end"/>
-        </w:r>
-      </w:hyperlink>
-    </w:p>
-    <w:p>
-      <w:pPr>
-        <w:pStyle w:val="Seznamobrzk"/>
-        <w:tabs>
-          <w:tab w:val="right" w:leader="dot" w:pos="9062"/>
-        </w:tabs>
-        <w:rPr>
-          <w:rFonts w:cstheme="minorBidi"/>
-          <w:smallCaps w:val="0"/>
-          <w:noProof/>
-          <w:kern w:val="2"/>
-          <w:sz w:val="24"/>
-          <w:szCs w:val="24"/>
-          <w14:ligatures w14:val="standardContextual"/>
-        </w:rPr>
-      </w:pPr>
-      <w:hyperlink w:anchor="_Toc219663098" w:history="1">
-        <w:r>
-          <w:rPr>
-            <w:rStyle w:val="Hypertextovodkaz"/>
-            <w:noProof/>
-          </w:rPr>
-          <w:t>Obrázek 7 -  úvodní stránka</w:t>
-        </w:r>
-        <w:r>
-          <w:rPr>
-            <w:noProof/>
-            <w:webHidden/>
-          </w:rPr>
-          <w:tab/>
-        </w:r>
-        <w:r>
-          <w:rPr>
-            <w:noProof/>
-            <w:webHidden/>
-          </w:rPr>
-          <w:fldChar w:fldCharType="begin"/>
-        </w:r>
-        <w:r>
-          <w:rPr>
-            <w:noProof/>
-            <w:webHidden/>
-          </w:rPr>
-          <w:instrText xml:space="preserve"> PAGEREF _Toc219663098 \h </w:instrText>
-        </w:r>
-        <w:r>
-          <w:rPr>
-            <w:noProof/>
-            <w:webHidden/>
-          </w:rPr>
-        </w:r>
-        <w:r>
-          <w:rPr>
-            <w:noProof/>
-            <w:webHidden/>
-          </w:rPr>
-          <w:fldChar w:fldCharType="separate"/>
-        </w:r>
-        <w:r>
-          <w:rPr>
-            <w:noProof/>
-            <w:webHidden/>
-          </w:rPr>
-          <w:t>17</w:t>
-        </w:r>
-        <w:r>
-          <w:rPr>
-            <w:noProof/>
-            <w:webHidden/>
-          </w:rPr>
-          <w:fldChar w:fldCharType="end"/>
-        </w:r>
-      </w:hyperlink>
-    </w:p>
-    <w:p>
-      <w:pPr>
-        <w:pStyle w:val="Seznamobrzk"/>
-        <w:tabs>
-          <w:tab w:val="right" w:leader="dot" w:pos="9062"/>
-        </w:tabs>
-        <w:rPr>
-          <w:rFonts w:cstheme="minorBidi"/>
-          <w:smallCaps w:val="0"/>
-          <w:noProof/>
-          <w:kern w:val="2"/>
-          <w:sz w:val="24"/>
-          <w:szCs w:val="24"/>
-          <w14:ligatures w14:val="standardContextual"/>
-        </w:rPr>
-      </w:pPr>
-      <w:hyperlink w:anchor="_Toc219663099" w:history="1">
-        <w:r>
-          <w:rPr>
-            <w:rStyle w:val="Hypertextovodkaz"/>
-            <w:noProof/>
-          </w:rPr>
-          <w:t>Obrázek 8 - puvodní úvodní stránka</w:t>
-        </w:r>
-        <w:r>
-          <w:rPr>
-            <w:noProof/>
-            <w:webHidden/>
-          </w:rPr>
-          <w:tab/>
-        </w:r>
-        <w:r>
-          <w:rPr>
-            <w:noProof/>
-            <w:webHidden/>
-          </w:rPr>
-          <w:fldChar w:fldCharType="begin"/>
-        </w:r>
-        <w:r>
-          <w:rPr>
-            <w:noProof/>
-            <w:webHidden/>
-          </w:rPr>
-          <w:instrText xml:space="preserve"> PAGEREF _Toc219663099 \h </w:instrText>
-        </w:r>
-        <w:r>
-          <w:rPr>
-            <w:noProof/>
-            <w:webHidden/>
-          </w:rPr>
-        </w:r>
-        <w:r>
-          <w:rPr>
-            <w:noProof/>
-            <w:webHidden/>
-          </w:rPr>
-          <w:fldChar w:fldCharType="separate"/>
-        </w:r>
-        <w:r>
-          <w:rPr>
-            <w:noProof/>
-            <w:webHidden/>
-          </w:rPr>
-          <w:t>17</w:t>
-        </w:r>
-        <w:r>
-          <w:rPr>
-            <w:noProof/>
-            <w:webHidden/>
-          </w:rPr>
-          <w:fldChar w:fldCharType="end"/>
-        </w:r>
-      </w:hyperlink>
-    </w:p>
-    <w:p>
-      <w:r>
-        <w:rPr>
-          <w:rFonts w:cstheme="minorHAnsi"/>
-          <w:sz w:val="20"/>
-          <w:szCs w:val="20"/>
-        </w:rPr>
-        <w:fldChar w:fldCharType="end"/>
-      </w:r>
-    </w:p>
-    <w:p>
-      <w:pPr>
-        <w:pStyle w:val="NadpisBezsla"/>
-        <w:pBdr>
-          <w:bottom w:val="single" w:sz="4" w:space="1" w:color="FFC000"/>
-        </w:pBdr>
-        <w:ind w:left="0"/>
-      </w:pPr>
-      <w:bookmarkStart w:id="66" w:name="_Toc219667151"/>
-      <w:r>
-        <w:t xml:space="preserve">Seznam </w:t>
-      </w:r>
-      <w:r>
-        <w:t>kódů</w:t>
-      </w:r>
-      <w:bookmarkEnd w:id="66"/>
-    </w:p>
-    <w:p>
-      <w:pPr>
-        <w:pStyle w:val="Seznamobrzk"/>
-        <w:tabs>
-          <w:tab w:val="right" w:leader="dot" w:pos="9062"/>
-        </w:tabs>
-        <w:rPr>
-          <w:rFonts w:cstheme="minorBidi"/>
-          <w:smallCaps w:val="0"/>
-          <w:noProof/>
-          <w:kern w:val="2"/>
-          <w:sz w:val="24"/>
-          <w:szCs w:val="24"/>
-          <w14:ligatures w14:val="standardContextual"/>
-        </w:rPr>
-      </w:pPr>
-      <w:r>
-        <w:rPr>
-          <w:smallCaps w:val="0"/>
-        </w:rPr>
-        <w:fldChar w:fldCharType="begin"/>
-      </w:r>
-      <w:r>
-        <w:rPr>
-          <w:smallCaps w:val="0"/>
-        </w:rPr>
-        <w:instrText xml:space="preserve"> TOC \h \z \c "Kód" </w:instrText>
-      </w:r>
-      <w:r>
-        <w:rPr>
-          <w:smallCaps w:val="0"/>
-        </w:rPr>
-        <w:fldChar w:fldCharType="separate"/>
-      </w:r>
-      <w:hyperlink w:anchor="_Toc219663100" w:history="1">
-        <w:r>
-          <w:rPr>
-            <w:rStyle w:val="Hypertextovodkaz"/>
-            <w:noProof/>
-          </w:rPr>
-          <w:t>Kód 1 – struktura studijních materiálů</w:t>
-        </w:r>
-        <w:r>
-          <w:rPr>
-            <w:noProof/>
-            <w:webHidden/>
-          </w:rPr>
-          <w:tab/>
-        </w:r>
-        <w:r>
-          <w:rPr>
-            <w:noProof/>
-            <w:webHidden/>
-          </w:rPr>
-          <w:fldChar w:fldCharType="begin"/>
-        </w:r>
-        <w:r>
-          <w:rPr>
-            <w:noProof/>
-            <w:webHidden/>
-          </w:rPr>
-          <w:instrText xml:space="preserve"> PAGEREF _Toc219663100 \h </w:instrText>
-        </w:r>
-        <w:r>
-          <w:rPr>
-            <w:noProof/>
-            <w:webHidden/>
-          </w:rPr>
-        </w:r>
-        <w:r>
-          <w:rPr>
-            <w:noProof/>
-            <w:webHidden/>
-          </w:rPr>
-          <w:fldChar w:fldCharType="separate"/>
-        </w:r>
-        <w:r>
-          <w:rPr>
-            <w:noProof/>
-            <w:webHidden/>
-          </w:rPr>
-          <w:t>19</w:t>
-        </w:r>
-        <w:r>
-          <w:rPr>
-            <w:noProof/>
-            <w:webHidden/>
-          </w:rPr>
-          <w:fldChar w:fldCharType="end"/>
-        </w:r>
-      </w:hyperlink>
-    </w:p>
-    <w:p>
-      <w:pPr>
-        <w:pStyle w:val="Seznamobrzk"/>
-        <w:tabs>
-          <w:tab w:val="right" w:leader="dot" w:pos="9062"/>
-        </w:tabs>
-        <w:rPr>
-          <w:rFonts w:cstheme="minorBidi"/>
-          <w:smallCaps w:val="0"/>
-          <w:noProof/>
-          <w:kern w:val="2"/>
-          <w:sz w:val="24"/>
-          <w:szCs w:val="24"/>
-          <w14:ligatures w14:val="standardContextual"/>
-        </w:rPr>
-      </w:pPr>
-      <w:hyperlink w:anchor="_Toc219663101" w:history="1">
-        <w:r>
-          <w:rPr>
-            <w:rStyle w:val="Hypertextovodkaz"/>
-            <w:noProof/>
-          </w:rPr>
-          <w:t>Kód 2 - směřování v aplikaci</w:t>
-        </w:r>
-        <w:r>
-          <w:rPr>
-            <w:noProof/>
-            <w:webHidden/>
-          </w:rPr>
-          <w:tab/>
-        </w:r>
-        <w:r>
-          <w:rPr>
-            <w:noProof/>
-            <w:webHidden/>
-          </w:rPr>
-          <w:fldChar w:fldCharType="begin"/>
-        </w:r>
-        <w:r>
-          <w:rPr>
-            <w:noProof/>
-            <w:webHidden/>
-          </w:rPr>
-          <w:instrText xml:space="preserve"> PAGEREF _Toc219663101 \h </w:instrText>
-        </w:r>
-        <w:r>
-          <w:rPr>
-            <w:noProof/>
-            <w:webHidden/>
-          </w:rPr>
-        </w:r>
-        <w:r>
-          <w:rPr>
-            <w:noProof/>
-            <w:webHidden/>
-          </w:rPr>
-          <w:fldChar w:fldCharType="separate"/>
-        </w:r>
-        <w:r>
-          <w:rPr>
-            <w:noProof/>
-            <w:webHidden/>
-          </w:rPr>
-          <w:t>20</w:t>
-        </w:r>
-        <w:r>
-          <w:rPr>
-            <w:noProof/>
-            <w:webHidden/>
-          </w:rPr>
-          <w:fldChar w:fldCharType="end"/>
-        </w:r>
-      </w:hyperlink>
-    </w:p>
-    <w:p>
-      <w:pPr>
-        <w:pStyle w:val="Seznamobrzk"/>
-        <w:tabs>
-          <w:tab w:val="right" w:leader="dot" w:pos="9062"/>
-        </w:tabs>
-        <w:rPr>
-          <w:rFonts w:cstheme="minorBidi"/>
-          <w:smallCaps w:val="0"/>
-          <w:noProof/>
-          <w:kern w:val="2"/>
-          <w:sz w:val="24"/>
-          <w:szCs w:val="24"/>
-          <w14:ligatures w14:val="standardContextual"/>
-        </w:rPr>
-      </w:pPr>
-      <w:hyperlink w:anchor="_Toc219663102" w:history="1">
-        <w:r>
-          <w:rPr>
-            <w:rStyle w:val="Hypertextovodkaz"/>
-            <w:noProof/>
-          </w:rPr>
-          <w:t>Kód 3 - Ochrana přístupu</w:t>
-        </w:r>
-        <w:r>
-          <w:rPr>
-            <w:noProof/>
-            <w:webHidden/>
-          </w:rPr>
-          <w:tab/>
-        </w:r>
-        <w:r>
-          <w:rPr>
-            <w:noProof/>
-            <w:webHidden/>
-          </w:rPr>
-          <w:fldChar w:fldCharType="begin"/>
-        </w:r>
-        <w:r>
-          <w:rPr>
-            <w:noProof/>
-            <w:webHidden/>
-          </w:rPr>
-          <w:instrText xml:space="preserve"> PAGEREF _Toc219663102 \h </w:instrText>
-        </w:r>
-        <w:r>
-          <w:rPr>
-            <w:noProof/>
-            <w:webHidden/>
-          </w:rPr>
-        </w:r>
-        <w:r>
-          <w:rPr>
-            <w:noProof/>
-            <w:webHidden/>
-          </w:rPr>
-          <w:fldChar w:fldCharType="separate"/>
-        </w:r>
-        <w:r>
-          <w:rPr>
-            <w:noProof/>
-            <w:webHidden/>
-          </w:rPr>
-          <w:t>20</w:t>
-        </w:r>
-        <w:r>
-          <w:rPr>
-            <w:noProof/>
-            <w:webHidden/>
-          </w:rPr>
-          <w:fldChar w:fldCharType="end"/>
-        </w:r>
-      </w:hyperlink>
-    </w:p>
-    <w:p>
-      <w:pPr>
-        <w:pStyle w:val="Seznamobrzk"/>
-        <w:tabs>
-          <w:tab w:val="right" w:leader="dot" w:pos="9062"/>
-        </w:tabs>
-        <w:rPr>
-          <w:rFonts w:cstheme="minorBidi"/>
-          <w:smallCaps w:val="0"/>
-          <w:noProof/>
-          <w:kern w:val="2"/>
-          <w:sz w:val="24"/>
-          <w:szCs w:val="24"/>
-          <w14:ligatures w14:val="standardContextual"/>
-        </w:rPr>
-      </w:pPr>
-      <w:hyperlink w:anchor="_Toc219663103" w:history="1">
-        <w:r>
-          <w:rPr>
-            <w:rStyle w:val="Hypertextovodkaz"/>
-            <w:noProof/>
-          </w:rPr>
-          <w:t>Kód 4 - implementace ochrany přístupu</w:t>
-        </w:r>
-        <w:r>
-          <w:rPr>
-            <w:noProof/>
-            <w:webHidden/>
-          </w:rPr>
-          <w:tab/>
-        </w:r>
-        <w:r>
-          <w:rPr>
-            <w:noProof/>
-            <w:webHidden/>
-          </w:rPr>
-          <w:fldChar w:fldCharType="begin"/>
-        </w:r>
-        <w:r>
-          <w:rPr>
-            <w:noProof/>
-            <w:webHidden/>
-          </w:rPr>
-          <w:instrText xml:space="preserve"> PAGEREF _Toc219663103 \h </w:instrText>
-        </w:r>
-        <w:r>
-          <w:rPr>
-            <w:noProof/>
-            <w:webHidden/>
-          </w:rPr>
-        </w:r>
-        <w:r>
-          <w:rPr>
-            <w:noProof/>
-            <w:webHidden/>
-          </w:rPr>
-          <w:fldChar w:fldCharType="separate"/>
-        </w:r>
-        <w:r>
-          <w:rPr>
-            <w:noProof/>
-            <w:webHidden/>
-          </w:rPr>
-          <w:t>21</w:t>
-        </w:r>
-        <w:r>
-          <w:rPr>
-            <w:noProof/>
-            <w:webHidden/>
-          </w:rPr>
-          <w:fldChar w:fldCharType="end"/>
-        </w:r>
-      </w:hyperlink>
-    </w:p>
-    <w:p>
-      <w:r>
-        <w:rPr>
-          <w:rFonts w:cstheme="minorHAnsi"/>
-          <w:smallCaps/>
-          <w:sz w:val="20"/>
-          <w:szCs w:val="20"/>
-        </w:rPr>
-        <w:fldChar w:fldCharType="end"/>
-      </w:r>
-    </w:p>
     <w:sectPr>
       <w:footerReference w:type="default" r:id="rId21"/>
       <w:footerReference w:type="first" r:id="rId22"/>
@@ -24111,188 +24431,6 @@
 </file>
 
 <file path=customXml/item1.xml><?xml version="1.0" encoding="utf-8"?>
-<b:Sources xmlns:b="http://schemas.openxmlformats.org/officeDocument/2006/bibliography" xmlns="http://schemas.openxmlformats.org/officeDocument/2006/bibliography" SelectedStyle="\ISO690Nmerical.XSL" StyleName="ISO 690 – číselná reference" Version="1987">
-  <b:Source>
-    <b:Tag>Umi</b:Tag>
-    <b:SourceType>InternetSite</b:SourceType>
-    <b:Guid>{667BF9F8-9C48-434F-8907-FFE88F0D2953}</b:Guid>
-    <b:Title>Umimto.org</b:Title>
-    <b:InternetSiteTitle>Umimeto</b:InternetSiteTitle>
-    <b:URL>https://www.umimeto.org/</b:URL>
-    <b:RefOrder>2</b:RefOrder>
-  </b:Source>
-  <b:Source>
-    <b:Tag>vis</b:Tag>
-    <b:SourceType>InternetSite</b:SourceType>
-    <b:Guid>{CD1BE434-6E4D-43DB-A3BB-9CE71427F4AD}</b:Guid>
-    <b:Title>visualstudio</b:Title>
-    <b:InternetSiteTitle>visualstudio</b:InternetSiteTitle>
-    <b:URL>https://visualstudio.microsoft.com/cs/</b:URL>
-    <b:RefOrder>4</b:RefOrder>
-  </b:Source>
-  <b:Source>
-    <b:Tag>ras</b:Tag>
-    <b:SourceType>InternetSite</b:SourceType>
-    <b:Guid>{6929A86B-B56E-497F-B2B2-28AAAA9C69BE}</b:Guid>
-    <b:Title>rascasone.com</b:Title>
-    <b:InternetSiteTitle>rascasone</b:InternetSiteTitle>
-    <b:URL>https://www.rascasone.com/cs/blog/co-je-javascript-pro-zacatecniky</b:URL>
-    <b:RefOrder>5</b:RefOrder>
-  </b:Source>
-  <b:Source>
-    <b:Tag>mad</b:Tag>
-    <b:SourceType>InternetSite</b:SourceType>
-    <b:Guid>{3424D2FA-B0D8-4A95-8D40-0428F641CC68}</b:Guid>
-    <b:Title>madewithreactjs.com</b:Title>
-    <b:InternetSiteTitle>madewithreactjs</b:InternetSiteTitle>
-    <b:URL>https://madewithreactjs.com/react-bits</b:URL>
-    <b:RefOrder>3</b:RefOrder>
-  </b:Source>
-  <b:Source>
-    <b:Tag>air</b:Tag>
-    <b:SourceType>InternetSite</b:SourceType>
-    <b:Guid>{549C574C-4B9F-4D02-A1F2-335830E5E528}</b:Guid>
-    <b:Title>aira.cz</b:Title>
-    <b:InternetSiteTitle>aira</b:InternetSiteTitle>
-    <b:URL>https://www.aira.cz/react/</b:URL>
-    <b:RefOrder>6</b:RefOrder>
-  </b:Source>
-  <b:Source>
-    <b:Tag>dev</b:Tag>
-    <b:SourceType>InternetSite</b:SourceType>
-    <b:Guid>{71B76CB4-3C87-418A-8747-0518223C5BC0}</b:Guid>
-    <b:Title>devboys.cz</b:Title>
-    <b:InternetSiteTitle>devboys</b:InternetSiteTitle>
-    <b:URL>https://devboys.cz/blog/vyvoj/vitejs-buildovaci-nastroj-a-jeho-vyhody</b:URL>
-    <b:RefOrder>7</b:RefOrder>
-  </b:Source>
-  <b:Source>
-    <b:Tag>cut</b:Tag>
-    <b:SourceType>InternetSite</b:SourceType>
-    <b:Guid>{D4147894-E49B-43D2-BE95-33D8884AABD5}</b:Guid>
-    <b:Title>cutout.pro</b:Title>
-    <b:InternetSiteTitle>cutout</b:InternetSiteTitle>
-    <b:URL>https://www.cutout.pro/learn/spline/</b:URL>
-    <b:RefOrder>8</b:RefOrder>
-  </b:Source>
-  <b:Source>
-    <b:Tag>kpc</b:Tag>
-    <b:SourceType>InternetSite</b:SourceType>
-    <b:Guid>{65A079F5-5CBF-46A5-8E42-211F9569DEFE}</b:Guid>
-    <b:InternetSiteTitle>kpcs.cz</b:InternetSiteTitle>
-    <b:ProductionCompany>kpcs</b:ProductionCompany>
-    <b:URL>https://www.kpcs.cz/cs/novinky/blog/github-nezbytny-nastroj-pro-moderni-vyvoj-software.html</b:URL>
-    <b:RefOrder>9</b:RefOrder>
-  </b:Source>
-  <b:Source>
-    <b:Tag>pea</b:Tag>
-    <b:SourceType>InternetSite</b:SourceType>
-    <b:Guid>{5638482A-5762-4B78-9DB3-13355140AA81}</b:Guid>
-    <b:Title>peach-dev.cz</b:Title>
-    <b:InternetSiteTitle>peach-dev</b:InternetSiteTitle>
-    <b:URL>https://peach-dev.cz/wiki/firebase/</b:URL>
-    <b:RefOrder>10</b:RefOrder>
-  </b:Source>
-  <b:Source>
-    <b:Tag>ava</b:Tag>
-    <b:SourceType>InternetSite</b:SourceType>
-    <b:Guid>{C6F86FB4-63F4-4DB0-91D0-1BD422E94CB4}</b:Guid>
-    <b:Title>avaide.com</b:Title>
-    <b:InternetSiteTitle>avaide</b:InternetSiteTitle>
-    <b:URL>https://www.avaide.com/cs/photo-editing/review-of-removebg/</b:URL>
-    <b:RefOrder>11</b:RefOrder>
-  </b:Source>
-  <b:Source>
-    <b:Tag>pin</b:Tag>
-    <b:SourceType>InternetSite</b:SourceType>
-    <b:Guid>{28DAB67B-62F5-4769-B01A-2343E1E72A2A}</b:Guid>
-    <b:Title>pinterest.com</b:Title>
-    <b:InternetSiteTitle>pinterest</b:InternetSiteTitle>
-    <b:URL>https://help.pinterest.com/cs/guide/all-about-pinterest</b:URL>
-    <b:RefOrder>12</b:RefOrder>
-  </b:Source>
-  <b:Source>
-    <b:Tag>voj</b:Tag>
-    <b:SourceType>InternetSite</b:SourceType>
-    <b:Guid>{0DBBC63C-2AEC-4BBC-A035-A2A885CC1BE8}</b:Guid>
-    <b:Title>vojtechbruk.cz</b:Title>
-    <b:InternetSiteTitle>vojtechbruk</b:InternetSiteTitle>
-    <b:URL>https://vojtechbruk.cz/gemini-ai/#co-je-gemini-aimicrosoft.com</b:URL>
-    <b:RefOrder>13</b:RefOrder>
-  </b:Source>
-  <b:Source>
-    <b:Tag>lea</b:Tag>
-    <b:SourceType>InternetSite</b:SourceType>
-    <b:Guid>{8B3122CA-89CB-4B54-BB4C-9EA4E69CAB88}</b:Guid>
-    <b:Title>learn.microsoft.com</b:Title>
-    <b:InternetSiteTitle>learn.microsoft</b:InternetSiteTitle>
-    <b:URL>https://learn.microsoft.com/cs-cz/shows/introduction-to-github-copilot/what-is-github-copilot-1-of-6</b:URL>
-    <b:RefOrder>14</b:RefOrder>
-  </b:Source>
-  <b:Source>
-    <b:Tag>hel</b:Tag>
-    <b:SourceType>InternetSite</b:SourceType>
-    <b:Guid>{0EFAF881-45EC-4C94-ADF7-53AAAF86AAC9}</b:Guid>
-    <b:Title>help.figma.com</b:Title>
-    <b:InternetSiteTitle>figma</b:InternetSiteTitle>
-    <b:URL>https://help.figma.com/hc/en-us/articles/14563969806359-What-is-Figma</b:URL>
-    <b:RefOrder>15</b:RefOrder>
-  </b:Source>
-  <b:Source>
-    <b:Tag>lot</b:Tag>
-    <b:SourceType>InternetSite</b:SourceType>
-    <b:Guid>{820DA784-A355-4661-93D6-0E222C74C852}</b:Guid>
-    <b:Title>lottiefiles.com</b:Title>
-    <b:InternetSiteTitle>lottiefiles</b:InternetSiteTitle>
-    <b:URL>https://lottiefiles.com/</b:URL>
-    <b:RefOrder>16</b:RefOrder>
-  </b:Source>
-  <b:Source>
-    <b:Tag>luc</b:Tag>
-    <b:SourceType>InternetSite</b:SourceType>
-    <b:Guid>{0F34CEFE-48C7-4A21-9A2D-94F4B0952184}</b:Guid>
-    <b:Title>lucide.dev</b:Title>
-    <b:InternetSiteTitle>lucide</b:InternetSiteTitle>
-    <b:URL>https://lucide.dev/guide/</b:URL>
-    <b:RefOrder>17</b:RefOrder>
-  </b:Source>
-  <b:Source>
-    <b:Tag>nau</b:Tag>
-    <b:SourceType>InternetSite</b:SourceType>
-    <b:Guid>{BDBB666A-5507-40F8-B632-66AF376F72F6}</b:Guid>
-    <b:Title>naukri.com</b:Title>
-    <b:InternetSiteTitle>naukri</b:InternetSiteTitle>
-    <b:URL>https://www.naukri.com/code360/library/tailwind-css</b:URL>
-    <b:RefOrder>18</b:RefOrder>
-  </b:Source>
-  <b:Source>
-    <b:Tag>Goo</b:Tag>
-    <b:SourceType>InternetSite</b:SourceType>
-    <b:Guid>{0A398F58-1523-417A-A7B1-E78DB8BAAB64}</b:Guid>
-    <b:Title>play.google.com</b:Title>
-    <b:URL>https://play.google.com/store/apps/details?id=com.duolingo&amp;hl=cs</b:URL>
-    <b:InternetSiteTitle>google</b:InternetSiteTitle>
-    <b:RefOrder>1</b:RefOrder>
-  </b:Source>
-</b:Sources>
-</file>
-
-<file path=customXml/item2.xml><?xml version="1.0" encoding="utf-8"?>
-<p:properties xmlns:p="http://schemas.microsoft.com/office/2006/metadata/properties" xmlns:xsi="http://www.w3.org/2001/XMLSchema-instance" xmlns:pc="http://schemas.microsoft.com/office/infopath/2007/PartnerControls">
-  <documentManagement/>
-</p:properties>
-</file>
-
-<file path=customXml/item3.xml><?xml version="1.0" encoding="utf-8"?>
-<?mso-contentType ?>
-<FormTemplates xmlns="http://schemas.microsoft.com/sharepoint/v3/contenttype/forms">
-  <Display>DocumentLibraryForm</Display>
-  <Edit>DocumentLibraryForm</Edit>
-  <New>DocumentLibraryForm</New>
-</FormTemplates>
-</file>
-
-<file path=customXml/item4.xml><?xml version="1.0" encoding="utf-8"?>
 <ct:contentTypeSchema xmlns:ct="http://schemas.microsoft.com/office/2006/metadata/contentType" xmlns:ma="http://schemas.microsoft.com/office/2006/metadata/properties/metaAttributes" ct:_="" ma:_="" ma:contentTypeName="Dokument" ma:contentTypeID="0x01010050B1E99129EB1C4B94650070FE2E0B3B" ma:contentTypeVersion="4" ma:contentTypeDescription="Vytvoří nový dokument" ma:contentTypeScope="" ma:versionID="4b1406bcfa7da0748f6a3409a4d9ec36">
   <xsd:schema xmlns:xsd="http://www.w3.org/2001/XMLSchema" xmlns:xs="http://www.w3.org/2001/XMLSchema" xmlns:p="http://schemas.microsoft.com/office/2006/metadata/properties" xmlns:ns2="c3e65571-a390-4c9e-b8e9-5d531d8bbe37" xmlns:ns3="754b39a0-e428-4fa2-823f-61c0c676bbed" targetNamespace="http://schemas.microsoft.com/office/2006/metadata/properties" ma:root="true" ma:fieldsID="85554ed8242ef730ce8ebbc69a9f6cc5" ns2:_="" ns3:_="">
     <xsd:import namespace="c3e65571-a390-4c9e-b8e9-5d531d8bbe37"/>
@@ -24457,32 +24595,216 @@
 </ct:contentTypeSchema>
 </file>
 
-<file path=customXml/itemProps1.xml><?xml version="1.0" encoding="utf-8"?>
-<ds:datastoreItem xmlns:ds="http://schemas.openxmlformats.org/officeDocument/2006/customXml" ds:itemID="{39288547-A973-4706-B362-3663A850AC8C}">
-  <ds:schemaRefs>
-    <ds:schemaRef ds:uri="http://schemas.openxmlformats.org/officeDocument/2006/bibliography"/>
-  </ds:schemaRefs>
-</ds:datastoreItem>
+<file path=customXml/item2.xml><?xml version="1.0" encoding="utf-8"?>
+<?mso-contentType ?>
+<FormTemplates xmlns="http://schemas.microsoft.com/sharepoint/v3/contenttype/forms">
+  <Display>DocumentLibraryForm</Display>
+  <Edit>DocumentLibraryForm</Edit>
+  <New>DocumentLibraryForm</New>
+</FormTemplates>
 </file>
 
-<file path=customXml/itemProps2.xml><?xml version="1.0" encoding="utf-8"?>
-<ds:datastoreItem xmlns:ds="http://schemas.openxmlformats.org/officeDocument/2006/customXml" ds:itemID="{43079A01-61F3-44B1-90C1-B1FEC405C657}">
-  <ds:schemaRefs>
-    <ds:schemaRef ds:uri="http://schemas.microsoft.com/office/2006/metadata/properties"/>
-    <ds:schemaRef ds:uri="http://schemas.microsoft.com/office/infopath/2007/PartnerControls"/>
-  </ds:schemaRefs>
-</ds:datastoreItem>
+<file path=customXml/item3.xml><?xml version="1.0" encoding="utf-8"?>
+<p:properties xmlns:p="http://schemas.microsoft.com/office/2006/metadata/properties" xmlns:xsi="http://www.w3.org/2001/XMLSchema-instance" xmlns:pc="http://schemas.microsoft.com/office/infopath/2007/PartnerControls">
+  <documentManagement/>
+</p:properties>
 </file>
 
-<file path=customXml/itemProps3.xml><?xml version="1.0" encoding="utf-8"?>
-<ds:datastoreItem xmlns:ds="http://schemas.openxmlformats.org/officeDocument/2006/customXml" ds:itemID="{4FF85B71-35EB-4667-B5A7-25BC67E7B3EE}">
-  <ds:schemaRefs>
-    <ds:schemaRef ds:uri="http://schemas.microsoft.com/sharepoint/v3/contenttype/forms"/>
-  </ds:schemaRefs>
-</ds:datastoreItem>
+<file path=customXml/item4.xml><?xml version="1.0" encoding="utf-8"?>
+<b:Sources xmlns:b="http://schemas.openxmlformats.org/officeDocument/2006/bibliography" xmlns="http://schemas.openxmlformats.org/officeDocument/2006/bibliography" SelectedStyle="\ISO690Nmerical.XSL" StyleName="ISO 690 – číselná reference" Version="1987">
+  <b:Source>
+    <b:Tag>Umi</b:Tag>
+    <b:SourceType>InternetSite</b:SourceType>
+    <b:Guid>{667BF9F8-9C48-434F-8907-FFE88F0D2953}</b:Guid>
+    <b:Title>Umimto.org</b:Title>
+    <b:InternetSiteTitle>Umimeto</b:InternetSiteTitle>
+    <b:URL>https://www.umimeto.org/</b:URL>
+    <b:RefOrder>2</b:RefOrder>
+  </b:Source>
+  <b:Source>
+    <b:Tag>vis</b:Tag>
+    <b:SourceType>InternetSite</b:SourceType>
+    <b:Guid>{CD1BE434-6E4D-43DB-A3BB-9CE71427F4AD}</b:Guid>
+    <b:Title>visualstudio</b:Title>
+    <b:InternetSiteTitle>visualstudio</b:InternetSiteTitle>
+    <b:URL>https://visualstudio.microsoft.com/cs/</b:URL>
+    <b:RefOrder>6</b:RefOrder>
+  </b:Source>
+  <b:Source>
+    <b:Tag>ras</b:Tag>
+    <b:SourceType>InternetSite</b:SourceType>
+    <b:Guid>{6929A86B-B56E-497F-B2B2-28AAAA9C69BE}</b:Guid>
+    <b:Title>rascasone.com</b:Title>
+    <b:InternetSiteTitle>rascasone</b:InternetSiteTitle>
+    <b:URL>https://www.rascasone.com/cs/blog/co-je-javascript-pro-zacatecniky</b:URL>
+    <b:RefOrder>7</b:RefOrder>
+  </b:Source>
+  <b:Source>
+    <b:Tag>mad</b:Tag>
+    <b:SourceType>InternetSite</b:SourceType>
+    <b:Guid>{3424D2FA-B0D8-4A95-8D40-0428F641CC68}</b:Guid>
+    <b:Title>madewithreactjs.com</b:Title>
+    <b:InternetSiteTitle>madewithreactjs</b:InternetSiteTitle>
+    <b:URL>https://madewithreactjs.com/react-bits</b:URL>
+    <b:RefOrder>4</b:RefOrder>
+  </b:Source>
+  <b:Source>
+    <b:Tag>air</b:Tag>
+    <b:SourceType>InternetSite</b:SourceType>
+    <b:Guid>{549C574C-4B9F-4D02-A1F2-335830E5E528}</b:Guid>
+    <b:Title>aira.cz</b:Title>
+    <b:InternetSiteTitle>aira</b:InternetSiteTitle>
+    <b:URL>https://www.aira.cz/react/</b:URL>
+    <b:RefOrder>8</b:RefOrder>
+  </b:Source>
+  <b:Source>
+    <b:Tag>dev</b:Tag>
+    <b:SourceType>InternetSite</b:SourceType>
+    <b:Guid>{71B76CB4-3C87-418A-8747-0518223C5BC0}</b:Guid>
+    <b:Title>devboys.cz</b:Title>
+    <b:InternetSiteTitle>devboys</b:InternetSiteTitle>
+    <b:URL>https://devboys.cz/blog/vyvoj/vitejs-buildovaci-nastroj-a-jeho-vyhody</b:URL>
+    <b:RefOrder>9</b:RefOrder>
+  </b:Source>
+  <b:Source>
+    <b:Tag>cut</b:Tag>
+    <b:SourceType>InternetSite</b:SourceType>
+    <b:Guid>{D4147894-E49B-43D2-BE95-33D8884AABD5}</b:Guid>
+    <b:Title>cutout.pro</b:Title>
+    <b:InternetSiteTitle>cutout</b:InternetSiteTitle>
+    <b:URL>https://www.cutout.pro/learn/spline/</b:URL>
+    <b:RefOrder>10</b:RefOrder>
+  </b:Source>
+  <b:Source>
+    <b:Tag>kpc</b:Tag>
+    <b:SourceType>InternetSite</b:SourceType>
+    <b:Guid>{65A079F5-5CBF-46A5-8E42-211F9569DEFE}</b:Guid>
+    <b:InternetSiteTitle>kpcs.cz</b:InternetSiteTitle>
+    <b:ProductionCompany>kpcs</b:ProductionCompany>
+    <b:URL>https://www.kpcs.cz/cs/novinky/blog/github-nezbytny-nastroj-pro-moderni-vyvoj-software.html</b:URL>
+    <b:RefOrder>11</b:RefOrder>
+  </b:Source>
+  <b:Source>
+    <b:Tag>pea</b:Tag>
+    <b:SourceType>InternetSite</b:SourceType>
+    <b:Guid>{5638482A-5762-4B78-9DB3-13355140AA81}</b:Guid>
+    <b:Title>peach-dev.cz</b:Title>
+    <b:InternetSiteTitle>peach-dev</b:InternetSiteTitle>
+    <b:URL>https://peach-dev.cz/wiki/firebase/</b:URL>
+    <b:RefOrder>12</b:RefOrder>
+  </b:Source>
+  <b:Source>
+    <b:Tag>ava</b:Tag>
+    <b:SourceType>InternetSite</b:SourceType>
+    <b:Guid>{C6F86FB4-63F4-4DB0-91D0-1BD422E94CB4}</b:Guid>
+    <b:Title>avaide.com</b:Title>
+    <b:InternetSiteTitle>avaide</b:InternetSiteTitle>
+    <b:URL>https://www.avaide.com/cs/photo-editing/review-of-removebg/</b:URL>
+    <b:RefOrder>13</b:RefOrder>
+  </b:Source>
+  <b:Source>
+    <b:Tag>pin</b:Tag>
+    <b:SourceType>InternetSite</b:SourceType>
+    <b:Guid>{28DAB67B-62F5-4769-B01A-2343E1E72A2A}</b:Guid>
+    <b:Title>pinterest.com</b:Title>
+    <b:InternetSiteTitle>pinterest</b:InternetSiteTitle>
+    <b:URL>https://help.pinterest.com/cs/guide/all-about-pinterest</b:URL>
+    <b:RefOrder>14</b:RefOrder>
+  </b:Source>
+  <b:Source>
+    <b:Tag>voj</b:Tag>
+    <b:SourceType>InternetSite</b:SourceType>
+    <b:Guid>{0DBBC63C-2AEC-4BBC-A035-A2A885CC1BE8}</b:Guid>
+    <b:Title>vojtechbruk.cz</b:Title>
+    <b:InternetSiteTitle>vojtechbruk</b:InternetSiteTitle>
+    <b:URL>https://vojtechbruk.cz/gemini-ai/#co-je-gemini-aimicrosoft.com</b:URL>
+    <b:RefOrder>15</b:RefOrder>
+  </b:Source>
+  <b:Source>
+    <b:Tag>lea</b:Tag>
+    <b:SourceType>InternetSite</b:SourceType>
+    <b:Guid>{8B3122CA-89CB-4B54-BB4C-9EA4E69CAB88}</b:Guid>
+    <b:Title>learn.microsoft.com</b:Title>
+    <b:InternetSiteTitle>learn.microsoft</b:InternetSiteTitle>
+    <b:URL>https://learn.microsoft.com/cs-cz/shows/introduction-to-github-copilot/what-is-github-copilot-1-of-6</b:URL>
+    <b:RefOrder>16</b:RefOrder>
+  </b:Source>
+  <b:Source>
+    <b:Tag>hel</b:Tag>
+    <b:SourceType>InternetSite</b:SourceType>
+    <b:Guid>{0EFAF881-45EC-4C94-ADF7-53AAAF86AAC9}</b:Guid>
+    <b:Title>help.figma.com</b:Title>
+    <b:InternetSiteTitle>figma</b:InternetSiteTitle>
+    <b:URL>https://help.figma.com/hc/en-us/articles/14563969806359-What-is-Figma</b:URL>
+    <b:RefOrder>17</b:RefOrder>
+  </b:Source>
+  <b:Source>
+    <b:Tag>lot</b:Tag>
+    <b:SourceType>InternetSite</b:SourceType>
+    <b:Guid>{820DA784-A355-4661-93D6-0E222C74C852}</b:Guid>
+    <b:Title>lottiefiles.com</b:Title>
+    <b:InternetSiteTitle>lottiefiles</b:InternetSiteTitle>
+    <b:URL>https://lottiefiles.com/</b:URL>
+    <b:RefOrder>18</b:RefOrder>
+  </b:Source>
+  <b:Source>
+    <b:Tag>luc</b:Tag>
+    <b:SourceType>InternetSite</b:SourceType>
+    <b:Guid>{0F34CEFE-48C7-4A21-9A2D-94F4B0952184}</b:Guid>
+    <b:Title>lucide.dev</b:Title>
+    <b:InternetSiteTitle>lucide</b:InternetSiteTitle>
+    <b:URL>https://lucide.dev/guide/</b:URL>
+    <b:RefOrder>19</b:RefOrder>
+  </b:Source>
+  <b:Source>
+    <b:Tag>nau</b:Tag>
+    <b:SourceType>InternetSite</b:SourceType>
+    <b:Guid>{BDBB666A-5507-40F8-B632-66AF376F72F6}</b:Guid>
+    <b:Title>naukri.com</b:Title>
+    <b:InternetSiteTitle>naukri</b:InternetSiteTitle>
+    <b:URL>https://www.naukri.com/code360/library/tailwind-css</b:URL>
+    <b:RefOrder>20</b:RefOrder>
+  </b:Source>
+  <b:Source>
+    <b:Tag>Goo</b:Tag>
+    <b:SourceType>InternetSite</b:SourceType>
+    <b:Guid>{0A398F58-1523-417A-A7B1-E78DB8BAAB64}</b:Guid>
+    <b:Title>play.google.com</b:Title>
+    <b:URL>https://play.google.com/store/apps/details?id=com.duolingo&amp;hl=cs</b:URL>
+    <b:InternetSiteTitle>google</b:InternetSiteTitle>
+    <b:RefOrder>1</b:RefOrder>
+  </b:Source>
+  <b:Source>
+    <b:Tag>hul</b:Tag>
+    <b:SourceType>InternetSite</b:SourceType>
+    <b:Guid>{7E3BAF98-9287-4DB5-9974-B16BFB02C8F4}</b:Guid>
+    <b:Title>huly.io</b:Title>
+    <b:InternetSiteTitle>huly</b:InternetSiteTitle>
+    <b:URL>https:/www.huly.io</b:URL>
+    <b:RefOrder>21</b:RefOrder>
+  </b:Source>
+  <b:Source>
+    <b:Tag>hul1</b:Tag>
+    <b:SourceType>InternetSite</b:SourceType>
+    <b:Guid>{A366DF9E-8672-45FC-ABEC-00A1AD4ECBC1}</b:Guid>
+    <b:Title>huly.io</b:Title>
+    <b:InternetSiteTitle>huly</b:InternetSiteTitle>
+    <b:URL>https://www.huly.io</b:URL>
+    <b:RefOrder>3</b:RefOrder>
+  </b:Source>
+  <b:Source>
+    <b:Tag>21s</b:Tag>
+    <b:SourceType>InternetSite</b:SourceType>
+    <b:Guid>{96004AD1-1274-46EC-A027-8470DD1666C1}</b:Guid>
+    <b:Title>21st.dev</b:Title>
+    <b:InternetSiteTitle>21st</b:InternetSiteTitle>
+    <b:URL>https://21st.dev/community/components</b:URL>
+    <b:RefOrder>5</b:RefOrder>
+  </b:Source>
+</b:Sources>
 </file>
 
-<file path=customXml/itemProps4.xml><?xml version="1.0" encoding="utf-8"?>
+<file path=customXml/itemProps1.xml><?xml version="1.0" encoding="utf-8"?>
 <ds:datastoreItem xmlns:ds="http://schemas.openxmlformats.org/officeDocument/2006/customXml" ds:itemID="{82A38B51-6072-4AA7-82FD-DFB83251AC2E}">
   <ds:schemaRefs>
     <ds:schemaRef ds:uri="http://schemas.microsoft.com/office/2006/metadata/contentType"/>
@@ -24499,4 +24821,29 @@
     <ds:schemaRef ds:uri="http://schemas.microsoft.com/internal/obd"/>
   </ds:schemaRefs>
 </ds:datastoreItem>
+</file>
+
+<file path=customXml/itemProps2.xml><?xml version="1.0" encoding="utf-8"?>
+<ds:datastoreItem xmlns:ds="http://schemas.openxmlformats.org/officeDocument/2006/customXml" ds:itemID="{4FF85B71-35EB-4667-B5A7-25BC67E7B3EE}">
+  <ds:schemaRefs>
+    <ds:schemaRef ds:uri="http://schemas.microsoft.com/sharepoint/v3/contenttype/forms"/>
+  </ds:schemaRefs>
+</ds:datastoreItem>
+</file>
+
+<file path=customXml/itemProps3.xml><?xml version="1.0" encoding="utf-8"?>
+<ds:datastoreItem xmlns:ds="http://schemas.openxmlformats.org/officeDocument/2006/customXml" ds:itemID="{43079A01-61F3-44B1-90C1-B1FEC405C657}">
+  <ds:schemaRefs>
+    <ds:schemaRef ds:uri="http://schemas.microsoft.com/office/2006/metadata/properties"/>
+    <ds:schemaRef ds:uri="http://schemas.microsoft.com/office/infopath/2007/PartnerControls"/>
+  </ds:schemaRefs>
+</ds:datastoreItem>
+</file>
+
+<file path=customXml/itemProps4.xml><?xml version="1.0" encoding="utf-8"?>
+<ds:datastoreItem xmlns:ds="http://schemas.openxmlformats.org/officeDocument/2006/customXml" ds:itemID="{9101EF5C-3EDF-4AF9-8047-F20A2B059167}">
+  <ds:schemaRefs>
+    <ds:schemaRef ds:uri="http://schemas.openxmlformats.org/officeDocument/2006/bibliography"/>
+  </ds:schemaRefs>
+</ds:datastoreItem>
 </file>
--- a/NaucSeVícFilipElznicDokumentace.docx
+++ b/NaucSeVícFilipElznicDokumentace.docx
@@ -363,7 +363,7 @@
           <w:rPr>
             <w:noProof/>
           </w:rPr>
-          <w:t>04.02.2026</w:t>
+          <w:t>26.02.2026</w:t>
         </w:r>
       </w:fldSimple>
     </w:p>
@@ -514,8 +514,13 @@
       <w:r>
         <w:t xml:space="preserve"> už návrhy od vývojáře ročníkové práce. Následně </w:t>
       </w:r>
-      <w:r>
-        <w:t xml:space="preserve">produktizaci </w:t>
+      <w:proofErr w:type="spellStart"/>
+      <w:r>
+        <w:t>produktizaci</w:t>
+      </w:r>
+      <w:proofErr w:type="spellEnd"/>
+      <w:r>
+        <w:t xml:space="preserve"> </w:t>
       </w:r>
       <w:r>
         <w:t>v té nalezneme části kódu, které jsou použity v projektu. Ke konci dokumentace nalezneme popis pro uživatele a závěr, kde je shrnut názor vývojáře na doposud vytvořenou práci.</w:t>
@@ -4316,15 +4321,7 @@
       </w:r>
       <w:proofErr w:type="spellEnd"/>
       <w:r>
-        <w:t xml:space="preserve"> na </w:t>
-      </w:r>
-      <w:proofErr w:type="spellStart"/>
-      <w:r>
-        <w:t>Firebase</w:t>
-      </w:r>
-      <w:proofErr w:type="spellEnd"/>
-      <w:r>
-        <w:t xml:space="preserve">. </w:t>
+        <w:t xml:space="preserve"> na Firebase. </w:t>
       </w:r>
     </w:p>
     <w:p>
@@ -4995,14 +4992,9 @@
                     </w:r>
                   </w:fldSimple>
                   <w:r>
-                    <w:t xml:space="preserve"> – </w:t>
-                  </w:r>
-                  <w:proofErr w:type="spellStart"/>
-                  <w:r>
-                    <w:t>ReactBits</w:t>
+                    <w:t xml:space="preserve"> – ReactBits</w:t>
                   </w:r>
                   <w:bookmarkEnd w:id="14"/>
-                  <w:proofErr w:type="spellEnd"/>
                 </w:p>
               </w:txbxContent>
             </v:textbox>
@@ -5875,45 +5867,63 @@
         </w:rPr>
         <w:t xml:space="preserve">po interaktivní úkoly. </w:t>
       </w:r>
+      <w:r>
+        <w:rPr>
+          <w:color w:val="000000" w:themeColor="text1"/>
+        </w:rPr>
+        <w:t>Firebase</w:t>
+      </w:r>
+      <w:r>
+        <w:rPr>
+          <w:color w:val="000000" w:themeColor="text1"/>
+        </w:rPr>
+        <w:t xml:space="preserve"> je alternativou </w:t>
+      </w:r>
       <w:proofErr w:type="spellStart"/>
       <w:r>
         <w:rPr>
           <w:color w:val="000000" w:themeColor="text1"/>
         </w:rPr>
-        <w:t>Firebase</w:t>
+        <w:t>Supabase</w:t>
       </w:r>
       <w:proofErr w:type="spellEnd"/>
       <w:r>
         <w:rPr>
           <w:color w:val="000000" w:themeColor="text1"/>
         </w:rPr>
-        <w:t xml:space="preserve"> je alternativou </w:t>
+        <w:t xml:space="preserve">, rozhodl jsem se </w:t>
+      </w:r>
+      <w:r>
+        <w:rPr>
+          <w:color w:val="000000" w:themeColor="text1"/>
+        </w:rPr>
+        <w:t>ji využít kvůli tomu, že se chci v tomto odvětví zlepšit</w:t>
+      </w:r>
+      <w:r>
+        <w:rPr>
+          <w:color w:val="000000" w:themeColor="text1"/>
+        </w:rPr>
+        <w:t xml:space="preserve"> a více mi vyhovuje.</w:t>
+      </w:r>
+      <w:r>
+        <w:rPr>
+          <w:color w:val="000000" w:themeColor="text1"/>
+        </w:rPr>
+        <w:t xml:space="preserve"> Dále využívám </w:t>
       </w:r>
       <w:proofErr w:type="spellStart"/>
       <w:r>
         <w:rPr>
           <w:color w:val="000000" w:themeColor="text1"/>
         </w:rPr>
-        <w:t>Supabase</w:t>
+        <w:t>firebase</w:t>
       </w:r>
       <w:proofErr w:type="spellEnd"/>
       <w:r>
         <w:rPr>
           <w:color w:val="000000" w:themeColor="text1"/>
         </w:rPr>
-        <w:t xml:space="preserve">, rozhodl jsem se </w:t>
-      </w:r>
-      <w:r>
-        <w:rPr>
-          <w:color w:val="000000" w:themeColor="text1"/>
-        </w:rPr>
-        <w:t>ji využít kvůli tomu, že se chci v tomto odvětví zlepšit</w:t>
-      </w:r>
-      <w:r>
-        <w:rPr>
-          <w:color w:val="000000" w:themeColor="text1"/>
-        </w:rPr>
-        <w:t xml:space="preserve"> a více mi vyhovuje.</w:t>
+        <w:t xml:space="preserve"> pro hosting.</w:t>
       </w:r>
     </w:p>
     <w:p>
@@ -7099,15 +7109,7 @@
                     </w:r>
                   </w:fldSimple>
                   <w:r>
-                    <w:t xml:space="preserve"> - </w:t>
-                  </w:r>
-                  <w:proofErr w:type="spellStart"/>
-                  <w:r>
-                    <w:t>puvodní</w:t>
-                  </w:r>
-                  <w:proofErr w:type="spellEnd"/>
-                  <w:r>
-                    <w:t xml:space="preserve"> úvodní stránka</w:t>
+                    <w:t xml:space="preserve"> - puvodní úvodní stránka</w:t>
                   </w:r>
                   <w:bookmarkEnd w:id="51"/>
                 </w:p>
@@ -16974,27 +16976,7 @@
           <w:sz w:val="17"/>
           <w:szCs w:val="17"/>
         </w:rPr>
-        <w:t xml:space="preserve"> pro </w:t>
-      </w:r>
-      <w:proofErr w:type="spellStart"/>
-      <w:r>
-        <w:rPr>
-          <w:rFonts w:ascii="Consolas" w:hAnsi="Consolas" w:cs="Courier New"/>
-          <w:color w:val="880000"/>
-          <w:sz w:val="17"/>
-          <w:szCs w:val="17"/>
-        </w:rPr>
-        <w:t>Firebase</w:t>
-      </w:r>
-      <w:proofErr w:type="spellEnd"/>
-      <w:r>
-        <w:rPr>
-          <w:rFonts w:ascii="Consolas" w:hAnsi="Consolas" w:cs="Courier New"/>
-          <w:color w:val="880000"/>
-          <w:sz w:val="17"/>
-          <w:szCs w:val="17"/>
-        </w:rPr>
-        <w:t xml:space="preserve"> </w:t>
+        <w:t xml:space="preserve"> pro Firebase </w:t>
       </w:r>
       <w:proofErr w:type="spellStart"/>
       <w:r>
@@ -19897,22 +19879,187 @@
       <w:r>
         <w:t xml:space="preserve"> - implementace ochrany přístupu</w:t>
       </w:r>
+      <w:bookmarkStart w:id="62" w:name="_Toc219667147"/>
       <w:bookmarkEnd w:id="61"/>
     </w:p>
-    <w:p>
-      <w:pPr>
-        <w:pStyle w:val="Nadpis2"/>
-        <w:numPr>
-          <w:ilvl w:val="0"/>
-          <w:numId w:val="0"/>
-        </w:numPr>
-        <w:pBdr>
-          <w:bottom w:val="single" w:sz="4" w:space="1" w:color="FFE79B"/>
-        </w:pBdr>
-        <w:ind w:left="578" w:hanging="578"/>
-      </w:pPr>
-      <w:bookmarkStart w:id="62" w:name="_Toc219667147"/>
-    </w:p>
+    <w:p/>
+    <w:p>
+      <w:pPr>
+        <w:jc w:val="left"/>
+      </w:pPr>
+      <w:r>
+        <w:br w:type="page"/>
+      </w:r>
+    </w:p>
+    <w:p>
+      <w:pPr>
+        <w:pStyle w:val="Nadpis3"/>
+      </w:pPr>
+      <w:r>
+        <w:lastRenderedPageBreak/>
+        <w:t>Hosting projektu</w:t>
+      </w:r>
+    </w:p>
+    <w:p>
+      <w:r>
+        <w:t xml:space="preserve">Jelikož jedním z mých úkolů byl samotný hosting stránky. Rozhodl jsem si pronajmout vlastní doménu a to konkrétně </w:t>
+      </w:r>
+      <w:r>
+        <w:t>„</w:t>
+      </w:r>
+      <w:r>
+        <w:t>www.naucsevic.eu</w:t>
+      </w:r>
+      <w:r>
+        <w:t>“</w:t>
+      </w:r>
+      <w:r>
+        <w:t xml:space="preserve">. Doména byla pronajata na rok přes firmu </w:t>
+      </w:r>
+      <w:proofErr w:type="spellStart"/>
+      <w:r>
+        <w:t>Vedos</w:t>
+      </w:r>
+      <w:proofErr w:type="spellEnd"/>
+      <w:r>
+        <w:t>. Následně jsem potřeboval spojit doménu s projektem. K tomuto úkolu jsem využ</w:t>
+      </w:r>
+      <w:r>
+        <w:t>il</w:t>
+      </w:r>
+      <w:r>
+        <w:t xml:space="preserve"> přímou službu hostingu, kterou nabízí Firebase ve své konzoli. Zde jsem si musel vygenerovat vlastní adresy pro propojení přes </w:t>
+      </w:r>
+      <w:r>
+        <w:t>DNS</w:t>
+      </w:r>
+      <w:r>
+        <w:t xml:space="preserve">, abych doménu napojil na Firebase. Poté co byla doména spojena, </w:t>
+      </w:r>
+      <w:r>
+        <w:t xml:space="preserve">jsem </w:t>
+      </w:r>
+      <w:r>
+        <w:t>musel p</w:t>
+      </w:r>
+      <w:r>
+        <w:t>ři</w:t>
+      </w:r>
+      <w:r>
+        <w:t xml:space="preserve">pojit projekt, aby stránka </w:t>
+      </w:r>
+      <w:r>
+        <w:t>věděla,</w:t>
+      </w:r>
+      <w:r>
+        <w:t xml:space="preserve"> co má zobrazovat. Výhoda byla v tom, že Firebase je přímo spojena s Githubem, kde se projekt nacházel.</w:t>
+      </w:r>
+      <w:r>
+        <w:t xml:space="preserve"> Takže stačilo vybrat jaká projekt chci použít a následně dát přístup </w:t>
+      </w:r>
+      <w:proofErr w:type="spellStart"/>
+      <w:r>
+        <w:t>firebase</w:t>
+      </w:r>
+      <w:proofErr w:type="spellEnd"/>
+      <w:r>
+        <w:t xml:space="preserve"> </w:t>
+      </w:r>
+      <w:proofErr w:type="gramStart"/>
+      <w:r>
+        <w:t>k</w:t>
+      </w:r>
+      <w:proofErr w:type="gramEnd"/>
+      <w:r>
+        <w:t> </w:t>
+      </w:r>
+      <w:proofErr w:type="spellStart"/>
+      <w:r>
+        <w:t>Githubu</w:t>
+      </w:r>
+      <w:proofErr w:type="spellEnd"/>
+      <w:r>
+        <w:t>.</w:t>
+      </w:r>
+    </w:p>
+    <w:p>
+      <w:pPr>
+        <w:keepNext/>
+        <w:jc w:val="left"/>
+      </w:pPr>
+      <w:r>
+        <w:drawing>
+          <wp:inline distT="0" distB="0" distL="0" distR="0" wp14:anchorId="17755BC3" wp14:editId="323F8D1C">
+            <wp:extent cx="5760720" cy="2741930"/>
+            <wp:effectExtent l="0" t="0" r="0" b="0"/>
+            <wp:docPr id="514559608" name="Obrázek 1" descr="Obsah obrázku text, snímek obrazovky, software, Počítačová ikona&#10;&#10;Obsah generovaný pomocí AI může být nesprávný."/>
+            <wp:cNvGraphicFramePr>
+              <a:graphicFrameLocks xmlns:a="http://schemas.openxmlformats.org/drawingml/2006/main" noChangeAspect="1"/>
+            </wp:cNvGraphicFramePr>
+            <a:graphic xmlns:a="http://schemas.openxmlformats.org/drawingml/2006/main">
+              <a:graphicData uri="http://schemas.openxmlformats.org/drawingml/2006/picture">
+                <pic:pic xmlns:pic="http://schemas.openxmlformats.org/drawingml/2006/picture">
+                  <pic:nvPicPr>
+                    <pic:cNvPr id="514559608" name="Obrázek 1" descr="Obsah obrázku text, snímek obrazovky, software, Počítačová ikona&#10;&#10;Obsah generovaný pomocí AI může být nesprávný."/>
+                    <pic:cNvPicPr/>
+                  </pic:nvPicPr>
+                  <pic:blipFill>
+                    <a:blip r:embed="rId21"/>
+                    <a:stretch>
+                      <a:fillRect/>
+                    </a:stretch>
+                  </pic:blipFill>
+                  <pic:spPr>
+                    <a:xfrm>
+                      <a:off x="0" y="0"/>
+                      <a:ext cx="5760720" cy="2741930"/>
+                    </a:xfrm>
+                    <a:prstGeom prst="rect">
+                      <a:avLst/>
+                    </a:prstGeom>
+                  </pic:spPr>
+                </pic:pic>
+              </a:graphicData>
+            </a:graphic>
+          </wp:inline>
+        </w:drawing>
+      </w:r>
+    </w:p>
+    <w:p>
+      <w:pPr>
+        <w:pStyle w:val="Titulek"/>
+        <w:jc w:val="left"/>
+      </w:pPr>
+      <w:r>
+        <w:t xml:space="preserve">Obrázek </w:t>
+      </w:r>
+      <w:fldSimple w:instr=" SEQ Obrázek \* ARABIC ">
+        <w:r>
+          <w:rPr>
+            <w:noProof/>
+          </w:rPr>
+          <w:t>10</w:t>
+        </w:r>
+      </w:fldSimple>
+      <w:r>
+        <w:t xml:space="preserve"> - Firebase příklad gen. </w:t>
+      </w:r>
+      <w:r>
+        <w:t xml:space="preserve">DNS </w:t>
+      </w:r>
+      <w:r>
+        <w:t>adres</w:t>
+      </w:r>
+    </w:p>
+    <w:p>
+      <w:pPr>
+        <w:jc w:val="left"/>
+      </w:pPr>
+      <w:r>
+        <w:br w:type="page"/>
+      </w:r>
+    </w:p>
+    <w:p/>
     <w:p>
       <w:pPr>
         <w:pStyle w:val="Nadpis2"/>
@@ -19979,7 +20126,13 @@
     </w:p>
     <w:p>
       <w:r>
-        <w:t>V rámci dosažených cílů, které jsem měl splnit do konce 1. pololetí jsem velice spokojen. Neboť jsem splnil skoro všechno. Design, který jsem vytvořil mi přijde, že pasuje do moderního stylu a je vylepšený oproti původní verzi. Uživatel si nyní může vybrat mezi světlým a tmavý</w:t>
+        <w:t xml:space="preserve">V rámci dosažených cílů, které jsem měl splnit do konce </w:t>
+      </w:r>
+      <w:r>
+        <w:t>4. ročníku,</w:t>
+      </w:r>
+      <w:r>
+        <w:t xml:space="preserve"> jsem velice spokojen. Neboť jsem splnil všechno. Design, který jsem vytvořil mi přijde, že pasuje do moderního stylu a je vylepšený oproti původní verzi. Uživatel si nyní může vybrat mezi světlým a tmavý</w:t>
       </w:r>
       <w:r>
         <w:t>m</w:t>
@@ -20022,22 +20175,49 @@
       <w:r>
         <w:t xml:space="preserve"> na </w:t>
       </w:r>
+      <w:r>
+        <w:t>F</w:t>
+      </w:r>
+      <w:r>
+        <w:t>irebase mi vyhovuje a l</w:t>
+      </w:r>
+      <w:r>
+        <w:t>é</w:t>
+      </w:r>
+      <w:r>
+        <w:t>pe se mi poté pracuje s daty. Následně jsem se naučil pracovat s </w:t>
+      </w:r>
       <w:proofErr w:type="spellStart"/>
       <w:r>
-        <w:t>F</w:t>
-      </w:r>
-      <w:r>
-        <w:t>irebase</w:t>
+        <w:t>backend</w:t>
       </w:r>
       <w:proofErr w:type="spellEnd"/>
       <w:r>
-        <w:t xml:space="preserve"> mi vyhovuje a l</w:t>
-      </w:r>
-      <w:r>
-        <w:t>é</w:t>
-      </w:r>
-      <w:r>
-        <w:t>pe se mi poté pracuje s daty. Následně jsem se naučil pracovat s </w:t>
+        <w:t xml:space="preserve"> </w:t>
+      </w:r>
+      <w:r>
+        <w:t xml:space="preserve">cloud </w:t>
+      </w:r>
+      <w:r>
+        <w:t>funkcemi, které byly nezbytné pro tento projekt.</w:t>
+      </w:r>
+      <w:r>
+        <w:t xml:space="preserve"> Cloud funkce zajišťují aplikaci větší bezpečnost </w:t>
+      </w:r>
+      <w:r>
+        <w:t>a zajištují</w:t>
+      </w:r>
+      <w:r>
+        <w:t xml:space="preserve">, že </w:t>
+      </w:r>
+      <w:r>
+        <w:t>není potřeba</w:t>
+      </w:r>
+      <w:r>
+        <w:t xml:space="preserve"> dělat vlastní hosting </w:t>
+      </w:r>
+      <w:r>
+        <w:t xml:space="preserve">pro </w:t>
       </w:r>
       <w:proofErr w:type="spellStart"/>
       <w:r>
@@ -20045,34 +20225,25 @@
       </w:r>
       <w:proofErr w:type="spellEnd"/>
       <w:r>
+        <w:t>.</w:t>
+      </w:r>
+    </w:p>
+    <w:p>
+      <w:r>
+        <w:t xml:space="preserve">Nyní je aplikace ve fázi, kdy ji uživatel může bezstarostně používat. Uživatel se může zaregistrovat, k tomu může využit email, či Google </w:t>
+      </w:r>
+      <w:r>
+        <w:t>ú</w:t>
+      </w:r>
+      <w:r>
+        <w:t xml:space="preserve">čet </w:t>
+      </w:r>
+      <w:r>
+        <w:t>nebo</w:t>
+      </w:r>
+      <w:r>
         <w:t xml:space="preserve"> </w:t>
       </w:r>
-      <w:r>
-        <w:t xml:space="preserve">cloud </w:t>
-      </w:r>
-      <w:r>
-        <w:t>funkcemi, které byly nezbytné pro tento projekt.</w:t>
-      </w:r>
-      <w:r>
-        <w:t xml:space="preserve"> Cloud funkce zajišťují aplikaci větší bezpečnost a v budoucnu zajistí, že se nebude muset dělat vlastní hosting serveru.</w:t>
-      </w:r>
-    </w:p>
-    <w:p>
-      <w:r>
-        <w:t xml:space="preserve">Nyní je aplikace ve fázi, kdy ji uživatel může téměř bezstarostně používat. Uživatel se může zaregistrovat, k tomu může využit email, či Google </w:t>
-      </w:r>
-      <w:r>
-        <w:t>ú</w:t>
-      </w:r>
-      <w:r>
-        <w:t xml:space="preserve">čet </w:t>
-      </w:r>
-      <w:r>
-        <w:t>nebo</w:t>
-      </w:r>
-      <w:r>
-        <w:t xml:space="preserve"> </w:t>
-      </w:r>
       <w:proofErr w:type="spellStart"/>
       <w:r>
         <w:t>Github</w:t>
@@ -20094,74 +20265,119 @@
         <w:t xml:space="preserve"> a, b, c, </w:t>
       </w:r>
       <w:r>
-        <w:t xml:space="preserve">seřadí správné odpovědi podle vzestupnosti </w:t>
+        <w:t>seřadí správné odpovědi podle vzestupnosti</w:t>
+      </w:r>
+      <w:r>
+        <w:t xml:space="preserve">, nebo </w:t>
+      </w:r>
+      <w:r>
+        <w:t>odpoví</w:t>
+      </w:r>
+      <w:r>
+        <w:t xml:space="preserve"> psan</w:t>
+      </w:r>
+      <w:r>
+        <w:t>ou</w:t>
+      </w:r>
+      <w:r>
+        <w:t xml:space="preserve"> odpově</w:t>
+      </w:r>
+      <w:r>
+        <w:t>dí</w:t>
+      </w:r>
+      <w:r>
+        <w:t xml:space="preserve">. Když uživatel </w:t>
+      </w:r>
+      <w:r>
+        <w:t xml:space="preserve">odpoví na všechny otázky správně dostane </w:t>
+      </w:r>
+      <w:proofErr w:type="spellStart"/>
+      <w:r>
+        <w:t>xp</w:t>
+      </w:r>
+      <w:proofErr w:type="spellEnd"/>
+      <w:r>
+        <w:t xml:space="preserve">. Dále jsou zde i samostatné úkoly, při správném vyplnění úkolu, dostane jak </w:t>
+      </w:r>
+      <w:proofErr w:type="spellStart"/>
+      <w:r>
+        <w:t>xp</w:t>
+      </w:r>
+      <w:proofErr w:type="spellEnd"/>
+      <w:r>
+        <w:t>,</w:t>
+      </w:r>
+      <w:r>
+        <w:t xml:space="preserve"> tak i mince, za které si může kupovat různé vylepšení.</w:t>
+      </w:r>
+    </w:p>
+    <w:p>
+      <w:r>
+        <w:t xml:space="preserve">Dále webová aplikace disponuje několika simulacemi jako například jsou geometrická tělesa, která jsou rozdělena na </w:t>
       </w:r>
       <w:proofErr w:type="gramStart"/>
       <w:r>
-        <w:t>a n</w:t>
-      </w:r>
-      <w:r>
-        <w:t>ebo</w:t>
+        <w:t>2D</w:t>
       </w:r>
       <w:proofErr w:type="gramEnd"/>
       <w:r>
-        <w:t xml:space="preserve"> odpoví</w:t>
-      </w:r>
-      <w:r>
-        <w:t xml:space="preserve"> psan</w:t>
-      </w:r>
-      <w:r>
-        <w:t>ou</w:t>
-      </w:r>
-      <w:r>
-        <w:t xml:space="preserve"> odpově</w:t>
-      </w:r>
-      <w:r>
-        <w:t>dí</w:t>
-      </w:r>
-      <w:r>
-        <w:t xml:space="preserve">. Když uživatel </w:t>
-      </w:r>
-      <w:r>
-        <w:t xml:space="preserve">odpoví na všechny otázky správně dostane </w:t>
-      </w:r>
-      <w:proofErr w:type="spellStart"/>
-      <w:r>
-        <w:t>xp</w:t>
-      </w:r>
-      <w:proofErr w:type="spellEnd"/>
-      <w:r>
-        <w:t xml:space="preserve">. Dále jsou zde i samostatné úkoly, při správném vyplnění úkolu, dostane jak </w:t>
-      </w:r>
-      <w:proofErr w:type="spellStart"/>
-      <w:r>
-        <w:t>xp</w:t>
-      </w:r>
-      <w:proofErr w:type="spellEnd"/>
-      <w:r>
-        <w:t>,</w:t>
-      </w:r>
-      <w:r>
-        <w:t xml:space="preserve"> tak i mince, za které si může kupovat různé vylepšení.</w:t>
-      </w:r>
-    </w:p>
-    <w:p>
-      <w:r>
-        <w:t>Do budou</w:t>
-      </w:r>
-      <w:r>
-        <w:t>c</w:t>
-      </w:r>
-      <w:r>
-        <w:t xml:space="preserve">na plánuji webovou aplikaci zcela dokončil, přidat další fyzické simulace a lépe předělat studijní materiály. Dále také plánuji aplikaci zpřístupnit </w:t>
-      </w:r>
-      <w:r>
-        <w:t>všem,</w:t>
-      </w:r>
-      <w:r>
-        <w:t xml:space="preserve"> a to nasazením na vlastní doménu. </w:t>
-      </w:r>
-    </w:p>
+        <w:t xml:space="preserve"> a </w:t>
+      </w:r>
+      <w:proofErr w:type="gramStart"/>
+      <w:r>
+        <w:t>3D</w:t>
+      </w:r>
+      <w:proofErr w:type="gramEnd"/>
+      <w:r>
+        <w:t xml:space="preserve">. U </w:t>
+      </w:r>
+      <w:proofErr w:type="gramStart"/>
+      <w:r>
+        <w:t>3D</w:t>
+      </w:r>
+      <w:proofErr w:type="gramEnd"/>
+      <w:r>
+        <w:t xml:space="preserve"> těles si je uživatel může libovolně otáčet a hýbat s nimi, jak zrovna potřebuje. Následně v </w:t>
+      </w:r>
+      <w:r>
+        <w:t xml:space="preserve">„Nauč se Víc“ </w:t>
+      </w:r>
+      <w:r>
+        <w:t xml:space="preserve">uživatel najde i fyzické simulace, ty mu pomáhají vysvětlovat podrobněji látku a rozvinují uživateli nový pohled, jak například taková gravitace funguje. Za zmínku by také stálo, že uživatelé najdou na stránce žebříček, podle kterého mohou soutěžit v procvičování oproti jiným uživatelům. </w:t>
+      </w:r>
+    </w:p>
+    <w:p>
+      <w:r>
+        <w:t xml:space="preserve">Ročníková práce je už přístupná všem </w:t>
+      </w:r>
+      <w:r>
+        <w:t>uživatelům,</w:t>
+      </w:r>
+      <w:r>
+        <w:t xml:space="preserve"> a to po pronajatí domény „naucsevic.eu“</w:t>
+      </w:r>
+      <w:r>
+        <w:t>. Díky zveřejnění</w:t>
+      </w:r>
+      <w:r>
+        <w:t xml:space="preserve"> stránky</w:t>
+      </w:r>
+      <w:r>
+        <w:t xml:space="preserve"> se každý může kdykoliv a kdekoliv vzdělávat bez námahy tahání knížek či dlouhého vyhledávání informací.</w:t>
+      </w:r>
+    </w:p>
+    <w:p>
+      <w:r>
+        <w:t xml:space="preserve">Na závěr bych chtěl svůj osobní názor a to ten, že jsem z ročníkové práce </w:t>
+      </w:r>
+      <w:r>
+        <w:t xml:space="preserve">„Nauč se Víc“ </w:t>
+      </w:r>
+      <w:r>
+        <w:t>velice spokojený a také bych chtěl v budoucnu i pokračovat ve vývoji webových aplikací.</w:t>
+      </w:r>
+    </w:p>
+    <w:p/>
     <w:p>
       <w:r>
         <w:tab/>
@@ -21950,8 +22166,8 @@
       </w:sdtContent>
     </w:sdt>
     <w:sectPr>
-      <w:footerReference w:type="default" r:id="rId21"/>
-      <w:footerReference w:type="first" r:id="rId22"/>
+      <w:footerReference w:type="default" r:id="rId22"/>
+      <w:footerReference w:type="first" r:id="rId23"/>
       <w:pgSz w:w="11906" w:h="16838"/>
       <w:pgMar w:top="1417" w:right="1417" w:bottom="1417" w:left="1417" w:header="850" w:footer="680" w:gutter="0"/>
       <w:cols w:space="708"/>

--- a/NaucSeVícFilipElznicDokumentace.docx
+++ b/NaucSeVícFilipElznicDokumentace.docx
@@ -25,7 +25,7 @@
           <w:lang w:eastAsia="cs-CZ"/>
         </w:rPr>
         <w:pict w14:anchorId="5761E8FE">
-          <v:line id="Přímá spojnice 4" o:spid="_x0000_s2050" style="position:absolute;left:0;text-align:left;z-index:251659776;visibility:visible" from="20.65pt,24.75pt" to="441.4pt,24.75pt" o:gfxdata="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" strokecolor="#ffc000" strokeweight=".5pt">
+          <v:line id="Přímá spojnice 4" o:spid="_x0000_s2050" style="position:absolute;left:0;text-align:left;z-index:251657728;visibility:visible" from="20.65pt,24.75pt" to="441.4pt,24.75pt" o:gfxdata="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" strokecolor="#ffc000" strokeweight=".5pt">
             <v:stroke joinstyle="miter"/>
           </v:line>
         </w:pict>
@@ -69,7 +69,7 @@
           <w:lang w:eastAsia="cs-CZ"/>
         </w:rPr>
         <w:drawing>
-          <wp:anchor distT="0" distB="0" distL="114300" distR="114300" simplePos="0" relativeHeight="251632640" behindDoc="0" locked="0" layoutInCell="1" allowOverlap="1" wp14:anchorId="62342ED0" wp14:editId="06F4D9E7">
+          <wp:anchor distT="0" distB="0" distL="114300" distR="114300" simplePos="0" relativeHeight="251646976" behindDoc="0" locked="0" layoutInCell="1" allowOverlap="1" wp14:anchorId="62342ED0" wp14:editId="6EB49755">
             <wp:simplePos x="0" y="0"/>
             <wp:positionH relativeFrom="margin">
               <wp:align>center</wp:align>
@@ -363,7 +363,7 @@
           <w:rPr>
             <w:noProof/>
           </w:rPr>
-          <w:t>26.02.2026</w:t>
+          <w:t>27.02.2026</w:t>
         </w:r>
       </w:fldSimple>
     </w:p>
@@ -655,7 +655,7 @@
           <w:r>
             <w:fldChar w:fldCharType="separate"/>
           </w:r>
-          <w:hyperlink w:anchor="_Toc219667113" w:history="1">
+          <w:hyperlink w:anchor="_Toc223077571" w:history="1">
             <w:r>
               <w:rPr>
                 <w:rStyle w:val="Hypertextovodkaz"/>
@@ -682,7 +682,7 @@
                 <w:noProof/>
                 <w:webHidden/>
               </w:rPr>
-              <w:instrText xml:space="preserve"> PAGEREF _Toc219667113 \h </w:instrText>
+              <w:instrText xml:space="preserve"> PAGEREF _Toc223077571 \h </w:instrText>
             </w:r>
             <w:r>
               <w:rPr>
@@ -728,7 +728,7 @@
               <w14:ligatures w14:val="standardContextual"/>
             </w:rPr>
           </w:pPr>
-          <w:hyperlink w:anchor="_Toc219667114" w:history="1">
+          <w:hyperlink w:anchor="_Toc223077572" w:history="1">
             <w:r>
               <w:rPr>
                 <w:rStyle w:val="Hypertextovodkaz"/>
@@ -772,7 +772,7 @@
                 <w:noProof/>
                 <w:webHidden/>
               </w:rPr>
-              <w:instrText xml:space="preserve"> PAGEREF _Toc219667114 \h </w:instrText>
+              <w:instrText xml:space="preserve"> PAGEREF _Toc223077572 \h </w:instrText>
             </w:r>
             <w:r>
               <w:rPr>
@@ -818,7 +818,7 @@
               <w14:ligatures w14:val="standardContextual"/>
             </w:rPr>
           </w:pPr>
-          <w:hyperlink w:anchor="_Toc219667115" w:history="1">
+          <w:hyperlink w:anchor="_Toc223077573" w:history="1">
             <w:r>
               <w:rPr>
                 <w:rStyle w:val="Hypertextovodkaz"/>
@@ -862,7 +862,7 @@
                 <w:noProof/>
                 <w:webHidden/>
               </w:rPr>
-              <w:instrText xml:space="preserve"> PAGEREF _Toc219667115 \h </w:instrText>
+              <w:instrText xml:space="preserve"> PAGEREF _Toc223077573 \h </w:instrText>
             </w:r>
             <w:r>
               <w:rPr>
@@ -908,7 +908,7 @@
               <w14:ligatures w14:val="standardContextual"/>
             </w:rPr>
           </w:pPr>
-          <w:hyperlink w:anchor="_Toc219667116" w:history="1">
+          <w:hyperlink w:anchor="_Toc223077574" w:history="1">
             <w:r>
               <w:rPr>
                 <w:rStyle w:val="Hypertextovodkaz"/>
@@ -952,7 +952,7 @@
                 <w:noProof/>
                 <w:webHidden/>
               </w:rPr>
-              <w:instrText xml:space="preserve"> PAGEREF _Toc219667116 \h </w:instrText>
+              <w:instrText xml:space="preserve"> PAGEREF _Toc223077574 \h </w:instrText>
             </w:r>
             <w:r>
               <w:rPr>
@@ -998,7 +998,7 @@
               <w14:ligatures w14:val="standardContextual"/>
             </w:rPr>
           </w:pPr>
-          <w:hyperlink w:anchor="_Toc219667117" w:history="1">
+          <w:hyperlink w:anchor="_Toc223077575" w:history="1">
             <w:r>
               <w:rPr>
                 <w:rStyle w:val="Hypertextovodkaz"/>
@@ -1042,7 +1042,7 @@
                 <w:noProof/>
                 <w:webHidden/>
               </w:rPr>
-              <w:instrText xml:space="preserve"> PAGEREF _Toc219667117 \h </w:instrText>
+              <w:instrText xml:space="preserve"> PAGEREF _Toc223077575 \h </w:instrText>
             </w:r>
             <w:r>
               <w:rPr>
@@ -1088,7 +1088,7 @@
               <w14:ligatures w14:val="standardContextual"/>
             </w:rPr>
           </w:pPr>
-          <w:hyperlink w:anchor="_Toc219667118" w:history="1">
+          <w:hyperlink w:anchor="_Toc223077576" w:history="1">
             <w:r>
               <w:rPr>
                 <w:rStyle w:val="Hypertextovodkaz"/>
@@ -1132,7 +1132,7 @@
                 <w:noProof/>
                 <w:webHidden/>
               </w:rPr>
-              <w:instrText xml:space="preserve"> PAGEREF _Toc219667118 \h </w:instrText>
+              <w:instrText xml:space="preserve"> PAGEREF _Toc223077576 \h </w:instrText>
             </w:r>
             <w:r>
               <w:rPr>
@@ -1178,7 +1178,7 @@
               <w14:ligatures w14:val="standardContextual"/>
             </w:rPr>
           </w:pPr>
-          <w:hyperlink w:anchor="_Toc219667119" w:history="1">
+          <w:hyperlink w:anchor="_Toc223077577" w:history="1">
             <w:r>
               <w:rPr>
                 <w:rStyle w:val="Hypertextovodkaz"/>
@@ -1222,7 +1222,7 @@
                 <w:noProof/>
                 <w:webHidden/>
               </w:rPr>
-              <w:instrText xml:space="preserve"> PAGEREF _Toc219667119 \h </w:instrText>
+              <w:instrText xml:space="preserve"> PAGEREF _Toc223077577 \h </w:instrText>
             </w:r>
             <w:r>
               <w:rPr>
@@ -1268,7 +1268,7 @@
               <w14:ligatures w14:val="standardContextual"/>
             </w:rPr>
           </w:pPr>
-          <w:hyperlink w:anchor="_Toc219667120" w:history="1">
+          <w:hyperlink w:anchor="_Toc223077578" w:history="1">
             <w:r>
               <w:rPr>
                 <w:rStyle w:val="Hypertextovodkaz"/>
@@ -1312,7 +1312,7 @@
                 <w:noProof/>
                 <w:webHidden/>
               </w:rPr>
-              <w:instrText xml:space="preserve"> PAGEREF _Toc219667120 \h </w:instrText>
+              <w:instrText xml:space="preserve"> PAGEREF _Toc223077578 \h </w:instrText>
             </w:r>
             <w:r>
               <w:rPr>
@@ -1358,7 +1358,7 @@
               <w14:ligatures w14:val="standardContextual"/>
             </w:rPr>
           </w:pPr>
-          <w:hyperlink w:anchor="_Toc219667121" w:history="1">
+          <w:hyperlink w:anchor="_Toc223077579" w:history="1">
             <w:r>
               <w:rPr>
                 <w:rStyle w:val="Hypertextovodkaz"/>
@@ -1402,7 +1402,7 @@
                 <w:noProof/>
                 <w:webHidden/>
               </w:rPr>
-              <w:instrText xml:space="preserve"> PAGEREF _Toc219667121 \h </w:instrText>
+              <w:instrText xml:space="preserve"> PAGEREF _Toc223077579 \h </w:instrText>
             </w:r>
             <w:r>
               <w:rPr>
@@ -1448,7 +1448,7 @@
               <w14:ligatures w14:val="standardContextual"/>
             </w:rPr>
           </w:pPr>
-          <w:hyperlink w:anchor="_Toc219667122" w:history="1">
+          <w:hyperlink w:anchor="_Toc223077580" w:history="1">
             <w:r>
               <w:rPr>
                 <w:rStyle w:val="Hypertextovodkaz"/>
@@ -1492,7 +1492,7 @@
                 <w:noProof/>
                 <w:webHidden/>
               </w:rPr>
-              <w:instrText xml:space="preserve"> PAGEREF _Toc219667122 \h </w:instrText>
+              <w:instrText xml:space="preserve"> PAGEREF _Toc223077580 \h </w:instrText>
             </w:r>
             <w:r>
               <w:rPr>
@@ -1538,7 +1538,7 @@
               <w14:ligatures w14:val="standardContextual"/>
             </w:rPr>
           </w:pPr>
-          <w:hyperlink w:anchor="_Toc219667123" w:history="1">
+          <w:hyperlink w:anchor="_Toc223077581" w:history="1">
             <w:r>
               <w:rPr>
                 <w:rStyle w:val="Hypertextovodkaz"/>
@@ -1582,7 +1582,7 @@
                 <w:noProof/>
                 <w:webHidden/>
               </w:rPr>
-              <w:instrText xml:space="preserve"> PAGEREF _Toc219667123 \h </w:instrText>
+              <w:instrText xml:space="preserve"> PAGEREF _Toc223077581 \h </w:instrText>
             </w:r>
             <w:r>
               <w:rPr>
@@ -1628,7 +1628,7 @@
               <w14:ligatures w14:val="standardContextual"/>
             </w:rPr>
           </w:pPr>
-          <w:hyperlink w:anchor="_Toc219667124" w:history="1">
+          <w:hyperlink w:anchor="_Toc223077582" w:history="1">
             <w:r>
               <w:rPr>
                 <w:rStyle w:val="Hypertextovodkaz"/>
@@ -1672,7 +1672,7 @@
                 <w:noProof/>
                 <w:webHidden/>
               </w:rPr>
-              <w:instrText xml:space="preserve"> PAGEREF _Toc219667124 \h </w:instrText>
+              <w:instrText xml:space="preserve"> PAGEREF _Toc223077582 \h </w:instrText>
             </w:r>
             <w:r>
               <w:rPr>
@@ -1718,7 +1718,7 @@
               <w14:ligatures w14:val="standardContextual"/>
             </w:rPr>
           </w:pPr>
-          <w:hyperlink w:anchor="_Toc219667125" w:history="1">
+          <w:hyperlink w:anchor="_Toc223077583" w:history="1">
             <w:r>
               <w:rPr>
                 <w:rStyle w:val="Hypertextovodkaz"/>
@@ -1762,7 +1762,7 @@
                 <w:noProof/>
                 <w:webHidden/>
               </w:rPr>
-              <w:instrText xml:space="preserve"> PAGEREF _Toc219667125 \h </w:instrText>
+              <w:instrText xml:space="preserve"> PAGEREF _Toc223077583 \h </w:instrText>
             </w:r>
             <w:r>
               <w:rPr>
@@ -1808,7 +1808,7 @@
               <w14:ligatures w14:val="standardContextual"/>
             </w:rPr>
           </w:pPr>
-          <w:hyperlink w:anchor="_Toc219667126" w:history="1">
+          <w:hyperlink w:anchor="_Toc223077584" w:history="1">
             <w:r>
               <w:rPr>
                 <w:rStyle w:val="Hypertextovodkaz"/>
@@ -1852,7 +1852,7 @@
                 <w:noProof/>
                 <w:webHidden/>
               </w:rPr>
-              <w:instrText xml:space="preserve"> PAGEREF _Toc219667126 \h </w:instrText>
+              <w:instrText xml:space="preserve"> PAGEREF _Toc223077584 \h </w:instrText>
             </w:r>
             <w:r>
               <w:rPr>
@@ -1898,7 +1898,7 @@
               <w14:ligatures w14:val="standardContextual"/>
             </w:rPr>
           </w:pPr>
-          <w:hyperlink w:anchor="_Toc219667127" w:history="1">
+          <w:hyperlink w:anchor="_Toc223077585" w:history="1">
             <w:r>
               <w:rPr>
                 <w:rStyle w:val="Hypertextovodkaz"/>
@@ -1942,7 +1942,7 @@
                 <w:noProof/>
                 <w:webHidden/>
               </w:rPr>
-              <w:instrText xml:space="preserve"> PAGEREF _Toc219667127 \h </w:instrText>
+              <w:instrText xml:space="preserve"> PAGEREF _Toc223077585 \h </w:instrText>
             </w:r>
             <w:r>
               <w:rPr>
@@ -1988,7 +1988,7 @@
               <w14:ligatures w14:val="standardContextual"/>
             </w:rPr>
           </w:pPr>
-          <w:hyperlink w:anchor="_Toc219667128" w:history="1">
+          <w:hyperlink w:anchor="_Toc223077586" w:history="1">
             <w:r>
               <w:rPr>
                 <w:rStyle w:val="Hypertextovodkaz"/>
@@ -2032,7 +2032,7 @@
                 <w:noProof/>
                 <w:webHidden/>
               </w:rPr>
-              <w:instrText xml:space="preserve"> PAGEREF _Toc219667128 \h </w:instrText>
+              <w:instrText xml:space="preserve"> PAGEREF _Toc223077586 \h </w:instrText>
             </w:r>
             <w:r>
               <w:rPr>
@@ -2078,7 +2078,7 @@
               <w14:ligatures w14:val="standardContextual"/>
             </w:rPr>
           </w:pPr>
-          <w:hyperlink w:anchor="_Toc219667129" w:history="1">
+          <w:hyperlink w:anchor="_Toc223077587" w:history="1">
             <w:r>
               <w:rPr>
                 <w:rStyle w:val="Hypertextovodkaz"/>
@@ -2122,7 +2122,7 @@
                 <w:noProof/>
                 <w:webHidden/>
               </w:rPr>
-              <w:instrText xml:space="preserve"> PAGEREF _Toc219667129 \h </w:instrText>
+              <w:instrText xml:space="preserve"> PAGEREF _Toc223077587 \h </w:instrText>
             </w:r>
             <w:r>
               <w:rPr>
@@ -2168,7 +2168,7 @@
               <w14:ligatures w14:val="standardContextual"/>
             </w:rPr>
           </w:pPr>
-          <w:hyperlink w:anchor="_Toc219667130" w:history="1">
+          <w:hyperlink w:anchor="_Toc223077588" w:history="1">
             <w:r>
               <w:rPr>
                 <w:rStyle w:val="Hypertextovodkaz"/>
@@ -2212,7 +2212,7 @@
                 <w:noProof/>
                 <w:webHidden/>
               </w:rPr>
-              <w:instrText xml:space="preserve"> PAGEREF _Toc219667130 \h </w:instrText>
+              <w:instrText xml:space="preserve"> PAGEREF _Toc223077588 \h </w:instrText>
             </w:r>
             <w:r>
               <w:rPr>
@@ -2258,7 +2258,7 @@
               <w14:ligatures w14:val="standardContextual"/>
             </w:rPr>
           </w:pPr>
-          <w:hyperlink w:anchor="_Toc219667131" w:history="1">
+          <w:hyperlink w:anchor="_Toc223077589" w:history="1">
             <w:r>
               <w:rPr>
                 <w:rStyle w:val="Hypertextovodkaz"/>
@@ -2302,7 +2302,7 @@
                 <w:noProof/>
                 <w:webHidden/>
               </w:rPr>
-              <w:instrText xml:space="preserve"> PAGEREF _Toc219667131 \h </w:instrText>
+              <w:instrText xml:space="preserve"> PAGEREF _Toc223077589 \h </w:instrText>
             </w:r>
             <w:r>
               <w:rPr>
@@ -2348,7 +2348,7 @@
               <w14:ligatures w14:val="standardContextual"/>
             </w:rPr>
           </w:pPr>
-          <w:hyperlink w:anchor="_Toc219667132" w:history="1">
+          <w:hyperlink w:anchor="_Toc223077590" w:history="1">
             <w:r>
               <w:rPr>
                 <w:rStyle w:val="Hypertextovodkaz"/>
@@ -2392,7 +2392,7 @@
                 <w:noProof/>
                 <w:webHidden/>
               </w:rPr>
-              <w:instrText xml:space="preserve"> PAGEREF _Toc219667132 \h </w:instrText>
+              <w:instrText xml:space="preserve"> PAGEREF _Toc223077590 \h </w:instrText>
             </w:r>
             <w:r>
               <w:rPr>
@@ -2438,7 +2438,7 @@
               <w14:ligatures w14:val="standardContextual"/>
             </w:rPr>
           </w:pPr>
-          <w:hyperlink w:anchor="_Toc219667133" w:history="1">
+          <w:hyperlink w:anchor="_Toc223077591" w:history="1">
             <w:r>
               <w:rPr>
                 <w:rStyle w:val="Hypertextovodkaz"/>
@@ -2482,7 +2482,7 @@
                 <w:noProof/>
                 <w:webHidden/>
               </w:rPr>
-              <w:instrText xml:space="preserve"> PAGEREF _Toc219667133 \h </w:instrText>
+              <w:instrText xml:space="preserve"> PAGEREF _Toc223077591 \h </w:instrText>
             </w:r>
             <w:r>
               <w:rPr>
@@ -2528,7 +2528,7 @@
               <w14:ligatures w14:val="standardContextual"/>
             </w:rPr>
           </w:pPr>
-          <w:hyperlink w:anchor="_Toc219667134" w:history="1">
+          <w:hyperlink w:anchor="_Toc223077592" w:history="1">
             <w:r>
               <w:rPr>
                 <w:rStyle w:val="Hypertextovodkaz"/>
@@ -2572,7 +2572,7 @@
                 <w:noProof/>
                 <w:webHidden/>
               </w:rPr>
-              <w:instrText xml:space="preserve"> PAGEREF _Toc219667134 \h </w:instrText>
+              <w:instrText xml:space="preserve"> PAGEREF _Toc223077592 \h </w:instrText>
             </w:r>
             <w:r>
               <w:rPr>
@@ -2618,7 +2618,7 @@
               <w14:ligatures w14:val="standardContextual"/>
             </w:rPr>
           </w:pPr>
-          <w:hyperlink w:anchor="_Toc219667135" w:history="1">
+          <w:hyperlink w:anchor="_Toc223077593" w:history="1">
             <w:r>
               <w:rPr>
                 <w:rStyle w:val="Hypertextovodkaz"/>
@@ -2662,7 +2662,7 @@
                 <w:noProof/>
                 <w:webHidden/>
               </w:rPr>
-              <w:instrText xml:space="preserve"> PAGEREF _Toc219667135 \h </w:instrText>
+              <w:instrText xml:space="preserve"> PAGEREF _Toc223077593 \h </w:instrText>
             </w:r>
             <w:r>
               <w:rPr>
@@ -2708,7 +2708,7 @@
               <w14:ligatures w14:val="standardContextual"/>
             </w:rPr>
           </w:pPr>
-          <w:hyperlink w:anchor="_Toc219667136" w:history="1">
+          <w:hyperlink w:anchor="_Toc223077594" w:history="1">
             <w:r>
               <w:rPr>
                 <w:rStyle w:val="Hypertextovodkaz"/>
@@ -2752,7 +2752,7 @@
                 <w:noProof/>
                 <w:webHidden/>
               </w:rPr>
-              <w:instrText xml:space="preserve"> PAGEREF _Toc219667136 \h </w:instrText>
+              <w:instrText xml:space="preserve"> PAGEREF _Toc223077594 \h </w:instrText>
             </w:r>
             <w:r>
               <w:rPr>
@@ -2798,7 +2798,7 @@
               <w14:ligatures w14:val="standardContextual"/>
             </w:rPr>
           </w:pPr>
-          <w:hyperlink w:anchor="_Toc219667137" w:history="1">
+          <w:hyperlink w:anchor="_Toc223077595" w:history="1">
             <w:r>
               <w:rPr>
                 <w:rStyle w:val="Hypertextovodkaz"/>
@@ -2842,7 +2842,7 @@
                 <w:noProof/>
                 <w:webHidden/>
               </w:rPr>
-              <w:instrText xml:space="preserve"> PAGEREF _Toc219667137 \h </w:instrText>
+              <w:instrText xml:space="preserve"> PAGEREF _Toc223077595 \h </w:instrText>
             </w:r>
             <w:r>
               <w:rPr>
@@ -2888,7 +2888,7 @@
               <w14:ligatures w14:val="standardContextual"/>
             </w:rPr>
           </w:pPr>
-          <w:hyperlink w:anchor="_Toc219667138" w:history="1">
+          <w:hyperlink w:anchor="_Toc223077596" w:history="1">
             <w:r>
               <w:rPr>
                 <w:rStyle w:val="Hypertextovodkaz"/>
@@ -2932,7 +2932,7 @@
                 <w:noProof/>
                 <w:webHidden/>
               </w:rPr>
-              <w:instrText xml:space="preserve"> PAGEREF _Toc219667138 \h </w:instrText>
+              <w:instrText xml:space="preserve"> PAGEREF _Toc223077596 \h </w:instrText>
             </w:r>
             <w:r>
               <w:rPr>
@@ -2978,7 +2978,7 @@
               <w14:ligatures w14:val="standardContextual"/>
             </w:rPr>
           </w:pPr>
-          <w:hyperlink w:anchor="_Toc219667139" w:history="1">
+          <w:hyperlink w:anchor="_Toc223077597" w:history="1">
             <w:r>
               <w:rPr>
                 <w:rStyle w:val="Hypertextovodkaz"/>
@@ -3022,7 +3022,7 @@
                 <w:noProof/>
                 <w:webHidden/>
               </w:rPr>
-              <w:instrText xml:space="preserve"> PAGEREF _Toc219667139 \h </w:instrText>
+              <w:instrText xml:space="preserve"> PAGEREF _Toc223077597 \h </w:instrText>
             </w:r>
             <w:r>
               <w:rPr>
@@ -3068,7 +3068,7 @@
               <w14:ligatures w14:val="standardContextual"/>
             </w:rPr>
           </w:pPr>
-          <w:hyperlink w:anchor="_Toc219667140" w:history="1">
+          <w:hyperlink w:anchor="_Toc223077598" w:history="1">
             <w:r>
               <w:rPr>
                 <w:rStyle w:val="Hypertextovodkaz"/>
@@ -3112,7 +3112,7 @@
                 <w:noProof/>
                 <w:webHidden/>
               </w:rPr>
-              <w:instrText xml:space="preserve"> PAGEREF _Toc219667140 \h </w:instrText>
+              <w:instrText xml:space="preserve"> PAGEREF _Toc223077598 \h </w:instrText>
             </w:r>
             <w:r>
               <w:rPr>
@@ -3158,7 +3158,7 @@
               <w14:ligatures w14:val="standardContextual"/>
             </w:rPr>
           </w:pPr>
-          <w:hyperlink w:anchor="_Toc219667141" w:history="1">
+          <w:hyperlink w:anchor="_Toc223077599" w:history="1">
             <w:r>
               <w:rPr>
                 <w:rStyle w:val="Hypertextovodkaz"/>
@@ -3202,7 +3202,7 @@
                 <w:noProof/>
                 <w:webHidden/>
               </w:rPr>
-              <w:instrText xml:space="preserve"> PAGEREF _Toc219667141 \h </w:instrText>
+              <w:instrText xml:space="preserve"> PAGEREF _Toc223077599 \h </w:instrText>
             </w:r>
             <w:r>
               <w:rPr>
@@ -3248,7 +3248,7 @@
               <w14:ligatures w14:val="standardContextual"/>
             </w:rPr>
           </w:pPr>
-          <w:hyperlink w:anchor="_Toc219667142" w:history="1">
+          <w:hyperlink w:anchor="_Toc223077600" w:history="1">
             <w:r>
               <w:rPr>
                 <w:rStyle w:val="Hypertextovodkaz"/>
@@ -3292,7 +3292,7 @@
                 <w:noProof/>
                 <w:webHidden/>
               </w:rPr>
-              <w:instrText xml:space="preserve"> PAGEREF _Toc219667142 \h </w:instrText>
+              <w:instrText xml:space="preserve"> PAGEREF _Toc223077600 \h </w:instrText>
             </w:r>
             <w:r>
               <w:rPr>
@@ -3338,7 +3338,7 @@
               <w14:ligatures w14:val="standardContextual"/>
             </w:rPr>
           </w:pPr>
-          <w:hyperlink w:anchor="_Toc219667143" w:history="1">
+          <w:hyperlink w:anchor="_Toc223077601" w:history="1">
             <w:r>
               <w:rPr>
                 <w:rStyle w:val="Hypertextovodkaz"/>
@@ -3382,7 +3382,7 @@
                 <w:noProof/>
                 <w:webHidden/>
               </w:rPr>
-              <w:instrText xml:space="preserve"> PAGEREF _Toc219667143 \h </w:instrText>
+              <w:instrText xml:space="preserve"> PAGEREF _Toc223077601 \h </w:instrText>
             </w:r>
             <w:r>
               <w:rPr>
@@ -3428,7 +3428,7 @@
               <w14:ligatures w14:val="standardContextual"/>
             </w:rPr>
           </w:pPr>
-          <w:hyperlink w:anchor="_Toc219667144" w:history="1">
+          <w:hyperlink w:anchor="_Toc223077602" w:history="1">
             <w:r>
               <w:rPr>
                 <w:rStyle w:val="Hypertextovodkaz"/>
@@ -3472,7 +3472,7 @@
                 <w:noProof/>
                 <w:webHidden/>
               </w:rPr>
-              <w:instrText xml:space="preserve"> PAGEREF _Toc219667144 \h </w:instrText>
+              <w:instrText xml:space="preserve"> PAGEREF _Toc223077602 \h </w:instrText>
             </w:r>
             <w:r>
               <w:rPr>
@@ -3518,7 +3518,7 @@
               <w14:ligatures w14:val="standardContextual"/>
             </w:rPr>
           </w:pPr>
-          <w:hyperlink w:anchor="_Toc219667145" w:history="1">
+          <w:hyperlink w:anchor="_Toc223077603" w:history="1">
             <w:r>
               <w:rPr>
                 <w:rStyle w:val="Hypertextovodkaz"/>
@@ -3562,7 +3562,7 @@
                 <w:noProof/>
                 <w:webHidden/>
               </w:rPr>
-              <w:instrText xml:space="preserve"> PAGEREF _Toc219667145 \h </w:instrText>
+              <w:instrText xml:space="preserve"> PAGEREF _Toc223077603 \h </w:instrText>
             </w:r>
             <w:r>
               <w:rPr>
@@ -3608,7 +3608,7 @@
               <w14:ligatures w14:val="standardContextual"/>
             </w:rPr>
           </w:pPr>
-          <w:hyperlink w:anchor="_Toc219667146" w:history="1">
+          <w:hyperlink w:anchor="_Toc223077604" w:history="1">
             <w:r>
               <w:rPr>
                 <w:rStyle w:val="Hypertextovodkaz"/>
@@ -3652,7 +3652,7 @@
                 <w:noProof/>
                 <w:webHidden/>
               </w:rPr>
-              <w:instrText xml:space="preserve"> PAGEREF _Toc219667146 \h </w:instrText>
+              <w:instrText xml:space="preserve"> PAGEREF _Toc223077604 \h </w:instrText>
             </w:r>
             <w:r>
               <w:rPr>
@@ -3673,6 +3673,96 @@
                 <w:webHidden/>
               </w:rPr>
               <w:t>20</w:t>
+            </w:r>
+            <w:r>
+              <w:rPr>
+                <w:noProof/>
+                <w:webHidden/>
+              </w:rPr>
+              <w:fldChar w:fldCharType="end"/>
+            </w:r>
+          </w:hyperlink>
+        </w:p>
+        <w:p>
+          <w:pPr>
+            <w:pStyle w:val="Obsah3"/>
+            <w:tabs>
+              <w:tab w:val="left" w:pos="1200"/>
+              <w:tab w:val="right" w:leader="dot" w:pos="9062"/>
+            </w:tabs>
+            <w:rPr>
+              <w:noProof/>
+              <w:kern w:val="2"/>
+              <w:sz w:val="24"/>
+              <w:szCs w:val="24"/>
+              <w14:ligatures w14:val="standardContextual"/>
+            </w:rPr>
+          </w:pPr>
+          <w:hyperlink w:anchor="_Toc223077605" w:history="1">
+            <w:r>
+              <w:rPr>
+                <w:rStyle w:val="Hypertextovodkaz"/>
+                <w:noProof/>
+              </w:rPr>
+              <w:t>2.2.6</w:t>
+            </w:r>
+            <w:r>
+              <w:rPr>
+                <w:noProof/>
+                <w:kern w:val="2"/>
+                <w:sz w:val="24"/>
+                <w:szCs w:val="24"/>
+                <w14:ligatures w14:val="standardContextual"/>
+              </w:rPr>
+              <w:tab/>
+            </w:r>
+            <w:r>
+              <w:rPr>
+                <w:rStyle w:val="Hypertextovodkaz"/>
+                <w:noProof/>
+              </w:rPr>
+              <w:t>Hosting projektu</w:t>
+            </w:r>
+            <w:r>
+              <w:rPr>
+                <w:noProof/>
+                <w:webHidden/>
+              </w:rPr>
+              <w:tab/>
+            </w:r>
+            <w:r>
+              <w:rPr>
+                <w:noProof/>
+                <w:webHidden/>
+              </w:rPr>
+              <w:fldChar w:fldCharType="begin"/>
+            </w:r>
+            <w:r>
+              <w:rPr>
+                <w:noProof/>
+                <w:webHidden/>
+              </w:rPr>
+              <w:instrText xml:space="preserve"> PAGEREF _Toc223077605 \h </w:instrText>
+            </w:r>
+            <w:r>
+              <w:rPr>
+                <w:noProof/>
+                <w:webHidden/>
+              </w:rPr>
+            </w:r>
+            <w:r>
+              <w:rPr>
+                <w:noProof/>
+                <w:webHidden/>
+              </w:rPr>
+              <w:fldChar w:fldCharType="separate"/>
+            </w:r>
+            <w:r>
+              <w:rPr>
+                <w:noProof/>
+                <w:webHidden/>
+              </w:rPr>
+              <w:t>21</w:t>
             </w:r>
             <w:r>
               <w:rPr>
@@ -3698,7 +3788,7 @@
               <w14:ligatures w14:val="standardContextual"/>
             </w:rPr>
           </w:pPr>
-          <w:hyperlink w:anchor="_Toc219667147" w:history="1">
+          <w:hyperlink w:anchor="_Toc223077606" w:history="1">
             <w:r>
               <w:rPr>
                 <w:rStyle w:val="Hypertextovodkaz"/>
@@ -3742,7 +3832,7 @@
                 <w:noProof/>
                 <w:webHidden/>
               </w:rPr>
-              <w:instrText xml:space="preserve"> PAGEREF _Toc219667147 \h </w:instrText>
+              <w:instrText xml:space="preserve"> PAGEREF _Toc223077606 \h </w:instrText>
             </w:r>
             <w:r>
               <w:rPr>
@@ -3762,7 +3852,7 @@
                 <w:noProof/>
                 <w:webHidden/>
               </w:rPr>
-              <w:t>21</w:t>
+              <w:t>22</w:t>
             </w:r>
             <w:r>
               <w:rPr>
@@ -3787,7 +3877,7 @@
               <w14:ligatures w14:val="standardContextual"/>
             </w:rPr>
           </w:pPr>
-          <w:hyperlink w:anchor="_Toc219667148" w:history="1">
+          <w:hyperlink w:anchor="_Toc223077607" w:history="1">
             <w:r>
               <w:rPr>
                 <w:rStyle w:val="Hypertextovodkaz"/>
@@ -3814,7 +3904,7 @@
                 <w:noProof/>
                 <w:webHidden/>
               </w:rPr>
-              <w:instrText xml:space="preserve"> PAGEREF _Toc219667148 \h </w:instrText>
+              <w:instrText xml:space="preserve"> PAGEREF _Toc223077607 \h </w:instrText>
             </w:r>
             <w:r>
               <w:rPr>
@@ -3834,7 +3924,7 @@
                 <w:noProof/>
                 <w:webHidden/>
               </w:rPr>
-              <w:t>22</w:t>
+              <w:t>23</w:t>
             </w:r>
             <w:r>
               <w:rPr>
@@ -3859,7 +3949,7 @@
               <w14:ligatures w14:val="standardContextual"/>
             </w:rPr>
           </w:pPr>
-          <w:hyperlink w:anchor="_Toc219667149" w:history="1">
+          <w:hyperlink w:anchor="_Toc223077608" w:history="1">
             <w:r>
               <w:rPr>
                 <w:rStyle w:val="Hypertextovodkaz"/>
@@ -3886,7 +3976,7 @@
                 <w:noProof/>
                 <w:webHidden/>
               </w:rPr>
-              <w:instrText xml:space="preserve"> PAGEREF _Toc219667149 \h </w:instrText>
+              <w:instrText xml:space="preserve"> PAGEREF _Toc223077608 \h </w:instrText>
             </w:r>
             <w:r>
               <w:rPr>
@@ -3906,7 +3996,7 @@
                 <w:noProof/>
                 <w:webHidden/>
               </w:rPr>
-              <w:t>23</w:t>
+              <w:t>24</w:t>
             </w:r>
             <w:r>
               <w:rPr>
@@ -3931,7 +4021,7 @@
               <w14:ligatures w14:val="standardContextual"/>
             </w:rPr>
           </w:pPr>
-          <w:hyperlink w:anchor="_Toc219667150" w:history="1">
+          <w:hyperlink w:anchor="_Toc223077609" w:history="1">
             <w:r>
               <w:rPr>
                 <w:rStyle w:val="Hypertextovodkaz"/>
@@ -3958,7 +4048,7 @@
                 <w:noProof/>
                 <w:webHidden/>
               </w:rPr>
-              <w:instrText xml:space="preserve"> PAGEREF _Toc219667150 \h </w:instrText>
+              <w:instrText xml:space="preserve"> PAGEREF _Toc223077609 \h </w:instrText>
             </w:r>
             <w:r>
               <w:rPr>
@@ -3978,7 +4068,7 @@
                 <w:noProof/>
                 <w:webHidden/>
               </w:rPr>
-              <w:t>24</w:t>
+              <w:t>25</w:t>
             </w:r>
             <w:r>
               <w:rPr>
@@ -4003,7 +4093,7 @@
               <w14:ligatures w14:val="standardContextual"/>
             </w:rPr>
           </w:pPr>
-          <w:hyperlink w:anchor="_Toc219667151" w:history="1">
+          <w:hyperlink w:anchor="_Toc223077610" w:history="1">
             <w:r>
               <w:rPr>
                 <w:rStyle w:val="Hypertextovodkaz"/>
@@ -4030,7 +4120,7 @@
                 <w:noProof/>
                 <w:webHidden/>
               </w:rPr>
-              <w:instrText xml:space="preserve"> PAGEREF _Toc219667151 \h </w:instrText>
+              <w:instrText xml:space="preserve"> PAGEREF _Toc223077610 \h </w:instrText>
             </w:r>
             <w:r>
               <w:rPr>
@@ -4050,7 +4140,7 @@
                 <w:noProof/>
                 <w:webHidden/>
               </w:rPr>
-              <w:t>24</w:t>
+              <w:t>25</w:t>
             </w:r>
             <w:r>
               <w:rPr>
@@ -4090,7 +4180,7 @@
         </w:pBdr>
         <w:ind w:left="0"/>
       </w:pPr>
-      <w:bookmarkStart w:id="0" w:name="_Toc219667113"/>
+      <w:bookmarkStart w:id="0" w:name="_Toc223077571"/>
       <w:r>
         <w:lastRenderedPageBreak/>
         <w:t>Ú</w:t>
@@ -4321,7 +4411,15 @@
       </w:r>
       <w:proofErr w:type="spellEnd"/>
       <w:r>
-        <w:t xml:space="preserve"> na Firebase. </w:t>
+        <w:t xml:space="preserve"> na </w:t>
+      </w:r>
+      <w:proofErr w:type="spellStart"/>
+      <w:r>
+        <w:t>Firebase</w:t>
+      </w:r>
+      <w:proofErr w:type="spellEnd"/>
+      <w:r>
+        <w:t xml:space="preserve">. </w:t>
       </w:r>
     </w:p>
     <w:p>
@@ -4352,7 +4450,7 @@
         </w:pBdr>
         <w:ind w:left="431"/>
       </w:pPr>
-      <w:bookmarkStart w:id="1" w:name="_Toc219667114"/>
+      <w:bookmarkStart w:id="1" w:name="_Toc223077572"/>
       <w:r>
         <w:lastRenderedPageBreak/>
         <w:t>Teoretická část</w:t>
@@ -4363,7 +4461,7 @@
       <w:pPr>
         <w:pStyle w:val="Nadpis2"/>
       </w:pPr>
-      <w:bookmarkStart w:id="2" w:name="_Toc219667115"/>
+      <w:bookmarkStart w:id="2" w:name="_Toc223077573"/>
       <w:r>
         <w:t>Rešerše</w:t>
       </w:r>
@@ -4379,7 +4477,7 @@
         <w:pStyle w:val="Nadpis3"/>
       </w:pPr>
       <w:bookmarkStart w:id="3" w:name="_Toc187827151"/>
-      <w:bookmarkStart w:id="4" w:name="_Toc219667116"/>
+      <w:bookmarkStart w:id="4" w:name="_Toc223077574"/>
       <w:proofErr w:type="spellStart"/>
       <w:r>
         <w:t>Duolingo</w:t>
@@ -4550,6 +4648,7 @@
       </w:pPr>
       <w:bookmarkStart w:id="5" w:name="_Toc187825548"/>
       <w:bookmarkStart w:id="6" w:name="_Toc219663092"/>
+      <w:bookmarkStart w:id="7" w:name="_Toc223078257"/>
       <w:r>
         <w:t xml:space="preserve">Obrázek </w:t>
       </w:r>
@@ -4583,6 +4682,7 @@
       </w:r>
       <w:bookmarkEnd w:id="5"/>
       <w:bookmarkEnd w:id="6"/>
+      <w:bookmarkEnd w:id="7"/>
       <w:proofErr w:type="spellEnd"/>
     </w:p>
     <w:p>
@@ -4602,13 +4702,13 @@
       <w:pPr>
         <w:pStyle w:val="Nadpis3"/>
       </w:pPr>
-      <w:bookmarkStart w:id="7" w:name="_Toc187827152"/>
-      <w:bookmarkStart w:id="8" w:name="_Toc219667117"/>
+      <w:bookmarkStart w:id="8" w:name="_Toc187827152"/>
+      <w:bookmarkStart w:id="9" w:name="_Toc223077575"/>
       <w:r>
         <w:t>Umíme to</w:t>
       </w:r>
-      <w:bookmarkEnd w:id="7"/>
       <w:bookmarkEnd w:id="8"/>
+      <w:bookmarkEnd w:id="9"/>
     </w:p>
     <w:p>
       <w:pPr>
@@ -4749,8 +4849,9 @@
         <w:pStyle w:val="Titulek"/>
         <w:jc w:val="left"/>
       </w:pPr>
-      <w:bookmarkStart w:id="9" w:name="_Toc187825549"/>
-      <w:bookmarkStart w:id="10" w:name="_Toc219663093"/>
+      <w:bookmarkStart w:id="10" w:name="_Toc187825549"/>
+      <w:bookmarkStart w:id="11" w:name="_Toc219663093"/>
+      <w:bookmarkStart w:id="12" w:name="_Toc223078258"/>
       <w:r>
         <w:t xml:space="preserve">Obrázek </w:t>
       </w:r>
@@ -4781,8 +4882,9 @@
       <w:r>
         <w:t>UMIMETO</w:t>
       </w:r>
-      <w:bookmarkEnd w:id="9"/>
       <w:bookmarkEnd w:id="10"/>
+      <w:bookmarkEnd w:id="11"/>
+      <w:bookmarkEnd w:id="12"/>
     </w:p>
     <w:p>
       <w:pPr>
@@ -4796,12 +4898,12 @@
       <w:pPr>
         <w:pStyle w:val="Nadpis3"/>
       </w:pPr>
-      <w:bookmarkStart w:id="11" w:name="_Toc219667118"/>
+      <w:bookmarkStart w:id="13" w:name="_Toc223077576"/>
       <w:r>
         <w:lastRenderedPageBreak/>
         <w:t>Huly.io</w:t>
       </w:r>
-      <w:bookmarkEnd w:id="11"/>
+      <w:bookmarkEnd w:id="13"/>
     </w:p>
     <w:p>
       <w:r>
@@ -4889,7 +4991,8 @@
       <w:pPr>
         <w:pStyle w:val="Titulek"/>
       </w:pPr>
-      <w:bookmarkStart w:id="12" w:name="_Toc219663094"/>
+      <w:bookmarkStart w:id="14" w:name="_Toc219663094"/>
+      <w:bookmarkStart w:id="15" w:name="_Toc223078259"/>
       <w:r>
         <w:t xml:space="preserve">Obrázek </w:t>
       </w:r>
@@ -4904,18 +5007,19 @@
       <w:r>
         <w:t xml:space="preserve"> - Huly.io</w:t>
       </w:r>
-      <w:bookmarkEnd w:id="12"/>
+      <w:bookmarkEnd w:id="14"/>
+      <w:bookmarkEnd w:id="15"/>
     </w:p>
     <w:p>
       <w:pPr>
         <w:pStyle w:val="Nadpis3"/>
       </w:pPr>
-      <w:bookmarkStart w:id="13" w:name="_Toc219667119"/>
+      <w:bookmarkStart w:id="16" w:name="_Toc223077577"/>
       <w:proofErr w:type="spellStart"/>
       <w:r>
         <w:t>ReactBits</w:t>
       </w:r>
-      <w:bookmarkEnd w:id="13"/>
+      <w:bookmarkEnd w:id="16"/>
       <w:proofErr w:type="spellEnd"/>
     </w:p>
     <w:p>
@@ -4972,14 +5076,15 @@
             <v:stroke joinstyle="miter"/>
             <v:path gradientshapeok="t" o:connecttype="rect"/>
           </v:shapetype>
-          <v:shape id="_x0000_s2055" type="#_x0000_t202" style="position:absolute;left:0;text-align:left;margin-left:12.55pt;margin-top:263.7pt;width:428.6pt;height:.05pt;z-index:251661824;mso-position-horizontal-relative:text;mso-position-vertical-relative:text" stroked="f">
+          <v:shape id="_x0000_s2055" type="#_x0000_t202" style="position:absolute;left:0;text-align:left;margin-left:12.55pt;margin-top:263.7pt;width:428.6pt;height:.05pt;z-index:251658752;mso-position-horizontal-relative:text;mso-position-vertical-relative:text" stroked="f">
             <v:textbox style="mso-next-textbox:#_x0000_s2055;mso-fit-shape-to-text:t" inset="0,0,0,0">
               <w:txbxContent>
                 <w:p>
                   <w:pPr>
                     <w:pStyle w:val="Titulek"/>
                   </w:pPr>
-                  <w:bookmarkStart w:id="14" w:name="_Toc219663095"/>
+                  <w:bookmarkStart w:id="17" w:name="_Toc219663095"/>
+                  <w:bookmarkStart w:id="18" w:name="_Toc223078260"/>
                   <w:r>
                     <w:t xml:space="preserve">Obrázek </w:t>
                   </w:r>
@@ -4994,7 +5099,8 @@
                   <w:r>
                     <w:t xml:space="preserve"> – ReactBits</w:t>
                   </w:r>
-                  <w:bookmarkEnd w:id="14"/>
+                  <w:bookmarkEnd w:id="17"/>
+                  <w:bookmarkEnd w:id="18"/>
                 </w:p>
               </w:txbxContent>
             </v:textbox>
@@ -5007,7 +5113,7 @@
           <w:noProof/>
         </w:rPr>
         <w:drawing>
-          <wp:anchor distT="0" distB="0" distL="114300" distR="114300" simplePos="0" relativeHeight="251649024" behindDoc="0" locked="0" layoutInCell="1" allowOverlap="1" wp14:anchorId="6B40A9F9" wp14:editId="5D16CC64">
+          <wp:anchor distT="0" distB="0" distL="114300" distR="114300" simplePos="0" relativeHeight="251652096" behindDoc="0" locked="0" layoutInCell="1" allowOverlap="1" wp14:anchorId="6B40A9F9" wp14:editId="211E7EAF">
             <wp:simplePos x="0" y="0"/>
             <wp:positionH relativeFrom="margin">
               <wp:posOffset>159385</wp:posOffset>
@@ -5112,7 +5218,7 @@
       <w:pPr>
         <w:pStyle w:val="Nadpis3"/>
       </w:pPr>
-      <w:bookmarkStart w:id="15" w:name="_Toc219667120"/>
+      <w:bookmarkStart w:id="19" w:name="_Toc223077578"/>
       <w:r>
         <w:t xml:space="preserve">21st </w:t>
       </w:r>
@@ -5120,7 +5226,7 @@
       <w:r>
         <w:t>Devs</w:t>
       </w:r>
-      <w:bookmarkEnd w:id="15"/>
+      <w:bookmarkEnd w:id="19"/>
       <w:proofErr w:type="spellEnd"/>
     </w:p>
     <w:p>
@@ -5222,7 +5328,8 @@
         <w:pStyle w:val="Titulek"/>
         <w:jc w:val="left"/>
       </w:pPr>
-      <w:bookmarkStart w:id="16" w:name="_Toc219663096"/>
+      <w:bookmarkStart w:id="20" w:name="_Toc219663096"/>
+      <w:bookmarkStart w:id="21" w:name="_Toc223078261"/>
       <w:r>
         <w:t xml:space="preserve">Obrázek </w:t>
       </w:r>
@@ -5241,7 +5348,8 @@
       <w:r>
         <w:t>Devs</w:t>
       </w:r>
-      <w:bookmarkEnd w:id="16"/>
+      <w:bookmarkEnd w:id="20"/>
+      <w:bookmarkEnd w:id="21"/>
       <w:proofErr w:type="spellEnd"/>
     </w:p>
     <w:p>
@@ -5261,18 +5369,18 @@
       <w:pPr>
         <w:pStyle w:val="Nadpis2"/>
       </w:pPr>
-      <w:bookmarkStart w:id="17" w:name="_Toc219667121"/>
+      <w:bookmarkStart w:id="22" w:name="_Toc223077579"/>
       <w:r>
         <w:t>Technologie</w:t>
       </w:r>
-      <w:bookmarkEnd w:id="17"/>
+      <w:bookmarkEnd w:id="22"/>
     </w:p>
     <w:p>
       <w:pPr>
         <w:pStyle w:val="Nadpis3"/>
       </w:pPr>
-      <w:bookmarkStart w:id="18" w:name="_Toc187827154"/>
-      <w:bookmarkStart w:id="19" w:name="_Toc219667122"/>
+      <w:bookmarkStart w:id="23" w:name="_Toc187827154"/>
+      <w:bookmarkStart w:id="24" w:name="_Toc223077580"/>
       <w:proofErr w:type="spellStart"/>
       <w:r>
         <w:t>Visual</w:t>
@@ -5285,8 +5393,8 @@
       <w:r>
         <w:t>Code</w:t>
       </w:r>
-      <w:bookmarkEnd w:id="18"/>
-      <w:bookmarkEnd w:id="19"/>
+      <w:bookmarkEnd w:id="23"/>
+      <w:bookmarkEnd w:id="24"/>
       <w:proofErr w:type="spellEnd"/>
     </w:p>
     <w:p>
@@ -5353,13 +5461,13 @@
       <w:pPr>
         <w:pStyle w:val="Nadpis3"/>
       </w:pPr>
-      <w:bookmarkStart w:id="20" w:name="_Toc187827155"/>
-      <w:bookmarkStart w:id="21" w:name="_Toc219667123"/>
+      <w:bookmarkStart w:id="25" w:name="_Toc187827155"/>
+      <w:bookmarkStart w:id="26" w:name="_Toc223077581"/>
       <w:r>
         <w:t>Javascript</w:t>
       </w:r>
-      <w:bookmarkEnd w:id="20"/>
-      <w:bookmarkEnd w:id="21"/>
+      <w:bookmarkEnd w:id="25"/>
+      <w:bookmarkEnd w:id="26"/>
     </w:p>
     <w:p>
       <w:pPr>
@@ -5429,14 +5537,14 @@
       <w:pPr>
         <w:pStyle w:val="Nadpis3"/>
       </w:pPr>
-      <w:bookmarkStart w:id="22" w:name="_Toc187827156"/>
-      <w:bookmarkStart w:id="23" w:name="_Toc219667124"/>
+      <w:bookmarkStart w:id="27" w:name="_Toc187827156"/>
+      <w:bookmarkStart w:id="28" w:name="_Toc223077582"/>
       <w:proofErr w:type="spellStart"/>
       <w:r>
         <w:t>React</w:t>
       </w:r>
-      <w:bookmarkEnd w:id="22"/>
-      <w:bookmarkEnd w:id="23"/>
+      <w:bookmarkEnd w:id="27"/>
+      <w:bookmarkEnd w:id="28"/>
       <w:proofErr w:type="spellEnd"/>
     </w:p>
     <w:p>
@@ -5537,13 +5645,13 @@
       <w:pPr>
         <w:pStyle w:val="Nadpis3"/>
       </w:pPr>
-      <w:bookmarkStart w:id="24" w:name="_Toc187827157"/>
-      <w:bookmarkStart w:id="25" w:name="_Toc219667125"/>
+      <w:bookmarkStart w:id="29" w:name="_Toc187827157"/>
+      <w:bookmarkStart w:id="30" w:name="_Toc223077583"/>
       <w:r>
         <w:t>Vite.js</w:t>
       </w:r>
-      <w:bookmarkEnd w:id="24"/>
-      <w:bookmarkEnd w:id="25"/>
+      <w:bookmarkEnd w:id="29"/>
+      <w:bookmarkEnd w:id="30"/>
     </w:p>
     <w:p>
       <w:pPr>
@@ -5618,13 +5726,13 @@
       <w:pPr>
         <w:pStyle w:val="Nadpis3"/>
       </w:pPr>
-      <w:bookmarkStart w:id="26" w:name="_Toc187827158"/>
-      <w:bookmarkStart w:id="27" w:name="_Toc219667126"/>
+      <w:bookmarkStart w:id="31" w:name="_Toc187827158"/>
+      <w:bookmarkStart w:id="32" w:name="_Toc223077584"/>
       <w:r>
         <w:t>Spline</w:t>
       </w:r>
-      <w:bookmarkEnd w:id="26"/>
-      <w:bookmarkEnd w:id="27"/>
+      <w:bookmarkEnd w:id="31"/>
+      <w:bookmarkEnd w:id="32"/>
     </w:p>
     <w:p>
       <w:r>
@@ -5669,14 +5777,14 @@
       <w:pPr>
         <w:pStyle w:val="Nadpis3"/>
       </w:pPr>
-      <w:bookmarkStart w:id="28" w:name="_Toc187827159"/>
-      <w:bookmarkStart w:id="29" w:name="_Toc219667127"/>
+      <w:bookmarkStart w:id="33" w:name="_Toc187827159"/>
+      <w:bookmarkStart w:id="34" w:name="_Toc223077585"/>
       <w:proofErr w:type="spellStart"/>
       <w:r>
         <w:t>Github</w:t>
       </w:r>
-      <w:bookmarkEnd w:id="28"/>
-      <w:bookmarkEnd w:id="29"/>
+      <w:bookmarkEnd w:id="33"/>
+      <w:bookmarkEnd w:id="34"/>
       <w:proofErr w:type="spellEnd"/>
     </w:p>
     <w:p>
@@ -5740,11 +5848,11 @@
       <w:pPr>
         <w:pStyle w:val="Nadpis3"/>
       </w:pPr>
-      <w:bookmarkStart w:id="30" w:name="_Toc219667128"/>
+      <w:bookmarkStart w:id="35" w:name="_Toc223077586"/>
       <w:r>
         <w:t>Firebase</w:t>
       </w:r>
-      <w:bookmarkEnd w:id="30"/>
+      <w:bookmarkEnd w:id="35"/>
       <w:r>
         <w:t xml:space="preserve"> </w:t>
       </w:r>
@@ -5867,12 +5975,14 @@
         </w:rPr>
         <w:t xml:space="preserve">po interaktivní úkoly. </w:t>
       </w:r>
+      <w:proofErr w:type="spellStart"/>
       <w:r>
         <w:rPr>
           <w:color w:val="000000" w:themeColor="text1"/>
         </w:rPr>
         <w:t>Firebase</w:t>
       </w:r>
+      <w:proofErr w:type="spellEnd"/>
       <w:r>
         <w:rPr>
           <w:color w:val="000000" w:themeColor="text1"/>
@@ -5930,14 +6040,14 @@
       <w:pPr>
         <w:pStyle w:val="Nadpis3"/>
       </w:pPr>
-      <w:bookmarkStart w:id="31" w:name="_Toc187827161"/>
-      <w:bookmarkStart w:id="32" w:name="_Toc219667129"/>
+      <w:bookmarkStart w:id="36" w:name="_Toc187827161"/>
+      <w:bookmarkStart w:id="37" w:name="_Toc223077587"/>
       <w:proofErr w:type="spellStart"/>
       <w:r>
         <w:t>removebg</w:t>
       </w:r>
-      <w:bookmarkEnd w:id="31"/>
-      <w:bookmarkEnd w:id="32"/>
+      <w:bookmarkEnd w:id="36"/>
+      <w:bookmarkEnd w:id="37"/>
       <w:proofErr w:type="spellEnd"/>
     </w:p>
     <w:p>
@@ -5987,14 +6097,14 @@
       <w:pPr>
         <w:pStyle w:val="Nadpis3"/>
       </w:pPr>
-      <w:bookmarkStart w:id="33" w:name="_Toc187827162"/>
-      <w:bookmarkStart w:id="34" w:name="_Toc219667130"/>
+      <w:bookmarkStart w:id="38" w:name="_Toc187827162"/>
+      <w:bookmarkStart w:id="39" w:name="_Toc223077588"/>
       <w:proofErr w:type="spellStart"/>
       <w:r>
         <w:t>Pinterest</w:t>
       </w:r>
-      <w:bookmarkEnd w:id="33"/>
-      <w:bookmarkEnd w:id="34"/>
+      <w:bookmarkEnd w:id="38"/>
+      <w:bookmarkEnd w:id="39"/>
       <w:proofErr w:type="spellEnd"/>
     </w:p>
     <w:p>
@@ -6069,12 +6179,12 @@
       <w:pPr>
         <w:pStyle w:val="Nadpis3"/>
       </w:pPr>
-      <w:bookmarkStart w:id="35" w:name="_Toc219667131"/>
+      <w:bookmarkStart w:id="40" w:name="_Toc223077589"/>
       <w:proofErr w:type="spellStart"/>
       <w:r>
         <w:t>Gemini</w:t>
       </w:r>
-      <w:bookmarkEnd w:id="35"/>
+      <w:bookmarkEnd w:id="40"/>
       <w:proofErr w:type="spellEnd"/>
     </w:p>
     <w:p>
@@ -6208,14 +6318,14 @@
       <w:pPr>
         <w:pStyle w:val="Nadpis3"/>
       </w:pPr>
-      <w:bookmarkStart w:id="36" w:name="_Toc187827164"/>
-      <w:bookmarkStart w:id="37" w:name="_Toc219667132"/>
+      <w:bookmarkStart w:id="41" w:name="_Toc187827164"/>
+      <w:bookmarkStart w:id="42" w:name="_Toc223077590"/>
       <w:proofErr w:type="spellStart"/>
       <w:r>
         <w:t>Copilot</w:t>
       </w:r>
-      <w:bookmarkEnd w:id="36"/>
-      <w:bookmarkEnd w:id="37"/>
+      <w:bookmarkEnd w:id="41"/>
+      <w:bookmarkEnd w:id="42"/>
       <w:proofErr w:type="spellEnd"/>
     </w:p>
     <w:p>
@@ -6314,15 +6424,15 @@
       <w:pPr>
         <w:pStyle w:val="Nadpis3"/>
       </w:pPr>
-      <w:bookmarkStart w:id="38" w:name="_Toc187827165"/>
-      <w:bookmarkStart w:id="39" w:name="_Toc219667133"/>
+      <w:bookmarkStart w:id="43" w:name="_Toc187827165"/>
+      <w:bookmarkStart w:id="44" w:name="_Toc223077591"/>
       <w:proofErr w:type="spellStart"/>
       <w:r>
         <w:lastRenderedPageBreak/>
         <w:t>Figma</w:t>
       </w:r>
-      <w:bookmarkEnd w:id="38"/>
-      <w:bookmarkEnd w:id="39"/>
+      <w:bookmarkEnd w:id="43"/>
+      <w:bookmarkEnd w:id="44"/>
       <w:proofErr w:type="spellEnd"/>
     </w:p>
     <w:p>
@@ -6381,14 +6491,14 @@
       <w:pPr>
         <w:pStyle w:val="Nadpis3"/>
       </w:pPr>
-      <w:bookmarkStart w:id="40" w:name="_Toc187827166"/>
-      <w:bookmarkStart w:id="41" w:name="_Toc219667134"/>
+      <w:bookmarkStart w:id="45" w:name="_Toc187827166"/>
+      <w:bookmarkStart w:id="46" w:name="_Toc223077592"/>
       <w:proofErr w:type="spellStart"/>
       <w:r>
         <w:t>LottieFiles</w:t>
       </w:r>
-      <w:bookmarkEnd w:id="40"/>
-      <w:bookmarkEnd w:id="41"/>
+      <w:bookmarkEnd w:id="45"/>
+      <w:bookmarkEnd w:id="46"/>
       <w:proofErr w:type="spellEnd"/>
     </w:p>
     <w:p>
@@ -6453,12 +6563,12 @@
       <w:pPr>
         <w:pStyle w:val="Nadpis3"/>
       </w:pPr>
-      <w:bookmarkStart w:id="42" w:name="_Toc219667135"/>
+      <w:bookmarkStart w:id="47" w:name="_Toc223077593"/>
       <w:proofErr w:type="spellStart"/>
       <w:r>
         <w:t>Lucide-React</w:t>
       </w:r>
-      <w:bookmarkEnd w:id="42"/>
+      <w:bookmarkEnd w:id="47"/>
       <w:proofErr w:type="spellEnd"/>
     </w:p>
     <w:p>
@@ -6528,8 +6638,8 @@
       <w:pPr>
         <w:pStyle w:val="Nadpis3"/>
       </w:pPr>
-      <w:bookmarkStart w:id="43" w:name="_Toc187827168"/>
-      <w:bookmarkStart w:id="44" w:name="_Toc219667136"/>
+      <w:bookmarkStart w:id="48" w:name="_Toc187827168"/>
+      <w:bookmarkStart w:id="49" w:name="_Toc223077594"/>
       <w:proofErr w:type="spellStart"/>
       <w:r>
         <w:t>Tailwind</w:t>
@@ -6538,8 +6648,8 @@
       <w:r>
         <w:t xml:space="preserve"> CSS</w:t>
       </w:r>
-      <w:bookmarkEnd w:id="43"/>
-      <w:bookmarkEnd w:id="44"/>
+      <w:bookmarkEnd w:id="48"/>
+      <w:bookmarkEnd w:id="49"/>
     </w:p>
     <w:p>
       <w:proofErr w:type="spellStart"/>
@@ -6608,7 +6718,7 @@
         </w:pBdr>
         <w:ind w:left="431"/>
       </w:pPr>
-      <w:bookmarkStart w:id="45" w:name="_Toc219667137"/>
+      <w:bookmarkStart w:id="50" w:name="_Toc223077595"/>
       <w:r>
         <w:lastRenderedPageBreak/>
         <w:t>Praktická</w:t>
@@ -6616,7 +6726,7 @@
       <w:r>
         <w:t xml:space="preserve"> část</w:t>
       </w:r>
-      <w:bookmarkEnd w:id="45"/>
+      <w:bookmarkEnd w:id="50"/>
     </w:p>
     <w:p>
       <w:pPr>
@@ -6625,21 +6735,21 @@
           <w:bottom w:val="single" w:sz="4" w:space="1" w:color="FFE79B"/>
         </w:pBdr>
       </w:pPr>
-      <w:bookmarkStart w:id="46" w:name="_Toc219667138"/>
+      <w:bookmarkStart w:id="51" w:name="_Toc223077596"/>
       <w:r>
         <w:t>Návrhy</w:t>
       </w:r>
-      <w:bookmarkEnd w:id="46"/>
+      <w:bookmarkEnd w:id="51"/>
     </w:p>
     <w:p>
       <w:pPr>
         <w:pStyle w:val="Nadpis3"/>
       </w:pPr>
-      <w:bookmarkStart w:id="47" w:name="_Toc219667139"/>
+      <w:bookmarkStart w:id="52" w:name="_Toc223077597"/>
       <w:r>
         <w:t>Rozvržení webové aplikace</w:t>
       </w:r>
-      <w:bookmarkEnd w:id="47"/>
+      <w:bookmarkEnd w:id="52"/>
     </w:p>
     <w:p>
       <w:r>
@@ -6647,8 +6757,8 @@
           <w:noProof/>
         </w:rPr>
         <w:pict w14:anchorId="498E4128">
-          <v:shape id="_x0000_s2059" type="#_x0000_t202" style="position:absolute;left:0;text-align:left;margin-left:0;margin-top:467.55pt;width:453.6pt;height:21pt;z-index:251668992;mso-position-horizontal-relative:text;mso-position-vertical-relative:text" stroked="f">
-            <v:textbox style="mso-fit-shape-to-text:t" inset="0,0,0,0">
+          <v:shape id="_x0000_s2059" type="#_x0000_t202" style="position:absolute;left:0;text-align:left;margin-left:0;margin-top:467.55pt;width:453.6pt;height:21pt;z-index:251661824;mso-position-horizontal-relative:text;mso-position-vertical-relative:text" stroked="f">
+            <v:textbox style="mso-next-textbox:#_x0000_s2059;mso-fit-shape-to-text:t" inset="0,0,0,0">
               <w:txbxContent>
                 <w:p>
                   <w:pPr>
@@ -6658,7 +6768,8 @@
                       <w:szCs w:val="22"/>
                     </w:rPr>
                   </w:pPr>
-                  <w:bookmarkStart w:id="48" w:name="_Toc219663097"/>
+                  <w:bookmarkStart w:id="53" w:name="_Toc219663097"/>
+                  <w:bookmarkStart w:id="54" w:name="_Toc223078262"/>
                   <w:r>
                     <w:t xml:space="preserve">Obrázek </w:t>
                   </w:r>
@@ -6673,7 +6784,8 @@
                   <w:r>
                     <w:t xml:space="preserve"> - návrh učícího systému</w:t>
                   </w:r>
-                  <w:bookmarkEnd w:id="48"/>
+                  <w:bookmarkEnd w:id="53"/>
+                  <w:bookmarkEnd w:id="54"/>
                 </w:p>
               </w:txbxContent>
             </v:textbox>
@@ -6686,7 +6798,7 @@
           <w:noProof/>
         </w:rPr>
         <w:drawing>
-          <wp:anchor distT="0" distB="0" distL="114300" distR="114300" simplePos="0" relativeHeight="251671552" behindDoc="0" locked="0" layoutInCell="1" allowOverlap="1" wp14:anchorId="134063EE" wp14:editId="108261B4">
+          <wp:anchor distT="0" distB="0" distL="114300" distR="114300" simplePos="0" relativeHeight="251668480" behindDoc="0" locked="0" layoutInCell="1" allowOverlap="1" wp14:anchorId="134063EE" wp14:editId="1C738328">
             <wp:simplePos x="0" y="0"/>
             <wp:positionH relativeFrom="margin">
               <wp:posOffset>0</wp:posOffset>
@@ -6797,12 +6909,12 @@
       <w:pPr>
         <w:pStyle w:val="Nadpis3"/>
       </w:pPr>
-      <w:bookmarkStart w:id="49" w:name="_Toc219667140"/>
+      <w:bookmarkStart w:id="55" w:name="_Toc223077598"/>
       <w:r>
         <w:lastRenderedPageBreak/>
         <w:t>Design webové aplikace</w:t>
       </w:r>
-      <w:bookmarkEnd w:id="49"/>
+      <w:bookmarkEnd w:id="55"/>
     </w:p>
     <w:p>
       <w:r>
@@ -6850,7 +6962,7 @@
           <w:noProof/>
         </w:rPr>
         <w:drawing>
-          <wp:anchor distT="0" distB="0" distL="114300" distR="114300" simplePos="0" relativeHeight="251656192" behindDoc="0" locked="0" layoutInCell="1" allowOverlap="1" wp14:anchorId="2A29A0EA" wp14:editId="49D74921">
+          <wp:anchor distT="0" distB="0" distL="114300" distR="114300" simplePos="0" relativeHeight="251656192" behindDoc="0" locked="0" layoutInCell="1" allowOverlap="1" wp14:anchorId="2A29A0EA" wp14:editId="29EEC8EE">
             <wp:simplePos x="0" y="0"/>
             <wp:positionH relativeFrom="margin">
               <wp:posOffset>492125</wp:posOffset>
@@ -6928,8 +7040,8 @@
           <w:noProof/>
         </w:rPr>
         <w:pict w14:anchorId="7DD35AD2">
-          <v:shape id="_x0000_s2057" type="#_x0000_t202" style="position:absolute;left:0;text-align:left;margin-left:38.75pt;margin-top:1.15pt;width:375.55pt;height:21pt;z-index:251663872;mso-position-horizontal-relative:text;mso-position-vertical-relative:text" stroked="f">
-            <v:textbox style="mso-fit-shape-to-text:t" inset="0,0,0,0">
+          <v:shape id="_x0000_s2057" type="#_x0000_t202" style="position:absolute;left:0;text-align:left;margin-left:38.75pt;margin-top:1.15pt;width:375.55pt;height:21pt;z-index:251659776;mso-position-horizontal-relative:text;mso-position-vertical-relative:text" stroked="f">
+            <v:textbox style="mso-next-textbox:#_x0000_s2057;mso-fit-shape-to-text:t" inset="0,0,0,0">
               <w:txbxContent>
                 <w:p>
                   <w:pPr>
@@ -6940,7 +7052,8 @@
                       <w:szCs w:val="22"/>
                     </w:rPr>
                   </w:pPr>
-                  <w:bookmarkStart w:id="50" w:name="_Toc219663098"/>
+                  <w:bookmarkStart w:id="56" w:name="_Toc219663098"/>
+                  <w:bookmarkStart w:id="57" w:name="_Toc223078263"/>
                   <w:r>
                     <w:t xml:space="preserve">Obrázek </w:t>
                   </w:r>
@@ -6963,7 +7076,8 @@
                   <w:r>
                     <w:t xml:space="preserve"> stránka</w:t>
                   </w:r>
-                  <w:bookmarkEnd w:id="50"/>
+                  <w:bookmarkEnd w:id="56"/>
+                  <w:bookmarkEnd w:id="57"/>
                 </w:p>
               </w:txbxContent>
             </v:textbox>
@@ -6977,46 +7091,8 @@
         <w:rPr>
           <w:noProof/>
         </w:rPr>
-        <w:pict w14:anchorId="0F2A1855">
-          <v:shape id="_x0000_s2061" type="#_x0000_t202" style="position:absolute;left:0;text-align:left;margin-left:37.4pt;margin-top:187pt;width:377.9pt;height:.05pt;z-index:251687936;mso-position-horizontal-relative:text;mso-position-vertical-relative:text" stroked="f">
-            <v:textbox style="mso-fit-shape-to-text:t" inset="0,0,0,0">
-              <w:txbxContent>
-                <w:p>
-                  <w:pPr>
-                    <w:pStyle w:val="Titulek"/>
-                    <w:rPr>
-                      <w:noProof/>
-                      <w:sz w:val="22"/>
-                      <w:szCs w:val="22"/>
-                    </w:rPr>
-                  </w:pPr>
-                  <w:r>
-                    <w:t xml:space="preserve">Obrázek </w:t>
-                  </w:r>
-                  <w:fldSimple w:instr=" SEQ Obrázek \* ARABIC ">
-                    <w:r>
-                      <w:rPr>
-                        <w:noProof/>
-                      </w:rPr>
-                      <w:t>8</w:t>
-                    </w:r>
-                  </w:fldSimple>
-                  <w:r>
-                    <w:t xml:space="preserve"> - původní úvodní stránka</w:t>
-                  </w:r>
-                </w:p>
-              </w:txbxContent>
-            </v:textbox>
-            <w10:wrap type="square"/>
-          </v:shape>
-        </w:pict>
-      </w:r>
-      <w:r>
-        <w:rPr>
-          <w:noProof/>
-        </w:rPr>
         <w:drawing>
-          <wp:anchor distT="0" distB="0" distL="114300" distR="114300" simplePos="0" relativeHeight="251665408" behindDoc="0" locked="0" layoutInCell="1" allowOverlap="1" wp14:anchorId="4604EB50" wp14:editId="52B651EA">
+          <wp:anchor distT="0" distB="0" distL="114300" distR="114300" simplePos="0" relativeHeight="251663360" behindDoc="0" locked="0" layoutInCell="1" allowOverlap="1" wp14:anchorId="4604EB50" wp14:editId="489F25A2">
             <wp:simplePos x="0" y="0"/>
             <wp:positionH relativeFrom="margin">
               <wp:posOffset>474980</wp:posOffset>
@@ -7083,9 +7159,9 @@
         <w:rPr>
           <w:noProof/>
         </w:rPr>
-        <w:pict w14:anchorId="45E1F2F5">
-          <v:shape id="_x0000_s2058" type="#_x0000_t202" style="position:absolute;left:0;text-align:left;margin-left:38.15pt;margin-top:14.15pt;width:377.9pt;height:21pt;z-index:251665920;mso-position-horizontal-relative:text;mso-position-vertical-relative:text" stroked="f">
-            <v:textbox style="mso-fit-shape-to-text:t" inset="0,0,0,0">
+        <w:pict w14:anchorId="0F2A1855">
+          <v:shape id="_x0000_s2061" type="#_x0000_t202" style="position:absolute;left:0;text-align:left;margin-left:37.4pt;margin-top:14.15pt;width:377.9pt;height:21pt;z-index:251662848;mso-position-horizontal-relative:text;mso-position-vertical-relative:text" stroked="f">
+            <v:textbox style="mso-next-textbox:#_x0000_s2061;mso-fit-shape-to-text:t" inset="0,0,0,0">
               <w:txbxContent>
                 <w:p>
                   <w:pPr>
@@ -7096,7 +7172,7 @@
                       <w:szCs w:val="22"/>
                     </w:rPr>
                   </w:pPr>
-                  <w:bookmarkStart w:id="51" w:name="_Toc219663099"/>
+                  <w:bookmarkStart w:id="58" w:name="_Toc223078264"/>
                   <w:r>
                     <w:t xml:space="preserve">Obrázek </w:t>
                   </w:r>
@@ -7105,13 +7181,37 @@
                       <w:rPr>
                         <w:noProof/>
                       </w:rPr>
-                      <w:t>9</w:t>
+                      <w:t>8</w:t>
                     </w:r>
                   </w:fldSimple>
                   <w:r>
-                    <w:t xml:space="preserve"> - puvodní úvodní stránka</w:t>
+                    <w:t xml:space="preserve"> - původní úvodní stránka</w:t>
                   </w:r>
-                  <w:bookmarkEnd w:id="51"/>
+                  <w:bookmarkEnd w:id="58"/>
+                </w:p>
+              </w:txbxContent>
+            </v:textbox>
+            <w10:wrap type="square"/>
+          </v:shape>
+        </w:pict>
+      </w:r>
+      <w:r>
+        <w:rPr>
+          <w:noProof/>
+        </w:rPr>
+        <w:pict w14:anchorId="45E1F2F5">
+          <v:shape id="_x0000_s2058" type="#_x0000_t202" style="position:absolute;left:0;text-align:left;margin-left:38.15pt;margin-top:14.15pt;width:377.9pt;height:21pt;z-index:251660800;mso-position-horizontal-relative:text;mso-position-vertical-relative:text" stroked="f">
+            <v:textbox style="mso-next-textbox:#_x0000_s2058;mso-fit-shape-to-text:t" inset="0,0,0,0">
+              <w:txbxContent>
+                <w:p>
+                  <w:pPr>
+                    <w:pStyle w:val="Titulek"/>
+                    <w:rPr>
+                      <w:noProof/>
+                      <w:sz w:val="22"/>
+                      <w:szCs w:val="22"/>
+                    </w:rPr>
+                  </w:pPr>
                 </w:p>
               </w:txbxContent>
             </v:textbox>
@@ -7135,24 +7235,24 @@
           <w:bottom w:val="single" w:sz="4" w:space="1" w:color="FFE79B"/>
         </w:pBdr>
       </w:pPr>
-      <w:bookmarkStart w:id="52" w:name="_Toc219667141"/>
+      <w:bookmarkStart w:id="59" w:name="_Toc223077599"/>
       <w:proofErr w:type="spellStart"/>
       <w:r>
         <w:lastRenderedPageBreak/>
         <w:t>Produktizace</w:t>
       </w:r>
-      <w:bookmarkEnd w:id="52"/>
+      <w:bookmarkEnd w:id="59"/>
       <w:proofErr w:type="spellEnd"/>
     </w:p>
     <w:p>
       <w:pPr>
         <w:pStyle w:val="Nadpis3"/>
       </w:pPr>
-      <w:bookmarkStart w:id="53" w:name="_Toc219667142"/>
+      <w:bookmarkStart w:id="60" w:name="_Toc223077600"/>
       <w:r>
         <w:t>Struktura projektu</w:t>
       </w:r>
-      <w:bookmarkEnd w:id="53"/>
+      <w:bookmarkEnd w:id="60"/>
     </w:p>
     <w:p>
       <w:r>
@@ -7221,14 +7321,14 @@
       <w:pPr>
         <w:pStyle w:val="Nadpis3"/>
       </w:pPr>
-      <w:bookmarkStart w:id="54" w:name="_Toc219667143"/>
+      <w:bookmarkStart w:id="61" w:name="_Toc223077601"/>
       <w:r>
         <w:t>Zásadní</w:t>
       </w:r>
       <w:r>
         <w:t xml:space="preserve"> funkce webu</w:t>
       </w:r>
-      <w:bookmarkEnd w:id="54"/>
+      <w:bookmarkEnd w:id="61"/>
     </w:p>
     <w:p>
       <w:r>
@@ -7361,11 +7461,11 @@
       <w:pPr>
         <w:pStyle w:val="Nadpis3"/>
       </w:pPr>
-      <w:bookmarkStart w:id="55" w:name="_Toc219667144"/>
+      <w:bookmarkStart w:id="62" w:name="_Toc223077602"/>
       <w:r>
         <w:t>Struktura studijních materiálů</w:t>
       </w:r>
-      <w:bookmarkEnd w:id="55"/>
+      <w:bookmarkEnd w:id="62"/>
     </w:p>
     <w:p>
       <w:r>
@@ -13256,7 +13356,7 @@
         <w:pStyle w:val="Titulek"/>
         <w:jc w:val="left"/>
       </w:pPr>
-      <w:bookmarkStart w:id="56" w:name="_Toc219663100"/>
+      <w:bookmarkStart w:id="63" w:name="_Toc219663100"/>
       <w:r>
         <w:t xml:space="preserve">Kód </w:t>
       </w:r>
@@ -13271,7 +13371,7 @@
       <w:r>
         <w:t xml:space="preserve"> – struktura studijních materiálů</w:t>
       </w:r>
-      <w:bookmarkEnd w:id="56"/>
+      <w:bookmarkEnd w:id="63"/>
     </w:p>
     <w:p>
       <w:pPr>
@@ -13435,11 +13535,11 @@
       <w:pPr>
         <w:pStyle w:val="Nadpis3"/>
       </w:pPr>
-      <w:bookmarkStart w:id="57" w:name="_Toc219667145"/>
+      <w:bookmarkStart w:id="64" w:name="_Toc223077603"/>
       <w:r>
         <w:t>Směrování v aplikaci</w:t>
       </w:r>
-      <w:bookmarkEnd w:id="57"/>
+      <w:bookmarkEnd w:id="64"/>
     </w:p>
     <w:p>
       <w:r>
@@ -16371,7 +16471,7 @@
           <w:szCs w:val="32"/>
         </w:rPr>
       </w:pPr>
-      <w:bookmarkStart w:id="58" w:name="_Toc219663101"/>
+      <w:bookmarkStart w:id="65" w:name="_Toc219663101"/>
       <w:r>
         <w:t xml:space="preserve">Kód </w:t>
       </w:r>
@@ -16386,7 +16486,7 @@
       <w:r>
         <w:t xml:space="preserve"> - směřování v aplikaci</w:t>
       </w:r>
-      <w:bookmarkEnd w:id="58"/>
+      <w:bookmarkEnd w:id="65"/>
     </w:p>
     <w:p/>
     <w:p/>
@@ -16394,11 +16494,11 @@
       <w:pPr>
         <w:pStyle w:val="Nadpis3"/>
       </w:pPr>
-      <w:bookmarkStart w:id="59" w:name="_Toc219667146"/>
+      <w:bookmarkStart w:id="66" w:name="_Toc223077604"/>
       <w:r>
         <w:t>Ochrana přístupu</w:t>
       </w:r>
-      <w:bookmarkEnd w:id="59"/>
+      <w:bookmarkEnd w:id="66"/>
     </w:p>
     <w:p>
       <w:r>
@@ -16976,7 +17076,27 @@
           <w:sz w:val="17"/>
           <w:szCs w:val="17"/>
         </w:rPr>
-        <w:t xml:space="preserve"> pro Firebase </w:t>
+        <w:t xml:space="preserve"> pro </w:t>
+      </w:r>
+      <w:proofErr w:type="spellStart"/>
+      <w:r>
+        <w:rPr>
+          <w:rFonts w:ascii="Consolas" w:hAnsi="Consolas" w:cs="Courier New"/>
+          <w:color w:val="880000"/>
+          <w:sz w:val="17"/>
+          <w:szCs w:val="17"/>
+        </w:rPr>
+        <w:t>Firebase</w:t>
+      </w:r>
+      <w:proofErr w:type="spellEnd"/>
+      <w:r>
+        <w:rPr>
+          <w:rFonts w:ascii="Consolas" w:hAnsi="Consolas" w:cs="Courier New"/>
+          <w:color w:val="880000"/>
+          <w:sz w:val="17"/>
+          <w:szCs w:val="17"/>
+        </w:rPr>
+        <w:t xml:space="preserve"> </w:t>
       </w:r>
       <w:proofErr w:type="spellStart"/>
       <w:r>
@@ -19194,7 +19314,7 @@
         <w:pStyle w:val="Titulek"/>
         <w:jc w:val="left"/>
       </w:pPr>
-      <w:bookmarkStart w:id="60" w:name="_Toc219663102"/>
+      <w:bookmarkStart w:id="67" w:name="_Toc219663102"/>
       <w:r>
         <w:t xml:space="preserve">Kód </w:t>
       </w:r>
@@ -19209,7 +19329,7 @@
       <w:r>
         <w:t xml:space="preserve"> - Ochrana přístupu</w:t>
       </w:r>
-      <w:bookmarkEnd w:id="60"/>
+      <w:bookmarkEnd w:id="67"/>
     </w:p>
     <w:p>
       <w:pPr>
@@ -19864,7 +19984,7 @@
       <w:pPr>
         <w:pStyle w:val="Titulek"/>
       </w:pPr>
-      <w:bookmarkStart w:id="61" w:name="_Toc219663103"/>
+      <w:bookmarkStart w:id="68" w:name="_Toc219663103"/>
       <w:r>
         <w:t xml:space="preserve">Kód </w:t>
       </w:r>
@@ -19879,8 +19999,7 @@
       <w:r>
         <w:t xml:space="preserve"> - implementace ochrany přístupu</w:t>
       </w:r>
-      <w:bookmarkStart w:id="62" w:name="_Toc219667147"/>
-      <w:bookmarkEnd w:id="61"/>
+      <w:bookmarkEnd w:id="68"/>
     </w:p>
     <w:p/>
     <w:p>
@@ -19895,10 +20014,12 @@
       <w:pPr>
         <w:pStyle w:val="Nadpis3"/>
       </w:pPr>
+      <w:bookmarkStart w:id="69" w:name="_Toc223077605"/>
       <w:r>
         <w:lastRenderedPageBreak/>
         <w:t>Hosting projektu</w:t>
       </w:r>
+      <w:bookmarkEnd w:id="69"/>
     </w:p>
     <w:p>
       <w:r>
@@ -19988,6 +20109,9 @@
         <w:jc w:val="left"/>
       </w:pPr>
       <w:r>
+        <w:rPr>
+          <w:noProof/>
+        </w:rPr>
         <w:drawing>
           <wp:inline distT="0" distB="0" distL="0" distR="0" wp14:anchorId="17755BC3" wp14:editId="323F8D1C">
             <wp:extent cx="5760720" cy="2741930"/>
@@ -20030,6 +20154,7 @@
         <w:pStyle w:val="Titulek"/>
         <w:jc w:val="left"/>
       </w:pPr>
+      <w:bookmarkStart w:id="70" w:name="_Toc223078265"/>
       <w:r>
         <w:t xml:space="preserve">Obrázek </w:t>
       </w:r>
@@ -20038,21 +20163,17 @@
           <w:rPr>
             <w:noProof/>
           </w:rPr>
-          <w:t>10</w:t>
+          <w:t>9</w:t>
         </w:r>
       </w:fldSimple>
       <w:r>
-        <w:t xml:space="preserve"> - Firebase příklad gen. </w:t>
-      </w:r>
-      <w:r>
-        <w:t xml:space="preserve">DNS </w:t>
-      </w:r>
-      <w:r>
-        <w:t>adres</w:t>
-      </w:r>
-    </w:p>
-    <w:p>
-      <w:pPr>
+        <w:t xml:space="preserve"> - příklad gen. DNS adres</w:t>
+      </w:r>
+      <w:bookmarkEnd w:id="70"/>
+    </w:p>
+    <w:p>
+      <w:pPr>
+        <w:keepNext/>
         <w:jc w:val="left"/>
       </w:pPr>
       <w:r>
@@ -20067,10 +20188,11 @@
           <w:bottom w:val="single" w:sz="4" w:space="1" w:color="FFE79B"/>
         </w:pBdr>
       </w:pPr>
+      <w:bookmarkStart w:id="71" w:name="_Toc223077606"/>
       <w:r>
         <w:t>Popis pro uživatele</w:t>
       </w:r>
-      <w:bookmarkEnd w:id="62"/>
+      <w:bookmarkEnd w:id="71"/>
     </w:p>
     <w:p>
       <w:r>
@@ -20113,11 +20235,11 @@
         </w:pBdr>
         <w:ind w:left="0"/>
       </w:pPr>
-      <w:bookmarkStart w:id="63" w:name="_Toc219667148"/>
+      <w:bookmarkStart w:id="72" w:name="_Toc223077607"/>
       <w:r>
         <w:t>Závěr</w:t>
       </w:r>
-      <w:bookmarkEnd w:id="63"/>
+      <w:bookmarkEnd w:id="72"/>
     </w:p>
     <w:p>
       <w:r>
@@ -20175,11 +20297,16 @@
       <w:r>
         <w:t xml:space="preserve"> na </w:t>
       </w:r>
+      <w:proofErr w:type="spellStart"/>
       <w:r>
         <w:t>F</w:t>
       </w:r>
       <w:r>
-        <w:t>irebase mi vyhovuje a l</w:t>
+        <w:t>irebase</w:t>
+      </w:r>
+      <w:proofErr w:type="spellEnd"/>
+      <w:r>
+        <w:t xml:space="preserve"> mi vyhovuje a l</w:t>
       </w:r>
       <w:r>
         <w:t>é</w:t>
@@ -20368,13 +20495,7 @@
     </w:p>
     <w:p>
       <w:r>
-        <w:t xml:space="preserve">Na závěr bych chtěl svůj osobní názor a to ten, že jsem z ročníkové práce </w:t>
-      </w:r>
-      <w:r>
-        <w:t xml:space="preserve">„Nauč se Víc“ </w:t>
-      </w:r>
-      <w:r>
-        <w:t>velice spokojený a také bych chtěl v budoucnu i pokračovat ve vývoji webových aplikací.</w:t>
+        <w:t>Na závěr bych chtěl svůj osobní názor a to ten, že jsem z ročníkové práce „Nauč se Víc“ velice spokojený a také bych chtěl v budoucnu i pokračovat ve vývoji webových aplikací.</w:t>
       </w:r>
     </w:p>
     <w:p/>
@@ -20399,12 +20520,12 @@
         </w:pBdr>
         <w:ind w:left="0"/>
       </w:pPr>
-      <w:bookmarkStart w:id="64" w:name="_Toc219667149"/>
+      <w:bookmarkStart w:id="73" w:name="_Toc223077608"/>
       <w:r>
         <w:lastRenderedPageBreak/>
         <w:t>Seznam použitých zdrojů</w:t>
       </w:r>
-      <w:bookmarkEnd w:id="64"/>
+      <w:bookmarkEnd w:id="73"/>
     </w:p>
     <w:sdt>
       <w:sdtPr>
@@ -20423,8 +20544,7 @@
       <w:sdtContent>
         <w:p>
           <w:pPr>
-            <w:pStyle w:val="Normlntext"/>
-            <w:ind w:firstLine="0"/>
+            <w:pStyle w:val="Bibliografie"/>
             <w:rPr>
               <w:b/>
               <w:bCs/>
@@ -20456,11 +20576,17 @@
           </w:r>
           <w:r>
             <w:rPr>
+              <w:noProof/>
+            </w:rPr>
+            <w:t xml:space="preserve">1. </w:t>
+          </w:r>
+          <w:r>
+            <w:rPr>
               <w:b/>
               <w:bCs/>
               <w:noProof/>
             </w:rPr>
-            <w:t xml:space="preserve">1. play.google.com. </w:t>
+            <w:t xml:space="preserve">play.google.com. </w:t>
           </w:r>
           <w:r>
             <w:rPr>
@@ -21164,6 +21290,52 @@
             </w:rPr>
             <w:t>[Online] https://www.naukri.com/code360/library/tailwind-css.</w:t>
           </w:r>
+        </w:p>
+        <w:p>
+          <w:pPr>
+            <w:pStyle w:val="Bibliografie"/>
+            <w:rPr>
+              <w:b/>
+              <w:bCs/>
+              <w:noProof/>
+            </w:rPr>
+          </w:pPr>
+          <w:r>
+            <w:rPr>
+              <w:b/>
+              <w:bCs/>
+              <w:noProof/>
+            </w:rPr>
+            <w:t xml:space="preserve">21. huly.io. </w:t>
+          </w:r>
+          <w:r>
+            <w:rPr>
+              <w:b/>
+              <w:bCs/>
+              <w:i/>
+              <w:iCs/>
+              <w:noProof/>
+            </w:rPr>
+            <w:t xml:space="preserve">huly. </w:t>
+          </w:r>
+          <w:r>
+            <w:rPr>
+              <w:b/>
+              <w:bCs/>
+              <w:noProof/>
+            </w:rPr>
+            <w:t>[Online] https:/www.huly.io.</w:t>
+          </w:r>
+        </w:p>
+        <w:p>
+          <w:pPr>
+            <w:pStyle w:val="Bibliografie"/>
+            <w:rPr>
+              <w:b/>
+              <w:bCs/>
+              <w:noProof/>
+            </w:rPr>
+          </w:pPr>
           <w:r>
             <w:rPr>
               <w:b/>
@@ -21178,6 +21350,9 @@
       <w:pPr>
         <w:jc w:val="left"/>
       </w:pPr>
+      <w:r>
+        <w:br w:type="page"/>
+      </w:r>
     </w:p>
     <w:sdt>
       <w:sdtPr>
@@ -21193,8 +21368,6 @@
             <w:pStyle w:val="Bibliografie"/>
           </w:pPr>
         </w:p>
-        <w:p/>
-        <w:p/>
         <w:p>
           <w:pPr>
             <w:pStyle w:val="NadpisBezsla"/>
@@ -21203,12 +21376,11 @@
             </w:pBdr>
             <w:ind w:left="0"/>
           </w:pPr>
-          <w:bookmarkStart w:id="65" w:name="_Toc219667150"/>
+          <w:bookmarkStart w:id="74" w:name="_Toc223077609"/>
           <w:r>
-            <w:lastRenderedPageBreak/>
             <w:t>Seznam obrázků</w:t>
           </w:r>
-          <w:bookmarkEnd w:id="65"/>
+          <w:bookmarkEnd w:id="74"/>
         </w:p>
         <w:p>
           <w:pPr>
@@ -21235,7 +21407,7 @@
           <w:r>
             <w:fldChar w:fldCharType="separate"/>
           </w:r>
-          <w:hyperlink w:anchor="_Toc219663092" w:history="1">
+          <w:hyperlink w:anchor="_Toc223078257" w:history="1">
             <w:r>
               <w:rPr>
                 <w:rStyle w:val="Hypertextovodkaz"/>
@@ -21262,7 +21434,7 @@
                 <w:noProof/>
                 <w:webHidden/>
               </w:rPr>
-              <w:instrText xml:space="preserve"> PAGEREF _Toc219663092 \h </w:instrText>
+              <w:instrText xml:space="preserve"> PAGEREF _Toc223078257 \h </w:instrText>
             </w:r>
             <w:r>
               <w:rPr>
@@ -21309,7 +21481,7 @@
               <w14:ligatures w14:val="standardContextual"/>
             </w:rPr>
           </w:pPr>
-          <w:hyperlink w:anchor="_Toc219663093" w:history="1">
+          <w:hyperlink w:anchor="_Toc223078258" w:history="1">
             <w:r>
               <w:rPr>
                 <w:rStyle w:val="Hypertextovodkaz"/>
@@ -21336,7 +21508,7 @@
                 <w:noProof/>
                 <w:webHidden/>
               </w:rPr>
-              <w:instrText xml:space="preserve"> PAGEREF _Toc219663093 \h </w:instrText>
+              <w:instrText xml:space="preserve"> PAGEREF _Toc223078258 \h </w:instrText>
             </w:r>
             <w:r>
               <w:rPr>
@@ -21383,7 +21555,7 @@
               <w14:ligatures w14:val="standardContextual"/>
             </w:rPr>
           </w:pPr>
-          <w:hyperlink w:anchor="_Toc219663094" w:history="1">
+          <w:hyperlink w:anchor="_Toc223078259" w:history="1">
             <w:r>
               <w:rPr>
                 <w:rStyle w:val="Hypertextovodkaz"/>
@@ -21410,7 +21582,7 @@
                 <w:noProof/>
                 <w:webHidden/>
               </w:rPr>
-              <w:instrText xml:space="preserve"> PAGEREF _Toc219663094 \h </w:instrText>
+              <w:instrText xml:space="preserve"> PAGEREF _Toc223078259 \h </w:instrText>
             </w:r>
             <w:r>
               <w:rPr>
@@ -21457,7 +21629,7 @@
               <w14:ligatures w14:val="standardContextual"/>
             </w:rPr>
           </w:pPr>
-          <w:hyperlink w:anchor="_Toc219663095" w:history="1">
+          <w:hyperlink w:anchor="_Toc223078260" w:history="1">
             <w:r>
               <w:rPr>
                 <w:rStyle w:val="Hypertextovodkaz"/>
@@ -21484,7 +21656,7 @@
                 <w:noProof/>
                 <w:webHidden/>
               </w:rPr>
-              <w:instrText xml:space="preserve"> PAGEREF _Toc219663095 \h </w:instrText>
+              <w:instrText xml:space="preserve"> PAGEREF _Toc223078260 \h </w:instrText>
             </w:r>
             <w:r>
               <w:rPr>
@@ -21531,7 +21703,7 @@
               <w14:ligatures w14:val="standardContextual"/>
             </w:rPr>
           </w:pPr>
-          <w:hyperlink w:anchor="_Toc219663096" w:history="1">
+          <w:hyperlink w:anchor="_Toc223078261" w:history="1">
             <w:r>
               <w:rPr>
                 <w:rStyle w:val="Hypertextovodkaz"/>
@@ -21558,7 +21730,7 @@
                 <w:noProof/>
                 <w:webHidden/>
               </w:rPr>
-              <w:instrText xml:space="preserve"> PAGEREF _Toc219663096 \h </w:instrText>
+              <w:instrText xml:space="preserve"> PAGEREF _Toc223078261 \h </w:instrText>
             </w:r>
             <w:r>
               <w:rPr>
@@ -21605,7 +21777,7 @@
               <w14:ligatures w14:val="standardContextual"/>
             </w:rPr>
           </w:pPr>
-          <w:hyperlink w:anchor="_Toc219663097" w:history="1">
+          <w:hyperlink w:anchor="_Toc223078262" w:history="1">
             <w:r>
               <w:rPr>
                 <w:rStyle w:val="Hypertextovodkaz"/>
@@ -21632,7 +21804,7 @@
                 <w:noProof/>
                 <w:webHidden/>
               </w:rPr>
-              <w:instrText xml:space="preserve"> PAGEREF _Toc219663097 \h </w:instrText>
+              <w:instrText xml:space="preserve"> PAGEREF _Toc223078262 \h </w:instrText>
             </w:r>
             <w:r>
               <w:rPr>
@@ -21679,7 +21851,7 @@
               <w14:ligatures w14:val="standardContextual"/>
             </w:rPr>
           </w:pPr>
-          <w:hyperlink w:anchor="_Toc219663098" w:history="1">
+          <w:hyperlink w:anchor="_Toc223078263" w:history="1">
             <w:r>
               <w:rPr>
                 <w:rStyle w:val="Hypertextovodkaz"/>
@@ -21706,7 +21878,7 @@
                 <w:noProof/>
                 <w:webHidden/>
               </w:rPr>
-              <w:instrText xml:space="preserve"> PAGEREF _Toc219663098 \h </w:instrText>
+              <w:instrText xml:space="preserve"> PAGEREF _Toc223078263 \h </w:instrText>
             </w:r>
             <w:r>
               <w:rPr>
@@ -21753,13 +21925,13 @@
               <w14:ligatures w14:val="standardContextual"/>
             </w:rPr>
           </w:pPr>
-          <w:hyperlink w:anchor="_Toc219663099" w:history="1">
+          <w:hyperlink w:anchor="_Toc223078264" w:history="1">
             <w:r>
               <w:rPr>
                 <w:rStyle w:val="Hypertextovodkaz"/>
                 <w:noProof/>
               </w:rPr>
-              <w:t>Obrázek 8 - puvodní úvodní stránka</w:t>
+              <w:t>Obrázek 8 - původní úvodní stránka</w:t>
             </w:r>
             <w:r>
               <w:rPr>
@@ -21780,7 +21952,7 @@
                 <w:noProof/>
                 <w:webHidden/>
               </w:rPr>
-              <w:instrText xml:space="preserve"> PAGEREF _Toc219663099 \h </w:instrText>
+              <w:instrText xml:space="preserve"> PAGEREF _Toc223078264 \h </w:instrText>
             </w:r>
             <w:r>
               <w:rPr>
@@ -21801,6 +21973,80 @@
                 <w:webHidden/>
               </w:rPr>
               <w:t>17</w:t>
+            </w:r>
+            <w:r>
+              <w:rPr>
+                <w:noProof/>
+                <w:webHidden/>
+              </w:rPr>
+              <w:fldChar w:fldCharType="end"/>
+            </w:r>
+          </w:hyperlink>
+        </w:p>
+        <w:p>
+          <w:pPr>
+            <w:pStyle w:val="Seznamobrzk"/>
+            <w:tabs>
+              <w:tab w:val="right" w:leader="dot" w:pos="9062"/>
+            </w:tabs>
+            <w:rPr>
+              <w:rFonts w:cstheme="minorBidi"/>
+              <w:smallCaps w:val="0"/>
+              <w:noProof/>
+              <w:kern w:val="2"/>
+              <w:sz w:val="24"/>
+              <w:szCs w:val="24"/>
+              <w14:ligatures w14:val="standardContextual"/>
+            </w:rPr>
+          </w:pPr>
+          <w:hyperlink w:anchor="_Toc223078265" w:history="1">
+            <w:r>
+              <w:rPr>
+                <w:rStyle w:val="Hypertextovodkaz"/>
+                <w:noProof/>
+              </w:rPr>
+              <w:t>Obrázek 9 - příklad gen. DNS adres</w:t>
+            </w:r>
+            <w:r>
+              <w:rPr>
+                <w:noProof/>
+                <w:webHidden/>
+              </w:rPr>
+              <w:tab/>
+            </w:r>
+            <w:r>
+              <w:rPr>
+                <w:noProof/>
+                <w:webHidden/>
+              </w:rPr>
+              <w:fldChar w:fldCharType="begin"/>
+            </w:r>
+            <w:r>
+              <w:rPr>
+                <w:noProof/>
+                <w:webHidden/>
+              </w:rPr>
+              <w:instrText xml:space="preserve"> PAGEREF _Toc223078265 \h </w:instrText>
+            </w:r>
+            <w:r>
+              <w:rPr>
+                <w:noProof/>
+                <w:webHidden/>
+              </w:rPr>
+            </w:r>
+            <w:r>
+              <w:rPr>
+                <w:noProof/>
+                <w:webHidden/>
+              </w:rPr>
+              <w:fldChar w:fldCharType="separate"/>
+            </w:r>
+            <w:r>
+              <w:rPr>
+                <w:noProof/>
+                <w:webHidden/>
+              </w:rPr>
+              <w:t>21</w:t>
             </w:r>
             <w:r>
               <w:rPr>
@@ -21813,11 +22059,6 @@
         </w:p>
         <w:p>
           <w:r>
-            <w:rPr>
-              <w:rFonts w:cstheme="minorHAnsi"/>
-              <w:sz w:val="20"/>
-              <w:szCs w:val="20"/>
-            </w:rPr>
             <w:fldChar w:fldCharType="end"/>
           </w:r>
         </w:p>
@@ -21829,14 +22070,14 @@
             </w:pBdr>
             <w:ind w:left="0"/>
           </w:pPr>
-          <w:bookmarkStart w:id="66" w:name="_Toc219667151"/>
+          <w:bookmarkStart w:id="75" w:name="_Toc223077610"/>
           <w:r>
             <w:t xml:space="preserve">Seznam </w:t>
           </w:r>
           <w:r>
             <w:t>kódů</w:t>
           </w:r>
-          <w:bookmarkEnd w:id="66"/>
+          <w:bookmarkEnd w:id="75"/>
         </w:p>
         <w:p>
           <w:pPr>
@@ -22165,6 +22406,7 @@
         </w:p>
       </w:sdtContent>
     </w:sdt>
+    <w:p/>
     <w:sectPr>
       <w:footerReference w:type="default" r:id="rId22"/>
       <w:footerReference w:type="first" r:id="rId23"/>
@@ -24647,186 +24889,6 @@
 </file>
 
 <file path=customXml/item1.xml><?xml version="1.0" encoding="utf-8"?>
-<ct:contentTypeSchema xmlns:ct="http://schemas.microsoft.com/office/2006/metadata/contentType" xmlns:ma="http://schemas.microsoft.com/office/2006/metadata/properties/metaAttributes" ct:_="" ma:_="" ma:contentTypeName="Dokument" ma:contentTypeID="0x01010050B1E99129EB1C4B94650070FE2E0B3B" ma:contentTypeVersion="4" ma:contentTypeDescription="Vytvoří nový dokument" ma:contentTypeScope="" ma:versionID="4b1406bcfa7da0748f6a3409a4d9ec36">
-  <xsd:schema xmlns:xsd="http://www.w3.org/2001/XMLSchema" xmlns:xs="http://www.w3.org/2001/XMLSchema" xmlns:p="http://schemas.microsoft.com/office/2006/metadata/properties" xmlns:ns2="c3e65571-a390-4c9e-b8e9-5d531d8bbe37" xmlns:ns3="754b39a0-e428-4fa2-823f-61c0c676bbed" targetNamespace="http://schemas.microsoft.com/office/2006/metadata/properties" ma:root="true" ma:fieldsID="85554ed8242ef730ce8ebbc69a9f6cc5" ns2:_="" ns3:_="">
-    <xsd:import namespace="c3e65571-a390-4c9e-b8e9-5d531d8bbe37"/>
-    <xsd:import namespace="754b39a0-e428-4fa2-823f-61c0c676bbed"/>
-    <xsd:element name="properties">
-      <xsd:complexType>
-        <xsd:sequence>
-          <xsd:element name="documentManagement">
-            <xsd:complexType>
-              <xsd:all>
-                <xsd:element ref="ns2:SharedWithUsers" minOccurs="0"/>
-                <xsd:element ref="ns2:SharedWithDetails" minOccurs="0"/>
-                <xsd:element ref="ns3:MediaServiceMetadata" minOccurs="0"/>
-                <xsd:element ref="ns3:MediaServiceFastMetadata" minOccurs="0"/>
-              </xsd:all>
-            </xsd:complexType>
-          </xsd:element>
-        </xsd:sequence>
-      </xsd:complexType>
-    </xsd:element>
-  </xsd:schema>
-  <xsd:schema xmlns:xsd="http://www.w3.org/2001/XMLSchema" xmlns:xs="http://www.w3.org/2001/XMLSchema" xmlns:dms="http://schemas.microsoft.com/office/2006/documentManagement/types" xmlns:pc="http://schemas.microsoft.com/office/infopath/2007/PartnerControls" targetNamespace="c3e65571-a390-4c9e-b8e9-5d531d8bbe37" elementFormDefault="qualified">
-    <xsd:import namespace="http://schemas.microsoft.com/office/2006/documentManagement/types"/>
-    <xsd:import namespace="http://schemas.microsoft.com/office/infopath/2007/PartnerControls"/>
-    <xsd:element name="SharedWithUsers" ma:index="8" nillable="true" ma:displayName="Sdílí se s" ma:internalName="SharedWithUsers" ma:readOnly="true">
-      <xsd:complexType>
-        <xsd:complexContent>
-          <xsd:extension base="dms:UserMulti">
-            <xsd:sequence>
-              <xsd:element name="UserInfo" minOccurs="0" maxOccurs="unbounded">
-                <xsd:complexType>
-                  <xsd:sequence>
-                    <xsd:element name="DisplayName" type="xsd:string" minOccurs="0"/>
-                    <xsd:element name="AccountId" type="dms:UserId" minOccurs="0" nillable="true"/>
-                    <xsd:element name="AccountType" type="xsd:string" minOccurs="0"/>
-                  </xsd:sequence>
-                </xsd:complexType>
-              </xsd:element>
-            </xsd:sequence>
-          </xsd:extension>
-        </xsd:complexContent>
-      </xsd:complexType>
-    </xsd:element>
-    <xsd:element name="SharedWithDetails" ma:index="9" nillable="true" ma:displayName="Sdílené s podrobnostmi" ma:internalName="SharedWithDetails" ma:readOnly="true">
-      <xsd:simpleType>
-        <xsd:restriction base="dms:Note">
-          <xsd:maxLength value="255"/>
-        </xsd:restriction>
-      </xsd:simpleType>
-    </xsd:element>
-  </xsd:schema>
-  <xsd:schema xmlns:xsd="http://www.w3.org/2001/XMLSchema" xmlns:xs="http://www.w3.org/2001/XMLSchema" xmlns:dms="http://schemas.microsoft.com/office/2006/documentManagement/types" xmlns:pc="http://schemas.microsoft.com/office/infopath/2007/PartnerControls" targetNamespace="754b39a0-e428-4fa2-823f-61c0c676bbed" elementFormDefault="qualified">
-    <xsd:import namespace="http://schemas.microsoft.com/office/2006/documentManagement/types"/>
-    <xsd:import namespace="http://schemas.microsoft.com/office/infopath/2007/PartnerControls"/>
-    <xsd:element name="MediaServiceMetadata" ma:index="10" nillable="true" ma:displayName="MediaServiceMetadata" ma:hidden="true" ma:internalName="MediaServiceMetadata" ma:readOnly="true">
-      <xsd:simpleType>
-        <xsd:restriction base="dms:Note"/>
-      </xsd:simpleType>
-    </xsd:element>
-    <xsd:element name="MediaServiceFastMetadata" ma:index="11" nillable="true" ma:displayName="MediaServiceFastMetadata" ma:hidden="true" ma:internalName="MediaServiceFastMetadata" ma:readOnly="true">
-      <xsd:simpleType>
-        <xsd:restriction base="dms:Note"/>
-      </xsd:simpleType>
-    </xsd:element>
-  </xsd:schema>
-  <xsd:schema xmlns="http://schemas.openxmlformats.org/package/2006/metadata/core-properties" xmlns:xsd="http://www.w3.org/2001/XMLSchema" xmlns:xsi="http://www.w3.org/2001/XMLSchema-instance" xmlns:dc="http://purl.org/dc/elements/1.1/" xmlns:dcterms="http://purl.org/dc/terms/" xmlns:odoc="http://schemas.microsoft.com/internal/obd" targetNamespace="http://schemas.openxmlformats.org/package/2006/metadata/core-properties" elementFormDefault="qualified" attributeFormDefault="unqualified" blockDefault="#all">
-    <xsd:import namespace="http://purl.org/dc/elements/1.1/" schemaLocation="http://dublincore.org/schemas/xmls/qdc/2003/04/02/dc.xsd"/>
-    <xsd:import namespace="http://purl.org/dc/terms/" schemaLocation="http://dublincore.org/schemas/xmls/qdc/2003/04/02/dcterms.xsd"/>
-    <xsd:element name="coreProperties" type="CT_coreProperties"/>
-    <xsd:complexType name="CT_coreProperties">
-      <xsd:all>
-        <xsd:element ref="dc:creator" minOccurs="0" maxOccurs="1"/>
-        <xsd:element ref="dcterms:created" minOccurs="0" maxOccurs="1"/>
-        <xsd:element ref="dc:identifier" minOccurs="0" maxOccurs="1"/>
-        <xsd:element name="contentType" minOccurs="0" maxOccurs="1" type="xsd:string" ma:index="0" ma:displayName="Typ obsahu"/>
-        <xsd:element ref="dc:title" minOccurs="0" maxOccurs="1" ma:index="4" ma:displayName="Nadpis"/>
-        <xsd:element ref="dc:subject" minOccurs="0" maxOccurs="1"/>
-        <xsd:element ref="dc:description" minOccurs="0" maxOccurs="1"/>
-        <xsd:element name="keywords" minOccurs="0" maxOccurs="1" type="xsd:string"/>
-        <xsd:element ref="dc:language" minOccurs="0" maxOccurs="1"/>
-        <xsd:element name="category" minOccurs="0" maxOccurs="1" type="xsd:string"/>
-        <xsd:element name="version" minOccurs="0" maxOccurs="1" type="xsd:string"/>
-        <xsd:element name="revision" minOccurs="0" maxOccurs="1" type="xsd:string">
-          <xsd:annotation>
-            <xsd:documentation>
-                        This value indicates the number of saves or revisions. The application is responsible for updating this value after each revision.
-                    </xsd:documentation>
-          </xsd:annotation>
-        </xsd:element>
-        <xsd:element name="lastModifiedBy" minOccurs="0" maxOccurs="1" type="xsd:string"/>
-        <xsd:element ref="dcterms:modified" minOccurs="0" maxOccurs="1"/>
-        <xsd:element name="contentStatus" minOccurs="0" maxOccurs="1" type="xsd:string"/>
-      </xsd:all>
-    </xsd:complexType>
-  </xsd:schema>
-  <xs:schema xmlns:pc="http://schemas.microsoft.com/office/infopath/2007/PartnerControls" xmlns:xs="http://www.w3.org/2001/XMLSchema" targetNamespace="http://schemas.microsoft.com/office/infopath/2007/PartnerControls" elementFormDefault="qualified" attributeFormDefault="unqualified">
-    <xs:element name="Person">
-      <xs:complexType>
-        <xs:sequence>
-          <xs:element ref="pc:DisplayName" minOccurs="0"/>
-          <xs:element ref="pc:AccountId" minOccurs="0"/>
-          <xs:element ref="pc:AccountType" minOccurs="0"/>
-        </xs:sequence>
-      </xs:complexType>
-    </xs:element>
-    <xs:element name="DisplayName" type="xs:string"/>
-    <xs:element name="AccountId" type="xs:string"/>
-    <xs:element name="AccountType" type="xs:string"/>
-    <xs:element name="BDCAssociatedEntity">
-      <xs:complexType>
-        <xs:sequence>
-          <xs:element ref="pc:BDCEntity" minOccurs="0" maxOccurs="unbounded"/>
-        </xs:sequence>
-        <xs:attribute ref="pc:EntityNamespace"/>
-        <xs:attribute ref="pc:EntityName"/>
-        <xs:attribute ref="pc:SystemInstanceName"/>
-        <xs:attribute ref="pc:AssociationName"/>
-      </xs:complexType>
-    </xs:element>
-    <xs:attribute name="EntityNamespace" type="xs:string"/>
-    <xs:attribute name="EntityName" type="xs:string"/>
-    <xs:attribute name="SystemInstanceName" type="xs:string"/>
-    <xs:attribute name="AssociationName" type="xs:string"/>
-    <xs:element name="BDCEntity">
-      <xs:complexType>
-        <xs:sequence>
-          <xs:element ref="pc:EntityDisplayName" minOccurs="0"/>
-          <xs:element ref="pc:EntityInstanceReference" minOccurs="0"/>
-          <xs:element ref="pc:EntityId1" minOccurs="0"/>
-          <xs:element ref="pc:EntityId2" minOccurs="0"/>
-          <xs:element ref="pc:EntityId3" minOccurs="0"/>
-          <xs:element ref="pc:EntityId4" minOccurs="0"/>
-          <xs:element ref="pc:EntityId5" minOccurs="0"/>
-        </xs:sequence>
-      </xs:complexType>
-    </xs:element>
-    <xs:element name="EntityDisplayName" type="xs:string"/>
-    <xs:element name="EntityInstanceReference" type="xs:string"/>
-    <xs:element name="EntityId1" type="xs:string"/>
-    <xs:element name="EntityId2" type="xs:string"/>
-    <xs:element name="EntityId3" type="xs:string"/>
-    <xs:element name="EntityId4" type="xs:string"/>
-    <xs:element name="EntityId5" type="xs:string"/>
-    <xs:element name="Terms">
-      <xs:complexType>
-        <xs:sequence>
-          <xs:element ref="pc:TermInfo" minOccurs="0" maxOccurs="unbounded"/>
-        </xs:sequence>
-      </xs:complexType>
-    </xs:element>
-    <xs:element name="TermInfo">
-      <xs:complexType>
-        <xs:sequence>
-          <xs:element ref="pc:TermName" minOccurs="0"/>
-          <xs:element ref="pc:TermId" minOccurs="0"/>
-        </xs:sequence>
-      </xs:complexType>
-    </xs:element>
-    <xs:element name="TermName" type="xs:string"/>
-    <xs:element name="TermId" type="xs:string"/>
-  </xs:schema>
-</ct:contentTypeSchema>
-</file>
-
-<file path=customXml/item2.xml><?xml version="1.0" encoding="utf-8"?>
-<?mso-contentType ?>
-<FormTemplates xmlns="http://schemas.microsoft.com/sharepoint/v3/contenttype/forms">
-  <Display>DocumentLibraryForm</Display>
-  <Edit>DocumentLibraryForm</Edit>
-  <New>DocumentLibraryForm</New>
-</FormTemplates>
-</file>
-
-<file path=customXml/item3.xml><?xml version="1.0" encoding="utf-8"?>
-<p:properties xmlns:p="http://schemas.microsoft.com/office/2006/metadata/properties" xmlns:xsi="http://www.w3.org/2001/XMLSchema-instance" xmlns:pc="http://schemas.microsoft.com/office/infopath/2007/PartnerControls">
-  <documentManagement/>
-</p:properties>
-</file>
-
-<file path=customXml/item4.xml><?xml version="1.0" encoding="utf-8"?>
 <b:Sources xmlns:b="http://schemas.openxmlformats.org/officeDocument/2006/bibliography" xmlns="http://schemas.openxmlformats.org/officeDocument/2006/bibliography" SelectedStyle="\ISO690Nmerical.XSL" StyleName="ISO 690 – číselná reference" Version="1987">
   <b:Source>
     <b:Tag>Umi</b:Tag>
@@ -25020,7 +25082,212 @@
 </b:Sources>
 </file>
 
+<file path=customXml/item2.xml><?xml version="1.0" encoding="utf-8"?>
+<p:properties xmlns:p="http://schemas.microsoft.com/office/2006/metadata/properties" xmlns:xsi="http://www.w3.org/2001/XMLSchema-instance" xmlns:pc="http://schemas.microsoft.com/office/infopath/2007/PartnerControls">
+  <documentManagement/>
+</p:properties>
+</file>
+
+<file path=customXml/item3.xml><?xml version="1.0" encoding="utf-8"?>
+<?mso-contentType ?>
+<FormTemplates xmlns="http://schemas.microsoft.com/sharepoint/v3/contenttype/forms">
+  <Display>DocumentLibraryForm</Display>
+  <Edit>DocumentLibraryForm</Edit>
+  <New>DocumentLibraryForm</New>
+</FormTemplates>
+</file>
+
+<file path=customXml/item4.xml><?xml version="1.0" encoding="utf-8"?>
+<ct:contentTypeSchema xmlns:ct="http://schemas.microsoft.com/office/2006/metadata/contentType" xmlns:ma="http://schemas.microsoft.com/office/2006/metadata/properties/metaAttributes" ct:_="" ma:_="" ma:contentTypeName="Dokument" ma:contentTypeID="0x01010050B1E99129EB1C4B94650070FE2E0B3B" ma:contentTypeVersion="4" ma:contentTypeDescription="Vytvoří nový dokument" ma:contentTypeScope="" ma:versionID="4b1406bcfa7da0748f6a3409a4d9ec36">
+  <xsd:schema xmlns:xsd="http://www.w3.org/2001/XMLSchema" xmlns:xs="http://www.w3.org/2001/XMLSchema" xmlns:p="http://schemas.microsoft.com/office/2006/metadata/properties" xmlns:ns2="c3e65571-a390-4c9e-b8e9-5d531d8bbe37" xmlns:ns3="754b39a0-e428-4fa2-823f-61c0c676bbed" targetNamespace="http://schemas.microsoft.com/office/2006/metadata/properties" ma:root="true" ma:fieldsID="85554ed8242ef730ce8ebbc69a9f6cc5" ns2:_="" ns3:_="">
+    <xsd:import namespace="c3e65571-a390-4c9e-b8e9-5d531d8bbe37"/>
+    <xsd:import namespace="754b39a0-e428-4fa2-823f-61c0c676bbed"/>
+    <xsd:element name="properties">
+      <xsd:complexType>
+        <xsd:sequence>
+          <xsd:element name="documentManagement">
+            <xsd:complexType>
+              <xsd:all>
+                <xsd:element ref="ns2:SharedWithUsers" minOccurs="0"/>
+                <xsd:element ref="ns2:SharedWithDetails" minOccurs="0"/>
+                <xsd:element ref="ns3:MediaServiceMetadata" minOccurs="0"/>
+                <xsd:element ref="ns3:MediaServiceFastMetadata" minOccurs="0"/>
+              </xsd:all>
+            </xsd:complexType>
+          </xsd:element>
+        </xsd:sequence>
+      </xsd:complexType>
+    </xsd:element>
+  </xsd:schema>
+  <xsd:schema xmlns:xsd="http://www.w3.org/2001/XMLSchema" xmlns:xs="http://www.w3.org/2001/XMLSchema" xmlns:dms="http://schemas.microsoft.com/office/2006/documentManagement/types" xmlns:pc="http://schemas.microsoft.com/office/infopath/2007/PartnerControls" targetNamespace="c3e65571-a390-4c9e-b8e9-5d531d8bbe37" elementFormDefault="qualified">
+    <xsd:import namespace="http://schemas.microsoft.com/office/2006/documentManagement/types"/>
+    <xsd:import namespace="http://schemas.microsoft.com/office/infopath/2007/PartnerControls"/>
+    <xsd:element name="SharedWithUsers" ma:index="8" nillable="true" ma:displayName="Sdílí se s" ma:internalName="SharedWithUsers" ma:readOnly="true">
+      <xsd:complexType>
+        <xsd:complexContent>
+          <xsd:extension base="dms:UserMulti">
+            <xsd:sequence>
+              <xsd:element name="UserInfo" minOccurs="0" maxOccurs="unbounded">
+                <xsd:complexType>
+                  <xsd:sequence>
+                    <xsd:element name="DisplayName" type="xsd:string" minOccurs="0"/>
+                    <xsd:element name="AccountId" type="dms:UserId" minOccurs="0" nillable="true"/>
+                    <xsd:element name="AccountType" type="xsd:string" minOccurs="0"/>
+                  </xsd:sequence>
+                </xsd:complexType>
+              </xsd:element>
+            </xsd:sequence>
+          </xsd:extension>
+        </xsd:complexContent>
+      </xsd:complexType>
+    </xsd:element>
+    <xsd:element name="SharedWithDetails" ma:index="9" nillable="true" ma:displayName="Sdílené s podrobnostmi" ma:internalName="SharedWithDetails" ma:readOnly="true">
+      <xsd:simpleType>
+        <xsd:restriction base="dms:Note">
+          <xsd:maxLength value="255"/>
+        </xsd:restriction>
+      </xsd:simpleType>
+    </xsd:element>
+  </xsd:schema>
+  <xsd:schema xmlns:xsd="http://www.w3.org/2001/XMLSchema" xmlns:xs="http://www.w3.org/2001/XMLSchema" xmlns:dms="http://schemas.microsoft.com/office/2006/documentManagement/types" xmlns:pc="http://schemas.microsoft.com/office/infopath/2007/PartnerControls" targetNamespace="754b39a0-e428-4fa2-823f-61c0c676bbed" elementFormDefault="qualified">
+    <xsd:import namespace="http://schemas.microsoft.com/office/2006/documentManagement/types"/>
+    <xsd:import namespace="http://schemas.microsoft.com/office/infopath/2007/PartnerControls"/>
+    <xsd:element name="MediaServiceMetadata" ma:index="10" nillable="true" ma:displayName="MediaServiceMetadata" ma:hidden="true" ma:internalName="MediaServiceMetadata" ma:readOnly="true">
+      <xsd:simpleType>
+        <xsd:restriction base="dms:Note"/>
+      </xsd:simpleType>
+    </xsd:element>
+    <xsd:element name="MediaServiceFastMetadata" ma:index="11" nillable="true" ma:displayName="MediaServiceFastMetadata" ma:hidden="true" ma:internalName="MediaServiceFastMetadata" ma:readOnly="true">
+      <xsd:simpleType>
+        <xsd:restriction base="dms:Note"/>
+      </xsd:simpleType>
+    </xsd:element>
+  </xsd:schema>
+  <xsd:schema xmlns="http://schemas.openxmlformats.org/package/2006/metadata/core-properties" xmlns:xsd="http://www.w3.org/2001/XMLSchema" xmlns:xsi="http://www.w3.org/2001/XMLSchema-instance" xmlns:dc="http://purl.org/dc/elements/1.1/" xmlns:dcterms="http://purl.org/dc/terms/" xmlns:odoc="http://schemas.microsoft.com/internal/obd" targetNamespace="http://schemas.openxmlformats.org/package/2006/metadata/core-properties" elementFormDefault="qualified" attributeFormDefault="unqualified" blockDefault="#all">
+    <xsd:import namespace="http://purl.org/dc/elements/1.1/" schemaLocation="http://dublincore.org/schemas/xmls/qdc/2003/04/02/dc.xsd"/>
+    <xsd:import namespace="http://purl.org/dc/terms/" schemaLocation="http://dublincore.org/schemas/xmls/qdc/2003/04/02/dcterms.xsd"/>
+    <xsd:element name="coreProperties" type="CT_coreProperties"/>
+    <xsd:complexType name="CT_coreProperties">
+      <xsd:all>
+        <xsd:element ref="dc:creator" minOccurs="0" maxOccurs="1"/>
+        <xsd:element ref="dcterms:created" minOccurs="0" maxOccurs="1"/>
+        <xsd:element ref="dc:identifier" minOccurs="0" maxOccurs="1"/>
+        <xsd:element name="contentType" minOccurs="0" maxOccurs="1" type="xsd:string" ma:index="0" ma:displayName="Typ obsahu"/>
+        <xsd:element ref="dc:title" minOccurs="0" maxOccurs="1" ma:index="4" ma:displayName="Nadpis"/>
+        <xsd:element ref="dc:subject" minOccurs="0" maxOccurs="1"/>
+        <xsd:element ref="dc:description" minOccurs="0" maxOccurs="1"/>
+        <xsd:element name="keywords" minOccurs="0" maxOccurs="1" type="xsd:string"/>
+        <xsd:element ref="dc:language" minOccurs="0" maxOccurs="1"/>
+        <xsd:element name="category" minOccurs="0" maxOccurs="1" type="xsd:string"/>
+        <xsd:element name="version" minOccurs="0" maxOccurs="1" type="xsd:string"/>
+        <xsd:element name="revision" minOccurs="0" maxOccurs="1" type="xsd:string">
+          <xsd:annotation>
+            <xsd:documentation>
+                        This value indicates the number of saves or revisions. The application is responsible for updating this value after each revision.
+                    </xsd:documentation>
+          </xsd:annotation>
+        </xsd:element>
+        <xsd:element name="lastModifiedBy" minOccurs="0" maxOccurs="1" type="xsd:string"/>
+        <xsd:element ref="dcterms:modified" minOccurs="0" maxOccurs="1"/>
+        <xsd:element name="contentStatus" minOccurs="0" maxOccurs="1" type="xsd:string"/>
+      </xsd:all>
+    </xsd:complexType>
+  </xsd:schema>
+  <xs:schema xmlns:pc="http://schemas.microsoft.com/office/infopath/2007/PartnerControls" xmlns:xs="http://www.w3.org/2001/XMLSchema" targetNamespace="http://schemas.microsoft.com/office/infopath/2007/PartnerControls" elementFormDefault="qualified" attributeFormDefault="unqualified">
+    <xs:element name="Person">
+      <xs:complexType>
+        <xs:sequence>
+          <xs:element ref="pc:DisplayName" minOccurs="0"/>
+          <xs:element ref="pc:AccountId" minOccurs="0"/>
+          <xs:element ref="pc:AccountType" minOccurs="0"/>
+        </xs:sequence>
+      </xs:complexType>
+    </xs:element>
+    <xs:element name="DisplayName" type="xs:string"/>
+    <xs:element name="AccountId" type="xs:string"/>
+    <xs:element name="AccountType" type="xs:string"/>
+    <xs:element name="BDCAssociatedEntity">
+      <xs:complexType>
+        <xs:sequence>
+          <xs:element ref="pc:BDCEntity" minOccurs="0" maxOccurs="unbounded"/>
+        </xs:sequence>
+        <xs:attribute ref="pc:EntityNamespace"/>
+        <xs:attribute ref="pc:EntityName"/>
+        <xs:attribute ref="pc:SystemInstanceName"/>
+        <xs:attribute ref="pc:AssociationName"/>
+      </xs:complexType>
+    </xs:element>
+    <xs:attribute name="EntityNamespace" type="xs:string"/>
+    <xs:attribute name="EntityName" type="xs:string"/>
+    <xs:attribute name="SystemInstanceName" type="xs:string"/>
+    <xs:attribute name="AssociationName" type="xs:string"/>
+    <xs:element name="BDCEntity">
+      <xs:complexType>
+        <xs:sequence>
+          <xs:element ref="pc:EntityDisplayName" minOccurs="0"/>
+          <xs:element ref="pc:EntityInstanceReference" minOccurs="0"/>
+          <xs:element ref="pc:EntityId1" minOccurs="0"/>
+          <xs:element ref="pc:EntityId2" minOccurs="0"/>
+          <xs:element ref="pc:EntityId3" minOccurs="0"/>
+          <xs:element ref="pc:EntityId4" minOccurs="0"/>
+          <xs:element ref="pc:EntityId5" minOccurs="0"/>
+        </xs:sequence>
+      </xs:complexType>
+    </xs:element>
+    <xs:element name="EntityDisplayName" type="xs:string"/>
+    <xs:element name="EntityInstanceReference" type="xs:string"/>
+    <xs:element name="EntityId1" type="xs:string"/>
+    <xs:element name="EntityId2" type="xs:string"/>
+    <xs:element name="EntityId3" type="xs:string"/>
+    <xs:element name="EntityId4" type="xs:string"/>
+    <xs:element name="EntityId5" type="xs:string"/>
+    <xs:element name="Terms">
+      <xs:complexType>
+        <xs:sequence>
+          <xs:element ref="pc:TermInfo" minOccurs="0" maxOccurs="unbounded"/>
+        </xs:sequence>
+      </xs:complexType>
+    </xs:element>
+    <xs:element name="TermInfo">
+      <xs:complexType>
+        <xs:sequence>
+          <xs:element ref="pc:TermName" minOccurs="0"/>
+          <xs:element ref="pc:TermId" minOccurs="0"/>
+        </xs:sequence>
+      </xs:complexType>
+    </xs:element>
+    <xs:element name="TermName" type="xs:string"/>
+    <xs:element name="TermId" type="xs:string"/>
+  </xs:schema>
+</ct:contentTypeSchema>
+</file>
+
 <file path=customXml/itemProps1.xml><?xml version="1.0" encoding="utf-8"?>
+<ds:datastoreItem xmlns:ds="http://schemas.openxmlformats.org/officeDocument/2006/customXml" ds:itemID="{9101EF5C-3EDF-4AF9-8047-F20A2B059167}">
+  <ds:schemaRefs>
+    <ds:schemaRef ds:uri="http://schemas.openxmlformats.org/officeDocument/2006/bibliography"/>
+  </ds:schemaRefs>
+</ds:datastoreItem>
+</file>
+
+<file path=customXml/itemProps2.xml><?xml version="1.0" encoding="utf-8"?>
+<ds:datastoreItem xmlns:ds="http://schemas.openxmlformats.org/officeDocument/2006/customXml" ds:itemID="{43079A01-61F3-44B1-90C1-B1FEC405C657}">
+  <ds:schemaRefs>
+    <ds:schemaRef ds:uri="http://schemas.microsoft.com/office/2006/metadata/properties"/>
+    <ds:schemaRef ds:uri="http://schemas.microsoft.com/office/infopath/2007/PartnerControls"/>
+  </ds:schemaRefs>
+</ds:datastoreItem>
+</file>
+
+<file path=customXml/itemProps3.xml><?xml version="1.0" encoding="utf-8"?>
+<ds:datastoreItem xmlns:ds="http://schemas.openxmlformats.org/officeDocument/2006/customXml" ds:itemID="{4FF85B71-35EB-4667-B5A7-25BC67E7B3EE}">
+  <ds:schemaRefs>
+    <ds:schemaRef ds:uri="http://schemas.microsoft.com/sharepoint/v3/contenttype/forms"/>
+  </ds:schemaRefs>
+</ds:datastoreItem>
+</file>
+
+<file path=customXml/itemProps4.xml><?xml version="1.0" encoding="utf-8"?>
 <ds:datastoreItem xmlns:ds="http://schemas.openxmlformats.org/officeDocument/2006/customXml" ds:itemID="{82A38B51-6072-4AA7-82FD-DFB83251AC2E}">
   <ds:schemaRefs>
     <ds:schemaRef ds:uri="http://schemas.microsoft.com/office/2006/metadata/contentType"/>
@@ -25037,29 +25304,4 @@
     <ds:schemaRef ds:uri="http://schemas.microsoft.com/internal/obd"/>
   </ds:schemaRefs>
 </ds:datastoreItem>
-</file>
-
-<file path=customXml/itemProps2.xml><?xml version="1.0" encoding="utf-8"?>
-<ds:datastoreItem xmlns:ds="http://schemas.openxmlformats.org/officeDocument/2006/customXml" ds:itemID="{4FF85B71-35EB-4667-B5A7-25BC67E7B3EE}">
-  <ds:schemaRefs>
-    <ds:schemaRef ds:uri="http://schemas.microsoft.com/sharepoint/v3/contenttype/forms"/>
-  </ds:schemaRefs>
-</ds:datastoreItem>
-</file>
-
-<file path=customXml/itemProps3.xml><?xml version="1.0" encoding="utf-8"?>
-<ds:datastoreItem xmlns:ds="http://schemas.openxmlformats.org/officeDocument/2006/customXml" ds:itemID="{43079A01-61F3-44B1-90C1-B1FEC405C657}">
-  <ds:schemaRefs>
-    <ds:schemaRef ds:uri="http://schemas.microsoft.com/office/2006/metadata/properties"/>
-    <ds:schemaRef ds:uri="http://schemas.microsoft.com/office/infopath/2007/PartnerControls"/>
-  </ds:schemaRefs>
-</ds:datastoreItem>
-</file>
-
-<file path=customXml/itemProps4.xml><?xml version="1.0" encoding="utf-8"?>
-<ds:datastoreItem xmlns:ds="http://schemas.openxmlformats.org/officeDocument/2006/customXml" ds:itemID="{9101EF5C-3EDF-4AF9-8047-F20A2B059167}">
-  <ds:schemaRefs>
-    <ds:schemaRef ds:uri="http://schemas.openxmlformats.org/officeDocument/2006/bibliography"/>
-  </ds:schemaRefs>
-</ds:datastoreItem>
 </file>
--- a/NaucSeVícFilipElznicDokumentace.docx
+++ b/NaucSeVícFilipElznicDokumentace.docx
@@ -363,7 +363,7 @@
           <w:rPr>
             <w:noProof/>
           </w:rPr>
-          <w:t>27.02.2026</w:t>
+          <w:t>08.03.2026</w:t>
         </w:r>
       </w:fldSimple>
     </w:p>
@@ -514,13 +514,8 @@
       <w:r>
         <w:t xml:space="preserve"> už návrhy od vývojáře ročníkové práce. Následně </w:t>
       </w:r>
-      <w:proofErr w:type="spellStart"/>
-      <w:r>
-        <w:t>produktizaci</w:t>
-      </w:r>
-      <w:proofErr w:type="spellEnd"/>
-      <w:r>
-        <w:t xml:space="preserve"> </w:t>
+      <w:r>
+        <w:t xml:space="preserve">produktizaci </w:t>
       </w:r>
       <w:r>
         <w:t>v té nalezneme části kódu, které jsou použity v projektu. Ke konci dokumentace nalezneme popis pro uživatele a závěr, kde je shrnut názor vývojáře na doposud vytvořenou práci.</w:t>
@@ -552,39 +547,7 @@
         <w:spacing w:line="276" w:lineRule="auto"/>
       </w:pPr>
       <w:r>
-        <w:t xml:space="preserve">Nauč se víc, </w:t>
-      </w:r>
-      <w:proofErr w:type="spellStart"/>
-      <w:r>
-        <w:t>React</w:t>
-      </w:r>
-      <w:proofErr w:type="spellEnd"/>
-      <w:r>
-        <w:t xml:space="preserve">, předmět, lekce, úkol, </w:t>
-      </w:r>
-      <w:proofErr w:type="spellStart"/>
-      <w:r>
-        <w:t>xp</w:t>
-      </w:r>
-      <w:proofErr w:type="spellEnd"/>
-      <w:r>
-        <w:t xml:space="preserve">, funkce, </w:t>
-      </w:r>
-      <w:proofErr w:type="spellStart"/>
-      <w:r>
-        <w:t>frontend</w:t>
-      </w:r>
-      <w:proofErr w:type="spellEnd"/>
-      <w:r>
-        <w:t xml:space="preserve">, </w:t>
-      </w:r>
-      <w:proofErr w:type="spellStart"/>
-      <w:r>
-        <w:t>backend</w:t>
-      </w:r>
-      <w:proofErr w:type="spellEnd"/>
-      <w:r>
-        <w:t>, uživatel, webová aplikace</w:t>
+        <w:t>Nauč se víc, React, předmět, lekce, úkol, xp, funkce, frontend, backend, uživatel, webová aplikace</w:t>
       </w:r>
     </w:p>
     <w:p>
@@ -4403,23 +4366,7 @@
         <w:t>bývalého</w:t>
       </w:r>
       <w:r>
-        <w:t xml:space="preserve"> projektu zpětně uvědomuji. Následně jsem se rozhodl pro změnu technologie pro správu databáze, a to ze </w:t>
-      </w:r>
-      <w:proofErr w:type="spellStart"/>
-      <w:r>
-        <w:t>Supabase</w:t>
-      </w:r>
-      <w:proofErr w:type="spellEnd"/>
-      <w:r>
-        <w:t xml:space="preserve"> na </w:t>
-      </w:r>
-      <w:proofErr w:type="spellStart"/>
-      <w:r>
-        <w:t>Firebase</w:t>
-      </w:r>
-      <w:proofErr w:type="spellEnd"/>
-      <w:r>
-        <w:t xml:space="preserve">. </w:t>
+        <w:t xml:space="preserve"> projektu zpětně uvědomuji. Následně jsem se rozhodl pro změnu technologie pro správu databáze, a to ze Supabase na Firebase. </w:t>
       </w:r>
     </w:p>
     <w:p>
@@ -4478,30 +4425,15 @@
       </w:pPr>
       <w:bookmarkStart w:id="3" w:name="_Toc187827151"/>
       <w:bookmarkStart w:id="4" w:name="_Toc223077574"/>
-      <w:proofErr w:type="spellStart"/>
       <w:r>
         <w:t>Duolingo</w:t>
       </w:r>
       <w:bookmarkEnd w:id="3"/>
       <w:bookmarkEnd w:id="4"/>
-      <w:proofErr w:type="spellEnd"/>
-    </w:p>
-    <w:p>
-      <w:proofErr w:type="spellStart"/>
-      <w:r>
-        <w:t>Duolingo</w:t>
-      </w:r>
-      <w:proofErr w:type="spellEnd"/>
-      <w:r>
-        <w:t xml:space="preserve"> je zábavná aplikace, se kterou se můžete zdarma učit více než 40 jazyků. V krátkých interaktivních lekcích si procvičíte mluvení, čtení, poslech a psaní. Rozšíříte si slovní zásobu a seznámíte se s gramatickými jevy. Aplikaci </w:t>
-      </w:r>
-      <w:proofErr w:type="spellStart"/>
-      <w:r>
-        <w:t>Duolingo</w:t>
-      </w:r>
-      <w:proofErr w:type="spellEnd"/>
-      <w:r>
-        <w:t xml:space="preserve"> navrhli jazykoví odborníci a oblíbil</w:t>
+    </w:p>
+    <w:p>
+      <w:r>
+        <w:t>Duolingo je zábavná aplikace, se kterou se můžete zdarma učit více než 40 jazyků. V krátkých interaktivních lekcích si procvičíte mluvení, čtení, poslech a psaní. Rozšíříte si slovní zásobu a seznámíte se s gramatickými jevy. Aplikaci Duolingo navrhli jazykoví odborníci a oblíbil</w:t>
       </w:r>
       <w:r>
         <w:t>i</w:t>
@@ -4548,39 +4480,13 @@
       </w:pPr>
     </w:p>
     <w:p>
-      <w:proofErr w:type="spellStart"/>
-      <w:r>
-        <w:t>Duolingo</w:t>
-      </w:r>
-      <w:proofErr w:type="spellEnd"/>
-      <w:r>
-        <w:t xml:space="preserve"> bylo jednou z mých největších inspirativních aplikací a stránek, podle kterých jsem vymýšlel tento projekt. Nadchla mě asi nejvíce atmosféra, která je tvořena od samého začátku, kdy uživatel vstoupí na stránku či do mobilní aplikace, uvítají vás zde hezké animace a také jejich maskot Duo. Také jsem se inspiroval, jak v </w:t>
-      </w:r>
-      <w:proofErr w:type="spellStart"/>
-      <w:r>
-        <w:t>Duolingu</w:t>
-      </w:r>
-      <w:proofErr w:type="spellEnd"/>
-      <w:r>
-        <w:t xml:space="preserve"> můžete sledovat svůj průběh v učení, a to pomocí bodů, které dostanete za každý splněný úkol a také denní řady, jak často procvičujete. I když </w:t>
-      </w:r>
-      <w:proofErr w:type="spellStart"/>
-      <w:r>
-        <w:t>Duolingo</w:t>
-      </w:r>
-      <w:proofErr w:type="spellEnd"/>
-      <w:r>
-        <w:t xml:space="preserve"> je převážně jazyková učící platforma, nabízí také učení v matematice, ale pouze pro Android či IOS v mobilní aplikaci a jen v angličtině.</w:t>
-      </w:r>
-    </w:p>
-    <w:p>
-      <w:proofErr w:type="spellStart"/>
-      <w:r>
-        <w:t>Duolingo</w:t>
-      </w:r>
-      <w:proofErr w:type="spellEnd"/>
-      <w:r>
-        <w:t xml:space="preserve"> mě inspirovalo k tomu, abych mohl poskytnou uživatelům učení matematiky, konkrétně geometrie i ve webovém prohlížeči.</w:t>
+      <w:r>
+        <w:t>Duolingo bylo jednou z mých největších inspirativních aplikací a stránek, podle kterých jsem vymýšlel tento projekt. Nadchla mě asi nejvíce atmosféra, která je tvořena od samého začátku, kdy uživatel vstoupí na stránku či do mobilní aplikace, uvítají vás zde hezké animace a také jejich maskot Duo. Také jsem se inspiroval, jak v Duolingu můžete sledovat svůj průběh v učení, a to pomocí bodů, které dostanete za každý splněný úkol a také denní řady, jak často procvičujete. I když Duolingo je převážně jazyková učící platforma, nabízí také učení v matematice, ale pouze pro Android či IOS v mobilní aplikaci a jen v angličtině.</w:t>
+      </w:r>
+    </w:p>
+    <w:p>
+      <w:r>
+        <w:t>Duolingo mě inspirovalo k tomu, abych mohl poskytnou uživatelům učení matematiky, konkrétně geometrie i ve webovém prohlížeči.</w:t>
       </w:r>
     </w:p>
     <w:p>
@@ -4674,16 +4580,11 @@
         <w:fldChar w:fldCharType="end"/>
       </w:r>
       <w:r>
-        <w:t xml:space="preserve"> - </w:t>
-      </w:r>
-      <w:proofErr w:type="spellStart"/>
-      <w:r>
-        <w:t>Duolingo</w:t>
+        <w:t xml:space="preserve"> - Duolingo</w:t>
       </w:r>
       <w:bookmarkEnd w:id="5"/>
       <w:bookmarkEnd w:id="6"/>
       <w:bookmarkEnd w:id="7"/>
-      <w:proofErr w:type="spellEnd"/>
     </w:p>
     <w:p>
       <w:pPr>
@@ -4742,15 +4643,7 @@
         <w:t xml:space="preserve"> Umíme j</w:t>
       </w:r>
       <w:r>
-        <w:t xml:space="preserve">e procvičovací systém, </w:t>
-      </w:r>
-      <w:proofErr w:type="spellStart"/>
-      <w:r>
-        <w:t>nikolitestovací</w:t>
-      </w:r>
-      <w:proofErr w:type="spellEnd"/>
-      <w:r>
-        <w:t xml:space="preserve"> systém. Použitý způsob hodnocení počítá s chybováním, které je důležitou součástí učení. Každou chybu lze napravit pomocí dalšího procvičování, a i chybující začátečník </w:t>
+        <w:t xml:space="preserve">e procvičovací systém, nikolitestovací systém. Použitý způsob hodnocení počítá s chybováním, které je důležitou součástí učení. Každou chybu lze napravit pomocí dalšího procvičování, a i chybující začátečník </w:t>
       </w:r>
       <w:r>
         <w:t>má tak</w:t>
@@ -5015,29 +4908,14 @@
         <w:pStyle w:val="Nadpis3"/>
       </w:pPr>
       <w:bookmarkStart w:id="16" w:name="_Toc223077577"/>
-      <w:proofErr w:type="spellStart"/>
       <w:r>
         <w:t>ReactBits</w:t>
       </w:r>
       <w:bookmarkEnd w:id="16"/>
-      <w:proofErr w:type="spellEnd"/>
-    </w:p>
-    <w:p>
-      <w:proofErr w:type="spellStart"/>
-      <w:r>
-        <w:t>ReactBits</w:t>
-      </w:r>
-      <w:proofErr w:type="spellEnd"/>
-      <w:r>
-        <w:t xml:space="preserve"> je rozsáhlá sbírka animovaných komponent </w:t>
-      </w:r>
-      <w:proofErr w:type="spellStart"/>
-      <w:r>
-        <w:t>React</w:t>
-      </w:r>
-      <w:proofErr w:type="spellEnd"/>
-      <w:r>
-        <w:t>, které oživí vaše webové projekty. Najdete zde animace, komponenty, pozadí a další úžasné věci, které jinde nenajdete – a to vše zdarma! Všechny tyto komponenty jsou vylepšeny o možnosti přizpůsobení jako rekvizity, abyste snadno získali přesně to, co potřebujete.</w:t>
+    </w:p>
+    <w:p>
+      <w:r>
+        <w:t>ReactBits je rozsáhlá sbírka animovaných komponent React, které oživí vaše webové projekty. Najdete zde animace, komponenty, pozadí a další úžasné věci, které jinde nenajdete – a to vše zdarma! Všechny tyto komponenty jsou vylepšeny o možnosti přizpůsobení jako rekvizity, abyste snadno získali přesně to, co potřebujete.</w:t>
       </w:r>
       <w:sdt>
         <w:sdtPr>
@@ -5177,40 +5055,11 @@
       <w:r>
         <w:t xml:space="preserve"> tak jsem se rozhodl využít open source knihovnu </w:t>
       </w:r>
-      <w:proofErr w:type="spellStart"/>
       <w:r>
         <w:t>R</w:t>
       </w:r>
       <w:r>
-        <w:t>eactbits</w:t>
-      </w:r>
-      <w:proofErr w:type="spellEnd"/>
-      <w:r>
-        <w:t>. Zde jsem čerpal jak inspiraci pro design webu, ale také jsem použil některé jejich komponenty. Mezi nimi například jsou „</w:t>
-      </w:r>
-      <w:proofErr w:type="spellStart"/>
-      <w:r>
-        <w:t>Card</w:t>
-      </w:r>
-      <w:proofErr w:type="spellEnd"/>
-      <w:r>
-        <w:t xml:space="preserve"> Swap“, „Laser </w:t>
-      </w:r>
-      <w:proofErr w:type="spellStart"/>
-      <w:r>
-        <w:t>Flow</w:t>
-      </w:r>
-      <w:proofErr w:type="spellEnd"/>
-      <w:r>
-        <w:t xml:space="preserve">“, či „Star </w:t>
-      </w:r>
-      <w:proofErr w:type="spellStart"/>
-      <w:r>
-        <w:t>Border</w:t>
-      </w:r>
-      <w:proofErr w:type="spellEnd"/>
-      <w:r>
-        <w:t>“.</w:t>
+        <w:t>eactbits. Zde jsem čerpal jak inspiraci pro design webu, ale také jsem použil některé jejich komponenty. Mezi nimi například jsou „Card Swap“, „Laser Flow“, či „Star Border“.</w:t>
       </w:r>
     </w:p>
     <w:p/>
@@ -5220,29 +5069,16 @@
       </w:pPr>
       <w:bookmarkStart w:id="19" w:name="_Toc223077578"/>
       <w:r>
-        <w:t xml:space="preserve">21st </w:t>
-      </w:r>
-      <w:proofErr w:type="spellStart"/>
-      <w:r>
-        <w:t>Devs</w:t>
+        <w:t>21st Devs</w:t>
       </w:r>
       <w:bookmarkEnd w:id="19"/>
-      <w:proofErr w:type="spellEnd"/>
     </w:p>
     <w:p>
       <w:pPr>
         <w:jc w:val="left"/>
       </w:pPr>
       <w:r>
-        <w:t xml:space="preserve">21st </w:t>
-      </w:r>
-      <w:proofErr w:type="spellStart"/>
-      <w:r>
-        <w:t>Devs</w:t>
-      </w:r>
-      <w:proofErr w:type="spellEnd"/>
-      <w:r>
-        <w:t xml:space="preserve"> je online platforma, kde naleznete několik set předem udělaných komponent, které můžete následně využít ve svém vlastním projekt</w:t>
+        <w:t>21st Devs je online platforma, kde naleznete několik set předem udělaných komponent, které můžete následně využít ve svém vlastním projekt</w:t>
       </w:r>
       <w:r>
         <w:t>u</w:t>
@@ -5342,15 +5178,10 @@
         </w:r>
       </w:fldSimple>
       <w:r>
-        <w:t xml:space="preserve">  - 21st </w:t>
-      </w:r>
-      <w:proofErr w:type="spellStart"/>
-      <w:r>
-        <w:t>Devs</w:t>
+        <w:t xml:space="preserve">  - 21st Devs</w:t>
       </w:r>
       <w:bookmarkEnd w:id="20"/>
       <w:bookmarkEnd w:id="21"/>
-      <w:proofErr w:type="spellEnd"/>
     </w:p>
     <w:p>
       <w:pPr>
@@ -5381,46 +5212,15 @@
       </w:pPr>
       <w:bookmarkStart w:id="23" w:name="_Toc187827154"/>
       <w:bookmarkStart w:id="24" w:name="_Toc223077580"/>
-      <w:proofErr w:type="spellStart"/>
-      <w:r>
-        <w:t>Visual</w:t>
-      </w:r>
-      <w:proofErr w:type="spellEnd"/>
-      <w:r>
-        <w:t xml:space="preserve"> Studio </w:t>
-      </w:r>
-      <w:proofErr w:type="spellStart"/>
-      <w:r>
-        <w:t>Code</w:t>
+      <w:r>
+        <w:t>Visual Studio Code</w:t>
       </w:r>
       <w:bookmarkEnd w:id="23"/>
       <w:bookmarkEnd w:id="24"/>
-      <w:proofErr w:type="spellEnd"/>
-    </w:p>
-    <w:p>
-      <w:proofErr w:type="spellStart"/>
-      <w:r>
-        <w:t>Visual</w:t>
-      </w:r>
-      <w:proofErr w:type="spellEnd"/>
-      <w:r>
-        <w:t xml:space="preserve"> Studio </w:t>
-      </w:r>
-      <w:proofErr w:type="spellStart"/>
-      <w:r>
-        <w:t>Code</w:t>
-      </w:r>
-      <w:proofErr w:type="spellEnd"/>
-      <w:r>
-        <w:t xml:space="preserve"> je lehký, ale výkonný editor zdrojového kódu, který běží na počítači a je k dispozici pro Windows, MacOS a Linux. Obsahuje integrovanou podporu pro JavaScript, </w:t>
-      </w:r>
-      <w:proofErr w:type="spellStart"/>
-      <w:r>
-        <w:t>TypeScript</w:t>
-      </w:r>
-      <w:proofErr w:type="spellEnd"/>
-      <w:r>
-        <w:t xml:space="preserve"> a Node.js a má bohatý ekosystém rozšíření pro další jazyky a moduly runtime (například C++, C#, Java, Python, PHP, Go, .NET).</w:t>
+    </w:p>
+    <w:p>
+      <w:r>
+        <w:t>Visual Studio Code je lehký, ale výkonný editor zdrojového kódu, který běží na počítači a je k dispozici pro Windows, MacOS a Linux. Obsahuje integrovanou podporu pro JavaScript, TypeScript a Node.js a má bohatý ekosystém rozšíření pro další jazyky a moduly runtime (například C++, C#, Java, Python, PHP, Go, .NET).</w:t>
       </w:r>
       <w:r>
         <w:t xml:space="preserve"> </w:t>
@@ -5480,23 +5280,7 @@
         <w:t>r</w:t>
       </w:r>
       <w:r>
-        <w:t xml:space="preserve">čený pro tvorbu moderních dynamických webů. Byl představen v devadesátých letech 20. století, jako reakce na klasické statické internetové stránky a otevřel prostor pro interaktivní webové aplikace i příjemnější uživatelské rozhraní doplněné animacemi a </w:t>
-      </w:r>
-      <w:proofErr w:type="gramStart"/>
-      <w:r>
-        <w:t>2D</w:t>
-      </w:r>
-      <w:proofErr w:type="gramEnd"/>
-      <w:r>
-        <w:t xml:space="preserve"> i </w:t>
-      </w:r>
-      <w:proofErr w:type="gramStart"/>
-      <w:r>
-        <w:t>3D</w:t>
-      </w:r>
-      <w:proofErr w:type="gramEnd"/>
-      <w:r>
-        <w:t xml:space="preserve"> grafikou. </w:t>
+        <w:t xml:space="preserve">čený pro tvorbu moderních dynamických webů. Byl představen v devadesátých letech 20. století, jako reakce na klasické statické internetové stránky a otevřel prostor pro interaktivní webové aplikace i příjemnější uživatelské rozhraní doplněné animacemi a 2D i 3D grafikou. </w:t>
       </w:r>
       <w:sdt>
         <w:sdtPr>
@@ -5539,33 +5323,18 @@
       </w:pPr>
       <w:bookmarkStart w:id="27" w:name="_Toc187827156"/>
       <w:bookmarkStart w:id="28" w:name="_Toc223077582"/>
-      <w:proofErr w:type="spellStart"/>
       <w:r>
         <w:t>React</w:t>
       </w:r>
       <w:bookmarkEnd w:id="27"/>
       <w:bookmarkEnd w:id="28"/>
-      <w:proofErr w:type="spellEnd"/>
     </w:p>
     <w:p>
       <w:pPr>
         <w:jc w:val="left"/>
       </w:pPr>
-      <w:proofErr w:type="spellStart"/>
-      <w:r>
-        <w:t>React</w:t>
-      </w:r>
-      <w:proofErr w:type="spellEnd"/>
-      <w:r>
-        <w:t xml:space="preserve"> je </w:t>
-      </w:r>
-      <w:proofErr w:type="spellStart"/>
-      <w:r>
-        <w:t>JavaScriptová</w:t>
-      </w:r>
-      <w:proofErr w:type="spellEnd"/>
-      <w:r>
-        <w:t xml:space="preserve"> open-source knihovna sloužící ke tvorbě uživatelského rozhraní (User Interface), </w:t>
+      <w:r>
+        <w:t xml:space="preserve">React je JavaScriptová open-source knihovna sloužící ke tvorbě uživatelského rozhraní (User Interface), </w:t>
       </w:r>
       <w:r>
         <w:t>neboli</w:t>
@@ -5573,27 +5342,14 @@
       <w:r>
         <w:t xml:space="preserve"> </w:t>
       </w:r>
-      <w:proofErr w:type="spellStart"/>
-      <w:r>
-        <w:t>frontend</w:t>
-      </w:r>
-      <w:proofErr w:type="spellEnd"/>
-      <w:r>
-        <w:t>.</w:t>
+      <w:r>
+        <w:t>frontend.</w:t>
       </w:r>
       <w:r>
         <w:t xml:space="preserve"> </w:t>
       </w:r>
       <w:r>
-        <w:t xml:space="preserve">Tato knihovna, nikoli framework, umožňuje vývojářům efektivně vytvářet interaktivní, dynamický a responzivní </w:t>
-      </w:r>
-      <w:proofErr w:type="spellStart"/>
-      <w:r>
-        <w:t>frontend</w:t>
-      </w:r>
-      <w:proofErr w:type="spellEnd"/>
-      <w:r>
-        <w:t xml:space="preserve"> s důrazem na deklarativní přístup a komponenty, které lze snadno znovu použít a spravovat.</w:t>
+        <w:t>Tato knihovna, nikoli framework, umožňuje vývojářům efektivně vytvářet interaktivní, dynamický a responzivní frontend s důrazem na deklarativní přístup a komponenty, které lze snadno znovu použít a spravovat.</w:t>
       </w:r>
       <w:r>
         <w:t xml:space="preserve"> </w:t>
@@ -5630,15 +5386,7 @@
         <w:jc w:val="left"/>
       </w:pPr>
       <w:r>
-        <w:t xml:space="preserve">Knihovnu </w:t>
-      </w:r>
-      <w:proofErr w:type="spellStart"/>
-      <w:r>
-        <w:t>React</w:t>
-      </w:r>
-      <w:proofErr w:type="spellEnd"/>
-      <w:r>
-        <w:t xml:space="preserve"> jsem využíval díky dobrým předchozím zkušenostem v tvorbě. Ve webové aplikaci využívám její výhody, např. komponentová architektura, která mi absolutně vyhovovala ve vývoji.</w:t>
+        <w:t>Knihovnu React jsem využíval díky dobrým předchozím zkušenostem v tvorbě. Ve webové aplikaci využívám její výhody, např. komponentová architektura, která mi absolutně vyhovovala ve vývoji.</w:t>
       </w:r>
     </w:p>
     <w:p>
@@ -5658,31 +5406,13 @@
         <w:jc w:val="left"/>
       </w:pPr>
       <w:r>
-        <w:t xml:space="preserve">Vite.js je moderní a inovativní nástroj pro vývojáře, který výrazně zjednodušuje proces vývoje webových aplikací a nabízí vysokou rychlost načítání. Od svého uvedení na trh se </w:t>
-      </w:r>
-      <w:proofErr w:type="spellStart"/>
-      <w:r>
-        <w:t>Vite</w:t>
-      </w:r>
-      <w:proofErr w:type="spellEnd"/>
-      <w:r>
-        <w:t xml:space="preserve"> stala jedním z nejpopulárnějších </w:t>
-      </w:r>
-      <w:proofErr w:type="spellStart"/>
-      <w:r>
-        <w:t>JavaScriptových</w:t>
-      </w:r>
-      <w:proofErr w:type="spellEnd"/>
+        <w:t>Vite.js je moderní a inovativní nástroj pro vývojáře, který výrazně zjednodušuje proces vývoje webových aplikací a nabízí vysokou rychlost načítání. Od svého uvedení na trh se Vite stala jedním z nejpopulárnějších JavaScriptových</w:t>
+      </w:r>
       <w:r>
         <w:t xml:space="preserve"> </w:t>
       </w:r>
-      <w:proofErr w:type="spellStart"/>
-      <w:r>
-        <w:t>buildovacích</w:t>
-      </w:r>
-      <w:proofErr w:type="spellEnd"/>
-      <w:r>
-        <w:t xml:space="preserve"> nástrojů a získala si důvěru a obdiv komunity vývojářů</w:t>
+      <w:r>
+        <w:t>buildovacích nástrojů a získala si důvěru a obdiv komunity vývojářů</w:t>
       </w:r>
       <w:r>
         <w:t xml:space="preserve">. </w:t>
@@ -5779,28 +5509,18 @@
       </w:pPr>
       <w:bookmarkStart w:id="33" w:name="_Toc187827159"/>
       <w:bookmarkStart w:id="34" w:name="_Toc223077585"/>
-      <w:proofErr w:type="spellStart"/>
       <w:r>
         <w:t>Github</w:t>
       </w:r>
       <w:bookmarkEnd w:id="33"/>
       <w:bookmarkEnd w:id="34"/>
-      <w:proofErr w:type="spellEnd"/>
     </w:p>
     <w:p>
       <w:pPr>
         <w:jc w:val="left"/>
       </w:pPr>
       <w:r>
-        <w:t xml:space="preserve">GitHub je webová služba, která slouží jako hostitelský systém pro </w:t>
-      </w:r>
-      <w:proofErr w:type="spellStart"/>
-      <w:r>
-        <w:t>repozitáře</w:t>
-      </w:r>
-      <w:proofErr w:type="spellEnd"/>
-      <w:r>
-        <w:t xml:space="preserve"> Git, umožňující uživatelům ukládat, spravovat, sledovat a sdílet svůj kódový základ. Samozřejmě, že uživatelé mohou </w:t>
+        <w:t xml:space="preserve">GitHub je webová služba, která slouží jako hostitelský systém pro repozitáře Git, umožňující uživatelům ukládat, spravovat, sledovat a sdílet svůj kódový základ. Samozřejmě, že uživatelé mohou </w:t>
       </w:r>
       <w:r>
         <w:lastRenderedPageBreak/>
@@ -5941,99 +5661,67 @@
         <w:rPr>
           <w:color w:val="000000" w:themeColor="text1"/>
         </w:rPr>
-        <w:t xml:space="preserve"> jsem v projektu využil k databázi, která zpracovává různé části </w:t>
-      </w:r>
-      <w:proofErr w:type="spellStart"/>
+        <w:t xml:space="preserve"> jsem v projektu využil k databázi, která zpracovává různé části backendu od přihlašování</w:t>
+      </w:r>
       <w:r>
         <w:rPr>
           <w:color w:val="000000" w:themeColor="text1"/>
         </w:rPr>
-        <w:t>backendu</w:t>
-      </w:r>
-      <w:proofErr w:type="spellEnd"/>
+        <w:t xml:space="preserve">, </w:t>
+      </w:r>
       <w:r>
         <w:rPr>
           <w:color w:val="000000" w:themeColor="text1"/>
         </w:rPr>
-        <w:t xml:space="preserve"> od přihlašování</w:t>
+        <w:t xml:space="preserve">přes studijní materiály, až </w:t>
       </w:r>
       <w:r>
         <w:rPr>
           <w:color w:val="000000" w:themeColor="text1"/>
         </w:rPr>
-        <w:t xml:space="preserve">, </w:t>
+        <w:t xml:space="preserve">po interaktivní úkoly. </w:t>
       </w:r>
       <w:r>
         <w:rPr>
           <w:color w:val="000000" w:themeColor="text1"/>
         </w:rPr>
-        <w:t xml:space="preserve">přes studijní materiály, až </w:t>
+        <w:t>Firebase</w:t>
       </w:r>
       <w:r>
         <w:rPr>
           <w:color w:val="000000" w:themeColor="text1"/>
         </w:rPr>
-        <w:t xml:space="preserve">po interaktivní úkoly. </w:t>
-      </w:r>
-      <w:proofErr w:type="spellStart"/>
+        <w:t xml:space="preserve"> je alternativou </w:t>
+      </w:r>
       <w:r>
         <w:rPr>
           <w:color w:val="000000" w:themeColor="text1"/>
         </w:rPr>
-        <w:t>Firebase</w:t>
-      </w:r>
-      <w:proofErr w:type="spellEnd"/>
+        <w:t>Supabase</w:t>
+      </w:r>
       <w:r>
         <w:rPr>
           <w:color w:val="000000" w:themeColor="text1"/>
         </w:rPr>
-        <w:t xml:space="preserve"> je alternativou </w:t>
-      </w:r>
-      <w:proofErr w:type="spellStart"/>
+        <w:t xml:space="preserve">, rozhodl jsem se </w:t>
+      </w:r>
       <w:r>
         <w:rPr>
           <w:color w:val="000000" w:themeColor="text1"/>
         </w:rPr>
-        <w:t>Supabase</w:t>
-      </w:r>
-      <w:proofErr w:type="spellEnd"/>
+        <w:t>ji využít kvůli tomu, že se chci v tomto odvětví zlepšit</w:t>
+      </w:r>
       <w:r>
         <w:rPr>
           <w:color w:val="000000" w:themeColor="text1"/>
         </w:rPr>
-        <w:t xml:space="preserve">, rozhodl jsem se </w:t>
+        <w:t xml:space="preserve"> a více mi vyhovuje.</w:t>
       </w:r>
       <w:r>
         <w:rPr>
           <w:color w:val="000000" w:themeColor="text1"/>
         </w:rPr>
-        <w:t>ji využít kvůli tomu, že se chci v tomto odvětví zlepšit</w:t>
-      </w:r>
-      <w:r>
-        <w:rPr>
-          <w:color w:val="000000" w:themeColor="text1"/>
-        </w:rPr>
-        <w:t xml:space="preserve"> a více mi vyhovuje.</w:t>
-      </w:r>
-      <w:r>
-        <w:rPr>
-          <w:color w:val="000000" w:themeColor="text1"/>
-        </w:rPr>
-        <w:t xml:space="preserve"> Dále využívám </w:t>
-      </w:r>
-      <w:proofErr w:type="spellStart"/>
-      <w:r>
-        <w:rPr>
-          <w:color w:val="000000" w:themeColor="text1"/>
-        </w:rPr>
-        <w:t>firebase</w:t>
-      </w:r>
-      <w:proofErr w:type="spellEnd"/>
-      <w:r>
-        <w:rPr>
-          <w:color w:val="000000" w:themeColor="text1"/>
-        </w:rPr>
-        <w:t xml:space="preserve"> pro hosting.</w:t>
+        <w:t xml:space="preserve"> Dále využívám firebase pro hosting.</w:t>
       </w:r>
     </w:p>
     <w:p>
@@ -6042,13 +5730,11 @@
       </w:pPr>
       <w:bookmarkStart w:id="36" w:name="_Toc187827161"/>
       <w:bookmarkStart w:id="37" w:name="_Toc223077587"/>
-      <w:proofErr w:type="spellStart"/>
       <w:r>
         <w:t>removebg</w:t>
       </w:r>
       <w:bookmarkEnd w:id="36"/>
       <w:bookmarkEnd w:id="37"/>
-      <w:proofErr w:type="spellEnd"/>
     </w:p>
     <w:p>
       <w:pPr>
@@ -6099,41 +5785,18 @@
       </w:pPr>
       <w:bookmarkStart w:id="38" w:name="_Toc187827162"/>
       <w:bookmarkStart w:id="39" w:name="_Toc223077588"/>
-      <w:proofErr w:type="spellStart"/>
       <w:r>
         <w:t>Pinterest</w:t>
       </w:r>
       <w:bookmarkEnd w:id="38"/>
       <w:bookmarkEnd w:id="39"/>
-      <w:proofErr w:type="spellEnd"/>
     </w:p>
     <w:p>
       <w:pPr>
         <w:jc w:val="left"/>
       </w:pPr>
-      <w:proofErr w:type="spellStart"/>
-      <w:r>
-        <w:t>Pinterest</w:t>
-      </w:r>
-      <w:proofErr w:type="spellEnd"/>
-      <w:r>
-        <w:t xml:space="preserve"> je vizuální vyhledávač, který slouží k hledání nápadů, jako jsou recepty, inspirace pro domácnost a styl a mnoho dalších. Díky miliardám pinů na </w:t>
-      </w:r>
-      <w:proofErr w:type="spellStart"/>
-      <w:r>
-        <w:t>Pinterestu</w:t>
-      </w:r>
-      <w:proofErr w:type="spellEnd"/>
-      <w:r>
-        <w:t xml:space="preserve"> vždy najdete piny, které vás budou inspirovat. Když objevíte piny, které se vám líbí, uložte si je na nástěnky, kde je můžete uspořádat, abyste je mohli později jednoduše najít. Můžete také vytvářet piny ke sdílení svých nápadů s ostatními lidmi na </w:t>
-      </w:r>
-      <w:proofErr w:type="spellStart"/>
-      <w:r>
-        <w:t>Pinterestu</w:t>
-      </w:r>
-      <w:proofErr w:type="spellEnd"/>
-      <w:r>
-        <w:t xml:space="preserve">. </w:t>
+      <w:r>
+        <w:t xml:space="preserve">Pinterest je vizuální vyhledávač, který slouží k hledání nápadů, jako jsou recepty, inspirace pro domácnost a styl a mnoho dalších. Díky miliardám pinů na Pinterestu vždy najdete piny, které vás budou inspirovat. Když objevíte piny, které se vám líbí, uložte si je na nástěnky, kde je můžete uspořádat, abyste je mohli později jednoduše najít. Můžete také vytvářet piny ke sdílení svých nápadů s ostatními lidmi na Pinterestu. </w:t>
       </w:r>
       <w:sdt>
         <w:sdtPr>
@@ -6166,13 +5829,8 @@
       <w:pPr>
         <w:jc w:val="left"/>
       </w:pPr>
-      <w:proofErr w:type="spellStart"/>
-      <w:r>
-        <w:t>Pinterest</w:t>
-      </w:r>
-      <w:proofErr w:type="spellEnd"/>
-      <w:r>
-        <w:t xml:space="preserve"> jsem využíval pro inspiraci při vytváření různých designů ve webové aplikaci.</w:t>
+      <w:r>
+        <w:t>Pinterest jsem využíval pro inspiraci při vytváření různých designů ve webové aplikaci.</w:t>
       </w:r>
     </w:p>
     <w:p>
@@ -6180,53 +5838,14 @@
         <w:pStyle w:val="Nadpis3"/>
       </w:pPr>
       <w:bookmarkStart w:id="40" w:name="_Toc223077589"/>
-      <w:proofErr w:type="spellStart"/>
       <w:r>
         <w:t>Gemini</w:t>
       </w:r>
       <w:bookmarkEnd w:id="40"/>
-      <w:proofErr w:type="spellEnd"/>
-    </w:p>
-    <w:p>
-      <w:proofErr w:type="spellStart"/>
-      <w:r>
-        <w:t>Gemini</w:t>
-      </w:r>
-      <w:proofErr w:type="spellEnd"/>
-      <w:r>
-        <w:t xml:space="preserve"> AI je rodina velkých jazykových modelů vyvinutých společností Google </w:t>
-      </w:r>
-      <w:proofErr w:type="spellStart"/>
-      <w:r>
-        <w:t>DeepMind</w:t>
-      </w:r>
-      <w:proofErr w:type="spellEnd"/>
-      <w:r>
-        <w:t xml:space="preserve">, která představuje evoluci po modelech </w:t>
-      </w:r>
-      <w:proofErr w:type="spellStart"/>
-      <w:r>
-        <w:t>LaMDA</w:t>
-      </w:r>
-      <w:proofErr w:type="spellEnd"/>
-      <w:r>
-        <w:t xml:space="preserve"> a </w:t>
-      </w:r>
-      <w:proofErr w:type="spellStart"/>
-      <w:r>
-        <w:t>PaLM</w:t>
-      </w:r>
-      <w:proofErr w:type="spellEnd"/>
-      <w:r>
-        <w:t xml:space="preserve"> 2. Je navrženo jako multimodální systém, který dokáže nejen generovat text, ale také pracovat s obrázky, audio a videem. Modely </w:t>
-      </w:r>
-      <w:proofErr w:type="spellStart"/>
-      <w:r>
-        <w:t>Gemini</w:t>
-      </w:r>
-      <w:proofErr w:type="spellEnd"/>
-      <w:r>
-        <w:t xml:space="preserve"> se vyznačují vysokou flexibilitou a škálovatelností – jsou schopny běžet na datových centrech i na mobilních zařízeních</w:t>
+    </w:p>
+    <w:p>
+      <w:r>
+        <w:t>Gemini AI je rodina velkých jazykových modelů vyvinutých společností Google DeepMind, která představuje evoluci po modelech LaMDA a PaLM 2. Je navrženo jako multimodální systém, který dokáže nejen generovat text, ale také pracovat s obrázky, audio a videem. Modely Gemini se vyznačují vysokou flexibilitou a škálovatelností – jsou schopny běžet na datových centrech i na mobilních zařízeních</w:t>
       </w:r>
       <w:r>
         <w:t>.</w:t>
@@ -6265,11 +5884,9 @@
       <w:pPr>
         <w:jc w:val="left"/>
       </w:pPr>
-      <w:proofErr w:type="spellStart"/>
       <w:r>
         <w:t>Gemini</w:t>
       </w:r>
-      <w:proofErr w:type="spellEnd"/>
       <w:r>
         <w:t xml:space="preserve"> jsem používal pro generaci kódu ve svém projektu, používal jsem jej i jako pomocníka s designem, s vyhledáváním informací či dokonce i problémy s databáz</w:t>
       </w:r>
@@ -6283,29 +5900,13 @@
         <w:t>Také</w:t>
       </w:r>
       <w:r>
-        <w:t xml:space="preserve"> jsem použil </w:t>
-      </w:r>
-      <w:proofErr w:type="spellStart"/>
-      <w:r>
-        <w:t>Gemini</w:t>
-      </w:r>
-      <w:proofErr w:type="spellEnd"/>
-      <w:r>
-        <w:t xml:space="preserve"> </w:t>
+        <w:t xml:space="preserve"> jsem použil Gemini </w:t>
       </w:r>
       <w:r>
         <w:t xml:space="preserve">i </w:t>
       </w:r>
       <w:r>
-        <w:t>na veškerou pomoc s </w:t>
-      </w:r>
-      <w:proofErr w:type="gramStart"/>
-      <w:r>
-        <w:t>výukou</w:t>
-      </w:r>
-      <w:proofErr w:type="gramEnd"/>
-      <w:r>
-        <w:t xml:space="preserve"> a to i</w:t>
+        <w:t>na veškerou pomoc s výukou a to i</w:t>
       </w:r>
       <w:r>
         <w:t xml:space="preserve"> na</w:t>
@@ -6320,49 +5921,15 @@
       </w:pPr>
       <w:bookmarkStart w:id="41" w:name="_Toc187827164"/>
       <w:bookmarkStart w:id="42" w:name="_Toc223077590"/>
-      <w:proofErr w:type="spellStart"/>
       <w:r>
         <w:t>Copilot</w:t>
       </w:r>
       <w:bookmarkEnd w:id="41"/>
       <w:bookmarkEnd w:id="42"/>
-      <w:proofErr w:type="spellEnd"/>
-    </w:p>
-    <w:p>
-      <w:r>
-        <w:t xml:space="preserve">GitHub </w:t>
-      </w:r>
-      <w:proofErr w:type="spellStart"/>
-      <w:r>
-        <w:t>Copilot</w:t>
-      </w:r>
-      <w:proofErr w:type="spellEnd"/>
-      <w:r>
-        <w:t xml:space="preserve"> je partner pro kódování AI, který během psaní kódu poskytuje návrhy automatického dokončování. Získejte návrhy zadáním kódu nebo jeho popisem v přirozeném jazyce. </w:t>
-      </w:r>
-      <w:proofErr w:type="spellStart"/>
-      <w:r>
-        <w:t>Copilot</w:t>
-      </w:r>
-      <w:proofErr w:type="spellEnd"/>
-      <w:r>
-        <w:t xml:space="preserve"> analyzuje váš soubor a související soubory a nabízí návrhy v textovém editoru. Používá </w:t>
-      </w:r>
-      <w:proofErr w:type="spellStart"/>
-      <w:r>
-        <w:t>OpenAICodex</w:t>
-      </w:r>
-      <w:proofErr w:type="spellEnd"/>
-      <w:r>
-        <w:t xml:space="preserve">, nový systém AI vyvinutý </w:t>
-      </w:r>
-      <w:proofErr w:type="spellStart"/>
-      <w:r>
-        <w:t>OpenAI</w:t>
-      </w:r>
-      <w:proofErr w:type="spellEnd"/>
-      <w:r>
-        <w:t>, který pomáhá odvodit kontext z napsaného kódu a komentářů a pak navrhuje nové řádky nebo celé funkce.</w:t>
+    </w:p>
+    <w:p>
+      <w:r>
+        <w:t>GitHub Copilot je partner pro kódování AI, který během psaní kódu poskytuje návrhy automatického dokončování. Získejte návrhy zadáním kódu nebo jeho popisem v přirozeném jazyce. Copilot analyzuje váš soubor a související soubory a nabízí návrhy v textovém editoru. Používá OpenAICodex, nový systém AI vyvinutý OpenAI, který pomáhá odvodit kontext z napsaného kódu a komentářů a pak navrhuje nové řádky nebo celé funkce.</w:t>
       </w:r>
       <w:r>
         <w:t xml:space="preserve"> </w:t>
@@ -6395,29 +5962,8 @@
       </w:sdt>
     </w:p>
     <w:p>
-      <w:proofErr w:type="spellStart"/>
-      <w:r>
-        <w:t>Copilot</w:t>
-      </w:r>
-      <w:proofErr w:type="spellEnd"/>
-      <w:r>
-        <w:t xml:space="preserve"> jsem využíval ve svém kódovém prostředí jako pomocníka ve tvoření jakékoliv obsahu, ať už šlo o </w:t>
-      </w:r>
-      <w:proofErr w:type="spellStart"/>
-      <w:r>
-        <w:t>frontend</w:t>
-      </w:r>
-      <w:proofErr w:type="spellEnd"/>
-      <w:r>
-        <w:t xml:space="preserve"> či </w:t>
-      </w:r>
-      <w:proofErr w:type="spellStart"/>
-      <w:r>
-        <w:t>backend</w:t>
-      </w:r>
-      <w:proofErr w:type="spellEnd"/>
-      <w:r>
-        <w:t>. Dokáže najít chybu, kde ji člověk snadno přehlídce či za Vás udělat potřebné funkce.</w:t>
+      <w:r>
+        <w:t>Copilot jsem využíval ve svém kódovém prostředí jako pomocníka ve tvoření jakékoliv obsahu, ať už šlo o frontend či backend. Dokáže najít chybu, kde ji člověk snadno přehlídce či za Vás udělat potřebné funkce.</w:t>
       </w:r>
     </w:p>
     <w:p>
@@ -6426,23 +5972,16 @@
       </w:pPr>
       <w:bookmarkStart w:id="43" w:name="_Toc187827165"/>
       <w:bookmarkStart w:id="44" w:name="_Toc223077591"/>
-      <w:proofErr w:type="spellStart"/>
       <w:r>
         <w:lastRenderedPageBreak/>
         <w:t>Figma</w:t>
       </w:r>
       <w:bookmarkEnd w:id="43"/>
       <w:bookmarkEnd w:id="44"/>
-      <w:proofErr w:type="spellEnd"/>
-    </w:p>
-    <w:p>
-      <w:proofErr w:type="spellStart"/>
-      <w:r>
-        <w:t>Figma</w:t>
-      </w:r>
-      <w:proofErr w:type="spellEnd"/>
-      <w:r>
-        <w:t xml:space="preserve"> Design slouží k vytváření, sdílení a testování návrhů webových stránek, mobilních aplikací a dalších digitálních produktů a zážitků. Je to oblíbený nástroj pro návrháře, produktové manažery, autory a vývojáře a pomáhá všem, kteří se podílejí na procesu navrhování, přispívat, poskytovat zpětnou vazbu a rychleji přijímat lepší rozhodnutí.</w:t>
+    </w:p>
+    <w:p>
+      <w:r>
+        <w:t>Figma Design slouží k vytváření, sdílení a testování návrhů webových stránek, mobilních aplikací a dalších digitálních produktů a zážitků. Je to oblíbený nástroj pro návrháře, produktové manažery, autory a vývojáře a pomáhá všem, kteří se podílejí na procesu navrhování, přispívat, poskytovat zpětnou vazbu a rychleji přijímat lepší rozhodnutí.</w:t>
       </w:r>
       <w:r>
         <w:t xml:space="preserve"> </w:t>
@@ -6476,15 +6015,7 @@
     </w:p>
     <w:p>
       <w:r>
-        <w:t xml:space="preserve">Webovou aplikaci </w:t>
-      </w:r>
-      <w:proofErr w:type="spellStart"/>
-      <w:r>
-        <w:t>Figma</w:t>
-      </w:r>
-      <w:proofErr w:type="spellEnd"/>
-      <w:r>
-        <w:t xml:space="preserve"> jsem využíval pro všechny svoje designy, kde jsem různě ladil barvy, detaily, obecné rozložení stránky a skoro všechny nápady, které jsem si potřeboval rychle vizualizovat.</w:t>
+        <w:t>Webovou aplikaci Figma jsem využíval pro všechny svoje designy, kde jsem různě ladil barvy, detaily, obecné rozložení stránky a skoro všechny nápady, které jsem si potřeboval rychle vizualizovat.</w:t>
       </w:r>
     </w:p>
     <w:p>
@@ -6493,25 +6024,18 @@
       </w:pPr>
       <w:bookmarkStart w:id="45" w:name="_Toc187827166"/>
       <w:bookmarkStart w:id="46" w:name="_Toc223077592"/>
-      <w:proofErr w:type="spellStart"/>
       <w:r>
         <w:t>LottieFiles</w:t>
       </w:r>
       <w:bookmarkEnd w:id="45"/>
       <w:bookmarkEnd w:id="46"/>
-      <w:proofErr w:type="spellEnd"/>
-    </w:p>
-    <w:p>
-      <w:proofErr w:type="spellStart"/>
+    </w:p>
+    <w:p>
       <w:r>
         <w:t>L</w:t>
       </w:r>
       <w:r>
-        <w:t>ottie</w:t>
-      </w:r>
-      <w:proofErr w:type="spellEnd"/>
-      <w:r>
-        <w:t xml:space="preserve"> je </w:t>
+        <w:t xml:space="preserve">ottie je </w:t>
       </w:r>
       <w:r>
         <w:t>výkonný webový animační nástroj určený k vytváření velmi lehkých, vysoce přizpůsobitelných a interaktivních animací pro web, aplikace a sociální sítě.</w:t>
@@ -6548,15 +6072,7 @@
     </w:p>
     <w:p>
       <w:r>
-        <w:t xml:space="preserve">Službu </w:t>
-      </w:r>
-      <w:proofErr w:type="spellStart"/>
-      <w:r>
-        <w:t>LottieFiles</w:t>
-      </w:r>
-      <w:proofErr w:type="spellEnd"/>
-      <w:r>
-        <w:t xml:space="preserve"> jsem využil pro různé animace na své webové aplikaci, jedná se o stránku s mnoha zdarma animacemi, které lze jednoduše implementovat do každého projektu</w:t>
+        <w:t>Službu LottieFiles jsem využil pro různé animace na své webové aplikaci, jedná se o stránku s mnoha zdarma animacemi, které lze jednoduše implementovat do každého projektu</w:t>
       </w:r>
     </w:p>
     <w:p>
@@ -6564,29 +6080,14 @@
         <w:pStyle w:val="Nadpis3"/>
       </w:pPr>
       <w:bookmarkStart w:id="47" w:name="_Toc223077593"/>
-      <w:proofErr w:type="spellStart"/>
       <w:r>
         <w:t>Lucide-React</w:t>
       </w:r>
       <w:bookmarkEnd w:id="47"/>
-      <w:proofErr w:type="spellEnd"/>
-    </w:p>
-    <w:p>
-      <w:proofErr w:type="spellStart"/>
-      <w:r>
-        <w:t>Lucide</w:t>
-      </w:r>
-      <w:proofErr w:type="spellEnd"/>
-      <w:r>
-        <w:t xml:space="preserve"> je knihovna ikon s otevřeným zdrojovým kódem, která poskytuje více než 1000 vektorových (</w:t>
-      </w:r>
-      <w:proofErr w:type="spellStart"/>
-      <w:r>
-        <w:t>svg</w:t>
-      </w:r>
-      <w:proofErr w:type="spellEnd"/>
-      <w:r>
-        <w:t>) souborů pro zobrazení ikon a symbolů v digitálních i nedigitálních projektech. Cílem knihovny je usnadnit designérům a vývojářům začlenění ikon do jejich projektů tím, že poskytuje několik oficiálních balíčků.</w:t>
+    </w:p>
+    <w:p>
+      <w:r>
+        <w:t>Lucide je knihovna ikon s otevřeným zdrojovým kódem, která poskytuje více než 1000 vektorových (svg) souborů pro zobrazení ikon a symbolů v digitálních i nedigitálních projektech. Cílem knihovny je usnadnit designérům a vývojářům začlenění ikon do jejich projektů tím, že poskytuje několik oficiálních balíčků.</w:t>
       </w:r>
       <w:r>
         <w:t xml:space="preserve"> </w:t>
@@ -6619,11 +6120,9 @@
       </w:sdt>
     </w:p>
     <w:p>
-      <w:proofErr w:type="spellStart"/>
       <w:r>
         <w:t>Lucide-react</w:t>
       </w:r>
-      <w:proofErr w:type="spellEnd"/>
       <w:r>
         <w:t xml:space="preserve"> jsou ikony, které posouvají design webu dopředu. Je zde </w:t>
       </w:r>
@@ -6640,25 +6139,15 @@
       </w:pPr>
       <w:bookmarkStart w:id="48" w:name="_Toc187827168"/>
       <w:bookmarkStart w:id="49" w:name="_Toc223077594"/>
-      <w:proofErr w:type="spellStart"/>
-      <w:r>
-        <w:t>Tailwind</w:t>
-      </w:r>
-      <w:proofErr w:type="spellEnd"/>
-      <w:r>
-        <w:t xml:space="preserve"> CSS</w:t>
+      <w:r>
+        <w:t>Tailwind CSS</w:t>
       </w:r>
       <w:bookmarkEnd w:id="48"/>
       <w:bookmarkEnd w:id="49"/>
     </w:p>
     <w:p>
-      <w:proofErr w:type="spellStart"/>
-      <w:r>
-        <w:t>Tailwind</w:t>
-      </w:r>
-      <w:proofErr w:type="spellEnd"/>
-      <w:r>
-        <w:t xml:space="preserve"> CSS je open-source framework, který slouží ke stylování webových stránek v jazyce HTML bez externího CSS. Je to framework zaměřený především na užitek a slouží k vytváření vlastních uživatelských rozhraní. Pomáhá nám vytvořit webové stránky, které se odlišují od ostatních. Své webové stránky můžete stylovat pomocí předdefinovaných užitkových tříd bez externího CSS</w:t>
+      <w:r>
+        <w:t>Tailwind CSS je open-source framework, který slouží ke stylování webových stránek v jazyce HTML bez externího CSS. Je to framework zaměřený především na užitek a slouží k vytváření vlastních uživatelských rozhraní. Pomáhá nám vytvořit webové stránky, které se odlišují od ostatních. Své webové stránky můžete stylovat pomocí předdefinovaných užitkových tříd bez externího CSS</w:t>
       </w:r>
       <w:r>
         <w:t xml:space="preserve">. </w:t>
@@ -6691,13 +6180,8 @@
       </w:sdt>
     </w:p>
     <w:p>
-      <w:proofErr w:type="spellStart"/>
-      <w:r>
-        <w:t>Tailwind</w:t>
-      </w:r>
-      <w:proofErr w:type="spellEnd"/>
-      <w:r>
-        <w:t xml:space="preserve"> jsem používal především ke stylování webové aplikace, jak od responzivního designu až po ladění barev a vytváření vlastních tříd.</w:t>
+      <w:r>
+        <w:t>Tailwind jsem používal především ke stylování webové aplikace, jak od responzivního designu až po ladění barev a vytváření vlastních tříd.</w:t>
       </w:r>
     </w:p>
     <w:p>
@@ -7066,15 +6550,7 @@
                     </w:r>
                   </w:fldSimple>
                   <w:r>
-                    <w:t xml:space="preserve"> </w:t>
-                  </w:r>
-                  <w:proofErr w:type="gramStart"/>
-                  <w:r>
-                    <w:t>-  úvodní</w:t>
-                  </w:r>
-                  <w:proofErr w:type="gramEnd"/>
-                  <w:r>
-                    <w:t xml:space="preserve"> stránka</w:t>
+                    <w:t xml:space="preserve"> -  úvodní stránka</w:t>
                   </w:r>
                   <w:bookmarkEnd w:id="56"/>
                   <w:bookmarkEnd w:id="57"/>
@@ -7236,13 +6712,11 @@
         </w:pBdr>
       </w:pPr>
       <w:bookmarkStart w:id="59" w:name="_Toc223077599"/>
-      <w:proofErr w:type="spellStart"/>
       <w:r>
         <w:lastRenderedPageBreak/>
         <w:t>Produktizace</w:t>
       </w:r>
       <w:bookmarkEnd w:id="59"/>
-      <w:proofErr w:type="spellEnd"/>
     </w:p>
     <w:p>
       <w:pPr>
@@ -7256,31 +6730,7 @@
     </w:p>
     <w:p>
       <w:r>
-        <w:t xml:space="preserve">Projekt je stavěn na 2 části, a to na </w:t>
-      </w:r>
-      <w:proofErr w:type="spellStart"/>
-      <w:r>
-        <w:t>frontend</w:t>
-      </w:r>
-      <w:proofErr w:type="spellEnd"/>
-      <w:r>
-        <w:t xml:space="preserve"> a </w:t>
-      </w:r>
-      <w:proofErr w:type="spellStart"/>
-      <w:r>
-        <w:t>backend</w:t>
-      </w:r>
-      <w:proofErr w:type="spellEnd"/>
-      <w:r>
-        <w:t xml:space="preserve">. </w:t>
-      </w:r>
-      <w:proofErr w:type="spellStart"/>
-      <w:r>
-        <w:t>Frontend</w:t>
-      </w:r>
-      <w:proofErr w:type="spellEnd"/>
-      <w:r>
-        <w:t xml:space="preserve"> slouží hlavně k</w:t>
+        <w:t>Projekt je stavěn na 2 části, a to na frontend a backend. Frontend slouží hlavně k</w:t>
       </w:r>
       <w:r>
         <w:t> </w:t>
@@ -7298,23 +6748,7 @@
         <w:t xml:space="preserve">, </w:t>
       </w:r>
       <w:r>
-        <w:t xml:space="preserve">a na co může například kliknout. Naopak </w:t>
-      </w:r>
-      <w:proofErr w:type="spellStart"/>
-      <w:r>
-        <w:t>backend</w:t>
-      </w:r>
-      <w:proofErr w:type="spellEnd"/>
-      <w:r>
-        <w:t xml:space="preserve"> se stará o to, aby vše fungovalo v pozadí. Na </w:t>
-      </w:r>
-      <w:proofErr w:type="spellStart"/>
-      <w:r>
-        <w:t>backendu</w:t>
-      </w:r>
-      <w:proofErr w:type="spellEnd"/>
-      <w:r>
-        <w:t xml:space="preserve"> se řeší připojení databáze, funkce, které jsou nezbytné pro to, aby aplikace fungovala bezpečně a bez potíží.</w:t>
+        <w:t>a na co může například kliknout. Naopak backend se stará o to, aby vše fungovalo v pozadí. Na backendu se řeší připojení databáze, funkce, které jsou nezbytné pro to, aby aplikace fungovala bezpečně a bez potíží.</w:t>
       </w:r>
     </w:p>
     <w:p>
@@ -7365,15 +6799,7 @@
         <w:t xml:space="preserve"> zadal při přihlašování a </w:t>
       </w:r>
       <w:r>
-        <w:t xml:space="preserve">počet mincí a </w:t>
-      </w:r>
-      <w:proofErr w:type="spellStart"/>
-      <w:r>
-        <w:t>xp</w:t>
-      </w:r>
-      <w:proofErr w:type="spellEnd"/>
-      <w:r>
-        <w:t>, které vlastní</w:t>
+        <w:t>počet mincí a xp, které vlastní</w:t>
       </w:r>
       <w:r>
         <w:t xml:space="preserve">. Další funkce webu </w:t>
@@ -7409,21 +6835,8 @@
         <w:t>,</w:t>
       </w:r>
       <w:r>
-        <w:t xml:space="preserve"> může využít další funkci </w:t>
-      </w:r>
-      <w:proofErr w:type="gramStart"/>
-      <w:r>
-        <w:t>webu</w:t>
-      </w:r>
-      <w:proofErr w:type="gramEnd"/>
-      <w:r>
-        <w:t xml:space="preserve"> a to je kupování si vylepšení. Vylepšení slouží při aktivaci pro zdvojnásobení </w:t>
-      </w:r>
-      <w:proofErr w:type="spellStart"/>
-      <w:r>
-        <w:t>xp</w:t>
-      </w:r>
-      <w:proofErr w:type="spellEnd"/>
+        <w:t xml:space="preserve"> může využít další funkci webu a to je kupování si vylepšení. Vylepšení slouží při aktivaci pro zdvojnásobení xp</w:t>
+      </w:r>
       <w:r>
         <w:t>,</w:t>
       </w:r>
@@ -7531,7 +6944,6 @@
         </w:rPr>
         <w:t xml:space="preserve"> 1. </w:t>
       </w:r>
-      <w:proofErr w:type="spellStart"/>
       <w:r>
         <w:rPr>
           <w:rFonts w:ascii="Consolas" w:hAnsi="Consolas" w:cs="Courier New"/>
@@ -7541,7 +6953,6 @@
         </w:rPr>
         <w:t>const</w:t>
       </w:r>
-      <w:proofErr w:type="spellEnd"/>
       <w:r>
         <w:rPr>
           <w:rFonts w:ascii="Consolas" w:hAnsi="Consolas" w:cs="Courier New"/>
@@ -7551,7 +6962,6 @@
         </w:rPr>
         <w:t xml:space="preserve"> </w:t>
       </w:r>
-      <w:proofErr w:type="spellStart"/>
       <w:r>
         <w:rPr>
           <w:rFonts w:ascii="Consolas" w:hAnsi="Consolas" w:cs="Courier New"/>
@@ -7561,7 +6971,6 @@
         </w:rPr>
         <w:t>UniversalCoursePage</w:t>
       </w:r>
-      <w:proofErr w:type="spellEnd"/>
       <w:r>
         <w:rPr>
           <w:rFonts w:ascii="Consolas" w:hAnsi="Consolas" w:cs="Courier New"/>
@@ -7589,7 +6998,6 @@
         </w:rPr>
         <w:t xml:space="preserve"> </w:t>
       </w:r>
-      <w:proofErr w:type="gramStart"/>
       <w:r>
         <w:rPr>
           <w:rFonts w:ascii="Consolas" w:hAnsi="Consolas" w:cs="Courier New"/>
@@ -7606,20 +7014,8 @@
           <w:sz w:val="17"/>
           <w:szCs w:val="17"/>
         </w:rPr>
-        <w:t xml:space="preserve"> </w:t>
-      </w:r>
-      <w:proofErr w:type="spellStart"/>
-      <w:r>
-        <w:rPr>
-          <w:rFonts w:ascii="Consolas" w:hAnsi="Consolas" w:cs="Courier New"/>
-          <w:color w:val="000000"/>
-          <w:sz w:val="17"/>
-          <w:szCs w:val="17"/>
-        </w:rPr>
-        <w:t>subject</w:t>
-      </w:r>
-      <w:proofErr w:type="spellEnd"/>
-      <w:proofErr w:type="gramEnd"/>
+        <w:t xml:space="preserve"> subject</w:t>
+      </w:r>
       <w:r>
         <w:rPr>
           <w:rFonts w:ascii="Consolas" w:hAnsi="Consolas" w:cs="Courier New"/>
@@ -7654,28 +7050,7 @@
           <w:sz w:val="17"/>
           <w:szCs w:val="17"/>
         </w:rPr>
-        <w:t xml:space="preserve"> </w:t>
-      </w:r>
-      <w:proofErr w:type="spellStart"/>
-      <w:proofErr w:type="gramStart"/>
-      <w:r>
-        <w:rPr>
-          <w:rFonts w:ascii="Consolas" w:hAnsi="Consolas" w:cs="Courier New"/>
-          <w:color w:val="000000"/>
-          <w:sz w:val="17"/>
-          <w:szCs w:val="17"/>
-        </w:rPr>
-        <w:t>subLevel</w:t>
-      </w:r>
-      <w:proofErr w:type="spellEnd"/>
-      <w:r>
-        <w:rPr>
-          <w:rFonts w:ascii="Consolas" w:hAnsi="Consolas" w:cs="Courier New"/>
-          <w:color w:val="000000"/>
-          <w:sz w:val="17"/>
-          <w:szCs w:val="17"/>
-        </w:rPr>
-        <w:t xml:space="preserve"> </w:t>
+        <w:t xml:space="preserve"> subLevel </w:t>
       </w:r>
       <w:r>
         <w:rPr>
@@ -7684,17 +7059,7 @@
           <w:sz w:val="17"/>
           <w:szCs w:val="17"/>
         </w:rPr>
-        <w:t>}</w:t>
-      </w:r>
-      <w:proofErr w:type="gramEnd"/>
-      <w:r>
-        <w:rPr>
-          <w:rFonts w:ascii="Consolas" w:hAnsi="Consolas" w:cs="Courier New"/>
-          <w:color w:val="666600"/>
-          <w:sz w:val="17"/>
-          <w:szCs w:val="17"/>
-        </w:rPr>
-        <w:t>)</w:t>
+        <w:t>})</w:t>
       </w:r>
       <w:r>
         <w:rPr>
@@ -7854,47 +7219,7 @@
           <w:sz w:val="17"/>
           <w:szCs w:val="17"/>
         </w:rPr>
-        <w:t xml:space="preserve">// </w:t>
-      </w:r>
-      <w:proofErr w:type="spellStart"/>
-      <w:r>
-        <w:rPr>
-          <w:rFonts w:ascii="Consolas" w:hAnsi="Consolas" w:cs="Courier New"/>
-          <w:color w:val="880000"/>
-          <w:sz w:val="17"/>
-          <w:szCs w:val="17"/>
-        </w:rPr>
-        <w:t>Hook</w:t>
-      </w:r>
-      <w:proofErr w:type="spellEnd"/>
-      <w:r>
-        <w:rPr>
-          <w:rFonts w:ascii="Consolas" w:hAnsi="Consolas" w:cs="Courier New"/>
-          <w:color w:val="880000"/>
-          <w:sz w:val="17"/>
-          <w:szCs w:val="17"/>
-        </w:rPr>
-        <w:t xml:space="preserve"> </w:t>
-      </w:r>
-      <w:proofErr w:type="spellStart"/>
-      <w:r>
-        <w:rPr>
-          <w:rFonts w:ascii="Consolas" w:hAnsi="Consolas" w:cs="Courier New"/>
-          <w:color w:val="880000"/>
-          <w:sz w:val="17"/>
-          <w:szCs w:val="17"/>
-        </w:rPr>
-        <w:t>useCourseData</w:t>
-      </w:r>
-      <w:proofErr w:type="spellEnd"/>
-      <w:r>
-        <w:rPr>
-          <w:rFonts w:ascii="Consolas" w:hAnsi="Consolas" w:cs="Courier New"/>
-          <w:color w:val="880000"/>
-          <w:sz w:val="17"/>
-          <w:szCs w:val="17"/>
-        </w:rPr>
-        <w:t xml:space="preserve"> stáhne JSON strukturu kurzu na základě ID</w:t>
+        <w:t>// Hook useCourseData stáhne JSON strukturu kurzu na základě ID</w:t>
       </w:r>
     </w:p>
     <w:p>
@@ -7949,7 +7274,6 @@
         </w:rPr>
         <w:t xml:space="preserve">  </w:t>
       </w:r>
-      <w:proofErr w:type="spellStart"/>
       <w:r>
         <w:rPr>
           <w:rFonts w:ascii="Consolas" w:hAnsi="Consolas" w:cs="Courier New"/>
@@ -7959,7 +7283,6 @@
         </w:rPr>
         <w:t>const</w:t>
       </w:r>
-      <w:proofErr w:type="spellEnd"/>
       <w:r>
         <w:rPr>
           <w:rFonts w:ascii="Consolas" w:hAnsi="Consolas" w:cs="Courier New"/>
@@ -7969,7 +7292,6 @@
         </w:rPr>
         <w:t xml:space="preserve"> </w:t>
       </w:r>
-      <w:proofErr w:type="gramStart"/>
       <w:r>
         <w:rPr>
           <w:rFonts w:ascii="Consolas" w:hAnsi="Consolas" w:cs="Courier New"/>
@@ -7986,20 +7308,44 @@
           <w:sz w:val="17"/>
           <w:szCs w:val="17"/>
         </w:rPr>
+        <w:t xml:space="preserve"> courseData</w:t>
+      </w:r>
+      <w:r>
+        <w:rPr>
+          <w:rFonts w:ascii="Consolas" w:hAnsi="Consolas" w:cs="Courier New"/>
+          <w:color w:val="666600"/>
+          <w:sz w:val="17"/>
+          <w:szCs w:val="17"/>
+        </w:rPr>
+        <w:t>,</w:t>
+      </w:r>
+      <w:r>
+        <w:rPr>
+          <w:rFonts w:ascii="Consolas" w:hAnsi="Consolas" w:cs="Courier New"/>
+          <w:color w:val="000000"/>
+          <w:sz w:val="17"/>
+          <w:szCs w:val="17"/>
+        </w:rPr>
+        <w:t xml:space="preserve"> loading </w:t>
+      </w:r>
+      <w:r>
+        <w:rPr>
+          <w:rFonts w:ascii="Consolas" w:hAnsi="Consolas" w:cs="Courier New"/>
+          <w:color w:val="666600"/>
+          <w:sz w:val="17"/>
+          <w:szCs w:val="17"/>
+        </w:rPr>
+        <w:t>}</w:t>
+      </w:r>
+      <w:r>
+        <w:rPr>
+          <w:rFonts w:ascii="Consolas" w:hAnsi="Consolas" w:cs="Courier New"/>
+          <w:color w:val="000000"/>
+          <w:sz w:val="17"/>
+          <w:szCs w:val="17"/>
+        </w:rPr>
         <w:t xml:space="preserve"> </w:t>
       </w:r>
-      <w:proofErr w:type="spellStart"/>
-      <w:r>
-        <w:rPr>
-          <w:rFonts w:ascii="Consolas" w:hAnsi="Consolas" w:cs="Courier New"/>
-          <w:color w:val="000000"/>
-          <w:sz w:val="17"/>
-          <w:szCs w:val="17"/>
-        </w:rPr>
-        <w:t>courseData</w:t>
-      </w:r>
-      <w:proofErr w:type="spellEnd"/>
-      <w:proofErr w:type="gramEnd"/>
       <w:r>
         <w:rPr>
           <w:rFonts w:ascii="Consolas" w:hAnsi="Consolas" w:cs="Courier New"/>
@@ -8007,6 +7353,60 @@
           <w:sz w:val="17"/>
           <w:szCs w:val="17"/>
         </w:rPr>
+        <w:t>=</w:t>
+      </w:r>
+      <w:r>
+        <w:rPr>
+          <w:rFonts w:ascii="Consolas" w:hAnsi="Consolas" w:cs="Courier New"/>
+          <w:color w:val="000000"/>
+          <w:sz w:val="17"/>
+          <w:szCs w:val="17"/>
+        </w:rPr>
+        <w:t xml:space="preserve"> useCourseData</w:t>
+      </w:r>
+      <w:r>
+        <w:rPr>
+          <w:rFonts w:ascii="Consolas" w:hAnsi="Consolas" w:cs="Courier New"/>
+          <w:color w:val="666600"/>
+          <w:sz w:val="17"/>
+          <w:szCs w:val="17"/>
+        </w:rPr>
+        <w:t>(</w:t>
+      </w:r>
+      <w:r>
+        <w:rPr>
+          <w:rFonts w:ascii="Consolas" w:hAnsi="Consolas" w:cs="Courier New"/>
+          <w:color w:val="000000"/>
+          <w:sz w:val="17"/>
+          <w:szCs w:val="17"/>
+        </w:rPr>
+        <w:t>subject</w:t>
+      </w:r>
+      <w:r>
+        <w:rPr>
+          <w:rFonts w:ascii="Consolas" w:hAnsi="Consolas" w:cs="Courier New"/>
+          <w:color w:val="666600"/>
+          <w:sz w:val="17"/>
+          <w:szCs w:val="17"/>
+        </w:rPr>
+        <w:t>.</w:t>
+      </w:r>
+      <w:r>
+        <w:rPr>
+          <w:rFonts w:ascii="Consolas" w:hAnsi="Consolas" w:cs="Courier New"/>
+          <w:color w:val="000000"/>
+          <w:sz w:val="17"/>
+          <w:szCs w:val="17"/>
+        </w:rPr>
+        <w:t>id</w:t>
+      </w:r>
+      <w:r>
+        <w:rPr>
+          <w:rFonts w:ascii="Consolas" w:hAnsi="Consolas" w:cs="Courier New"/>
+          <w:color w:val="666600"/>
+          <w:sz w:val="17"/>
+          <w:szCs w:val="17"/>
+        </w:rPr>
         <w:t>,</w:t>
       </w:r>
       <w:r>
@@ -8016,28 +7416,7 @@
           <w:sz w:val="17"/>
           <w:szCs w:val="17"/>
         </w:rPr>
-        <w:t xml:space="preserve"> </w:t>
-      </w:r>
-      <w:proofErr w:type="spellStart"/>
-      <w:proofErr w:type="gramStart"/>
-      <w:r>
-        <w:rPr>
-          <w:rFonts w:ascii="Consolas" w:hAnsi="Consolas" w:cs="Courier New"/>
-          <w:color w:val="000000"/>
-          <w:sz w:val="17"/>
-          <w:szCs w:val="17"/>
-        </w:rPr>
-        <w:t>loading</w:t>
-      </w:r>
-      <w:proofErr w:type="spellEnd"/>
-      <w:r>
-        <w:rPr>
-          <w:rFonts w:ascii="Consolas" w:hAnsi="Consolas" w:cs="Courier New"/>
-          <w:color w:val="000000"/>
-          <w:sz w:val="17"/>
-          <w:szCs w:val="17"/>
-        </w:rPr>
-        <w:t xml:space="preserve"> </w:t>
+        <w:t xml:space="preserve"> level</w:t>
       </w:r>
       <w:r>
         <w:rPr>
@@ -8046,17 +7425,16 @@
           <w:sz w:val="17"/>
           <w:szCs w:val="17"/>
         </w:rPr>
-        <w:t>}</w:t>
-      </w:r>
-      <w:proofErr w:type="gramEnd"/>
-      <w:r>
-        <w:rPr>
-          <w:rFonts w:ascii="Consolas" w:hAnsi="Consolas" w:cs="Courier New"/>
-          <w:color w:val="000000"/>
-          <w:sz w:val="17"/>
-          <w:szCs w:val="17"/>
-        </w:rPr>
-        <w:t xml:space="preserve"> </w:t>
+        <w:t>.</w:t>
+      </w:r>
+      <w:r>
+        <w:rPr>
+          <w:rFonts w:ascii="Consolas" w:hAnsi="Consolas" w:cs="Courier New"/>
+          <w:color w:val="000000"/>
+          <w:sz w:val="17"/>
+          <w:szCs w:val="17"/>
+        </w:rPr>
+        <w:t>id</w:t>
       </w:r>
       <w:r>
         <w:rPr>
@@ -8065,73 +7443,6 @@
           <w:sz w:val="17"/>
           <w:szCs w:val="17"/>
         </w:rPr>
-        <w:t>=</w:t>
-      </w:r>
-      <w:r>
-        <w:rPr>
-          <w:rFonts w:ascii="Consolas" w:hAnsi="Consolas" w:cs="Courier New"/>
-          <w:color w:val="000000"/>
-          <w:sz w:val="17"/>
-          <w:szCs w:val="17"/>
-        </w:rPr>
-        <w:t xml:space="preserve"> </w:t>
-      </w:r>
-      <w:proofErr w:type="spellStart"/>
-      <w:proofErr w:type="gramStart"/>
-      <w:r>
-        <w:rPr>
-          <w:rFonts w:ascii="Consolas" w:hAnsi="Consolas" w:cs="Courier New"/>
-          <w:color w:val="000000"/>
-          <w:sz w:val="17"/>
-          <w:szCs w:val="17"/>
-        </w:rPr>
-        <w:t>useCourseData</w:t>
-      </w:r>
-      <w:proofErr w:type="spellEnd"/>
-      <w:r>
-        <w:rPr>
-          <w:rFonts w:ascii="Consolas" w:hAnsi="Consolas" w:cs="Courier New"/>
-          <w:color w:val="666600"/>
-          <w:sz w:val="17"/>
-          <w:szCs w:val="17"/>
-        </w:rPr>
-        <w:t>(</w:t>
-      </w:r>
-      <w:proofErr w:type="gramEnd"/>
-      <w:r>
-        <w:rPr>
-          <w:rFonts w:ascii="Consolas" w:hAnsi="Consolas" w:cs="Courier New"/>
-          <w:color w:val="000000"/>
-          <w:sz w:val="17"/>
-          <w:szCs w:val="17"/>
-        </w:rPr>
-        <w:t>subject</w:t>
-      </w:r>
-      <w:r>
-        <w:rPr>
-          <w:rFonts w:ascii="Consolas" w:hAnsi="Consolas" w:cs="Courier New"/>
-          <w:color w:val="666600"/>
-          <w:sz w:val="17"/>
-          <w:szCs w:val="17"/>
-        </w:rPr>
-        <w:t>.</w:t>
-      </w:r>
-      <w:r>
-        <w:rPr>
-          <w:rFonts w:ascii="Consolas" w:hAnsi="Consolas" w:cs="Courier New"/>
-          <w:color w:val="000000"/>
-          <w:sz w:val="17"/>
-          <w:szCs w:val="17"/>
-        </w:rPr>
-        <w:t>id</w:t>
-      </w:r>
-      <w:r>
-        <w:rPr>
-          <w:rFonts w:ascii="Consolas" w:hAnsi="Consolas" w:cs="Courier New"/>
-          <w:color w:val="666600"/>
-          <w:sz w:val="17"/>
-          <w:szCs w:val="17"/>
-        </w:rPr>
         <w:t>,</w:t>
       </w:r>
       <w:r>
@@ -8141,55 +7452,8 @@
           <w:sz w:val="17"/>
           <w:szCs w:val="17"/>
         </w:rPr>
-        <w:t xml:space="preserve"> level</w:t>
-      </w:r>
-      <w:r>
-        <w:rPr>
-          <w:rFonts w:ascii="Consolas" w:hAnsi="Consolas" w:cs="Courier New"/>
-          <w:color w:val="666600"/>
-          <w:sz w:val="17"/>
-          <w:szCs w:val="17"/>
-        </w:rPr>
-        <w:t>.</w:t>
-      </w:r>
-      <w:r>
-        <w:rPr>
-          <w:rFonts w:ascii="Consolas" w:hAnsi="Consolas" w:cs="Courier New"/>
-          <w:color w:val="000000"/>
-          <w:sz w:val="17"/>
-          <w:szCs w:val="17"/>
-        </w:rPr>
-        <w:t>id</w:t>
-      </w:r>
-      <w:r>
-        <w:rPr>
-          <w:rFonts w:ascii="Consolas" w:hAnsi="Consolas" w:cs="Courier New"/>
-          <w:color w:val="666600"/>
-          <w:sz w:val="17"/>
-          <w:szCs w:val="17"/>
-        </w:rPr>
-        <w:t>,</w:t>
-      </w:r>
-      <w:r>
-        <w:rPr>
-          <w:rFonts w:ascii="Consolas" w:hAnsi="Consolas" w:cs="Courier New"/>
-          <w:color w:val="000000"/>
-          <w:sz w:val="17"/>
-          <w:szCs w:val="17"/>
-        </w:rPr>
-        <w:t xml:space="preserve"> </w:t>
-      </w:r>
-      <w:proofErr w:type="spellStart"/>
-      <w:r>
-        <w:rPr>
-          <w:rFonts w:ascii="Consolas" w:hAnsi="Consolas" w:cs="Courier New"/>
-          <w:color w:val="000000"/>
-          <w:sz w:val="17"/>
-          <w:szCs w:val="17"/>
-        </w:rPr>
-        <w:t>subLevel</w:t>
-      </w:r>
-      <w:proofErr w:type="spellEnd"/>
+        <w:t xml:space="preserve"> subLevel</w:t>
+      </w:r>
       <w:r>
         <w:rPr>
           <w:rFonts w:ascii="Consolas" w:hAnsi="Consolas" w:cs="Courier New"/>
@@ -8367,7 +7631,6 @@
         </w:rPr>
         <w:t xml:space="preserve">  </w:t>
       </w:r>
-      <w:proofErr w:type="spellStart"/>
       <w:r>
         <w:rPr>
           <w:rFonts w:ascii="Consolas" w:hAnsi="Consolas" w:cs="Courier New"/>
@@ -8377,7 +7640,6 @@
         </w:rPr>
         <w:t>const</w:t>
       </w:r>
-      <w:proofErr w:type="spellEnd"/>
       <w:r>
         <w:rPr>
           <w:rFonts w:ascii="Consolas" w:hAnsi="Consolas" w:cs="Courier New"/>
@@ -8396,7 +7658,6 @@
         </w:rPr>
         <w:t>[</w:t>
       </w:r>
-      <w:proofErr w:type="spellStart"/>
       <w:r>
         <w:rPr>
           <w:rFonts w:ascii="Consolas" w:hAnsi="Consolas" w:cs="Courier New"/>
@@ -8406,7 +7667,6 @@
         </w:rPr>
         <w:t>expandedChapter</w:t>
       </w:r>
-      <w:proofErr w:type="spellEnd"/>
       <w:r>
         <w:rPr>
           <w:rFonts w:ascii="Consolas" w:hAnsi="Consolas" w:cs="Courier New"/>
@@ -8423,19 +7683,26 @@
           <w:sz w:val="17"/>
           <w:szCs w:val="17"/>
         </w:rPr>
+        <w:t xml:space="preserve"> setExpandedChapter</w:t>
+      </w:r>
+      <w:r>
+        <w:rPr>
+          <w:rFonts w:ascii="Consolas" w:hAnsi="Consolas" w:cs="Courier New"/>
+          <w:color w:val="666600"/>
+          <w:sz w:val="17"/>
+          <w:szCs w:val="17"/>
+        </w:rPr>
+        <w:t>]</w:t>
+      </w:r>
+      <w:r>
+        <w:rPr>
+          <w:rFonts w:ascii="Consolas" w:hAnsi="Consolas" w:cs="Courier New"/>
+          <w:color w:val="000000"/>
+          <w:sz w:val="17"/>
+          <w:szCs w:val="17"/>
+        </w:rPr>
         <w:t xml:space="preserve"> </w:t>
       </w:r>
-      <w:proofErr w:type="spellStart"/>
-      <w:r>
-        <w:rPr>
-          <w:rFonts w:ascii="Consolas" w:hAnsi="Consolas" w:cs="Courier New"/>
-          <w:color w:val="000000"/>
-          <w:sz w:val="17"/>
-          <w:szCs w:val="17"/>
-        </w:rPr>
-        <w:t>setExpandedChapter</w:t>
-      </w:r>
-      <w:proofErr w:type="spellEnd"/>
       <w:r>
         <w:rPr>
           <w:rFonts w:ascii="Consolas" w:hAnsi="Consolas" w:cs="Courier New"/>
@@ -8443,16 +7710,16 @@
           <w:sz w:val="17"/>
           <w:szCs w:val="17"/>
         </w:rPr>
-        <w:t>]</w:t>
-      </w:r>
-      <w:r>
-        <w:rPr>
-          <w:rFonts w:ascii="Consolas" w:hAnsi="Consolas" w:cs="Courier New"/>
-          <w:color w:val="000000"/>
-          <w:sz w:val="17"/>
-          <w:szCs w:val="17"/>
-        </w:rPr>
-        <w:t xml:space="preserve"> </w:t>
+        <w:t>=</w:t>
+      </w:r>
+      <w:r>
+        <w:rPr>
+          <w:rFonts w:ascii="Consolas" w:hAnsi="Consolas" w:cs="Courier New"/>
+          <w:color w:val="000000"/>
+          <w:sz w:val="17"/>
+          <w:szCs w:val="17"/>
+        </w:rPr>
+        <w:t xml:space="preserve"> useState</w:t>
       </w:r>
       <w:r>
         <w:rPr>
@@ -8461,38 +7728,8 @@
           <w:sz w:val="17"/>
           <w:szCs w:val="17"/>
         </w:rPr>
-        <w:t>=</w:t>
-      </w:r>
-      <w:r>
-        <w:rPr>
-          <w:rFonts w:ascii="Consolas" w:hAnsi="Consolas" w:cs="Courier New"/>
-          <w:color w:val="000000"/>
-          <w:sz w:val="17"/>
-          <w:szCs w:val="17"/>
-        </w:rPr>
-        <w:t xml:space="preserve"> </w:t>
-      </w:r>
-      <w:proofErr w:type="spellStart"/>
-      <w:r>
-        <w:rPr>
-          <w:rFonts w:ascii="Consolas" w:hAnsi="Consolas" w:cs="Courier New"/>
-          <w:color w:val="000000"/>
-          <w:sz w:val="17"/>
-          <w:szCs w:val="17"/>
-        </w:rPr>
-        <w:t>useState</w:t>
-      </w:r>
-      <w:proofErr w:type="spellEnd"/>
-      <w:r>
-        <w:rPr>
-          <w:rFonts w:ascii="Consolas" w:hAnsi="Consolas" w:cs="Courier New"/>
-          <w:color w:val="666600"/>
-          <w:sz w:val="17"/>
-          <w:szCs w:val="17"/>
-        </w:rPr>
         <w:t>(</w:t>
       </w:r>
-      <w:proofErr w:type="spellStart"/>
       <w:r>
         <w:rPr>
           <w:rFonts w:ascii="Consolas" w:hAnsi="Consolas" w:cs="Courier New"/>
@@ -8502,7 +7739,6 @@
         </w:rPr>
         <w:t>null</w:t>
       </w:r>
-      <w:proofErr w:type="spellEnd"/>
       <w:r>
         <w:rPr>
           <w:rFonts w:ascii="Consolas" w:hAnsi="Consolas" w:cs="Courier New"/>
@@ -8678,20 +7914,8 @@
           <w:sz w:val="17"/>
           <w:szCs w:val="17"/>
         </w:rPr>
-        <w:t xml:space="preserve">  </w:t>
-      </w:r>
-      <w:proofErr w:type="spellStart"/>
-      <w:proofErr w:type="gramStart"/>
-      <w:r>
-        <w:rPr>
-          <w:rFonts w:ascii="Consolas" w:hAnsi="Consolas" w:cs="Courier New"/>
-          <w:color w:val="000000"/>
-          <w:sz w:val="17"/>
-          <w:szCs w:val="17"/>
-        </w:rPr>
-        <w:t>useEffect</w:t>
-      </w:r>
-      <w:proofErr w:type="spellEnd"/>
+        <w:t xml:space="preserve">  useEffect</w:t>
+      </w:r>
       <w:r>
         <w:rPr>
           <w:rFonts w:ascii="Consolas" w:hAnsi="Consolas" w:cs="Courier New"/>
@@ -8699,17 +7923,7 @@
           <w:sz w:val="17"/>
           <w:szCs w:val="17"/>
         </w:rPr>
-        <w:t>(</w:t>
-      </w:r>
-      <w:proofErr w:type="gramEnd"/>
-      <w:r>
-        <w:rPr>
-          <w:rFonts w:ascii="Consolas" w:hAnsi="Consolas" w:cs="Courier New"/>
-          <w:color w:val="666600"/>
-          <w:sz w:val="17"/>
-          <w:szCs w:val="17"/>
-        </w:rPr>
-        <w:t>()</w:t>
+        <w:t>(()</w:t>
       </w:r>
       <w:r>
         <w:rPr>
@@ -8800,7 +8014,6 @@
         </w:rPr>
         <w:t xml:space="preserve">    </w:t>
       </w:r>
-      <w:proofErr w:type="spellStart"/>
       <w:r>
         <w:rPr>
           <w:rFonts w:ascii="Consolas" w:hAnsi="Consolas" w:cs="Courier New"/>
@@ -8810,7 +8023,6 @@
         </w:rPr>
         <w:t>if</w:t>
       </w:r>
-      <w:proofErr w:type="spellEnd"/>
       <w:r>
         <w:rPr>
           <w:rFonts w:ascii="Consolas" w:hAnsi="Consolas" w:cs="Courier New"/>
@@ -8829,7 +8041,6 @@
         </w:rPr>
         <w:t>(</w:t>
       </w:r>
-      <w:proofErr w:type="spellStart"/>
       <w:r>
         <w:rPr>
           <w:rFonts w:ascii="Consolas" w:hAnsi="Consolas" w:cs="Courier New"/>
@@ -8839,8 +8050,6 @@
         </w:rPr>
         <w:t>courseData</w:t>
       </w:r>
-      <w:proofErr w:type="spellEnd"/>
-      <w:proofErr w:type="gramStart"/>
       <w:r>
         <w:rPr>
           <w:rFonts w:ascii="Consolas" w:hAnsi="Consolas" w:cs="Courier New"/>
@@ -8850,7 +8059,6 @@
         </w:rPr>
         <w:t>?.</w:t>
       </w:r>
-      <w:proofErr w:type="spellStart"/>
       <w:r>
         <w:rPr>
           <w:rFonts w:ascii="Consolas" w:hAnsi="Consolas" w:cs="Courier New"/>
@@ -8860,7 +8068,6 @@
         </w:rPr>
         <w:t>chapters</w:t>
       </w:r>
-      <w:proofErr w:type="spellEnd"/>
       <w:r>
         <w:rPr>
           <w:rFonts w:ascii="Consolas" w:hAnsi="Consolas" w:cs="Courier New"/>
@@ -8870,26 +8077,14 @@
         </w:rPr>
         <w:t>?.</w:t>
       </w:r>
-      <w:proofErr w:type="spellStart"/>
-      <w:r>
-        <w:rPr>
-          <w:rFonts w:ascii="Consolas" w:hAnsi="Consolas" w:cs="Courier New"/>
-          <w:color w:val="000000"/>
-          <w:sz w:val="17"/>
-          <w:szCs w:val="17"/>
-        </w:rPr>
-        <w:t>length</w:t>
-      </w:r>
-      <w:proofErr w:type="spellEnd"/>
-      <w:proofErr w:type="gramEnd"/>
-      <w:r>
-        <w:rPr>
-          <w:rFonts w:ascii="Consolas" w:hAnsi="Consolas" w:cs="Courier New"/>
-          <w:color w:val="000000"/>
-          <w:sz w:val="17"/>
-          <w:szCs w:val="17"/>
-        </w:rPr>
-        <w:t xml:space="preserve"> </w:t>
+      <w:r>
+        <w:rPr>
+          <w:rFonts w:ascii="Consolas" w:hAnsi="Consolas" w:cs="Courier New"/>
+          <w:color w:val="000000"/>
+          <w:sz w:val="17"/>
+          <w:szCs w:val="17"/>
+        </w:rPr>
+        <w:t xml:space="preserve">length </w:t>
       </w:r>
       <w:r>
         <w:rPr>
@@ -8996,20 +8191,8 @@
           <w:sz w:val="17"/>
           <w:szCs w:val="17"/>
         </w:rPr>
-        <w:t xml:space="preserve">      </w:t>
-      </w:r>
-      <w:proofErr w:type="spellStart"/>
-      <w:proofErr w:type="gramStart"/>
-      <w:r>
-        <w:rPr>
-          <w:rFonts w:ascii="Consolas" w:hAnsi="Consolas" w:cs="Courier New"/>
-          <w:color w:val="000000"/>
-          <w:sz w:val="17"/>
-          <w:szCs w:val="17"/>
-        </w:rPr>
-        <w:t>setExpandedChapter</w:t>
-      </w:r>
-      <w:proofErr w:type="spellEnd"/>
+        <w:t xml:space="preserve">      setExpandedChapter</w:t>
+      </w:r>
       <w:r>
         <w:rPr>
           <w:rFonts w:ascii="Consolas" w:hAnsi="Consolas" w:cs="Courier New"/>
@@ -9019,8 +8202,6 @@
         </w:rPr>
         <w:t>(</w:t>
       </w:r>
-      <w:proofErr w:type="spellStart"/>
-      <w:proofErr w:type="gramEnd"/>
       <w:r>
         <w:rPr>
           <w:rFonts w:ascii="Consolas" w:hAnsi="Consolas" w:cs="Courier New"/>
@@ -9048,7 +8229,6 @@
         </w:rPr>
         <w:t>chapters</w:t>
       </w:r>
-      <w:proofErr w:type="spellEnd"/>
       <w:r>
         <w:rPr>
           <w:rFonts w:ascii="Consolas" w:hAnsi="Consolas" w:cs="Courier New"/>
@@ -9145,17 +8325,7 @@
           <w:sz w:val="17"/>
           <w:szCs w:val="17"/>
         </w:rPr>
-        <w:t xml:space="preserve">  </w:t>
-      </w:r>
-      <w:proofErr w:type="gramStart"/>
-      <w:r>
-        <w:rPr>
-          <w:rFonts w:ascii="Consolas" w:hAnsi="Consolas" w:cs="Courier New"/>
-          <w:color w:val="000000"/>
-          <w:sz w:val="17"/>
-          <w:szCs w:val="17"/>
-        </w:rPr>
-        <w:t xml:space="preserve">  </w:t>
+        <w:t xml:space="preserve">    </w:t>
       </w:r>
       <w:r>
         <w:rPr>
@@ -9166,7 +8336,6 @@
         </w:rPr>
         <w:t>}</w:t>
       </w:r>
-      <w:proofErr w:type="gramEnd"/>
     </w:p>
     <w:p>
       <w:pPr>
@@ -9211,7 +8380,6 @@
         </w:rPr>
         <w:t xml:space="preserve">14. </w:t>
       </w:r>
-      <w:proofErr w:type="gramStart"/>
       <w:r>
         <w:rPr>
           <w:rFonts w:ascii="Consolas" w:hAnsi="Consolas" w:cs="Courier New"/>
@@ -9228,9 +8396,17 @@
           <w:sz w:val="17"/>
           <w:szCs w:val="17"/>
         </w:rPr>
-        <w:t>}</w:t>
-      </w:r>
-      <w:proofErr w:type="gramEnd"/>
+        <w:t>},</w:t>
+      </w:r>
+      <w:r>
+        <w:rPr>
+          <w:rFonts w:ascii="Consolas" w:hAnsi="Consolas" w:cs="Courier New"/>
+          <w:color w:val="000000"/>
+          <w:sz w:val="17"/>
+          <w:szCs w:val="17"/>
+        </w:rPr>
+        <w:t xml:space="preserve"> </w:t>
+      </w:r>
       <w:r>
         <w:rPr>
           <w:rFonts w:ascii="Consolas" w:hAnsi="Consolas" w:cs="Courier New"/>
@@ -9238,27 +8414,8 @@
           <w:sz w:val="17"/>
           <w:szCs w:val="17"/>
         </w:rPr>
-        <w:t>,</w:t>
-      </w:r>
-      <w:r>
-        <w:rPr>
-          <w:rFonts w:ascii="Consolas" w:hAnsi="Consolas" w:cs="Courier New"/>
-          <w:color w:val="000000"/>
-          <w:sz w:val="17"/>
-          <w:szCs w:val="17"/>
-        </w:rPr>
-        <w:t xml:space="preserve"> </w:t>
-      </w:r>
-      <w:r>
-        <w:rPr>
-          <w:rFonts w:ascii="Consolas" w:hAnsi="Consolas" w:cs="Courier New"/>
-          <w:color w:val="666600"/>
-          <w:sz w:val="17"/>
-          <w:szCs w:val="17"/>
-        </w:rPr>
         <w:t>[</w:t>
       </w:r>
-      <w:proofErr w:type="spellStart"/>
       <w:r>
         <w:rPr>
           <w:rFonts w:ascii="Consolas" w:hAnsi="Consolas" w:cs="Courier New"/>
@@ -9268,7 +8425,6 @@
         </w:rPr>
         <w:t>courseData</w:t>
       </w:r>
-      <w:proofErr w:type="spellEnd"/>
       <w:r>
         <w:rPr>
           <w:rFonts w:ascii="Consolas" w:hAnsi="Consolas" w:cs="Courier New"/>
@@ -9384,7 +8540,6 @@
         </w:rPr>
         <w:t xml:space="preserve">  </w:t>
       </w:r>
-      <w:proofErr w:type="spellStart"/>
       <w:r>
         <w:rPr>
           <w:rFonts w:ascii="Consolas" w:hAnsi="Consolas" w:cs="Courier New"/>
@@ -9394,7 +8549,6 @@
         </w:rPr>
         <w:t>if</w:t>
       </w:r>
-      <w:proofErr w:type="spellEnd"/>
       <w:r>
         <w:rPr>
           <w:rFonts w:ascii="Consolas" w:hAnsi="Consolas" w:cs="Courier New"/>
@@ -9413,17 +8567,24 @@
         </w:rPr>
         <w:t>(</w:t>
       </w:r>
-      <w:proofErr w:type="spellStart"/>
-      <w:r>
-        <w:rPr>
-          <w:rFonts w:ascii="Consolas" w:hAnsi="Consolas" w:cs="Courier New"/>
-          <w:color w:val="000000"/>
-          <w:sz w:val="17"/>
-          <w:szCs w:val="17"/>
-        </w:rPr>
-        <w:t>loading</w:t>
-      </w:r>
-      <w:proofErr w:type="spellEnd"/>
+      <w:r>
+        <w:rPr>
+          <w:rFonts w:ascii="Consolas" w:hAnsi="Consolas" w:cs="Courier New"/>
+          <w:color w:val="000000"/>
+          <w:sz w:val="17"/>
+          <w:szCs w:val="17"/>
+        </w:rPr>
+        <w:t xml:space="preserve">loading </w:t>
+      </w:r>
+      <w:r>
+        <w:rPr>
+          <w:rFonts w:ascii="Consolas" w:hAnsi="Consolas" w:cs="Courier New"/>
+          <w:color w:val="666600"/>
+          <w:sz w:val="17"/>
+          <w:szCs w:val="17"/>
+        </w:rPr>
+        <w:t>||</w:t>
+      </w:r>
       <w:r>
         <w:rPr>
           <w:rFonts w:ascii="Consolas" w:hAnsi="Consolas" w:cs="Courier New"/>
@@ -9440,9 +8601,17 @@
           <w:sz w:val="17"/>
           <w:szCs w:val="17"/>
         </w:rPr>
-        <w:t>|</w:t>
-      </w:r>
-      <w:proofErr w:type="gramStart"/>
+        <w:t>!</w:t>
+      </w:r>
+      <w:r>
+        <w:rPr>
+          <w:rFonts w:ascii="Consolas" w:hAnsi="Consolas" w:cs="Courier New"/>
+          <w:color w:val="000000"/>
+          <w:sz w:val="17"/>
+          <w:szCs w:val="17"/>
+        </w:rPr>
+        <w:t>courseData</w:t>
+      </w:r>
       <w:r>
         <w:rPr>
           <w:rFonts w:ascii="Consolas" w:hAnsi="Consolas" w:cs="Courier New"/>
@@ -9450,7 +8619,7 @@
           <w:sz w:val="17"/>
           <w:szCs w:val="17"/>
         </w:rPr>
-        <w:t>|</w:t>
+        <w:t>)</w:t>
       </w:r>
       <w:r>
         <w:rPr>
@@ -9464,70 +8633,30 @@
       <w:r>
         <w:rPr>
           <w:rFonts w:ascii="Consolas" w:hAnsi="Consolas" w:cs="Courier New"/>
+          <w:color w:val="000088"/>
+          <w:sz w:val="17"/>
+          <w:szCs w:val="17"/>
+        </w:rPr>
+        <w:t>return</w:t>
+      </w:r>
+      <w:r>
+        <w:rPr>
+          <w:rFonts w:ascii="Consolas" w:hAnsi="Consolas" w:cs="Courier New"/>
+          <w:color w:val="000000"/>
+          <w:sz w:val="17"/>
+          <w:szCs w:val="17"/>
+        </w:rPr>
+        <w:t xml:space="preserve"> </w:t>
+      </w:r>
+      <w:r>
+        <w:rPr>
+          <w:rFonts w:ascii="Consolas" w:hAnsi="Consolas" w:cs="Courier New"/>
           <w:color w:val="666600"/>
           <w:sz w:val="17"/>
           <w:szCs w:val="17"/>
         </w:rPr>
-        <w:t>!</w:t>
-      </w:r>
-      <w:proofErr w:type="spellStart"/>
-      <w:r>
-        <w:rPr>
-          <w:rFonts w:ascii="Consolas" w:hAnsi="Consolas" w:cs="Courier New"/>
-          <w:color w:val="000000"/>
-          <w:sz w:val="17"/>
-          <w:szCs w:val="17"/>
-        </w:rPr>
-        <w:t>courseData</w:t>
-      </w:r>
-      <w:proofErr w:type="spellEnd"/>
-      <w:proofErr w:type="gramEnd"/>
-      <w:r>
-        <w:rPr>
-          <w:rFonts w:ascii="Consolas" w:hAnsi="Consolas" w:cs="Courier New"/>
-          <w:color w:val="666600"/>
-          <w:sz w:val="17"/>
-          <w:szCs w:val="17"/>
-        </w:rPr>
-        <w:t>)</w:t>
-      </w:r>
-      <w:r>
-        <w:rPr>
-          <w:rFonts w:ascii="Consolas" w:hAnsi="Consolas" w:cs="Courier New"/>
-          <w:color w:val="000000"/>
-          <w:sz w:val="17"/>
-          <w:szCs w:val="17"/>
-        </w:rPr>
-        <w:t xml:space="preserve"> </w:t>
-      </w:r>
-      <w:r>
-        <w:rPr>
-          <w:rFonts w:ascii="Consolas" w:hAnsi="Consolas" w:cs="Courier New"/>
-          <w:color w:val="000088"/>
-          <w:sz w:val="17"/>
-          <w:szCs w:val="17"/>
-        </w:rPr>
-        <w:t>return</w:t>
-      </w:r>
-      <w:r>
-        <w:rPr>
-          <w:rFonts w:ascii="Consolas" w:hAnsi="Consolas" w:cs="Courier New"/>
-          <w:color w:val="000000"/>
-          <w:sz w:val="17"/>
-          <w:szCs w:val="17"/>
-        </w:rPr>
-        <w:t xml:space="preserve"> </w:t>
-      </w:r>
-      <w:r>
-        <w:rPr>
-          <w:rFonts w:ascii="Consolas" w:hAnsi="Consolas" w:cs="Courier New"/>
-          <w:color w:val="666600"/>
-          <w:sz w:val="17"/>
-          <w:szCs w:val="17"/>
-        </w:rPr>
         <w:t>&lt;</w:t>
       </w:r>
-      <w:proofErr w:type="spellStart"/>
       <w:r>
         <w:rPr>
           <w:rFonts w:ascii="Consolas" w:hAnsi="Consolas" w:cs="Courier New"/>
@@ -9537,7 +8666,6 @@
         </w:rPr>
         <w:t>LoadingSpinner</w:t>
       </w:r>
-      <w:proofErr w:type="spellEnd"/>
       <w:r>
         <w:rPr>
           <w:rFonts w:ascii="Consolas" w:hAnsi="Consolas" w:cs="Courier New"/>
@@ -9740,17 +8868,7 @@
           <w:sz w:val="17"/>
           <w:szCs w:val="17"/>
         </w:rPr>
-        <w:t xml:space="preserve"> </w:t>
-      </w:r>
-      <w:proofErr w:type="gramStart"/>
-      <w:r>
-        <w:rPr>
-          <w:rFonts w:ascii="Consolas" w:hAnsi="Consolas" w:cs="Courier New"/>
-          <w:color w:val="000000"/>
-          <w:sz w:val="17"/>
-          <w:szCs w:val="17"/>
-        </w:rPr>
-        <w:t xml:space="preserve">   </w:t>
+        <w:t xml:space="preserve">    </w:t>
       </w:r>
       <w:r>
         <w:rPr>
@@ -9759,17 +8877,7 @@
           <w:sz w:val="17"/>
           <w:szCs w:val="17"/>
         </w:rPr>
-        <w:t>&lt;</w:t>
-      </w:r>
-      <w:proofErr w:type="gramEnd"/>
-      <w:r>
-        <w:rPr>
-          <w:rFonts w:ascii="Consolas" w:hAnsi="Consolas" w:cs="Courier New"/>
-          <w:color w:val="008800"/>
-          <w:sz w:val="17"/>
-          <w:szCs w:val="17"/>
-        </w:rPr>
-        <w:t>div&gt;</w:t>
+        <w:t>&lt;div&gt;</w:t>
       </w:r>
     </w:p>
     <w:p>
@@ -9822,17 +8930,7 @@
           <w:sz w:val="17"/>
           <w:szCs w:val="17"/>
         </w:rPr>
-        <w:t xml:space="preserve">   </w:t>
-      </w:r>
-      <w:proofErr w:type="gramStart"/>
-      <w:r>
-        <w:rPr>
-          <w:rFonts w:ascii="Consolas" w:hAnsi="Consolas" w:cs="Courier New"/>
-          <w:color w:val="000000"/>
-          <w:sz w:val="17"/>
-          <w:szCs w:val="17"/>
-        </w:rPr>
-        <w:t xml:space="preserve">   </w:t>
+        <w:t xml:space="preserve">      </w:t>
       </w:r>
       <w:r>
         <w:rPr>
@@ -9843,7 +8941,6 @@
         </w:rPr>
         <w:t>{</w:t>
       </w:r>
-      <w:proofErr w:type="gramEnd"/>
       <w:r>
         <w:rPr>
           <w:rFonts w:ascii="Consolas" w:hAnsi="Consolas" w:cs="Courier New"/>
@@ -9913,17 +9010,7 @@
           <w:sz w:val="17"/>
           <w:szCs w:val="17"/>
         </w:rPr>
-        <w:t xml:space="preserve">   </w:t>
-      </w:r>
-      <w:proofErr w:type="gramStart"/>
-      <w:r>
-        <w:rPr>
-          <w:rFonts w:ascii="Consolas" w:hAnsi="Consolas" w:cs="Courier New"/>
-          <w:color w:val="000000"/>
-          <w:sz w:val="17"/>
-          <w:szCs w:val="17"/>
-        </w:rPr>
-        <w:t xml:space="preserve">   </w:t>
+        <w:t xml:space="preserve">      </w:t>
       </w:r>
       <w:r>
         <w:rPr>
@@ -9934,8 +9021,6 @@
         </w:rPr>
         <w:t>{</w:t>
       </w:r>
-      <w:proofErr w:type="spellStart"/>
-      <w:proofErr w:type="gramEnd"/>
       <w:r>
         <w:rPr>
           <w:rFonts w:ascii="Consolas" w:hAnsi="Consolas" w:cs="Courier New"/>
@@ -9981,7 +9066,6 @@
         </w:rPr>
         <w:t>map</w:t>
       </w:r>
-      <w:proofErr w:type="spellEnd"/>
       <w:r>
         <w:rPr>
           <w:rFonts w:ascii="Consolas" w:hAnsi="Consolas" w:cs="Courier New"/>
@@ -9991,7 +9075,6 @@
         </w:rPr>
         <w:t>((</w:t>
       </w:r>
-      <w:proofErr w:type="spellStart"/>
       <w:r>
         <w:rPr>
           <w:rFonts w:ascii="Consolas" w:hAnsi="Consolas" w:cs="Courier New"/>
@@ -10001,7 +9084,6 @@
         </w:rPr>
         <w:t>chapter</w:t>
       </w:r>
-      <w:proofErr w:type="spellEnd"/>
       <w:r>
         <w:rPr>
           <w:rFonts w:ascii="Consolas" w:hAnsi="Consolas" w:cs="Courier New"/>
@@ -10098,17 +9180,7 @@
           <w:sz w:val="17"/>
           <w:szCs w:val="17"/>
         </w:rPr>
-        <w:t xml:space="preserve">     </w:t>
-      </w:r>
-      <w:proofErr w:type="gramStart"/>
-      <w:r>
-        <w:rPr>
-          <w:rFonts w:ascii="Consolas" w:hAnsi="Consolas" w:cs="Courier New"/>
-          <w:color w:val="000000"/>
-          <w:sz w:val="17"/>
-          <w:szCs w:val="17"/>
-        </w:rPr>
-        <w:t xml:space="preserve">   </w:t>
+        <w:t xml:space="preserve">        </w:t>
       </w:r>
       <w:r>
         <w:rPr>
@@ -10119,27 +9191,15 @@
         </w:rPr>
         <w:t>&lt;</w:t>
       </w:r>
-      <w:proofErr w:type="gramEnd"/>
-      <w:r>
-        <w:rPr>
-          <w:rFonts w:ascii="Consolas" w:hAnsi="Consolas" w:cs="Courier New"/>
-          <w:color w:val="000000"/>
-          <w:sz w:val="17"/>
-          <w:szCs w:val="17"/>
-        </w:rPr>
-        <w:t xml:space="preserve">div </w:t>
-      </w:r>
-      <w:proofErr w:type="spellStart"/>
-      <w:r>
-        <w:rPr>
-          <w:rFonts w:ascii="Consolas" w:hAnsi="Consolas" w:cs="Courier New"/>
-          <w:color w:val="000000"/>
-          <w:sz w:val="17"/>
-          <w:szCs w:val="17"/>
-        </w:rPr>
-        <w:t>key</w:t>
-      </w:r>
-      <w:proofErr w:type="spellEnd"/>
+      <w:r>
+        <w:rPr>
+          <w:rFonts w:ascii="Consolas" w:hAnsi="Consolas" w:cs="Courier New"/>
+          <w:color w:val="000000"/>
+          <w:sz w:val="17"/>
+          <w:szCs w:val="17"/>
+        </w:rPr>
+        <w:t>div key</w:t>
+      </w:r>
       <w:r>
         <w:rPr>
           <w:rFonts w:ascii="Consolas" w:hAnsi="Consolas" w:cs="Courier New"/>
@@ -10237,17 +9297,7 @@
           <w:sz w:val="17"/>
           <w:szCs w:val="17"/>
         </w:rPr>
-        <w:t xml:space="preserve">       </w:t>
-      </w:r>
-      <w:proofErr w:type="gramStart"/>
-      <w:r>
-        <w:rPr>
-          <w:rFonts w:ascii="Consolas" w:hAnsi="Consolas" w:cs="Courier New"/>
-          <w:color w:val="000000"/>
-          <w:sz w:val="17"/>
-          <w:szCs w:val="17"/>
-        </w:rPr>
-        <w:t xml:space="preserve">   </w:t>
+        <w:t xml:space="preserve">          </w:t>
       </w:r>
       <w:r>
         <w:rPr>
@@ -10258,7 +9308,6 @@
         </w:rPr>
         <w:t>{</w:t>
       </w:r>
-      <w:proofErr w:type="gramEnd"/>
       <w:r>
         <w:rPr>
           <w:rFonts w:ascii="Consolas" w:hAnsi="Consolas" w:cs="Courier New"/>
@@ -10328,17 +9377,7 @@
           <w:sz w:val="17"/>
           <w:szCs w:val="17"/>
         </w:rPr>
-        <w:t xml:space="preserve">       </w:t>
-      </w:r>
-      <w:proofErr w:type="gramStart"/>
-      <w:r>
-        <w:rPr>
-          <w:rFonts w:ascii="Consolas" w:hAnsi="Consolas" w:cs="Courier New"/>
-          <w:color w:val="000000"/>
-          <w:sz w:val="17"/>
-          <w:szCs w:val="17"/>
-        </w:rPr>
-        <w:t xml:space="preserve">   </w:t>
+        <w:t xml:space="preserve">          </w:t>
       </w:r>
       <w:r>
         <w:rPr>
@@ -10349,18 +9388,24 @@
         </w:rPr>
         <w:t>&lt;</w:t>
       </w:r>
-      <w:proofErr w:type="spellStart"/>
-      <w:proofErr w:type="gramEnd"/>
-      <w:r>
-        <w:rPr>
-          <w:rFonts w:ascii="Consolas" w:hAnsi="Consolas" w:cs="Courier New"/>
-          <w:color w:val="000000"/>
-          <w:sz w:val="17"/>
-          <w:szCs w:val="17"/>
-        </w:rPr>
-        <w:t>button</w:t>
-      </w:r>
-      <w:proofErr w:type="spellEnd"/>
+      <w:r>
+        <w:rPr>
+          <w:rFonts w:ascii="Consolas" w:hAnsi="Consolas" w:cs="Courier New"/>
+          <w:color w:val="000000"/>
+          <w:sz w:val="17"/>
+          <w:szCs w:val="17"/>
+        </w:rPr>
+        <w:t>button onClick</w:t>
+      </w:r>
+      <w:r>
+        <w:rPr>
+          <w:rFonts w:ascii="Consolas" w:hAnsi="Consolas" w:cs="Courier New"/>
+          <w:color w:val="666600"/>
+          <w:sz w:val="17"/>
+          <w:szCs w:val="17"/>
+        </w:rPr>
+        <w:t>={()</w:t>
+      </w:r>
       <w:r>
         <w:rPr>
           <w:rFonts w:ascii="Consolas" w:hAnsi="Consolas" w:cs="Courier New"/>
@@ -10370,18 +9415,6 @@
         </w:rPr>
         <w:t xml:space="preserve"> </w:t>
       </w:r>
-      <w:proofErr w:type="spellStart"/>
-      <w:r>
-        <w:rPr>
-          <w:rFonts w:ascii="Consolas" w:hAnsi="Consolas" w:cs="Courier New"/>
-          <w:color w:val="000000"/>
-          <w:sz w:val="17"/>
-          <w:szCs w:val="17"/>
-        </w:rPr>
-        <w:t>onClick</w:t>
-      </w:r>
-      <w:proofErr w:type="spellEnd"/>
-      <w:proofErr w:type="gramStart"/>
       <w:r>
         <w:rPr>
           <w:rFonts w:ascii="Consolas" w:hAnsi="Consolas" w:cs="Courier New"/>
@@ -10389,9 +9422,17 @@
           <w:sz w:val="17"/>
           <w:szCs w:val="17"/>
         </w:rPr>
-        <w:t>={</w:t>
-      </w:r>
-      <w:proofErr w:type="gramEnd"/>
+        <w:t>=&gt;</w:t>
+      </w:r>
+      <w:r>
+        <w:rPr>
+          <w:rFonts w:ascii="Consolas" w:hAnsi="Consolas" w:cs="Courier New"/>
+          <w:color w:val="000000"/>
+          <w:sz w:val="17"/>
+          <w:szCs w:val="17"/>
+        </w:rPr>
+        <w:t xml:space="preserve"> setExpandedChapter</w:t>
+      </w:r>
       <w:r>
         <w:rPr>
           <w:rFonts w:ascii="Consolas" w:hAnsi="Consolas" w:cs="Courier New"/>
@@ -10399,57 +9440,8 @@
           <w:sz w:val="17"/>
           <w:szCs w:val="17"/>
         </w:rPr>
-        <w:t>()</w:t>
-      </w:r>
-      <w:r>
-        <w:rPr>
-          <w:rFonts w:ascii="Consolas" w:hAnsi="Consolas" w:cs="Courier New"/>
-          <w:color w:val="000000"/>
-          <w:sz w:val="17"/>
-          <w:szCs w:val="17"/>
-        </w:rPr>
-        <w:t xml:space="preserve"> </w:t>
-      </w:r>
-      <w:r>
-        <w:rPr>
-          <w:rFonts w:ascii="Consolas" w:hAnsi="Consolas" w:cs="Courier New"/>
-          <w:color w:val="666600"/>
-          <w:sz w:val="17"/>
-          <w:szCs w:val="17"/>
-        </w:rPr>
-        <w:t>=&gt;</w:t>
-      </w:r>
-      <w:r>
-        <w:rPr>
-          <w:rFonts w:ascii="Consolas" w:hAnsi="Consolas" w:cs="Courier New"/>
-          <w:color w:val="000000"/>
-          <w:sz w:val="17"/>
-          <w:szCs w:val="17"/>
-        </w:rPr>
-        <w:t xml:space="preserve"> </w:t>
-      </w:r>
-      <w:proofErr w:type="spellStart"/>
-      <w:proofErr w:type="gramStart"/>
-      <w:r>
-        <w:rPr>
-          <w:rFonts w:ascii="Consolas" w:hAnsi="Consolas" w:cs="Courier New"/>
-          <w:color w:val="000000"/>
-          <w:sz w:val="17"/>
-          <w:szCs w:val="17"/>
-        </w:rPr>
-        <w:t>setExpandedChapter</w:t>
-      </w:r>
-      <w:proofErr w:type="spellEnd"/>
-      <w:r>
-        <w:rPr>
-          <w:rFonts w:ascii="Consolas" w:hAnsi="Consolas" w:cs="Courier New"/>
-          <w:color w:val="666600"/>
-          <w:sz w:val="17"/>
-          <w:szCs w:val="17"/>
-        </w:rPr>
         <w:t>(</w:t>
       </w:r>
-      <w:proofErr w:type="gramEnd"/>
     </w:p>
     <w:p>
       <w:pPr>
@@ -10501,19 +9493,53 @@
           <w:sz w:val="17"/>
           <w:szCs w:val="17"/>
         </w:rPr>
-        <w:t xml:space="preserve">            </w:t>
-      </w:r>
-      <w:proofErr w:type="spellStart"/>
-      <w:r>
-        <w:rPr>
-          <w:rFonts w:ascii="Consolas" w:hAnsi="Consolas" w:cs="Courier New"/>
-          <w:color w:val="000000"/>
-          <w:sz w:val="17"/>
-          <w:szCs w:val="17"/>
-        </w:rPr>
-        <w:t>expandedChapter</w:t>
-      </w:r>
-      <w:proofErr w:type="spellEnd"/>
+        <w:t xml:space="preserve">            expandedChapter </w:t>
+      </w:r>
+      <w:r>
+        <w:rPr>
+          <w:rFonts w:ascii="Consolas" w:hAnsi="Consolas" w:cs="Courier New"/>
+          <w:color w:val="666600"/>
+          <w:sz w:val="17"/>
+          <w:szCs w:val="17"/>
+        </w:rPr>
+        <w:t>===</w:t>
+      </w:r>
+      <w:r>
+        <w:rPr>
+          <w:rFonts w:ascii="Consolas" w:hAnsi="Consolas" w:cs="Courier New"/>
+          <w:color w:val="000000"/>
+          <w:sz w:val="17"/>
+          <w:szCs w:val="17"/>
+        </w:rPr>
+        <w:t xml:space="preserve"> chapter</w:t>
+      </w:r>
+      <w:r>
+        <w:rPr>
+          <w:rFonts w:ascii="Consolas" w:hAnsi="Consolas" w:cs="Courier New"/>
+          <w:color w:val="666600"/>
+          <w:sz w:val="17"/>
+          <w:szCs w:val="17"/>
+        </w:rPr>
+        <w:t>.</w:t>
+      </w:r>
+      <w:r>
+        <w:rPr>
+          <w:rFonts w:ascii="Consolas" w:hAnsi="Consolas" w:cs="Courier New"/>
+          <w:color w:val="000000"/>
+          <w:sz w:val="17"/>
+          <w:szCs w:val="17"/>
+        </w:rPr>
+        <w:t xml:space="preserve">id </w:t>
+      </w:r>
+      <w:r>
+        <w:rPr>
+          <w:rFonts w:ascii="Consolas" w:hAnsi="Consolas" w:cs="Courier New"/>
+          <w:color w:val="666600"/>
+          <w:sz w:val="17"/>
+          <w:szCs w:val="17"/>
+        </w:rPr>
+        <w:t>?</w:t>
+      </w:r>
       <w:r>
         <w:rPr>
           <w:rFonts w:ascii="Consolas" w:hAnsi="Consolas" w:cs="Courier New"/>
@@ -10526,99 +9552,30 @@
       <w:r>
         <w:rPr>
           <w:rFonts w:ascii="Consolas" w:hAnsi="Consolas" w:cs="Courier New"/>
+          <w:color w:val="000088"/>
+          <w:sz w:val="17"/>
+          <w:szCs w:val="17"/>
+        </w:rPr>
+        <w:t>null</w:t>
+      </w:r>
+      <w:r>
+        <w:rPr>
+          <w:rFonts w:ascii="Consolas" w:hAnsi="Consolas" w:cs="Courier New"/>
+          <w:color w:val="000000"/>
+          <w:sz w:val="17"/>
+          <w:szCs w:val="17"/>
+        </w:rPr>
+        <w:t xml:space="preserve"> </w:t>
+      </w:r>
+      <w:r>
+        <w:rPr>
+          <w:rFonts w:ascii="Consolas" w:hAnsi="Consolas" w:cs="Courier New"/>
           <w:color w:val="666600"/>
           <w:sz w:val="17"/>
           <w:szCs w:val="17"/>
         </w:rPr>
-        <w:t>===</w:t>
-      </w:r>
-      <w:r>
-        <w:rPr>
-          <w:rFonts w:ascii="Consolas" w:hAnsi="Consolas" w:cs="Courier New"/>
-          <w:color w:val="000000"/>
-          <w:sz w:val="17"/>
-          <w:szCs w:val="17"/>
-        </w:rPr>
-        <w:t xml:space="preserve"> </w:t>
-      </w:r>
-      <w:proofErr w:type="gramStart"/>
-      <w:r>
-        <w:rPr>
-          <w:rFonts w:ascii="Consolas" w:hAnsi="Consolas" w:cs="Courier New"/>
-          <w:color w:val="000000"/>
-          <w:sz w:val="17"/>
-          <w:szCs w:val="17"/>
-        </w:rPr>
-        <w:t>chapter</w:t>
-      </w:r>
-      <w:r>
-        <w:rPr>
-          <w:rFonts w:ascii="Consolas" w:hAnsi="Consolas" w:cs="Courier New"/>
-          <w:color w:val="666600"/>
-          <w:sz w:val="17"/>
-          <w:szCs w:val="17"/>
-        </w:rPr>
-        <w:t>.</w:t>
-      </w:r>
-      <w:r>
-        <w:rPr>
-          <w:rFonts w:ascii="Consolas" w:hAnsi="Consolas" w:cs="Courier New"/>
-          <w:color w:val="000000"/>
-          <w:sz w:val="17"/>
-          <w:szCs w:val="17"/>
-        </w:rPr>
-        <w:t xml:space="preserve">id </w:t>
-      </w:r>
-      <w:r>
-        <w:rPr>
-          <w:rFonts w:ascii="Consolas" w:hAnsi="Consolas" w:cs="Courier New"/>
-          <w:color w:val="666600"/>
-          <w:sz w:val="17"/>
-          <w:szCs w:val="17"/>
-        </w:rPr>
-        <w:t>?</w:t>
-      </w:r>
-      <w:proofErr w:type="gramEnd"/>
-      <w:r>
-        <w:rPr>
-          <w:rFonts w:ascii="Consolas" w:hAnsi="Consolas" w:cs="Courier New"/>
-          <w:color w:val="000000"/>
-          <w:sz w:val="17"/>
-          <w:szCs w:val="17"/>
-        </w:rPr>
-        <w:t xml:space="preserve"> </w:t>
-      </w:r>
-      <w:proofErr w:type="spellStart"/>
-      <w:proofErr w:type="gramStart"/>
-      <w:r>
-        <w:rPr>
-          <w:rFonts w:ascii="Consolas" w:hAnsi="Consolas" w:cs="Courier New"/>
-          <w:color w:val="000088"/>
-          <w:sz w:val="17"/>
-          <w:szCs w:val="17"/>
-        </w:rPr>
-        <w:t>null</w:t>
-      </w:r>
-      <w:proofErr w:type="spellEnd"/>
-      <w:r>
-        <w:rPr>
-          <w:rFonts w:ascii="Consolas" w:hAnsi="Consolas" w:cs="Courier New"/>
-          <w:color w:val="000000"/>
-          <w:sz w:val="17"/>
-          <w:szCs w:val="17"/>
-        </w:rPr>
-        <w:t xml:space="preserve"> </w:t>
-      </w:r>
-      <w:r>
-        <w:rPr>
-          <w:rFonts w:ascii="Consolas" w:hAnsi="Consolas" w:cs="Courier New"/>
-          <w:color w:val="666600"/>
-          <w:sz w:val="17"/>
-          <w:szCs w:val="17"/>
-        </w:rPr>
         <w:t>:</w:t>
       </w:r>
-      <w:proofErr w:type="gramEnd"/>
       <w:r>
         <w:rPr>
           <w:rFonts w:ascii="Consolas" w:hAnsi="Consolas" w:cs="Courier New"/>
@@ -10697,17 +9654,7 @@
           <w:sz w:val="17"/>
           <w:szCs w:val="17"/>
         </w:rPr>
-        <w:t xml:space="preserve">        </w:t>
-      </w:r>
-      <w:proofErr w:type="gramStart"/>
-      <w:r>
-        <w:rPr>
-          <w:rFonts w:ascii="Consolas" w:hAnsi="Consolas" w:cs="Courier New"/>
-          <w:color w:val="000000"/>
-          <w:sz w:val="17"/>
-          <w:szCs w:val="17"/>
-        </w:rPr>
-        <w:t xml:space="preserve">  </w:t>
+        <w:t xml:space="preserve">          </w:t>
       </w:r>
       <w:r>
         <w:rPr>
@@ -10716,17 +9663,7 @@
           <w:sz w:val="17"/>
           <w:szCs w:val="17"/>
         </w:rPr>
-        <w:t>)</w:t>
-      </w:r>
-      <w:proofErr w:type="gramEnd"/>
-      <w:r>
-        <w:rPr>
-          <w:rFonts w:ascii="Consolas" w:hAnsi="Consolas" w:cs="Courier New"/>
-          <w:color w:val="666600"/>
-          <w:sz w:val="17"/>
-          <w:szCs w:val="17"/>
-        </w:rPr>
-        <w:t>}&gt;</w:t>
+        <w:t>)}&gt;</w:t>
       </w:r>
     </w:p>
     <w:p>
@@ -10779,17 +9716,7 @@
           <w:sz w:val="17"/>
           <w:szCs w:val="17"/>
         </w:rPr>
-        <w:t xml:space="preserve">          </w:t>
-      </w:r>
-      <w:proofErr w:type="gramStart"/>
-      <w:r>
-        <w:rPr>
-          <w:rFonts w:ascii="Consolas" w:hAnsi="Consolas" w:cs="Courier New"/>
-          <w:color w:val="000000"/>
-          <w:sz w:val="17"/>
-          <w:szCs w:val="17"/>
-        </w:rPr>
-        <w:t xml:space="preserve">   </w:t>
+        <w:t xml:space="preserve">             </w:t>
       </w:r>
       <w:r>
         <w:rPr>
@@ -10798,27 +9725,7 @@
           <w:sz w:val="17"/>
           <w:szCs w:val="17"/>
         </w:rPr>
-        <w:t>&lt;</w:t>
-      </w:r>
-      <w:proofErr w:type="gramEnd"/>
-      <w:r>
-        <w:rPr>
-          <w:rFonts w:ascii="Consolas" w:hAnsi="Consolas" w:cs="Courier New"/>
-          <w:color w:val="008800"/>
-          <w:sz w:val="17"/>
-          <w:szCs w:val="17"/>
-        </w:rPr>
-        <w:t>h</w:t>
-      </w:r>
-      <w:proofErr w:type="gramStart"/>
-      <w:r>
-        <w:rPr>
-          <w:rFonts w:ascii="Consolas" w:hAnsi="Consolas" w:cs="Courier New"/>
-          <w:color w:val="008800"/>
-          <w:sz w:val="17"/>
-          <w:szCs w:val="17"/>
-        </w:rPr>
-        <w:t>3&gt;</w:t>
+        <w:t>&lt;h3&gt;</w:t>
       </w:r>
       <w:r>
         <w:rPr>
@@ -10829,7 +9736,6 @@
         </w:rPr>
         <w:t>{</w:t>
       </w:r>
-      <w:proofErr w:type="spellStart"/>
       <w:r>
         <w:rPr>
           <w:rFonts w:ascii="Consolas" w:hAnsi="Consolas" w:cs="Courier New"/>
@@ -10857,8 +9763,6 @@
         </w:rPr>
         <w:t>title</w:t>
       </w:r>
-      <w:proofErr w:type="spellEnd"/>
-      <w:proofErr w:type="gramEnd"/>
       <w:r>
         <w:rPr>
           <w:rFonts w:ascii="Consolas" w:hAnsi="Consolas" w:cs="Courier New"/>
@@ -10886,8 +9790,6 @@
         </w:rPr>
         <w:t>({</w:t>
       </w:r>
-      <w:proofErr w:type="spellStart"/>
-      <w:proofErr w:type="gramStart"/>
       <w:r>
         <w:rPr>
           <w:rFonts w:ascii="Consolas" w:hAnsi="Consolas" w:cs="Courier New"/>
@@ -10915,7 +9817,6 @@
         </w:rPr>
         <w:t>lessons</w:t>
       </w:r>
-      <w:proofErr w:type="gramEnd"/>
       <w:r>
         <w:rPr>
           <w:rFonts w:ascii="Consolas" w:hAnsi="Consolas" w:cs="Courier New"/>
@@ -10934,7 +9835,6 @@
         </w:rPr>
         <w:t>length</w:t>
       </w:r>
-      <w:proofErr w:type="spellEnd"/>
       <w:r>
         <w:rPr>
           <w:rFonts w:ascii="Consolas" w:hAnsi="Consolas" w:cs="Courier New"/>
@@ -10951,17 +9851,7 @@
           <w:sz w:val="17"/>
           <w:szCs w:val="17"/>
         </w:rPr>
-        <w:t xml:space="preserve"> </w:t>
-      </w:r>
-      <w:proofErr w:type="gramStart"/>
-      <w:r>
-        <w:rPr>
-          <w:rFonts w:ascii="Consolas" w:hAnsi="Consolas" w:cs="Courier New"/>
-          <w:color w:val="000000"/>
-          <w:sz w:val="17"/>
-          <w:szCs w:val="17"/>
-        </w:rPr>
-        <w:t>lekc</w:t>
+        <w:t xml:space="preserve"> lekc</w:t>
       </w:r>
       <w:r>
         <w:rPr>
@@ -10970,17 +9860,7 @@
           <w:sz w:val="17"/>
           <w:szCs w:val="17"/>
         </w:rPr>
-        <w:t>í)&lt;</w:t>
-      </w:r>
-      <w:proofErr w:type="gramEnd"/>
-      <w:r>
-        <w:rPr>
-          <w:rFonts w:ascii="Consolas" w:hAnsi="Consolas" w:cs="Courier New"/>
-          <w:color w:val="666600"/>
-          <w:sz w:val="17"/>
-          <w:szCs w:val="17"/>
-        </w:rPr>
-        <w:t>/</w:t>
+        <w:t>í)&lt;/</w:t>
       </w:r>
       <w:r>
         <w:rPr>
@@ -11051,17 +9931,7 @@
           <w:sz w:val="17"/>
           <w:szCs w:val="17"/>
         </w:rPr>
-        <w:t xml:space="preserve">       </w:t>
-      </w:r>
-      <w:proofErr w:type="gramStart"/>
-      <w:r>
-        <w:rPr>
-          <w:rFonts w:ascii="Consolas" w:hAnsi="Consolas" w:cs="Courier New"/>
-          <w:color w:val="000000"/>
-          <w:sz w:val="17"/>
-          <w:szCs w:val="17"/>
-        </w:rPr>
-        <w:t xml:space="preserve">   </w:t>
+        <w:t xml:space="preserve">          </w:t>
       </w:r>
       <w:r>
         <w:rPr>
@@ -11070,19 +9940,8 @@
           <w:sz w:val="17"/>
           <w:szCs w:val="17"/>
         </w:rPr>
-        <w:t>&lt;</w:t>
-      </w:r>
-      <w:proofErr w:type="gramEnd"/>
-      <w:r>
-        <w:rPr>
-          <w:rFonts w:ascii="Consolas" w:hAnsi="Consolas" w:cs="Courier New"/>
-          <w:color w:val="666600"/>
-          <w:sz w:val="17"/>
-          <w:szCs w:val="17"/>
-        </w:rPr>
-        <w:t>/</w:t>
-      </w:r>
-      <w:proofErr w:type="spellStart"/>
+        <w:t>&lt;/</w:t>
+      </w:r>
       <w:r>
         <w:rPr>
           <w:rFonts w:ascii="Consolas" w:hAnsi="Consolas" w:cs="Courier New"/>
@@ -11092,7 +9951,6 @@
         </w:rPr>
         <w:t>button</w:t>
       </w:r>
-      <w:proofErr w:type="spellEnd"/>
       <w:r>
         <w:rPr>
           <w:rFonts w:ascii="Consolas" w:hAnsi="Consolas" w:cs="Courier New"/>
@@ -11206,17 +10064,7 @@
           <w:sz w:val="17"/>
           <w:szCs w:val="17"/>
         </w:rPr>
-        <w:t xml:space="preserve">       </w:t>
-      </w:r>
-      <w:proofErr w:type="gramStart"/>
-      <w:r>
-        <w:rPr>
-          <w:rFonts w:ascii="Consolas" w:hAnsi="Consolas" w:cs="Courier New"/>
-          <w:color w:val="000000"/>
-          <w:sz w:val="17"/>
-          <w:szCs w:val="17"/>
-        </w:rPr>
-        <w:t xml:space="preserve">   </w:t>
+        <w:t xml:space="preserve">          </w:t>
       </w:r>
       <w:r>
         <w:rPr>
@@ -11227,7 +10075,6 @@
         </w:rPr>
         <w:t>{</w:t>
       </w:r>
-      <w:proofErr w:type="gramEnd"/>
       <w:r>
         <w:rPr>
           <w:rFonts w:ascii="Consolas" w:hAnsi="Consolas" w:cs="Courier New"/>
@@ -11297,17 +10144,7 @@
           <w:sz w:val="17"/>
           <w:szCs w:val="17"/>
         </w:rPr>
-        <w:t xml:space="preserve">       </w:t>
-      </w:r>
-      <w:proofErr w:type="gramStart"/>
-      <w:r>
-        <w:rPr>
-          <w:rFonts w:ascii="Consolas" w:hAnsi="Consolas" w:cs="Courier New"/>
-          <w:color w:val="000000"/>
-          <w:sz w:val="17"/>
-          <w:szCs w:val="17"/>
-        </w:rPr>
-        <w:t xml:space="preserve">   </w:t>
+        <w:t xml:space="preserve">          </w:t>
       </w:r>
       <w:r>
         <w:rPr>
@@ -11318,26 +10155,14 @@
         </w:rPr>
         <w:t>{</w:t>
       </w:r>
-      <w:proofErr w:type="spellStart"/>
-      <w:proofErr w:type="gramEnd"/>
-      <w:r>
-        <w:rPr>
-          <w:rFonts w:ascii="Consolas" w:hAnsi="Consolas" w:cs="Courier New"/>
-          <w:color w:val="000000"/>
-          <w:sz w:val="17"/>
-          <w:szCs w:val="17"/>
-        </w:rPr>
-        <w:t>expandedChapter</w:t>
-      </w:r>
-      <w:proofErr w:type="spellEnd"/>
-      <w:r>
-        <w:rPr>
-          <w:rFonts w:ascii="Consolas" w:hAnsi="Consolas" w:cs="Courier New"/>
-          <w:color w:val="000000"/>
-          <w:sz w:val="17"/>
-          <w:szCs w:val="17"/>
-        </w:rPr>
-        <w:t xml:space="preserve"> </w:t>
+      <w:r>
+        <w:rPr>
+          <w:rFonts w:ascii="Consolas" w:hAnsi="Consolas" w:cs="Courier New"/>
+          <w:color w:val="000000"/>
+          <w:sz w:val="17"/>
+          <w:szCs w:val="17"/>
+        </w:rPr>
+        <w:t xml:space="preserve">expandedChapter </w:t>
       </w:r>
       <w:r>
         <w:rPr>
@@ -11453,17 +10278,7 @@
           <w:sz w:val="17"/>
           <w:szCs w:val="17"/>
         </w:rPr>
-        <w:t xml:space="preserve">         </w:t>
-      </w:r>
-      <w:proofErr w:type="gramStart"/>
-      <w:r>
-        <w:rPr>
-          <w:rFonts w:ascii="Consolas" w:hAnsi="Consolas" w:cs="Courier New"/>
-          <w:color w:val="000000"/>
-          <w:sz w:val="17"/>
-          <w:szCs w:val="17"/>
-        </w:rPr>
-        <w:t xml:space="preserve">   </w:t>
+        <w:t xml:space="preserve">            </w:t>
       </w:r>
       <w:r>
         <w:rPr>
@@ -11472,17 +10287,7 @@
           <w:sz w:val="17"/>
           <w:szCs w:val="17"/>
         </w:rPr>
-        <w:t>&lt;</w:t>
-      </w:r>
-      <w:proofErr w:type="gramEnd"/>
-      <w:r>
-        <w:rPr>
-          <w:rFonts w:ascii="Consolas" w:hAnsi="Consolas" w:cs="Courier New"/>
-          <w:color w:val="008800"/>
-          <w:sz w:val="17"/>
-          <w:szCs w:val="17"/>
-        </w:rPr>
-        <w:t>div&gt;</w:t>
+        <w:t>&lt;div&gt;</w:t>
       </w:r>
     </w:p>
     <w:p>
@@ -11535,17 +10340,7 @@
           <w:sz w:val="17"/>
           <w:szCs w:val="17"/>
         </w:rPr>
-        <w:t xml:space="preserve">           </w:t>
-      </w:r>
-      <w:proofErr w:type="gramStart"/>
-      <w:r>
-        <w:rPr>
-          <w:rFonts w:ascii="Consolas" w:hAnsi="Consolas" w:cs="Courier New"/>
-          <w:color w:val="000000"/>
-          <w:sz w:val="17"/>
-          <w:szCs w:val="17"/>
-        </w:rPr>
-        <w:t xml:space="preserve">   </w:t>
+        <w:t xml:space="preserve">              </w:t>
       </w:r>
       <w:r>
         <w:rPr>
@@ -11556,8 +10351,6 @@
         </w:rPr>
         <w:t>{</w:t>
       </w:r>
-      <w:proofErr w:type="spellStart"/>
-      <w:proofErr w:type="gramEnd"/>
       <w:r>
         <w:rPr>
           <w:rFonts w:ascii="Consolas" w:hAnsi="Consolas" w:cs="Courier New"/>
@@ -11603,7 +10396,6 @@
         </w:rPr>
         <w:t>map</w:t>
       </w:r>
-      <w:proofErr w:type="spellEnd"/>
       <w:r>
         <w:rPr>
           <w:rFonts w:ascii="Consolas" w:hAnsi="Consolas" w:cs="Courier New"/>
@@ -11613,7 +10405,6 @@
         </w:rPr>
         <w:t>((</w:t>
       </w:r>
-      <w:proofErr w:type="spellStart"/>
       <w:r>
         <w:rPr>
           <w:rFonts w:ascii="Consolas" w:hAnsi="Consolas" w:cs="Courier New"/>
@@ -11623,7 +10414,6 @@
         </w:rPr>
         <w:t>lesson</w:t>
       </w:r>
-      <w:proofErr w:type="spellEnd"/>
       <w:r>
         <w:rPr>
           <w:rFonts w:ascii="Consolas" w:hAnsi="Consolas" w:cs="Courier New"/>
@@ -11720,17 +10510,7 @@
           <w:sz w:val="17"/>
           <w:szCs w:val="17"/>
         </w:rPr>
-        <w:t xml:space="preserve">             </w:t>
-      </w:r>
-      <w:proofErr w:type="gramStart"/>
-      <w:r>
-        <w:rPr>
-          <w:rFonts w:ascii="Consolas" w:hAnsi="Consolas" w:cs="Courier New"/>
-          <w:color w:val="000000"/>
-          <w:sz w:val="17"/>
-          <w:szCs w:val="17"/>
-        </w:rPr>
-        <w:t xml:space="preserve">   </w:t>
+        <w:t xml:space="preserve">                </w:t>
       </w:r>
       <w:r>
         <w:rPr>
@@ -11741,27 +10521,15 @@
         </w:rPr>
         <w:t>&lt;</w:t>
       </w:r>
-      <w:proofErr w:type="gramEnd"/>
-      <w:r>
-        <w:rPr>
-          <w:rFonts w:ascii="Consolas" w:hAnsi="Consolas" w:cs="Courier New"/>
-          <w:color w:val="000000"/>
-          <w:sz w:val="17"/>
-          <w:szCs w:val="17"/>
-        </w:rPr>
-        <w:t xml:space="preserve">div </w:t>
-      </w:r>
-      <w:proofErr w:type="spellStart"/>
-      <w:r>
-        <w:rPr>
-          <w:rFonts w:ascii="Consolas" w:hAnsi="Consolas" w:cs="Courier New"/>
-          <w:color w:val="000000"/>
-          <w:sz w:val="17"/>
-          <w:szCs w:val="17"/>
-        </w:rPr>
-        <w:t>key</w:t>
-      </w:r>
-      <w:proofErr w:type="spellEnd"/>
+      <w:r>
+        <w:rPr>
+          <w:rFonts w:ascii="Consolas" w:hAnsi="Consolas" w:cs="Courier New"/>
+          <w:color w:val="000000"/>
+          <w:sz w:val="17"/>
+          <w:szCs w:val="17"/>
+        </w:rPr>
+        <w:t>div key</w:t>
+      </w:r>
       <w:r>
         <w:rPr>
           <w:rFonts w:ascii="Consolas" w:hAnsi="Consolas" w:cs="Courier New"/>
@@ -11814,19 +10582,8 @@
           <w:sz w:val="17"/>
           <w:szCs w:val="17"/>
         </w:rPr>
-        <w:t xml:space="preserve"> </w:t>
-      </w:r>
-      <w:proofErr w:type="spellStart"/>
-      <w:r>
-        <w:rPr>
-          <w:rFonts w:ascii="Consolas" w:hAnsi="Consolas" w:cs="Courier New"/>
-          <w:color w:val="000000"/>
-          <w:sz w:val="17"/>
-          <w:szCs w:val="17"/>
-        </w:rPr>
-        <w:t>className</w:t>
-      </w:r>
-      <w:proofErr w:type="spellEnd"/>
+        <w:t xml:space="preserve"> className</w:t>
+      </w:r>
       <w:r>
         <w:rPr>
           <w:rFonts w:ascii="Consolas" w:hAnsi="Consolas" w:cs="Courier New"/>
@@ -11843,27 +10600,7 @@
           <w:sz w:val="17"/>
           <w:szCs w:val="17"/>
         </w:rPr>
-        <w:t>"</w:t>
-      </w:r>
-      <w:proofErr w:type="spellStart"/>
-      <w:r>
-        <w:rPr>
-          <w:rFonts w:ascii="Consolas" w:hAnsi="Consolas" w:cs="Courier New"/>
-          <w:color w:val="008800"/>
-          <w:sz w:val="17"/>
-          <w:szCs w:val="17"/>
-        </w:rPr>
-        <w:t>lesson-row</w:t>
-      </w:r>
-      <w:proofErr w:type="spellEnd"/>
-      <w:r>
-        <w:rPr>
-          <w:rFonts w:ascii="Consolas" w:hAnsi="Consolas" w:cs="Courier New"/>
-          <w:color w:val="008800"/>
-          <w:sz w:val="17"/>
-          <w:szCs w:val="17"/>
-        </w:rPr>
-        <w:t>"</w:t>
+        <w:t>"lesson-row"</w:t>
       </w:r>
       <w:r>
         <w:rPr>
@@ -11925,17 +10662,7 @@
           <w:sz w:val="17"/>
           <w:szCs w:val="17"/>
         </w:rPr>
-        <w:t xml:space="preserve">               </w:t>
-      </w:r>
-      <w:proofErr w:type="gramStart"/>
-      <w:r>
-        <w:rPr>
-          <w:rFonts w:ascii="Consolas" w:hAnsi="Consolas" w:cs="Courier New"/>
-          <w:color w:val="000000"/>
-          <w:sz w:val="17"/>
-          <w:szCs w:val="17"/>
-        </w:rPr>
-        <w:t xml:space="preserve">   </w:t>
+        <w:t xml:space="preserve">                  </w:t>
       </w:r>
       <w:r>
         <w:rPr>
@@ -11944,89 +10671,62 @@
           <w:sz w:val="17"/>
           <w:szCs w:val="17"/>
         </w:rPr>
-        <w:t>&lt;</w:t>
-      </w:r>
-      <w:proofErr w:type="spellStart"/>
-      <w:proofErr w:type="gramEnd"/>
-      <w:r>
-        <w:rPr>
-          <w:rFonts w:ascii="Consolas" w:hAnsi="Consolas" w:cs="Courier New"/>
-          <w:color w:val="008800"/>
+        <w:t>&lt;span&gt;</w:t>
+      </w:r>
+      <w:r>
+        <w:rPr>
+          <w:rFonts w:ascii="Consolas" w:hAnsi="Consolas" w:cs="Courier New"/>
+          <w:color w:val="666600"/>
+          <w:sz w:val="17"/>
+          <w:szCs w:val="17"/>
+        </w:rPr>
+        <w:t>{</w:t>
+      </w:r>
+      <w:r>
+        <w:rPr>
+          <w:rFonts w:ascii="Consolas" w:hAnsi="Consolas" w:cs="Courier New"/>
+          <w:color w:val="000000"/>
+          <w:sz w:val="17"/>
+          <w:szCs w:val="17"/>
+        </w:rPr>
+        <w:t>lesson</w:t>
+      </w:r>
+      <w:r>
+        <w:rPr>
+          <w:rFonts w:ascii="Consolas" w:hAnsi="Consolas" w:cs="Courier New"/>
+          <w:color w:val="666600"/>
+          <w:sz w:val="17"/>
+          <w:szCs w:val="17"/>
+        </w:rPr>
+        <w:t>.</w:t>
+      </w:r>
+      <w:r>
+        <w:rPr>
+          <w:rFonts w:ascii="Consolas" w:hAnsi="Consolas" w:cs="Courier New"/>
+          <w:color w:val="000000"/>
+          <w:sz w:val="17"/>
+          <w:szCs w:val="17"/>
+        </w:rPr>
+        <w:t>title</w:t>
+      </w:r>
+      <w:r>
+        <w:rPr>
+          <w:rFonts w:ascii="Consolas" w:hAnsi="Consolas" w:cs="Courier New"/>
+          <w:color w:val="666600"/>
+          <w:sz w:val="17"/>
+          <w:szCs w:val="17"/>
+        </w:rPr>
+        <w:t>}&lt;/</w:t>
+      </w:r>
+      <w:r>
+        <w:rPr>
+          <w:rFonts w:ascii="Consolas" w:hAnsi="Consolas" w:cs="Courier New"/>
+          <w:color w:val="000000"/>
           <w:sz w:val="17"/>
           <w:szCs w:val="17"/>
         </w:rPr>
         <w:t>span</w:t>
       </w:r>
-      <w:proofErr w:type="spellEnd"/>
-      <w:r>
-        <w:rPr>
-          <w:rFonts w:ascii="Consolas" w:hAnsi="Consolas" w:cs="Courier New"/>
-          <w:color w:val="008800"/>
-          <w:sz w:val="17"/>
-          <w:szCs w:val="17"/>
-        </w:rPr>
-        <w:t>&gt;</w:t>
-      </w:r>
-      <w:r>
-        <w:rPr>
-          <w:rFonts w:ascii="Consolas" w:hAnsi="Consolas" w:cs="Courier New"/>
-          <w:color w:val="666600"/>
-          <w:sz w:val="17"/>
-          <w:szCs w:val="17"/>
-        </w:rPr>
-        <w:t>{</w:t>
-      </w:r>
-      <w:proofErr w:type="spellStart"/>
-      <w:proofErr w:type="gramStart"/>
-      <w:r>
-        <w:rPr>
-          <w:rFonts w:ascii="Consolas" w:hAnsi="Consolas" w:cs="Courier New"/>
-          <w:color w:val="000000"/>
-          <w:sz w:val="17"/>
-          <w:szCs w:val="17"/>
-        </w:rPr>
-        <w:t>lesson</w:t>
-      </w:r>
-      <w:r>
-        <w:rPr>
-          <w:rFonts w:ascii="Consolas" w:hAnsi="Consolas" w:cs="Courier New"/>
-          <w:color w:val="666600"/>
-          <w:sz w:val="17"/>
-          <w:szCs w:val="17"/>
-        </w:rPr>
-        <w:t>.</w:t>
-      </w:r>
-      <w:r>
-        <w:rPr>
-          <w:rFonts w:ascii="Consolas" w:hAnsi="Consolas" w:cs="Courier New"/>
-          <w:color w:val="000000"/>
-          <w:sz w:val="17"/>
-          <w:szCs w:val="17"/>
-        </w:rPr>
-        <w:t>title</w:t>
-      </w:r>
-      <w:proofErr w:type="spellEnd"/>
-      <w:proofErr w:type="gramEnd"/>
-      <w:r>
-        <w:rPr>
-          <w:rFonts w:ascii="Consolas" w:hAnsi="Consolas" w:cs="Courier New"/>
-          <w:color w:val="666600"/>
-          <w:sz w:val="17"/>
-          <w:szCs w:val="17"/>
-        </w:rPr>
-        <w:t>}&lt;/</w:t>
-      </w:r>
-      <w:proofErr w:type="spellStart"/>
-      <w:r>
-        <w:rPr>
-          <w:rFonts w:ascii="Consolas" w:hAnsi="Consolas" w:cs="Courier New"/>
-          <w:color w:val="000000"/>
-          <w:sz w:val="17"/>
-          <w:szCs w:val="17"/>
-        </w:rPr>
-        <w:t>span</w:t>
-      </w:r>
-      <w:proofErr w:type="spellEnd"/>
       <w:r>
         <w:rPr>
           <w:rFonts w:ascii="Consolas" w:hAnsi="Consolas" w:cs="Courier New"/>
@@ -12087,17 +10787,7 @@
           <w:sz w:val="17"/>
           <w:szCs w:val="17"/>
         </w:rPr>
-        <w:t xml:space="preserve">               </w:t>
-      </w:r>
-      <w:proofErr w:type="gramStart"/>
-      <w:r>
-        <w:rPr>
-          <w:rFonts w:ascii="Consolas" w:hAnsi="Consolas" w:cs="Courier New"/>
-          <w:color w:val="000000"/>
-          <w:sz w:val="17"/>
-          <w:szCs w:val="17"/>
-        </w:rPr>
-        <w:t xml:space="preserve">   </w:t>
+        <w:t xml:space="preserve">                  </w:t>
       </w:r>
       <w:r>
         <w:rPr>
@@ -12108,7 +10798,6 @@
         </w:rPr>
         <w:t>{</w:t>
       </w:r>
-      <w:proofErr w:type="gramEnd"/>
       <w:r>
         <w:rPr>
           <w:rFonts w:ascii="Consolas" w:hAnsi="Consolas" w:cs="Courier New"/>
@@ -12178,17 +10867,7 @@
           <w:sz w:val="17"/>
           <w:szCs w:val="17"/>
         </w:rPr>
-        <w:t xml:space="preserve">               </w:t>
-      </w:r>
-      <w:proofErr w:type="gramStart"/>
-      <w:r>
-        <w:rPr>
-          <w:rFonts w:ascii="Consolas" w:hAnsi="Consolas" w:cs="Courier New"/>
-          <w:color w:val="000000"/>
-          <w:sz w:val="17"/>
-          <w:szCs w:val="17"/>
-        </w:rPr>
-        <w:t xml:space="preserve">   </w:t>
+        <w:t xml:space="preserve">                  </w:t>
       </w:r>
       <w:r>
         <w:rPr>
@@ -12199,18 +10878,24 @@
         </w:rPr>
         <w:t>&lt;</w:t>
       </w:r>
-      <w:proofErr w:type="spellStart"/>
-      <w:proofErr w:type="gramEnd"/>
-      <w:r>
-        <w:rPr>
-          <w:rFonts w:ascii="Consolas" w:hAnsi="Consolas" w:cs="Courier New"/>
-          <w:color w:val="000000"/>
-          <w:sz w:val="17"/>
-          <w:szCs w:val="17"/>
-        </w:rPr>
-        <w:t>button</w:t>
-      </w:r>
-      <w:proofErr w:type="spellEnd"/>
+      <w:r>
+        <w:rPr>
+          <w:rFonts w:ascii="Consolas" w:hAnsi="Consolas" w:cs="Courier New"/>
+          <w:color w:val="000000"/>
+          <w:sz w:val="17"/>
+          <w:szCs w:val="17"/>
+        </w:rPr>
+        <w:t>button onClick</w:t>
+      </w:r>
+      <w:r>
+        <w:rPr>
+          <w:rFonts w:ascii="Consolas" w:hAnsi="Consolas" w:cs="Courier New"/>
+          <w:color w:val="666600"/>
+          <w:sz w:val="17"/>
+          <w:szCs w:val="17"/>
+        </w:rPr>
+        <w:t>={()</w:t>
+      </w:r>
       <w:r>
         <w:rPr>
           <w:rFonts w:ascii="Consolas" w:hAnsi="Consolas" w:cs="Courier New"/>
@@ -12220,18 +10905,6 @@
         </w:rPr>
         <w:t xml:space="preserve"> </w:t>
       </w:r>
-      <w:proofErr w:type="spellStart"/>
-      <w:r>
-        <w:rPr>
-          <w:rFonts w:ascii="Consolas" w:hAnsi="Consolas" w:cs="Courier New"/>
-          <w:color w:val="000000"/>
-          <w:sz w:val="17"/>
-          <w:szCs w:val="17"/>
-        </w:rPr>
-        <w:t>onClick</w:t>
-      </w:r>
-      <w:proofErr w:type="spellEnd"/>
-      <w:proofErr w:type="gramStart"/>
       <w:r>
         <w:rPr>
           <w:rFonts w:ascii="Consolas" w:hAnsi="Consolas" w:cs="Courier New"/>
@@ -12239,9 +10912,17 @@
           <w:sz w:val="17"/>
           <w:szCs w:val="17"/>
         </w:rPr>
-        <w:t>={</w:t>
-      </w:r>
-      <w:proofErr w:type="gramEnd"/>
+        <w:t>=&gt;</w:t>
+      </w:r>
+      <w:r>
+        <w:rPr>
+          <w:rFonts w:ascii="Consolas" w:hAnsi="Consolas" w:cs="Courier New"/>
+          <w:color w:val="000000"/>
+          <w:sz w:val="17"/>
+          <w:szCs w:val="17"/>
+        </w:rPr>
+        <w:t xml:space="preserve"> handleStartLesson</w:t>
+      </w:r>
       <w:r>
         <w:rPr>
           <w:rFonts w:ascii="Consolas" w:hAnsi="Consolas" w:cs="Courier New"/>
@@ -12249,16 +10930,16 @@
           <w:sz w:val="17"/>
           <w:szCs w:val="17"/>
         </w:rPr>
-        <w:t>()</w:t>
-      </w:r>
-      <w:r>
-        <w:rPr>
-          <w:rFonts w:ascii="Consolas" w:hAnsi="Consolas" w:cs="Courier New"/>
-          <w:color w:val="000000"/>
-          <w:sz w:val="17"/>
-          <w:szCs w:val="17"/>
-        </w:rPr>
-        <w:t xml:space="preserve"> </w:t>
+        <w:t>(</w:t>
+      </w:r>
+      <w:r>
+        <w:rPr>
+          <w:rFonts w:ascii="Consolas" w:hAnsi="Consolas" w:cs="Courier New"/>
+          <w:color w:val="000000"/>
+          <w:sz w:val="17"/>
+          <w:szCs w:val="17"/>
+        </w:rPr>
+        <w:t>chapter</w:t>
       </w:r>
       <w:r>
         <w:rPr>
@@ -12267,57 +10948,6 @@
           <w:sz w:val="17"/>
           <w:szCs w:val="17"/>
         </w:rPr>
-        <w:t>=&gt;</w:t>
-      </w:r>
-      <w:r>
-        <w:rPr>
-          <w:rFonts w:ascii="Consolas" w:hAnsi="Consolas" w:cs="Courier New"/>
-          <w:color w:val="000000"/>
-          <w:sz w:val="17"/>
-          <w:szCs w:val="17"/>
-        </w:rPr>
-        <w:t xml:space="preserve"> </w:t>
-      </w:r>
-      <w:proofErr w:type="spellStart"/>
-      <w:proofErr w:type="gramStart"/>
-      <w:r>
-        <w:rPr>
-          <w:rFonts w:ascii="Consolas" w:hAnsi="Consolas" w:cs="Courier New"/>
-          <w:color w:val="000000"/>
-          <w:sz w:val="17"/>
-          <w:szCs w:val="17"/>
-        </w:rPr>
-        <w:t>handleStartLesson</w:t>
-      </w:r>
-      <w:proofErr w:type="spellEnd"/>
-      <w:r>
-        <w:rPr>
-          <w:rFonts w:ascii="Consolas" w:hAnsi="Consolas" w:cs="Courier New"/>
-          <w:color w:val="666600"/>
-          <w:sz w:val="17"/>
-          <w:szCs w:val="17"/>
-        </w:rPr>
-        <w:t>(</w:t>
-      </w:r>
-      <w:proofErr w:type="spellStart"/>
-      <w:proofErr w:type="gramEnd"/>
-      <w:r>
-        <w:rPr>
-          <w:rFonts w:ascii="Consolas" w:hAnsi="Consolas" w:cs="Courier New"/>
-          <w:color w:val="000000"/>
-          <w:sz w:val="17"/>
-          <w:szCs w:val="17"/>
-        </w:rPr>
-        <w:t>chapter</w:t>
-      </w:r>
-      <w:proofErr w:type="spellEnd"/>
-      <w:r>
-        <w:rPr>
-          <w:rFonts w:ascii="Consolas" w:hAnsi="Consolas" w:cs="Courier New"/>
-          <w:color w:val="666600"/>
-          <w:sz w:val="17"/>
-          <w:szCs w:val="17"/>
-        </w:rPr>
         <w:t>,</w:t>
       </w:r>
       <w:r>
@@ -12327,19 +10957,8 @@
           <w:sz w:val="17"/>
           <w:szCs w:val="17"/>
         </w:rPr>
-        <w:t xml:space="preserve"> </w:t>
-      </w:r>
-      <w:proofErr w:type="spellStart"/>
-      <w:r>
-        <w:rPr>
-          <w:rFonts w:ascii="Consolas" w:hAnsi="Consolas" w:cs="Courier New"/>
-          <w:color w:val="000000"/>
-          <w:sz w:val="17"/>
-          <w:szCs w:val="17"/>
-        </w:rPr>
-        <w:t>lesson</w:t>
-      </w:r>
-      <w:proofErr w:type="spellEnd"/>
+        <w:t xml:space="preserve"> lesson</w:t>
+      </w:r>
       <w:r>
         <w:rPr>
           <w:rFonts w:ascii="Consolas" w:hAnsi="Consolas" w:cs="Courier New"/>
@@ -12462,17 +11081,7 @@
           <w:sz w:val="17"/>
           <w:szCs w:val="17"/>
         </w:rPr>
-        <w:t xml:space="preserve">               </w:t>
-      </w:r>
-      <w:proofErr w:type="gramStart"/>
-      <w:r>
-        <w:rPr>
-          <w:rFonts w:ascii="Consolas" w:hAnsi="Consolas" w:cs="Courier New"/>
-          <w:color w:val="000000"/>
-          <w:sz w:val="17"/>
-          <w:szCs w:val="17"/>
-        </w:rPr>
-        <w:t xml:space="preserve">   </w:t>
+        <w:t xml:space="preserve">                  </w:t>
       </w:r>
       <w:r>
         <w:rPr>
@@ -12481,19 +11090,8 @@
           <w:sz w:val="17"/>
           <w:szCs w:val="17"/>
         </w:rPr>
-        <w:t>&lt;</w:t>
-      </w:r>
-      <w:proofErr w:type="gramEnd"/>
-      <w:r>
-        <w:rPr>
-          <w:rFonts w:ascii="Consolas" w:hAnsi="Consolas" w:cs="Courier New"/>
-          <w:color w:val="666600"/>
-          <w:sz w:val="17"/>
-          <w:szCs w:val="17"/>
-        </w:rPr>
-        <w:t>/</w:t>
-      </w:r>
-      <w:proofErr w:type="spellStart"/>
+        <w:t>&lt;/</w:t>
+      </w:r>
       <w:r>
         <w:rPr>
           <w:rFonts w:ascii="Consolas" w:hAnsi="Consolas" w:cs="Courier New"/>
@@ -12503,7 +11101,6 @@
         </w:rPr>
         <w:t>button</w:t>
       </w:r>
-      <w:proofErr w:type="spellEnd"/>
       <w:r>
         <w:rPr>
           <w:rFonts w:ascii="Consolas" w:hAnsi="Consolas" w:cs="Courier New"/>
@@ -12564,17 +11161,7 @@
           <w:sz w:val="17"/>
           <w:szCs w:val="17"/>
         </w:rPr>
-        <w:t xml:space="preserve">             </w:t>
-      </w:r>
-      <w:proofErr w:type="gramStart"/>
-      <w:r>
-        <w:rPr>
-          <w:rFonts w:ascii="Consolas" w:hAnsi="Consolas" w:cs="Courier New"/>
-          <w:color w:val="000000"/>
-          <w:sz w:val="17"/>
-          <w:szCs w:val="17"/>
-        </w:rPr>
-        <w:t xml:space="preserve">   </w:t>
+        <w:t xml:space="preserve">                </w:t>
       </w:r>
       <w:r>
         <w:rPr>
@@ -12583,17 +11170,7 @@
           <w:sz w:val="17"/>
           <w:szCs w:val="17"/>
         </w:rPr>
-        <w:t>&lt;</w:t>
-      </w:r>
-      <w:proofErr w:type="gramEnd"/>
-      <w:r>
-        <w:rPr>
-          <w:rFonts w:ascii="Consolas" w:hAnsi="Consolas" w:cs="Courier New"/>
-          <w:color w:val="666600"/>
-          <w:sz w:val="17"/>
-          <w:szCs w:val="17"/>
-        </w:rPr>
-        <w:t>/</w:t>
+        <w:t>&lt;/</w:t>
       </w:r>
       <w:r>
         <w:rPr>
@@ -12664,17 +11241,7 @@
           <w:sz w:val="17"/>
           <w:szCs w:val="17"/>
         </w:rPr>
-        <w:t xml:space="preserve">            </w:t>
-      </w:r>
-      <w:proofErr w:type="gramStart"/>
-      <w:r>
-        <w:rPr>
-          <w:rFonts w:ascii="Consolas" w:hAnsi="Consolas" w:cs="Courier New"/>
-          <w:color w:val="000000"/>
-          <w:sz w:val="17"/>
-          <w:szCs w:val="17"/>
-        </w:rPr>
-        <w:t xml:space="preserve">  </w:t>
+        <w:t xml:space="preserve">              </w:t>
       </w:r>
       <w:r>
         <w:rPr>
@@ -12683,17 +11250,7 @@
           <w:sz w:val="17"/>
           <w:szCs w:val="17"/>
         </w:rPr>
-        <w:t>)</w:t>
-      </w:r>
-      <w:proofErr w:type="gramEnd"/>
-      <w:r>
-        <w:rPr>
-          <w:rFonts w:ascii="Consolas" w:hAnsi="Consolas" w:cs="Courier New"/>
-          <w:color w:val="666600"/>
-          <w:sz w:val="17"/>
-          <w:szCs w:val="17"/>
-        </w:rPr>
-        <w:t>)}</w:t>
+        <w:t>))}</w:t>
       </w:r>
     </w:p>
     <w:p>
@@ -12746,17 +11303,7 @@
           <w:sz w:val="17"/>
           <w:szCs w:val="17"/>
         </w:rPr>
-        <w:t xml:space="preserve">         </w:t>
-      </w:r>
-      <w:proofErr w:type="gramStart"/>
-      <w:r>
-        <w:rPr>
-          <w:rFonts w:ascii="Consolas" w:hAnsi="Consolas" w:cs="Courier New"/>
-          <w:color w:val="000000"/>
-          <w:sz w:val="17"/>
-          <w:szCs w:val="17"/>
-        </w:rPr>
-        <w:t xml:space="preserve">   </w:t>
+        <w:t xml:space="preserve">            </w:t>
       </w:r>
       <w:r>
         <w:rPr>
@@ -12765,17 +11312,7 @@
           <w:sz w:val="17"/>
           <w:szCs w:val="17"/>
         </w:rPr>
-        <w:t>&lt;</w:t>
-      </w:r>
-      <w:proofErr w:type="gramEnd"/>
-      <w:r>
-        <w:rPr>
-          <w:rFonts w:ascii="Consolas" w:hAnsi="Consolas" w:cs="Courier New"/>
-          <w:color w:val="666600"/>
-          <w:sz w:val="17"/>
-          <w:szCs w:val="17"/>
-        </w:rPr>
-        <w:t>/</w:t>
+        <w:t>&lt;/</w:t>
       </w:r>
       <w:r>
         <w:rPr>
@@ -12846,17 +11383,7 @@
           <w:sz w:val="17"/>
           <w:szCs w:val="17"/>
         </w:rPr>
-        <w:t xml:space="preserve">        </w:t>
-      </w:r>
-      <w:proofErr w:type="gramStart"/>
-      <w:r>
-        <w:rPr>
-          <w:rFonts w:ascii="Consolas" w:hAnsi="Consolas" w:cs="Courier New"/>
-          <w:color w:val="000000"/>
-          <w:sz w:val="17"/>
-          <w:szCs w:val="17"/>
-        </w:rPr>
-        <w:t xml:space="preserve">  </w:t>
+        <w:t xml:space="preserve">          </w:t>
       </w:r>
       <w:r>
         <w:rPr>
@@ -12865,17 +11392,7 @@
           <w:sz w:val="17"/>
           <w:szCs w:val="17"/>
         </w:rPr>
-        <w:t>)</w:t>
-      </w:r>
-      <w:proofErr w:type="gramEnd"/>
-      <w:r>
-        <w:rPr>
-          <w:rFonts w:ascii="Consolas" w:hAnsi="Consolas" w:cs="Courier New"/>
-          <w:color w:val="666600"/>
-          <w:sz w:val="17"/>
-          <w:szCs w:val="17"/>
-        </w:rPr>
-        <w:t>}</w:t>
+        <w:t>)}</w:t>
       </w:r>
     </w:p>
     <w:p>
@@ -12928,17 +11445,7 @@
           <w:sz w:val="17"/>
           <w:szCs w:val="17"/>
         </w:rPr>
-        <w:t xml:space="preserve">     </w:t>
-      </w:r>
-      <w:proofErr w:type="gramStart"/>
-      <w:r>
-        <w:rPr>
-          <w:rFonts w:ascii="Consolas" w:hAnsi="Consolas" w:cs="Courier New"/>
-          <w:color w:val="000000"/>
-          <w:sz w:val="17"/>
-          <w:szCs w:val="17"/>
-        </w:rPr>
-        <w:t xml:space="preserve">   </w:t>
+        <w:t xml:space="preserve">        </w:t>
       </w:r>
       <w:r>
         <w:rPr>
@@ -12947,17 +11454,7 @@
           <w:sz w:val="17"/>
           <w:szCs w:val="17"/>
         </w:rPr>
-        <w:t>&lt;</w:t>
-      </w:r>
-      <w:proofErr w:type="gramEnd"/>
-      <w:r>
-        <w:rPr>
-          <w:rFonts w:ascii="Consolas" w:hAnsi="Consolas" w:cs="Courier New"/>
-          <w:color w:val="666600"/>
-          <w:sz w:val="17"/>
-          <w:szCs w:val="17"/>
-        </w:rPr>
-        <w:t>/</w:t>
+        <w:t>&lt;/</w:t>
       </w:r>
       <w:r>
         <w:rPr>
@@ -13028,17 +11525,7 @@
           <w:sz w:val="17"/>
           <w:szCs w:val="17"/>
         </w:rPr>
-        <w:t xml:space="preserve">    </w:t>
-      </w:r>
-      <w:proofErr w:type="gramStart"/>
-      <w:r>
-        <w:rPr>
-          <w:rFonts w:ascii="Consolas" w:hAnsi="Consolas" w:cs="Courier New"/>
-          <w:color w:val="000000"/>
-          <w:sz w:val="17"/>
-          <w:szCs w:val="17"/>
-        </w:rPr>
-        <w:t xml:space="preserve">  </w:t>
+        <w:t xml:space="preserve">      </w:t>
       </w:r>
       <w:r>
         <w:rPr>
@@ -13047,17 +11534,7 @@
           <w:sz w:val="17"/>
           <w:szCs w:val="17"/>
         </w:rPr>
-        <w:t>)</w:t>
-      </w:r>
-      <w:proofErr w:type="gramEnd"/>
-      <w:r>
-        <w:rPr>
-          <w:rFonts w:ascii="Consolas" w:hAnsi="Consolas" w:cs="Courier New"/>
-          <w:color w:val="666600"/>
-          <w:sz w:val="17"/>
-          <w:szCs w:val="17"/>
-        </w:rPr>
-        <w:t>)}</w:t>
+        <w:t>))}</w:t>
       </w:r>
     </w:p>
     <w:p>
@@ -13110,17 +11587,7 @@
           <w:sz w:val="17"/>
           <w:szCs w:val="17"/>
         </w:rPr>
-        <w:t xml:space="preserve"> </w:t>
-      </w:r>
-      <w:proofErr w:type="gramStart"/>
-      <w:r>
-        <w:rPr>
-          <w:rFonts w:ascii="Consolas" w:hAnsi="Consolas" w:cs="Courier New"/>
-          <w:color w:val="000000"/>
-          <w:sz w:val="17"/>
-          <w:szCs w:val="17"/>
-        </w:rPr>
-        <w:t xml:space="preserve">   </w:t>
+        <w:t xml:space="preserve">    </w:t>
       </w:r>
       <w:r>
         <w:rPr>
@@ -13129,17 +11596,7 @@
           <w:sz w:val="17"/>
           <w:szCs w:val="17"/>
         </w:rPr>
-        <w:t>&lt;</w:t>
-      </w:r>
-      <w:proofErr w:type="gramEnd"/>
-      <w:r>
-        <w:rPr>
-          <w:rFonts w:ascii="Consolas" w:hAnsi="Consolas" w:cs="Courier New"/>
-          <w:color w:val="666600"/>
-          <w:sz w:val="17"/>
-          <w:szCs w:val="17"/>
-        </w:rPr>
-        <w:t>/</w:t>
+        <w:t>&lt;/</w:t>
       </w:r>
       <w:r>
         <w:rPr>
@@ -13203,7 +11660,6 @@
         </w:rPr>
         <w:t xml:space="preserve">47. </w:t>
       </w:r>
-      <w:proofErr w:type="gramStart"/>
       <w:r>
         <w:rPr>
           <w:rFonts w:ascii="Consolas" w:hAnsi="Consolas" w:cs="Courier New"/>
@@ -13220,17 +11676,7 @@
           <w:sz w:val="17"/>
           <w:szCs w:val="17"/>
         </w:rPr>
-        <w:t>)</w:t>
-      </w:r>
-      <w:proofErr w:type="gramEnd"/>
-      <w:r>
-        <w:rPr>
-          <w:rFonts w:ascii="Consolas" w:hAnsi="Consolas" w:cs="Courier New"/>
-          <w:color w:val="666600"/>
-          <w:sz w:val="17"/>
-          <w:szCs w:val="17"/>
-        </w:rPr>
-        <w:t>;</w:t>
+        <w:t>);</w:t>
       </w:r>
     </w:p>
     <w:p>
@@ -13268,7 +11714,6 @@
           <w:szCs w:val="17"/>
         </w:rPr>
       </w:pPr>
-      <w:proofErr w:type="gramStart"/>
       <w:r>
         <w:rPr>
           <w:rFonts w:ascii="Consolas" w:hAnsi="Consolas" w:cs="Courier New"/>
@@ -13284,17 +11729,7 @@
           <w:sz w:val="17"/>
           <w:szCs w:val="17"/>
         </w:rPr>
-        <w:t>}</w:t>
-      </w:r>
-      <w:proofErr w:type="gramEnd"/>
-      <w:r>
-        <w:rPr>
-          <w:rFonts w:ascii="Consolas" w:hAnsi="Consolas" w:cs="Courier New"/>
-          <w:color w:val="666600"/>
-          <w:sz w:val="17"/>
-          <w:szCs w:val="17"/>
-        </w:rPr>
-        <w:t>;</w:t>
+        <w:t>};</w:t>
       </w:r>
     </w:p>
     <w:p>
@@ -13385,14 +11820,12 @@
         </w:rPr>
         <w:t xml:space="preserve">Nejprve se spustí </w:t>
       </w:r>
-      <w:proofErr w:type="spellStart"/>
       <w:r>
         <w:rPr>
           <w:rFonts w:eastAsiaTheme="majorEastAsia" w:cstheme="minorHAnsi"/>
         </w:rPr>
         <w:t>useCourseData</w:t>
       </w:r>
-      <w:proofErr w:type="spellEnd"/>
       <w:r>
         <w:rPr>
           <w:rFonts w:eastAsiaTheme="majorEastAsia" w:cstheme="minorHAnsi"/>
@@ -13409,185 +11842,95 @@
         <w:rPr>
           <w:rFonts w:eastAsiaTheme="majorEastAsia" w:cstheme="minorHAnsi"/>
         </w:rPr>
-        <w:t xml:space="preserve"> že si komponenta zavolá o data z databáze. Data jsou volána z databáze pomocí </w:t>
-      </w:r>
-      <w:proofErr w:type="spellStart"/>
+        <w:t xml:space="preserve"> že si komponenta zavolá o data z databáze. Data jsou volána z databáze pomocí hooku. V hooku je pak samotné volání funkce, která si data vyžádá od databáze. Po získaní dat je aplikace pouze jen roztřídí</w:t>
+      </w:r>
       <w:r>
         <w:rPr>
           <w:rFonts w:eastAsiaTheme="majorEastAsia" w:cstheme="minorHAnsi"/>
         </w:rPr>
-        <w:t>hooku</w:t>
-      </w:r>
-      <w:proofErr w:type="spellEnd"/>
+        <w:t xml:space="preserve">, </w:t>
+      </w:r>
       <w:r>
         <w:rPr>
           <w:rFonts w:eastAsiaTheme="majorEastAsia" w:cstheme="minorHAnsi"/>
         </w:rPr>
-        <w:t>. V </w:t>
-      </w:r>
-      <w:proofErr w:type="spellStart"/>
+        <w:t>a to mezi kapitoly a lekce</w:t>
+      </w:r>
       <w:r>
         <w:rPr>
           <w:rFonts w:eastAsiaTheme="majorEastAsia" w:cstheme="minorHAnsi"/>
         </w:rPr>
-        <w:t>hooku</w:t>
-      </w:r>
-      <w:proofErr w:type="spellEnd"/>
+        <w:t xml:space="preserve">. Roztřízení </w:t>
+      </w:r>
       <w:r>
         <w:rPr>
           <w:rFonts w:eastAsiaTheme="majorEastAsia" w:cstheme="minorHAnsi"/>
         </w:rPr>
-        <w:t xml:space="preserve"> je pak samotné volání funkce, která si data vyžádá od databáze. Po získaní dat je aplikace pouze jen roztřídí</w:t>
+        <w:t>nám zařizují smyčky</w:t>
       </w:r>
       <w:r>
         <w:rPr>
           <w:rFonts w:eastAsiaTheme="majorEastAsia" w:cstheme="minorHAnsi"/>
         </w:rPr>
+        <w:t>,</w:t>
+      </w:r>
+      <w:r>
+        <w:rPr>
+          <w:rFonts w:eastAsiaTheme="majorEastAsia" w:cstheme="minorHAnsi"/>
+        </w:rPr>
+        <w:t xml:space="preserve"> kde používáme funkci .map().</w:t>
+      </w:r>
+      <w:r>
+        <w:rPr>
+          <w:rFonts w:eastAsiaTheme="majorEastAsia" w:cstheme="minorHAnsi"/>
+        </w:rPr>
+        <w:t xml:space="preserve"> Následně zde máme </w:t>
+      </w:r>
+      <w:r>
+        <w:rPr>
+          <w:rFonts w:eastAsiaTheme="majorEastAsia" w:cstheme="minorHAnsi"/>
+        </w:rPr>
+        <w:t>expandedChapter</w:t>
+      </w:r>
+      <w:r>
+        <w:rPr>
+          <w:rFonts w:eastAsiaTheme="majorEastAsia" w:cstheme="minorHAnsi"/>
+        </w:rPr>
+        <w:t>, tato část kódu nám zařizuje, že uživatel vidí lekce pouze u rozkliknuté kapitoly, proto pak učící materiály vypadají organizovaněji.</w:t>
+      </w:r>
+    </w:p>
+    <w:p>
+      <w:pPr>
+        <w:rPr>
+          <w:rFonts w:eastAsiaTheme="majorEastAsia" w:cstheme="minorHAnsi"/>
+        </w:rPr>
+      </w:pPr>
+    </w:p>
+    <w:p>
+      <w:pPr>
+        <w:pStyle w:val="Nadpis3"/>
+      </w:pPr>
+      <w:bookmarkStart w:id="64" w:name="_Toc223077603"/>
+      <w:r>
+        <w:t>Směrování v aplikaci</w:t>
+      </w:r>
+      <w:bookmarkEnd w:id="64"/>
+    </w:p>
+    <w:p>
+      <w:r>
+        <w:t>Jelikož každý předmět vytváříme z univerzální komponenty, nemůže mít předem určené routy pro dané předměty. Proto používáme v komponentě App.jsx, která slouží pro směrování, dvojtečky. Dvojtečky nám značí</w:t>
+      </w:r>
+      <w:r>
         <w:t xml:space="preserve">, </w:t>
       </w:r>
       <w:r>
-        <w:rPr>
-          <w:rFonts w:eastAsiaTheme="majorEastAsia" w:cstheme="minorHAnsi"/>
-        </w:rPr>
-        <w:t>a to mezi kapitoly a lekce</w:t>
-      </w:r>
-      <w:r>
-        <w:rPr>
-          <w:rFonts w:eastAsiaTheme="majorEastAsia" w:cstheme="minorHAnsi"/>
-        </w:rPr>
-        <w:t xml:space="preserve">. Roztřízení </w:t>
-      </w:r>
-      <w:r>
-        <w:rPr>
-          <w:rFonts w:eastAsiaTheme="majorEastAsia" w:cstheme="minorHAnsi"/>
-        </w:rPr>
-        <w:t>nám zařizují smyčky</w:t>
-      </w:r>
-      <w:r>
-        <w:rPr>
-          <w:rFonts w:eastAsiaTheme="majorEastAsia" w:cstheme="minorHAnsi"/>
-        </w:rPr>
-        <w:t>,</w:t>
-      </w:r>
-      <w:r>
-        <w:rPr>
-          <w:rFonts w:eastAsiaTheme="majorEastAsia" w:cstheme="minorHAnsi"/>
-        </w:rPr>
-        <w:t xml:space="preserve"> kde používáme </w:t>
-      </w:r>
-      <w:proofErr w:type="gramStart"/>
-      <w:r>
-        <w:rPr>
-          <w:rFonts w:eastAsiaTheme="majorEastAsia" w:cstheme="minorHAnsi"/>
-        </w:rPr>
-        <w:t>funkci .map</w:t>
-      </w:r>
-      <w:proofErr w:type="gramEnd"/>
-      <w:r>
-        <w:rPr>
-          <w:rFonts w:eastAsiaTheme="majorEastAsia" w:cstheme="minorHAnsi"/>
-        </w:rPr>
-        <w:t>().</w:t>
-      </w:r>
-      <w:r>
-        <w:rPr>
-          <w:rFonts w:eastAsiaTheme="majorEastAsia" w:cstheme="minorHAnsi"/>
-        </w:rPr>
-        <w:t xml:space="preserve"> Následně zde máme </w:t>
-      </w:r>
-      <w:proofErr w:type="spellStart"/>
-      <w:r>
-        <w:rPr>
-          <w:rFonts w:eastAsiaTheme="majorEastAsia" w:cstheme="minorHAnsi"/>
-        </w:rPr>
-        <w:t>expandedChapter</w:t>
-      </w:r>
-      <w:proofErr w:type="spellEnd"/>
-      <w:r>
-        <w:rPr>
-          <w:rFonts w:eastAsiaTheme="majorEastAsia" w:cstheme="minorHAnsi"/>
-        </w:rPr>
-        <w:t xml:space="preserve">, tato část kódu nám zařizuje, že uživatel vidí lekce pouze u </w:t>
-      </w:r>
-      <w:proofErr w:type="spellStart"/>
-      <w:r>
-        <w:rPr>
-          <w:rFonts w:eastAsiaTheme="majorEastAsia" w:cstheme="minorHAnsi"/>
-        </w:rPr>
-        <w:t>rozkliknuté</w:t>
-      </w:r>
-      <w:proofErr w:type="spellEnd"/>
-      <w:r>
-        <w:rPr>
-          <w:rFonts w:eastAsiaTheme="majorEastAsia" w:cstheme="minorHAnsi"/>
-        </w:rPr>
-        <w:t xml:space="preserve"> kapitoly, proto pak učící materiály vypadají organizovaněji.</w:t>
-      </w:r>
-    </w:p>
-    <w:p>
-      <w:pPr>
-        <w:rPr>
-          <w:rFonts w:eastAsiaTheme="majorEastAsia" w:cstheme="minorHAnsi"/>
-        </w:rPr>
-      </w:pPr>
-    </w:p>
-    <w:p>
-      <w:pPr>
-        <w:pStyle w:val="Nadpis3"/>
-      </w:pPr>
-      <w:bookmarkStart w:id="64" w:name="_Toc223077603"/>
-      <w:r>
-        <w:t>Směrování v aplikaci</w:t>
-      </w:r>
-      <w:bookmarkEnd w:id="64"/>
-    </w:p>
-    <w:p>
-      <w:r>
-        <w:t xml:space="preserve">Jelikož každý předmět vytváříme z univerzální komponenty, nemůže mít předem určené routy pro dané předměty. Proto používáme v komponentě </w:t>
-      </w:r>
-      <w:proofErr w:type="spellStart"/>
-      <w:r>
-        <w:t>App.jsx</w:t>
-      </w:r>
-      <w:proofErr w:type="spellEnd"/>
-      <w:r>
-        <w:t>, která slouží pro směrování, dvojtečky. Dvojtečky nám značí</w:t>
-      </w:r>
-      <w:r>
-        <w:t xml:space="preserve">, </w:t>
-      </w:r>
-      <w:r>
         <w:t xml:space="preserve">že danou adresu můžeme použít jako proměnou. Např. když uživatel půjde na adresu </w:t>
       </w:r>
       <w:r>
-        <w:t>/kurz/fyzika/</w:t>
-      </w:r>
-      <w:proofErr w:type="spellStart"/>
-      <w:r>
-        <w:t>zakladn</w:t>
-      </w:r>
-      <w:r>
-        <w:t>i</w:t>
-      </w:r>
-      <w:proofErr w:type="spellEnd"/>
-      <w:r>
-        <w:t xml:space="preserve">, tak </w:t>
-      </w:r>
-      <w:proofErr w:type="spellStart"/>
-      <w:r>
-        <w:t>react</w:t>
-      </w:r>
-      <w:proofErr w:type="spellEnd"/>
-      <w:r>
-        <w:t xml:space="preserve"> automaticky vezme hodnoty „fyzika“ a „</w:t>
-      </w:r>
-      <w:proofErr w:type="spellStart"/>
-      <w:r>
-        <w:t>zakladni</w:t>
-      </w:r>
-      <w:proofErr w:type="spellEnd"/>
-      <w:r>
-        <w:t>“ a ty jsou pak předány komponentě pro vykreslování kurzu.</w:t>
+        <w:t>/kurz/fyzika/zakladn</w:t>
+      </w:r>
+      <w:r>
+        <w:t>i, tak react automaticky vezme hodnoty „fyzika“ a „zakladni“ a ty jsou pak předány komponentě pro vykreslování kurzu.</w:t>
       </w:r>
     </w:p>
     <w:p>
@@ -13640,27 +11983,7 @@
           <w:sz w:val="17"/>
           <w:szCs w:val="17"/>
         </w:rPr>
-        <w:t xml:space="preserve">// </w:t>
-      </w:r>
-      <w:proofErr w:type="spellStart"/>
-      <w:r>
-        <w:rPr>
-          <w:rFonts w:ascii="Consolas" w:hAnsi="Consolas" w:cs="Courier New"/>
-          <w:color w:val="880000"/>
-          <w:sz w:val="17"/>
-          <w:szCs w:val="17"/>
-        </w:rPr>
-        <w:t>App.jsx</w:t>
-      </w:r>
-      <w:proofErr w:type="spellEnd"/>
-      <w:r>
-        <w:rPr>
-          <w:rFonts w:ascii="Consolas" w:hAnsi="Consolas" w:cs="Courier New"/>
-          <w:color w:val="880000"/>
-          <w:sz w:val="17"/>
-          <w:szCs w:val="17"/>
-        </w:rPr>
-        <w:t xml:space="preserve"> - Definice cest</w:t>
+        <w:t>// App.jsx - Definice cest</w:t>
       </w:r>
     </w:p>
     <w:p>
@@ -13724,7 +12047,6 @@
         </w:rPr>
         <w:t xml:space="preserve"> </w:t>
       </w:r>
-      <w:proofErr w:type="gramStart"/>
       <w:r>
         <w:rPr>
           <w:rFonts w:ascii="Consolas" w:hAnsi="Consolas" w:cs="Courier New"/>
@@ -13743,7 +12065,6 @@
         </w:rPr>
         <w:t xml:space="preserve"> </w:t>
       </w:r>
-      <w:proofErr w:type="spellStart"/>
       <w:r>
         <w:rPr>
           <w:rFonts w:ascii="Consolas" w:hAnsi="Consolas" w:cs="Courier New"/>
@@ -13753,8 +12074,6 @@
         </w:rPr>
         <w:t>Routes</w:t>
       </w:r>
-      <w:proofErr w:type="spellEnd"/>
-      <w:proofErr w:type="gramEnd"/>
       <w:r>
         <w:rPr>
           <w:rFonts w:ascii="Consolas" w:hAnsi="Consolas" w:cs="Courier New"/>
@@ -13773,7 +12092,6 @@
         </w:rPr>
         <w:t xml:space="preserve"> </w:t>
       </w:r>
-      <w:proofErr w:type="gramStart"/>
       <w:r>
         <w:rPr>
           <w:rFonts w:ascii="Consolas" w:hAnsi="Consolas" w:cs="Courier New"/>
@@ -13801,7 +12119,6 @@
         </w:rPr>
         <w:t>}</w:t>
       </w:r>
-      <w:proofErr w:type="gramEnd"/>
       <w:r>
         <w:rPr>
           <w:rFonts w:ascii="Consolas" w:hAnsi="Consolas" w:cs="Courier New"/>
@@ -13811,7 +12128,6 @@
         </w:rPr>
         <w:t xml:space="preserve"> </w:t>
       </w:r>
-      <w:proofErr w:type="spellStart"/>
       <w:r>
         <w:rPr>
           <w:rFonts w:ascii="Consolas" w:hAnsi="Consolas" w:cs="Courier New"/>
@@ -13821,7 +12137,6 @@
         </w:rPr>
         <w:t>from</w:t>
       </w:r>
-      <w:proofErr w:type="spellEnd"/>
       <w:r>
         <w:rPr>
           <w:rFonts w:ascii="Consolas" w:hAnsi="Consolas" w:cs="Courier New"/>
@@ -13838,27 +12153,7 @@
           <w:sz w:val="17"/>
           <w:szCs w:val="17"/>
         </w:rPr>
-        <w:t>'</w:t>
-      </w:r>
-      <w:proofErr w:type="spellStart"/>
-      <w:r>
-        <w:rPr>
-          <w:rFonts w:ascii="Consolas" w:hAnsi="Consolas" w:cs="Courier New"/>
-          <w:color w:val="008800"/>
-          <w:sz w:val="17"/>
-          <w:szCs w:val="17"/>
-        </w:rPr>
-        <w:t>react</w:t>
-      </w:r>
-      <w:proofErr w:type="spellEnd"/>
-      <w:r>
-        <w:rPr>
-          <w:rFonts w:ascii="Consolas" w:hAnsi="Consolas" w:cs="Courier New"/>
-          <w:color w:val="008800"/>
-          <w:sz w:val="17"/>
-          <w:szCs w:val="17"/>
-        </w:rPr>
-        <w:t>-router-dom'</w:t>
+        <w:t>'react-router-dom'</w:t>
       </w:r>
       <w:r>
         <w:rPr>
@@ -13931,7 +12226,6 @@
         </w:rPr>
         <w:t xml:space="preserve"> </w:t>
       </w:r>
-      <w:proofErr w:type="spellStart"/>
       <w:r>
         <w:rPr>
           <w:rFonts w:ascii="Consolas" w:hAnsi="Consolas" w:cs="Courier New"/>
@@ -13941,7 +12235,6 @@
         </w:rPr>
         <w:t>UniversalCoursePage</w:t>
       </w:r>
-      <w:proofErr w:type="spellEnd"/>
       <w:r>
         <w:rPr>
           <w:rFonts w:ascii="Consolas" w:hAnsi="Consolas" w:cs="Courier New"/>
@@ -13951,7 +12244,6 @@
         </w:rPr>
         <w:t xml:space="preserve"> </w:t>
       </w:r>
-      <w:proofErr w:type="spellStart"/>
       <w:r>
         <w:rPr>
           <w:rFonts w:ascii="Consolas" w:hAnsi="Consolas" w:cs="Courier New"/>
@@ -13961,7 +12253,6 @@
         </w:rPr>
         <w:t>from</w:t>
       </w:r>
-      <w:proofErr w:type="spellEnd"/>
       <w:r>
         <w:rPr>
           <w:rFonts w:ascii="Consolas" w:hAnsi="Consolas" w:cs="Courier New"/>
@@ -13971,7 +12262,6 @@
         </w:rPr>
         <w:t xml:space="preserve"> </w:t>
       </w:r>
-      <w:proofErr w:type="gramStart"/>
       <w:r>
         <w:rPr>
           <w:rFonts w:ascii="Consolas" w:hAnsi="Consolas" w:cs="Courier New"/>
@@ -13979,48 +12269,7 @@
           <w:sz w:val="17"/>
           <w:szCs w:val="17"/>
         </w:rPr>
-        <w:t>'./</w:t>
-      </w:r>
-      <w:proofErr w:type="spellStart"/>
-      <w:proofErr w:type="gramEnd"/>
-      <w:r>
-        <w:rPr>
-          <w:rFonts w:ascii="Consolas" w:hAnsi="Consolas" w:cs="Courier New"/>
-          <w:color w:val="008800"/>
-          <w:sz w:val="17"/>
-          <w:szCs w:val="17"/>
-        </w:rPr>
-        <w:t>pages</w:t>
-      </w:r>
-      <w:proofErr w:type="spellEnd"/>
-      <w:r>
-        <w:rPr>
-          <w:rFonts w:ascii="Consolas" w:hAnsi="Consolas" w:cs="Courier New"/>
-          <w:color w:val="008800"/>
-          <w:sz w:val="17"/>
-          <w:szCs w:val="17"/>
-        </w:rPr>
-        <w:t>/</w:t>
-      </w:r>
-      <w:proofErr w:type="spellStart"/>
-      <w:r>
-        <w:rPr>
-          <w:rFonts w:ascii="Consolas" w:hAnsi="Consolas" w:cs="Courier New"/>
-          <w:color w:val="008800"/>
-          <w:sz w:val="17"/>
-          <w:szCs w:val="17"/>
-        </w:rPr>
-        <w:t>UniversalCoursePage</w:t>
-      </w:r>
-      <w:proofErr w:type="spellEnd"/>
-      <w:r>
-        <w:rPr>
-          <w:rFonts w:ascii="Consolas" w:hAnsi="Consolas" w:cs="Courier New"/>
-          <w:color w:val="008800"/>
-          <w:sz w:val="17"/>
-          <w:szCs w:val="17"/>
-        </w:rPr>
-        <w:t>'</w:t>
+        <w:t>'./pages/UniversalCoursePage'</w:t>
       </w:r>
       <w:r>
         <w:rPr>
@@ -14128,7 +12377,6 @@
         </w:rPr>
         <w:t xml:space="preserve"> 5. </w:t>
       </w:r>
-      <w:proofErr w:type="spellStart"/>
       <w:r>
         <w:rPr>
           <w:rFonts w:ascii="Consolas" w:hAnsi="Consolas" w:cs="Courier New"/>
@@ -14138,7 +12386,6 @@
         </w:rPr>
         <w:t>function</w:t>
       </w:r>
-      <w:proofErr w:type="spellEnd"/>
       <w:r>
         <w:rPr>
           <w:rFonts w:ascii="Consolas" w:hAnsi="Consolas" w:cs="Courier New"/>
@@ -14148,8 +12395,6 @@
         </w:rPr>
         <w:t xml:space="preserve"> </w:t>
       </w:r>
-      <w:proofErr w:type="spellStart"/>
-      <w:proofErr w:type="gramStart"/>
       <w:r>
         <w:rPr>
           <w:rFonts w:ascii="Consolas" w:hAnsi="Consolas" w:cs="Courier New"/>
@@ -14159,7 +12404,6 @@
         </w:rPr>
         <w:t>App</w:t>
       </w:r>
-      <w:proofErr w:type="spellEnd"/>
       <w:r>
         <w:rPr>
           <w:rFonts w:ascii="Consolas" w:hAnsi="Consolas" w:cs="Courier New"/>
@@ -14167,17 +12411,7 @@
           <w:sz w:val="17"/>
           <w:szCs w:val="17"/>
         </w:rPr>
-        <w:t>(</w:t>
-      </w:r>
-      <w:proofErr w:type="gramEnd"/>
-      <w:r>
-        <w:rPr>
-          <w:rFonts w:ascii="Consolas" w:hAnsi="Consolas" w:cs="Courier New"/>
-          <w:color w:val="666600"/>
-          <w:sz w:val="17"/>
-          <w:szCs w:val="17"/>
-        </w:rPr>
-        <w:t>)</w:t>
+        <w:t>()</w:t>
       </w:r>
       <w:r>
         <w:rPr>
@@ -14328,17 +12562,7 @@
           <w:sz w:val="17"/>
           <w:szCs w:val="17"/>
         </w:rPr>
-        <w:t xml:space="preserve"> </w:t>
-      </w:r>
-      <w:proofErr w:type="gramStart"/>
-      <w:r>
-        <w:rPr>
-          <w:rFonts w:ascii="Consolas" w:hAnsi="Consolas" w:cs="Courier New"/>
-          <w:color w:val="000000"/>
-          <w:sz w:val="17"/>
-          <w:szCs w:val="17"/>
-        </w:rPr>
-        <w:t xml:space="preserve">   </w:t>
+        <w:t xml:space="preserve">    </w:t>
       </w:r>
       <w:r>
         <w:rPr>
@@ -14349,8 +12573,6 @@
         </w:rPr>
         <w:t>&lt;</w:t>
       </w:r>
-      <w:proofErr w:type="spellStart"/>
-      <w:proofErr w:type="gramEnd"/>
       <w:r>
         <w:rPr>
           <w:rFonts w:ascii="Consolas" w:hAnsi="Consolas" w:cs="Courier New"/>
@@ -14360,7 +12582,6 @@
         </w:rPr>
         <w:t>Routes</w:t>
       </w:r>
-      <w:proofErr w:type="spellEnd"/>
       <w:r>
         <w:rPr>
           <w:rFonts w:ascii="Consolas" w:hAnsi="Consolas" w:cs="Courier New"/>
@@ -14421,17 +12642,7 @@
           <w:sz w:val="17"/>
           <w:szCs w:val="17"/>
         </w:rPr>
-        <w:t xml:space="preserve">   </w:t>
-      </w:r>
-      <w:proofErr w:type="gramStart"/>
-      <w:r>
-        <w:rPr>
-          <w:rFonts w:ascii="Consolas" w:hAnsi="Consolas" w:cs="Courier New"/>
-          <w:color w:val="000000"/>
-          <w:sz w:val="17"/>
-          <w:szCs w:val="17"/>
-        </w:rPr>
-        <w:t xml:space="preserve">   </w:t>
+        <w:t xml:space="preserve">      </w:t>
       </w:r>
       <w:r>
         <w:rPr>
@@ -14442,7 +12653,6 @@
         </w:rPr>
         <w:t>{</w:t>
       </w:r>
-      <w:proofErr w:type="gramEnd"/>
       <w:r>
         <w:rPr>
           <w:rFonts w:ascii="Consolas" w:hAnsi="Consolas" w:cs="Courier New"/>
@@ -14512,17 +12722,7 @@
           <w:sz w:val="17"/>
           <w:szCs w:val="17"/>
         </w:rPr>
-        <w:t xml:space="preserve">   </w:t>
-      </w:r>
-      <w:proofErr w:type="gramStart"/>
-      <w:r>
-        <w:rPr>
-          <w:rFonts w:ascii="Consolas" w:hAnsi="Consolas" w:cs="Courier New"/>
-          <w:color w:val="000000"/>
-          <w:sz w:val="17"/>
-          <w:szCs w:val="17"/>
-        </w:rPr>
-        <w:t xml:space="preserve">   </w:t>
+        <w:t xml:space="preserve">      </w:t>
       </w:r>
       <w:r>
         <w:rPr>
@@ -14533,7 +12733,6 @@
         </w:rPr>
         <w:t>&lt;</w:t>
       </w:r>
-      <w:proofErr w:type="gramEnd"/>
       <w:r>
         <w:rPr>
           <w:rFonts w:ascii="Consolas" w:hAnsi="Consolas" w:cs="Courier New"/>
@@ -14550,19 +12749,8 @@
           <w:sz w:val="17"/>
           <w:szCs w:val="17"/>
         </w:rPr>
-        <w:t xml:space="preserve"> </w:t>
-      </w:r>
-      <w:proofErr w:type="spellStart"/>
-      <w:r>
-        <w:rPr>
-          <w:rFonts w:ascii="Consolas" w:hAnsi="Consolas" w:cs="Courier New"/>
-          <w:color w:val="000000"/>
-          <w:sz w:val="17"/>
-          <w:szCs w:val="17"/>
-        </w:rPr>
-        <w:t>path</w:t>
-      </w:r>
-      <w:proofErr w:type="spellEnd"/>
+        <w:t xml:space="preserve"> path</w:t>
+      </w:r>
       <w:r>
         <w:rPr>
           <w:rFonts w:ascii="Consolas" w:hAnsi="Consolas" w:cs="Courier New"/>
@@ -14590,7 +12778,6 @@
         </w:rPr>
         <w:t xml:space="preserve"> element</w:t>
       </w:r>
-      <w:proofErr w:type="gramStart"/>
       <w:r>
         <w:rPr>
           <w:rFonts w:ascii="Consolas" w:hAnsi="Consolas" w:cs="Courier New"/>
@@ -14598,19 +12785,8 @@
           <w:sz w:val="17"/>
           <w:szCs w:val="17"/>
         </w:rPr>
-        <w:t>={</w:t>
-      </w:r>
-      <w:proofErr w:type="gramEnd"/>
-      <w:r>
-        <w:rPr>
-          <w:rFonts w:ascii="Consolas" w:hAnsi="Consolas" w:cs="Courier New"/>
-          <w:color w:val="666600"/>
-          <w:sz w:val="17"/>
-          <w:szCs w:val="17"/>
-        </w:rPr>
-        <w:t>&lt;</w:t>
-      </w:r>
-      <w:proofErr w:type="spellStart"/>
+        <w:t>={&lt;</w:t>
+      </w:r>
       <w:r>
         <w:rPr>
           <w:rFonts w:ascii="Consolas" w:hAnsi="Consolas" w:cs="Courier New"/>
@@ -14620,7 +12796,6 @@
         </w:rPr>
         <w:t>Home</w:t>
       </w:r>
-      <w:proofErr w:type="spellEnd"/>
       <w:r>
         <w:rPr>
           <w:rFonts w:ascii="Consolas" w:hAnsi="Consolas" w:cs="Courier New"/>
@@ -14761,17 +12936,7 @@
           <w:sz w:val="17"/>
           <w:szCs w:val="17"/>
         </w:rPr>
-        <w:t xml:space="preserve">   </w:t>
-      </w:r>
-      <w:proofErr w:type="gramStart"/>
-      <w:r>
-        <w:rPr>
-          <w:rFonts w:ascii="Consolas" w:hAnsi="Consolas" w:cs="Courier New"/>
-          <w:color w:val="000000"/>
-          <w:sz w:val="17"/>
-          <w:szCs w:val="17"/>
-        </w:rPr>
-        <w:t xml:space="preserve">   </w:t>
+        <w:t xml:space="preserve">      </w:t>
       </w:r>
       <w:r>
         <w:rPr>
@@ -14782,7 +12947,6 @@
         </w:rPr>
         <w:t>{</w:t>
       </w:r>
-      <w:proofErr w:type="gramEnd"/>
       <w:r>
         <w:rPr>
           <w:rFonts w:ascii="Consolas" w:hAnsi="Consolas" w:cs="Courier New"/>
@@ -14949,27 +13113,7 @@
           <w:sz w:val="17"/>
           <w:szCs w:val="17"/>
         </w:rPr>
-        <w:t xml:space="preserve">         URL "/kurz/matematika/</w:t>
-      </w:r>
-      <w:proofErr w:type="spellStart"/>
-      <w:r>
-        <w:rPr>
-          <w:rFonts w:ascii="Consolas" w:hAnsi="Consolas" w:cs="Courier New"/>
-          <w:color w:val="880000"/>
-          <w:sz w:val="17"/>
-          <w:szCs w:val="17"/>
-        </w:rPr>
-        <w:t>stredni</w:t>
-      </w:r>
-      <w:proofErr w:type="spellEnd"/>
-      <w:r>
-        <w:rPr>
-          <w:rFonts w:ascii="Consolas" w:hAnsi="Consolas" w:cs="Courier New"/>
-          <w:color w:val="880000"/>
-          <w:sz w:val="17"/>
-          <w:szCs w:val="17"/>
-        </w:rPr>
-        <w:t>" se rozloží na:</w:t>
+        <w:t xml:space="preserve">         URL "/kurz/matematika/stredni" se rozloží na:</w:t>
       </w:r>
     </w:p>
     <w:p>
@@ -15022,27 +13166,7 @@
           <w:sz w:val="17"/>
           <w:szCs w:val="17"/>
         </w:rPr>
-        <w:t xml:space="preserve">         </w:t>
-      </w:r>
-      <w:proofErr w:type="spellStart"/>
-      <w:r>
-        <w:rPr>
-          <w:rFonts w:ascii="Consolas" w:hAnsi="Consolas" w:cs="Courier New"/>
-          <w:color w:val="880000"/>
-          <w:sz w:val="17"/>
-          <w:szCs w:val="17"/>
-        </w:rPr>
-        <w:t>subjectId</w:t>
-      </w:r>
-      <w:proofErr w:type="spellEnd"/>
-      <w:r>
-        <w:rPr>
-          <w:rFonts w:ascii="Consolas" w:hAnsi="Consolas" w:cs="Courier New"/>
-          <w:color w:val="880000"/>
-          <w:sz w:val="17"/>
-          <w:szCs w:val="17"/>
-        </w:rPr>
-        <w:t xml:space="preserve"> = "matematika"</w:t>
+        <w:t xml:space="preserve">         subjectId = "matematika"</w:t>
       </w:r>
     </w:p>
     <w:p>
@@ -15095,47 +13219,7 @@
           <w:sz w:val="17"/>
           <w:szCs w:val="17"/>
         </w:rPr>
-        <w:t xml:space="preserve">         </w:t>
-      </w:r>
-      <w:proofErr w:type="spellStart"/>
-      <w:r>
-        <w:rPr>
-          <w:rFonts w:ascii="Consolas" w:hAnsi="Consolas" w:cs="Courier New"/>
-          <w:color w:val="880000"/>
-          <w:sz w:val="17"/>
-          <w:szCs w:val="17"/>
-        </w:rPr>
-        <w:t>levelId</w:t>
-      </w:r>
-      <w:proofErr w:type="spellEnd"/>
-      <w:r>
-        <w:rPr>
-          <w:rFonts w:ascii="Consolas" w:hAnsi="Consolas" w:cs="Courier New"/>
-          <w:color w:val="880000"/>
-          <w:sz w:val="17"/>
-          <w:szCs w:val="17"/>
-        </w:rPr>
-        <w:t xml:space="preserve"> = "</w:t>
-      </w:r>
-      <w:proofErr w:type="spellStart"/>
-      <w:r>
-        <w:rPr>
-          <w:rFonts w:ascii="Consolas" w:hAnsi="Consolas" w:cs="Courier New"/>
-          <w:color w:val="880000"/>
-          <w:sz w:val="17"/>
-          <w:szCs w:val="17"/>
-        </w:rPr>
-        <w:t>stredni</w:t>
-      </w:r>
-      <w:proofErr w:type="spellEnd"/>
-      <w:r>
-        <w:rPr>
-          <w:rFonts w:ascii="Consolas" w:hAnsi="Consolas" w:cs="Courier New"/>
-          <w:color w:val="880000"/>
-          <w:sz w:val="17"/>
-          <w:szCs w:val="17"/>
-        </w:rPr>
-        <w:t>"</w:t>
+        <w:t xml:space="preserve">         levelId = "stredni"</w:t>
       </w:r>
     </w:p>
     <w:p>
@@ -15250,17 +13334,7 @@
           <w:sz w:val="17"/>
           <w:szCs w:val="17"/>
         </w:rPr>
-        <w:t xml:space="preserve">   </w:t>
-      </w:r>
-      <w:proofErr w:type="gramStart"/>
-      <w:r>
-        <w:rPr>
-          <w:rFonts w:ascii="Consolas" w:hAnsi="Consolas" w:cs="Courier New"/>
-          <w:color w:val="000000"/>
-          <w:sz w:val="17"/>
-          <w:szCs w:val="17"/>
-        </w:rPr>
-        <w:t xml:space="preserve">   </w:t>
+        <w:t xml:space="preserve">      </w:t>
       </w:r>
       <w:r>
         <w:rPr>
@@ -15271,7 +13345,6 @@
         </w:rPr>
         <w:t>&lt;</w:t>
       </w:r>
-      <w:proofErr w:type="gramEnd"/>
       <w:r>
         <w:rPr>
           <w:rFonts w:ascii="Consolas" w:hAnsi="Consolas" w:cs="Courier New"/>
@@ -15341,19 +13414,8 @@
           <w:sz w:val="17"/>
           <w:szCs w:val="17"/>
         </w:rPr>
-        <w:t xml:space="preserve">        </w:t>
-      </w:r>
-      <w:proofErr w:type="spellStart"/>
-      <w:r>
-        <w:rPr>
-          <w:rFonts w:ascii="Consolas" w:hAnsi="Consolas" w:cs="Courier New"/>
-          <w:color w:val="000000"/>
-          <w:sz w:val="17"/>
-          <w:szCs w:val="17"/>
-        </w:rPr>
-        <w:t>path</w:t>
-      </w:r>
-      <w:proofErr w:type="spellEnd"/>
+        <w:t xml:space="preserve">        path</w:t>
+      </w:r>
       <w:r>
         <w:rPr>
           <w:rFonts w:ascii="Consolas" w:hAnsi="Consolas" w:cs="Courier New"/>
@@ -15370,58 +13432,7 @@
           <w:sz w:val="17"/>
           <w:szCs w:val="17"/>
         </w:rPr>
-        <w:t>"/kurz</w:t>
-      </w:r>
-      <w:proofErr w:type="gramStart"/>
-      <w:r>
-        <w:rPr>
-          <w:rFonts w:ascii="Consolas" w:hAnsi="Consolas" w:cs="Courier New"/>
-          <w:color w:val="008800"/>
-          <w:sz w:val="17"/>
-          <w:szCs w:val="17"/>
-        </w:rPr>
-        <w:t>/:</w:t>
-      </w:r>
-      <w:proofErr w:type="spellStart"/>
-      <w:r>
-        <w:rPr>
-          <w:rFonts w:ascii="Consolas" w:hAnsi="Consolas" w:cs="Courier New"/>
-          <w:color w:val="008800"/>
-          <w:sz w:val="17"/>
-          <w:szCs w:val="17"/>
-        </w:rPr>
-        <w:t>subjectId</w:t>
-      </w:r>
-      <w:proofErr w:type="spellEnd"/>
-      <w:r>
-        <w:rPr>
-          <w:rFonts w:ascii="Consolas" w:hAnsi="Consolas" w:cs="Courier New"/>
-          <w:color w:val="008800"/>
-          <w:sz w:val="17"/>
-          <w:szCs w:val="17"/>
-        </w:rPr>
-        <w:t>/:</w:t>
-      </w:r>
-      <w:proofErr w:type="spellStart"/>
-      <w:r>
-        <w:rPr>
-          <w:rFonts w:ascii="Consolas" w:hAnsi="Consolas" w:cs="Courier New"/>
-          <w:color w:val="008800"/>
-          <w:sz w:val="17"/>
-          <w:szCs w:val="17"/>
-        </w:rPr>
-        <w:t>levelId</w:t>
-      </w:r>
-      <w:proofErr w:type="spellEnd"/>
-      <w:proofErr w:type="gramEnd"/>
-      <w:r>
-        <w:rPr>
-          <w:rFonts w:ascii="Consolas" w:hAnsi="Consolas" w:cs="Courier New"/>
-          <w:color w:val="008800"/>
-          <w:sz w:val="17"/>
-          <w:szCs w:val="17"/>
-        </w:rPr>
-        <w:t>"</w:t>
+        <w:t>"/kurz/:subjectId/:levelId"</w:t>
       </w:r>
       <w:r>
         <w:rPr>
@@ -15486,7 +13497,6 @@
         </w:rPr>
         <w:t xml:space="preserve">        element</w:t>
       </w:r>
-      <w:proofErr w:type="gramStart"/>
       <w:r>
         <w:rPr>
           <w:rFonts w:ascii="Consolas" w:hAnsi="Consolas" w:cs="Courier New"/>
@@ -15494,19 +13504,8 @@
           <w:sz w:val="17"/>
           <w:szCs w:val="17"/>
         </w:rPr>
-        <w:t>={</w:t>
-      </w:r>
-      <w:proofErr w:type="gramEnd"/>
-      <w:r>
-        <w:rPr>
-          <w:rFonts w:ascii="Consolas" w:hAnsi="Consolas" w:cs="Courier New"/>
-          <w:color w:val="666600"/>
-          <w:sz w:val="17"/>
-          <w:szCs w:val="17"/>
-        </w:rPr>
-        <w:t>&lt;</w:t>
-      </w:r>
-      <w:proofErr w:type="spellStart"/>
+        <w:t>={&lt;</w:t>
+      </w:r>
       <w:r>
         <w:rPr>
           <w:rFonts w:ascii="Consolas" w:hAnsi="Consolas" w:cs="Courier New"/>
@@ -15516,7 +13515,6 @@
         </w:rPr>
         <w:t>UniversalCoursePage</w:t>
       </w:r>
-      <w:proofErr w:type="spellEnd"/>
       <w:r>
         <w:rPr>
           <w:rFonts w:ascii="Consolas" w:hAnsi="Consolas" w:cs="Courier New"/>
@@ -15710,17 +13708,7 @@
           <w:sz w:val="17"/>
           <w:szCs w:val="17"/>
         </w:rPr>
-        <w:t xml:space="preserve">   </w:t>
-      </w:r>
-      <w:proofErr w:type="gramStart"/>
-      <w:r>
-        <w:rPr>
-          <w:rFonts w:ascii="Consolas" w:hAnsi="Consolas" w:cs="Courier New"/>
-          <w:color w:val="000000"/>
-          <w:sz w:val="17"/>
-          <w:szCs w:val="17"/>
-        </w:rPr>
-        <w:t xml:space="preserve">   </w:t>
+        <w:t xml:space="preserve">      </w:t>
       </w:r>
       <w:r>
         <w:rPr>
@@ -15731,7 +13719,6 @@
         </w:rPr>
         <w:t>{</w:t>
       </w:r>
-      <w:proofErr w:type="gramEnd"/>
       <w:r>
         <w:rPr>
           <w:rFonts w:ascii="Consolas" w:hAnsi="Consolas" w:cs="Courier New"/>
@@ -15801,17 +13788,7 @@
           <w:sz w:val="17"/>
           <w:szCs w:val="17"/>
         </w:rPr>
-        <w:t xml:space="preserve">   </w:t>
-      </w:r>
-      <w:proofErr w:type="gramStart"/>
-      <w:r>
-        <w:rPr>
-          <w:rFonts w:ascii="Consolas" w:hAnsi="Consolas" w:cs="Courier New"/>
-          <w:color w:val="000000"/>
-          <w:sz w:val="17"/>
-          <w:szCs w:val="17"/>
-        </w:rPr>
-        <w:t xml:space="preserve">   </w:t>
+        <w:t xml:space="preserve">      </w:t>
       </w:r>
       <w:r>
         <w:rPr>
@@ -15822,7 +13799,6 @@
         </w:rPr>
         <w:t>&lt;</w:t>
       </w:r>
-      <w:proofErr w:type="gramEnd"/>
       <w:r>
         <w:rPr>
           <w:rFonts w:ascii="Consolas" w:hAnsi="Consolas" w:cs="Courier New"/>
@@ -15892,19 +13868,8 @@
           <w:sz w:val="17"/>
           <w:szCs w:val="17"/>
         </w:rPr>
-        <w:t xml:space="preserve">        </w:t>
-      </w:r>
-      <w:proofErr w:type="spellStart"/>
-      <w:r>
-        <w:rPr>
-          <w:rFonts w:ascii="Consolas" w:hAnsi="Consolas" w:cs="Courier New"/>
-          <w:color w:val="000000"/>
-          <w:sz w:val="17"/>
-          <w:szCs w:val="17"/>
-        </w:rPr>
-        <w:t>path</w:t>
-      </w:r>
-      <w:proofErr w:type="spellEnd"/>
+        <w:t xml:space="preserve">        path</w:t>
+      </w:r>
       <w:r>
         <w:rPr>
           <w:rFonts w:ascii="Consolas" w:hAnsi="Consolas" w:cs="Courier New"/>
@@ -15921,78 +13886,7 @@
           <w:sz w:val="17"/>
           <w:szCs w:val="17"/>
         </w:rPr>
-        <w:t>"/kurz</w:t>
-      </w:r>
-      <w:proofErr w:type="gramStart"/>
-      <w:r>
-        <w:rPr>
-          <w:rFonts w:ascii="Consolas" w:hAnsi="Consolas" w:cs="Courier New"/>
-          <w:color w:val="008800"/>
-          <w:sz w:val="17"/>
-          <w:szCs w:val="17"/>
-        </w:rPr>
-        <w:t>/:</w:t>
-      </w:r>
-      <w:proofErr w:type="spellStart"/>
-      <w:r>
-        <w:rPr>
-          <w:rFonts w:ascii="Consolas" w:hAnsi="Consolas" w:cs="Courier New"/>
-          <w:color w:val="008800"/>
-          <w:sz w:val="17"/>
-          <w:szCs w:val="17"/>
-        </w:rPr>
-        <w:t>subjectId</w:t>
-      </w:r>
-      <w:proofErr w:type="spellEnd"/>
-      <w:r>
-        <w:rPr>
-          <w:rFonts w:ascii="Consolas" w:hAnsi="Consolas" w:cs="Courier New"/>
-          <w:color w:val="008800"/>
-          <w:sz w:val="17"/>
-          <w:szCs w:val="17"/>
-        </w:rPr>
-        <w:t>/:</w:t>
-      </w:r>
-      <w:proofErr w:type="spellStart"/>
-      <w:r>
-        <w:rPr>
-          <w:rFonts w:ascii="Consolas" w:hAnsi="Consolas" w:cs="Courier New"/>
-          <w:color w:val="008800"/>
-          <w:sz w:val="17"/>
-          <w:szCs w:val="17"/>
-        </w:rPr>
-        <w:t>levelId</w:t>
-      </w:r>
-      <w:proofErr w:type="spellEnd"/>
-      <w:r>
-        <w:rPr>
-          <w:rFonts w:ascii="Consolas" w:hAnsi="Consolas" w:cs="Courier New"/>
-          <w:color w:val="008800"/>
-          <w:sz w:val="17"/>
-          <w:szCs w:val="17"/>
-        </w:rPr>
-        <w:t>/:</w:t>
-      </w:r>
-      <w:proofErr w:type="spellStart"/>
-      <w:r>
-        <w:rPr>
-          <w:rFonts w:ascii="Consolas" w:hAnsi="Consolas" w:cs="Courier New"/>
-          <w:color w:val="008800"/>
-          <w:sz w:val="17"/>
-          <w:szCs w:val="17"/>
-        </w:rPr>
-        <w:t>subLevel</w:t>
-      </w:r>
-      <w:proofErr w:type="spellEnd"/>
-      <w:proofErr w:type="gramEnd"/>
-      <w:r>
-        <w:rPr>
-          <w:rFonts w:ascii="Consolas" w:hAnsi="Consolas" w:cs="Courier New"/>
-          <w:color w:val="008800"/>
-          <w:sz w:val="17"/>
-          <w:szCs w:val="17"/>
-        </w:rPr>
-        <w:t>"</w:t>
+        <w:t>"/kurz/:subjectId/:levelId/:subLevel"</w:t>
       </w:r>
       <w:r>
         <w:rPr>
@@ -16056,7 +13950,6 @@
         </w:rPr>
         <w:t xml:space="preserve">        element</w:t>
       </w:r>
-      <w:proofErr w:type="gramStart"/>
       <w:r>
         <w:rPr>
           <w:rFonts w:ascii="Consolas" w:hAnsi="Consolas" w:cs="Courier New"/>
@@ -16064,19 +13957,8 @@
           <w:sz w:val="17"/>
           <w:szCs w:val="17"/>
         </w:rPr>
-        <w:t>={</w:t>
-      </w:r>
-      <w:proofErr w:type="gramEnd"/>
-      <w:r>
-        <w:rPr>
-          <w:rFonts w:ascii="Consolas" w:hAnsi="Consolas" w:cs="Courier New"/>
-          <w:color w:val="666600"/>
-          <w:sz w:val="17"/>
-          <w:szCs w:val="17"/>
-        </w:rPr>
-        <w:t>&lt;</w:t>
-      </w:r>
-      <w:proofErr w:type="spellStart"/>
+        <w:t>={&lt;</w:t>
+      </w:r>
       <w:r>
         <w:rPr>
           <w:rFonts w:ascii="Consolas" w:hAnsi="Consolas" w:cs="Courier New"/>
@@ -16086,7 +13968,6 @@
         </w:rPr>
         <w:t>UniversalCoursePage</w:t>
       </w:r>
-      <w:proofErr w:type="spellEnd"/>
       <w:r>
         <w:rPr>
           <w:rFonts w:ascii="Consolas" w:hAnsi="Consolas" w:cs="Courier New"/>
@@ -16227,17 +14108,7 @@
           <w:sz w:val="17"/>
           <w:szCs w:val="17"/>
         </w:rPr>
-        <w:t xml:space="preserve"> </w:t>
-      </w:r>
-      <w:proofErr w:type="gramStart"/>
-      <w:r>
-        <w:rPr>
-          <w:rFonts w:ascii="Consolas" w:hAnsi="Consolas" w:cs="Courier New"/>
-          <w:color w:val="000000"/>
-          <w:sz w:val="17"/>
-          <w:szCs w:val="17"/>
-        </w:rPr>
-        <w:t xml:space="preserve">   </w:t>
+        <w:t xml:space="preserve">    </w:t>
       </w:r>
       <w:r>
         <w:rPr>
@@ -16246,19 +14117,8 @@
           <w:sz w:val="17"/>
           <w:szCs w:val="17"/>
         </w:rPr>
-        <w:t>&lt;</w:t>
-      </w:r>
-      <w:proofErr w:type="gramEnd"/>
-      <w:r>
-        <w:rPr>
-          <w:rFonts w:ascii="Consolas" w:hAnsi="Consolas" w:cs="Courier New"/>
-          <w:color w:val="666600"/>
-          <w:sz w:val="17"/>
-          <w:szCs w:val="17"/>
-        </w:rPr>
-        <w:t>/</w:t>
-      </w:r>
-      <w:proofErr w:type="spellStart"/>
+        <w:t>&lt;/</w:t>
+      </w:r>
       <w:r>
         <w:rPr>
           <w:rFonts w:ascii="Consolas" w:hAnsi="Consolas" w:cs="Courier New"/>
@@ -16268,7 +14128,6 @@
         </w:rPr>
         <w:t>Routes</w:t>
       </w:r>
-      <w:proofErr w:type="spellEnd"/>
       <w:r>
         <w:rPr>
           <w:rFonts w:ascii="Consolas" w:hAnsi="Consolas" w:cs="Courier New"/>
@@ -16322,7 +14181,6 @@
         </w:rPr>
         <w:t xml:space="preserve">29. </w:t>
       </w:r>
-      <w:proofErr w:type="gramStart"/>
       <w:r>
         <w:rPr>
           <w:rFonts w:ascii="Consolas" w:hAnsi="Consolas" w:cs="Courier New"/>
@@ -16339,17 +14197,7 @@
           <w:sz w:val="17"/>
           <w:szCs w:val="17"/>
         </w:rPr>
-        <w:t>)</w:t>
-      </w:r>
-      <w:proofErr w:type="gramEnd"/>
-      <w:r>
-        <w:rPr>
-          <w:rFonts w:ascii="Consolas" w:hAnsi="Consolas" w:cs="Courier New"/>
-          <w:color w:val="666600"/>
-          <w:sz w:val="17"/>
-          <w:szCs w:val="17"/>
-        </w:rPr>
-        <w:t>;</w:t>
+        <w:t>);</w:t>
       </w:r>
     </w:p>
     <w:p>
@@ -16387,7 +14235,6 @@
           <w:szCs w:val="17"/>
         </w:rPr>
       </w:pPr>
-      <w:proofErr w:type="gramStart"/>
       <w:r>
         <w:rPr>
           <w:rFonts w:ascii="Consolas" w:hAnsi="Consolas" w:cs="Courier New"/>
@@ -16405,7 +14252,6 @@
         </w:rPr>
         <w:t>}</w:t>
       </w:r>
-      <w:proofErr w:type="gramEnd"/>
     </w:p>
     <w:p>
       <w:pPr>
@@ -16502,15 +14348,7 @@
     </w:p>
     <w:p>
       <w:r>
-        <w:t xml:space="preserve">Na určité stránky chceme, aby se uživatel nedostal, dokud není přihlášený. Uživatel by se neměl dostat například na stránky pro zobrazování informací o uživateli, či k lekcím, jelikož jsou určené pouze pro přihlášené uživatele. To nám zajišťuje tzv. </w:t>
-      </w:r>
-      <w:proofErr w:type="spellStart"/>
-      <w:r>
-        <w:t>protectedRoute</w:t>
-      </w:r>
-      <w:proofErr w:type="spellEnd"/>
-      <w:r>
-        <w:t>. Ta má za úkol hlídat</w:t>
+        <w:t>Na určité stránky chceme, aby se uživatel nedostal, dokud není přihlášený. Uživatel by se neměl dostat například na stránky pro zobrazování informací o uživateli, či k lekcím, jelikož jsou určené pouze pro přihlášené uživatele. To nám zajišťuje tzv. protectedRoute. Ta má za úkol hlídat</w:t>
       </w:r>
       <w:r>
         <w:t>,</w:t>
@@ -16569,59 +14407,8 @@
           <w:sz w:val="17"/>
           <w:szCs w:val="17"/>
         </w:rPr>
-        <w:t xml:space="preserve">// </w:t>
-      </w:r>
-      <w:proofErr w:type="spellStart"/>
-      <w:r>
-        <w:rPr>
-          <w:rFonts w:ascii="Consolas" w:hAnsi="Consolas" w:cs="Courier New"/>
-          <w:color w:val="880000"/>
-          <w:sz w:val="17"/>
-          <w:szCs w:val="17"/>
-        </w:rPr>
-        <w:t>components</w:t>
-      </w:r>
-      <w:proofErr w:type="spellEnd"/>
-      <w:r>
-        <w:rPr>
-          <w:rFonts w:ascii="Consolas" w:hAnsi="Consolas" w:cs="Courier New"/>
-          <w:color w:val="880000"/>
-          <w:sz w:val="17"/>
-          <w:szCs w:val="17"/>
-        </w:rPr>
-        <w:t>/</w:t>
-      </w:r>
-      <w:proofErr w:type="spellStart"/>
-      <w:r>
-        <w:rPr>
-          <w:rFonts w:ascii="Consolas" w:hAnsi="Consolas" w:cs="Courier New"/>
-          <w:color w:val="880000"/>
-          <w:sz w:val="17"/>
-          <w:szCs w:val="17"/>
-        </w:rPr>
-        <w:t>auth</w:t>
-      </w:r>
-      <w:proofErr w:type="spellEnd"/>
-      <w:r>
-        <w:rPr>
-          <w:rFonts w:ascii="Consolas" w:hAnsi="Consolas" w:cs="Courier New"/>
-          <w:color w:val="880000"/>
-          <w:sz w:val="17"/>
-          <w:szCs w:val="17"/>
-        </w:rPr>
-        <w:t>/</w:t>
-      </w:r>
-      <w:proofErr w:type="spellStart"/>
-      <w:r>
-        <w:rPr>
-          <w:rFonts w:ascii="Consolas" w:hAnsi="Consolas" w:cs="Courier New"/>
-          <w:color w:val="880000"/>
-          <w:sz w:val="17"/>
-          <w:szCs w:val="17"/>
-        </w:rPr>
-        <w:t>ProtectedRoute.jsx</w:t>
-      </w:r>
-      <w:proofErr w:type="spellEnd"/>
+        <w:t>// components/auth/ProtectedRoute.jsx</w:t>
+      </w:r>
     </w:p>
     <w:p>
       <w:pPr>
@@ -16684,7 +14471,6 @@
         </w:rPr>
         <w:t xml:space="preserve"> </w:t>
       </w:r>
-      <w:proofErr w:type="gramStart"/>
       <w:r>
         <w:rPr>
           <w:rFonts w:ascii="Consolas" w:hAnsi="Consolas" w:cs="Courier New"/>
@@ -16703,7 +14489,6 @@
         </w:rPr>
         <w:t xml:space="preserve"> </w:t>
       </w:r>
-      <w:proofErr w:type="spellStart"/>
       <w:r>
         <w:rPr>
           <w:rFonts w:ascii="Consolas" w:hAnsi="Consolas" w:cs="Courier New"/>
@@ -16713,8 +14498,6 @@
         </w:rPr>
         <w:t>Navigate</w:t>
       </w:r>
-      <w:proofErr w:type="spellEnd"/>
-      <w:proofErr w:type="gramEnd"/>
       <w:r>
         <w:rPr>
           <w:rFonts w:ascii="Consolas" w:hAnsi="Consolas" w:cs="Courier New"/>
@@ -16731,20 +14514,35 @@
           <w:sz w:val="17"/>
           <w:szCs w:val="17"/>
         </w:rPr>
+        <w:t xml:space="preserve"> useLocation </w:t>
+      </w:r>
+      <w:r>
+        <w:rPr>
+          <w:rFonts w:ascii="Consolas" w:hAnsi="Consolas" w:cs="Courier New"/>
+          <w:color w:val="666600"/>
+          <w:sz w:val="17"/>
+          <w:szCs w:val="17"/>
+        </w:rPr>
+        <w:t>}</w:t>
+      </w:r>
+      <w:r>
+        <w:rPr>
+          <w:rFonts w:ascii="Consolas" w:hAnsi="Consolas" w:cs="Courier New"/>
+          <w:color w:val="000000"/>
+          <w:sz w:val="17"/>
+          <w:szCs w:val="17"/>
+        </w:rPr>
         <w:t xml:space="preserve"> </w:t>
       </w:r>
-      <w:proofErr w:type="spellStart"/>
-      <w:proofErr w:type="gramStart"/>
-      <w:r>
-        <w:rPr>
-          <w:rFonts w:ascii="Consolas" w:hAnsi="Consolas" w:cs="Courier New"/>
-          <w:color w:val="000000"/>
-          <w:sz w:val="17"/>
-          <w:szCs w:val="17"/>
-        </w:rPr>
-        <w:t>useLocation</w:t>
-      </w:r>
-      <w:proofErr w:type="spellEnd"/>
+      <w:r>
+        <w:rPr>
+          <w:rFonts w:ascii="Consolas" w:hAnsi="Consolas" w:cs="Courier New"/>
+          <w:color w:val="000088"/>
+          <w:sz w:val="17"/>
+          <w:szCs w:val="17"/>
+        </w:rPr>
+        <w:t>from</w:t>
+      </w:r>
       <w:r>
         <w:rPr>
           <w:rFonts w:ascii="Consolas" w:hAnsi="Consolas" w:cs="Courier New"/>
@@ -16757,70 +14555,11 @@
       <w:r>
         <w:rPr>
           <w:rFonts w:ascii="Consolas" w:hAnsi="Consolas" w:cs="Courier New"/>
-          <w:color w:val="666600"/>
-          <w:sz w:val="17"/>
-          <w:szCs w:val="17"/>
-        </w:rPr>
-        <w:t>}</w:t>
-      </w:r>
-      <w:proofErr w:type="gramEnd"/>
-      <w:r>
-        <w:rPr>
-          <w:rFonts w:ascii="Consolas" w:hAnsi="Consolas" w:cs="Courier New"/>
-          <w:color w:val="000000"/>
-          <w:sz w:val="17"/>
-          <w:szCs w:val="17"/>
-        </w:rPr>
-        <w:t xml:space="preserve"> </w:t>
-      </w:r>
-      <w:proofErr w:type="spellStart"/>
-      <w:r>
-        <w:rPr>
-          <w:rFonts w:ascii="Consolas" w:hAnsi="Consolas" w:cs="Courier New"/>
-          <w:color w:val="000088"/>
-          <w:sz w:val="17"/>
-          <w:szCs w:val="17"/>
-        </w:rPr>
-        <w:t>from</w:t>
-      </w:r>
-      <w:proofErr w:type="spellEnd"/>
-      <w:r>
-        <w:rPr>
-          <w:rFonts w:ascii="Consolas" w:hAnsi="Consolas" w:cs="Courier New"/>
-          <w:color w:val="000000"/>
-          <w:sz w:val="17"/>
-          <w:szCs w:val="17"/>
-        </w:rPr>
-        <w:t xml:space="preserve"> </w:t>
-      </w:r>
-      <w:r>
-        <w:rPr>
-          <w:rFonts w:ascii="Consolas" w:hAnsi="Consolas" w:cs="Courier New"/>
           <w:color w:val="008800"/>
           <w:sz w:val="17"/>
           <w:szCs w:val="17"/>
         </w:rPr>
-        <w:t>'</w:t>
-      </w:r>
-      <w:proofErr w:type="spellStart"/>
-      <w:r>
-        <w:rPr>
-          <w:rFonts w:ascii="Consolas" w:hAnsi="Consolas" w:cs="Courier New"/>
-          <w:color w:val="008800"/>
-          <w:sz w:val="17"/>
-          <w:szCs w:val="17"/>
-        </w:rPr>
-        <w:t>react</w:t>
-      </w:r>
-      <w:proofErr w:type="spellEnd"/>
-      <w:r>
-        <w:rPr>
-          <w:rFonts w:ascii="Consolas" w:hAnsi="Consolas" w:cs="Courier New"/>
-          <w:color w:val="008800"/>
-          <w:sz w:val="17"/>
-          <w:szCs w:val="17"/>
-        </w:rPr>
-        <w:t>-router-dom'</w:t>
+        <w:t>'react-router-dom'</w:t>
       </w:r>
       <w:r>
         <w:rPr>
@@ -16893,7 +14632,6 @@
         </w:rPr>
         <w:t xml:space="preserve"> </w:t>
       </w:r>
-      <w:proofErr w:type="gramStart"/>
       <w:r>
         <w:rPr>
           <w:rFonts w:ascii="Consolas" w:hAnsi="Consolas" w:cs="Courier New"/>
@@ -16910,20 +14648,35 @@
           <w:sz w:val="17"/>
           <w:szCs w:val="17"/>
         </w:rPr>
+        <w:t xml:space="preserve"> useAuth </w:t>
+      </w:r>
+      <w:r>
+        <w:rPr>
+          <w:rFonts w:ascii="Consolas" w:hAnsi="Consolas" w:cs="Courier New"/>
+          <w:color w:val="666600"/>
+          <w:sz w:val="17"/>
+          <w:szCs w:val="17"/>
+        </w:rPr>
+        <w:t>}</w:t>
+      </w:r>
+      <w:r>
+        <w:rPr>
+          <w:rFonts w:ascii="Consolas" w:hAnsi="Consolas" w:cs="Courier New"/>
+          <w:color w:val="000000"/>
+          <w:sz w:val="17"/>
+          <w:szCs w:val="17"/>
+        </w:rPr>
         <w:t xml:space="preserve"> </w:t>
       </w:r>
-      <w:proofErr w:type="spellStart"/>
-      <w:r>
-        <w:rPr>
-          <w:rFonts w:ascii="Consolas" w:hAnsi="Consolas" w:cs="Courier New"/>
-          <w:color w:val="000000"/>
-          <w:sz w:val="17"/>
-          <w:szCs w:val="17"/>
-        </w:rPr>
-        <w:t>useAuth</w:t>
-      </w:r>
-      <w:proofErr w:type="spellEnd"/>
-      <w:proofErr w:type="gramEnd"/>
+      <w:r>
+        <w:rPr>
+          <w:rFonts w:ascii="Consolas" w:hAnsi="Consolas" w:cs="Courier New"/>
+          <w:color w:val="000088"/>
+          <w:sz w:val="17"/>
+          <w:szCs w:val="17"/>
+        </w:rPr>
+        <w:t>from</w:t>
+      </w:r>
       <w:r>
         <w:rPr>
           <w:rFonts w:ascii="Consolas" w:hAnsi="Consolas" w:cs="Courier New"/>
@@ -16936,11 +14689,20 @@
       <w:r>
         <w:rPr>
           <w:rFonts w:ascii="Consolas" w:hAnsi="Consolas" w:cs="Courier New"/>
+          <w:color w:val="008800"/>
+          <w:sz w:val="17"/>
+          <w:szCs w:val="17"/>
+        </w:rPr>
+        <w:t>'../../hooks/useAuth'</w:t>
+      </w:r>
+      <w:r>
+        <w:rPr>
+          <w:rFonts w:ascii="Consolas" w:hAnsi="Consolas" w:cs="Courier New"/>
           <w:color w:val="666600"/>
           <w:sz w:val="17"/>
           <w:szCs w:val="17"/>
         </w:rPr>
-        <w:t>}</w:t>
+        <w:t>;</w:t>
       </w:r>
       <w:r>
         <w:rPr>
@@ -16951,104 +14713,6 @@
         </w:rPr>
         <w:t xml:space="preserve"> </w:t>
       </w:r>
-      <w:proofErr w:type="spellStart"/>
-      <w:r>
-        <w:rPr>
-          <w:rFonts w:ascii="Consolas" w:hAnsi="Consolas" w:cs="Courier New"/>
-          <w:color w:val="000088"/>
-          <w:sz w:val="17"/>
-          <w:szCs w:val="17"/>
-        </w:rPr>
-        <w:t>from</w:t>
-      </w:r>
-      <w:proofErr w:type="spellEnd"/>
-      <w:r>
-        <w:rPr>
-          <w:rFonts w:ascii="Consolas" w:hAnsi="Consolas" w:cs="Courier New"/>
-          <w:color w:val="000000"/>
-          <w:sz w:val="17"/>
-          <w:szCs w:val="17"/>
-        </w:rPr>
-        <w:t xml:space="preserve"> </w:t>
-      </w:r>
-      <w:proofErr w:type="gramStart"/>
-      <w:r>
-        <w:rPr>
-          <w:rFonts w:ascii="Consolas" w:hAnsi="Consolas" w:cs="Courier New"/>
-          <w:color w:val="008800"/>
-          <w:sz w:val="17"/>
-          <w:szCs w:val="17"/>
-        </w:rPr>
-        <w:t>'../..</w:t>
-      </w:r>
-      <w:proofErr w:type="gramEnd"/>
-      <w:r>
-        <w:rPr>
-          <w:rFonts w:ascii="Consolas" w:hAnsi="Consolas" w:cs="Courier New"/>
-          <w:color w:val="008800"/>
-          <w:sz w:val="17"/>
-          <w:szCs w:val="17"/>
-        </w:rPr>
-        <w:t>/</w:t>
-      </w:r>
-      <w:proofErr w:type="spellStart"/>
-      <w:r>
-        <w:rPr>
-          <w:rFonts w:ascii="Consolas" w:hAnsi="Consolas" w:cs="Courier New"/>
-          <w:color w:val="008800"/>
-          <w:sz w:val="17"/>
-          <w:szCs w:val="17"/>
-        </w:rPr>
-        <w:t>hooks</w:t>
-      </w:r>
-      <w:proofErr w:type="spellEnd"/>
-      <w:r>
-        <w:rPr>
-          <w:rFonts w:ascii="Consolas" w:hAnsi="Consolas" w:cs="Courier New"/>
-          <w:color w:val="008800"/>
-          <w:sz w:val="17"/>
-          <w:szCs w:val="17"/>
-        </w:rPr>
-        <w:t>/</w:t>
-      </w:r>
-      <w:proofErr w:type="spellStart"/>
-      <w:r>
-        <w:rPr>
-          <w:rFonts w:ascii="Consolas" w:hAnsi="Consolas" w:cs="Courier New"/>
-          <w:color w:val="008800"/>
-          <w:sz w:val="17"/>
-          <w:szCs w:val="17"/>
-        </w:rPr>
-        <w:t>useAuth</w:t>
-      </w:r>
-      <w:proofErr w:type="spellEnd"/>
-      <w:r>
-        <w:rPr>
-          <w:rFonts w:ascii="Consolas" w:hAnsi="Consolas" w:cs="Courier New"/>
-          <w:color w:val="008800"/>
-          <w:sz w:val="17"/>
-          <w:szCs w:val="17"/>
-        </w:rPr>
-        <w:t>'</w:t>
-      </w:r>
-      <w:r>
-        <w:rPr>
-          <w:rFonts w:ascii="Consolas" w:hAnsi="Consolas" w:cs="Courier New"/>
-          <w:color w:val="666600"/>
-          <w:sz w:val="17"/>
-          <w:szCs w:val="17"/>
-        </w:rPr>
-        <w:t>;</w:t>
-      </w:r>
-      <w:r>
-        <w:rPr>
-          <w:rFonts w:ascii="Consolas" w:hAnsi="Consolas" w:cs="Courier New"/>
-          <w:color w:val="000000"/>
-          <w:sz w:val="17"/>
-          <w:szCs w:val="17"/>
-        </w:rPr>
-        <w:t xml:space="preserve"> </w:t>
-      </w:r>
       <w:r>
         <w:rPr>
           <w:rFonts w:ascii="Consolas" w:hAnsi="Consolas" w:cs="Courier New"/>
@@ -17056,59 +14720,8 @@
           <w:sz w:val="17"/>
           <w:szCs w:val="17"/>
         </w:rPr>
-        <w:t xml:space="preserve">// Vlastní </w:t>
-      </w:r>
-      <w:proofErr w:type="spellStart"/>
-      <w:r>
-        <w:rPr>
-          <w:rFonts w:ascii="Consolas" w:hAnsi="Consolas" w:cs="Courier New"/>
-          <w:color w:val="880000"/>
-          <w:sz w:val="17"/>
-          <w:szCs w:val="17"/>
-        </w:rPr>
-        <w:t>hook</w:t>
-      </w:r>
-      <w:proofErr w:type="spellEnd"/>
-      <w:r>
-        <w:rPr>
-          <w:rFonts w:ascii="Consolas" w:hAnsi="Consolas" w:cs="Courier New"/>
-          <w:color w:val="880000"/>
-          <w:sz w:val="17"/>
-          <w:szCs w:val="17"/>
-        </w:rPr>
-        <w:t xml:space="preserve"> pro </w:t>
-      </w:r>
-      <w:proofErr w:type="spellStart"/>
-      <w:r>
-        <w:rPr>
-          <w:rFonts w:ascii="Consolas" w:hAnsi="Consolas" w:cs="Courier New"/>
-          <w:color w:val="880000"/>
-          <w:sz w:val="17"/>
-          <w:szCs w:val="17"/>
-        </w:rPr>
-        <w:t>Firebase</w:t>
-      </w:r>
-      <w:proofErr w:type="spellEnd"/>
-      <w:r>
-        <w:rPr>
-          <w:rFonts w:ascii="Consolas" w:hAnsi="Consolas" w:cs="Courier New"/>
-          <w:color w:val="880000"/>
-          <w:sz w:val="17"/>
-          <w:szCs w:val="17"/>
-        </w:rPr>
-        <w:t xml:space="preserve"> </w:t>
-      </w:r>
-      <w:proofErr w:type="spellStart"/>
-      <w:r>
-        <w:rPr>
-          <w:rFonts w:ascii="Consolas" w:hAnsi="Consolas" w:cs="Courier New"/>
-          <w:color w:val="880000"/>
-          <w:sz w:val="17"/>
-          <w:szCs w:val="17"/>
-        </w:rPr>
-        <w:t>Auth</w:t>
-      </w:r>
-      <w:proofErr w:type="spellEnd"/>
+        <w:t>// Vlastní hook pro Firebase Auth</w:t>
+      </w:r>
     </w:p>
     <w:p>
       <w:pPr>
@@ -17206,7 +14819,6 @@
         </w:rPr>
         <w:t xml:space="preserve"> 5. </w:t>
       </w:r>
-      <w:proofErr w:type="spellStart"/>
       <w:r>
         <w:rPr>
           <w:rFonts w:ascii="Consolas" w:hAnsi="Consolas" w:cs="Courier New"/>
@@ -17216,7 +14828,6 @@
         </w:rPr>
         <w:t>const</w:t>
       </w:r>
-      <w:proofErr w:type="spellEnd"/>
       <w:r>
         <w:rPr>
           <w:rFonts w:ascii="Consolas" w:hAnsi="Consolas" w:cs="Courier New"/>
@@ -17226,7 +14837,6 @@
         </w:rPr>
         <w:t xml:space="preserve"> </w:t>
       </w:r>
-      <w:proofErr w:type="spellStart"/>
       <w:r>
         <w:rPr>
           <w:rFonts w:ascii="Consolas" w:hAnsi="Consolas" w:cs="Courier New"/>
@@ -17236,7 +14846,6 @@
         </w:rPr>
         <w:t>ProtectedRoute</w:t>
       </w:r>
-      <w:proofErr w:type="spellEnd"/>
       <w:r>
         <w:rPr>
           <w:rFonts w:ascii="Consolas" w:hAnsi="Consolas" w:cs="Courier New"/>
@@ -17264,7 +14873,6 @@
         </w:rPr>
         <w:t xml:space="preserve"> </w:t>
       </w:r>
-      <w:proofErr w:type="gramStart"/>
       <w:r>
         <w:rPr>
           <w:rFonts w:ascii="Consolas" w:hAnsi="Consolas" w:cs="Courier New"/>
@@ -17281,28 +14889,7 @@
           <w:sz w:val="17"/>
           <w:szCs w:val="17"/>
         </w:rPr>
-        <w:t xml:space="preserve"> </w:t>
-      </w:r>
-      <w:proofErr w:type="spellStart"/>
-      <w:r>
-        <w:rPr>
-          <w:rFonts w:ascii="Consolas" w:hAnsi="Consolas" w:cs="Courier New"/>
-          <w:color w:val="000000"/>
-          <w:sz w:val="17"/>
-          <w:szCs w:val="17"/>
-        </w:rPr>
-        <w:t>children</w:t>
-      </w:r>
-      <w:proofErr w:type="spellEnd"/>
-      <w:proofErr w:type="gramEnd"/>
-      <w:r>
-        <w:rPr>
-          <w:rFonts w:ascii="Consolas" w:hAnsi="Consolas" w:cs="Courier New"/>
-          <w:color w:val="000000"/>
-          <w:sz w:val="17"/>
-          <w:szCs w:val="17"/>
-        </w:rPr>
-        <w:t xml:space="preserve"> </w:t>
+        <w:t xml:space="preserve"> children </w:t>
       </w:r>
       <w:r>
         <w:rPr>
@@ -17402,7 +14989,6 @@
         </w:rPr>
         <w:t xml:space="preserve">  </w:t>
       </w:r>
-      <w:proofErr w:type="spellStart"/>
       <w:r>
         <w:rPr>
           <w:rFonts w:ascii="Consolas" w:hAnsi="Consolas" w:cs="Courier New"/>
@@ -17412,7 +14998,6 @@
         </w:rPr>
         <w:t>const</w:t>
       </w:r>
-      <w:proofErr w:type="spellEnd"/>
       <w:r>
         <w:rPr>
           <w:rFonts w:ascii="Consolas" w:hAnsi="Consolas" w:cs="Courier New"/>
@@ -17422,7 +15007,6 @@
         </w:rPr>
         <w:t xml:space="preserve"> </w:t>
       </w:r>
-      <w:proofErr w:type="gramStart"/>
       <w:r>
         <w:rPr>
           <w:rFonts w:ascii="Consolas" w:hAnsi="Consolas" w:cs="Courier New"/>
@@ -17441,7 +15025,6 @@
         </w:rPr>
         <w:t xml:space="preserve"> user</w:t>
       </w:r>
-      <w:proofErr w:type="gramEnd"/>
       <w:r>
         <w:rPr>
           <w:rFonts w:ascii="Consolas" w:hAnsi="Consolas" w:cs="Courier New"/>
@@ -17458,29 +15041,26 @@
           <w:sz w:val="17"/>
           <w:szCs w:val="17"/>
         </w:rPr>
+        <w:t xml:space="preserve"> loading </w:t>
+      </w:r>
+      <w:r>
+        <w:rPr>
+          <w:rFonts w:ascii="Consolas" w:hAnsi="Consolas" w:cs="Courier New"/>
+          <w:color w:val="666600"/>
+          <w:sz w:val="17"/>
+          <w:szCs w:val="17"/>
+        </w:rPr>
+        <w:t>}</w:t>
+      </w:r>
+      <w:r>
+        <w:rPr>
+          <w:rFonts w:ascii="Consolas" w:hAnsi="Consolas" w:cs="Courier New"/>
+          <w:color w:val="000000"/>
+          <w:sz w:val="17"/>
+          <w:szCs w:val="17"/>
+        </w:rPr>
         <w:t xml:space="preserve"> </w:t>
       </w:r>
-      <w:proofErr w:type="spellStart"/>
-      <w:proofErr w:type="gramStart"/>
-      <w:r>
-        <w:rPr>
-          <w:rFonts w:ascii="Consolas" w:hAnsi="Consolas" w:cs="Courier New"/>
-          <w:color w:val="000000"/>
-          <w:sz w:val="17"/>
-          <w:szCs w:val="17"/>
-        </w:rPr>
-        <w:t>loading</w:t>
-      </w:r>
-      <w:proofErr w:type="spellEnd"/>
-      <w:r>
-        <w:rPr>
-          <w:rFonts w:ascii="Consolas" w:hAnsi="Consolas" w:cs="Courier New"/>
-          <w:color w:val="000000"/>
-          <w:sz w:val="17"/>
-          <w:szCs w:val="17"/>
-        </w:rPr>
-        <w:t xml:space="preserve"> </w:t>
-      </w:r>
       <w:r>
         <w:rPr>
           <w:rFonts w:ascii="Consolas" w:hAnsi="Consolas" w:cs="Courier New"/>
@@ -17488,17 +15068,16 @@
           <w:sz w:val="17"/>
           <w:szCs w:val="17"/>
         </w:rPr>
-        <w:t>}</w:t>
-      </w:r>
-      <w:proofErr w:type="gramEnd"/>
-      <w:r>
-        <w:rPr>
-          <w:rFonts w:ascii="Consolas" w:hAnsi="Consolas" w:cs="Courier New"/>
-          <w:color w:val="000000"/>
-          <w:sz w:val="17"/>
-          <w:szCs w:val="17"/>
-        </w:rPr>
-        <w:t xml:space="preserve"> </w:t>
+        <w:t>=</w:t>
+      </w:r>
+      <w:r>
+        <w:rPr>
+          <w:rFonts w:ascii="Consolas" w:hAnsi="Consolas" w:cs="Courier New"/>
+          <w:color w:val="000000"/>
+          <w:sz w:val="17"/>
+          <w:szCs w:val="17"/>
+        </w:rPr>
+        <w:t xml:space="preserve"> useAuth</w:t>
       </w:r>
       <w:r>
         <w:rPr>
@@ -17507,47 +15086,7 @@
           <w:sz w:val="17"/>
           <w:szCs w:val="17"/>
         </w:rPr>
-        <w:t>=</w:t>
-      </w:r>
-      <w:r>
-        <w:rPr>
-          <w:rFonts w:ascii="Consolas" w:hAnsi="Consolas" w:cs="Courier New"/>
-          <w:color w:val="000000"/>
-          <w:sz w:val="17"/>
-          <w:szCs w:val="17"/>
-        </w:rPr>
-        <w:t xml:space="preserve"> </w:t>
-      </w:r>
-      <w:proofErr w:type="spellStart"/>
-      <w:proofErr w:type="gramStart"/>
-      <w:r>
-        <w:rPr>
-          <w:rFonts w:ascii="Consolas" w:hAnsi="Consolas" w:cs="Courier New"/>
-          <w:color w:val="000000"/>
-          <w:sz w:val="17"/>
-          <w:szCs w:val="17"/>
-        </w:rPr>
-        <w:t>useAuth</w:t>
-      </w:r>
-      <w:proofErr w:type="spellEnd"/>
-      <w:r>
-        <w:rPr>
-          <w:rFonts w:ascii="Consolas" w:hAnsi="Consolas" w:cs="Courier New"/>
-          <w:color w:val="666600"/>
-          <w:sz w:val="17"/>
-          <w:szCs w:val="17"/>
-        </w:rPr>
-        <w:t>(</w:t>
-      </w:r>
-      <w:proofErr w:type="gramEnd"/>
-      <w:r>
-        <w:rPr>
-          <w:rFonts w:ascii="Consolas" w:hAnsi="Consolas" w:cs="Courier New"/>
-          <w:color w:val="666600"/>
-          <w:sz w:val="17"/>
-          <w:szCs w:val="17"/>
-        </w:rPr>
-        <w:t>);</w:t>
+        <w:t>();</w:t>
       </w:r>
     </w:p>
     <w:p>
@@ -17602,7 +15141,6 @@
         </w:rPr>
         <w:t xml:space="preserve">  </w:t>
       </w:r>
-      <w:proofErr w:type="spellStart"/>
       <w:r>
         <w:rPr>
           <w:rFonts w:ascii="Consolas" w:hAnsi="Consolas" w:cs="Courier New"/>
@@ -17612,35 +15150,14 @@
         </w:rPr>
         <w:t>const</w:t>
       </w:r>
-      <w:proofErr w:type="spellEnd"/>
-      <w:r>
-        <w:rPr>
-          <w:rFonts w:ascii="Consolas" w:hAnsi="Consolas" w:cs="Courier New"/>
-          <w:color w:val="000000"/>
-          <w:sz w:val="17"/>
-          <w:szCs w:val="17"/>
-        </w:rPr>
-        <w:t xml:space="preserve"> </w:t>
-      </w:r>
-      <w:proofErr w:type="spellStart"/>
-      <w:r>
-        <w:rPr>
-          <w:rFonts w:ascii="Consolas" w:hAnsi="Consolas" w:cs="Courier New"/>
-          <w:color w:val="000000"/>
-          <w:sz w:val="17"/>
-          <w:szCs w:val="17"/>
-        </w:rPr>
-        <w:t>location</w:t>
-      </w:r>
-      <w:proofErr w:type="spellEnd"/>
-      <w:r>
-        <w:rPr>
-          <w:rFonts w:ascii="Consolas" w:hAnsi="Consolas" w:cs="Courier New"/>
-          <w:color w:val="000000"/>
-          <w:sz w:val="17"/>
-          <w:szCs w:val="17"/>
-        </w:rPr>
-        <w:t xml:space="preserve"> </w:t>
+      <w:r>
+        <w:rPr>
+          <w:rFonts w:ascii="Consolas" w:hAnsi="Consolas" w:cs="Courier New"/>
+          <w:color w:val="000000"/>
+          <w:sz w:val="17"/>
+          <w:szCs w:val="17"/>
+        </w:rPr>
+        <w:t xml:space="preserve"> location </w:t>
       </w:r>
       <w:r>
         <w:rPr>
@@ -17658,20 +15175,8 @@
           <w:sz w:val="17"/>
           <w:szCs w:val="17"/>
         </w:rPr>
-        <w:t xml:space="preserve"> </w:t>
-      </w:r>
-      <w:proofErr w:type="spellStart"/>
-      <w:proofErr w:type="gramStart"/>
-      <w:r>
-        <w:rPr>
-          <w:rFonts w:ascii="Consolas" w:hAnsi="Consolas" w:cs="Courier New"/>
-          <w:color w:val="000000"/>
-          <w:sz w:val="17"/>
-          <w:szCs w:val="17"/>
-        </w:rPr>
-        <w:t>useLocation</w:t>
-      </w:r>
-      <w:proofErr w:type="spellEnd"/>
+        <w:t xml:space="preserve"> useLocation</w:t>
+      </w:r>
       <w:r>
         <w:rPr>
           <w:rFonts w:ascii="Consolas" w:hAnsi="Consolas" w:cs="Courier New"/>
@@ -17679,17 +15184,7 @@
           <w:sz w:val="17"/>
           <w:szCs w:val="17"/>
         </w:rPr>
-        <w:t>(</w:t>
-      </w:r>
-      <w:proofErr w:type="gramEnd"/>
-      <w:r>
-        <w:rPr>
-          <w:rFonts w:ascii="Consolas" w:hAnsi="Consolas" w:cs="Courier New"/>
-          <w:color w:val="666600"/>
-          <w:sz w:val="17"/>
-          <w:szCs w:val="17"/>
-        </w:rPr>
-        <w:t>);</w:t>
+        <w:t>();</w:t>
       </w:r>
     </w:p>
     <w:p>
@@ -17806,7 +15301,6 @@
         </w:rPr>
         <w:t xml:space="preserve">  </w:t>
       </w:r>
-      <w:proofErr w:type="spellStart"/>
       <w:r>
         <w:rPr>
           <w:rFonts w:ascii="Consolas" w:hAnsi="Consolas" w:cs="Courier New"/>
@@ -17816,7 +15310,6 @@
         </w:rPr>
         <w:t>if</w:t>
       </w:r>
-      <w:proofErr w:type="spellEnd"/>
       <w:r>
         <w:rPr>
           <w:rFonts w:ascii="Consolas" w:hAnsi="Consolas" w:cs="Courier New"/>
@@ -17835,7 +15328,6 @@
         </w:rPr>
         <w:t>(</w:t>
       </w:r>
-      <w:proofErr w:type="spellStart"/>
       <w:r>
         <w:rPr>
           <w:rFonts w:ascii="Consolas" w:hAnsi="Consolas" w:cs="Courier New"/>
@@ -17845,7 +15337,6 @@
         </w:rPr>
         <w:t>loading</w:t>
       </w:r>
-      <w:proofErr w:type="spellEnd"/>
       <w:r>
         <w:rPr>
           <w:rFonts w:ascii="Consolas" w:hAnsi="Consolas" w:cs="Courier New"/>
@@ -17960,19 +15451,8 @@
           <w:sz w:val="17"/>
           <w:szCs w:val="17"/>
         </w:rPr>
-        <w:t xml:space="preserve">div </w:t>
-      </w:r>
-      <w:proofErr w:type="spellStart"/>
-      <w:r>
-        <w:rPr>
-          <w:rFonts w:ascii="Consolas" w:hAnsi="Consolas" w:cs="Courier New"/>
-          <w:color w:val="000000"/>
-          <w:sz w:val="17"/>
-          <w:szCs w:val="17"/>
-        </w:rPr>
-        <w:t>className</w:t>
-      </w:r>
-      <w:proofErr w:type="spellEnd"/>
+        <w:t>div className</w:t>
+      </w:r>
       <w:r>
         <w:rPr>
           <w:rFonts w:ascii="Consolas" w:hAnsi="Consolas" w:cs="Courier New"/>
@@ -17989,28 +15469,7 @@
           <w:sz w:val="17"/>
           <w:szCs w:val="17"/>
         </w:rPr>
-        <w:t>"</w:t>
-      </w:r>
-      <w:proofErr w:type="spellStart"/>
-      <w:r>
-        <w:rPr>
-          <w:rFonts w:ascii="Consolas" w:hAnsi="Consolas" w:cs="Courier New"/>
-          <w:color w:val="008800"/>
-          <w:sz w:val="17"/>
-          <w:szCs w:val="17"/>
-        </w:rPr>
-        <w:t>loading-screen</w:t>
-      </w:r>
-      <w:proofErr w:type="spellEnd"/>
-      <w:proofErr w:type="gramStart"/>
-      <w:r>
-        <w:rPr>
-          <w:rFonts w:ascii="Consolas" w:hAnsi="Consolas" w:cs="Courier New"/>
-          <w:color w:val="008800"/>
-          <w:sz w:val="17"/>
-          <w:szCs w:val="17"/>
-        </w:rPr>
-        <w:t>"</w:t>
+        <w:t>"loading-screen"</w:t>
       </w:r>
       <w:r>
         <w:rPr>
@@ -18073,17 +15532,7 @@
           <w:sz w:val="17"/>
           <w:szCs w:val="17"/>
         </w:rPr>
-        <w:t>í</w:t>
-      </w:r>
-      <w:proofErr w:type="gramEnd"/>
-      <w:r>
-        <w:rPr>
-          <w:rFonts w:ascii="Consolas" w:hAnsi="Consolas" w:cs="Courier New"/>
-          <w:color w:val="666600"/>
-          <w:sz w:val="17"/>
-          <w:szCs w:val="17"/>
-        </w:rPr>
-        <w:t>...&lt;/</w:t>
+        <w:t>í...&lt;/</w:t>
       </w:r>
       <w:r>
         <w:rPr>
@@ -18147,7 +15596,6 @@
         </w:rPr>
         <w:t xml:space="preserve">12. </w:t>
       </w:r>
-      <w:proofErr w:type="gramStart"/>
       <w:r>
         <w:rPr>
           <w:rFonts w:ascii="Consolas" w:hAnsi="Consolas" w:cs="Courier New"/>
@@ -18166,7 +15614,6 @@
         </w:rPr>
         <w:t>}</w:t>
       </w:r>
-      <w:proofErr w:type="gramEnd"/>
     </w:p>
     <w:p>
       <w:pPr>
@@ -18335,7 +15782,6 @@
         </w:rPr>
         <w:t xml:space="preserve">  </w:t>
       </w:r>
-      <w:proofErr w:type="spellStart"/>
       <w:r>
         <w:rPr>
           <w:rFonts w:ascii="Consolas" w:hAnsi="Consolas" w:cs="Courier New"/>
@@ -18345,7 +15791,6 @@
         </w:rPr>
         <w:t>if</w:t>
       </w:r>
-      <w:proofErr w:type="spellEnd"/>
       <w:r>
         <w:rPr>
           <w:rFonts w:ascii="Consolas" w:hAnsi="Consolas" w:cs="Courier New"/>
@@ -18355,7 +15800,6 @@
         </w:rPr>
         <w:t xml:space="preserve"> </w:t>
       </w:r>
-      <w:proofErr w:type="gramStart"/>
       <w:r>
         <w:rPr>
           <w:rFonts w:ascii="Consolas" w:hAnsi="Consolas" w:cs="Courier New"/>
@@ -18374,7 +15818,6 @@
         </w:rPr>
         <w:t>user</w:t>
       </w:r>
-      <w:proofErr w:type="gramEnd"/>
       <w:r>
         <w:rPr>
           <w:rFonts w:ascii="Consolas" w:hAnsi="Consolas" w:cs="Courier New"/>
@@ -18524,27 +15967,7 @@
           <w:sz w:val="17"/>
           <w:szCs w:val="17"/>
         </w:rPr>
-        <w:t>// '</w:t>
-      </w:r>
-      <w:proofErr w:type="spellStart"/>
-      <w:r>
-        <w:rPr>
-          <w:rFonts w:ascii="Consolas" w:hAnsi="Consolas" w:cs="Courier New"/>
-          <w:color w:val="880000"/>
-          <w:sz w:val="17"/>
-          <w:szCs w:val="17"/>
-        </w:rPr>
-        <w:t>state</w:t>
-      </w:r>
-      <w:proofErr w:type="spellEnd"/>
-      <w:r>
-        <w:rPr>
-          <w:rFonts w:ascii="Consolas" w:hAnsi="Consolas" w:cs="Courier New"/>
-          <w:color w:val="880000"/>
-          <w:sz w:val="17"/>
-          <w:szCs w:val="17"/>
-        </w:rPr>
-        <w:t>' si pamatuje, odkud uživatel přišel, abychom ho tam po přihlášení mohli vrátit</w:t>
+        <w:t>// 'state' si pamatuje, odkud uživatel přišel, abychom ho tam po přihlášení mohli vrátit</w:t>
       </w:r>
     </w:p>
     <w:p>
@@ -18626,7 +16049,6 @@
         </w:rPr>
         <w:t>&lt;</w:t>
       </w:r>
-      <w:proofErr w:type="spellStart"/>
       <w:r>
         <w:rPr>
           <w:rFonts w:ascii="Consolas" w:hAnsi="Consolas" w:cs="Courier New"/>
@@ -18636,7 +16058,6 @@
         </w:rPr>
         <w:t>Navigate</w:t>
       </w:r>
-      <w:proofErr w:type="spellEnd"/>
       <w:r>
         <w:rPr>
           <w:rFonts w:ascii="Consolas" w:hAnsi="Consolas" w:cs="Courier New"/>
@@ -18671,20 +16092,35 @@
           <w:sz w:val="17"/>
           <w:szCs w:val="17"/>
         </w:rPr>
+        <w:t xml:space="preserve"> state</w:t>
+      </w:r>
+      <w:r>
+        <w:rPr>
+          <w:rFonts w:ascii="Consolas" w:hAnsi="Consolas" w:cs="Courier New"/>
+          <w:color w:val="666600"/>
+          <w:sz w:val="17"/>
+          <w:szCs w:val="17"/>
+        </w:rPr>
+        <w:t>={{</w:t>
+      </w:r>
+      <w:r>
+        <w:rPr>
+          <w:rFonts w:ascii="Consolas" w:hAnsi="Consolas" w:cs="Courier New"/>
+          <w:color w:val="000000"/>
+          <w:sz w:val="17"/>
+          <w:szCs w:val="17"/>
+        </w:rPr>
         <w:t xml:space="preserve"> </w:t>
       </w:r>
-      <w:proofErr w:type="spellStart"/>
-      <w:r>
-        <w:rPr>
-          <w:rFonts w:ascii="Consolas" w:hAnsi="Consolas" w:cs="Courier New"/>
-          <w:color w:val="000000"/>
-          <w:sz w:val="17"/>
-          <w:szCs w:val="17"/>
-        </w:rPr>
-        <w:t>state</w:t>
-      </w:r>
-      <w:proofErr w:type="spellEnd"/>
-      <w:proofErr w:type="gramStart"/>
+      <w:r>
+        <w:rPr>
+          <w:rFonts w:ascii="Consolas" w:hAnsi="Consolas" w:cs="Courier New"/>
+          <w:color w:val="000088"/>
+          <w:sz w:val="17"/>
+          <w:szCs w:val="17"/>
+        </w:rPr>
+        <w:t>from</w:t>
+      </w:r>
       <w:r>
         <w:rPr>
           <w:rFonts w:ascii="Consolas" w:hAnsi="Consolas" w:cs="Courier New"/>
@@ -18692,29 +16128,17 @@
           <w:sz w:val="17"/>
           <w:szCs w:val="17"/>
         </w:rPr>
-        <w:t>={{</w:t>
-      </w:r>
-      <w:r>
-        <w:rPr>
-          <w:rFonts w:ascii="Consolas" w:hAnsi="Consolas" w:cs="Courier New"/>
-          <w:color w:val="000000"/>
-          <w:sz w:val="17"/>
-          <w:szCs w:val="17"/>
-        </w:rPr>
-        <w:t xml:space="preserve"> </w:t>
-      </w:r>
-      <w:proofErr w:type="spellStart"/>
-      <w:r>
-        <w:rPr>
-          <w:rFonts w:ascii="Consolas" w:hAnsi="Consolas" w:cs="Courier New"/>
-          <w:color w:val="000088"/>
-          <w:sz w:val="17"/>
-          <w:szCs w:val="17"/>
-        </w:rPr>
-        <w:t>from</w:t>
-      </w:r>
-      <w:proofErr w:type="spellEnd"/>
-      <w:proofErr w:type="gramEnd"/>
+        <w:t>:</w:t>
+      </w:r>
+      <w:r>
+        <w:rPr>
+          <w:rFonts w:ascii="Consolas" w:hAnsi="Consolas" w:cs="Courier New"/>
+          <w:color w:val="000000"/>
+          <w:sz w:val="17"/>
+          <w:szCs w:val="17"/>
+        </w:rPr>
+        <w:t xml:space="preserve"> location </w:t>
+      </w:r>
       <w:r>
         <w:rPr>
           <w:rFonts w:ascii="Consolas" w:hAnsi="Consolas" w:cs="Courier New"/>
@@ -18722,85 +16146,16 @@
           <w:sz w:val="17"/>
           <w:szCs w:val="17"/>
         </w:rPr>
-        <w:t>:</w:t>
-      </w:r>
-      <w:r>
-        <w:rPr>
-          <w:rFonts w:ascii="Consolas" w:hAnsi="Consolas" w:cs="Courier New"/>
-          <w:color w:val="000000"/>
-          <w:sz w:val="17"/>
-          <w:szCs w:val="17"/>
-        </w:rPr>
-        <w:t xml:space="preserve"> </w:t>
-      </w:r>
-      <w:proofErr w:type="spellStart"/>
-      <w:proofErr w:type="gramStart"/>
-      <w:r>
-        <w:rPr>
-          <w:rFonts w:ascii="Consolas" w:hAnsi="Consolas" w:cs="Courier New"/>
-          <w:color w:val="000000"/>
-          <w:sz w:val="17"/>
-          <w:szCs w:val="17"/>
-        </w:rPr>
-        <w:t>location</w:t>
-      </w:r>
-      <w:proofErr w:type="spellEnd"/>
-      <w:r>
-        <w:rPr>
-          <w:rFonts w:ascii="Consolas" w:hAnsi="Consolas" w:cs="Courier New"/>
-          <w:color w:val="000000"/>
-          <w:sz w:val="17"/>
-          <w:szCs w:val="17"/>
-        </w:rPr>
-        <w:t xml:space="preserve"> </w:t>
-      </w:r>
-      <w:r>
-        <w:rPr>
-          <w:rFonts w:ascii="Consolas" w:hAnsi="Consolas" w:cs="Courier New"/>
-          <w:color w:val="666600"/>
-          <w:sz w:val="17"/>
-          <w:szCs w:val="17"/>
-        </w:rPr>
-        <w:t>}</w:t>
-      </w:r>
-      <w:proofErr w:type="gramEnd"/>
-      <w:r>
-        <w:rPr>
-          <w:rFonts w:ascii="Consolas" w:hAnsi="Consolas" w:cs="Courier New"/>
-          <w:color w:val="666600"/>
-          <w:sz w:val="17"/>
-          <w:szCs w:val="17"/>
-        </w:rPr>
-        <w:t>}</w:t>
-      </w:r>
-      <w:r>
-        <w:rPr>
-          <w:rFonts w:ascii="Consolas" w:hAnsi="Consolas" w:cs="Courier New"/>
-          <w:color w:val="000000"/>
-          <w:sz w:val="17"/>
-          <w:szCs w:val="17"/>
-        </w:rPr>
-        <w:t xml:space="preserve"> </w:t>
-      </w:r>
-      <w:proofErr w:type="spellStart"/>
-      <w:r>
-        <w:rPr>
-          <w:rFonts w:ascii="Consolas" w:hAnsi="Consolas" w:cs="Courier New"/>
-          <w:color w:val="000000"/>
-          <w:sz w:val="17"/>
-          <w:szCs w:val="17"/>
-        </w:rPr>
-        <w:t>replace</w:t>
-      </w:r>
-      <w:proofErr w:type="spellEnd"/>
-      <w:r>
-        <w:rPr>
-          <w:rFonts w:ascii="Consolas" w:hAnsi="Consolas" w:cs="Courier New"/>
-          <w:color w:val="000000"/>
-          <w:sz w:val="17"/>
-          <w:szCs w:val="17"/>
-        </w:rPr>
-        <w:t xml:space="preserve"> </w:t>
+        <w:t>}}</w:t>
+      </w:r>
+      <w:r>
+        <w:rPr>
+          <w:rFonts w:ascii="Consolas" w:hAnsi="Consolas" w:cs="Courier New"/>
+          <w:color w:val="000000"/>
+          <w:sz w:val="17"/>
+          <w:szCs w:val="17"/>
+        </w:rPr>
+        <w:t xml:space="preserve"> replace </w:t>
       </w:r>
       <w:r>
         <w:rPr>
@@ -18855,7 +16210,6 @@
         </w:rPr>
         <w:t xml:space="preserve">19. </w:t>
       </w:r>
-      <w:proofErr w:type="gramStart"/>
       <w:r>
         <w:rPr>
           <w:rFonts w:ascii="Consolas" w:hAnsi="Consolas" w:cs="Courier New"/>
@@ -18874,7 +16228,6 @@
         </w:rPr>
         <w:t>}</w:t>
       </w:r>
-      <w:proofErr w:type="gramEnd"/>
     </w:p>
     <w:p>
       <w:pPr>
@@ -19059,19 +16412,8 @@
           <w:sz w:val="17"/>
           <w:szCs w:val="17"/>
         </w:rPr>
-        <w:t xml:space="preserve"> </w:t>
-      </w:r>
-      <w:proofErr w:type="spellStart"/>
-      <w:r>
-        <w:rPr>
-          <w:rFonts w:ascii="Consolas" w:hAnsi="Consolas" w:cs="Courier New"/>
-          <w:color w:val="000000"/>
-          <w:sz w:val="17"/>
-          <w:szCs w:val="17"/>
-        </w:rPr>
-        <w:t>children</w:t>
-      </w:r>
-      <w:proofErr w:type="spellEnd"/>
+        <w:t xml:space="preserve"> children</w:t>
+      </w:r>
       <w:r>
         <w:rPr>
           <w:rFonts w:ascii="Consolas" w:hAnsi="Consolas" w:cs="Courier New"/>
@@ -19117,7 +16459,6 @@
           <w:szCs w:val="17"/>
         </w:rPr>
       </w:pPr>
-      <w:proofErr w:type="gramStart"/>
       <w:r>
         <w:rPr>
           <w:rFonts w:ascii="Consolas" w:hAnsi="Consolas" w:cs="Courier New"/>
@@ -19133,17 +16474,7 @@
           <w:sz w:val="17"/>
           <w:szCs w:val="17"/>
         </w:rPr>
-        <w:t>}</w:t>
-      </w:r>
-      <w:proofErr w:type="gramEnd"/>
-      <w:r>
-        <w:rPr>
-          <w:rFonts w:ascii="Consolas" w:hAnsi="Consolas" w:cs="Courier New"/>
-          <w:color w:val="666600"/>
-          <w:sz w:val="17"/>
-          <w:szCs w:val="17"/>
-        </w:rPr>
-        <w:t>;</w:t>
+        <w:t>};</w:t>
       </w:r>
     </w:p>
     <w:p>
@@ -19279,7 +16610,6 @@
         </w:rPr>
         <w:t xml:space="preserve"> </w:t>
       </w:r>
-      <w:proofErr w:type="spellStart"/>
       <w:r>
         <w:rPr>
           <w:rFonts w:ascii="Consolas" w:hAnsi="Consolas" w:cs="Courier New"/>
@@ -19289,7 +16619,6 @@
         </w:rPr>
         <w:t>ProtectedRoute</w:t>
       </w:r>
-      <w:proofErr w:type="spellEnd"/>
       <w:r>
         <w:rPr>
           <w:rFonts w:ascii="Consolas" w:hAnsi="Consolas" w:cs="Courier New"/>
@@ -19434,27 +16763,7 @@
           <w:sz w:val="17"/>
           <w:szCs w:val="17"/>
         </w:rPr>
-        <w:t xml:space="preserve">  </w:t>
-      </w:r>
-      <w:proofErr w:type="spellStart"/>
-      <w:r>
-        <w:rPr>
-          <w:rFonts w:ascii="Consolas" w:hAnsi="Consolas" w:cs="Courier New"/>
-          <w:color w:val="000000"/>
-          <w:sz w:val="17"/>
-          <w:szCs w:val="17"/>
-        </w:rPr>
-        <w:t>path</w:t>
-      </w:r>
-      <w:proofErr w:type="spellEnd"/>
-      <w:r>
-        <w:rPr>
-          <w:rFonts w:ascii="Consolas" w:hAnsi="Consolas" w:cs="Courier New"/>
-          <w:color w:val="000000"/>
-          <w:sz w:val="17"/>
-          <w:szCs w:val="17"/>
-        </w:rPr>
-        <w:t>="/profil"</w:t>
+        <w:t xml:space="preserve">  path="/profil"</w:t>
       </w:r>
     </w:p>
     <w:p>
@@ -19507,19 +16816,8 @@
           <w:sz w:val="17"/>
           <w:szCs w:val="17"/>
         </w:rPr>
-        <w:t xml:space="preserve">  element</w:t>
-      </w:r>
-      <w:proofErr w:type="gramStart"/>
-      <w:r>
-        <w:rPr>
-          <w:rFonts w:ascii="Consolas" w:hAnsi="Consolas" w:cs="Courier New"/>
-          <w:color w:val="000000"/>
-          <w:sz w:val="17"/>
-          <w:szCs w:val="17"/>
-        </w:rPr>
-        <w:t>={</w:t>
-      </w:r>
-      <w:proofErr w:type="gramEnd"/>
+        <w:t xml:space="preserve">  element={</w:t>
+      </w:r>
     </w:p>
     <w:p>
       <w:pPr>
@@ -19571,19 +16869,8 @@
           <w:sz w:val="17"/>
           <w:szCs w:val="17"/>
         </w:rPr>
-        <w:t xml:space="preserve">    // Zabalíme komponentu Profile do </w:t>
-      </w:r>
-      <w:proofErr w:type="spellStart"/>
-      <w:r>
-        <w:rPr>
-          <w:rFonts w:ascii="Consolas" w:hAnsi="Consolas" w:cs="Courier New"/>
-          <w:color w:val="000000"/>
-          <w:sz w:val="17"/>
-          <w:szCs w:val="17"/>
-        </w:rPr>
-        <w:t>ProtectedRoute</w:t>
-      </w:r>
-      <w:proofErr w:type="spellEnd"/>
+        <w:t xml:space="preserve">    // Zabalíme komponentu Profile do ProtectedRoute</w:t>
+      </w:r>
     </w:p>
     <w:p>
       <w:pPr>
@@ -19635,44 +16922,15 @@
           <w:sz w:val="17"/>
           <w:szCs w:val="17"/>
         </w:rPr>
-        <w:t xml:space="preserve"> </w:t>
-      </w:r>
-      <w:proofErr w:type="gramStart"/>
-      <w:r>
-        <w:rPr>
-          <w:rFonts w:ascii="Consolas" w:hAnsi="Consolas" w:cs="Courier New"/>
-          <w:color w:val="000000"/>
-          <w:sz w:val="17"/>
-          <w:szCs w:val="17"/>
-        </w:rPr>
-        <w:t xml:space="preserve">   </w:t>
-      </w:r>
-      <w:r>
-        <w:rPr>
-          <w:rFonts w:ascii="Consolas" w:hAnsi="Consolas" w:cs="Courier New"/>
-          <w:sz w:val="17"/>
-          <w:szCs w:val="17"/>
-        </w:rPr>
-        <w:t>&lt;</w:t>
-      </w:r>
-      <w:proofErr w:type="spellStart"/>
-      <w:proofErr w:type="gramEnd"/>
-      <w:r>
-        <w:rPr>
-          <w:rFonts w:ascii="Consolas" w:hAnsi="Consolas" w:cs="Courier New"/>
-          <w:sz w:val="17"/>
-          <w:szCs w:val="17"/>
-        </w:rPr>
-        <w:t>ProtectedRoute</w:t>
-      </w:r>
-      <w:proofErr w:type="spellEnd"/>
-      <w:r>
-        <w:rPr>
-          <w:rFonts w:ascii="Consolas" w:hAnsi="Consolas" w:cs="Courier New"/>
-          <w:sz w:val="17"/>
-          <w:szCs w:val="17"/>
-        </w:rPr>
-        <w:t>&gt;</w:t>
+        <w:t xml:space="preserve">    </w:t>
+      </w:r>
+      <w:r>
+        <w:rPr>
+          <w:rFonts w:ascii="Consolas" w:hAnsi="Consolas" w:cs="Courier New"/>
+          <w:sz w:val="17"/>
+          <w:szCs w:val="17"/>
+        </w:rPr>
+        <w:t>&lt;ProtectedRoute&gt;</w:t>
       </w:r>
     </w:p>
     <w:p>
@@ -19725,37 +16983,16 @@
           <w:sz w:val="17"/>
           <w:szCs w:val="17"/>
         </w:rPr>
-        <w:t xml:space="preserve">   </w:t>
-      </w:r>
-      <w:proofErr w:type="gramStart"/>
-      <w:r>
-        <w:rPr>
-          <w:rFonts w:ascii="Consolas" w:hAnsi="Consolas" w:cs="Courier New"/>
-          <w:color w:val="000000"/>
-          <w:sz w:val="17"/>
-          <w:szCs w:val="17"/>
-        </w:rPr>
-        <w:t xml:space="preserve">   </w:t>
-      </w:r>
-      <w:r>
-        <w:rPr>
-          <w:rFonts w:ascii="Consolas" w:hAnsi="Consolas" w:cs="Courier New"/>
-          <w:sz w:val="17"/>
-          <w:szCs w:val="17"/>
-        </w:rPr>
-        <w:t>&lt;</w:t>
-      </w:r>
-      <w:proofErr w:type="spellStart"/>
-      <w:proofErr w:type="gramEnd"/>
-      <w:r>
-        <w:rPr>
-          <w:rFonts w:ascii="Consolas" w:hAnsi="Consolas" w:cs="Courier New"/>
-          <w:sz w:val="17"/>
-          <w:szCs w:val="17"/>
-        </w:rPr>
-        <w:t>ProfilePage</w:t>
-      </w:r>
-      <w:proofErr w:type="spellEnd"/>
+        <w:t xml:space="preserve">      </w:t>
+      </w:r>
+      <w:r>
+        <w:rPr>
+          <w:rFonts w:ascii="Consolas" w:hAnsi="Consolas" w:cs="Courier New"/>
+          <w:sz w:val="17"/>
+          <w:szCs w:val="17"/>
+        </w:rPr>
+        <w:t>&lt;ProfilePage</w:t>
+      </w:r>
       <w:r>
         <w:rPr>
           <w:rFonts w:ascii="Consolas" w:hAnsi="Consolas" w:cs="Courier New"/>
@@ -19824,52 +17061,15 @@
           <w:sz w:val="17"/>
           <w:szCs w:val="17"/>
         </w:rPr>
-        <w:t xml:space="preserve"> </w:t>
-      </w:r>
-      <w:proofErr w:type="gramStart"/>
-      <w:r>
-        <w:rPr>
-          <w:rFonts w:ascii="Consolas" w:hAnsi="Consolas" w:cs="Courier New"/>
-          <w:color w:val="000000"/>
-          <w:sz w:val="17"/>
-          <w:szCs w:val="17"/>
-        </w:rPr>
-        <w:t xml:space="preserve">   </w:t>
-      </w:r>
-      <w:r>
-        <w:rPr>
-          <w:rFonts w:ascii="Consolas" w:hAnsi="Consolas" w:cs="Courier New"/>
-          <w:sz w:val="17"/>
-          <w:szCs w:val="17"/>
-        </w:rPr>
-        <w:t>&lt;</w:t>
-      </w:r>
-      <w:proofErr w:type="gramEnd"/>
-      <w:r>
-        <w:rPr>
-          <w:rFonts w:ascii="Consolas" w:hAnsi="Consolas" w:cs="Courier New"/>
-          <w:sz w:val="17"/>
-          <w:szCs w:val="17"/>
-        </w:rPr>
-        <w:t>/</w:t>
-      </w:r>
-      <w:proofErr w:type="spellStart"/>
-      <w:r>
-        <w:rPr>
-          <w:rFonts w:ascii="Consolas" w:hAnsi="Consolas" w:cs="Courier New"/>
-          <w:sz w:val="17"/>
-          <w:szCs w:val="17"/>
-        </w:rPr>
-        <w:t>ProtectedRoute</w:t>
-      </w:r>
-      <w:proofErr w:type="spellEnd"/>
-      <w:r>
-        <w:rPr>
-          <w:rFonts w:ascii="Consolas" w:hAnsi="Consolas" w:cs="Courier New"/>
-          <w:sz w:val="17"/>
-          <w:szCs w:val="17"/>
-        </w:rPr>
-        <w:t>&gt;</w:t>
+        <w:t xml:space="preserve">    </w:t>
+      </w:r>
+      <w:r>
+        <w:rPr>
+          <w:rFonts w:ascii="Consolas" w:hAnsi="Consolas" w:cs="Courier New"/>
+          <w:sz w:val="17"/>
+          <w:szCs w:val="17"/>
+        </w:rPr>
+        <w:t>&lt;/ProtectedRoute&gt;</w:t>
       </w:r>
     </w:p>
     <w:p>
@@ -19915,7 +17115,6 @@
         </w:rPr>
         <w:t xml:space="preserve"> 8. </w:t>
       </w:r>
-      <w:proofErr w:type="gramStart"/>
       <w:r>
         <w:rPr>
           <w:rFonts w:ascii="Consolas" w:hAnsi="Consolas" w:cs="Courier New"/>
@@ -19925,7 +17124,6 @@
         </w:rPr>
         <w:t xml:space="preserve">  }</w:t>
       </w:r>
-      <w:proofErr w:type="gramEnd"/>
     </w:p>
     <w:p>
       <w:pPr>
@@ -20035,15 +17233,7 @@
         <w:t>“</w:t>
       </w:r>
       <w:r>
-        <w:t xml:space="preserve">. Doména byla pronajata na rok přes firmu </w:t>
-      </w:r>
-      <w:proofErr w:type="spellStart"/>
-      <w:r>
-        <w:t>Vedos</w:t>
-      </w:r>
-      <w:proofErr w:type="spellEnd"/>
-      <w:r>
-        <w:t>. Následně jsem potřeboval spojit doménu s projektem. K tomuto úkolu jsem využ</w:t>
+        <w:t>. Doména byla pronajata na rok přes firmu Vedos. Následně jsem potřeboval spojit doménu s projektem. K tomuto úkolu jsem využ</w:t>
       </w:r>
       <w:r>
         <w:t>il</w:t>
@@ -20076,31 +17266,7 @@
         <w:t xml:space="preserve"> co má zobrazovat. Výhoda byla v tom, že Firebase je přímo spojena s Githubem, kde se projekt nacházel.</w:t>
       </w:r>
       <w:r>
-        <w:t xml:space="preserve"> Takže stačilo vybrat jaká projekt chci použít a následně dát přístup </w:t>
-      </w:r>
-      <w:proofErr w:type="spellStart"/>
-      <w:r>
-        <w:t>firebase</w:t>
-      </w:r>
-      <w:proofErr w:type="spellEnd"/>
-      <w:r>
-        <w:t xml:space="preserve"> </w:t>
-      </w:r>
-      <w:proofErr w:type="gramStart"/>
-      <w:r>
-        <w:t>k</w:t>
-      </w:r>
-      <w:proofErr w:type="gramEnd"/>
-      <w:r>
-        <w:t> </w:t>
-      </w:r>
-      <w:proofErr w:type="spellStart"/>
-      <w:r>
-        <w:t>Githubu</w:t>
-      </w:r>
-      <w:proofErr w:type="spellEnd"/>
-      <w:r>
-        <w:t>.</w:t>
+        <w:t xml:space="preserve"> Takže stačilo vybrat jaká projekt chci použít a následně dát přístup firebase k Githubu.</w:t>
       </w:r>
     </w:p>
     <w:p>
@@ -20196,26 +17362,51 @@
     </w:p>
     <w:p>
       <w:r>
-        <w:t xml:space="preserve">Webová aplikace se ovládá jako každá webová aplikace. Je zde orientační </w:t>
-      </w:r>
-      <w:proofErr w:type="spellStart"/>
-      <w:r>
-        <w:t>Navbar</w:t>
-      </w:r>
-      <w:proofErr w:type="spellEnd"/>
-      <w:r>
-        <w:t xml:space="preserve">, díky kterému se dostanete, kam budete požadovat. Uživatel se musí nejprve přihlásit, aby odemknul všechny funkce webu. Může se přihlásit jak přes email, tak přes </w:t>
-      </w:r>
-      <w:proofErr w:type="spellStart"/>
+        <w:t xml:space="preserve">Webová aplikace se ovládá jako každá webová aplikace. Je zde orientační Navbar, díky kterému se dostanete, kam budete požadovat. Uživatel se musí nejprve přihlásit, aby odemknul všechny funkce webu. Může se přihlásit jak přes email, tak přes </w:t>
+      </w:r>
       <w:r>
         <w:t>Github</w:t>
       </w:r>
-      <w:proofErr w:type="spellEnd"/>
       <w:r>
         <w:t xml:space="preserve"> či Google. Jinak bude uživatel velice omezen tím, co může na webu dělat</w:t>
       </w:r>
       <w:r>
         <w:t xml:space="preserve">. </w:t>
+      </w:r>
+    </w:p>
+    <w:p>
+      <w:r>
+        <w:t>První je nutná registrace / přihlášení. Tu je možné provést v sekci „</w:t>
+      </w:r>
+      <w:r>
+        <w:t>/registrace</w:t>
+      </w:r>
+      <w:r>
+        <w:t>“, nebo „</w:t>
+      </w:r>
+      <w:r>
+        <w:t>/prihlaseni</w:t>
+      </w:r>
+      <w:r>
+        <w:t xml:space="preserve">“. Po úspěšném přihlášení se uživatel automaticky přesměruje do uživatelského rozhraní. Zde může vidět většinu svých údajů, aktivitu procvičovaní, rychlé odkazy, … . </w:t>
+      </w:r>
+      <w:r>
+        <w:t>Dále už je jen na uživateli kam se na stránce vydá. Může vyplnit různé v sekci „/úkoly“, vyzkoušet různé fyzické simulace v sekci „/simulace“, následně prozkoumat geometrická tělesa v sekci „</w:t>
+      </w:r>
+      <w:r>
+        <w:t>/geometricka-telesa</w:t>
+      </w:r>
+      <w:r>
+        <w:t xml:space="preserve">“. Poté je zde poslední sekce v Navbaru a to předměty. Zde se uživatel prokliká na daný předmět, jeho úroveň a lekci, kterou požaduje. Má zde text, ze kterého se může dozvědět něco nového a občas i obrázky. Obrázky nejsou ve všech </w:t>
+      </w:r>
+      <w:r>
+        <w:t>materiálech,</w:t>
+      </w:r>
+      <w:r>
+        <w:t xml:space="preserve"> a proto jsou místo nich „placeholdery“.</w:t>
+      </w:r>
+      <w:r>
+        <w:t xml:space="preserve"> Po přečtení textu si uživatel může spustit dole pod textem cvičení a ověřit si, zda si učivo zapamatoval. Po úspěšném vyplnění textu uživatel dostane xp neboli zkušenosti. Čím více xp uživatel nasbírá, tím lepší bude v žebříčku uživatelů, který nalezne na domovské stránce. Pokud by uživatele zajímaly pak i podrobné statistiky, může se k nim dostat na hlavní stránce v sekci „Sledujte svůj pokrok“.</w:t>
       </w:r>
     </w:p>
     <w:p>
@@ -20287,40 +17478,19 @@
         <w:t>j</w:t>
       </w:r>
       <w:r>
-        <w:t xml:space="preserve">sem spokojen s vývojem databáze, která hrála také velkou část mé práce. Změna prostředí ze </w:t>
-      </w:r>
-      <w:proofErr w:type="spellStart"/>
-      <w:r>
-        <w:t>Supabase</w:t>
-      </w:r>
-      <w:proofErr w:type="spellEnd"/>
-      <w:r>
-        <w:t xml:space="preserve"> na </w:t>
-      </w:r>
-      <w:proofErr w:type="spellStart"/>
+        <w:t xml:space="preserve">sem spokojen s vývojem databáze, která hrála také velkou část mé práce. Změna prostředí ze Supabase na </w:t>
+      </w:r>
       <w:r>
         <w:t>F</w:t>
       </w:r>
       <w:r>
-        <w:t>irebase</w:t>
-      </w:r>
-      <w:proofErr w:type="spellEnd"/>
-      <w:r>
-        <w:t xml:space="preserve"> mi vyhovuje a l</w:t>
+        <w:t>irebase mi vyhovuje a l</w:t>
       </w:r>
       <w:r>
         <w:t>é</w:t>
       </w:r>
       <w:r>
-        <w:t>pe se mi poté pracuje s daty. Následně jsem se naučil pracovat s </w:t>
-      </w:r>
-      <w:proofErr w:type="spellStart"/>
-      <w:r>
-        <w:t>backend</w:t>
-      </w:r>
-      <w:proofErr w:type="spellEnd"/>
-      <w:r>
-        <w:t xml:space="preserve"> </w:t>
+        <w:t xml:space="preserve">pe se mi poté pracuje s daty. Následně jsem se naučil pracovat s backend </w:t>
       </w:r>
       <w:r>
         <w:t xml:space="preserve">cloud </w:t>
@@ -20344,13 +17514,8 @@
         <w:t xml:space="preserve"> dělat vlastní hosting </w:t>
       </w:r>
       <w:r>
-        <w:t xml:space="preserve">pro </w:t>
-      </w:r>
-      <w:proofErr w:type="spellStart"/>
-      <w:r>
-        <w:t>backend</w:t>
-      </w:r>
-      <w:proofErr w:type="spellEnd"/>
+        <w:t>pro backend</w:t>
+      </w:r>
       <w:r>
         <w:t>.</w:t>
       </w:r>
@@ -20369,15 +17534,7 @@
         <w:t>nebo</w:t>
       </w:r>
       <w:r>
-        <w:t xml:space="preserve"> </w:t>
-      </w:r>
-      <w:proofErr w:type="spellStart"/>
-      <w:r>
-        <w:t>Github</w:t>
-      </w:r>
-      <w:proofErr w:type="spellEnd"/>
-      <w:r>
-        <w:t xml:space="preserve"> účet. Po registraci má uživatel přistup k celé webové aplikaci. Může se tedy pustit do učení daného předmětu, který si vybere. Po vybrání předmětu si může zvolit jeho obtížnost a poté i kapitolu a její lekce, které se chce naučit. Každá lekce obsahuje 2 části, a to studijní část a testovací část. Poté co si uživatel přečte studijní část, může si spustit krátký testík. V testu jsou otázky pouze na dané téma, které procvičil. Test probíhá formou otázek, kde uživatel vybere jednu z</w:t>
+        <w:t xml:space="preserve"> Github účet. Po registraci má uživatel přistup k celé webové aplikaci. Může se tedy pustit do učení daného předmětu, který si vybere. Po vybrání předmětu si může zvolit jeho obtížnost a poté i kapitolu a její lekce, které se chce naučit. Každá lekce obsahuje 2 části, a to studijní část a testovací část. Poté co si uživatel přečte studijní část, může si spustit krátký testík. V testu jsou otázky pouze na dané téma, které procvičil. Test probíhá formou otázek, kde uživatel vybere jednu z</w:t>
       </w:r>
       <w:r>
         <w:t> odpověd</w:t>
@@ -20416,21 +17573,8 @@
         <w:t xml:space="preserve">. Když uživatel </w:t>
       </w:r>
       <w:r>
-        <w:t xml:space="preserve">odpoví na všechny otázky správně dostane </w:t>
-      </w:r>
-      <w:proofErr w:type="spellStart"/>
-      <w:r>
-        <w:t>xp</w:t>
-      </w:r>
-      <w:proofErr w:type="spellEnd"/>
-      <w:r>
-        <w:t xml:space="preserve">. Dále jsou zde i samostatné úkoly, při správném vyplnění úkolu, dostane jak </w:t>
-      </w:r>
-      <w:proofErr w:type="spellStart"/>
-      <w:r>
-        <w:t>xp</w:t>
-      </w:r>
-      <w:proofErr w:type="spellEnd"/>
+        <w:t>odpoví na všechny otázky správně dostane xp. Dále jsou zde i samostatné úkoly, při správném vyplnění úkolu, dostane jak xp</w:t>
+      </w:r>
       <w:r>
         <w:t>,</w:t>
       </w:r>
@@ -20440,31 +17584,7 @@
     </w:p>
     <w:p>
       <w:r>
-        <w:t xml:space="preserve">Dále webová aplikace disponuje několika simulacemi jako například jsou geometrická tělesa, která jsou rozdělena na </w:t>
-      </w:r>
-      <w:proofErr w:type="gramStart"/>
-      <w:r>
-        <w:t>2D</w:t>
-      </w:r>
-      <w:proofErr w:type="gramEnd"/>
-      <w:r>
-        <w:t xml:space="preserve"> a </w:t>
-      </w:r>
-      <w:proofErr w:type="gramStart"/>
-      <w:r>
-        <w:t>3D</w:t>
-      </w:r>
-      <w:proofErr w:type="gramEnd"/>
-      <w:r>
-        <w:t xml:space="preserve">. U </w:t>
-      </w:r>
-      <w:proofErr w:type="gramStart"/>
-      <w:r>
-        <w:t>3D</w:t>
-      </w:r>
-      <w:proofErr w:type="gramEnd"/>
-      <w:r>
-        <w:t xml:space="preserve"> těles si je uživatel může libovolně otáčet a hýbat s nimi, jak zrovna potřebuje. Následně v </w:t>
+        <w:t xml:space="preserve">Dále webová aplikace disponuje několika simulacemi jako například jsou geometrická tělesa, která jsou rozdělena na 2D a 3D. U 3D těles si je uživatel může libovolně otáčet a hýbat s nimi, jak zrovna potřebuje. Následně v </w:t>
       </w:r>
       <w:r>
         <w:t xml:space="preserve">„Nauč se Víc“ </w:t>
@@ -24889,6 +22009,186 @@
 </file>
 
 <file path=customXml/item1.xml><?xml version="1.0" encoding="utf-8"?>
+<ct:contentTypeSchema xmlns:ct="http://schemas.microsoft.com/office/2006/metadata/contentType" xmlns:ma="http://schemas.microsoft.com/office/2006/metadata/properties/metaAttributes" ct:_="" ma:_="" ma:contentTypeName="Dokument" ma:contentTypeID="0x01010050B1E99129EB1C4B94650070FE2E0B3B" ma:contentTypeVersion="4" ma:contentTypeDescription="Vytvoří nový dokument" ma:contentTypeScope="" ma:versionID="4b1406bcfa7da0748f6a3409a4d9ec36">
+  <xsd:schema xmlns:xsd="http://www.w3.org/2001/XMLSchema" xmlns:xs="http://www.w3.org/2001/XMLSchema" xmlns:p="http://schemas.microsoft.com/office/2006/metadata/properties" xmlns:ns2="c3e65571-a390-4c9e-b8e9-5d531d8bbe37" xmlns:ns3="754b39a0-e428-4fa2-823f-61c0c676bbed" targetNamespace="http://schemas.microsoft.com/office/2006/metadata/properties" ma:root="true" ma:fieldsID="85554ed8242ef730ce8ebbc69a9f6cc5" ns2:_="" ns3:_="">
+    <xsd:import namespace="c3e65571-a390-4c9e-b8e9-5d531d8bbe37"/>
+    <xsd:import namespace="754b39a0-e428-4fa2-823f-61c0c676bbed"/>
+    <xsd:element name="properties">
+      <xsd:complexType>
+        <xsd:sequence>
+          <xsd:element name="documentManagement">
+            <xsd:complexType>
+              <xsd:all>
+                <xsd:element ref="ns2:SharedWithUsers" minOccurs="0"/>
+                <xsd:element ref="ns2:SharedWithDetails" minOccurs="0"/>
+                <xsd:element ref="ns3:MediaServiceMetadata" minOccurs="0"/>
+                <xsd:element ref="ns3:MediaServiceFastMetadata" minOccurs="0"/>
+              </xsd:all>
+            </xsd:complexType>
+          </xsd:element>
+        </xsd:sequence>
+      </xsd:complexType>
+    </xsd:element>
+  </xsd:schema>
+  <xsd:schema xmlns:xsd="http://www.w3.org/2001/XMLSchema" xmlns:xs="http://www.w3.org/2001/XMLSchema" xmlns:dms="http://schemas.microsoft.com/office/2006/documentManagement/types" xmlns:pc="http://schemas.microsoft.com/office/infopath/2007/PartnerControls" targetNamespace="c3e65571-a390-4c9e-b8e9-5d531d8bbe37" elementFormDefault="qualified">
+    <xsd:import namespace="http://schemas.microsoft.com/office/2006/documentManagement/types"/>
+    <xsd:import namespace="http://schemas.microsoft.com/office/infopath/2007/PartnerControls"/>
+    <xsd:element name="SharedWithUsers" ma:index="8" nillable="true" ma:displayName="Sdílí se s" ma:internalName="SharedWithUsers" ma:readOnly="true">
+      <xsd:complexType>
+        <xsd:complexContent>
+          <xsd:extension base="dms:UserMulti">
+            <xsd:sequence>
+              <xsd:element name="UserInfo" minOccurs="0" maxOccurs="unbounded">
+                <xsd:complexType>
+                  <xsd:sequence>
+                    <xsd:element name="DisplayName" type="xsd:string" minOccurs="0"/>
+                    <xsd:element name="AccountId" type="dms:UserId" minOccurs="0" nillable="true"/>
+                    <xsd:element name="AccountType" type="xsd:string" minOccurs="0"/>
+                  </xsd:sequence>
+                </xsd:complexType>
+              </xsd:element>
+            </xsd:sequence>
+          </xsd:extension>
+        </xsd:complexContent>
+      </xsd:complexType>
+    </xsd:element>
+    <xsd:element name="SharedWithDetails" ma:index="9" nillable="true" ma:displayName="Sdílené s podrobnostmi" ma:internalName="SharedWithDetails" ma:readOnly="true">
+      <xsd:simpleType>
+        <xsd:restriction base="dms:Note">
+          <xsd:maxLength value="255"/>
+        </xsd:restriction>
+      </xsd:simpleType>
+    </xsd:element>
+  </xsd:schema>
+  <xsd:schema xmlns:xsd="http://www.w3.org/2001/XMLSchema" xmlns:xs="http://www.w3.org/2001/XMLSchema" xmlns:dms="http://schemas.microsoft.com/office/2006/documentManagement/types" xmlns:pc="http://schemas.microsoft.com/office/infopath/2007/PartnerControls" targetNamespace="754b39a0-e428-4fa2-823f-61c0c676bbed" elementFormDefault="qualified">
+    <xsd:import namespace="http://schemas.microsoft.com/office/2006/documentManagement/types"/>
+    <xsd:import namespace="http://schemas.microsoft.com/office/infopath/2007/PartnerControls"/>
+    <xsd:element name="MediaServiceMetadata" ma:index="10" nillable="true" ma:displayName="MediaServiceMetadata" ma:hidden="true" ma:internalName="MediaServiceMetadata" ma:readOnly="true">
+      <xsd:simpleType>
+        <xsd:restriction base="dms:Note"/>
+      </xsd:simpleType>
+    </xsd:element>
+    <xsd:element name="MediaServiceFastMetadata" ma:index="11" nillable="true" ma:displayName="MediaServiceFastMetadata" ma:hidden="true" ma:internalName="MediaServiceFastMetadata" ma:readOnly="true">
+      <xsd:simpleType>
+        <xsd:restriction base="dms:Note"/>
+      </xsd:simpleType>
+    </xsd:element>
+  </xsd:schema>
+  <xsd:schema xmlns="http://schemas.openxmlformats.org/package/2006/metadata/core-properties" xmlns:xsd="http://www.w3.org/2001/XMLSchema" xmlns:xsi="http://www.w3.org/2001/XMLSchema-instance" xmlns:dc="http://purl.org/dc/elements/1.1/" xmlns:dcterms="http://purl.org/dc/terms/" xmlns:odoc="http://schemas.microsoft.com/internal/obd" targetNamespace="http://schemas.openxmlformats.org/package/2006/metadata/core-properties" elementFormDefault="qualified" attributeFormDefault="unqualified" blockDefault="#all">
+    <xsd:import namespace="http://purl.org/dc/elements/1.1/" schemaLocation="http://dublincore.org/schemas/xmls/qdc/2003/04/02/dc.xsd"/>
+    <xsd:import namespace="http://purl.org/dc/terms/" schemaLocation="http://dublincore.org/schemas/xmls/qdc/2003/04/02/dcterms.xsd"/>
+    <xsd:element name="coreProperties" type="CT_coreProperties"/>
+    <xsd:complexType name="CT_coreProperties">
+      <xsd:all>
+        <xsd:element ref="dc:creator" minOccurs="0" maxOccurs="1"/>
+        <xsd:element ref="dcterms:created" minOccurs="0" maxOccurs="1"/>
+        <xsd:element ref="dc:identifier" minOccurs="0" maxOccurs="1"/>
+        <xsd:element name="contentType" minOccurs="0" maxOccurs="1" type="xsd:string" ma:index="0" ma:displayName="Typ obsahu"/>
+        <xsd:element ref="dc:title" minOccurs="0" maxOccurs="1" ma:index="4" ma:displayName="Nadpis"/>
+        <xsd:element ref="dc:subject" minOccurs="0" maxOccurs="1"/>
+        <xsd:element ref="dc:description" minOccurs="0" maxOccurs="1"/>
+        <xsd:element name="keywords" minOccurs="0" maxOccurs="1" type="xsd:string"/>
+        <xsd:element ref="dc:language" minOccurs="0" maxOccurs="1"/>
+        <xsd:element name="category" minOccurs="0" maxOccurs="1" type="xsd:string"/>
+        <xsd:element name="version" minOccurs="0" maxOccurs="1" type="xsd:string"/>
+        <xsd:element name="revision" minOccurs="0" maxOccurs="1" type="xsd:string">
+          <xsd:annotation>
+            <xsd:documentation>
+                        This value indicates the number of saves or revisions. The application is responsible for updating this value after each revision.
+                    </xsd:documentation>
+          </xsd:annotation>
+        </xsd:element>
+        <xsd:element name="lastModifiedBy" minOccurs="0" maxOccurs="1" type="xsd:string"/>
+        <xsd:element ref="dcterms:modified" minOccurs="0" maxOccurs="1"/>
+        <xsd:element name="contentStatus" minOccurs="0" maxOccurs="1" type="xsd:string"/>
+      </xsd:all>
+    </xsd:complexType>
+  </xsd:schema>
+  <xs:schema xmlns:pc="http://schemas.microsoft.com/office/infopath/2007/PartnerControls" xmlns:xs="http://www.w3.org/2001/XMLSchema" targetNamespace="http://schemas.microsoft.com/office/infopath/2007/PartnerControls" elementFormDefault="qualified" attributeFormDefault="unqualified">
+    <xs:element name="Person">
+      <xs:complexType>
+        <xs:sequence>
+          <xs:element ref="pc:DisplayName" minOccurs="0"/>
+          <xs:element ref="pc:AccountId" minOccurs="0"/>
+          <xs:element ref="pc:AccountType" minOccurs="0"/>
+        </xs:sequence>
+      </xs:complexType>
+    </xs:element>
+    <xs:element name="DisplayName" type="xs:string"/>
+    <xs:element name="AccountId" type="xs:string"/>
+    <xs:element name="AccountType" type="xs:string"/>
+    <xs:element name="BDCAssociatedEntity">
+      <xs:complexType>
+        <xs:sequence>
+          <xs:element ref="pc:BDCEntity" minOccurs="0" maxOccurs="unbounded"/>
+        </xs:sequence>
+        <xs:attribute ref="pc:EntityNamespace"/>
+        <xs:attribute ref="pc:EntityName"/>
+        <xs:attribute ref="pc:SystemInstanceName"/>
+        <xs:attribute ref="pc:AssociationName"/>
+      </xs:complexType>
+    </xs:element>
+    <xs:attribute name="EntityNamespace" type="xs:string"/>
+    <xs:attribute name="EntityName" type="xs:string"/>
+    <xs:attribute name="SystemInstanceName" type="xs:string"/>
+    <xs:attribute name="AssociationName" type="xs:string"/>
+    <xs:element name="BDCEntity">
+      <xs:complexType>
+        <xs:sequence>
+          <xs:element ref="pc:EntityDisplayName" minOccurs="0"/>
+          <xs:element ref="pc:EntityInstanceReference" minOccurs="0"/>
+          <xs:element ref="pc:EntityId1" minOccurs="0"/>
+          <xs:element ref="pc:EntityId2" minOccurs="0"/>
+          <xs:element ref="pc:EntityId3" minOccurs="0"/>
+          <xs:element ref="pc:EntityId4" minOccurs="0"/>
+          <xs:element ref="pc:EntityId5" minOccurs="0"/>
+        </xs:sequence>
+      </xs:complexType>
+    </xs:element>
+    <xs:element name="EntityDisplayName" type="xs:string"/>
+    <xs:element name="EntityInstanceReference" type="xs:string"/>
+    <xs:element name="EntityId1" type="xs:string"/>
+    <xs:element name="EntityId2" type="xs:string"/>
+    <xs:element name="EntityId3" type="xs:string"/>
+    <xs:element name="EntityId4" type="xs:string"/>
+    <xs:element name="EntityId5" type="xs:string"/>
+    <xs:element name="Terms">
+      <xs:complexType>
+        <xs:sequence>
+          <xs:element ref="pc:TermInfo" minOccurs="0" maxOccurs="unbounded"/>
+        </xs:sequence>
+      </xs:complexType>
+    </xs:element>
+    <xs:element name="TermInfo">
+      <xs:complexType>
+        <xs:sequence>
+          <xs:element ref="pc:TermName" minOccurs="0"/>
+          <xs:element ref="pc:TermId" minOccurs="0"/>
+        </xs:sequence>
+      </xs:complexType>
+    </xs:element>
+    <xs:element name="TermName" type="xs:string"/>
+    <xs:element name="TermId" type="xs:string"/>
+  </xs:schema>
+</ct:contentTypeSchema>
+</file>
+
+<file path=customXml/item2.xml><?xml version="1.0" encoding="utf-8"?>
+<?mso-contentType ?>
+<FormTemplates xmlns="http://schemas.microsoft.com/sharepoint/v3/contenttype/forms">
+  <Display>DocumentLibraryForm</Display>
+  <Edit>DocumentLibraryForm</Edit>
+  <New>DocumentLibraryForm</New>
+</FormTemplates>
+</file>
+
+<file path=customXml/item3.xml><?xml version="1.0" encoding="utf-8"?>
+<p:properties xmlns:p="http://schemas.microsoft.com/office/2006/metadata/properties" xmlns:xsi="http://www.w3.org/2001/XMLSchema-instance" xmlns:pc="http://schemas.microsoft.com/office/infopath/2007/PartnerControls">
+  <documentManagement/>
+</p:properties>
+</file>
+
+<file path=customXml/item4.xml><?xml version="1.0" encoding="utf-8"?>
 <b:Sources xmlns:b="http://schemas.openxmlformats.org/officeDocument/2006/bibliography" xmlns="http://schemas.openxmlformats.org/officeDocument/2006/bibliography" SelectedStyle="\ISO690Nmerical.XSL" StyleName="ISO 690 – číselná reference" Version="1987">
   <b:Source>
     <b:Tag>Umi</b:Tag>
@@ -25082,212 +22382,7 @@
 </b:Sources>
 </file>
 
-<file path=customXml/item2.xml><?xml version="1.0" encoding="utf-8"?>
-<p:properties xmlns:p="http://schemas.microsoft.com/office/2006/metadata/properties" xmlns:xsi="http://www.w3.org/2001/XMLSchema-instance" xmlns:pc="http://schemas.microsoft.com/office/infopath/2007/PartnerControls">
-  <documentManagement/>
-</p:properties>
-</file>
-
-<file path=customXml/item3.xml><?xml version="1.0" encoding="utf-8"?>
-<?mso-contentType ?>
-<FormTemplates xmlns="http://schemas.microsoft.com/sharepoint/v3/contenttype/forms">
-  <Display>DocumentLibraryForm</Display>
-  <Edit>DocumentLibraryForm</Edit>
-  <New>DocumentLibraryForm</New>
-</FormTemplates>
-</file>
-
-<file path=customXml/item4.xml><?xml version="1.0" encoding="utf-8"?>
-<ct:contentTypeSchema xmlns:ct="http://schemas.microsoft.com/office/2006/metadata/contentType" xmlns:ma="http://schemas.microsoft.com/office/2006/metadata/properties/metaAttributes" ct:_="" ma:_="" ma:contentTypeName="Dokument" ma:contentTypeID="0x01010050B1E99129EB1C4B94650070FE2E0B3B" ma:contentTypeVersion="4" ma:contentTypeDescription="Vytvoří nový dokument" ma:contentTypeScope="" ma:versionID="4b1406bcfa7da0748f6a3409a4d9ec36">
-  <xsd:schema xmlns:xsd="http://www.w3.org/2001/XMLSchema" xmlns:xs="http://www.w3.org/2001/XMLSchema" xmlns:p="http://schemas.microsoft.com/office/2006/metadata/properties" xmlns:ns2="c3e65571-a390-4c9e-b8e9-5d531d8bbe37" xmlns:ns3="754b39a0-e428-4fa2-823f-61c0c676bbed" targetNamespace="http://schemas.microsoft.com/office/2006/metadata/properties" ma:root="true" ma:fieldsID="85554ed8242ef730ce8ebbc69a9f6cc5" ns2:_="" ns3:_="">
-    <xsd:import namespace="c3e65571-a390-4c9e-b8e9-5d531d8bbe37"/>
-    <xsd:import namespace="754b39a0-e428-4fa2-823f-61c0c676bbed"/>
-    <xsd:element name="properties">
-      <xsd:complexType>
-        <xsd:sequence>
-          <xsd:element name="documentManagement">
-            <xsd:complexType>
-              <xsd:all>
-                <xsd:element ref="ns2:SharedWithUsers" minOccurs="0"/>
-                <xsd:element ref="ns2:SharedWithDetails" minOccurs="0"/>
-                <xsd:element ref="ns3:MediaServiceMetadata" minOccurs="0"/>
-                <xsd:element ref="ns3:MediaServiceFastMetadata" minOccurs="0"/>
-              </xsd:all>
-            </xsd:complexType>
-          </xsd:element>
-        </xsd:sequence>
-      </xsd:complexType>
-    </xsd:element>
-  </xsd:schema>
-  <xsd:schema xmlns:xsd="http://www.w3.org/2001/XMLSchema" xmlns:xs="http://www.w3.org/2001/XMLSchema" xmlns:dms="http://schemas.microsoft.com/office/2006/documentManagement/types" xmlns:pc="http://schemas.microsoft.com/office/infopath/2007/PartnerControls" targetNamespace="c3e65571-a390-4c9e-b8e9-5d531d8bbe37" elementFormDefault="qualified">
-    <xsd:import namespace="http://schemas.microsoft.com/office/2006/documentManagement/types"/>
-    <xsd:import namespace="http://schemas.microsoft.com/office/infopath/2007/PartnerControls"/>
-    <xsd:element name="SharedWithUsers" ma:index="8" nillable="true" ma:displayName="Sdílí se s" ma:internalName="SharedWithUsers" ma:readOnly="true">
-      <xsd:complexType>
-        <xsd:complexContent>
-          <xsd:extension base="dms:UserMulti">
-            <xsd:sequence>
-              <xsd:element name="UserInfo" minOccurs="0" maxOccurs="unbounded">
-                <xsd:complexType>
-                  <xsd:sequence>
-                    <xsd:element name="DisplayName" type="xsd:string" minOccurs="0"/>
-                    <xsd:element name="AccountId" type="dms:UserId" minOccurs="0" nillable="true"/>
-                    <xsd:element name="AccountType" type="xsd:string" minOccurs="0"/>
-                  </xsd:sequence>
-                </xsd:complexType>
-              </xsd:element>
-            </xsd:sequence>
-          </xsd:extension>
-        </xsd:complexContent>
-      </xsd:complexType>
-    </xsd:element>
-    <xsd:element name="SharedWithDetails" ma:index="9" nillable="true" ma:displayName="Sdílené s podrobnostmi" ma:internalName="SharedWithDetails" ma:readOnly="true">
-      <xsd:simpleType>
-        <xsd:restriction base="dms:Note">
-          <xsd:maxLength value="255"/>
-        </xsd:restriction>
-      </xsd:simpleType>
-    </xsd:element>
-  </xsd:schema>
-  <xsd:schema xmlns:xsd="http://www.w3.org/2001/XMLSchema" xmlns:xs="http://www.w3.org/2001/XMLSchema" xmlns:dms="http://schemas.microsoft.com/office/2006/documentManagement/types" xmlns:pc="http://schemas.microsoft.com/office/infopath/2007/PartnerControls" targetNamespace="754b39a0-e428-4fa2-823f-61c0c676bbed" elementFormDefault="qualified">
-    <xsd:import namespace="http://schemas.microsoft.com/office/2006/documentManagement/types"/>
-    <xsd:import namespace="http://schemas.microsoft.com/office/infopath/2007/PartnerControls"/>
-    <xsd:element name="MediaServiceMetadata" ma:index="10" nillable="true" ma:displayName="MediaServiceMetadata" ma:hidden="true" ma:internalName="MediaServiceMetadata" ma:readOnly="true">
-      <xsd:simpleType>
-        <xsd:restriction base="dms:Note"/>
-      </xsd:simpleType>
-    </xsd:element>
-    <xsd:element name="MediaServiceFastMetadata" ma:index="11" nillable="true" ma:displayName="MediaServiceFastMetadata" ma:hidden="true" ma:internalName="MediaServiceFastMetadata" ma:readOnly="true">
-      <xsd:simpleType>
-        <xsd:restriction base="dms:Note"/>
-      </xsd:simpleType>
-    </xsd:element>
-  </xsd:schema>
-  <xsd:schema xmlns="http://schemas.openxmlformats.org/package/2006/metadata/core-properties" xmlns:xsd="http://www.w3.org/2001/XMLSchema" xmlns:xsi="http://www.w3.org/2001/XMLSchema-instance" xmlns:dc="http://purl.org/dc/elements/1.1/" xmlns:dcterms="http://purl.org/dc/terms/" xmlns:odoc="http://schemas.microsoft.com/internal/obd" targetNamespace="http://schemas.openxmlformats.org/package/2006/metadata/core-properties" elementFormDefault="qualified" attributeFormDefault="unqualified" blockDefault="#all">
-    <xsd:import namespace="http://purl.org/dc/elements/1.1/" schemaLocation="http://dublincore.org/schemas/xmls/qdc/2003/04/02/dc.xsd"/>
-    <xsd:import namespace="http://purl.org/dc/terms/" schemaLocation="http://dublincore.org/schemas/xmls/qdc/2003/04/02/dcterms.xsd"/>
-    <xsd:element name="coreProperties" type="CT_coreProperties"/>
-    <xsd:complexType name="CT_coreProperties">
-      <xsd:all>
-        <xsd:element ref="dc:creator" minOccurs="0" maxOccurs="1"/>
-        <xsd:element ref="dcterms:created" minOccurs="0" maxOccurs="1"/>
-        <xsd:element ref="dc:identifier" minOccurs="0" maxOccurs="1"/>
-        <xsd:element name="contentType" minOccurs="0" maxOccurs="1" type="xsd:string" ma:index="0" ma:displayName="Typ obsahu"/>
-        <xsd:element ref="dc:title" minOccurs="0" maxOccurs="1" ma:index="4" ma:displayName="Nadpis"/>
-        <xsd:element ref="dc:subject" minOccurs="0" maxOccurs="1"/>
-        <xsd:element ref="dc:description" minOccurs="0" maxOccurs="1"/>
-        <xsd:element name="keywords" minOccurs="0" maxOccurs="1" type="xsd:string"/>
-        <xsd:element ref="dc:language" minOccurs="0" maxOccurs="1"/>
-        <xsd:element name="category" minOccurs="0" maxOccurs="1" type="xsd:string"/>
-        <xsd:element name="version" minOccurs="0" maxOccurs="1" type="xsd:string"/>
-        <xsd:element name="revision" minOccurs="0" maxOccurs="1" type="xsd:string">
-          <xsd:annotation>
-            <xsd:documentation>
-                        This value indicates the number of saves or revisions. The application is responsible for updating this value after each revision.
-                    </xsd:documentation>
-          </xsd:annotation>
-        </xsd:element>
-        <xsd:element name="lastModifiedBy" minOccurs="0" maxOccurs="1" type="xsd:string"/>
-        <xsd:element ref="dcterms:modified" minOccurs="0" maxOccurs="1"/>
-        <xsd:element name="contentStatus" minOccurs="0" maxOccurs="1" type="xsd:string"/>
-      </xsd:all>
-    </xsd:complexType>
-  </xsd:schema>
-  <xs:schema xmlns:pc="http://schemas.microsoft.com/office/infopath/2007/PartnerControls" xmlns:xs="http://www.w3.org/2001/XMLSchema" targetNamespace="http://schemas.microsoft.com/office/infopath/2007/PartnerControls" elementFormDefault="qualified" attributeFormDefault="unqualified">
-    <xs:element name="Person">
-      <xs:complexType>
-        <xs:sequence>
-          <xs:element ref="pc:DisplayName" minOccurs="0"/>
-          <xs:element ref="pc:AccountId" minOccurs="0"/>
-          <xs:element ref="pc:AccountType" minOccurs="0"/>
-        </xs:sequence>
-      </xs:complexType>
-    </xs:element>
-    <xs:element name="DisplayName" type="xs:string"/>
-    <xs:element name="AccountId" type="xs:string"/>
-    <xs:element name="AccountType" type="xs:string"/>
-    <xs:element name="BDCAssociatedEntity">
-      <xs:complexType>
-        <xs:sequence>
-          <xs:element ref="pc:BDCEntity" minOccurs="0" maxOccurs="unbounded"/>
-        </xs:sequence>
-        <xs:attribute ref="pc:EntityNamespace"/>
-        <xs:attribute ref="pc:EntityName"/>
-        <xs:attribute ref="pc:SystemInstanceName"/>
-        <xs:attribute ref="pc:AssociationName"/>
-      </xs:complexType>
-    </xs:element>
-    <xs:attribute name="EntityNamespace" type="xs:string"/>
-    <xs:attribute name="EntityName" type="xs:string"/>
-    <xs:attribute name="SystemInstanceName" type="xs:string"/>
-    <xs:attribute name="AssociationName" type="xs:string"/>
-    <xs:element name="BDCEntity">
-      <xs:complexType>
-        <xs:sequence>
-          <xs:element ref="pc:EntityDisplayName" minOccurs="0"/>
-          <xs:element ref="pc:EntityInstanceReference" minOccurs="0"/>
-          <xs:element ref="pc:EntityId1" minOccurs="0"/>
-          <xs:element ref="pc:EntityId2" minOccurs="0"/>
-          <xs:element ref="pc:EntityId3" minOccurs="0"/>
-          <xs:element ref="pc:EntityId4" minOccurs="0"/>
-          <xs:element ref="pc:EntityId5" minOccurs="0"/>
-        </xs:sequence>
-      </xs:complexType>
-    </xs:element>
-    <xs:element name="EntityDisplayName" type="xs:string"/>
-    <xs:element name="EntityInstanceReference" type="xs:string"/>
-    <xs:element name="EntityId1" type="xs:string"/>
-    <xs:element name="EntityId2" type="xs:string"/>
-    <xs:element name="EntityId3" type="xs:string"/>
-    <xs:element name="EntityId4" type="xs:string"/>
-    <xs:element name="EntityId5" type="xs:string"/>
-    <xs:element name="Terms">
-      <xs:complexType>
-        <xs:sequence>
-          <xs:element ref="pc:TermInfo" minOccurs="0" maxOccurs="unbounded"/>
-        </xs:sequence>
-      </xs:complexType>
-    </xs:element>
-    <xs:element name="TermInfo">
-      <xs:complexType>
-        <xs:sequence>
-          <xs:element ref="pc:TermName" minOccurs="0"/>
-          <xs:element ref="pc:TermId" minOccurs="0"/>
-        </xs:sequence>
-      </xs:complexType>
-    </xs:element>
-    <xs:element name="TermName" type="xs:string"/>
-    <xs:element name="TermId" type="xs:string"/>
-  </xs:schema>
-</ct:contentTypeSchema>
-</file>
-
 <file path=customXml/itemProps1.xml><?xml version="1.0" encoding="utf-8"?>
-<ds:datastoreItem xmlns:ds="http://schemas.openxmlformats.org/officeDocument/2006/customXml" ds:itemID="{9101EF5C-3EDF-4AF9-8047-F20A2B059167}">
-  <ds:schemaRefs>
-    <ds:schemaRef ds:uri="http://schemas.openxmlformats.org/officeDocument/2006/bibliography"/>
-  </ds:schemaRefs>
-</ds:datastoreItem>
-</file>
-
-<file path=customXml/itemProps2.xml><?xml version="1.0" encoding="utf-8"?>
-<ds:datastoreItem xmlns:ds="http://schemas.openxmlformats.org/officeDocument/2006/customXml" ds:itemID="{43079A01-61F3-44B1-90C1-B1FEC405C657}">
-  <ds:schemaRefs>
-    <ds:schemaRef ds:uri="http://schemas.microsoft.com/office/2006/metadata/properties"/>
-    <ds:schemaRef ds:uri="http://schemas.microsoft.com/office/infopath/2007/PartnerControls"/>
-  </ds:schemaRefs>
-</ds:datastoreItem>
-</file>
-
-<file path=customXml/itemProps3.xml><?xml version="1.0" encoding="utf-8"?>
-<ds:datastoreItem xmlns:ds="http://schemas.openxmlformats.org/officeDocument/2006/customXml" ds:itemID="{4FF85B71-35EB-4667-B5A7-25BC67E7B3EE}">
-  <ds:schemaRefs>
-    <ds:schemaRef ds:uri="http://schemas.microsoft.com/sharepoint/v3/contenttype/forms"/>
-  </ds:schemaRefs>
-</ds:datastoreItem>
-</file>
-
-<file path=customXml/itemProps4.xml><?xml version="1.0" encoding="utf-8"?>
 <ds:datastoreItem xmlns:ds="http://schemas.openxmlformats.org/officeDocument/2006/customXml" ds:itemID="{82A38B51-6072-4AA7-82FD-DFB83251AC2E}">
   <ds:schemaRefs>
     <ds:schemaRef ds:uri="http://schemas.microsoft.com/office/2006/metadata/contentType"/>
@@ -25304,4 +22399,29 @@
     <ds:schemaRef ds:uri="http://schemas.microsoft.com/internal/obd"/>
   </ds:schemaRefs>
 </ds:datastoreItem>
+</file>
+
+<file path=customXml/itemProps2.xml><?xml version="1.0" encoding="utf-8"?>
+<ds:datastoreItem xmlns:ds="http://schemas.openxmlformats.org/officeDocument/2006/customXml" ds:itemID="{4FF85B71-35EB-4667-B5A7-25BC67E7B3EE}">
+  <ds:schemaRefs>
+    <ds:schemaRef ds:uri="http://schemas.microsoft.com/sharepoint/v3/contenttype/forms"/>
+  </ds:schemaRefs>
+</ds:datastoreItem>
+</file>
+
+<file path=customXml/itemProps3.xml><?xml version="1.0" encoding="utf-8"?>
+<ds:datastoreItem xmlns:ds="http://schemas.openxmlformats.org/officeDocument/2006/customXml" ds:itemID="{43079A01-61F3-44B1-90C1-B1FEC405C657}">
+  <ds:schemaRefs>
+    <ds:schemaRef ds:uri="http://schemas.microsoft.com/office/2006/metadata/properties"/>
+    <ds:schemaRef ds:uri="http://schemas.microsoft.com/office/infopath/2007/PartnerControls"/>
+  </ds:schemaRefs>
+</ds:datastoreItem>
+</file>
+
+<file path=customXml/itemProps4.xml><?xml version="1.0" encoding="utf-8"?>
+<ds:datastoreItem xmlns:ds="http://schemas.openxmlformats.org/officeDocument/2006/customXml" ds:itemID="{9101EF5C-3EDF-4AF9-8047-F20A2B059167}">
+  <ds:schemaRefs>
+    <ds:schemaRef ds:uri="http://schemas.openxmlformats.org/officeDocument/2006/bibliography"/>
+  </ds:schemaRefs>
+</ds:datastoreItem>
 </file>
--- a/NaucSeVícFilipElznicDokumentace.docx
+++ b/NaucSeVícFilipElznicDokumentace.docx
@@ -363,7 +363,7 @@
           <w:rPr>
             <w:noProof/>
           </w:rPr>
-          <w:t>08.03.2026</w:t>
+          <w:t>12.03.2026</w:t>
         </w:r>
       </w:fldSimple>
     </w:p>
@@ -433,19 +433,13 @@
         <w:rPr>
           <w:shd w:val="clear" w:color="auto" w:fill="FFFFFF"/>
         </w:rPr>
-        <w:t xml:space="preserve">za vedení mé ročníkové práce, cenné rady a odborný dohled. Děkuji také </w:t>
+        <w:t xml:space="preserve">za vedení mé ročníkové práce, cenné rady a odborný dohled. Děkuji </w:t>
       </w:r>
       <w:r>
         <w:rPr>
           <w:shd w:val="clear" w:color="auto" w:fill="FFFFFF"/>
         </w:rPr>
-        <w:t>své</w:t>
-      </w:r>
-      <w:r>
-        <w:rPr>
-          <w:shd w:val="clear" w:color="auto" w:fill="FFFFFF"/>
-        </w:rPr>
-        <w:t xml:space="preserve"> přítelkyni</w:t>
+        <w:t>také Nele Wurmové</w:t>
       </w:r>
       <w:r>
         <w:rPr>
@@ -4580,7 +4574,13 @@
         <w:fldChar w:fldCharType="end"/>
       </w:r>
       <w:r>
-        <w:t xml:space="preserve"> - Duolingo</w:t>
+        <w:t xml:space="preserve"> </w:t>
+      </w:r>
+      <w:r>
+        <w:t>-</w:t>
+      </w:r>
+      <w:r>
+        <w:t xml:space="preserve"> Duolingo</w:t>
       </w:r>
       <w:bookmarkEnd w:id="5"/>
       <w:bookmarkEnd w:id="6"/>
@@ -4975,7 +4975,13 @@
                     </w:r>
                   </w:fldSimple>
                   <w:r>
-                    <w:t xml:space="preserve"> – ReactBits</w:t>
+                    <w:t xml:space="preserve"> </w:t>
+                  </w:r>
+                  <w:r>
+                    <w:t>-</w:t>
+                  </w:r>
+                  <w:r>
+                    <w:t xml:space="preserve"> ReactBits</w:t>
                   </w:r>
                   <w:bookmarkEnd w:id="17"/>
                   <w:bookmarkEnd w:id="18"/>
@@ -5178,7 +5184,13 @@
         </w:r>
       </w:fldSimple>
       <w:r>
-        <w:t xml:space="preserve">  - 21st Devs</w:t>
+        <w:t xml:space="preserve"> </w:t>
+      </w:r>
+      <w:r>
+        <w:t>-</w:t>
+      </w:r>
+      <w:r>
+        <w:t xml:space="preserve"> 21st Devs</w:t>
       </w:r>
       <w:bookmarkEnd w:id="20"/>
       <w:bookmarkEnd w:id="21"/>
@@ -11804,7 +11816,13 @@
         </w:r>
       </w:fldSimple>
       <w:r>
-        <w:t xml:space="preserve"> – struktura studijních materiálů</w:t>
+        <w:t xml:space="preserve"> </w:t>
+      </w:r>
+      <w:r>
+        <w:t>-</w:t>
+      </w:r>
+      <w:r>
+        <w:t xml:space="preserve"> struktura studijních materiálů</w:t>
       </w:r>
       <w:bookmarkEnd w:id="63"/>
     </w:p>
@@ -16656,7 +16674,13 @@
         </w:r>
       </w:fldSimple>
       <w:r>
-        <w:t xml:space="preserve"> - Ochrana přístupu</w:t>
+        <w:t xml:space="preserve"> - </w:t>
+      </w:r>
+      <w:r>
+        <w:t>o</w:t>
+      </w:r>
+      <w:r>
+        <w:t>chrana přístupu</w:t>
       </w:r>
       <w:bookmarkEnd w:id="67"/>
     </w:p>
@@ -17233,7 +17257,13 @@
         <w:t>“</w:t>
       </w:r>
       <w:r>
-        <w:t>. Doména byla pronajata na rok přes firmu Vedos. Následně jsem potřeboval spojit doménu s projektem. K tomuto úkolu jsem využ</w:t>
+        <w:t xml:space="preserve">. Doména byla pronajata na rok přes firmu </w:t>
+      </w:r>
+      <w:r>
+        <w:t>Wedos</w:t>
+      </w:r>
+      <w:r>
+        <w:t>. Následně jsem potřeboval spojit doménu s projektem. K tomuto úkolu jsem využ</w:t>
       </w:r>
       <w:r>
         <w:t>il</w:t>
@@ -17666,52 +17696,28 @@
           <w:pPr>
             <w:pStyle w:val="Bibliografie"/>
             <w:rPr>
-              <w:b/>
-              <w:bCs/>
               <w:noProof/>
               <w:sz w:val="24"/>
               <w:szCs w:val="24"/>
             </w:rPr>
           </w:pPr>
           <w:r>
-            <w:rPr>
-              <w:b/>
-              <w:bCs/>
-            </w:rPr>
             <w:fldChar w:fldCharType="begin"/>
           </w:r>
           <w:r>
-            <w:rPr>
-              <w:b/>
-              <w:bCs/>
-            </w:rPr>
             <w:instrText>BIBLIOGRAPHY</w:instrText>
           </w:r>
           <w:r>
-            <w:rPr>
-              <w:b/>
-              <w:bCs/>
-            </w:rPr>
             <w:fldChar w:fldCharType="separate"/>
           </w:r>
           <w:r>
             <w:rPr>
               <w:noProof/>
             </w:rPr>
-            <w:t xml:space="preserve">1. </w:t>
+            <w:t xml:space="preserve">1. play.google.com. </w:t>
           </w:r>
           <w:r>
             <w:rPr>
-              <w:b/>
-              <w:bCs/>
-              <w:noProof/>
-            </w:rPr>
-            <w:t xml:space="preserve">play.google.com. </w:t>
-          </w:r>
-          <w:r>
-            <w:rPr>
-              <w:b/>
-              <w:bCs/>
               <w:i/>
               <w:iCs/>
               <w:noProof/>
@@ -17720,8 +17726,6 @@
           </w:r>
           <w:r>
             <w:rPr>
-              <w:b/>
-              <w:bCs/>
               <w:noProof/>
             </w:rPr>
             <w:t>[Online] https://play.google.com/store/apps/details?id=com.duolingo&amp;hl=cs.</w:t>
@@ -17731,23 +17735,17 @@
           <w:pPr>
             <w:pStyle w:val="Bibliografie"/>
             <w:rPr>
-              <w:b/>
-              <w:bCs/>
               <w:noProof/>
             </w:rPr>
           </w:pPr>
           <w:r>
             <w:rPr>
-              <w:b/>
-              <w:bCs/>
               <w:noProof/>
             </w:rPr>
             <w:t xml:space="preserve">2. Umimto.org. </w:t>
           </w:r>
           <w:r>
             <w:rPr>
-              <w:b/>
-              <w:bCs/>
               <w:i/>
               <w:iCs/>
               <w:noProof/>
@@ -17756,8 +17754,6 @@
           </w:r>
           <w:r>
             <w:rPr>
-              <w:b/>
-              <w:bCs/>
               <w:noProof/>
             </w:rPr>
             <w:t>[Online] https://www.umimeto.org/.</w:t>
@@ -17767,23 +17763,17 @@
           <w:pPr>
             <w:pStyle w:val="Bibliografie"/>
             <w:rPr>
-              <w:b/>
-              <w:bCs/>
               <w:noProof/>
             </w:rPr>
           </w:pPr>
           <w:r>
             <w:rPr>
-              <w:b/>
-              <w:bCs/>
               <w:noProof/>
             </w:rPr>
             <w:t xml:space="preserve">3. huly.io. </w:t>
           </w:r>
           <w:r>
             <w:rPr>
-              <w:b/>
-              <w:bCs/>
               <w:i/>
               <w:iCs/>
               <w:noProof/>
@@ -17792,8 +17782,6 @@
           </w:r>
           <w:r>
             <w:rPr>
-              <w:b/>
-              <w:bCs/>
               <w:noProof/>
             </w:rPr>
             <w:t>[Online] https://www.huly.io.</w:t>
@@ -17803,23 +17791,17 @@
           <w:pPr>
             <w:pStyle w:val="Bibliografie"/>
             <w:rPr>
-              <w:b/>
-              <w:bCs/>
               <w:noProof/>
             </w:rPr>
           </w:pPr>
           <w:r>
             <w:rPr>
-              <w:b/>
-              <w:bCs/>
               <w:noProof/>
             </w:rPr>
             <w:t xml:space="preserve">4. madewithreactjs.com. </w:t>
           </w:r>
           <w:r>
             <w:rPr>
-              <w:b/>
-              <w:bCs/>
               <w:i/>
               <w:iCs/>
               <w:noProof/>
@@ -17828,8 +17810,6 @@
           </w:r>
           <w:r>
             <w:rPr>
-              <w:b/>
-              <w:bCs/>
               <w:noProof/>
             </w:rPr>
             <w:t>[Online] https://madewithreactjs.com/react-bits.</w:t>
@@ -17839,23 +17819,17 @@
           <w:pPr>
             <w:pStyle w:val="Bibliografie"/>
             <w:rPr>
-              <w:b/>
-              <w:bCs/>
               <w:noProof/>
             </w:rPr>
           </w:pPr>
           <w:r>
             <w:rPr>
-              <w:b/>
-              <w:bCs/>
               <w:noProof/>
             </w:rPr>
             <w:t xml:space="preserve">5. 21st.dev. </w:t>
           </w:r>
           <w:r>
             <w:rPr>
-              <w:b/>
-              <w:bCs/>
               <w:i/>
               <w:iCs/>
               <w:noProof/>
@@ -17864,8 +17838,6 @@
           </w:r>
           <w:r>
             <w:rPr>
-              <w:b/>
-              <w:bCs/>
               <w:noProof/>
             </w:rPr>
             <w:t>[Online] https://21st.dev/community/components.</w:t>
@@ -17875,23 +17847,17 @@
           <w:pPr>
             <w:pStyle w:val="Bibliografie"/>
             <w:rPr>
-              <w:b/>
-              <w:bCs/>
               <w:noProof/>
             </w:rPr>
           </w:pPr>
           <w:r>
             <w:rPr>
-              <w:b/>
-              <w:bCs/>
               <w:noProof/>
             </w:rPr>
             <w:t xml:space="preserve">6. visualstudio. </w:t>
           </w:r>
           <w:r>
             <w:rPr>
-              <w:b/>
-              <w:bCs/>
               <w:i/>
               <w:iCs/>
               <w:noProof/>
@@ -17900,8 +17866,6 @@
           </w:r>
           <w:r>
             <w:rPr>
-              <w:b/>
-              <w:bCs/>
               <w:noProof/>
             </w:rPr>
             <w:t>[Online] https://visualstudio.microsoft.com/cs/.</w:t>
@@ -17911,23 +17875,17 @@
           <w:pPr>
             <w:pStyle w:val="Bibliografie"/>
             <w:rPr>
-              <w:b/>
-              <w:bCs/>
               <w:noProof/>
             </w:rPr>
           </w:pPr>
           <w:r>
             <w:rPr>
-              <w:b/>
-              <w:bCs/>
               <w:noProof/>
             </w:rPr>
             <w:t xml:space="preserve">7. rascasone.com. </w:t>
           </w:r>
           <w:r>
             <w:rPr>
-              <w:b/>
-              <w:bCs/>
               <w:i/>
               <w:iCs/>
               <w:noProof/>
@@ -17936,8 +17894,6 @@
           </w:r>
           <w:r>
             <w:rPr>
-              <w:b/>
-              <w:bCs/>
               <w:noProof/>
             </w:rPr>
             <w:t>[Online] https://www.rascasone.com/cs/blog/co-je-javascript-pro-zacatecniky.</w:t>
@@ -17947,23 +17903,17 @@
           <w:pPr>
             <w:pStyle w:val="Bibliografie"/>
             <w:rPr>
-              <w:b/>
-              <w:bCs/>
               <w:noProof/>
             </w:rPr>
           </w:pPr>
           <w:r>
             <w:rPr>
-              <w:b/>
-              <w:bCs/>
               <w:noProof/>
             </w:rPr>
             <w:t xml:space="preserve">8. aira.cz. </w:t>
           </w:r>
           <w:r>
             <w:rPr>
-              <w:b/>
-              <w:bCs/>
               <w:i/>
               <w:iCs/>
               <w:noProof/>
@@ -17972,8 +17922,6 @@
           </w:r>
           <w:r>
             <w:rPr>
-              <w:b/>
-              <w:bCs/>
               <w:noProof/>
             </w:rPr>
             <w:t>[Online] https://www.aira.cz/react/.</w:t>
@@ -17983,23 +17931,17 @@
           <w:pPr>
             <w:pStyle w:val="Bibliografie"/>
             <w:rPr>
-              <w:b/>
-              <w:bCs/>
               <w:noProof/>
             </w:rPr>
           </w:pPr>
           <w:r>
             <w:rPr>
-              <w:b/>
-              <w:bCs/>
               <w:noProof/>
             </w:rPr>
             <w:t xml:space="preserve">9. devboys.cz. </w:t>
           </w:r>
           <w:r>
             <w:rPr>
-              <w:b/>
-              <w:bCs/>
               <w:i/>
               <w:iCs/>
               <w:noProof/>
@@ -18008,8 +17950,6 @@
           </w:r>
           <w:r>
             <w:rPr>
-              <w:b/>
-              <w:bCs/>
               <w:noProof/>
             </w:rPr>
             <w:t>[Online] https://devboys.cz/blog/vyvoj/vitejs-buildovaci-nastroj-a-jeho-vyhody.</w:t>
@@ -18019,23 +17959,17 @@
           <w:pPr>
             <w:pStyle w:val="Bibliografie"/>
             <w:rPr>
-              <w:b/>
-              <w:bCs/>
               <w:noProof/>
             </w:rPr>
           </w:pPr>
           <w:r>
             <w:rPr>
-              <w:b/>
-              <w:bCs/>
               <w:noProof/>
             </w:rPr>
             <w:t xml:space="preserve">10. cutout.pro. </w:t>
           </w:r>
           <w:r>
             <w:rPr>
-              <w:b/>
-              <w:bCs/>
               <w:i/>
               <w:iCs/>
               <w:noProof/>
@@ -18044,8 +17978,6 @@
           </w:r>
           <w:r>
             <w:rPr>
-              <w:b/>
-              <w:bCs/>
               <w:noProof/>
             </w:rPr>
             <w:t>[Online] https://www.cutout.pro/learn/spline/.</w:t>
@@ -18055,23 +17987,17 @@
           <w:pPr>
             <w:pStyle w:val="Bibliografie"/>
             <w:rPr>
-              <w:b/>
-              <w:bCs/>
               <w:noProof/>
             </w:rPr>
           </w:pPr>
           <w:r>
             <w:rPr>
-              <w:b/>
-              <w:bCs/>
               <w:noProof/>
             </w:rPr>
             <w:t xml:space="preserve">11. </w:t>
           </w:r>
           <w:r>
             <w:rPr>
-              <w:b/>
-              <w:bCs/>
               <w:i/>
               <w:iCs/>
               <w:noProof/>
@@ -18080,8 +18006,6 @@
           </w:r>
           <w:r>
             <w:rPr>
-              <w:b/>
-              <w:bCs/>
               <w:noProof/>
             </w:rPr>
             <w:t>[Online] kpcs. https://www.kpcs.cz/cs/novinky/blog/github-nezbytny-nastroj-pro-moderni-vyvoj-software.html.</w:t>
@@ -18091,23 +18015,17 @@
           <w:pPr>
             <w:pStyle w:val="Bibliografie"/>
             <w:rPr>
-              <w:b/>
-              <w:bCs/>
               <w:noProof/>
             </w:rPr>
           </w:pPr>
           <w:r>
             <w:rPr>
-              <w:b/>
-              <w:bCs/>
               <w:noProof/>
             </w:rPr>
             <w:t xml:space="preserve">12. peach-dev.cz. </w:t>
           </w:r>
           <w:r>
             <w:rPr>
-              <w:b/>
-              <w:bCs/>
               <w:i/>
               <w:iCs/>
               <w:noProof/>
@@ -18116,8 +18034,6 @@
           </w:r>
           <w:r>
             <w:rPr>
-              <w:b/>
-              <w:bCs/>
               <w:noProof/>
             </w:rPr>
             <w:t>[Online] https://peach-dev.cz/wiki/firebase/.</w:t>
@@ -18127,23 +18043,17 @@
           <w:pPr>
             <w:pStyle w:val="Bibliografie"/>
             <w:rPr>
-              <w:b/>
-              <w:bCs/>
               <w:noProof/>
             </w:rPr>
           </w:pPr>
           <w:r>
             <w:rPr>
-              <w:b/>
-              <w:bCs/>
               <w:noProof/>
             </w:rPr>
             <w:t xml:space="preserve">13. avaide.com. </w:t>
           </w:r>
           <w:r>
             <w:rPr>
-              <w:b/>
-              <w:bCs/>
               <w:i/>
               <w:iCs/>
               <w:noProof/>
@@ -18152,8 +18062,6 @@
           </w:r>
           <w:r>
             <w:rPr>
-              <w:b/>
-              <w:bCs/>
               <w:noProof/>
             </w:rPr>
             <w:t>[Online] https://www.avaide.com/cs/photo-editing/review-of-removebg/.</w:t>
@@ -18163,23 +18071,17 @@
           <w:pPr>
             <w:pStyle w:val="Bibliografie"/>
             <w:rPr>
-              <w:b/>
-              <w:bCs/>
               <w:noProof/>
             </w:rPr>
           </w:pPr>
           <w:r>
             <w:rPr>
-              <w:b/>
-              <w:bCs/>
               <w:noProof/>
             </w:rPr>
             <w:t xml:space="preserve">14. pinterest.com. </w:t>
           </w:r>
           <w:r>
             <w:rPr>
-              <w:b/>
-              <w:bCs/>
               <w:i/>
               <w:iCs/>
               <w:noProof/>
@@ -18188,8 +18090,6 @@
           </w:r>
           <w:r>
             <w:rPr>
-              <w:b/>
-              <w:bCs/>
               <w:noProof/>
             </w:rPr>
             <w:t>[Online] https://help.pinterest.com/cs/guide/all-about-pinterest.</w:t>
@@ -18199,23 +18099,17 @@
           <w:pPr>
             <w:pStyle w:val="Bibliografie"/>
             <w:rPr>
-              <w:b/>
-              <w:bCs/>
               <w:noProof/>
             </w:rPr>
           </w:pPr>
           <w:r>
             <w:rPr>
-              <w:b/>
-              <w:bCs/>
               <w:noProof/>
             </w:rPr>
             <w:t xml:space="preserve">15. vojtechbruk.cz. </w:t>
           </w:r>
           <w:r>
             <w:rPr>
-              <w:b/>
-              <w:bCs/>
               <w:i/>
               <w:iCs/>
               <w:noProof/>
@@ -18224,8 +18118,6 @@
           </w:r>
           <w:r>
             <w:rPr>
-              <w:b/>
-              <w:bCs/>
               <w:noProof/>
             </w:rPr>
             <w:t>[Online] https://vojtechbruk.cz/gemini-ai/#co-je-gemini-aimicrosoft.com.</w:t>
@@ -18235,23 +18127,17 @@
           <w:pPr>
             <w:pStyle w:val="Bibliografie"/>
             <w:rPr>
-              <w:b/>
-              <w:bCs/>
               <w:noProof/>
             </w:rPr>
           </w:pPr>
           <w:r>
             <w:rPr>
-              <w:b/>
-              <w:bCs/>
               <w:noProof/>
             </w:rPr>
             <w:t xml:space="preserve">16. learn.microsoft.com. </w:t>
           </w:r>
           <w:r>
             <w:rPr>
-              <w:b/>
-              <w:bCs/>
               <w:i/>
               <w:iCs/>
               <w:noProof/>
@@ -18260,8 +18146,6 @@
           </w:r>
           <w:r>
             <w:rPr>
-              <w:b/>
-              <w:bCs/>
               <w:noProof/>
             </w:rPr>
             <w:t>[Online] https://learn.microsoft.com/cs-cz/shows/introduction-to-github-copilot/what-is-github-copilot-1-of-6.</w:t>
@@ -18271,23 +18155,17 @@
           <w:pPr>
             <w:pStyle w:val="Bibliografie"/>
             <w:rPr>
-              <w:b/>
-              <w:bCs/>
               <w:noProof/>
             </w:rPr>
           </w:pPr>
           <w:r>
             <w:rPr>
-              <w:b/>
-              <w:bCs/>
               <w:noProof/>
             </w:rPr>
             <w:t xml:space="preserve">17. help.figma.com. </w:t>
           </w:r>
           <w:r>
             <w:rPr>
-              <w:b/>
-              <w:bCs/>
               <w:i/>
               <w:iCs/>
               <w:noProof/>
@@ -18296,8 +18174,6 @@
           </w:r>
           <w:r>
             <w:rPr>
-              <w:b/>
-              <w:bCs/>
               <w:noProof/>
             </w:rPr>
             <w:t>[Online] https://help.figma.com/hc/en-us/articles/14563969806359-What-is-Figma.</w:t>
@@ -18307,23 +18183,17 @@
           <w:pPr>
             <w:pStyle w:val="Bibliografie"/>
             <w:rPr>
-              <w:b/>
-              <w:bCs/>
               <w:noProof/>
             </w:rPr>
           </w:pPr>
           <w:r>
             <w:rPr>
-              <w:b/>
-              <w:bCs/>
               <w:noProof/>
             </w:rPr>
             <w:t xml:space="preserve">18. lottiefiles.com. </w:t>
           </w:r>
           <w:r>
             <w:rPr>
-              <w:b/>
-              <w:bCs/>
               <w:i/>
               <w:iCs/>
               <w:noProof/>
@@ -18332,8 +18202,6 @@
           </w:r>
           <w:r>
             <w:rPr>
-              <w:b/>
-              <w:bCs/>
               <w:noProof/>
             </w:rPr>
             <w:t>[Online] https://lottiefiles.com/.</w:t>
@@ -18343,23 +18211,17 @@
           <w:pPr>
             <w:pStyle w:val="Bibliografie"/>
             <w:rPr>
-              <w:b/>
-              <w:bCs/>
               <w:noProof/>
             </w:rPr>
           </w:pPr>
           <w:r>
             <w:rPr>
-              <w:b/>
-              <w:bCs/>
               <w:noProof/>
             </w:rPr>
             <w:t xml:space="preserve">19. lucide.dev. </w:t>
           </w:r>
           <w:r>
             <w:rPr>
-              <w:b/>
-              <w:bCs/>
               <w:i/>
               <w:iCs/>
               <w:noProof/>
@@ -18368,8 +18230,6 @@
           </w:r>
           <w:r>
             <w:rPr>
-              <w:b/>
-              <w:bCs/>
               <w:noProof/>
             </w:rPr>
             <w:t>[Online] https://lucide.dev/guide/.</w:t>
@@ -18379,23 +18239,17 @@
           <w:pPr>
             <w:pStyle w:val="Bibliografie"/>
             <w:rPr>
-              <w:b/>
-              <w:bCs/>
               <w:noProof/>
             </w:rPr>
           </w:pPr>
           <w:r>
             <w:rPr>
-              <w:b/>
-              <w:bCs/>
               <w:noProof/>
             </w:rPr>
             <w:t xml:space="preserve">20. naukri.com. </w:t>
           </w:r>
           <w:r>
             <w:rPr>
-              <w:b/>
-              <w:bCs/>
               <w:i/>
               <w:iCs/>
               <w:noProof/>
@@ -18404,8 +18258,6 @@
           </w:r>
           <w:r>
             <w:rPr>
-              <w:b/>
-              <w:bCs/>
               <w:noProof/>
             </w:rPr>
             <w:t>[Online] https://www.naukri.com/code360/library/tailwind-css.</w:t>
@@ -18415,23 +18267,17 @@
           <w:pPr>
             <w:pStyle w:val="Bibliografie"/>
             <w:rPr>
-              <w:b/>
-              <w:bCs/>
               <w:noProof/>
             </w:rPr>
           </w:pPr>
           <w:r>
             <w:rPr>
-              <w:b/>
-              <w:bCs/>
               <w:noProof/>
             </w:rPr>
             <w:t xml:space="preserve">21. huly.io. </w:t>
           </w:r>
           <w:r>
             <w:rPr>
-              <w:b/>
-              <w:bCs/>
               <w:i/>
               <w:iCs/>
               <w:noProof/>
@@ -18440,8 +18286,6 @@
           </w:r>
           <w:r>
             <w:rPr>
-              <w:b/>
-              <w:bCs/>
               <w:noProof/>
             </w:rPr>
             <w:t>[Online] https:/www.huly.io.</w:t>
@@ -18457,10 +18301,6 @@
             </w:rPr>
           </w:pPr>
           <w:r>
-            <w:rPr>
-              <w:b/>
-              <w:bCs/>
-            </w:rPr>
             <w:fldChar w:fldCharType="end"/>
           </w:r>
         </w:p>
@@ -18755,7 +18595,21 @@
                 <w:rStyle w:val="Hypertextovodkaz"/>
                 <w:noProof/>
               </w:rPr>
-              <w:t>Obrázek 4 – ReactBits</w:t>
+              <w:t xml:space="preserve">Obrázek 4 </w:t>
+            </w:r>
+            <w:r>
+              <w:rPr>
+                <w:rStyle w:val="Hypertextovodkaz"/>
+                <w:noProof/>
+              </w:rPr>
+              <w:t>-</w:t>
+            </w:r>
+            <w:r>
+              <w:rPr>
+                <w:rStyle w:val="Hypertextovodkaz"/>
+                <w:noProof/>
+              </w:rPr>
+              <w:t xml:space="preserve"> ReactBits</w:t>
             </w:r>
             <w:r>
               <w:rPr>
@@ -19125,7 +18979,21 @@
                 <w:rStyle w:val="Hypertextovodkaz"/>
                 <w:noProof/>
               </w:rPr>
-              <w:t>Obrázek 9 - příklad gen. DNS adres</w:t>
+              <w:t xml:space="preserve">Obrázek 9 - příklad gen. </w:t>
+            </w:r>
+            <w:r>
+              <w:rPr>
+                <w:rStyle w:val="Hypertextovodkaz"/>
+                <w:noProof/>
+              </w:rPr>
+              <w:t>dns</w:t>
+            </w:r>
+            <w:r>
+              <w:rPr>
+                <w:rStyle w:val="Hypertextovodkaz"/>
+                <w:noProof/>
+              </w:rPr>
+              <w:t xml:space="preserve"> adres</w:t>
             </w:r>
             <w:r>
               <w:rPr>
@@ -19239,7 +19107,21 @@
                 <w:rStyle w:val="Hypertextovodkaz"/>
                 <w:noProof/>
               </w:rPr>
-              <w:t>Kód 1 – struktura studijních materiálů</w:t>
+              <w:t xml:space="preserve">Kód 1 </w:t>
+            </w:r>
+            <w:r>
+              <w:rPr>
+                <w:rStyle w:val="Hypertextovodkaz"/>
+                <w:noProof/>
+              </w:rPr>
+              <w:t>-</w:t>
+            </w:r>
+            <w:r>
+              <w:rPr>
+                <w:rStyle w:val="Hypertextovodkaz"/>
+                <w:noProof/>
+              </w:rPr>
+              <w:t xml:space="preserve"> struktura studijních materiálů</w:t>
             </w:r>
             <w:r>
               <w:rPr>
@@ -19387,7 +19269,21 @@
                 <w:rStyle w:val="Hypertextovodkaz"/>
                 <w:noProof/>
               </w:rPr>
-              <w:t>Kód 3 - Ochrana přístupu</w:t>
+              <w:t xml:space="preserve">Kód 3 - </w:t>
+            </w:r>
+            <w:r>
+              <w:rPr>
+                <w:rStyle w:val="Hypertextovodkaz"/>
+                <w:noProof/>
+              </w:rPr>
+              <w:t>o</w:t>
+            </w:r>
+            <w:r>
+              <w:rPr>
+                <w:rStyle w:val="Hypertextovodkaz"/>
+                <w:noProof/>
+              </w:rPr>
+              <w:t>chrana přístupu</w:t>
             </w:r>
             <w:r>
               <w:rPr>
@@ -21214,7 +21110,6 @@
   <w:style w:type="character" w:default="1" w:styleId="Standardnpsmoodstavce">
     <w:name w:val="Default Paragraph Font"/>
     <w:uiPriority w:val="1"/>
-    <w:semiHidden/>
     <w:unhideWhenUsed/>
   </w:style>
   <w:style w:type="table" w:default="1" w:styleId="Normlntabulka">
@@ -22009,186 +21904,6 @@
 </file>
 
 <file path=customXml/item1.xml><?xml version="1.0" encoding="utf-8"?>
-<ct:contentTypeSchema xmlns:ct="http://schemas.microsoft.com/office/2006/metadata/contentType" xmlns:ma="http://schemas.microsoft.com/office/2006/metadata/properties/metaAttributes" ct:_="" ma:_="" ma:contentTypeName="Dokument" ma:contentTypeID="0x01010050B1E99129EB1C4B94650070FE2E0B3B" ma:contentTypeVersion="4" ma:contentTypeDescription="Vytvoří nový dokument" ma:contentTypeScope="" ma:versionID="4b1406bcfa7da0748f6a3409a4d9ec36">
-  <xsd:schema xmlns:xsd="http://www.w3.org/2001/XMLSchema" xmlns:xs="http://www.w3.org/2001/XMLSchema" xmlns:p="http://schemas.microsoft.com/office/2006/metadata/properties" xmlns:ns2="c3e65571-a390-4c9e-b8e9-5d531d8bbe37" xmlns:ns3="754b39a0-e428-4fa2-823f-61c0c676bbed" targetNamespace="http://schemas.microsoft.com/office/2006/metadata/properties" ma:root="true" ma:fieldsID="85554ed8242ef730ce8ebbc69a9f6cc5" ns2:_="" ns3:_="">
-    <xsd:import namespace="c3e65571-a390-4c9e-b8e9-5d531d8bbe37"/>
-    <xsd:import namespace="754b39a0-e428-4fa2-823f-61c0c676bbed"/>
-    <xsd:element name="properties">
-      <xsd:complexType>
-        <xsd:sequence>
-          <xsd:element name="documentManagement">
-            <xsd:complexType>
-              <xsd:all>
-                <xsd:element ref="ns2:SharedWithUsers" minOccurs="0"/>
-                <xsd:element ref="ns2:SharedWithDetails" minOccurs="0"/>
-                <xsd:element ref="ns3:MediaServiceMetadata" minOccurs="0"/>
-                <xsd:element ref="ns3:MediaServiceFastMetadata" minOccurs="0"/>
-              </xsd:all>
-            </xsd:complexType>
-          </xsd:element>
-        </xsd:sequence>
-      </xsd:complexType>
-    </xsd:element>
-  </xsd:schema>
-  <xsd:schema xmlns:xsd="http://www.w3.org/2001/XMLSchema" xmlns:xs="http://www.w3.org/2001/XMLSchema" xmlns:dms="http://schemas.microsoft.com/office/2006/documentManagement/types" xmlns:pc="http://schemas.microsoft.com/office/infopath/2007/PartnerControls" targetNamespace="c3e65571-a390-4c9e-b8e9-5d531d8bbe37" elementFormDefault="qualified">
-    <xsd:import namespace="http://schemas.microsoft.com/office/2006/documentManagement/types"/>
-    <xsd:import namespace="http://schemas.microsoft.com/office/infopath/2007/PartnerControls"/>
-    <xsd:element name="SharedWithUsers" ma:index="8" nillable="true" ma:displayName="Sdílí se s" ma:internalName="SharedWithUsers" ma:readOnly="true">
-      <xsd:complexType>
-        <xsd:complexContent>
-          <xsd:extension base="dms:UserMulti">
-            <xsd:sequence>
-              <xsd:element name="UserInfo" minOccurs="0" maxOccurs="unbounded">
-                <xsd:complexType>
-                  <xsd:sequence>
-                    <xsd:element name="DisplayName" type="xsd:string" minOccurs="0"/>
-                    <xsd:element name="AccountId" type="dms:UserId" minOccurs="0" nillable="true"/>
-                    <xsd:element name="AccountType" type="xsd:string" minOccurs="0"/>
-                  </xsd:sequence>
-                </xsd:complexType>
-              </xsd:element>
-            </xsd:sequence>
-          </xsd:extension>
-        </xsd:complexContent>
-      </xsd:complexType>
-    </xsd:element>
-    <xsd:element name="SharedWithDetails" ma:index="9" nillable="true" ma:displayName="Sdílené s podrobnostmi" ma:internalName="SharedWithDetails" ma:readOnly="true">
-      <xsd:simpleType>
-        <xsd:restriction base="dms:Note">
-          <xsd:maxLength value="255"/>
-        </xsd:restriction>
-      </xsd:simpleType>
-    </xsd:element>
-  </xsd:schema>
-  <xsd:schema xmlns:xsd="http://www.w3.org/2001/XMLSchema" xmlns:xs="http://www.w3.org/2001/XMLSchema" xmlns:dms="http://schemas.microsoft.com/office/2006/documentManagement/types" xmlns:pc="http://schemas.microsoft.com/office/infopath/2007/PartnerControls" targetNamespace="754b39a0-e428-4fa2-823f-61c0c676bbed" elementFormDefault="qualified">
-    <xsd:import namespace="http://schemas.microsoft.com/office/2006/documentManagement/types"/>
-    <xsd:import namespace="http://schemas.microsoft.com/office/infopath/2007/PartnerControls"/>
-    <xsd:element name="MediaServiceMetadata" ma:index="10" nillable="true" ma:displayName="MediaServiceMetadata" ma:hidden="true" ma:internalName="MediaServiceMetadata" ma:readOnly="true">
-      <xsd:simpleType>
-        <xsd:restriction base="dms:Note"/>
-      </xsd:simpleType>
-    </xsd:element>
-    <xsd:element name="MediaServiceFastMetadata" ma:index="11" nillable="true" ma:displayName="MediaServiceFastMetadata" ma:hidden="true" ma:internalName="MediaServiceFastMetadata" ma:readOnly="true">
-      <xsd:simpleType>
-        <xsd:restriction base="dms:Note"/>
-      </xsd:simpleType>
-    </xsd:element>
-  </xsd:schema>
-  <xsd:schema xmlns="http://schemas.openxmlformats.org/package/2006/metadata/core-properties" xmlns:xsd="http://www.w3.org/2001/XMLSchema" xmlns:xsi="http://www.w3.org/2001/XMLSchema-instance" xmlns:dc="http://purl.org/dc/elements/1.1/" xmlns:dcterms="http://purl.org/dc/terms/" xmlns:odoc="http://schemas.microsoft.com/internal/obd" targetNamespace="http://schemas.openxmlformats.org/package/2006/metadata/core-properties" elementFormDefault="qualified" attributeFormDefault="unqualified" blockDefault="#all">
-    <xsd:import namespace="http://purl.org/dc/elements/1.1/" schemaLocation="http://dublincore.org/schemas/xmls/qdc/2003/04/02/dc.xsd"/>
-    <xsd:import namespace="http://purl.org/dc/terms/" schemaLocation="http://dublincore.org/schemas/xmls/qdc/2003/04/02/dcterms.xsd"/>
-    <xsd:element name="coreProperties" type="CT_coreProperties"/>
-    <xsd:complexType name="CT_coreProperties">
-      <xsd:all>
-        <xsd:element ref="dc:creator" minOccurs="0" maxOccurs="1"/>
-        <xsd:element ref="dcterms:created" minOccurs="0" maxOccurs="1"/>
-        <xsd:element ref="dc:identifier" minOccurs="0" maxOccurs="1"/>
-        <xsd:element name="contentType" minOccurs="0" maxOccurs="1" type="xsd:string" ma:index="0" ma:displayName="Typ obsahu"/>
-        <xsd:element ref="dc:title" minOccurs="0" maxOccurs="1" ma:index="4" ma:displayName="Nadpis"/>
-        <xsd:element ref="dc:subject" minOccurs="0" maxOccurs="1"/>
-        <xsd:element ref="dc:description" minOccurs="0" maxOccurs="1"/>
-        <xsd:element name="keywords" minOccurs="0" maxOccurs="1" type="xsd:string"/>
-        <xsd:element ref="dc:language" minOccurs="0" maxOccurs="1"/>
-        <xsd:element name="category" minOccurs="0" maxOccurs="1" type="xsd:string"/>
-        <xsd:element name="version" minOccurs="0" maxOccurs="1" type="xsd:string"/>
-        <xsd:element name="revision" minOccurs="0" maxOccurs="1" type="xsd:string">
-          <xsd:annotation>
-            <xsd:documentation>
-                        This value indicates the number of saves or revisions. The application is responsible for updating this value after each revision.
-                    </xsd:documentation>
-          </xsd:annotation>
-        </xsd:element>
-        <xsd:element name="lastModifiedBy" minOccurs="0" maxOccurs="1" type="xsd:string"/>
-        <xsd:element ref="dcterms:modified" minOccurs="0" maxOccurs="1"/>
-        <xsd:element name="contentStatus" minOccurs="0" maxOccurs="1" type="xsd:string"/>
-      </xsd:all>
-    </xsd:complexType>
-  </xsd:schema>
-  <xs:schema xmlns:pc="http://schemas.microsoft.com/office/infopath/2007/PartnerControls" xmlns:xs="http://www.w3.org/2001/XMLSchema" targetNamespace="http://schemas.microsoft.com/office/infopath/2007/PartnerControls" elementFormDefault="qualified" attributeFormDefault="unqualified">
-    <xs:element name="Person">
-      <xs:complexType>
-        <xs:sequence>
-          <xs:element ref="pc:DisplayName" minOccurs="0"/>
-          <xs:element ref="pc:AccountId" minOccurs="0"/>
-          <xs:element ref="pc:AccountType" minOccurs="0"/>
-        </xs:sequence>
-      </xs:complexType>
-    </xs:element>
-    <xs:element name="DisplayName" type="xs:string"/>
-    <xs:element name="AccountId" type="xs:string"/>
-    <xs:element name="AccountType" type="xs:string"/>
-    <xs:element name="BDCAssociatedEntity">
-      <xs:complexType>
-        <xs:sequence>
-          <xs:element ref="pc:BDCEntity" minOccurs="0" maxOccurs="unbounded"/>
-        </xs:sequence>
-        <xs:attribute ref="pc:EntityNamespace"/>
-        <xs:attribute ref="pc:EntityName"/>
-        <xs:attribute ref="pc:SystemInstanceName"/>
-        <xs:attribute ref="pc:AssociationName"/>
-      </xs:complexType>
-    </xs:element>
-    <xs:attribute name="EntityNamespace" type="xs:string"/>
-    <xs:attribute name="EntityName" type="xs:string"/>
-    <xs:attribute name="SystemInstanceName" type="xs:string"/>
-    <xs:attribute name="AssociationName" type="xs:string"/>
-    <xs:element name="BDCEntity">
-      <xs:complexType>
-        <xs:sequence>
-          <xs:element ref="pc:EntityDisplayName" minOccurs="0"/>
-          <xs:element ref="pc:EntityInstanceReference" minOccurs="0"/>
-          <xs:element ref="pc:EntityId1" minOccurs="0"/>
-          <xs:element ref="pc:EntityId2" minOccurs="0"/>
-          <xs:element ref="pc:EntityId3" minOccurs="0"/>
-          <xs:element ref="pc:EntityId4" minOccurs="0"/>
-          <xs:element ref="pc:EntityId5" minOccurs="0"/>
-        </xs:sequence>
-      </xs:complexType>
-    </xs:element>
-    <xs:element name="EntityDisplayName" type="xs:string"/>
-    <xs:element name="EntityInstanceReference" type="xs:string"/>
-    <xs:element name="EntityId1" type="xs:string"/>
-    <xs:element name="EntityId2" type="xs:string"/>
-    <xs:element name="EntityId3" type="xs:string"/>
-    <xs:element name="EntityId4" type="xs:string"/>
-    <xs:element name="EntityId5" type="xs:string"/>
-    <xs:element name="Terms">
-      <xs:complexType>
-        <xs:sequence>
-          <xs:element ref="pc:TermInfo" minOccurs="0" maxOccurs="unbounded"/>
-        </xs:sequence>
-      </xs:complexType>
-    </xs:element>
-    <xs:element name="TermInfo">
-      <xs:complexType>
-        <xs:sequence>
-          <xs:element ref="pc:TermName" minOccurs="0"/>
-          <xs:element ref="pc:TermId" minOccurs="0"/>
-        </xs:sequence>
-      </xs:complexType>
-    </xs:element>
-    <xs:element name="TermName" type="xs:string"/>
-    <xs:element name="TermId" type="xs:string"/>
-  </xs:schema>
-</ct:contentTypeSchema>
-</file>
-
-<file path=customXml/item2.xml><?xml version="1.0" encoding="utf-8"?>
-<?mso-contentType ?>
-<FormTemplates xmlns="http://schemas.microsoft.com/sharepoint/v3/contenttype/forms">
-  <Display>DocumentLibraryForm</Display>
-  <Edit>DocumentLibraryForm</Edit>
-  <New>DocumentLibraryForm</New>
-</FormTemplates>
-</file>
-
-<file path=customXml/item3.xml><?xml version="1.0" encoding="utf-8"?>
-<p:properties xmlns:p="http://schemas.microsoft.com/office/2006/metadata/properties" xmlns:xsi="http://www.w3.org/2001/XMLSchema-instance" xmlns:pc="http://schemas.microsoft.com/office/infopath/2007/PartnerControls">
-  <documentManagement/>
-</p:properties>
-</file>
-
-<file path=customXml/item4.xml><?xml version="1.0" encoding="utf-8"?>
 <b:Sources xmlns:b="http://schemas.openxmlformats.org/officeDocument/2006/bibliography" xmlns="http://schemas.openxmlformats.org/officeDocument/2006/bibliography" SelectedStyle="\ISO690Nmerical.XSL" StyleName="ISO 690 – číselná reference" Version="1987">
   <b:Source>
     <b:Tag>Umi</b:Tag>
@@ -22382,7 +22097,212 @@
 </b:Sources>
 </file>
 
+<file path=customXml/item2.xml><?xml version="1.0" encoding="utf-8"?>
+<p:properties xmlns:p="http://schemas.microsoft.com/office/2006/metadata/properties" xmlns:xsi="http://www.w3.org/2001/XMLSchema-instance" xmlns:pc="http://schemas.microsoft.com/office/infopath/2007/PartnerControls">
+  <documentManagement/>
+</p:properties>
+</file>
+
+<file path=customXml/item3.xml><?xml version="1.0" encoding="utf-8"?>
+<?mso-contentType ?>
+<FormTemplates xmlns="http://schemas.microsoft.com/sharepoint/v3/contenttype/forms">
+  <Display>DocumentLibraryForm</Display>
+  <Edit>DocumentLibraryForm</Edit>
+  <New>DocumentLibraryForm</New>
+</FormTemplates>
+</file>
+
+<file path=customXml/item4.xml><?xml version="1.0" encoding="utf-8"?>
+<ct:contentTypeSchema xmlns:ct="http://schemas.microsoft.com/office/2006/metadata/contentType" xmlns:ma="http://schemas.microsoft.com/office/2006/metadata/properties/metaAttributes" ct:_="" ma:_="" ma:contentTypeName="Dokument" ma:contentTypeID="0x01010050B1E99129EB1C4B94650070FE2E0B3B" ma:contentTypeVersion="4" ma:contentTypeDescription="Vytvoří nový dokument" ma:contentTypeScope="" ma:versionID="4b1406bcfa7da0748f6a3409a4d9ec36">
+  <xsd:schema xmlns:xsd="http://www.w3.org/2001/XMLSchema" xmlns:xs="http://www.w3.org/2001/XMLSchema" xmlns:p="http://schemas.microsoft.com/office/2006/metadata/properties" xmlns:ns2="c3e65571-a390-4c9e-b8e9-5d531d8bbe37" xmlns:ns3="754b39a0-e428-4fa2-823f-61c0c676bbed" targetNamespace="http://schemas.microsoft.com/office/2006/metadata/properties" ma:root="true" ma:fieldsID="85554ed8242ef730ce8ebbc69a9f6cc5" ns2:_="" ns3:_="">
+    <xsd:import namespace="c3e65571-a390-4c9e-b8e9-5d531d8bbe37"/>
+    <xsd:import namespace="754b39a0-e428-4fa2-823f-61c0c676bbed"/>
+    <xsd:element name="properties">
+      <xsd:complexType>
+        <xsd:sequence>
+          <xsd:element name="documentManagement">
+            <xsd:complexType>
+              <xsd:all>
+                <xsd:element ref="ns2:SharedWithUsers" minOccurs="0"/>
+                <xsd:element ref="ns2:SharedWithDetails" minOccurs="0"/>
+                <xsd:element ref="ns3:MediaServiceMetadata" minOccurs="0"/>
+                <xsd:element ref="ns3:MediaServiceFastMetadata" minOccurs="0"/>
+              </xsd:all>
+            </xsd:complexType>
+          </xsd:element>
+        </xsd:sequence>
+      </xsd:complexType>
+    </xsd:element>
+  </xsd:schema>
+  <xsd:schema xmlns:xsd="http://www.w3.org/2001/XMLSchema" xmlns:xs="http://www.w3.org/2001/XMLSchema" xmlns:dms="http://schemas.microsoft.com/office/2006/documentManagement/types" xmlns:pc="http://schemas.microsoft.com/office/infopath/2007/PartnerControls" targetNamespace="c3e65571-a390-4c9e-b8e9-5d531d8bbe37" elementFormDefault="qualified">
+    <xsd:import namespace="http://schemas.microsoft.com/office/2006/documentManagement/types"/>
+    <xsd:import namespace="http://schemas.microsoft.com/office/infopath/2007/PartnerControls"/>
+    <xsd:element name="SharedWithUsers" ma:index="8" nillable="true" ma:displayName="Sdílí se s" ma:internalName="SharedWithUsers" ma:readOnly="true">
+      <xsd:complexType>
+        <xsd:complexContent>
+          <xsd:extension base="dms:UserMulti">
+            <xsd:sequence>
+              <xsd:element name="UserInfo" minOccurs="0" maxOccurs="unbounded">
+                <xsd:complexType>
+                  <xsd:sequence>
+                    <xsd:element name="DisplayName" type="xsd:string" minOccurs="0"/>
+                    <xsd:element name="AccountId" type="dms:UserId" minOccurs="0" nillable="true"/>
+                    <xsd:element name="AccountType" type="xsd:string" minOccurs="0"/>
+                  </xsd:sequence>
+                </xsd:complexType>
+              </xsd:element>
+            </xsd:sequence>
+          </xsd:extension>
+        </xsd:complexContent>
+      </xsd:complexType>
+    </xsd:element>
+    <xsd:element name="SharedWithDetails" ma:index="9" nillable="true" ma:displayName="Sdílené s podrobnostmi" ma:internalName="SharedWithDetails" ma:readOnly="true">
+      <xsd:simpleType>
+        <xsd:restriction base="dms:Note">
+          <xsd:maxLength value="255"/>
+        </xsd:restriction>
+      </xsd:simpleType>
+    </xsd:element>
+  </xsd:schema>
+  <xsd:schema xmlns:xsd="http://www.w3.org/2001/XMLSchema" xmlns:xs="http://www.w3.org/2001/XMLSchema" xmlns:dms="http://schemas.microsoft.com/office/2006/documentManagement/types" xmlns:pc="http://schemas.microsoft.com/office/infopath/2007/PartnerControls" targetNamespace="754b39a0-e428-4fa2-823f-61c0c676bbed" elementFormDefault="qualified">
+    <xsd:import namespace="http://schemas.microsoft.com/office/2006/documentManagement/types"/>
+    <xsd:import namespace="http://schemas.microsoft.com/office/infopath/2007/PartnerControls"/>
+    <xsd:element name="MediaServiceMetadata" ma:index="10" nillable="true" ma:displayName="MediaServiceMetadata" ma:hidden="true" ma:internalName="MediaServiceMetadata" ma:readOnly="true">
+      <xsd:simpleType>
+        <xsd:restriction base="dms:Note"/>
+      </xsd:simpleType>
+    </xsd:element>
+    <xsd:element name="MediaServiceFastMetadata" ma:index="11" nillable="true" ma:displayName="MediaServiceFastMetadata" ma:hidden="true" ma:internalName="MediaServiceFastMetadata" ma:readOnly="true">
+      <xsd:simpleType>
+        <xsd:restriction base="dms:Note"/>
+      </xsd:simpleType>
+    </xsd:element>
+  </xsd:schema>
+  <xsd:schema xmlns="http://schemas.openxmlformats.org/package/2006/metadata/core-properties" xmlns:xsd="http://www.w3.org/2001/XMLSchema" xmlns:xsi="http://www.w3.org/2001/XMLSchema-instance" xmlns:dc="http://purl.org/dc/elements/1.1/" xmlns:dcterms="http://purl.org/dc/terms/" xmlns:odoc="http://schemas.microsoft.com/internal/obd" targetNamespace="http://schemas.openxmlformats.org/package/2006/metadata/core-properties" elementFormDefault="qualified" attributeFormDefault="unqualified" blockDefault="#all">
+    <xsd:import namespace="http://purl.org/dc/elements/1.1/" schemaLocation="http://dublincore.org/schemas/xmls/qdc/2003/04/02/dc.xsd"/>
+    <xsd:import namespace="http://purl.org/dc/terms/" schemaLocation="http://dublincore.org/schemas/xmls/qdc/2003/04/02/dcterms.xsd"/>
+    <xsd:element name="coreProperties" type="CT_coreProperties"/>
+    <xsd:complexType name="CT_coreProperties">
+      <xsd:all>
+        <xsd:element ref="dc:creator" minOccurs="0" maxOccurs="1"/>
+        <xsd:element ref="dcterms:created" minOccurs="0" maxOccurs="1"/>
+        <xsd:element ref="dc:identifier" minOccurs="0" maxOccurs="1"/>
+        <xsd:element name="contentType" minOccurs="0" maxOccurs="1" type="xsd:string" ma:index="0" ma:displayName="Typ obsahu"/>
+        <xsd:element ref="dc:title" minOccurs="0" maxOccurs="1" ma:index="4" ma:displayName="Nadpis"/>
+        <xsd:element ref="dc:subject" minOccurs="0" maxOccurs="1"/>
+        <xsd:element ref="dc:description" minOccurs="0" maxOccurs="1"/>
+        <xsd:element name="keywords" minOccurs="0" maxOccurs="1" type="xsd:string"/>
+        <xsd:element ref="dc:language" minOccurs="0" maxOccurs="1"/>
+        <xsd:element name="category" minOccurs="0" maxOccurs="1" type="xsd:string"/>
+        <xsd:element name="version" minOccurs="0" maxOccurs="1" type="xsd:string"/>
+        <xsd:element name="revision" minOccurs="0" maxOccurs="1" type="xsd:string">
+          <xsd:annotation>
+            <xsd:documentation>
+                        This value indicates the number of saves or revisions. The application is responsible for updating this value after each revision.
+                    </xsd:documentation>
+          </xsd:annotation>
+        </xsd:element>
+        <xsd:element name="lastModifiedBy" minOccurs="0" maxOccurs="1" type="xsd:string"/>
+        <xsd:element ref="dcterms:modified" minOccurs="0" maxOccurs="1"/>
+        <xsd:element name="contentStatus" minOccurs="0" maxOccurs="1" type="xsd:string"/>
+      </xsd:all>
+    </xsd:complexType>
+  </xsd:schema>
+  <xs:schema xmlns:pc="http://schemas.microsoft.com/office/infopath/2007/PartnerControls" xmlns:xs="http://www.w3.org/2001/XMLSchema" targetNamespace="http://schemas.microsoft.com/office/infopath/2007/PartnerControls" elementFormDefault="qualified" attributeFormDefault="unqualified">
+    <xs:element name="Person">
+      <xs:complexType>
+        <xs:sequence>
+          <xs:element ref="pc:DisplayName" minOccurs="0"/>
+          <xs:element ref="pc:AccountId" minOccurs="0"/>
+          <xs:element ref="pc:AccountType" minOccurs="0"/>
+        </xs:sequence>
+      </xs:complexType>
+    </xs:element>
+    <xs:element name="DisplayName" type="xs:string"/>
+    <xs:element name="AccountId" type="xs:string"/>
+    <xs:element name="AccountType" type="xs:string"/>
+    <xs:element name="BDCAssociatedEntity">
+      <xs:complexType>
+        <xs:sequence>
+          <xs:element ref="pc:BDCEntity" minOccurs="0" maxOccurs="unbounded"/>
+        </xs:sequence>
+        <xs:attribute ref="pc:EntityNamespace"/>
+        <xs:attribute ref="pc:EntityName"/>
+        <xs:attribute ref="pc:SystemInstanceName"/>
+        <xs:attribute ref="pc:AssociationName"/>
+      </xs:complexType>
+    </xs:element>
+    <xs:attribute name="EntityNamespace" type="xs:string"/>
+    <xs:attribute name="EntityName" type="xs:string"/>
+    <xs:attribute name="SystemInstanceName" type="xs:string"/>
+    <xs:attribute name="AssociationName" type="xs:string"/>
+    <xs:element name="BDCEntity">
+      <xs:complexType>
+        <xs:sequence>
+          <xs:element ref="pc:EntityDisplayName" minOccurs="0"/>
+          <xs:element ref="pc:EntityInstanceReference" minOccurs="0"/>
+          <xs:element ref="pc:EntityId1" minOccurs="0"/>
+          <xs:element ref="pc:EntityId2" minOccurs="0"/>
+          <xs:element ref="pc:EntityId3" minOccurs="0"/>
+          <xs:element ref="pc:EntityId4" minOccurs="0"/>
+          <xs:element ref="pc:EntityId5" minOccurs="0"/>
+        </xs:sequence>
+      </xs:complexType>
+    </xs:element>
+    <xs:element name="EntityDisplayName" type="xs:string"/>
+    <xs:element name="EntityInstanceReference" type="xs:string"/>
+    <xs:element name="EntityId1" type="xs:string"/>
+    <xs:element name="EntityId2" type="xs:string"/>
+    <xs:element name="EntityId3" type="xs:string"/>
+    <xs:element name="EntityId4" type="xs:string"/>
+    <xs:element name="EntityId5" type="xs:string"/>
+    <xs:element name="Terms">
+      <xs:complexType>
+        <xs:sequence>
+          <xs:element ref="pc:TermInfo" minOccurs="0" maxOccurs="unbounded"/>
+        </xs:sequence>
+      </xs:complexType>
+    </xs:element>
+    <xs:element name="TermInfo">
+      <xs:complexType>
+        <xs:sequence>
+          <xs:element ref="pc:TermName" minOccurs="0"/>
+          <xs:element ref="pc:TermId" minOccurs="0"/>
+        </xs:sequence>
+      </xs:complexType>
+    </xs:element>
+    <xs:element name="TermName" type="xs:string"/>
+    <xs:element name="TermId" type="xs:string"/>
+  </xs:schema>
+</ct:contentTypeSchema>
+</file>
+
 <file path=customXml/itemProps1.xml><?xml version="1.0" encoding="utf-8"?>
+<ds:datastoreItem xmlns:ds="http://schemas.openxmlformats.org/officeDocument/2006/customXml" ds:itemID="{9101EF5C-3EDF-4AF9-8047-F20A2B059167}">
+  <ds:schemaRefs>
+    <ds:schemaRef ds:uri="http://schemas.openxmlformats.org/officeDocument/2006/bibliography"/>
+  </ds:schemaRefs>
+</ds:datastoreItem>
+</file>
+
+<file path=customXml/itemProps2.xml><?xml version="1.0" encoding="utf-8"?>
+<ds:datastoreItem xmlns:ds="http://schemas.openxmlformats.org/officeDocument/2006/customXml" ds:itemID="{43079A01-61F3-44B1-90C1-B1FEC405C657}">
+  <ds:schemaRefs>
+    <ds:schemaRef ds:uri="http://schemas.microsoft.com/office/2006/metadata/properties"/>
+    <ds:schemaRef ds:uri="http://schemas.microsoft.com/office/infopath/2007/PartnerControls"/>
+  </ds:schemaRefs>
+</ds:datastoreItem>
+</file>
+
+<file path=customXml/itemProps3.xml><?xml version="1.0" encoding="utf-8"?>
+<ds:datastoreItem xmlns:ds="http://schemas.openxmlformats.org/officeDocument/2006/customXml" ds:itemID="{4FF85B71-35EB-4667-B5A7-25BC67E7B3EE}">
+  <ds:schemaRefs>
+    <ds:schemaRef ds:uri="http://schemas.microsoft.com/sharepoint/v3/contenttype/forms"/>
+  </ds:schemaRefs>
+</ds:datastoreItem>
+</file>
+
+<file path=customXml/itemProps4.xml><?xml version="1.0" encoding="utf-8"?>
 <ds:datastoreItem xmlns:ds="http://schemas.openxmlformats.org/officeDocument/2006/customXml" ds:itemID="{82A38B51-6072-4AA7-82FD-DFB83251AC2E}">
   <ds:schemaRefs>
     <ds:schemaRef ds:uri="http://schemas.microsoft.com/office/2006/metadata/contentType"/>
@@ -22399,29 +22319,4 @@
     <ds:schemaRef ds:uri="http://schemas.microsoft.com/internal/obd"/>
   </ds:schemaRefs>
 </ds:datastoreItem>
-</file>
-
-<file path=customXml/itemProps2.xml><?xml version="1.0" encoding="utf-8"?>
-<ds:datastoreItem xmlns:ds="http://schemas.openxmlformats.org/officeDocument/2006/customXml" ds:itemID="{4FF85B71-35EB-4667-B5A7-25BC67E7B3EE}">
-  <ds:schemaRefs>
-    <ds:schemaRef ds:uri="http://schemas.microsoft.com/sharepoint/v3/contenttype/forms"/>
-  </ds:schemaRefs>
-</ds:datastoreItem>
-</file>
-
-<file path=customXml/itemProps3.xml><?xml version="1.0" encoding="utf-8"?>
-<ds:datastoreItem xmlns:ds="http://schemas.openxmlformats.org/officeDocument/2006/customXml" ds:itemID="{43079A01-61F3-44B1-90C1-B1FEC405C657}">
-  <ds:schemaRefs>
-    <ds:schemaRef ds:uri="http://schemas.microsoft.com/office/2006/metadata/properties"/>
-    <ds:schemaRef ds:uri="http://schemas.microsoft.com/office/infopath/2007/PartnerControls"/>
-  </ds:schemaRefs>
-</ds:datastoreItem>
-</file>
-
-<file path=customXml/itemProps4.xml><?xml version="1.0" encoding="utf-8"?>
-<ds:datastoreItem xmlns:ds="http://schemas.openxmlformats.org/officeDocument/2006/customXml" ds:itemID="{9101EF5C-3EDF-4AF9-8047-F20A2B059167}">
-  <ds:schemaRefs>
-    <ds:schemaRef ds:uri="http://schemas.openxmlformats.org/officeDocument/2006/bibliography"/>
-  </ds:schemaRefs>
-</ds:datastoreItem>
 </file>
--- a/NaucSeVícFilipElznicDokumentace.docx
+++ b/NaucSeVícFilipElznicDokumentace.docx
@@ -69,7 +69,7 @@
           <w:lang w:eastAsia="cs-CZ"/>
         </w:rPr>
         <w:drawing>
-          <wp:anchor distT="0" distB="0" distL="114300" distR="114300" simplePos="0" relativeHeight="251646976" behindDoc="0" locked="0" layoutInCell="1" allowOverlap="1" wp14:anchorId="62342ED0" wp14:editId="6EB49755">
+          <wp:anchor distT="0" distB="0" distL="114300" distR="114300" simplePos="0" relativeHeight="251649536" behindDoc="0" locked="0" layoutInCell="1" allowOverlap="1" wp14:anchorId="62342ED0" wp14:editId="6EB49755">
             <wp:simplePos x="0" y="0"/>
             <wp:positionH relativeFrom="margin">
               <wp:align>center</wp:align>
@@ -508,11 +508,22 @@
       <w:r>
         <w:t xml:space="preserve"> už návrhy od vývojáře ročníkové práce. Následně </w:t>
       </w:r>
-      <w:r>
-        <w:t xml:space="preserve">produktizaci </w:t>
-      </w:r>
-      <w:r>
-        <w:t>v té nalezneme části kódu, které jsou použity v projektu. Ke konci dokumentace nalezneme popis pro uživatele a závěr, kde je shrnut názor vývojáře na doposud vytvořenou práci.</w:t>
+      <w:proofErr w:type="spellStart"/>
+      <w:r>
+        <w:t>produktizaci</w:t>
+      </w:r>
+      <w:proofErr w:type="spellEnd"/>
+      <w:r>
+        <w:t xml:space="preserve"> </w:t>
+      </w:r>
+      <w:r>
+        <w:t>v </w:t>
+      </w:r>
+      <w:r>
+        <w:t>ní</w:t>
+      </w:r>
+      <w:r>
+        <w:t xml:space="preserve"> nalezneme části kódu, které jsou použity v projektu. Ke konci dokumentace nalezneme popis pro uživatele a závěr, kde je shrnut názor vývojáře na doposud vytvořenou práci.</w:t>
       </w:r>
     </w:p>
     <w:p>
@@ -541,7 +552,39 @@
         <w:spacing w:line="276" w:lineRule="auto"/>
       </w:pPr>
       <w:r>
-        <w:t>Nauč se víc, React, předmět, lekce, úkol, xp, funkce, frontend, backend, uživatel, webová aplikace</w:t>
+        <w:t xml:space="preserve">Nauč se víc, </w:t>
+      </w:r>
+      <w:proofErr w:type="spellStart"/>
+      <w:r>
+        <w:t>React</w:t>
+      </w:r>
+      <w:proofErr w:type="spellEnd"/>
+      <w:r>
+        <w:t xml:space="preserve">, předmět, lekce, úkol, </w:t>
+      </w:r>
+      <w:proofErr w:type="spellStart"/>
+      <w:r>
+        <w:t>xp</w:t>
+      </w:r>
+      <w:proofErr w:type="spellEnd"/>
+      <w:r>
+        <w:t xml:space="preserve">, funkce, </w:t>
+      </w:r>
+      <w:proofErr w:type="spellStart"/>
+      <w:r>
+        <w:t>frontend</w:t>
+      </w:r>
+      <w:proofErr w:type="spellEnd"/>
+      <w:r>
+        <w:t xml:space="preserve">, </w:t>
+      </w:r>
+      <w:proofErr w:type="spellStart"/>
+      <w:r>
+        <w:t>backend</w:t>
+      </w:r>
+      <w:proofErr w:type="spellEnd"/>
+      <w:r>
+        <w:t>, uživatel, webová aplikace</w:t>
       </w:r>
     </w:p>
     <w:p>
@@ -612,7 +655,7 @@
           <w:r>
             <w:fldChar w:fldCharType="separate"/>
           </w:r>
-          <w:hyperlink w:anchor="_Toc223077571" w:history="1">
+          <w:hyperlink w:anchor="_Toc224225371" w:history="1">
             <w:r>
               <w:rPr>
                 <w:rStyle w:val="Hypertextovodkaz"/>
@@ -639,7 +682,7 @@
                 <w:noProof/>
                 <w:webHidden/>
               </w:rPr>
-              <w:instrText xml:space="preserve"> PAGEREF _Toc223077571 \h </w:instrText>
+              <w:instrText xml:space="preserve"> PAGEREF _Toc224225371 \h </w:instrText>
             </w:r>
             <w:r>
               <w:rPr>
@@ -685,7 +728,7 @@
               <w14:ligatures w14:val="standardContextual"/>
             </w:rPr>
           </w:pPr>
-          <w:hyperlink w:anchor="_Toc223077572" w:history="1">
+          <w:hyperlink w:anchor="_Toc224225372" w:history="1">
             <w:r>
               <w:rPr>
                 <w:rStyle w:val="Hypertextovodkaz"/>
@@ -729,7 +772,7 @@
                 <w:noProof/>
                 <w:webHidden/>
               </w:rPr>
-              <w:instrText xml:space="preserve"> PAGEREF _Toc223077572 \h </w:instrText>
+              <w:instrText xml:space="preserve"> PAGEREF _Toc224225372 \h </w:instrText>
             </w:r>
             <w:r>
               <w:rPr>
@@ -775,7 +818,7 @@
               <w14:ligatures w14:val="standardContextual"/>
             </w:rPr>
           </w:pPr>
-          <w:hyperlink w:anchor="_Toc223077573" w:history="1">
+          <w:hyperlink w:anchor="_Toc224225373" w:history="1">
             <w:r>
               <w:rPr>
                 <w:rStyle w:val="Hypertextovodkaz"/>
@@ -819,7 +862,7 @@
                 <w:noProof/>
                 <w:webHidden/>
               </w:rPr>
-              <w:instrText xml:space="preserve"> PAGEREF _Toc223077573 \h </w:instrText>
+              <w:instrText xml:space="preserve"> PAGEREF _Toc224225373 \h </w:instrText>
             </w:r>
             <w:r>
               <w:rPr>
@@ -865,7 +908,7 @@
               <w14:ligatures w14:val="standardContextual"/>
             </w:rPr>
           </w:pPr>
-          <w:hyperlink w:anchor="_Toc223077574" w:history="1">
+          <w:hyperlink w:anchor="_Toc224225374" w:history="1">
             <w:r>
               <w:rPr>
                 <w:rStyle w:val="Hypertextovodkaz"/>
@@ -909,7 +952,7 @@
                 <w:noProof/>
                 <w:webHidden/>
               </w:rPr>
-              <w:instrText xml:space="preserve"> PAGEREF _Toc223077574 \h </w:instrText>
+              <w:instrText xml:space="preserve"> PAGEREF _Toc224225374 \h </w:instrText>
             </w:r>
             <w:r>
               <w:rPr>
@@ -955,7 +998,7 @@
               <w14:ligatures w14:val="standardContextual"/>
             </w:rPr>
           </w:pPr>
-          <w:hyperlink w:anchor="_Toc223077575" w:history="1">
+          <w:hyperlink w:anchor="_Toc224225375" w:history="1">
             <w:r>
               <w:rPr>
                 <w:rStyle w:val="Hypertextovodkaz"/>
@@ -999,7 +1042,7 @@
                 <w:noProof/>
                 <w:webHidden/>
               </w:rPr>
-              <w:instrText xml:space="preserve"> PAGEREF _Toc223077575 \h </w:instrText>
+              <w:instrText xml:space="preserve"> PAGEREF _Toc224225375 \h </w:instrText>
             </w:r>
             <w:r>
               <w:rPr>
@@ -1045,7 +1088,7 @@
               <w14:ligatures w14:val="standardContextual"/>
             </w:rPr>
           </w:pPr>
-          <w:hyperlink w:anchor="_Toc223077576" w:history="1">
+          <w:hyperlink w:anchor="_Toc224225376" w:history="1">
             <w:r>
               <w:rPr>
                 <w:rStyle w:val="Hypertextovodkaz"/>
@@ -1089,7 +1132,7 @@
                 <w:noProof/>
                 <w:webHidden/>
               </w:rPr>
-              <w:instrText xml:space="preserve"> PAGEREF _Toc223077576 \h </w:instrText>
+              <w:instrText xml:space="preserve"> PAGEREF _Toc224225376 \h </w:instrText>
             </w:r>
             <w:r>
               <w:rPr>
@@ -1135,7 +1178,7 @@
               <w14:ligatures w14:val="standardContextual"/>
             </w:rPr>
           </w:pPr>
-          <w:hyperlink w:anchor="_Toc223077577" w:history="1">
+          <w:hyperlink w:anchor="_Toc224225377" w:history="1">
             <w:r>
               <w:rPr>
                 <w:rStyle w:val="Hypertextovodkaz"/>
@@ -1179,7 +1222,7 @@
                 <w:noProof/>
                 <w:webHidden/>
               </w:rPr>
-              <w:instrText xml:space="preserve"> PAGEREF _Toc223077577 \h </w:instrText>
+              <w:instrText xml:space="preserve"> PAGEREF _Toc224225377 \h </w:instrText>
             </w:r>
             <w:r>
               <w:rPr>
@@ -1225,7 +1268,7 @@
               <w14:ligatures w14:val="standardContextual"/>
             </w:rPr>
           </w:pPr>
-          <w:hyperlink w:anchor="_Toc223077578" w:history="1">
+          <w:hyperlink w:anchor="_Toc224225378" w:history="1">
             <w:r>
               <w:rPr>
                 <w:rStyle w:val="Hypertextovodkaz"/>
@@ -1269,7 +1312,7 @@
                 <w:noProof/>
                 <w:webHidden/>
               </w:rPr>
-              <w:instrText xml:space="preserve"> PAGEREF _Toc223077578 \h </w:instrText>
+              <w:instrText xml:space="preserve"> PAGEREF _Toc224225378 \h </w:instrText>
             </w:r>
             <w:r>
               <w:rPr>
@@ -1315,7 +1358,7 @@
               <w14:ligatures w14:val="standardContextual"/>
             </w:rPr>
           </w:pPr>
-          <w:hyperlink w:anchor="_Toc223077579" w:history="1">
+          <w:hyperlink w:anchor="_Toc224225379" w:history="1">
             <w:r>
               <w:rPr>
                 <w:rStyle w:val="Hypertextovodkaz"/>
@@ -1359,7 +1402,7 @@
                 <w:noProof/>
                 <w:webHidden/>
               </w:rPr>
-              <w:instrText xml:space="preserve"> PAGEREF _Toc223077579 \h </w:instrText>
+              <w:instrText xml:space="preserve"> PAGEREF _Toc224225379 \h </w:instrText>
             </w:r>
             <w:r>
               <w:rPr>
@@ -1405,7 +1448,7 @@
               <w14:ligatures w14:val="standardContextual"/>
             </w:rPr>
           </w:pPr>
-          <w:hyperlink w:anchor="_Toc223077580" w:history="1">
+          <w:hyperlink w:anchor="_Toc224225380" w:history="1">
             <w:r>
               <w:rPr>
                 <w:rStyle w:val="Hypertextovodkaz"/>
@@ -1449,7 +1492,7 @@
                 <w:noProof/>
                 <w:webHidden/>
               </w:rPr>
-              <w:instrText xml:space="preserve"> PAGEREF _Toc223077580 \h </w:instrText>
+              <w:instrText xml:space="preserve"> PAGEREF _Toc224225380 \h </w:instrText>
             </w:r>
             <w:r>
               <w:rPr>
@@ -1495,7 +1538,7 @@
               <w14:ligatures w14:val="standardContextual"/>
             </w:rPr>
           </w:pPr>
-          <w:hyperlink w:anchor="_Toc223077581" w:history="1">
+          <w:hyperlink w:anchor="_Toc224225381" w:history="1">
             <w:r>
               <w:rPr>
                 <w:rStyle w:val="Hypertextovodkaz"/>
@@ -1539,7 +1582,7 @@
                 <w:noProof/>
                 <w:webHidden/>
               </w:rPr>
-              <w:instrText xml:space="preserve"> PAGEREF _Toc223077581 \h </w:instrText>
+              <w:instrText xml:space="preserve"> PAGEREF _Toc224225381 \h </w:instrText>
             </w:r>
             <w:r>
               <w:rPr>
@@ -1585,7 +1628,7 @@
               <w14:ligatures w14:val="standardContextual"/>
             </w:rPr>
           </w:pPr>
-          <w:hyperlink w:anchor="_Toc223077582" w:history="1">
+          <w:hyperlink w:anchor="_Toc224225382" w:history="1">
             <w:r>
               <w:rPr>
                 <w:rStyle w:val="Hypertextovodkaz"/>
@@ -1629,7 +1672,7 @@
                 <w:noProof/>
                 <w:webHidden/>
               </w:rPr>
-              <w:instrText xml:space="preserve"> PAGEREF _Toc223077582 \h </w:instrText>
+              <w:instrText xml:space="preserve"> PAGEREF _Toc224225382 \h </w:instrText>
             </w:r>
             <w:r>
               <w:rPr>
@@ -1675,7 +1718,7 @@
               <w14:ligatures w14:val="standardContextual"/>
             </w:rPr>
           </w:pPr>
-          <w:hyperlink w:anchor="_Toc223077583" w:history="1">
+          <w:hyperlink w:anchor="_Toc224225383" w:history="1">
             <w:r>
               <w:rPr>
                 <w:rStyle w:val="Hypertextovodkaz"/>
@@ -1719,7 +1762,7 @@
                 <w:noProof/>
                 <w:webHidden/>
               </w:rPr>
-              <w:instrText xml:space="preserve"> PAGEREF _Toc223077583 \h </w:instrText>
+              <w:instrText xml:space="preserve"> PAGEREF _Toc224225383 \h </w:instrText>
             </w:r>
             <w:r>
               <w:rPr>
@@ -1765,7 +1808,7 @@
               <w14:ligatures w14:val="standardContextual"/>
             </w:rPr>
           </w:pPr>
-          <w:hyperlink w:anchor="_Toc223077584" w:history="1">
+          <w:hyperlink w:anchor="_Toc224225384" w:history="1">
             <w:r>
               <w:rPr>
                 <w:rStyle w:val="Hypertextovodkaz"/>
@@ -1809,7 +1852,7 @@
                 <w:noProof/>
                 <w:webHidden/>
               </w:rPr>
-              <w:instrText xml:space="preserve"> PAGEREF _Toc223077584 \h </w:instrText>
+              <w:instrText xml:space="preserve"> PAGEREF _Toc224225384 \h </w:instrText>
             </w:r>
             <w:r>
               <w:rPr>
@@ -1855,7 +1898,7 @@
               <w14:ligatures w14:val="standardContextual"/>
             </w:rPr>
           </w:pPr>
-          <w:hyperlink w:anchor="_Toc223077585" w:history="1">
+          <w:hyperlink w:anchor="_Toc224225385" w:history="1">
             <w:r>
               <w:rPr>
                 <w:rStyle w:val="Hypertextovodkaz"/>
@@ -1899,7 +1942,7 @@
                 <w:noProof/>
                 <w:webHidden/>
               </w:rPr>
-              <w:instrText xml:space="preserve"> PAGEREF _Toc223077585 \h </w:instrText>
+              <w:instrText xml:space="preserve"> PAGEREF _Toc224225385 \h </w:instrText>
             </w:r>
             <w:r>
               <w:rPr>
@@ -1945,7 +1988,7 @@
               <w14:ligatures w14:val="standardContextual"/>
             </w:rPr>
           </w:pPr>
-          <w:hyperlink w:anchor="_Toc223077586" w:history="1">
+          <w:hyperlink w:anchor="_Toc224225386" w:history="1">
             <w:r>
               <w:rPr>
                 <w:rStyle w:val="Hypertextovodkaz"/>
@@ -1989,7 +2032,7 @@
                 <w:noProof/>
                 <w:webHidden/>
               </w:rPr>
-              <w:instrText xml:space="preserve"> PAGEREF _Toc223077586 \h </w:instrText>
+              <w:instrText xml:space="preserve"> PAGEREF _Toc224225386 \h </w:instrText>
             </w:r>
             <w:r>
               <w:rPr>
@@ -2035,7 +2078,7 @@
               <w14:ligatures w14:val="standardContextual"/>
             </w:rPr>
           </w:pPr>
-          <w:hyperlink w:anchor="_Toc223077587" w:history="1">
+          <w:hyperlink w:anchor="_Toc224225387" w:history="1">
             <w:r>
               <w:rPr>
                 <w:rStyle w:val="Hypertextovodkaz"/>
@@ -2079,7 +2122,7 @@
                 <w:noProof/>
                 <w:webHidden/>
               </w:rPr>
-              <w:instrText xml:space="preserve"> PAGEREF _Toc223077587 \h </w:instrText>
+              <w:instrText xml:space="preserve"> PAGEREF _Toc224225387 \h </w:instrText>
             </w:r>
             <w:r>
               <w:rPr>
@@ -2125,7 +2168,7 @@
               <w14:ligatures w14:val="standardContextual"/>
             </w:rPr>
           </w:pPr>
-          <w:hyperlink w:anchor="_Toc223077588" w:history="1">
+          <w:hyperlink w:anchor="_Toc224225388" w:history="1">
             <w:r>
               <w:rPr>
                 <w:rStyle w:val="Hypertextovodkaz"/>
@@ -2169,7 +2212,7 @@
                 <w:noProof/>
                 <w:webHidden/>
               </w:rPr>
-              <w:instrText xml:space="preserve"> PAGEREF _Toc223077588 \h </w:instrText>
+              <w:instrText xml:space="preserve"> PAGEREF _Toc224225388 \h </w:instrText>
             </w:r>
             <w:r>
               <w:rPr>
@@ -2215,7 +2258,7 @@
               <w14:ligatures w14:val="standardContextual"/>
             </w:rPr>
           </w:pPr>
-          <w:hyperlink w:anchor="_Toc223077589" w:history="1">
+          <w:hyperlink w:anchor="_Toc224225389" w:history="1">
             <w:r>
               <w:rPr>
                 <w:rStyle w:val="Hypertextovodkaz"/>
@@ -2259,7 +2302,7 @@
                 <w:noProof/>
                 <w:webHidden/>
               </w:rPr>
-              <w:instrText xml:space="preserve"> PAGEREF _Toc223077589 \h </w:instrText>
+              <w:instrText xml:space="preserve"> PAGEREF _Toc224225389 \h </w:instrText>
             </w:r>
             <w:r>
               <w:rPr>
@@ -2305,7 +2348,7 @@
               <w14:ligatures w14:val="standardContextual"/>
             </w:rPr>
           </w:pPr>
-          <w:hyperlink w:anchor="_Toc223077590" w:history="1">
+          <w:hyperlink w:anchor="_Toc224225390" w:history="1">
             <w:r>
               <w:rPr>
                 <w:rStyle w:val="Hypertextovodkaz"/>
@@ -2349,7 +2392,7 @@
                 <w:noProof/>
                 <w:webHidden/>
               </w:rPr>
-              <w:instrText xml:space="preserve"> PAGEREF _Toc223077590 \h </w:instrText>
+              <w:instrText xml:space="preserve"> PAGEREF _Toc224225390 \h </w:instrText>
             </w:r>
             <w:r>
               <w:rPr>
@@ -2395,7 +2438,7 @@
               <w14:ligatures w14:val="standardContextual"/>
             </w:rPr>
           </w:pPr>
-          <w:hyperlink w:anchor="_Toc223077591" w:history="1">
+          <w:hyperlink w:anchor="_Toc224225391" w:history="1">
             <w:r>
               <w:rPr>
                 <w:rStyle w:val="Hypertextovodkaz"/>
@@ -2439,7 +2482,7 @@
                 <w:noProof/>
                 <w:webHidden/>
               </w:rPr>
-              <w:instrText xml:space="preserve"> PAGEREF _Toc223077591 \h </w:instrText>
+              <w:instrText xml:space="preserve"> PAGEREF _Toc224225391 \h </w:instrText>
             </w:r>
             <w:r>
               <w:rPr>
@@ -2485,7 +2528,7 @@
               <w14:ligatures w14:val="standardContextual"/>
             </w:rPr>
           </w:pPr>
-          <w:hyperlink w:anchor="_Toc223077592" w:history="1">
+          <w:hyperlink w:anchor="_Toc224225392" w:history="1">
             <w:r>
               <w:rPr>
                 <w:rStyle w:val="Hypertextovodkaz"/>
@@ -2529,7 +2572,7 @@
                 <w:noProof/>
                 <w:webHidden/>
               </w:rPr>
-              <w:instrText xml:space="preserve"> PAGEREF _Toc223077592 \h </w:instrText>
+              <w:instrText xml:space="preserve"> PAGEREF _Toc224225392 \h </w:instrText>
             </w:r>
             <w:r>
               <w:rPr>
@@ -2575,7 +2618,7 @@
               <w14:ligatures w14:val="standardContextual"/>
             </w:rPr>
           </w:pPr>
-          <w:hyperlink w:anchor="_Toc223077593" w:history="1">
+          <w:hyperlink w:anchor="_Toc224225393" w:history="1">
             <w:r>
               <w:rPr>
                 <w:rStyle w:val="Hypertextovodkaz"/>
@@ -2619,7 +2662,7 @@
                 <w:noProof/>
                 <w:webHidden/>
               </w:rPr>
-              <w:instrText xml:space="preserve"> PAGEREF _Toc223077593 \h </w:instrText>
+              <w:instrText xml:space="preserve"> PAGEREF _Toc224225393 \h </w:instrText>
             </w:r>
             <w:r>
               <w:rPr>
@@ -2665,7 +2708,7 @@
               <w14:ligatures w14:val="standardContextual"/>
             </w:rPr>
           </w:pPr>
-          <w:hyperlink w:anchor="_Toc223077594" w:history="1">
+          <w:hyperlink w:anchor="_Toc224225394" w:history="1">
             <w:r>
               <w:rPr>
                 <w:rStyle w:val="Hypertextovodkaz"/>
@@ -2709,7 +2752,7 @@
                 <w:noProof/>
                 <w:webHidden/>
               </w:rPr>
-              <w:instrText xml:space="preserve"> PAGEREF _Toc223077594 \h </w:instrText>
+              <w:instrText xml:space="preserve"> PAGEREF _Toc224225394 \h </w:instrText>
             </w:r>
             <w:r>
               <w:rPr>
@@ -2755,7 +2798,7 @@
               <w14:ligatures w14:val="standardContextual"/>
             </w:rPr>
           </w:pPr>
-          <w:hyperlink w:anchor="_Toc223077595" w:history="1">
+          <w:hyperlink w:anchor="_Toc224225395" w:history="1">
             <w:r>
               <w:rPr>
                 <w:rStyle w:val="Hypertextovodkaz"/>
@@ -2799,7 +2842,7 @@
                 <w:noProof/>
                 <w:webHidden/>
               </w:rPr>
-              <w:instrText xml:space="preserve"> PAGEREF _Toc223077595 \h </w:instrText>
+              <w:instrText xml:space="preserve"> PAGEREF _Toc224225395 \h </w:instrText>
             </w:r>
             <w:r>
               <w:rPr>
@@ -2845,7 +2888,7 @@
               <w14:ligatures w14:val="standardContextual"/>
             </w:rPr>
           </w:pPr>
-          <w:hyperlink w:anchor="_Toc223077596" w:history="1">
+          <w:hyperlink w:anchor="_Toc224225396" w:history="1">
             <w:r>
               <w:rPr>
                 <w:rStyle w:val="Hypertextovodkaz"/>
@@ -2889,7 +2932,7 @@
                 <w:noProof/>
                 <w:webHidden/>
               </w:rPr>
-              <w:instrText xml:space="preserve"> PAGEREF _Toc223077596 \h </w:instrText>
+              <w:instrText xml:space="preserve"> PAGEREF _Toc224225396 \h </w:instrText>
             </w:r>
             <w:r>
               <w:rPr>
@@ -2935,7 +2978,7 @@
               <w14:ligatures w14:val="standardContextual"/>
             </w:rPr>
           </w:pPr>
-          <w:hyperlink w:anchor="_Toc223077597" w:history="1">
+          <w:hyperlink w:anchor="_Toc224225397" w:history="1">
             <w:r>
               <w:rPr>
                 <w:rStyle w:val="Hypertextovodkaz"/>
@@ -2979,7 +3022,7 @@
                 <w:noProof/>
                 <w:webHidden/>
               </w:rPr>
-              <w:instrText xml:space="preserve"> PAGEREF _Toc223077597 \h </w:instrText>
+              <w:instrText xml:space="preserve"> PAGEREF _Toc224225397 \h </w:instrText>
             </w:r>
             <w:r>
               <w:rPr>
@@ -3025,7 +3068,7 @@
               <w14:ligatures w14:val="standardContextual"/>
             </w:rPr>
           </w:pPr>
-          <w:hyperlink w:anchor="_Toc223077598" w:history="1">
+          <w:hyperlink w:anchor="_Toc224225398" w:history="1">
             <w:r>
               <w:rPr>
                 <w:rStyle w:val="Hypertextovodkaz"/>
@@ -3069,7 +3112,7 @@
                 <w:noProof/>
                 <w:webHidden/>
               </w:rPr>
-              <w:instrText xml:space="preserve"> PAGEREF _Toc223077598 \h </w:instrText>
+              <w:instrText xml:space="preserve"> PAGEREF _Toc224225398 \h </w:instrText>
             </w:r>
             <w:r>
               <w:rPr>
@@ -3115,7 +3158,7 @@
               <w14:ligatures w14:val="standardContextual"/>
             </w:rPr>
           </w:pPr>
-          <w:hyperlink w:anchor="_Toc223077599" w:history="1">
+          <w:hyperlink w:anchor="_Toc224225399" w:history="1">
             <w:r>
               <w:rPr>
                 <w:rStyle w:val="Hypertextovodkaz"/>
@@ -3159,7 +3202,7 @@
                 <w:noProof/>
                 <w:webHidden/>
               </w:rPr>
-              <w:instrText xml:space="preserve"> PAGEREF _Toc223077599 \h </w:instrText>
+              <w:instrText xml:space="preserve"> PAGEREF _Toc224225399 \h </w:instrText>
             </w:r>
             <w:r>
               <w:rPr>
@@ -3205,7 +3248,7 @@
               <w14:ligatures w14:val="standardContextual"/>
             </w:rPr>
           </w:pPr>
-          <w:hyperlink w:anchor="_Toc223077600" w:history="1">
+          <w:hyperlink w:anchor="_Toc224225400" w:history="1">
             <w:r>
               <w:rPr>
                 <w:rStyle w:val="Hypertextovodkaz"/>
@@ -3249,7 +3292,7 @@
                 <w:noProof/>
                 <w:webHidden/>
               </w:rPr>
-              <w:instrText xml:space="preserve"> PAGEREF _Toc223077600 \h </w:instrText>
+              <w:instrText xml:space="preserve"> PAGEREF _Toc224225400 \h </w:instrText>
             </w:r>
             <w:r>
               <w:rPr>
@@ -3295,7 +3338,7 @@
               <w14:ligatures w14:val="standardContextual"/>
             </w:rPr>
           </w:pPr>
-          <w:hyperlink w:anchor="_Toc223077601" w:history="1">
+          <w:hyperlink w:anchor="_Toc224225401" w:history="1">
             <w:r>
               <w:rPr>
                 <w:rStyle w:val="Hypertextovodkaz"/>
@@ -3339,7 +3382,7 @@
                 <w:noProof/>
                 <w:webHidden/>
               </w:rPr>
-              <w:instrText xml:space="preserve"> PAGEREF _Toc223077601 \h </w:instrText>
+              <w:instrText xml:space="preserve"> PAGEREF _Toc224225401 \h </w:instrText>
             </w:r>
             <w:r>
               <w:rPr>
@@ -3385,7 +3428,7 @@
               <w14:ligatures w14:val="standardContextual"/>
             </w:rPr>
           </w:pPr>
-          <w:hyperlink w:anchor="_Toc223077602" w:history="1">
+          <w:hyperlink w:anchor="_Toc224225402" w:history="1">
             <w:r>
               <w:rPr>
                 <w:rStyle w:val="Hypertextovodkaz"/>
@@ -3429,7 +3472,7 @@
                 <w:noProof/>
                 <w:webHidden/>
               </w:rPr>
-              <w:instrText xml:space="preserve"> PAGEREF _Toc223077602 \h </w:instrText>
+              <w:instrText xml:space="preserve"> PAGEREF _Toc224225402 \h </w:instrText>
             </w:r>
             <w:r>
               <w:rPr>
@@ -3475,7 +3518,7 @@
               <w14:ligatures w14:val="standardContextual"/>
             </w:rPr>
           </w:pPr>
-          <w:hyperlink w:anchor="_Toc223077603" w:history="1">
+          <w:hyperlink w:anchor="_Toc224225403" w:history="1">
             <w:r>
               <w:rPr>
                 <w:rStyle w:val="Hypertextovodkaz"/>
@@ -3519,7 +3562,7 @@
                 <w:noProof/>
                 <w:webHidden/>
               </w:rPr>
-              <w:instrText xml:space="preserve"> PAGEREF _Toc223077603 \h </w:instrText>
+              <w:instrText xml:space="preserve"> PAGEREF _Toc224225403 \h </w:instrText>
             </w:r>
             <w:r>
               <w:rPr>
@@ -3565,7 +3608,7 @@
               <w14:ligatures w14:val="standardContextual"/>
             </w:rPr>
           </w:pPr>
-          <w:hyperlink w:anchor="_Toc223077604" w:history="1">
+          <w:hyperlink w:anchor="_Toc224225404" w:history="1">
             <w:r>
               <w:rPr>
                 <w:rStyle w:val="Hypertextovodkaz"/>
@@ -3609,7 +3652,7 @@
                 <w:noProof/>
                 <w:webHidden/>
               </w:rPr>
-              <w:instrText xml:space="preserve"> PAGEREF _Toc223077604 \h </w:instrText>
+              <w:instrText xml:space="preserve"> PAGEREF _Toc224225404 \h </w:instrText>
             </w:r>
             <w:r>
               <w:rPr>
@@ -3655,7 +3698,7 @@
               <w14:ligatures w14:val="standardContextual"/>
             </w:rPr>
           </w:pPr>
-          <w:hyperlink w:anchor="_Toc223077605" w:history="1">
+          <w:hyperlink w:anchor="_Toc224225405" w:history="1">
             <w:r>
               <w:rPr>
                 <w:rStyle w:val="Hypertextovodkaz"/>
@@ -3699,7 +3742,7 @@
                 <w:noProof/>
                 <w:webHidden/>
               </w:rPr>
-              <w:instrText xml:space="preserve"> PAGEREF _Toc223077605 \h </w:instrText>
+              <w:instrText xml:space="preserve"> PAGEREF _Toc224225405 \h </w:instrText>
             </w:r>
             <w:r>
               <w:rPr>
@@ -3745,7 +3788,7 @@
               <w14:ligatures w14:val="standardContextual"/>
             </w:rPr>
           </w:pPr>
-          <w:hyperlink w:anchor="_Toc223077606" w:history="1">
+          <w:hyperlink w:anchor="_Toc224225406" w:history="1">
             <w:r>
               <w:rPr>
                 <w:rStyle w:val="Hypertextovodkaz"/>
@@ -3789,7 +3832,7 @@
                 <w:noProof/>
                 <w:webHidden/>
               </w:rPr>
-              <w:instrText xml:space="preserve"> PAGEREF _Toc223077606 \h </w:instrText>
+              <w:instrText xml:space="preserve"> PAGEREF _Toc224225406 \h </w:instrText>
             </w:r>
             <w:r>
               <w:rPr>
@@ -3834,7 +3877,7 @@
               <w14:ligatures w14:val="standardContextual"/>
             </w:rPr>
           </w:pPr>
-          <w:hyperlink w:anchor="_Toc223077607" w:history="1">
+          <w:hyperlink w:anchor="_Toc224225407" w:history="1">
             <w:r>
               <w:rPr>
                 <w:rStyle w:val="Hypertextovodkaz"/>
@@ -3861,7 +3904,7 @@
                 <w:noProof/>
                 <w:webHidden/>
               </w:rPr>
-              <w:instrText xml:space="preserve"> PAGEREF _Toc223077607 \h </w:instrText>
+              <w:instrText xml:space="preserve"> PAGEREF _Toc224225407 \h </w:instrText>
             </w:r>
             <w:r>
               <w:rPr>
@@ -3881,7 +3924,7 @@
                 <w:noProof/>
                 <w:webHidden/>
               </w:rPr>
-              <w:t>23</w:t>
+              <w:t>24</w:t>
             </w:r>
             <w:r>
               <w:rPr>
@@ -3906,7 +3949,7 @@
               <w14:ligatures w14:val="standardContextual"/>
             </w:rPr>
           </w:pPr>
-          <w:hyperlink w:anchor="_Toc223077608" w:history="1">
+          <w:hyperlink w:anchor="_Toc224225408" w:history="1">
             <w:r>
               <w:rPr>
                 <w:rStyle w:val="Hypertextovodkaz"/>
@@ -3933,7 +3976,7 @@
                 <w:noProof/>
                 <w:webHidden/>
               </w:rPr>
-              <w:instrText xml:space="preserve"> PAGEREF _Toc223077608 \h </w:instrText>
+              <w:instrText xml:space="preserve"> PAGEREF _Toc224225408 \h </w:instrText>
             </w:r>
             <w:r>
               <w:rPr>
@@ -3953,7 +3996,7 @@
                 <w:noProof/>
                 <w:webHidden/>
               </w:rPr>
-              <w:t>24</w:t>
+              <w:t>25</w:t>
             </w:r>
             <w:r>
               <w:rPr>
@@ -3978,7 +4021,7 @@
               <w14:ligatures w14:val="standardContextual"/>
             </w:rPr>
           </w:pPr>
-          <w:hyperlink w:anchor="_Toc223077609" w:history="1">
+          <w:hyperlink w:anchor="_Toc224225409" w:history="1">
             <w:r>
               <w:rPr>
                 <w:rStyle w:val="Hypertextovodkaz"/>
@@ -4005,7 +4048,7 @@
                 <w:noProof/>
                 <w:webHidden/>
               </w:rPr>
-              <w:instrText xml:space="preserve"> PAGEREF _Toc223077609 \h </w:instrText>
+              <w:instrText xml:space="preserve"> PAGEREF _Toc224225409 \h </w:instrText>
             </w:r>
             <w:r>
               <w:rPr>
@@ -4025,7 +4068,7 @@
                 <w:noProof/>
                 <w:webHidden/>
               </w:rPr>
-              <w:t>25</w:t>
+              <w:t>26</w:t>
             </w:r>
             <w:r>
               <w:rPr>
@@ -4050,7 +4093,7 @@
               <w14:ligatures w14:val="standardContextual"/>
             </w:rPr>
           </w:pPr>
-          <w:hyperlink w:anchor="_Toc223077610" w:history="1">
+          <w:hyperlink w:anchor="_Toc224225410" w:history="1">
             <w:r>
               <w:rPr>
                 <w:rStyle w:val="Hypertextovodkaz"/>
@@ -4077,7 +4120,7 @@
                 <w:noProof/>
                 <w:webHidden/>
               </w:rPr>
-              <w:instrText xml:space="preserve"> PAGEREF _Toc223077610 \h </w:instrText>
+              <w:instrText xml:space="preserve"> PAGEREF _Toc224225410 \h </w:instrText>
             </w:r>
             <w:r>
               <w:rPr>
@@ -4097,7 +4140,7 @@
                 <w:noProof/>
                 <w:webHidden/>
               </w:rPr>
-              <w:t>25</w:t>
+              <w:t>26</w:t>
             </w:r>
             <w:r>
               <w:rPr>
@@ -4137,7 +4180,7 @@
         </w:pBdr>
         <w:ind w:left="0"/>
       </w:pPr>
-      <w:bookmarkStart w:id="0" w:name="_Toc223077571"/>
+      <w:bookmarkStart w:id="0" w:name="_Toc224225371"/>
       <w:r>
         <w:lastRenderedPageBreak/>
         <w:t>Ú</w:t>
@@ -4360,7 +4403,23 @@
         <w:t>bývalého</w:t>
       </w:r>
       <w:r>
-        <w:t xml:space="preserve"> projektu zpětně uvědomuji. Následně jsem se rozhodl pro změnu technologie pro správu databáze, a to ze Supabase na Firebase. </w:t>
+        <w:t xml:space="preserve"> projektu zpětně uvědomuji. Následně jsem se rozhodl pro změnu technologie pro správu databáze, a to ze </w:t>
+      </w:r>
+      <w:proofErr w:type="spellStart"/>
+      <w:r>
+        <w:t>Supabase</w:t>
+      </w:r>
+      <w:proofErr w:type="spellEnd"/>
+      <w:r>
+        <w:t xml:space="preserve"> na </w:t>
+      </w:r>
+      <w:proofErr w:type="spellStart"/>
+      <w:r>
+        <w:t>Firebase</w:t>
+      </w:r>
+      <w:proofErr w:type="spellEnd"/>
+      <w:r>
+        <w:t xml:space="preserve">. </w:t>
       </w:r>
     </w:p>
     <w:p>
@@ -4391,7 +4450,7 @@
         </w:pBdr>
         <w:ind w:left="431"/>
       </w:pPr>
-      <w:bookmarkStart w:id="1" w:name="_Toc223077572"/>
+      <w:bookmarkStart w:id="1" w:name="_Toc224225372"/>
       <w:r>
         <w:lastRenderedPageBreak/>
         <w:t>Teoretická část</w:t>
@@ -4402,7 +4461,7 @@
       <w:pPr>
         <w:pStyle w:val="Nadpis2"/>
       </w:pPr>
-      <w:bookmarkStart w:id="2" w:name="_Toc223077573"/>
+      <w:bookmarkStart w:id="2" w:name="_Toc224225373"/>
       <w:r>
         <w:t>Rešerše</w:t>
       </w:r>
@@ -4418,16 +4477,31 @@
         <w:pStyle w:val="Nadpis3"/>
       </w:pPr>
       <w:bookmarkStart w:id="3" w:name="_Toc187827151"/>
-      <w:bookmarkStart w:id="4" w:name="_Toc223077574"/>
+      <w:bookmarkStart w:id="4" w:name="_Toc224225374"/>
+      <w:proofErr w:type="spellStart"/>
       <w:r>
         <w:t>Duolingo</w:t>
       </w:r>
       <w:bookmarkEnd w:id="3"/>
       <w:bookmarkEnd w:id="4"/>
-    </w:p>
-    <w:p>
-      <w:r>
-        <w:t>Duolingo je zábavná aplikace, se kterou se můžete zdarma učit více než 40 jazyků. V krátkých interaktivních lekcích si procvičíte mluvení, čtení, poslech a psaní. Rozšíříte si slovní zásobu a seznámíte se s gramatickými jevy. Aplikaci Duolingo navrhli jazykoví odborníci a oblíbil</w:t>
+      <w:proofErr w:type="spellEnd"/>
+    </w:p>
+    <w:p>
+      <w:proofErr w:type="spellStart"/>
+      <w:r>
+        <w:t>Duolingo</w:t>
+      </w:r>
+      <w:proofErr w:type="spellEnd"/>
+      <w:r>
+        <w:t xml:space="preserve"> je zábavná aplikace, se kterou se můžete zdarma učit více než 40 jazyků. V krátkých interaktivních lekcích si procvičíte mluvení, čtení, poslech a psaní. Rozšíříte si slovní zásobu a seznámíte se s gramatickými jevy. Aplikaci </w:t>
+      </w:r>
+      <w:proofErr w:type="spellStart"/>
+      <w:r>
+        <w:t>Duolingo</w:t>
+      </w:r>
+      <w:proofErr w:type="spellEnd"/>
+      <w:r>
+        <w:t xml:space="preserve"> navrhli jazykoví odborníci a oblíbil</w:t>
       </w:r>
       <w:r>
         <w:t>i</w:t>
@@ -4474,13 +4548,39 @@
       </w:pPr>
     </w:p>
     <w:p>
-      <w:r>
-        <w:t>Duolingo bylo jednou z mých největších inspirativních aplikací a stránek, podle kterých jsem vymýšlel tento projekt. Nadchla mě asi nejvíce atmosféra, která je tvořena od samého začátku, kdy uživatel vstoupí na stránku či do mobilní aplikace, uvítají vás zde hezké animace a také jejich maskot Duo. Také jsem se inspiroval, jak v Duolingu můžete sledovat svůj průběh v učení, a to pomocí bodů, které dostanete za každý splněný úkol a také denní řady, jak často procvičujete. I když Duolingo je převážně jazyková učící platforma, nabízí také učení v matematice, ale pouze pro Android či IOS v mobilní aplikaci a jen v angličtině.</w:t>
-      </w:r>
-    </w:p>
-    <w:p>
-      <w:r>
-        <w:t>Duolingo mě inspirovalo k tomu, abych mohl poskytnou uživatelům učení matematiky, konkrétně geometrie i ve webovém prohlížeči.</w:t>
+      <w:proofErr w:type="spellStart"/>
+      <w:r>
+        <w:t>Duolingo</w:t>
+      </w:r>
+      <w:proofErr w:type="spellEnd"/>
+      <w:r>
+        <w:t xml:space="preserve"> bylo jednou z mých největších inspirativních aplikací a stránek, podle kterých jsem vymýšlel tento projekt. Nadchla mě asi nejvíce atmosféra, která je tvořena od samého začátku, kdy uživatel vstoupí na stránku či do mobilní aplikace, uvítají vás zde hezké animace a také jejich maskot Duo. Také jsem se inspiroval, jak v </w:t>
+      </w:r>
+      <w:proofErr w:type="spellStart"/>
+      <w:r>
+        <w:t>Duolingu</w:t>
+      </w:r>
+      <w:proofErr w:type="spellEnd"/>
+      <w:r>
+        <w:t xml:space="preserve"> můžete sledovat svůj průběh v učení, a to pomocí bodů, které dostanete za každý splněný úkol a také denní řady, jak často procvičujete. I když </w:t>
+      </w:r>
+      <w:proofErr w:type="spellStart"/>
+      <w:r>
+        <w:t>Duolingo</w:t>
+      </w:r>
+      <w:proofErr w:type="spellEnd"/>
+      <w:r>
+        <w:t xml:space="preserve"> je převážně jazyková učící platforma, nabízí také učení v matematice, ale pouze pro Android či IOS v mobilní aplikaci a jen v angličtině.</w:t>
+      </w:r>
+    </w:p>
+    <w:p>
+      <w:proofErr w:type="spellStart"/>
+      <w:r>
+        <w:t>Duolingo</w:t>
+      </w:r>
+      <w:proofErr w:type="spellEnd"/>
+      <w:r>
+        <w:t xml:space="preserve"> mě inspirovalo k tomu, abych mohl poskytnou uživatelům učení matematiky, konkrétně geometrie i ve webovém prohlížeči.</w:t>
       </w:r>
     </w:p>
     <w:p>
@@ -4548,7 +4648,7 @@
       </w:pPr>
       <w:bookmarkStart w:id="5" w:name="_Toc187825548"/>
       <w:bookmarkStart w:id="6" w:name="_Toc219663092"/>
-      <w:bookmarkStart w:id="7" w:name="_Toc223078257"/>
+      <w:bookmarkStart w:id="7" w:name="_Toc224225411"/>
       <w:r>
         <w:t xml:space="preserve">Obrázek </w:t>
       </w:r>
@@ -4580,11 +4680,16 @@
         <w:t>-</w:t>
       </w:r>
       <w:r>
-        <w:t xml:space="preserve"> Duolingo</w:t>
+        <w:t xml:space="preserve"> </w:t>
+      </w:r>
+      <w:proofErr w:type="spellStart"/>
+      <w:r>
+        <w:t>Duolingo</w:t>
       </w:r>
       <w:bookmarkEnd w:id="5"/>
       <w:bookmarkEnd w:id="6"/>
       <w:bookmarkEnd w:id="7"/>
+      <w:proofErr w:type="spellEnd"/>
     </w:p>
     <w:p>
       <w:pPr>
@@ -4604,7 +4709,7 @@
         <w:pStyle w:val="Nadpis3"/>
       </w:pPr>
       <w:bookmarkStart w:id="8" w:name="_Toc187827152"/>
-      <w:bookmarkStart w:id="9" w:name="_Toc223077575"/>
+      <w:bookmarkStart w:id="9" w:name="_Toc224225375"/>
       <w:r>
         <w:t>Umíme to</w:t>
       </w:r>
@@ -4643,7 +4748,15 @@
         <w:t xml:space="preserve"> Umíme j</w:t>
       </w:r>
       <w:r>
-        <w:t xml:space="preserve">e procvičovací systém, nikolitestovací systém. Použitý způsob hodnocení počítá s chybováním, které je důležitou součástí učení. Každou chybu lze napravit pomocí dalšího procvičování, a i chybující začátečník </w:t>
+        <w:t xml:space="preserve">e procvičovací systém, </w:t>
+      </w:r>
+      <w:proofErr w:type="spellStart"/>
+      <w:r>
+        <w:t>nikolitestovací</w:t>
+      </w:r>
+      <w:proofErr w:type="spellEnd"/>
+      <w:r>
+        <w:t xml:space="preserve"> systém. Použitý způsob hodnocení počítá s chybováním, které je důležitou součástí učení. Každou chybu lze napravit pomocí dalšího procvičování, a i chybující začátečník </w:t>
       </w:r>
       <w:r>
         <w:t>má tak</w:t>
@@ -4744,7 +4857,7 @@
       </w:pPr>
       <w:bookmarkStart w:id="10" w:name="_Toc187825549"/>
       <w:bookmarkStart w:id="11" w:name="_Toc219663093"/>
-      <w:bookmarkStart w:id="12" w:name="_Toc223078258"/>
+      <w:bookmarkStart w:id="12" w:name="_Toc224225412"/>
       <w:r>
         <w:t xml:space="preserve">Obrázek </w:t>
       </w:r>
@@ -4791,7 +4904,7 @@
       <w:pPr>
         <w:pStyle w:val="Nadpis3"/>
       </w:pPr>
-      <w:bookmarkStart w:id="13" w:name="_Toc223077576"/>
+      <w:bookmarkStart w:id="13" w:name="_Toc224225376"/>
       <w:r>
         <w:lastRenderedPageBreak/>
         <w:t>Huly.io</w:t>
@@ -4885,7 +4998,7 @@
         <w:pStyle w:val="Titulek"/>
       </w:pPr>
       <w:bookmarkStart w:id="14" w:name="_Toc219663094"/>
-      <w:bookmarkStart w:id="15" w:name="_Toc223078259"/>
+      <w:bookmarkStart w:id="15" w:name="_Toc224225413"/>
       <w:r>
         <w:t xml:space="preserve">Obrázek </w:t>
       </w:r>
@@ -4907,15 +5020,30 @@
       <w:pPr>
         <w:pStyle w:val="Nadpis3"/>
       </w:pPr>
-      <w:bookmarkStart w:id="16" w:name="_Toc223077577"/>
+      <w:bookmarkStart w:id="16" w:name="_Toc224225377"/>
+      <w:proofErr w:type="spellStart"/>
       <w:r>
         <w:t>ReactBits</w:t>
       </w:r>
       <w:bookmarkEnd w:id="16"/>
-    </w:p>
-    <w:p>
-      <w:r>
-        <w:t>ReactBits je rozsáhlá sbírka animovaných komponent React, které oživí vaše webové projekty. Najdete zde animace, komponenty, pozadí a další úžasné věci, které jinde nenajdete – a to vše zdarma! Všechny tyto komponenty jsou vylepšeny o možnosti přizpůsobení jako rekvizity, abyste snadno získali přesně to, co potřebujete.</w:t>
+      <w:proofErr w:type="spellEnd"/>
+    </w:p>
+    <w:p>
+      <w:proofErr w:type="spellStart"/>
+      <w:r>
+        <w:t>ReactBits</w:t>
+      </w:r>
+      <w:proofErr w:type="spellEnd"/>
+      <w:r>
+        <w:t xml:space="preserve"> je rozsáhlá sbírka animovaných komponent </w:t>
+      </w:r>
+      <w:proofErr w:type="spellStart"/>
+      <w:r>
+        <w:t>React</w:t>
+      </w:r>
+      <w:proofErr w:type="spellEnd"/>
+      <w:r>
+        <w:t>, které oživí vaše webové projekty. Najdete zde animace, komponenty, pozadí a další úžasné věci, které jinde nenajdete – a to vše zdarma! Všechny tyto komponenty jsou vylepšeny o možnosti přizpůsobení jako rekvizity, abyste snadno získali přesně to, co potřebujete.</w:t>
       </w:r>
       <w:sdt>
         <w:sdtPr>
@@ -4962,7 +5090,7 @@
                     <w:pStyle w:val="Titulek"/>
                   </w:pPr>
                   <w:bookmarkStart w:id="17" w:name="_Toc219663095"/>
-                  <w:bookmarkStart w:id="18" w:name="_Toc223078260"/>
+                  <w:bookmarkStart w:id="18" w:name="_Toc224225414"/>
                   <w:r>
                     <w:t xml:space="preserve">Obrázek </w:t>
                   </w:r>
@@ -4997,7 +5125,7 @@
           <w:noProof/>
         </w:rPr>
         <w:drawing>
-          <wp:anchor distT="0" distB="0" distL="114300" distR="114300" simplePos="0" relativeHeight="251652096" behindDoc="0" locked="0" layoutInCell="1" allowOverlap="1" wp14:anchorId="6B40A9F9" wp14:editId="211E7EAF">
+          <wp:anchor distT="0" distB="0" distL="114300" distR="114300" simplePos="0" relativeHeight="251653632" behindDoc="0" locked="0" layoutInCell="1" allowOverlap="1" wp14:anchorId="6B40A9F9" wp14:editId="211E7EAF">
             <wp:simplePos x="0" y="0"/>
             <wp:positionH relativeFrom="margin">
               <wp:posOffset>159385</wp:posOffset>
@@ -5061,11 +5189,40 @@
       <w:r>
         <w:t xml:space="preserve"> tak jsem se rozhodl využít open source knihovnu </w:t>
       </w:r>
+      <w:proofErr w:type="spellStart"/>
       <w:r>
         <w:t>R</w:t>
       </w:r>
       <w:r>
-        <w:t>eactbits. Zde jsem čerpal jak inspiraci pro design webu, ale také jsem použil některé jejich komponenty. Mezi nimi například jsou „Card Swap“, „Laser Flow“, či „Star Border“.</w:t>
+        <w:t>eactbits</w:t>
+      </w:r>
+      <w:proofErr w:type="spellEnd"/>
+      <w:r>
+        <w:t>. Zde jsem čerpal jak inspiraci pro design webu, ale také jsem použil některé jejich komponenty. Mezi nimi například jsou „</w:t>
+      </w:r>
+      <w:proofErr w:type="spellStart"/>
+      <w:r>
+        <w:t>Card</w:t>
+      </w:r>
+      <w:proofErr w:type="spellEnd"/>
+      <w:r>
+        <w:t xml:space="preserve"> Swap“, „Laser </w:t>
+      </w:r>
+      <w:proofErr w:type="spellStart"/>
+      <w:r>
+        <w:t>Flow</w:t>
+      </w:r>
+      <w:proofErr w:type="spellEnd"/>
+      <w:r>
+        <w:t xml:space="preserve">“, či „Star </w:t>
+      </w:r>
+      <w:proofErr w:type="spellStart"/>
+      <w:r>
+        <w:t>Border</w:t>
+      </w:r>
+      <w:proofErr w:type="spellEnd"/>
+      <w:r>
+        <w:t>“.</w:t>
       </w:r>
     </w:p>
     <w:p/>
@@ -5073,18 +5230,31 @@
       <w:pPr>
         <w:pStyle w:val="Nadpis3"/>
       </w:pPr>
-      <w:bookmarkStart w:id="19" w:name="_Toc223077578"/>
-      <w:r>
-        <w:t>21st Devs</w:t>
+      <w:bookmarkStart w:id="19" w:name="_Toc224225378"/>
+      <w:r>
+        <w:t xml:space="preserve">21st </w:t>
+      </w:r>
+      <w:proofErr w:type="spellStart"/>
+      <w:r>
+        <w:t>Devs</w:t>
       </w:r>
       <w:bookmarkEnd w:id="19"/>
+      <w:proofErr w:type="spellEnd"/>
     </w:p>
     <w:p>
       <w:pPr>
         <w:jc w:val="left"/>
       </w:pPr>
       <w:r>
-        <w:t>21st Devs je online platforma, kde naleznete několik set předem udělaných komponent, které můžete následně využít ve svém vlastním projekt</w:t>
+        <w:t xml:space="preserve">21st </w:t>
+      </w:r>
+      <w:proofErr w:type="spellStart"/>
+      <w:r>
+        <w:t>Devs</w:t>
+      </w:r>
+      <w:proofErr w:type="spellEnd"/>
+      <w:r>
+        <w:t xml:space="preserve"> je online platforma, kde naleznete několik set předem udělaných komponent, které můžete následně využít ve svém vlastním projekt</w:t>
       </w:r>
       <w:r>
         <w:t>u</w:t>
@@ -5171,7 +5341,7 @@
         <w:jc w:val="left"/>
       </w:pPr>
       <w:bookmarkStart w:id="20" w:name="_Toc219663096"/>
-      <w:bookmarkStart w:id="21" w:name="_Toc223078261"/>
+      <w:bookmarkStart w:id="21" w:name="_Toc224225415"/>
       <w:r>
         <w:t xml:space="preserve">Obrázek </w:t>
       </w:r>
@@ -5190,10 +5360,15 @@
         <w:t>-</w:t>
       </w:r>
       <w:r>
-        <w:t xml:space="preserve"> 21st Devs</w:t>
+        <w:t xml:space="preserve"> 21st </w:t>
+      </w:r>
+      <w:proofErr w:type="spellStart"/>
+      <w:r>
+        <w:t>Devs</w:t>
       </w:r>
       <w:bookmarkEnd w:id="20"/>
       <w:bookmarkEnd w:id="21"/>
+      <w:proofErr w:type="spellEnd"/>
     </w:p>
     <w:p>
       <w:pPr>
@@ -5212,7 +5387,7 @@
       <w:pPr>
         <w:pStyle w:val="Nadpis2"/>
       </w:pPr>
-      <w:bookmarkStart w:id="22" w:name="_Toc223077579"/>
+      <w:bookmarkStart w:id="22" w:name="_Toc224225379"/>
       <w:r>
         <w:t>Technologie</w:t>
       </w:r>
@@ -5223,16 +5398,47 @@
         <w:pStyle w:val="Nadpis3"/>
       </w:pPr>
       <w:bookmarkStart w:id="23" w:name="_Toc187827154"/>
-      <w:bookmarkStart w:id="24" w:name="_Toc223077580"/>
-      <w:r>
-        <w:t>Visual Studio Code</w:t>
+      <w:bookmarkStart w:id="24" w:name="_Toc224225380"/>
+      <w:proofErr w:type="spellStart"/>
+      <w:r>
+        <w:t>Visual</w:t>
+      </w:r>
+      <w:proofErr w:type="spellEnd"/>
+      <w:r>
+        <w:t xml:space="preserve"> Studio </w:t>
+      </w:r>
+      <w:proofErr w:type="spellStart"/>
+      <w:r>
+        <w:t>Code</w:t>
       </w:r>
       <w:bookmarkEnd w:id="23"/>
       <w:bookmarkEnd w:id="24"/>
-    </w:p>
-    <w:p>
-      <w:r>
-        <w:t>Visual Studio Code je lehký, ale výkonný editor zdrojového kódu, který běží na počítači a je k dispozici pro Windows, MacOS a Linux. Obsahuje integrovanou podporu pro JavaScript, TypeScript a Node.js a má bohatý ekosystém rozšíření pro další jazyky a moduly runtime (například C++, C#, Java, Python, PHP, Go, .NET).</w:t>
+      <w:proofErr w:type="spellEnd"/>
+    </w:p>
+    <w:p>
+      <w:proofErr w:type="spellStart"/>
+      <w:r>
+        <w:t>Visual</w:t>
+      </w:r>
+      <w:proofErr w:type="spellEnd"/>
+      <w:r>
+        <w:t xml:space="preserve"> Studio </w:t>
+      </w:r>
+      <w:proofErr w:type="spellStart"/>
+      <w:r>
+        <w:t>Code</w:t>
+      </w:r>
+      <w:proofErr w:type="spellEnd"/>
+      <w:r>
+        <w:t xml:space="preserve"> je lehký, ale výkonný editor zdrojového kódu, který běží na počítači a je k dispozici pro Windows, MacOS a Linux. Obsahuje integrovanou podporu pro JavaScript, </w:t>
+      </w:r>
+      <w:proofErr w:type="spellStart"/>
+      <w:r>
+        <w:t>TypeScript</w:t>
+      </w:r>
+      <w:proofErr w:type="spellEnd"/>
+      <w:r>
+        <w:t xml:space="preserve"> a Node.js a má bohatý ekosystém rozšíření pro další jazyky a moduly runtime (například C++, C#, Java, Python, PHP, Go, .NET).</w:t>
       </w:r>
       <w:r>
         <w:t xml:space="preserve"> </w:t>
@@ -5274,7 +5480,7 @@
         <w:pStyle w:val="Nadpis3"/>
       </w:pPr>
       <w:bookmarkStart w:id="25" w:name="_Toc187827155"/>
-      <w:bookmarkStart w:id="26" w:name="_Toc223077581"/>
+      <w:bookmarkStart w:id="26" w:name="_Toc224225381"/>
       <w:r>
         <w:t>Javascript</w:t>
       </w:r>
@@ -5292,7 +5498,23 @@
         <w:t>r</w:t>
       </w:r>
       <w:r>
-        <w:t xml:space="preserve">čený pro tvorbu moderních dynamických webů. Byl představen v devadesátých letech 20. století, jako reakce na klasické statické internetové stránky a otevřel prostor pro interaktivní webové aplikace i příjemnější uživatelské rozhraní doplněné animacemi a 2D i 3D grafikou. </w:t>
+        <w:t xml:space="preserve">čený pro tvorbu moderních dynamických webů. Byl představen v devadesátých letech 20. století, jako reakce na klasické statické internetové stránky a otevřel prostor pro interaktivní webové aplikace i příjemnější uživatelské rozhraní doplněné animacemi a </w:t>
+      </w:r>
+      <w:proofErr w:type="gramStart"/>
+      <w:r>
+        <w:t>2D</w:t>
+      </w:r>
+      <w:proofErr w:type="gramEnd"/>
+      <w:r>
+        <w:t xml:space="preserve"> i </w:t>
+      </w:r>
+      <w:proofErr w:type="gramStart"/>
+      <w:r>
+        <w:t>3D</w:t>
+      </w:r>
+      <w:proofErr w:type="gramEnd"/>
+      <w:r>
+        <w:t xml:space="preserve"> grafikou. </w:t>
       </w:r>
       <w:sdt>
         <w:sdtPr>
@@ -5334,19 +5556,34 @@
         <w:pStyle w:val="Nadpis3"/>
       </w:pPr>
       <w:bookmarkStart w:id="27" w:name="_Toc187827156"/>
-      <w:bookmarkStart w:id="28" w:name="_Toc223077582"/>
+      <w:bookmarkStart w:id="28" w:name="_Toc224225382"/>
+      <w:proofErr w:type="spellStart"/>
       <w:r>
         <w:t>React</w:t>
       </w:r>
       <w:bookmarkEnd w:id="27"/>
       <w:bookmarkEnd w:id="28"/>
+      <w:proofErr w:type="spellEnd"/>
     </w:p>
     <w:p>
       <w:pPr>
         <w:jc w:val="left"/>
       </w:pPr>
-      <w:r>
-        <w:t xml:space="preserve">React je JavaScriptová open-source knihovna sloužící ke tvorbě uživatelského rozhraní (User Interface), </w:t>
+      <w:proofErr w:type="spellStart"/>
+      <w:r>
+        <w:t>React</w:t>
+      </w:r>
+      <w:proofErr w:type="spellEnd"/>
+      <w:r>
+        <w:t xml:space="preserve"> je </w:t>
+      </w:r>
+      <w:proofErr w:type="spellStart"/>
+      <w:r>
+        <w:t>JavaScriptová</w:t>
+      </w:r>
+      <w:proofErr w:type="spellEnd"/>
+      <w:r>
+        <w:t xml:space="preserve"> open-source knihovna sloužící ke tvorbě uživatelského rozhraní (User Interface), </w:t>
       </w:r>
       <w:r>
         <w:t>neboli</w:t>
@@ -5354,14 +5591,27 @@
       <w:r>
         <w:t xml:space="preserve"> </w:t>
       </w:r>
-      <w:r>
-        <w:t>frontend.</w:t>
+      <w:proofErr w:type="spellStart"/>
+      <w:r>
+        <w:t>frontend</w:t>
+      </w:r>
+      <w:proofErr w:type="spellEnd"/>
+      <w:r>
+        <w:t>.</w:t>
       </w:r>
       <w:r>
         <w:t xml:space="preserve"> </w:t>
       </w:r>
       <w:r>
-        <w:t>Tato knihovna, nikoli framework, umožňuje vývojářům efektivně vytvářet interaktivní, dynamický a responzivní frontend s důrazem na deklarativní přístup a komponenty, které lze snadno znovu použít a spravovat.</w:t>
+        <w:t xml:space="preserve">Tato knihovna, nikoli framework, umožňuje vývojářům efektivně vytvářet interaktivní, dynamický a responzivní </w:t>
+      </w:r>
+      <w:proofErr w:type="spellStart"/>
+      <w:r>
+        <w:t>frontend</w:t>
+      </w:r>
+      <w:proofErr w:type="spellEnd"/>
+      <w:r>
+        <w:t xml:space="preserve"> s důrazem na deklarativní přístup a komponenty, které lze snadno znovu použít a spravovat.</w:t>
       </w:r>
       <w:r>
         <w:t xml:space="preserve"> </w:t>
@@ -5398,7 +5648,15 @@
         <w:jc w:val="left"/>
       </w:pPr>
       <w:r>
-        <w:t>Knihovnu React jsem využíval díky dobrým předchozím zkušenostem v tvorbě. Ve webové aplikaci využívám její výhody, např. komponentová architektura, která mi absolutně vyhovovala ve vývoji.</w:t>
+        <w:t xml:space="preserve">Knihovnu </w:t>
+      </w:r>
+      <w:proofErr w:type="spellStart"/>
+      <w:r>
+        <w:t>React</w:t>
+      </w:r>
+      <w:proofErr w:type="spellEnd"/>
+      <w:r>
+        <w:t xml:space="preserve"> jsem využíval díky dobrým předchozím zkušenostem v tvorbě. Ve webové aplikaci využívám její výhody, např. komponentová architektura, která mi absolutně vyhovovala ve vývoji.</w:t>
       </w:r>
     </w:p>
     <w:p>
@@ -5406,7 +5664,7 @@
         <w:pStyle w:val="Nadpis3"/>
       </w:pPr>
       <w:bookmarkStart w:id="29" w:name="_Toc187827157"/>
-      <w:bookmarkStart w:id="30" w:name="_Toc223077583"/>
+      <w:bookmarkStart w:id="30" w:name="_Toc224225383"/>
       <w:r>
         <w:t>Vite.js</w:t>
       </w:r>
@@ -5418,13 +5676,31 @@
         <w:jc w:val="left"/>
       </w:pPr>
       <w:r>
-        <w:t>Vite.js je moderní a inovativní nástroj pro vývojáře, který výrazně zjednodušuje proces vývoje webových aplikací a nabízí vysokou rychlost načítání. Od svého uvedení na trh se Vite stala jedním z nejpopulárnějších JavaScriptových</w:t>
-      </w:r>
+        <w:t xml:space="preserve">Vite.js je moderní a inovativní nástroj pro vývojáře, který výrazně zjednodušuje proces vývoje webových aplikací a nabízí vysokou rychlost načítání. Od svého uvedení na trh se </w:t>
+      </w:r>
+      <w:proofErr w:type="spellStart"/>
+      <w:r>
+        <w:t>Vite</w:t>
+      </w:r>
+      <w:proofErr w:type="spellEnd"/>
+      <w:r>
+        <w:t xml:space="preserve"> stala jedním z nejpopulárnějších </w:t>
+      </w:r>
+      <w:proofErr w:type="spellStart"/>
+      <w:r>
+        <w:t>JavaScriptových</w:t>
+      </w:r>
+      <w:proofErr w:type="spellEnd"/>
       <w:r>
         <w:t xml:space="preserve"> </w:t>
       </w:r>
-      <w:r>
-        <w:t>buildovacích nástrojů a získala si důvěru a obdiv komunity vývojářů</w:t>
+      <w:proofErr w:type="spellStart"/>
+      <w:r>
+        <w:t>buildovacích</w:t>
+      </w:r>
+      <w:proofErr w:type="spellEnd"/>
+      <w:r>
+        <w:t xml:space="preserve"> nástrojů a získala si důvěru a obdiv komunity vývojářů</w:t>
       </w:r>
       <w:r>
         <w:t xml:space="preserve">. </w:t>
@@ -5469,7 +5745,7 @@
         <w:pStyle w:val="Nadpis3"/>
       </w:pPr>
       <w:bookmarkStart w:id="31" w:name="_Toc187827158"/>
-      <w:bookmarkStart w:id="32" w:name="_Toc223077584"/>
+      <w:bookmarkStart w:id="32" w:name="_Toc224225384"/>
       <w:r>
         <w:t>Spline</w:t>
       </w:r>
@@ -5520,19 +5796,29 @@
         <w:pStyle w:val="Nadpis3"/>
       </w:pPr>
       <w:bookmarkStart w:id="33" w:name="_Toc187827159"/>
-      <w:bookmarkStart w:id="34" w:name="_Toc223077585"/>
+      <w:bookmarkStart w:id="34" w:name="_Toc224225385"/>
+      <w:proofErr w:type="spellStart"/>
       <w:r>
         <w:t>Github</w:t>
       </w:r>
       <w:bookmarkEnd w:id="33"/>
       <w:bookmarkEnd w:id="34"/>
+      <w:proofErr w:type="spellEnd"/>
     </w:p>
     <w:p>
       <w:pPr>
         <w:jc w:val="left"/>
       </w:pPr>
       <w:r>
-        <w:t xml:space="preserve">GitHub je webová služba, která slouží jako hostitelský systém pro repozitáře Git, umožňující uživatelům ukládat, spravovat, sledovat a sdílet svůj kódový základ. Samozřejmě, že uživatelé mohou </w:t>
+        <w:t xml:space="preserve">GitHub je webová služba, která slouží jako hostitelský systém pro </w:t>
+      </w:r>
+      <w:proofErr w:type="spellStart"/>
+      <w:r>
+        <w:t>repozitáře</w:t>
+      </w:r>
+      <w:proofErr w:type="spellEnd"/>
+      <w:r>
+        <w:t xml:space="preserve"> Git, umožňující uživatelům ukládat, spravovat, sledovat a sdílet svůj kódový základ. Samozřejmě, že uživatelé mohou </w:t>
       </w:r>
       <w:r>
         <w:lastRenderedPageBreak/>
@@ -5580,11 +5866,13 @@
       <w:pPr>
         <w:pStyle w:val="Nadpis3"/>
       </w:pPr>
-      <w:bookmarkStart w:id="35" w:name="_Toc223077586"/>
+      <w:bookmarkStart w:id="35" w:name="_Toc224225386"/>
+      <w:proofErr w:type="spellStart"/>
       <w:r>
         <w:t>Firebase</w:t>
       </w:r>
       <w:bookmarkEnd w:id="35"/>
+      <w:proofErr w:type="spellEnd"/>
       <w:r>
         <w:t xml:space="preserve"> </w:t>
       </w:r>
@@ -5595,11 +5883,19 @@
           <w:color w:val="000000" w:themeColor="text1"/>
         </w:rPr>
       </w:pPr>
+      <w:proofErr w:type="spellStart"/>
       <w:r>
         <w:rPr>
           <w:color w:val="000000" w:themeColor="text1"/>
         </w:rPr>
-        <w:t>Firebase je platforma pro vývoj aplikací, kterou vlastní a provozuje společnost Google. Nabízí celou řadu nástrojů a služeb pro vývojáře, které pokrývají různé aspekty vývoje aplikací, od databází a autentizace až po analýzy a cloudové funkce.</w:t>
+        <w:t>Firebase</w:t>
+      </w:r>
+      <w:proofErr w:type="spellEnd"/>
+      <w:r>
+        <w:rPr>
+          <w:color w:val="000000" w:themeColor="text1"/>
+        </w:rPr>
+        <w:t xml:space="preserve"> je platforma pro vývoj aplikací, kterou vlastní a provozuje společnost Google. Nabízí celou řadu nástrojů a služeb pro vývojáře, které pokrývají různé aspekty vývoje aplikací, od databází a autentizace až po analýzy a cloudové funkce.</w:t>
       </w:r>
       <w:r>
         <w:rPr>
@@ -5663,22 +5959,38 @@
           <w:color w:val="000000" w:themeColor="text1"/>
         </w:rPr>
       </w:pPr>
+      <w:proofErr w:type="spellStart"/>
       <w:r>
         <w:rPr>
           <w:color w:val="000000" w:themeColor="text1"/>
         </w:rPr>
         <w:t>Firebase</w:t>
       </w:r>
+      <w:proofErr w:type="spellEnd"/>
       <w:r>
         <w:rPr>
           <w:color w:val="000000" w:themeColor="text1"/>
         </w:rPr>
-        <w:t xml:space="preserve"> jsem v projektu využil k databázi, která zpracovává různé části backendu od přihlašování</w:t>
-      </w:r>
+        <w:t xml:space="preserve"> jsem v projektu využil k databázi, která zpracovává různé části </w:t>
+      </w:r>
+      <w:proofErr w:type="spellStart"/>
       <w:r>
         <w:rPr>
           <w:color w:val="000000" w:themeColor="text1"/>
         </w:rPr>
+        <w:t>backendu</w:t>
+      </w:r>
+      <w:proofErr w:type="spellEnd"/>
+      <w:r>
+        <w:rPr>
+          <w:color w:val="000000" w:themeColor="text1"/>
+        </w:rPr>
+        <w:t xml:space="preserve"> od přihlašování</w:t>
+      </w:r>
+      <w:r>
+        <w:rPr>
+          <w:color w:val="000000" w:themeColor="text1"/>
+        </w:rPr>
         <w:t xml:space="preserve">, </w:t>
       </w:r>
       <w:r>
@@ -5693,24 +6005,28 @@
         </w:rPr>
         <w:t xml:space="preserve">po interaktivní úkoly. </w:t>
       </w:r>
+      <w:proofErr w:type="spellStart"/>
       <w:r>
         <w:rPr>
           <w:color w:val="000000" w:themeColor="text1"/>
         </w:rPr>
         <w:t>Firebase</w:t>
       </w:r>
+      <w:proofErr w:type="spellEnd"/>
       <w:r>
         <w:rPr>
           <w:color w:val="000000" w:themeColor="text1"/>
         </w:rPr>
         <w:t xml:space="preserve"> je alternativou </w:t>
       </w:r>
+      <w:proofErr w:type="spellStart"/>
       <w:r>
         <w:rPr>
           <w:color w:val="000000" w:themeColor="text1"/>
         </w:rPr>
         <w:t>Supabase</w:t>
       </w:r>
+      <w:proofErr w:type="spellEnd"/>
       <w:r>
         <w:rPr>
           <w:color w:val="000000" w:themeColor="text1"/>
@@ -5733,7 +6049,21 @@
         <w:rPr>
           <w:color w:val="000000" w:themeColor="text1"/>
         </w:rPr>
-        <w:t xml:space="preserve"> Dále využívám firebase pro hosting.</w:t>
+        <w:t xml:space="preserve"> Dále využívám </w:t>
+      </w:r>
+      <w:proofErr w:type="spellStart"/>
+      <w:r>
+        <w:rPr>
+          <w:color w:val="000000" w:themeColor="text1"/>
+        </w:rPr>
+        <w:t>firebase</w:t>
+      </w:r>
+      <w:proofErr w:type="spellEnd"/>
+      <w:r>
+        <w:rPr>
+          <w:color w:val="000000" w:themeColor="text1"/>
+        </w:rPr>
+        <w:t xml:space="preserve"> pro hosting.</w:t>
       </w:r>
     </w:p>
     <w:p>
@@ -5741,12 +6071,14 @@
         <w:pStyle w:val="Nadpis3"/>
       </w:pPr>
       <w:bookmarkStart w:id="36" w:name="_Toc187827161"/>
-      <w:bookmarkStart w:id="37" w:name="_Toc223077587"/>
+      <w:bookmarkStart w:id="37" w:name="_Toc224225387"/>
+      <w:proofErr w:type="spellStart"/>
       <w:r>
         <w:t>removebg</w:t>
       </w:r>
       <w:bookmarkEnd w:id="36"/>
       <w:bookmarkEnd w:id="37"/>
+      <w:proofErr w:type="spellEnd"/>
     </w:p>
     <w:p>
       <w:pPr>
@@ -5796,19 +6128,42 @@
         <w:pStyle w:val="Nadpis3"/>
       </w:pPr>
       <w:bookmarkStart w:id="38" w:name="_Toc187827162"/>
-      <w:bookmarkStart w:id="39" w:name="_Toc223077588"/>
+      <w:bookmarkStart w:id="39" w:name="_Toc224225388"/>
+      <w:proofErr w:type="spellStart"/>
       <w:r>
         <w:t>Pinterest</w:t>
       </w:r>
       <w:bookmarkEnd w:id="38"/>
       <w:bookmarkEnd w:id="39"/>
+      <w:proofErr w:type="spellEnd"/>
     </w:p>
     <w:p>
       <w:pPr>
         <w:jc w:val="left"/>
       </w:pPr>
-      <w:r>
-        <w:t xml:space="preserve">Pinterest je vizuální vyhledávač, který slouží k hledání nápadů, jako jsou recepty, inspirace pro domácnost a styl a mnoho dalších. Díky miliardám pinů na Pinterestu vždy najdete piny, které vás budou inspirovat. Když objevíte piny, které se vám líbí, uložte si je na nástěnky, kde je můžete uspořádat, abyste je mohli později jednoduše najít. Můžete také vytvářet piny ke sdílení svých nápadů s ostatními lidmi na Pinterestu. </w:t>
+      <w:proofErr w:type="spellStart"/>
+      <w:r>
+        <w:t>Pinterest</w:t>
+      </w:r>
+      <w:proofErr w:type="spellEnd"/>
+      <w:r>
+        <w:t xml:space="preserve"> je vizuální vyhledávač, který slouží k hledání nápadů, jako jsou recepty, inspirace pro domácnost a styl a mnoho dalších. Díky miliardám pinů na </w:t>
+      </w:r>
+      <w:proofErr w:type="spellStart"/>
+      <w:r>
+        <w:t>Pinterestu</w:t>
+      </w:r>
+      <w:proofErr w:type="spellEnd"/>
+      <w:r>
+        <w:t xml:space="preserve"> vždy najdete piny, které vás budou inspirovat. Když objevíte piny, které se vám líbí, uložte si je na nástěnky, kde je můžete uspořádat, abyste je mohli později jednoduše najít. Můžete také vytvářet piny ke sdílení svých nápadů s ostatními lidmi na </w:t>
+      </w:r>
+      <w:proofErr w:type="spellStart"/>
+      <w:r>
+        <w:t>Pinterestu</w:t>
+      </w:r>
+      <w:proofErr w:type="spellEnd"/>
+      <w:r>
+        <w:t xml:space="preserve">. </w:t>
       </w:r>
       <w:sdt>
         <w:sdtPr>
@@ -5841,23 +6196,67 @@
       <w:pPr>
         <w:jc w:val="left"/>
       </w:pPr>
-      <w:r>
-        <w:t>Pinterest jsem využíval pro inspiraci při vytváření různých designů ve webové aplikaci.</w:t>
+      <w:proofErr w:type="spellStart"/>
+      <w:r>
+        <w:t>Pinterest</w:t>
+      </w:r>
+      <w:proofErr w:type="spellEnd"/>
+      <w:r>
+        <w:t xml:space="preserve"> jsem využíval pro inspiraci při vytváření různých designů ve webové aplikaci.</w:t>
       </w:r>
     </w:p>
     <w:p>
       <w:pPr>
         <w:pStyle w:val="Nadpis3"/>
       </w:pPr>
-      <w:bookmarkStart w:id="40" w:name="_Toc223077589"/>
+      <w:bookmarkStart w:id="40" w:name="_Toc224225389"/>
+      <w:proofErr w:type="spellStart"/>
       <w:r>
         <w:t>Gemini</w:t>
       </w:r>
       <w:bookmarkEnd w:id="40"/>
-    </w:p>
-    <w:p>
-      <w:r>
-        <w:t>Gemini AI je rodina velkých jazykových modelů vyvinutých společností Google DeepMind, která představuje evoluci po modelech LaMDA a PaLM 2. Je navrženo jako multimodální systém, který dokáže nejen generovat text, ale také pracovat s obrázky, audio a videem. Modely Gemini se vyznačují vysokou flexibilitou a škálovatelností – jsou schopny běžet na datových centrech i na mobilních zařízeních</w:t>
+      <w:proofErr w:type="spellEnd"/>
+    </w:p>
+    <w:p>
+      <w:proofErr w:type="spellStart"/>
+      <w:r>
+        <w:t>Gemini</w:t>
+      </w:r>
+      <w:proofErr w:type="spellEnd"/>
+      <w:r>
+        <w:t xml:space="preserve"> AI je rodina velkých jazykových modelů vyvinutých společností Google </w:t>
+      </w:r>
+      <w:proofErr w:type="spellStart"/>
+      <w:r>
+        <w:t>DeepMind</w:t>
+      </w:r>
+      <w:proofErr w:type="spellEnd"/>
+      <w:r>
+        <w:t xml:space="preserve">, která představuje evoluci po modelech </w:t>
+      </w:r>
+      <w:proofErr w:type="spellStart"/>
+      <w:r>
+        <w:t>LaMDA</w:t>
+      </w:r>
+      <w:proofErr w:type="spellEnd"/>
+      <w:r>
+        <w:t xml:space="preserve"> a </w:t>
+      </w:r>
+      <w:proofErr w:type="spellStart"/>
+      <w:r>
+        <w:t>PaLM</w:t>
+      </w:r>
+      <w:proofErr w:type="spellEnd"/>
+      <w:r>
+        <w:t xml:space="preserve"> 2. Je navrženo jako multimodální systém, který dokáže nejen generovat text, ale také pracovat s obrázky, audio a videem. Modely </w:t>
+      </w:r>
+      <w:proofErr w:type="spellStart"/>
+      <w:r>
+        <w:t>Gemini</w:t>
+      </w:r>
+      <w:proofErr w:type="spellEnd"/>
+      <w:r>
+        <w:t xml:space="preserve"> se vyznačují vysokou flexibilitou a škálovatelností – jsou schopny běžet na datových centrech i na mobilních zařízeních</w:t>
       </w:r>
       <w:r>
         <w:t>.</w:t>
@@ -5896,9 +6295,11 @@
       <w:pPr>
         <w:jc w:val="left"/>
       </w:pPr>
+      <w:proofErr w:type="spellStart"/>
       <w:r>
         <w:t>Gemini</w:t>
       </w:r>
+      <w:proofErr w:type="spellEnd"/>
       <w:r>
         <w:t xml:space="preserve"> jsem používal pro generaci kódu ve svém projektu, používal jsem jej i jako pomocníka s designem, s vyhledáváním informací či dokonce i problémy s databáz</w:t>
       </w:r>
@@ -5912,13 +6313,29 @@
         <w:t>Také</w:t>
       </w:r>
       <w:r>
-        <w:t xml:space="preserve"> jsem použil Gemini </w:t>
+        <w:t xml:space="preserve"> jsem použil </w:t>
+      </w:r>
+      <w:proofErr w:type="spellStart"/>
+      <w:r>
+        <w:t>Gemini</w:t>
+      </w:r>
+      <w:proofErr w:type="spellEnd"/>
+      <w:r>
+        <w:t xml:space="preserve"> </w:t>
       </w:r>
       <w:r>
         <w:t xml:space="preserve">i </w:t>
       </w:r>
       <w:r>
-        <w:t>na veškerou pomoc s výukou a to i</w:t>
+        <w:t>na veškerou pomoc s </w:t>
+      </w:r>
+      <w:proofErr w:type="gramStart"/>
+      <w:r>
+        <w:t>výukou</w:t>
+      </w:r>
+      <w:proofErr w:type="gramEnd"/>
+      <w:r>
+        <w:t xml:space="preserve"> a to i</w:t>
       </w:r>
       <w:r>
         <w:t xml:space="preserve"> na</w:t>
@@ -5932,16 +6349,50 @@
         <w:pStyle w:val="Nadpis3"/>
       </w:pPr>
       <w:bookmarkStart w:id="41" w:name="_Toc187827164"/>
-      <w:bookmarkStart w:id="42" w:name="_Toc223077590"/>
+      <w:bookmarkStart w:id="42" w:name="_Toc224225390"/>
+      <w:proofErr w:type="spellStart"/>
       <w:r>
         <w:t>Copilot</w:t>
       </w:r>
       <w:bookmarkEnd w:id="41"/>
       <w:bookmarkEnd w:id="42"/>
-    </w:p>
-    <w:p>
-      <w:r>
-        <w:t>GitHub Copilot je partner pro kódování AI, který během psaní kódu poskytuje návrhy automatického dokončování. Získejte návrhy zadáním kódu nebo jeho popisem v přirozeném jazyce. Copilot analyzuje váš soubor a související soubory a nabízí návrhy v textovém editoru. Používá OpenAICodex, nový systém AI vyvinutý OpenAI, který pomáhá odvodit kontext z napsaného kódu a komentářů a pak navrhuje nové řádky nebo celé funkce.</w:t>
+      <w:proofErr w:type="spellEnd"/>
+    </w:p>
+    <w:p>
+      <w:r>
+        <w:t xml:space="preserve">GitHub </w:t>
+      </w:r>
+      <w:proofErr w:type="spellStart"/>
+      <w:r>
+        <w:t>Copilot</w:t>
+      </w:r>
+      <w:proofErr w:type="spellEnd"/>
+      <w:r>
+        <w:t xml:space="preserve"> je partner pro kódování AI, který během psaní kódu poskytuje návrhy automatického dokončování. Získejte návrhy zadáním kódu nebo jeho popisem v přirozeném jazyce. </w:t>
+      </w:r>
+      <w:proofErr w:type="spellStart"/>
+      <w:r>
+        <w:t>Copilot</w:t>
+      </w:r>
+      <w:proofErr w:type="spellEnd"/>
+      <w:r>
+        <w:t xml:space="preserve"> analyzuje váš soubor a související soubory a nabízí návrhy v textovém editoru. Používá </w:t>
+      </w:r>
+      <w:proofErr w:type="spellStart"/>
+      <w:r>
+        <w:t>OpenAICodex</w:t>
+      </w:r>
+      <w:proofErr w:type="spellEnd"/>
+      <w:r>
+        <w:t xml:space="preserve">, nový systém AI vyvinutý </w:t>
+      </w:r>
+      <w:proofErr w:type="spellStart"/>
+      <w:r>
+        <w:t>OpenAI</w:t>
+      </w:r>
+      <w:proofErr w:type="spellEnd"/>
+      <w:r>
+        <w:t>, který pomáhá odvodit kontext z napsaného kódu a komentářů a pak navrhuje nové řádky nebo celé funkce.</w:t>
       </w:r>
       <w:r>
         <w:t xml:space="preserve"> </w:t>
@@ -5974,8 +6425,29 @@
       </w:sdt>
     </w:p>
     <w:p>
-      <w:r>
-        <w:t>Copilot jsem využíval ve svém kódovém prostředí jako pomocníka ve tvoření jakékoliv obsahu, ať už šlo o frontend či backend. Dokáže najít chybu, kde ji člověk snadno přehlídce či za Vás udělat potřebné funkce.</w:t>
+      <w:proofErr w:type="spellStart"/>
+      <w:r>
+        <w:t>Copilot</w:t>
+      </w:r>
+      <w:proofErr w:type="spellEnd"/>
+      <w:r>
+        <w:t xml:space="preserve"> jsem využíval ve svém kódovém prostředí jako pomocníka ve tvoření jakékoliv obsahu, ať už šlo o </w:t>
+      </w:r>
+      <w:proofErr w:type="spellStart"/>
+      <w:r>
+        <w:t>frontend</w:t>
+      </w:r>
+      <w:proofErr w:type="spellEnd"/>
+      <w:r>
+        <w:t xml:space="preserve"> či </w:t>
+      </w:r>
+      <w:proofErr w:type="spellStart"/>
+      <w:r>
+        <w:t>backend</w:t>
+      </w:r>
+      <w:proofErr w:type="spellEnd"/>
+      <w:r>
+        <w:t>. Dokáže najít chybu, kde ji člověk snadno přehlídce či za Vás udělat potřebné funkce.</w:t>
       </w:r>
     </w:p>
     <w:p>
@@ -5983,17 +6455,24 @@
         <w:pStyle w:val="Nadpis3"/>
       </w:pPr>
       <w:bookmarkStart w:id="43" w:name="_Toc187827165"/>
-      <w:bookmarkStart w:id="44" w:name="_Toc223077591"/>
+      <w:bookmarkStart w:id="44" w:name="_Toc224225391"/>
+      <w:proofErr w:type="spellStart"/>
       <w:r>
         <w:lastRenderedPageBreak/>
         <w:t>Figma</w:t>
       </w:r>
       <w:bookmarkEnd w:id="43"/>
       <w:bookmarkEnd w:id="44"/>
-    </w:p>
-    <w:p>
-      <w:r>
-        <w:t>Figma Design slouží k vytváření, sdílení a testování návrhů webových stránek, mobilních aplikací a dalších digitálních produktů a zážitků. Je to oblíbený nástroj pro návrháře, produktové manažery, autory a vývojáře a pomáhá všem, kteří se podílejí na procesu navrhování, přispívat, poskytovat zpětnou vazbu a rychleji přijímat lepší rozhodnutí.</w:t>
+      <w:proofErr w:type="spellEnd"/>
+    </w:p>
+    <w:p>
+      <w:proofErr w:type="spellStart"/>
+      <w:r>
+        <w:t>Figma</w:t>
+      </w:r>
+      <w:proofErr w:type="spellEnd"/>
+      <w:r>
+        <w:t xml:space="preserve"> Design slouží k vytváření, sdílení a testování návrhů webových stránek, mobilních aplikací a dalších digitálních produktů a zážitků. Je to oblíbený nástroj pro návrháře, produktové manažery, autory a vývojáře a pomáhá všem, kteří se podílejí na procesu navrhování, přispívat, poskytovat zpětnou vazbu a rychleji přijímat lepší rozhodnutí.</w:t>
       </w:r>
       <w:r>
         <w:t xml:space="preserve"> </w:t>
@@ -6027,7 +6506,15 @@
     </w:p>
     <w:p>
       <w:r>
-        <w:t>Webovou aplikaci Figma jsem využíval pro všechny svoje designy, kde jsem různě ladil barvy, detaily, obecné rozložení stránky a skoro všechny nápady, které jsem si potřeboval rychle vizualizovat.</w:t>
+        <w:t xml:space="preserve">Webovou aplikaci </w:t>
+      </w:r>
+      <w:proofErr w:type="spellStart"/>
+      <w:r>
+        <w:t>Figma</w:t>
+      </w:r>
+      <w:proofErr w:type="spellEnd"/>
+      <w:r>
+        <w:t xml:space="preserve"> jsem využíval pro všechny svoje designy, kde jsem různě ladil barvy, detaily, obecné rozložení stránky a skoro všechny nápady, které jsem si potřeboval rychle vizualizovat.</w:t>
       </w:r>
     </w:p>
     <w:p>
@@ -6035,19 +6522,26 @@
         <w:pStyle w:val="Nadpis3"/>
       </w:pPr>
       <w:bookmarkStart w:id="45" w:name="_Toc187827166"/>
-      <w:bookmarkStart w:id="46" w:name="_Toc223077592"/>
+      <w:bookmarkStart w:id="46" w:name="_Toc224225392"/>
+      <w:proofErr w:type="spellStart"/>
       <w:r>
         <w:t>LottieFiles</w:t>
       </w:r>
       <w:bookmarkEnd w:id="45"/>
       <w:bookmarkEnd w:id="46"/>
-    </w:p>
-    <w:p>
+      <w:proofErr w:type="spellEnd"/>
+    </w:p>
+    <w:p>
+      <w:proofErr w:type="spellStart"/>
       <w:r>
         <w:t>L</w:t>
       </w:r>
       <w:r>
-        <w:t xml:space="preserve">ottie je </w:t>
+        <w:t>ottie</w:t>
+      </w:r>
+      <w:proofErr w:type="spellEnd"/>
+      <w:r>
+        <w:t xml:space="preserve"> je </w:t>
       </w:r>
       <w:r>
         <w:t>výkonný webový animační nástroj určený k vytváření velmi lehkých, vysoce přizpůsobitelných a interaktivních animací pro web, aplikace a sociální sítě.</w:t>
@@ -6084,22 +6578,45 @@
     </w:p>
     <w:p>
       <w:r>
-        <w:t>Službu LottieFiles jsem využil pro různé animace na své webové aplikaci, jedná se o stránku s mnoha zdarma animacemi, které lze jednoduše implementovat do každého projektu</w:t>
+        <w:t xml:space="preserve">Službu </w:t>
+      </w:r>
+      <w:proofErr w:type="spellStart"/>
+      <w:r>
+        <w:t>LottieFiles</w:t>
+      </w:r>
+      <w:proofErr w:type="spellEnd"/>
+      <w:r>
+        <w:t xml:space="preserve"> jsem využil pro různé animace na své webové aplikaci, jedná se o stránku s mnoha zdarma animacemi, které lze jednoduše implementovat do každého projektu</w:t>
       </w:r>
     </w:p>
     <w:p>
       <w:pPr>
         <w:pStyle w:val="Nadpis3"/>
       </w:pPr>
-      <w:bookmarkStart w:id="47" w:name="_Toc223077593"/>
+      <w:bookmarkStart w:id="47" w:name="_Toc224225393"/>
+      <w:proofErr w:type="spellStart"/>
       <w:r>
         <w:t>Lucide-React</w:t>
       </w:r>
       <w:bookmarkEnd w:id="47"/>
-    </w:p>
-    <w:p>
-      <w:r>
-        <w:t>Lucide je knihovna ikon s otevřeným zdrojovým kódem, která poskytuje více než 1000 vektorových (svg) souborů pro zobrazení ikon a symbolů v digitálních i nedigitálních projektech. Cílem knihovny je usnadnit designérům a vývojářům začlenění ikon do jejich projektů tím, že poskytuje několik oficiálních balíčků.</w:t>
+      <w:proofErr w:type="spellEnd"/>
+    </w:p>
+    <w:p>
+      <w:proofErr w:type="spellStart"/>
+      <w:r>
+        <w:t>Lucide</w:t>
+      </w:r>
+      <w:proofErr w:type="spellEnd"/>
+      <w:r>
+        <w:t xml:space="preserve"> je knihovna ikon s otevřeným zdrojovým kódem, která poskytuje více než 1000 vektorových (</w:t>
+      </w:r>
+      <w:proofErr w:type="spellStart"/>
+      <w:r>
+        <w:t>svg</w:t>
+      </w:r>
+      <w:proofErr w:type="spellEnd"/>
+      <w:r>
+        <w:t>) souborů pro zobrazení ikon a symbolů v digitálních i nedigitálních projektech. Cílem knihovny je usnadnit designérům a vývojářům začlenění ikon do jejich projektů tím, že poskytuje několik oficiálních balíčků.</w:t>
       </w:r>
       <w:r>
         <w:t xml:space="preserve"> </w:t>
@@ -6132,9 +6649,11 @@
       </w:sdt>
     </w:p>
     <w:p>
+      <w:proofErr w:type="spellStart"/>
       <w:r>
         <w:t>Lucide-react</w:t>
       </w:r>
+      <w:proofErr w:type="spellEnd"/>
       <w:r>
         <w:t xml:space="preserve"> jsou ikony, které posouvají design webu dopředu. Je zde </w:t>
       </w:r>
@@ -6150,16 +6669,26 @@
         <w:pStyle w:val="Nadpis3"/>
       </w:pPr>
       <w:bookmarkStart w:id="48" w:name="_Toc187827168"/>
-      <w:bookmarkStart w:id="49" w:name="_Toc223077594"/>
-      <w:r>
-        <w:t>Tailwind CSS</w:t>
+      <w:bookmarkStart w:id="49" w:name="_Toc224225394"/>
+      <w:proofErr w:type="spellStart"/>
+      <w:r>
+        <w:t>Tailwind</w:t>
+      </w:r>
+      <w:proofErr w:type="spellEnd"/>
+      <w:r>
+        <w:t xml:space="preserve"> CSS</w:t>
       </w:r>
       <w:bookmarkEnd w:id="48"/>
       <w:bookmarkEnd w:id="49"/>
     </w:p>
     <w:p>
-      <w:r>
-        <w:t>Tailwind CSS je open-source framework, který slouží ke stylování webových stránek v jazyce HTML bez externího CSS. Je to framework zaměřený především na užitek a slouží k vytváření vlastních uživatelských rozhraní. Pomáhá nám vytvořit webové stránky, které se odlišují od ostatních. Své webové stránky můžete stylovat pomocí předdefinovaných užitkových tříd bez externího CSS</w:t>
+      <w:proofErr w:type="spellStart"/>
+      <w:r>
+        <w:t>Tailwind</w:t>
+      </w:r>
+      <w:proofErr w:type="spellEnd"/>
+      <w:r>
+        <w:t xml:space="preserve"> CSS je open-source framework, který slouží ke stylování webových stránek v jazyce HTML bez externího CSS. Je to framework zaměřený především na užitek a slouží k vytváření vlastních uživatelských rozhraní. Pomáhá nám vytvořit webové stránky, které se odlišují od ostatních. Své webové stránky můžete stylovat pomocí předdefinovaných užitkových tříd bez externího CSS</w:t>
       </w:r>
       <w:r>
         <w:t xml:space="preserve">. </w:t>
@@ -6192,8 +6721,13 @@
       </w:sdt>
     </w:p>
     <w:p>
-      <w:r>
-        <w:t>Tailwind jsem používal především ke stylování webové aplikace, jak od responzivního designu až po ladění barev a vytváření vlastních tříd.</w:t>
+      <w:proofErr w:type="spellStart"/>
+      <w:r>
+        <w:t>Tailwind</w:t>
+      </w:r>
+      <w:proofErr w:type="spellEnd"/>
+      <w:r>
+        <w:t xml:space="preserve"> jsem používal především ke stylování webové aplikace, jak od responzivního designu až po ladění barev a vytváření vlastních tříd.</w:t>
       </w:r>
     </w:p>
     <w:p>
@@ -6214,7 +6748,7 @@
         </w:pBdr>
         <w:ind w:left="431"/>
       </w:pPr>
-      <w:bookmarkStart w:id="50" w:name="_Toc223077595"/>
+      <w:bookmarkStart w:id="50" w:name="_Toc224225395"/>
       <w:r>
         <w:lastRenderedPageBreak/>
         <w:t>Praktická</w:t>
@@ -6231,7 +6765,7 @@
           <w:bottom w:val="single" w:sz="4" w:space="1" w:color="FFE79B"/>
         </w:pBdr>
       </w:pPr>
-      <w:bookmarkStart w:id="51" w:name="_Toc223077596"/>
+      <w:bookmarkStart w:id="51" w:name="_Toc224225396"/>
       <w:r>
         <w:t>Návrhy</w:t>
       </w:r>
@@ -6241,7 +6775,7 @@
       <w:pPr>
         <w:pStyle w:val="Nadpis3"/>
       </w:pPr>
-      <w:bookmarkStart w:id="52" w:name="_Toc223077597"/>
+      <w:bookmarkStart w:id="52" w:name="_Toc224225397"/>
       <w:r>
         <w:t>Rozvržení webové aplikace</w:t>
       </w:r>
@@ -6265,7 +6799,7 @@
                     </w:rPr>
                   </w:pPr>
                   <w:bookmarkStart w:id="53" w:name="_Toc219663097"/>
-                  <w:bookmarkStart w:id="54" w:name="_Toc223078262"/>
+                  <w:bookmarkStart w:id="54" w:name="_Toc224225416"/>
                   <w:r>
                     <w:t xml:space="preserve">Obrázek </w:t>
                   </w:r>
@@ -6294,7 +6828,7 @@
           <w:noProof/>
         </w:rPr>
         <w:drawing>
-          <wp:anchor distT="0" distB="0" distL="114300" distR="114300" simplePos="0" relativeHeight="251668480" behindDoc="0" locked="0" layoutInCell="1" allowOverlap="1" wp14:anchorId="134063EE" wp14:editId="1C738328">
+          <wp:anchor distT="0" distB="0" distL="114300" distR="114300" simplePos="0" relativeHeight="251665920" behindDoc="0" locked="0" layoutInCell="1" allowOverlap="1" wp14:anchorId="134063EE" wp14:editId="1C738328">
             <wp:simplePos x="0" y="0"/>
             <wp:positionH relativeFrom="margin">
               <wp:posOffset>0</wp:posOffset>
@@ -6405,7 +6939,7 @@
       <w:pPr>
         <w:pStyle w:val="Nadpis3"/>
       </w:pPr>
-      <w:bookmarkStart w:id="55" w:name="_Toc223077598"/>
+      <w:bookmarkStart w:id="55" w:name="_Toc224225398"/>
       <w:r>
         <w:lastRenderedPageBreak/>
         <w:t>Design webové aplikace</w:t>
@@ -6458,7 +6992,7 @@
           <w:noProof/>
         </w:rPr>
         <w:drawing>
-          <wp:anchor distT="0" distB="0" distL="114300" distR="114300" simplePos="0" relativeHeight="251656192" behindDoc="0" locked="0" layoutInCell="1" allowOverlap="1" wp14:anchorId="2A29A0EA" wp14:editId="29EEC8EE">
+          <wp:anchor distT="0" distB="0" distL="114300" distR="114300" simplePos="0" relativeHeight="251657728" behindDoc="0" locked="0" layoutInCell="1" allowOverlap="1" wp14:anchorId="2A29A0EA" wp14:editId="29EEC8EE">
             <wp:simplePos x="0" y="0"/>
             <wp:positionH relativeFrom="margin">
               <wp:posOffset>492125</wp:posOffset>
@@ -6549,7 +7083,7 @@
                     </w:rPr>
                   </w:pPr>
                   <w:bookmarkStart w:id="56" w:name="_Toc219663098"/>
-                  <w:bookmarkStart w:id="57" w:name="_Toc223078263"/>
+                  <w:bookmarkStart w:id="57" w:name="_Toc224225417"/>
                   <w:r>
                     <w:t xml:space="preserve">Obrázek </w:t>
                   </w:r>
@@ -6580,7 +7114,7 @@
           <w:noProof/>
         </w:rPr>
         <w:drawing>
-          <wp:anchor distT="0" distB="0" distL="114300" distR="114300" simplePos="0" relativeHeight="251663360" behindDoc="0" locked="0" layoutInCell="1" allowOverlap="1" wp14:anchorId="4604EB50" wp14:editId="489F25A2">
+          <wp:anchor distT="0" distB="0" distL="114300" distR="114300" simplePos="0" relativeHeight="251661824" behindDoc="0" locked="0" layoutInCell="1" allowOverlap="1" wp14:anchorId="4604EB50" wp14:editId="489F25A2">
             <wp:simplePos x="0" y="0"/>
             <wp:positionH relativeFrom="margin">
               <wp:posOffset>474980</wp:posOffset>
@@ -6660,7 +7194,7 @@
                       <w:szCs w:val="22"/>
                     </w:rPr>
                   </w:pPr>
-                  <w:bookmarkStart w:id="58" w:name="_Toc223078264"/>
+                  <w:bookmarkStart w:id="58" w:name="_Toc224225418"/>
                   <w:r>
                     <w:t xml:space="preserve">Obrázek </w:t>
                   </w:r>
@@ -6723,18 +7257,20 @@
           <w:bottom w:val="single" w:sz="4" w:space="1" w:color="FFE79B"/>
         </w:pBdr>
       </w:pPr>
-      <w:bookmarkStart w:id="59" w:name="_Toc223077599"/>
+      <w:bookmarkStart w:id="59" w:name="_Toc224225399"/>
+      <w:proofErr w:type="spellStart"/>
       <w:r>
         <w:lastRenderedPageBreak/>
         <w:t>Produktizace</w:t>
       </w:r>
       <w:bookmarkEnd w:id="59"/>
+      <w:proofErr w:type="spellEnd"/>
     </w:p>
     <w:p>
       <w:pPr>
         <w:pStyle w:val="Nadpis3"/>
       </w:pPr>
-      <w:bookmarkStart w:id="60" w:name="_Toc223077600"/>
+      <w:bookmarkStart w:id="60" w:name="_Toc224225400"/>
       <w:r>
         <w:t>Struktura projektu</w:t>
       </w:r>
@@ -6742,7 +7278,31 @@
     </w:p>
     <w:p>
       <w:r>
-        <w:t>Projekt je stavěn na 2 části, a to na frontend a backend. Frontend slouží hlavně k</w:t>
+        <w:t xml:space="preserve">Projekt je stavěn na 2 části, a to na </w:t>
+      </w:r>
+      <w:proofErr w:type="spellStart"/>
+      <w:r>
+        <w:t>frontend</w:t>
+      </w:r>
+      <w:proofErr w:type="spellEnd"/>
+      <w:r>
+        <w:t xml:space="preserve"> a </w:t>
+      </w:r>
+      <w:proofErr w:type="spellStart"/>
+      <w:r>
+        <w:t>backend</w:t>
+      </w:r>
+      <w:proofErr w:type="spellEnd"/>
+      <w:r>
+        <w:t xml:space="preserve">. </w:t>
+      </w:r>
+      <w:proofErr w:type="spellStart"/>
+      <w:r>
+        <w:t>Frontend</w:t>
+      </w:r>
+      <w:proofErr w:type="spellEnd"/>
+      <w:r>
+        <w:t xml:space="preserve"> slouží hlavně k</w:t>
       </w:r>
       <w:r>
         <w:t> </w:t>
@@ -6760,14 +7320,30 @@
         <w:t xml:space="preserve">, </w:t>
       </w:r>
       <w:r>
-        <w:t>a na co může například kliknout. Naopak backend se stará o to, aby vše fungovalo v pozadí. Na backendu se řeší připojení databáze, funkce, které jsou nezbytné pro to, aby aplikace fungovala bezpečně a bez potíží.</w:t>
+        <w:t xml:space="preserve">a na co může například kliknout. Naopak </w:t>
+      </w:r>
+      <w:proofErr w:type="spellStart"/>
+      <w:r>
+        <w:t>backend</w:t>
+      </w:r>
+      <w:proofErr w:type="spellEnd"/>
+      <w:r>
+        <w:t xml:space="preserve"> se stará o to, aby vše fungovalo v pozadí. Na </w:t>
+      </w:r>
+      <w:proofErr w:type="spellStart"/>
+      <w:r>
+        <w:t>backendu</w:t>
+      </w:r>
+      <w:proofErr w:type="spellEnd"/>
+      <w:r>
+        <w:t xml:space="preserve"> se řeší připojení databáze, funkce, které jsou nezbytné pro to, aby aplikace fungovala bezpečně a bez potíží.</w:t>
       </w:r>
     </w:p>
     <w:p>
       <w:pPr>
         <w:pStyle w:val="Nadpis3"/>
       </w:pPr>
-      <w:bookmarkStart w:id="61" w:name="_Toc223077601"/>
+      <w:bookmarkStart w:id="61" w:name="_Toc224225401"/>
       <w:r>
         <w:t>Zásadní</w:t>
       </w:r>
@@ -6811,7 +7387,15 @@
         <w:t xml:space="preserve"> zadal při přihlašování a </w:t>
       </w:r>
       <w:r>
-        <w:t>počet mincí a xp, které vlastní</w:t>
+        <w:t xml:space="preserve">počet mincí a </w:t>
+      </w:r>
+      <w:proofErr w:type="spellStart"/>
+      <w:r>
+        <w:t>xp</w:t>
+      </w:r>
+      <w:proofErr w:type="spellEnd"/>
+      <w:r>
+        <w:t>, které vlastní</w:t>
       </w:r>
       <w:r>
         <w:t xml:space="preserve">. Další funkce webu </w:t>
@@ -6847,8 +7431,21 @@
         <w:t>,</w:t>
       </w:r>
       <w:r>
-        <w:t xml:space="preserve"> může využít další funkci webu a to je kupování si vylepšení. Vylepšení slouží při aktivaci pro zdvojnásobení xp</w:t>
-      </w:r>
+        <w:t xml:space="preserve"> může využít další funkci </w:t>
+      </w:r>
+      <w:proofErr w:type="gramStart"/>
+      <w:r>
+        <w:t>webu</w:t>
+      </w:r>
+      <w:proofErr w:type="gramEnd"/>
+      <w:r>
+        <w:t xml:space="preserve"> a to je kupování si vylepšení. Vylepšení slouží při aktivaci pro zdvojnásobení </w:t>
+      </w:r>
+      <w:proofErr w:type="spellStart"/>
+      <w:r>
+        <w:t>xp</w:t>
+      </w:r>
+      <w:proofErr w:type="spellEnd"/>
       <w:r>
         <w:t>,</w:t>
       </w:r>
@@ -6886,7 +7483,7 @@
       <w:pPr>
         <w:pStyle w:val="Nadpis3"/>
       </w:pPr>
-      <w:bookmarkStart w:id="62" w:name="_Toc223077602"/>
+      <w:bookmarkStart w:id="62" w:name="_Toc224225402"/>
       <w:r>
         <w:t>Struktura studijních materiálů</w:t>
       </w:r>
@@ -6956,6 +7553,7 @@
         </w:rPr>
         <w:t xml:space="preserve"> 1. </w:t>
       </w:r>
+      <w:proofErr w:type="spellStart"/>
       <w:r>
         <w:rPr>
           <w:rFonts w:ascii="Consolas" w:hAnsi="Consolas" w:cs="Courier New"/>
@@ -6965,6 +7563,7 @@
         </w:rPr>
         <w:t>const</w:t>
       </w:r>
+      <w:proofErr w:type="spellEnd"/>
       <w:r>
         <w:rPr>
           <w:rFonts w:ascii="Consolas" w:hAnsi="Consolas" w:cs="Courier New"/>
@@ -6974,6 +7573,7 @@
         </w:rPr>
         <w:t xml:space="preserve"> </w:t>
       </w:r>
+      <w:proofErr w:type="spellStart"/>
       <w:r>
         <w:rPr>
           <w:rFonts w:ascii="Consolas" w:hAnsi="Consolas" w:cs="Courier New"/>
@@ -6983,6 +7583,7 @@
         </w:rPr>
         <w:t>UniversalCoursePage</w:t>
       </w:r>
+      <w:proofErr w:type="spellEnd"/>
       <w:r>
         <w:rPr>
           <w:rFonts w:ascii="Consolas" w:hAnsi="Consolas" w:cs="Courier New"/>
@@ -7010,6 +7611,7 @@
         </w:rPr>
         <w:t xml:space="preserve"> </w:t>
       </w:r>
+      <w:proofErr w:type="gramStart"/>
       <w:r>
         <w:rPr>
           <w:rFonts w:ascii="Consolas" w:hAnsi="Consolas" w:cs="Courier New"/>
@@ -7026,8 +7628,20 @@
           <w:sz w:val="17"/>
           <w:szCs w:val="17"/>
         </w:rPr>
-        <w:t xml:space="preserve"> subject</w:t>
-      </w:r>
+        <w:t xml:space="preserve"> </w:t>
+      </w:r>
+      <w:proofErr w:type="spellStart"/>
+      <w:r>
+        <w:rPr>
+          <w:rFonts w:ascii="Consolas" w:hAnsi="Consolas" w:cs="Courier New"/>
+          <w:color w:val="000000"/>
+          <w:sz w:val="17"/>
+          <w:szCs w:val="17"/>
+        </w:rPr>
+        <w:t>subject</w:t>
+      </w:r>
+      <w:proofErr w:type="spellEnd"/>
+      <w:proofErr w:type="gramEnd"/>
       <w:r>
         <w:rPr>
           <w:rFonts w:ascii="Consolas" w:hAnsi="Consolas" w:cs="Courier New"/>
@@ -7062,7 +7676,28 @@
           <w:sz w:val="17"/>
           <w:szCs w:val="17"/>
         </w:rPr>
-        <w:t xml:space="preserve"> subLevel </w:t>
+        <w:t xml:space="preserve"> </w:t>
+      </w:r>
+      <w:proofErr w:type="spellStart"/>
+      <w:proofErr w:type="gramStart"/>
+      <w:r>
+        <w:rPr>
+          <w:rFonts w:ascii="Consolas" w:hAnsi="Consolas" w:cs="Courier New"/>
+          <w:color w:val="000000"/>
+          <w:sz w:val="17"/>
+          <w:szCs w:val="17"/>
+        </w:rPr>
+        <w:t>subLevel</w:t>
+      </w:r>
+      <w:proofErr w:type="spellEnd"/>
+      <w:r>
+        <w:rPr>
+          <w:rFonts w:ascii="Consolas" w:hAnsi="Consolas" w:cs="Courier New"/>
+          <w:color w:val="000000"/>
+          <w:sz w:val="17"/>
+          <w:szCs w:val="17"/>
+        </w:rPr>
+        <w:t xml:space="preserve"> </w:t>
       </w:r>
       <w:r>
         <w:rPr>
@@ -7071,7 +7706,17 @@
           <w:sz w:val="17"/>
           <w:szCs w:val="17"/>
         </w:rPr>
-        <w:t>})</w:t>
+        <w:t>}</w:t>
+      </w:r>
+      <w:proofErr w:type="gramEnd"/>
+      <w:r>
+        <w:rPr>
+          <w:rFonts w:ascii="Consolas" w:hAnsi="Consolas" w:cs="Courier New"/>
+          <w:color w:val="666600"/>
+          <w:sz w:val="17"/>
+          <w:szCs w:val="17"/>
+        </w:rPr>
+        <w:t>)</w:t>
       </w:r>
       <w:r>
         <w:rPr>
@@ -7231,7 +7876,47 @@
           <w:sz w:val="17"/>
           <w:szCs w:val="17"/>
         </w:rPr>
-        <w:t>// Hook useCourseData stáhne JSON strukturu kurzu na základě ID</w:t>
+        <w:t xml:space="preserve">// </w:t>
+      </w:r>
+      <w:proofErr w:type="spellStart"/>
+      <w:r>
+        <w:rPr>
+          <w:rFonts w:ascii="Consolas" w:hAnsi="Consolas" w:cs="Courier New"/>
+          <w:color w:val="880000"/>
+          <w:sz w:val="17"/>
+          <w:szCs w:val="17"/>
+        </w:rPr>
+        <w:t>Hook</w:t>
+      </w:r>
+      <w:proofErr w:type="spellEnd"/>
+      <w:r>
+        <w:rPr>
+          <w:rFonts w:ascii="Consolas" w:hAnsi="Consolas" w:cs="Courier New"/>
+          <w:color w:val="880000"/>
+          <w:sz w:val="17"/>
+          <w:szCs w:val="17"/>
+        </w:rPr>
+        <w:t xml:space="preserve"> </w:t>
+      </w:r>
+      <w:proofErr w:type="spellStart"/>
+      <w:r>
+        <w:rPr>
+          <w:rFonts w:ascii="Consolas" w:hAnsi="Consolas" w:cs="Courier New"/>
+          <w:color w:val="880000"/>
+          <w:sz w:val="17"/>
+          <w:szCs w:val="17"/>
+        </w:rPr>
+        <w:t>useCourseData</w:t>
+      </w:r>
+      <w:proofErr w:type="spellEnd"/>
+      <w:r>
+        <w:rPr>
+          <w:rFonts w:ascii="Consolas" w:hAnsi="Consolas" w:cs="Courier New"/>
+          <w:color w:val="880000"/>
+          <w:sz w:val="17"/>
+          <w:szCs w:val="17"/>
+        </w:rPr>
+        <w:t xml:space="preserve"> stáhne JSON strukturu kurzu na základě ID</w:t>
       </w:r>
     </w:p>
     <w:p>
@@ -7286,6 +7971,7 @@
         </w:rPr>
         <w:t xml:space="preserve">  </w:t>
       </w:r>
+      <w:proofErr w:type="spellStart"/>
       <w:r>
         <w:rPr>
           <w:rFonts w:ascii="Consolas" w:hAnsi="Consolas" w:cs="Courier New"/>
@@ -7295,6 +7981,7 @@
         </w:rPr>
         <w:t>const</w:t>
       </w:r>
+      <w:proofErr w:type="spellEnd"/>
       <w:r>
         <w:rPr>
           <w:rFonts w:ascii="Consolas" w:hAnsi="Consolas" w:cs="Courier New"/>
@@ -7304,6 +7991,7 @@
         </w:rPr>
         <w:t xml:space="preserve"> </w:t>
       </w:r>
+      <w:proofErr w:type="gramStart"/>
       <w:r>
         <w:rPr>
           <w:rFonts w:ascii="Consolas" w:hAnsi="Consolas" w:cs="Courier New"/>
@@ -7320,8 +8008,20 @@
           <w:sz w:val="17"/>
           <w:szCs w:val="17"/>
         </w:rPr>
-        <w:t xml:space="preserve"> courseData</w:t>
-      </w:r>
+        <w:t xml:space="preserve"> </w:t>
+      </w:r>
+      <w:proofErr w:type="spellStart"/>
+      <w:r>
+        <w:rPr>
+          <w:rFonts w:ascii="Consolas" w:hAnsi="Consolas" w:cs="Courier New"/>
+          <w:color w:val="000000"/>
+          <w:sz w:val="17"/>
+          <w:szCs w:val="17"/>
+        </w:rPr>
+        <w:t>courseData</w:t>
+      </w:r>
+      <w:proofErr w:type="spellEnd"/>
+      <w:proofErr w:type="gramEnd"/>
       <w:r>
         <w:rPr>
           <w:rFonts w:ascii="Consolas" w:hAnsi="Consolas" w:cs="Courier New"/>
@@ -7338,7 +8038,28 @@
           <w:sz w:val="17"/>
           <w:szCs w:val="17"/>
         </w:rPr>
-        <w:t xml:space="preserve"> loading </w:t>
+        <w:t xml:space="preserve"> </w:t>
+      </w:r>
+      <w:proofErr w:type="spellStart"/>
+      <w:proofErr w:type="gramStart"/>
+      <w:r>
+        <w:rPr>
+          <w:rFonts w:ascii="Consolas" w:hAnsi="Consolas" w:cs="Courier New"/>
+          <w:color w:val="000000"/>
+          <w:sz w:val="17"/>
+          <w:szCs w:val="17"/>
+        </w:rPr>
+        <w:t>loading</w:t>
+      </w:r>
+      <w:proofErr w:type="spellEnd"/>
+      <w:r>
+        <w:rPr>
+          <w:rFonts w:ascii="Consolas" w:hAnsi="Consolas" w:cs="Courier New"/>
+          <w:color w:val="000000"/>
+          <w:sz w:val="17"/>
+          <w:szCs w:val="17"/>
+        </w:rPr>
+        <w:t xml:space="preserve"> </w:t>
       </w:r>
       <w:r>
         <w:rPr>
@@ -7349,6 +8070,7 @@
         </w:rPr>
         <w:t>}</w:t>
       </w:r>
+      <w:proofErr w:type="gramEnd"/>
       <w:r>
         <w:rPr>
           <w:rFonts w:ascii="Consolas" w:hAnsi="Consolas" w:cs="Courier New"/>
@@ -7374,8 +8096,20 @@
           <w:sz w:val="17"/>
           <w:szCs w:val="17"/>
         </w:rPr>
-        <w:t xml:space="preserve"> useCourseData</w:t>
-      </w:r>
+        <w:t xml:space="preserve"> </w:t>
+      </w:r>
+      <w:proofErr w:type="spellStart"/>
+      <w:proofErr w:type="gramStart"/>
+      <w:r>
+        <w:rPr>
+          <w:rFonts w:ascii="Consolas" w:hAnsi="Consolas" w:cs="Courier New"/>
+          <w:color w:val="000000"/>
+          <w:sz w:val="17"/>
+          <w:szCs w:val="17"/>
+        </w:rPr>
+        <w:t>useCourseData</w:t>
+      </w:r>
+      <w:proofErr w:type="spellEnd"/>
       <w:r>
         <w:rPr>
           <w:rFonts w:ascii="Consolas" w:hAnsi="Consolas" w:cs="Courier New"/>
@@ -7385,6 +8119,7 @@
         </w:rPr>
         <w:t>(</w:t>
       </w:r>
+      <w:proofErr w:type="gramEnd"/>
       <w:r>
         <w:rPr>
           <w:rFonts w:ascii="Consolas" w:hAnsi="Consolas" w:cs="Courier New"/>
@@ -7464,8 +8199,19 @@
           <w:sz w:val="17"/>
           <w:szCs w:val="17"/>
         </w:rPr>
-        <w:t xml:space="preserve"> subLevel</w:t>
-      </w:r>
+        <w:t xml:space="preserve"> </w:t>
+      </w:r>
+      <w:proofErr w:type="spellStart"/>
+      <w:r>
+        <w:rPr>
+          <w:rFonts w:ascii="Consolas" w:hAnsi="Consolas" w:cs="Courier New"/>
+          <w:color w:val="000000"/>
+          <w:sz w:val="17"/>
+          <w:szCs w:val="17"/>
+        </w:rPr>
+        <w:t>subLevel</w:t>
+      </w:r>
+      <w:proofErr w:type="spellEnd"/>
       <w:r>
         <w:rPr>
           <w:rFonts w:ascii="Consolas" w:hAnsi="Consolas" w:cs="Courier New"/>
@@ -7643,6 +8389,7 @@
         </w:rPr>
         <w:t xml:space="preserve">  </w:t>
       </w:r>
+      <w:proofErr w:type="spellStart"/>
       <w:r>
         <w:rPr>
           <w:rFonts w:ascii="Consolas" w:hAnsi="Consolas" w:cs="Courier New"/>
@@ -7652,6 +8399,7 @@
         </w:rPr>
         <w:t>const</w:t>
       </w:r>
+      <w:proofErr w:type="spellEnd"/>
       <w:r>
         <w:rPr>
           <w:rFonts w:ascii="Consolas" w:hAnsi="Consolas" w:cs="Courier New"/>
@@ -7670,6 +8418,7 @@
         </w:rPr>
         <w:t>[</w:t>
       </w:r>
+      <w:proofErr w:type="spellStart"/>
       <w:r>
         <w:rPr>
           <w:rFonts w:ascii="Consolas" w:hAnsi="Consolas" w:cs="Courier New"/>
@@ -7679,6 +8428,7 @@
         </w:rPr>
         <w:t>expandedChapter</w:t>
       </w:r>
+      <w:proofErr w:type="spellEnd"/>
       <w:r>
         <w:rPr>
           <w:rFonts w:ascii="Consolas" w:hAnsi="Consolas" w:cs="Courier New"/>
@@ -7695,8 +8445,19 @@
           <w:sz w:val="17"/>
           <w:szCs w:val="17"/>
         </w:rPr>
-        <w:t xml:space="preserve"> setExpandedChapter</w:t>
-      </w:r>
+        <w:t xml:space="preserve"> </w:t>
+      </w:r>
+      <w:proofErr w:type="spellStart"/>
+      <w:r>
+        <w:rPr>
+          <w:rFonts w:ascii="Consolas" w:hAnsi="Consolas" w:cs="Courier New"/>
+          <w:color w:val="000000"/>
+          <w:sz w:val="17"/>
+          <w:szCs w:val="17"/>
+        </w:rPr>
+        <w:t>setExpandedChapter</w:t>
+      </w:r>
+      <w:proofErr w:type="spellEnd"/>
       <w:r>
         <w:rPr>
           <w:rFonts w:ascii="Consolas" w:hAnsi="Consolas" w:cs="Courier New"/>
@@ -7731,8 +8492,19 @@
           <w:sz w:val="17"/>
           <w:szCs w:val="17"/>
         </w:rPr>
-        <w:t xml:space="preserve"> useState</w:t>
-      </w:r>
+        <w:t xml:space="preserve"> </w:t>
+      </w:r>
+      <w:proofErr w:type="spellStart"/>
+      <w:r>
+        <w:rPr>
+          <w:rFonts w:ascii="Consolas" w:hAnsi="Consolas" w:cs="Courier New"/>
+          <w:color w:val="000000"/>
+          <w:sz w:val="17"/>
+          <w:szCs w:val="17"/>
+        </w:rPr>
+        <w:t>useState</w:t>
+      </w:r>
+      <w:proofErr w:type="spellEnd"/>
       <w:r>
         <w:rPr>
           <w:rFonts w:ascii="Consolas" w:hAnsi="Consolas" w:cs="Courier New"/>
@@ -7742,6 +8514,7 @@
         </w:rPr>
         <w:t>(</w:t>
       </w:r>
+      <w:proofErr w:type="spellStart"/>
       <w:r>
         <w:rPr>
           <w:rFonts w:ascii="Consolas" w:hAnsi="Consolas" w:cs="Courier New"/>
@@ -7751,6 +8524,7 @@
         </w:rPr>
         <w:t>null</w:t>
       </w:r>
+      <w:proofErr w:type="spellEnd"/>
       <w:r>
         <w:rPr>
           <w:rFonts w:ascii="Consolas" w:hAnsi="Consolas" w:cs="Courier New"/>
@@ -7926,8 +8700,20 @@
           <w:sz w:val="17"/>
           <w:szCs w:val="17"/>
         </w:rPr>
-        <w:t xml:space="preserve">  useEffect</w:t>
-      </w:r>
+        <w:t xml:space="preserve">  </w:t>
+      </w:r>
+      <w:proofErr w:type="spellStart"/>
+      <w:proofErr w:type="gramStart"/>
+      <w:r>
+        <w:rPr>
+          <w:rFonts w:ascii="Consolas" w:hAnsi="Consolas" w:cs="Courier New"/>
+          <w:color w:val="000000"/>
+          <w:sz w:val="17"/>
+          <w:szCs w:val="17"/>
+        </w:rPr>
+        <w:t>useEffect</w:t>
+      </w:r>
+      <w:proofErr w:type="spellEnd"/>
       <w:r>
         <w:rPr>
           <w:rFonts w:ascii="Consolas" w:hAnsi="Consolas" w:cs="Courier New"/>
@@ -7935,7 +8721,17 @@
           <w:sz w:val="17"/>
           <w:szCs w:val="17"/>
         </w:rPr>
-        <w:t>(()</w:t>
+        <w:t>(</w:t>
+      </w:r>
+      <w:proofErr w:type="gramEnd"/>
+      <w:r>
+        <w:rPr>
+          <w:rFonts w:ascii="Consolas" w:hAnsi="Consolas" w:cs="Courier New"/>
+          <w:color w:val="666600"/>
+          <w:sz w:val="17"/>
+          <w:szCs w:val="17"/>
+        </w:rPr>
+        <w:t>()</w:t>
       </w:r>
       <w:r>
         <w:rPr>
@@ -8026,6 +8822,7 @@
         </w:rPr>
         <w:t xml:space="preserve">    </w:t>
       </w:r>
+      <w:proofErr w:type="spellStart"/>
       <w:r>
         <w:rPr>
           <w:rFonts w:ascii="Consolas" w:hAnsi="Consolas" w:cs="Courier New"/>
@@ -8035,6 +8832,7 @@
         </w:rPr>
         <w:t>if</w:t>
       </w:r>
+      <w:proofErr w:type="spellEnd"/>
       <w:r>
         <w:rPr>
           <w:rFonts w:ascii="Consolas" w:hAnsi="Consolas" w:cs="Courier New"/>
@@ -8053,6 +8851,7 @@
         </w:rPr>
         <w:t>(</w:t>
       </w:r>
+      <w:proofErr w:type="spellStart"/>
       <w:r>
         <w:rPr>
           <w:rFonts w:ascii="Consolas" w:hAnsi="Consolas" w:cs="Courier New"/>
@@ -8062,6 +8861,8 @@
         </w:rPr>
         <w:t>courseData</w:t>
       </w:r>
+      <w:proofErr w:type="spellEnd"/>
+      <w:proofErr w:type="gramStart"/>
       <w:r>
         <w:rPr>
           <w:rFonts w:ascii="Consolas" w:hAnsi="Consolas" w:cs="Courier New"/>
@@ -8071,6 +8872,7 @@
         </w:rPr>
         <w:t>?.</w:t>
       </w:r>
+      <w:proofErr w:type="spellStart"/>
       <w:r>
         <w:rPr>
           <w:rFonts w:ascii="Consolas" w:hAnsi="Consolas" w:cs="Courier New"/>
@@ -8080,6 +8882,7 @@
         </w:rPr>
         <w:t>chapters</w:t>
       </w:r>
+      <w:proofErr w:type="spellEnd"/>
       <w:r>
         <w:rPr>
           <w:rFonts w:ascii="Consolas" w:hAnsi="Consolas" w:cs="Courier New"/>
@@ -8089,14 +8892,26 @@
         </w:rPr>
         <w:t>?.</w:t>
       </w:r>
-      <w:r>
-        <w:rPr>
-          <w:rFonts w:ascii="Consolas" w:hAnsi="Consolas" w:cs="Courier New"/>
-          <w:color w:val="000000"/>
-          <w:sz w:val="17"/>
-          <w:szCs w:val="17"/>
-        </w:rPr>
-        <w:t xml:space="preserve">length </w:t>
+      <w:proofErr w:type="spellStart"/>
+      <w:r>
+        <w:rPr>
+          <w:rFonts w:ascii="Consolas" w:hAnsi="Consolas" w:cs="Courier New"/>
+          <w:color w:val="000000"/>
+          <w:sz w:val="17"/>
+          <w:szCs w:val="17"/>
+        </w:rPr>
+        <w:t>length</w:t>
+      </w:r>
+      <w:proofErr w:type="spellEnd"/>
+      <w:proofErr w:type="gramEnd"/>
+      <w:r>
+        <w:rPr>
+          <w:rFonts w:ascii="Consolas" w:hAnsi="Consolas" w:cs="Courier New"/>
+          <w:color w:val="000000"/>
+          <w:sz w:val="17"/>
+          <w:szCs w:val="17"/>
+        </w:rPr>
+        <w:t xml:space="preserve"> </w:t>
       </w:r>
       <w:r>
         <w:rPr>
@@ -8203,8 +9018,20 @@
           <w:sz w:val="17"/>
           <w:szCs w:val="17"/>
         </w:rPr>
-        <w:t xml:space="preserve">      setExpandedChapter</w:t>
-      </w:r>
+        <w:t xml:space="preserve">      </w:t>
+      </w:r>
+      <w:proofErr w:type="spellStart"/>
+      <w:proofErr w:type="gramStart"/>
+      <w:r>
+        <w:rPr>
+          <w:rFonts w:ascii="Consolas" w:hAnsi="Consolas" w:cs="Courier New"/>
+          <w:color w:val="000000"/>
+          <w:sz w:val="17"/>
+          <w:szCs w:val="17"/>
+        </w:rPr>
+        <w:t>setExpandedChapter</w:t>
+      </w:r>
+      <w:proofErr w:type="spellEnd"/>
       <w:r>
         <w:rPr>
           <w:rFonts w:ascii="Consolas" w:hAnsi="Consolas" w:cs="Courier New"/>
@@ -8214,6 +9041,8 @@
         </w:rPr>
         <w:t>(</w:t>
       </w:r>
+      <w:proofErr w:type="spellStart"/>
+      <w:proofErr w:type="gramEnd"/>
       <w:r>
         <w:rPr>
           <w:rFonts w:ascii="Consolas" w:hAnsi="Consolas" w:cs="Courier New"/>
@@ -8241,6 +9070,7 @@
         </w:rPr>
         <w:t>chapters</w:t>
       </w:r>
+      <w:proofErr w:type="spellEnd"/>
       <w:r>
         <w:rPr>
           <w:rFonts w:ascii="Consolas" w:hAnsi="Consolas" w:cs="Courier New"/>
@@ -8337,7 +9167,17 @@
           <w:sz w:val="17"/>
           <w:szCs w:val="17"/>
         </w:rPr>
-        <w:t xml:space="preserve">    </w:t>
+        <w:t xml:space="preserve">  </w:t>
+      </w:r>
+      <w:proofErr w:type="gramStart"/>
+      <w:r>
+        <w:rPr>
+          <w:rFonts w:ascii="Consolas" w:hAnsi="Consolas" w:cs="Courier New"/>
+          <w:color w:val="000000"/>
+          <w:sz w:val="17"/>
+          <w:szCs w:val="17"/>
+        </w:rPr>
+        <w:t xml:space="preserve">  </w:t>
       </w:r>
       <w:r>
         <w:rPr>
@@ -8348,6 +9188,7 @@
         </w:rPr>
         <w:t>}</w:t>
       </w:r>
+      <w:proofErr w:type="gramEnd"/>
     </w:p>
     <w:p>
       <w:pPr>
@@ -8392,6 +9233,7 @@
         </w:rPr>
         <w:t xml:space="preserve">14. </w:t>
       </w:r>
+      <w:proofErr w:type="gramStart"/>
       <w:r>
         <w:rPr>
           <w:rFonts w:ascii="Consolas" w:hAnsi="Consolas" w:cs="Courier New"/>
@@ -8408,7 +9250,17 @@
           <w:sz w:val="17"/>
           <w:szCs w:val="17"/>
         </w:rPr>
-        <w:t>},</w:t>
+        <w:t>}</w:t>
+      </w:r>
+      <w:proofErr w:type="gramEnd"/>
+      <w:r>
+        <w:rPr>
+          <w:rFonts w:ascii="Consolas" w:hAnsi="Consolas" w:cs="Courier New"/>
+          <w:color w:val="666600"/>
+          <w:sz w:val="17"/>
+          <w:szCs w:val="17"/>
+        </w:rPr>
+        <w:t>,</w:t>
       </w:r>
       <w:r>
         <w:rPr>
@@ -8428,6 +9280,7 @@
         </w:rPr>
         <w:t>[</w:t>
       </w:r>
+      <w:proofErr w:type="spellStart"/>
       <w:r>
         <w:rPr>
           <w:rFonts w:ascii="Consolas" w:hAnsi="Consolas" w:cs="Courier New"/>
@@ -8437,6 +9290,7 @@
         </w:rPr>
         <w:t>courseData</w:t>
       </w:r>
+      <w:proofErr w:type="spellEnd"/>
       <w:r>
         <w:rPr>
           <w:rFonts w:ascii="Consolas" w:hAnsi="Consolas" w:cs="Courier New"/>
@@ -8552,6 +9406,7 @@
         </w:rPr>
         <w:t xml:space="preserve">  </w:t>
       </w:r>
+      <w:proofErr w:type="spellStart"/>
       <w:r>
         <w:rPr>
           <w:rFonts w:ascii="Consolas" w:hAnsi="Consolas" w:cs="Courier New"/>
@@ -8561,6 +9416,7 @@
         </w:rPr>
         <w:t>if</w:t>
       </w:r>
+      <w:proofErr w:type="spellEnd"/>
       <w:r>
         <w:rPr>
           <w:rFonts w:ascii="Consolas" w:hAnsi="Consolas" w:cs="Courier New"/>
@@ -8579,14 +9435,25 @@
         </w:rPr>
         <w:t>(</w:t>
       </w:r>
-      <w:r>
-        <w:rPr>
-          <w:rFonts w:ascii="Consolas" w:hAnsi="Consolas" w:cs="Courier New"/>
-          <w:color w:val="000000"/>
-          <w:sz w:val="17"/>
-          <w:szCs w:val="17"/>
-        </w:rPr>
-        <w:t xml:space="preserve">loading </w:t>
+      <w:proofErr w:type="spellStart"/>
+      <w:r>
+        <w:rPr>
+          <w:rFonts w:ascii="Consolas" w:hAnsi="Consolas" w:cs="Courier New"/>
+          <w:color w:val="000000"/>
+          <w:sz w:val="17"/>
+          <w:szCs w:val="17"/>
+        </w:rPr>
+        <w:t>loading</w:t>
+      </w:r>
+      <w:proofErr w:type="spellEnd"/>
+      <w:r>
+        <w:rPr>
+          <w:rFonts w:ascii="Consolas" w:hAnsi="Consolas" w:cs="Courier New"/>
+          <w:color w:val="000000"/>
+          <w:sz w:val="17"/>
+          <w:szCs w:val="17"/>
+        </w:rPr>
+        <w:t xml:space="preserve"> </w:t>
       </w:r>
       <w:r>
         <w:rPr>
@@ -8595,7 +9462,17 @@
           <w:sz w:val="17"/>
           <w:szCs w:val="17"/>
         </w:rPr>
-        <w:t>||</w:t>
+        <w:t>|</w:t>
+      </w:r>
+      <w:proofErr w:type="gramStart"/>
+      <w:r>
+        <w:rPr>
+          <w:rFonts w:ascii="Consolas" w:hAnsi="Consolas" w:cs="Courier New"/>
+          <w:color w:val="666600"/>
+          <w:sz w:val="17"/>
+          <w:szCs w:val="17"/>
+        </w:rPr>
+        <w:t>|</w:t>
       </w:r>
       <w:r>
         <w:rPr>
@@ -8615,6 +9492,7 @@
         </w:rPr>
         <w:t>!</w:t>
       </w:r>
+      <w:proofErr w:type="spellStart"/>
       <w:r>
         <w:rPr>
           <w:rFonts w:ascii="Consolas" w:hAnsi="Consolas" w:cs="Courier New"/>
@@ -8624,6 +9502,8 @@
         </w:rPr>
         <w:t>courseData</w:t>
       </w:r>
+      <w:proofErr w:type="spellEnd"/>
+      <w:proofErr w:type="gramEnd"/>
       <w:r>
         <w:rPr>
           <w:rFonts w:ascii="Consolas" w:hAnsi="Consolas" w:cs="Courier New"/>
@@ -8669,6 +9549,7 @@
         </w:rPr>
         <w:t>&lt;</w:t>
       </w:r>
+      <w:proofErr w:type="spellStart"/>
       <w:r>
         <w:rPr>
           <w:rFonts w:ascii="Consolas" w:hAnsi="Consolas" w:cs="Courier New"/>
@@ -8678,6 +9559,7 @@
         </w:rPr>
         <w:t>LoadingSpinner</w:t>
       </w:r>
+      <w:proofErr w:type="spellEnd"/>
       <w:r>
         <w:rPr>
           <w:rFonts w:ascii="Consolas" w:hAnsi="Consolas" w:cs="Courier New"/>
@@ -8880,7 +9762,17 @@
           <w:sz w:val="17"/>
           <w:szCs w:val="17"/>
         </w:rPr>
-        <w:t xml:space="preserve">    </w:t>
+        <w:t xml:space="preserve"> </w:t>
+      </w:r>
+      <w:proofErr w:type="gramStart"/>
+      <w:r>
+        <w:rPr>
+          <w:rFonts w:ascii="Consolas" w:hAnsi="Consolas" w:cs="Courier New"/>
+          <w:color w:val="000000"/>
+          <w:sz w:val="17"/>
+          <w:szCs w:val="17"/>
+        </w:rPr>
+        <w:t xml:space="preserve">   </w:t>
       </w:r>
       <w:r>
         <w:rPr>
@@ -8889,7 +9781,17 @@
           <w:sz w:val="17"/>
           <w:szCs w:val="17"/>
         </w:rPr>
-        <w:t>&lt;div&gt;</w:t>
+        <w:t>&lt;</w:t>
+      </w:r>
+      <w:proofErr w:type="gramEnd"/>
+      <w:r>
+        <w:rPr>
+          <w:rFonts w:ascii="Consolas" w:hAnsi="Consolas" w:cs="Courier New"/>
+          <w:color w:val="008800"/>
+          <w:sz w:val="17"/>
+          <w:szCs w:val="17"/>
+        </w:rPr>
+        <w:t>div&gt;</w:t>
       </w:r>
     </w:p>
     <w:p>
@@ -8942,7 +9844,17 @@
           <w:sz w:val="17"/>
           <w:szCs w:val="17"/>
         </w:rPr>
-        <w:t xml:space="preserve">      </w:t>
+        <w:t xml:space="preserve">   </w:t>
+      </w:r>
+      <w:proofErr w:type="gramStart"/>
+      <w:r>
+        <w:rPr>
+          <w:rFonts w:ascii="Consolas" w:hAnsi="Consolas" w:cs="Courier New"/>
+          <w:color w:val="000000"/>
+          <w:sz w:val="17"/>
+          <w:szCs w:val="17"/>
+        </w:rPr>
+        <w:t xml:space="preserve">   </w:t>
       </w:r>
       <w:r>
         <w:rPr>
@@ -8953,6 +9865,7 @@
         </w:rPr>
         <w:t>{</w:t>
       </w:r>
+      <w:proofErr w:type="gramEnd"/>
       <w:r>
         <w:rPr>
           <w:rFonts w:ascii="Consolas" w:hAnsi="Consolas" w:cs="Courier New"/>
@@ -9022,7 +9935,17 @@
           <w:sz w:val="17"/>
           <w:szCs w:val="17"/>
         </w:rPr>
-        <w:t xml:space="preserve">      </w:t>
+        <w:t xml:space="preserve">   </w:t>
+      </w:r>
+      <w:proofErr w:type="gramStart"/>
+      <w:r>
+        <w:rPr>
+          <w:rFonts w:ascii="Consolas" w:hAnsi="Consolas" w:cs="Courier New"/>
+          <w:color w:val="000000"/>
+          <w:sz w:val="17"/>
+          <w:szCs w:val="17"/>
+        </w:rPr>
+        <w:t xml:space="preserve">   </w:t>
       </w:r>
       <w:r>
         <w:rPr>
@@ -9033,6 +9956,8 @@
         </w:rPr>
         <w:t>{</w:t>
       </w:r>
+      <w:proofErr w:type="spellStart"/>
+      <w:proofErr w:type="gramEnd"/>
       <w:r>
         <w:rPr>
           <w:rFonts w:ascii="Consolas" w:hAnsi="Consolas" w:cs="Courier New"/>
@@ -9078,6 +10003,7 @@
         </w:rPr>
         <w:t>map</w:t>
       </w:r>
+      <w:proofErr w:type="spellEnd"/>
       <w:r>
         <w:rPr>
           <w:rFonts w:ascii="Consolas" w:hAnsi="Consolas" w:cs="Courier New"/>
@@ -9087,6 +10013,7 @@
         </w:rPr>
         <w:t>((</w:t>
       </w:r>
+      <w:proofErr w:type="spellStart"/>
       <w:r>
         <w:rPr>
           <w:rFonts w:ascii="Consolas" w:hAnsi="Consolas" w:cs="Courier New"/>
@@ -9096,6 +10023,7 @@
         </w:rPr>
         <w:t>chapter</w:t>
       </w:r>
+      <w:proofErr w:type="spellEnd"/>
       <w:r>
         <w:rPr>
           <w:rFonts w:ascii="Consolas" w:hAnsi="Consolas" w:cs="Courier New"/>
@@ -9192,7 +10120,17 @@
           <w:sz w:val="17"/>
           <w:szCs w:val="17"/>
         </w:rPr>
-        <w:t xml:space="preserve">        </w:t>
+        <w:t xml:space="preserve">     </w:t>
+      </w:r>
+      <w:proofErr w:type="gramStart"/>
+      <w:r>
+        <w:rPr>
+          <w:rFonts w:ascii="Consolas" w:hAnsi="Consolas" w:cs="Courier New"/>
+          <w:color w:val="000000"/>
+          <w:sz w:val="17"/>
+          <w:szCs w:val="17"/>
+        </w:rPr>
+        <w:t xml:space="preserve">   </w:t>
       </w:r>
       <w:r>
         <w:rPr>
@@ -9203,15 +10141,27 @@
         </w:rPr>
         <w:t>&lt;</w:t>
       </w:r>
-      <w:r>
-        <w:rPr>
-          <w:rFonts w:ascii="Consolas" w:hAnsi="Consolas" w:cs="Courier New"/>
-          <w:color w:val="000000"/>
-          <w:sz w:val="17"/>
-          <w:szCs w:val="17"/>
-        </w:rPr>
-        <w:t>div key</w:t>
-      </w:r>
+      <w:proofErr w:type="gramEnd"/>
+      <w:r>
+        <w:rPr>
+          <w:rFonts w:ascii="Consolas" w:hAnsi="Consolas" w:cs="Courier New"/>
+          <w:color w:val="000000"/>
+          <w:sz w:val="17"/>
+          <w:szCs w:val="17"/>
+        </w:rPr>
+        <w:t xml:space="preserve">div </w:t>
+      </w:r>
+      <w:proofErr w:type="spellStart"/>
+      <w:r>
+        <w:rPr>
+          <w:rFonts w:ascii="Consolas" w:hAnsi="Consolas" w:cs="Courier New"/>
+          <w:color w:val="000000"/>
+          <w:sz w:val="17"/>
+          <w:szCs w:val="17"/>
+        </w:rPr>
+        <w:t>key</w:t>
+      </w:r>
+      <w:proofErr w:type="spellEnd"/>
       <w:r>
         <w:rPr>
           <w:rFonts w:ascii="Consolas" w:hAnsi="Consolas" w:cs="Courier New"/>
@@ -9309,7 +10259,17 @@
           <w:sz w:val="17"/>
           <w:szCs w:val="17"/>
         </w:rPr>
-        <w:t xml:space="preserve">          </w:t>
+        <w:t xml:space="preserve">       </w:t>
+      </w:r>
+      <w:proofErr w:type="gramStart"/>
+      <w:r>
+        <w:rPr>
+          <w:rFonts w:ascii="Consolas" w:hAnsi="Consolas" w:cs="Courier New"/>
+          <w:color w:val="000000"/>
+          <w:sz w:val="17"/>
+          <w:szCs w:val="17"/>
+        </w:rPr>
+        <w:t xml:space="preserve">   </w:t>
       </w:r>
       <w:r>
         <w:rPr>
@@ -9320,6 +10280,7 @@
         </w:rPr>
         <w:t>{</w:t>
       </w:r>
+      <w:proofErr w:type="gramEnd"/>
       <w:r>
         <w:rPr>
           <w:rFonts w:ascii="Consolas" w:hAnsi="Consolas" w:cs="Courier New"/>
@@ -9389,7 +10350,17 @@
           <w:sz w:val="17"/>
           <w:szCs w:val="17"/>
         </w:rPr>
-        <w:t xml:space="preserve">          </w:t>
+        <w:t xml:space="preserve">       </w:t>
+      </w:r>
+      <w:proofErr w:type="gramStart"/>
+      <w:r>
+        <w:rPr>
+          <w:rFonts w:ascii="Consolas" w:hAnsi="Consolas" w:cs="Courier New"/>
+          <w:color w:val="000000"/>
+          <w:sz w:val="17"/>
+          <w:szCs w:val="17"/>
+        </w:rPr>
+        <w:t xml:space="preserve">   </w:t>
       </w:r>
       <w:r>
         <w:rPr>
@@ -9400,15 +10371,39 @@
         </w:rPr>
         <w:t>&lt;</w:t>
       </w:r>
-      <w:r>
-        <w:rPr>
-          <w:rFonts w:ascii="Consolas" w:hAnsi="Consolas" w:cs="Courier New"/>
-          <w:color w:val="000000"/>
-          <w:sz w:val="17"/>
-          <w:szCs w:val="17"/>
-        </w:rPr>
-        <w:t>button onClick</w:t>
-      </w:r>
+      <w:proofErr w:type="spellStart"/>
+      <w:proofErr w:type="gramEnd"/>
+      <w:r>
+        <w:rPr>
+          <w:rFonts w:ascii="Consolas" w:hAnsi="Consolas" w:cs="Courier New"/>
+          <w:color w:val="000000"/>
+          <w:sz w:val="17"/>
+          <w:szCs w:val="17"/>
+        </w:rPr>
+        <w:t>button</w:t>
+      </w:r>
+      <w:proofErr w:type="spellEnd"/>
+      <w:r>
+        <w:rPr>
+          <w:rFonts w:ascii="Consolas" w:hAnsi="Consolas" w:cs="Courier New"/>
+          <w:color w:val="000000"/>
+          <w:sz w:val="17"/>
+          <w:szCs w:val="17"/>
+        </w:rPr>
+        <w:t xml:space="preserve"> </w:t>
+      </w:r>
+      <w:proofErr w:type="spellStart"/>
+      <w:r>
+        <w:rPr>
+          <w:rFonts w:ascii="Consolas" w:hAnsi="Consolas" w:cs="Courier New"/>
+          <w:color w:val="000000"/>
+          <w:sz w:val="17"/>
+          <w:szCs w:val="17"/>
+        </w:rPr>
+        <w:t>onClick</w:t>
+      </w:r>
+      <w:proofErr w:type="spellEnd"/>
+      <w:proofErr w:type="gramStart"/>
       <w:r>
         <w:rPr>
           <w:rFonts w:ascii="Consolas" w:hAnsi="Consolas" w:cs="Courier New"/>
@@ -9416,7 +10411,17 @@
           <w:sz w:val="17"/>
           <w:szCs w:val="17"/>
         </w:rPr>
-        <w:t>={()</w:t>
+        <w:t>={</w:t>
+      </w:r>
+      <w:proofErr w:type="gramEnd"/>
+      <w:r>
+        <w:rPr>
+          <w:rFonts w:ascii="Consolas" w:hAnsi="Consolas" w:cs="Courier New"/>
+          <w:color w:val="666600"/>
+          <w:sz w:val="17"/>
+          <w:szCs w:val="17"/>
+        </w:rPr>
+        <w:t>()</w:t>
       </w:r>
       <w:r>
         <w:rPr>
@@ -9443,8 +10448,20 @@
           <w:sz w:val="17"/>
           <w:szCs w:val="17"/>
         </w:rPr>
-        <w:t xml:space="preserve"> setExpandedChapter</w:t>
-      </w:r>
+        <w:t xml:space="preserve"> </w:t>
+      </w:r>
+      <w:proofErr w:type="spellStart"/>
+      <w:proofErr w:type="gramStart"/>
+      <w:r>
+        <w:rPr>
+          <w:rFonts w:ascii="Consolas" w:hAnsi="Consolas" w:cs="Courier New"/>
+          <w:color w:val="000000"/>
+          <w:sz w:val="17"/>
+          <w:szCs w:val="17"/>
+        </w:rPr>
+        <w:t>setExpandedChapter</w:t>
+      </w:r>
+      <w:proofErr w:type="spellEnd"/>
       <w:r>
         <w:rPr>
           <w:rFonts w:ascii="Consolas" w:hAnsi="Consolas" w:cs="Courier New"/>
@@ -9454,6 +10471,7 @@
         </w:rPr>
         <w:t>(</w:t>
       </w:r>
+      <w:proofErr w:type="gramEnd"/>
     </w:p>
     <w:p>
       <w:pPr>
@@ -9505,7 +10523,27 @@
           <w:sz w:val="17"/>
           <w:szCs w:val="17"/>
         </w:rPr>
-        <w:t xml:space="preserve">            expandedChapter </w:t>
+        <w:t xml:space="preserve">            </w:t>
+      </w:r>
+      <w:proofErr w:type="spellStart"/>
+      <w:r>
+        <w:rPr>
+          <w:rFonts w:ascii="Consolas" w:hAnsi="Consolas" w:cs="Courier New"/>
+          <w:color w:val="000000"/>
+          <w:sz w:val="17"/>
+          <w:szCs w:val="17"/>
+        </w:rPr>
+        <w:t>expandedChapter</w:t>
+      </w:r>
+      <w:proofErr w:type="spellEnd"/>
+      <w:r>
+        <w:rPr>
+          <w:rFonts w:ascii="Consolas" w:hAnsi="Consolas" w:cs="Courier New"/>
+          <w:color w:val="000000"/>
+          <w:sz w:val="17"/>
+          <w:szCs w:val="17"/>
+        </w:rPr>
+        <w:t xml:space="preserve"> </w:t>
       </w:r>
       <w:r>
         <w:rPr>
@@ -9523,7 +10561,17 @@
           <w:sz w:val="17"/>
           <w:szCs w:val="17"/>
         </w:rPr>
-        <w:t xml:space="preserve"> chapter</w:t>
+        <w:t xml:space="preserve"> </w:t>
+      </w:r>
+      <w:proofErr w:type="gramStart"/>
+      <w:r>
+        <w:rPr>
+          <w:rFonts w:ascii="Consolas" w:hAnsi="Consolas" w:cs="Courier New"/>
+          <w:color w:val="000000"/>
+          <w:sz w:val="17"/>
+          <w:szCs w:val="17"/>
+        </w:rPr>
+        <w:t>chapter</w:t>
       </w:r>
       <w:r>
         <w:rPr>
@@ -9552,6 +10600,7 @@
         </w:rPr>
         <w:t>?</w:t>
       </w:r>
+      <w:proofErr w:type="gramEnd"/>
       <w:r>
         <w:rPr>
           <w:rFonts w:ascii="Consolas" w:hAnsi="Consolas" w:cs="Courier New"/>
@@ -9561,6 +10610,8 @@
         </w:rPr>
         <w:t xml:space="preserve"> </w:t>
       </w:r>
+      <w:proofErr w:type="spellStart"/>
+      <w:proofErr w:type="gramStart"/>
       <w:r>
         <w:rPr>
           <w:rFonts w:ascii="Consolas" w:hAnsi="Consolas" w:cs="Courier New"/>
@@ -9570,6 +10621,7 @@
         </w:rPr>
         <w:t>null</w:t>
       </w:r>
+      <w:proofErr w:type="spellEnd"/>
       <w:r>
         <w:rPr>
           <w:rFonts w:ascii="Consolas" w:hAnsi="Consolas" w:cs="Courier New"/>
@@ -9588,6 +10640,7 @@
         </w:rPr>
         <w:t>:</w:t>
       </w:r>
+      <w:proofErr w:type="gramEnd"/>
       <w:r>
         <w:rPr>
           <w:rFonts w:ascii="Consolas" w:hAnsi="Consolas" w:cs="Courier New"/>
@@ -9666,7 +10719,17 @@
           <w:sz w:val="17"/>
           <w:szCs w:val="17"/>
         </w:rPr>
-        <w:t xml:space="preserve">          </w:t>
+        <w:t xml:space="preserve">        </w:t>
+      </w:r>
+      <w:proofErr w:type="gramStart"/>
+      <w:r>
+        <w:rPr>
+          <w:rFonts w:ascii="Consolas" w:hAnsi="Consolas" w:cs="Courier New"/>
+          <w:color w:val="000000"/>
+          <w:sz w:val="17"/>
+          <w:szCs w:val="17"/>
+        </w:rPr>
+        <w:t xml:space="preserve">  </w:t>
       </w:r>
       <w:r>
         <w:rPr>
@@ -9675,7 +10738,17 @@
           <w:sz w:val="17"/>
           <w:szCs w:val="17"/>
         </w:rPr>
-        <w:t>)}&gt;</w:t>
+        <w:t>)</w:t>
+      </w:r>
+      <w:proofErr w:type="gramEnd"/>
+      <w:r>
+        <w:rPr>
+          <w:rFonts w:ascii="Consolas" w:hAnsi="Consolas" w:cs="Courier New"/>
+          <w:color w:val="666600"/>
+          <w:sz w:val="17"/>
+          <w:szCs w:val="17"/>
+        </w:rPr>
+        <w:t>}&gt;</w:t>
       </w:r>
     </w:p>
     <w:p>
@@ -9728,7 +10801,17 @@
           <w:sz w:val="17"/>
           <w:szCs w:val="17"/>
         </w:rPr>
-        <w:t xml:space="preserve">             </w:t>
+        <w:t xml:space="preserve">          </w:t>
+      </w:r>
+      <w:proofErr w:type="gramStart"/>
+      <w:r>
+        <w:rPr>
+          <w:rFonts w:ascii="Consolas" w:hAnsi="Consolas" w:cs="Courier New"/>
+          <w:color w:val="000000"/>
+          <w:sz w:val="17"/>
+          <w:szCs w:val="17"/>
+        </w:rPr>
+        <w:t xml:space="preserve">   </w:t>
       </w:r>
       <w:r>
         <w:rPr>
@@ -9737,7 +10820,27 @@
           <w:sz w:val="17"/>
           <w:szCs w:val="17"/>
         </w:rPr>
-        <w:t>&lt;h3&gt;</w:t>
+        <w:t>&lt;</w:t>
+      </w:r>
+      <w:proofErr w:type="gramEnd"/>
+      <w:r>
+        <w:rPr>
+          <w:rFonts w:ascii="Consolas" w:hAnsi="Consolas" w:cs="Courier New"/>
+          <w:color w:val="008800"/>
+          <w:sz w:val="17"/>
+          <w:szCs w:val="17"/>
+        </w:rPr>
+        <w:t>h</w:t>
+      </w:r>
+      <w:proofErr w:type="gramStart"/>
+      <w:r>
+        <w:rPr>
+          <w:rFonts w:ascii="Consolas" w:hAnsi="Consolas" w:cs="Courier New"/>
+          <w:color w:val="008800"/>
+          <w:sz w:val="17"/>
+          <w:szCs w:val="17"/>
+        </w:rPr>
+        <w:t>3&gt;</w:t>
       </w:r>
       <w:r>
         <w:rPr>
@@ -9748,6 +10851,7 @@
         </w:rPr>
         <w:t>{</w:t>
       </w:r>
+      <w:proofErr w:type="spellStart"/>
       <w:r>
         <w:rPr>
           <w:rFonts w:ascii="Consolas" w:hAnsi="Consolas" w:cs="Courier New"/>
@@ -9775,6 +10879,8 @@
         </w:rPr>
         <w:t>title</w:t>
       </w:r>
+      <w:proofErr w:type="spellEnd"/>
+      <w:proofErr w:type="gramEnd"/>
       <w:r>
         <w:rPr>
           <w:rFonts w:ascii="Consolas" w:hAnsi="Consolas" w:cs="Courier New"/>
@@ -9802,6 +10908,8 @@
         </w:rPr>
         <w:t>({</w:t>
       </w:r>
+      <w:proofErr w:type="spellStart"/>
+      <w:proofErr w:type="gramStart"/>
       <w:r>
         <w:rPr>
           <w:rFonts w:ascii="Consolas" w:hAnsi="Consolas" w:cs="Courier New"/>
@@ -9829,6 +10937,7 @@
         </w:rPr>
         <w:t>lessons</w:t>
       </w:r>
+      <w:proofErr w:type="gramEnd"/>
       <w:r>
         <w:rPr>
           <w:rFonts w:ascii="Consolas" w:hAnsi="Consolas" w:cs="Courier New"/>
@@ -9847,6 +10956,7 @@
         </w:rPr>
         <w:t>length</w:t>
       </w:r>
+      <w:proofErr w:type="spellEnd"/>
       <w:r>
         <w:rPr>
           <w:rFonts w:ascii="Consolas" w:hAnsi="Consolas" w:cs="Courier New"/>
@@ -9863,7 +10973,17 @@
           <w:sz w:val="17"/>
           <w:szCs w:val="17"/>
         </w:rPr>
-        <w:t xml:space="preserve"> lekc</w:t>
+        <w:t xml:space="preserve"> </w:t>
+      </w:r>
+      <w:proofErr w:type="gramStart"/>
+      <w:r>
+        <w:rPr>
+          <w:rFonts w:ascii="Consolas" w:hAnsi="Consolas" w:cs="Courier New"/>
+          <w:color w:val="000000"/>
+          <w:sz w:val="17"/>
+          <w:szCs w:val="17"/>
+        </w:rPr>
+        <w:t>lekc</w:t>
       </w:r>
       <w:r>
         <w:rPr>
@@ -9872,7 +10992,17 @@
           <w:sz w:val="17"/>
           <w:szCs w:val="17"/>
         </w:rPr>
-        <w:t>í)&lt;/</w:t>
+        <w:t>í)&lt;</w:t>
+      </w:r>
+      <w:proofErr w:type="gramEnd"/>
+      <w:r>
+        <w:rPr>
+          <w:rFonts w:ascii="Consolas" w:hAnsi="Consolas" w:cs="Courier New"/>
+          <w:color w:val="666600"/>
+          <w:sz w:val="17"/>
+          <w:szCs w:val="17"/>
+        </w:rPr>
+        <w:t>/</w:t>
       </w:r>
       <w:r>
         <w:rPr>
@@ -9943,7 +11073,17 @@
           <w:sz w:val="17"/>
           <w:szCs w:val="17"/>
         </w:rPr>
-        <w:t xml:space="preserve">          </w:t>
+        <w:t xml:space="preserve">       </w:t>
+      </w:r>
+      <w:proofErr w:type="gramStart"/>
+      <w:r>
+        <w:rPr>
+          <w:rFonts w:ascii="Consolas" w:hAnsi="Consolas" w:cs="Courier New"/>
+          <w:color w:val="000000"/>
+          <w:sz w:val="17"/>
+          <w:szCs w:val="17"/>
+        </w:rPr>
+        <w:t xml:space="preserve">   </w:t>
       </w:r>
       <w:r>
         <w:rPr>
@@ -9952,8 +11092,19 @@
           <w:sz w:val="17"/>
           <w:szCs w:val="17"/>
         </w:rPr>
-        <w:t>&lt;/</w:t>
-      </w:r>
+        <w:t>&lt;</w:t>
+      </w:r>
+      <w:proofErr w:type="gramEnd"/>
+      <w:r>
+        <w:rPr>
+          <w:rFonts w:ascii="Consolas" w:hAnsi="Consolas" w:cs="Courier New"/>
+          <w:color w:val="666600"/>
+          <w:sz w:val="17"/>
+          <w:szCs w:val="17"/>
+        </w:rPr>
+        <w:t>/</w:t>
+      </w:r>
+      <w:proofErr w:type="spellStart"/>
       <w:r>
         <w:rPr>
           <w:rFonts w:ascii="Consolas" w:hAnsi="Consolas" w:cs="Courier New"/>
@@ -9963,6 +11114,7 @@
         </w:rPr>
         <w:t>button</w:t>
       </w:r>
+      <w:proofErr w:type="spellEnd"/>
       <w:r>
         <w:rPr>
           <w:rFonts w:ascii="Consolas" w:hAnsi="Consolas" w:cs="Courier New"/>
@@ -10076,7 +11228,17 @@
           <w:sz w:val="17"/>
           <w:szCs w:val="17"/>
         </w:rPr>
-        <w:t xml:space="preserve">          </w:t>
+        <w:t xml:space="preserve">       </w:t>
+      </w:r>
+      <w:proofErr w:type="gramStart"/>
+      <w:r>
+        <w:rPr>
+          <w:rFonts w:ascii="Consolas" w:hAnsi="Consolas" w:cs="Courier New"/>
+          <w:color w:val="000000"/>
+          <w:sz w:val="17"/>
+          <w:szCs w:val="17"/>
+        </w:rPr>
+        <w:t xml:space="preserve">   </w:t>
       </w:r>
       <w:r>
         <w:rPr>
@@ -10087,6 +11249,7 @@
         </w:rPr>
         <w:t>{</w:t>
       </w:r>
+      <w:proofErr w:type="gramEnd"/>
       <w:r>
         <w:rPr>
           <w:rFonts w:ascii="Consolas" w:hAnsi="Consolas" w:cs="Courier New"/>
@@ -10156,7 +11319,17 @@
           <w:sz w:val="17"/>
           <w:szCs w:val="17"/>
         </w:rPr>
-        <w:t xml:space="preserve">          </w:t>
+        <w:t xml:space="preserve">       </w:t>
+      </w:r>
+      <w:proofErr w:type="gramStart"/>
+      <w:r>
+        <w:rPr>
+          <w:rFonts w:ascii="Consolas" w:hAnsi="Consolas" w:cs="Courier New"/>
+          <w:color w:val="000000"/>
+          <w:sz w:val="17"/>
+          <w:szCs w:val="17"/>
+        </w:rPr>
+        <w:t xml:space="preserve">   </w:t>
       </w:r>
       <w:r>
         <w:rPr>
@@ -10167,14 +11340,26 @@
         </w:rPr>
         <w:t>{</w:t>
       </w:r>
-      <w:r>
-        <w:rPr>
-          <w:rFonts w:ascii="Consolas" w:hAnsi="Consolas" w:cs="Courier New"/>
-          <w:color w:val="000000"/>
-          <w:sz w:val="17"/>
-          <w:szCs w:val="17"/>
-        </w:rPr>
-        <w:t xml:space="preserve">expandedChapter </w:t>
+      <w:proofErr w:type="spellStart"/>
+      <w:proofErr w:type="gramEnd"/>
+      <w:r>
+        <w:rPr>
+          <w:rFonts w:ascii="Consolas" w:hAnsi="Consolas" w:cs="Courier New"/>
+          <w:color w:val="000000"/>
+          <w:sz w:val="17"/>
+          <w:szCs w:val="17"/>
+        </w:rPr>
+        <w:t>expandedChapter</w:t>
+      </w:r>
+      <w:proofErr w:type="spellEnd"/>
+      <w:r>
+        <w:rPr>
+          <w:rFonts w:ascii="Consolas" w:hAnsi="Consolas" w:cs="Courier New"/>
+          <w:color w:val="000000"/>
+          <w:sz w:val="17"/>
+          <w:szCs w:val="17"/>
+        </w:rPr>
+        <w:t xml:space="preserve"> </w:t>
       </w:r>
       <w:r>
         <w:rPr>
@@ -10290,7 +11475,17 @@
           <w:sz w:val="17"/>
           <w:szCs w:val="17"/>
         </w:rPr>
-        <w:t xml:space="preserve">            </w:t>
+        <w:t xml:space="preserve">         </w:t>
+      </w:r>
+      <w:proofErr w:type="gramStart"/>
+      <w:r>
+        <w:rPr>
+          <w:rFonts w:ascii="Consolas" w:hAnsi="Consolas" w:cs="Courier New"/>
+          <w:color w:val="000000"/>
+          <w:sz w:val="17"/>
+          <w:szCs w:val="17"/>
+        </w:rPr>
+        <w:t xml:space="preserve">   </w:t>
       </w:r>
       <w:r>
         <w:rPr>
@@ -10299,7 +11494,17 @@
           <w:sz w:val="17"/>
           <w:szCs w:val="17"/>
         </w:rPr>
-        <w:t>&lt;div&gt;</w:t>
+        <w:t>&lt;</w:t>
+      </w:r>
+      <w:proofErr w:type="gramEnd"/>
+      <w:r>
+        <w:rPr>
+          <w:rFonts w:ascii="Consolas" w:hAnsi="Consolas" w:cs="Courier New"/>
+          <w:color w:val="008800"/>
+          <w:sz w:val="17"/>
+          <w:szCs w:val="17"/>
+        </w:rPr>
+        <w:t>div&gt;</w:t>
       </w:r>
     </w:p>
     <w:p>
@@ -10352,7 +11557,17 @@
           <w:sz w:val="17"/>
           <w:szCs w:val="17"/>
         </w:rPr>
-        <w:t xml:space="preserve">              </w:t>
+        <w:t xml:space="preserve">           </w:t>
+      </w:r>
+      <w:proofErr w:type="gramStart"/>
+      <w:r>
+        <w:rPr>
+          <w:rFonts w:ascii="Consolas" w:hAnsi="Consolas" w:cs="Courier New"/>
+          <w:color w:val="000000"/>
+          <w:sz w:val="17"/>
+          <w:szCs w:val="17"/>
+        </w:rPr>
+        <w:t xml:space="preserve">   </w:t>
       </w:r>
       <w:r>
         <w:rPr>
@@ -10363,6 +11578,8 @@
         </w:rPr>
         <w:t>{</w:t>
       </w:r>
+      <w:proofErr w:type="spellStart"/>
+      <w:proofErr w:type="gramEnd"/>
       <w:r>
         <w:rPr>
           <w:rFonts w:ascii="Consolas" w:hAnsi="Consolas" w:cs="Courier New"/>
@@ -10408,6 +11625,7 @@
         </w:rPr>
         <w:t>map</w:t>
       </w:r>
+      <w:proofErr w:type="spellEnd"/>
       <w:r>
         <w:rPr>
           <w:rFonts w:ascii="Consolas" w:hAnsi="Consolas" w:cs="Courier New"/>
@@ -10417,6 +11635,7 @@
         </w:rPr>
         <w:t>((</w:t>
       </w:r>
+      <w:proofErr w:type="spellStart"/>
       <w:r>
         <w:rPr>
           <w:rFonts w:ascii="Consolas" w:hAnsi="Consolas" w:cs="Courier New"/>
@@ -10426,6 +11645,7 @@
         </w:rPr>
         <w:t>lesson</w:t>
       </w:r>
+      <w:proofErr w:type="spellEnd"/>
       <w:r>
         <w:rPr>
           <w:rFonts w:ascii="Consolas" w:hAnsi="Consolas" w:cs="Courier New"/>
@@ -10522,7 +11742,17 @@
           <w:sz w:val="17"/>
           <w:szCs w:val="17"/>
         </w:rPr>
-        <w:t xml:space="preserve">                </w:t>
+        <w:t xml:space="preserve">             </w:t>
+      </w:r>
+      <w:proofErr w:type="gramStart"/>
+      <w:r>
+        <w:rPr>
+          <w:rFonts w:ascii="Consolas" w:hAnsi="Consolas" w:cs="Courier New"/>
+          <w:color w:val="000000"/>
+          <w:sz w:val="17"/>
+          <w:szCs w:val="17"/>
+        </w:rPr>
+        <w:t xml:space="preserve">   </w:t>
       </w:r>
       <w:r>
         <w:rPr>
@@ -10533,15 +11763,27 @@
         </w:rPr>
         <w:t>&lt;</w:t>
       </w:r>
-      <w:r>
-        <w:rPr>
-          <w:rFonts w:ascii="Consolas" w:hAnsi="Consolas" w:cs="Courier New"/>
-          <w:color w:val="000000"/>
-          <w:sz w:val="17"/>
-          <w:szCs w:val="17"/>
-        </w:rPr>
-        <w:t>div key</w:t>
-      </w:r>
+      <w:proofErr w:type="gramEnd"/>
+      <w:r>
+        <w:rPr>
+          <w:rFonts w:ascii="Consolas" w:hAnsi="Consolas" w:cs="Courier New"/>
+          <w:color w:val="000000"/>
+          <w:sz w:val="17"/>
+          <w:szCs w:val="17"/>
+        </w:rPr>
+        <w:t xml:space="preserve">div </w:t>
+      </w:r>
+      <w:proofErr w:type="spellStart"/>
+      <w:r>
+        <w:rPr>
+          <w:rFonts w:ascii="Consolas" w:hAnsi="Consolas" w:cs="Courier New"/>
+          <w:color w:val="000000"/>
+          <w:sz w:val="17"/>
+          <w:szCs w:val="17"/>
+        </w:rPr>
+        <w:t>key</w:t>
+      </w:r>
+      <w:proofErr w:type="spellEnd"/>
       <w:r>
         <w:rPr>
           <w:rFonts w:ascii="Consolas" w:hAnsi="Consolas" w:cs="Courier New"/>
@@ -10594,8 +11836,19 @@
           <w:sz w:val="17"/>
           <w:szCs w:val="17"/>
         </w:rPr>
-        <w:t xml:space="preserve"> className</w:t>
-      </w:r>
+        <w:t xml:space="preserve"> </w:t>
+      </w:r>
+      <w:proofErr w:type="spellStart"/>
+      <w:r>
+        <w:rPr>
+          <w:rFonts w:ascii="Consolas" w:hAnsi="Consolas" w:cs="Courier New"/>
+          <w:color w:val="000000"/>
+          <w:sz w:val="17"/>
+          <w:szCs w:val="17"/>
+        </w:rPr>
+        <w:t>className</w:t>
+      </w:r>
+      <w:proofErr w:type="spellEnd"/>
       <w:r>
         <w:rPr>
           <w:rFonts w:ascii="Consolas" w:hAnsi="Consolas" w:cs="Courier New"/>
@@ -10612,7 +11865,27 @@
           <w:sz w:val="17"/>
           <w:szCs w:val="17"/>
         </w:rPr>
-        <w:t>"lesson-row"</w:t>
+        <w:t>"</w:t>
+      </w:r>
+      <w:proofErr w:type="spellStart"/>
+      <w:r>
+        <w:rPr>
+          <w:rFonts w:ascii="Consolas" w:hAnsi="Consolas" w:cs="Courier New"/>
+          <w:color w:val="008800"/>
+          <w:sz w:val="17"/>
+          <w:szCs w:val="17"/>
+        </w:rPr>
+        <w:t>lesson-row</w:t>
+      </w:r>
+      <w:proofErr w:type="spellEnd"/>
+      <w:r>
+        <w:rPr>
+          <w:rFonts w:ascii="Consolas" w:hAnsi="Consolas" w:cs="Courier New"/>
+          <w:color w:val="008800"/>
+          <w:sz w:val="17"/>
+          <w:szCs w:val="17"/>
+        </w:rPr>
+        <w:t>"</w:t>
       </w:r>
       <w:r>
         <w:rPr>
@@ -10674,7 +11947,17 @@
           <w:sz w:val="17"/>
           <w:szCs w:val="17"/>
         </w:rPr>
-        <w:t xml:space="preserve">                  </w:t>
+        <w:t xml:space="preserve">               </w:t>
+      </w:r>
+      <w:proofErr w:type="gramStart"/>
+      <w:r>
+        <w:rPr>
+          <w:rFonts w:ascii="Consolas" w:hAnsi="Consolas" w:cs="Courier New"/>
+          <w:color w:val="000000"/>
+          <w:sz w:val="17"/>
+          <w:szCs w:val="17"/>
+        </w:rPr>
+        <w:t xml:space="preserve">   </w:t>
       </w:r>
       <w:r>
         <w:rPr>
@@ -10683,7 +11966,28 @@
           <w:sz w:val="17"/>
           <w:szCs w:val="17"/>
         </w:rPr>
-        <w:t>&lt;span&gt;</w:t>
+        <w:t>&lt;</w:t>
+      </w:r>
+      <w:proofErr w:type="spellStart"/>
+      <w:proofErr w:type="gramEnd"/>
+      <w:r>
+        <w:rPr>
+          <w:rFonts w:ascii="Consolas" w:hAnsi="Consolas" w:cs="Courier New"/>
+          <w:color w:val="008800"/>
+          <w:sz w:val="17"/>
+          <w:szCs w:val="17"/>
+        </w:rPr>
+        <w:t>span</w:t>
+      </w:r>
+      <w:proofErr w:type="spellEnd"/>
+      <w:r>
+        <w:rPr>
+          <w:rFonts w:ascii="Consolas" w:hAnsi="Consolas" w:cs="Courier New"/>
+          <w:color w:val="008800"/>
+          <w:sz w:val="17"/>
+          <w:szCs w:val="17"/>
+        </w:rPr>
+        <w:t>&gt;</w:t>
       </w:r>
       <w:r>
         <w:rPr>
@@ -10694,6 +11998,8 @@
         </w:rPr>
         <w:t>{</w:t>
       </w:r>
+      <w:proofErr w:type="spellStart"/>
+      <w:proofErr w:type="gramStart"/>
       <w:r>
         <w:rPr>
           <w:rFonts w:ascii="Consolas" w:hAnsi="Consolas" w:cs="Courier New"/>
@@ -10721,6 +12027,8 @@
         </w:rPr>
         <w:t>title</w:t>
       </w:r>
+      <w:proofErr w:type="spellEnd"/>
+      <w:proofErr w:type="gramEnd"/>
       <w:r>
         <w:rPr>
           <w:rFonts w:ascii="Consolas" w:hAnsi="Consolas" w:cs="Courier New"/>
@@ -10730,6 +12038,7 @@
         </w:rPr>
         <w:t>}&lt;/</w:t>
       </w:r>
+      <w:proofErr w:type="spellStart"/>
       <w:r>
         <w:rPr>
           <w:rFonts w:ascii="Consolas" w:hAnsi="Consolas" w:cs="Courier New"/>
@@ -10739,6 +12048,7 @@
         </w:rPr>
         <w:t>span</w:t>
       </w:r>
+      <w:proofErr w:type="spellEnd"/>
       <w:r>
         <w:rPr>
           <w:rFonts w:ascii="Consolas" w:hAnsi="Consolas" w:cs="Courier New"/>
@@ -10799,7 +12109,17 @@
           <w:sz w:val="17"/>
           <w:szCs w:val="17"/>
         </w:rPr>
-        <w:t xml:space="preserve">                  </w:t>
+        <w:t xml:space="preserve">               </w:t>
+      </w:r>
+      <w:proofErr w:type="gramStart"/>
+      <w:r>
+        <w:rPr>
+          <w:rFonts w:ascii="Consolas" w:hAnsi="Consolas" w:cs="Courier New"/>
+          <w:color w:val="000000"/>
+          <w:sz w:val="17"/>
+          <w:szCs w:val="17"/>
+        </w:rPr>
+        <w:t xml:space="preserve">   </w:t>
       </w:r>
       <w:r>
         <w:rPr>
@@ -10810,6 +12130,7 @@
         </w:rPr>
         <w:t>{</w:t>
       </w:r>
+      <w:proofErr w:type="gramEnd"/>
       <w:r>
         <w:rPr>
           <w:rFonts w:ascii="Consolas" w:hAnsi="Consolas" w:cs="Courier New"/>
@@ -10879,7 +12200,17 @@
           <w:sz w:val="17"/>
           <w:szCs w:val="17"/>
         </w:rPr>
-        <w:t xml:space="preserve">                  </w:t>
+        <w:t xml:space="preserve">               </w:t>
+      </w:r>
+      <w:proofErr w:type="gramStart"/>
+      <w:r>
+        <w:rPr>
+          <w:rFonts w:ascii="Consolas" w:hAnsi="Consolas" w:cs="Courier New"/>
+          <w:color w:val="000000"/>
+          <w:sz w:val="17"/>
+          <w:szCs w:val="17"/>
+        </w:rPr>
+        <w:t xml:space="preserve">   </w:t>
       </w:r>
       <w:r>
         <w:rPr>
@@ -10890,15 +12221,39 @@
         </w:rPr>
         <w:t>&lt;</w:t>
       </w:r>
-      <w:r>
-        <w:rPr>
-          <w:rFonts w:ascii="Consolas" w:hAnsi="Consolas" w:cs="Courier New"/>
-          <w:color w:val="000000"/>
-          <w:sz w:val="17"/>
-          <w:szCs w:val="17"/>
-        </w:rPr>
-        <w:t>button onClick</w:t>
-      </w:r>
+      <w:proofErr w:type="spellStart"/>
+      <w:proofErr w:type="gramEnd"/>
+      <w:r>
+        <w:rPr>
+          <w:rFonts w:ascii="Consolas" w:hAnsi="Consolas" w:cs="Courier New"/>
+          <w:color w:val="000000"/>
+          <w:sz w:val="17"/>
+          <w:szCs w:val="17"/>
+        </w:rPr>
+        <w:t>button</w:t>
+      </w:r>
+      <w:proofErr w:type="spellEnd"/>
+      <w:r>
+        <w:rPr>
+          <w:rFonts w:ascii="Consolas" w:hAnsi="Consolas" w:cs="Courier New"/>
+          <w:color w:val="000000"/>
+          <w:sz w:val="17"/>
+          <w:szCs w:val="17"/>
+        </w:rPr>
+        <w:t xml:space="preserve"> </w:t>
+      </w:r>
+      <w:proofErr w:type="spellStart"/>
+      <w:r>
+        <w:rPr>
+          <w:rFonts w:ascii="Consolas" w:hAnsi="Consolas" w:cs="Courier New"/>
+          <w:color w:val="000000"/>
+          <w:sz w:val="17"/>
+          <w:szCs w:val="17"/>
+        </w:rPr>
+        <w:t>onClick</w:t>
+      </w:r>
+      <w:proofErr w:type="spellEnd"/>
+      <w:proofErr w:type="gramStart"/>
       <w:r>
         <w:rPr>
           <w:rFonts w:ascii="Consolas" w:hAnsi="Consolas" w:cs="Courier New"/>
@@ -10906,7 +12261,17 @@
           <w:sz w:val="17"/>
           <w:szCs w:val="17"/>
         </w:rPr>
-        <w:t>={()</w:t>
+        <w:t>={</w:t>
+      </w:r>
+      <w:proofErr w:type="gramEnd"/>
+      <w:r>
+        <w:rPr>
+          <w:rFonts w:ascii="Consolas" w:hAnsi="Consolas" w:cs="Courier New"/>
+          <w:color w:val="666600"/>
+          <w:sz w:val="17"/>
+          <w:szCs w:val="17"/>
+        </w:rPr>
+        <w:t>()</w:t>
       </w:r>
       <w:r>
         <w:rPr>
@@ -10933,8 +12298,20 @@
           <w:sz w:val="17"/>
           <w:szCs w:val="17"/>
         </w:rPr>
-        <w:t xml:space="preserve"> handleStartLesson</w:t>
-      </w:r>
+        <w:t xml:space="preserve"> </w:t>
+      </w:r>
+      <w:proofErr w:type="spellStart"/>
+      <w:proofErr w:type="gramStart"/>
+      <w:r>
+        <w:rPr>
+          <w:rFonts w:ascii="Consolas" w:hAnsi="Consolas" w:cs="Courier New"/>
+          <w:color w:val="000000"/>
+          <w:sz w:val="17"/>
+          <w:szCs w:val="17"/>
+        </w:rPr>
+        <w:t>handleStartLesson</w:t>
+      </w:r>
+      <w:proofErr w:type="spellEnd"/>
       <w:r>
         <w:rPr>
           <w:rFonts w:ascii="Consolas" w:hAnsi="Consolas" w:cs="Courier New"/>
@@ -10944,6 +12321,8 @@
         </w:rPr>
         <w:t>(</w:t>
       </w:r>
+      <w:proofErr w:type="spellStart"/>
+      <w:proofErr w:type="gramEnd"/>
       <w:r>
         <w:rPr>
           <w:rFonts w:ascii="Consolas" w:hAnsi="Consolas" w:cs="Courier New"/>
@@ -10953,6 +12332,7 @@
         </w:rPr>
         <w:t>chapter</w:t>
       </w:r>
+      <w:proofErr w:type="spellEnd"/>
       <w:r>
         <w:rPr>
           <w:rFonts w:ascii="Consolas" w:hAnsi="Consolas" w:cs="Courier New"/>
@@ -10969,8 +12349,19 @@
           <w:sz w:val="17"/>
           <w:szCs w:val="17"/>
         </w:rPr>
-        <w:t xml:space="preserve"> lesson</w:t>
-      </w:r>
+        <w:t xml:space="preserve"> </w:t>
+      </w:r>
+      <w:proofErr w:type="spellStart"/>
+      <w:r>
+        <w:rPr>
+          <w:rFonts w:ascii="Consolas" w:hAnsi="Consolas" w:cs="Courier New"/>
+          <w:color w:val="000000"/>
+          <w:sz w:val="17"/>
+          <w:szCs w:val="17"/>
+        </w:rPr>
+        <w:t>lesson</w:t>
+      </w:r>
+      <w:proofErr w:type="spellEnd"/>
       <w:r>
         <w:rPr>
           <w:rFonts w:ascii="Consolas" w:hAnsi="Consolas" w:cs="Courier New"/>
@@ -11093,7 +12484,17 @@
           <w:sz w:val="17"/>
           <w:szCs w:val="17"/>
         </w:rPr>
-        <w:t xml:space="preserve">                  </w:t>
+        <w:t xml:space="preserve">               </w:t>
+      </w:r>
+      <w:proofErr w:type="gramStart"/>
+      <w:r>
+        <w:rPr>
+          <w:rFonts w:ascii="Consolas" w:hAnsi="Consolas" w:cs="Courier New"/>
+          <w:color w:val="000000"/>
+          <w:sz w:val="17"/>
+          <w:szCs w:val="17"/>
+        </w:rPr>
+        <w:t xml:space="preserve">   </w:t>
       </w:r>
       <w:r>
         <w:rPr>
@@ -11102,8 +12503,19 @@
           <w:sz w:val="17"/>
           <w:szCs w:val="17"/>
         </w:rPr>
-        <w:t>&lt;/</w:t>
-      </w:r>
+        <w:t>&lt;</w:t>
+      </w:r>
+      <w:proofErr w:type="gramEnd"/>
+      <w:r>
+        <w:rPr>
+          <w:rFonts w:ascii="Consolas" w:hAnsi="Consolas" w:cs="Courier New"/>
+          <w:color w:val="666600"/>
+          <w:sz w:val="17"/>
+          <w:szCs w:val="17"/>
+        </w:rPr>
+        <w:t>/</w:t>
+      </w:r>
+      <w:proofErr w:type="spellStart"/>
       <w:r>
         <w:rPr>
           <w:rFonts w:ascii="Consolas" w:hAnsi="Consolas" w:cs="Courier New"/>
@@ -11113,6 +12525,7 @@
         </w:rPr>
         <w:t>button</w:t>
       </w:r>
+      <w:proofErr w:type="spellEnd"/>
       <w:r>
         <w:rPr>
           <w:rFonts w:ascii="Consolas" w:hAnsi="Consolas" w:cs="Courier New"/>
@@ -11173,7 +12586,17 @@
           <w:sz w:val="17"/>
           <w:szCs w:val="17"/>
         </w:rPr>
-        <w:t xml:space="preserve">                </w:t>
+        <w:t xml:space="preserve">             </w:t>
+      </w:r>
+      <w:proofErr w:type="gramStart"/>
+      <w:r>
+        <w:rPr>
+          <w:rFonts w:ascii="Consolas" w:hAnsi="Consolas" w:cs="Courier New"/>
+          <w:color w:val="000000"/>
+          <w:sz w:val="17"/>
+          <w:szCs w:val="17"/>
+        </w:rPr>
+        <w:t xml:space="preserve">   </w:t>
       </w:r>
       <w:r>
         <w:rPr>
@@ -11182,7 +12605,17 @@
           <w:sz w:val="17"/>
           <w:szCs w:val="17"/>
         </w:rPr>
-        <w:t>&lt;/</w:t>
+        <w:t>&lt;</w:t>
+      </w:r>
+      <w:proofErr w:type="gramEnd"/>
+      <w:r>
+        <w:rPr>
+          <w:rFonts w:ascii="Consolas" w:hAnsi="Consolas" w:cs="Courier New"/>
+          <w:color w:val="666600"/>
+          <w:sz w:val="17"/>
+          <w:szCs w:val="17"/>
+        </w:rPr>
+        <w:t>/</w:t>
       </w:r>
       <w:r>
         <w:rPr>
@@ -11253,7 +12686,17 @@
           <w:sz w:val="17"/>
           <w:szCs w:val="17"/>
         </w:rPr>
-        <w:t xml:space="preserve">              </w:t>
+        <w:t xml:space="preserve">            </w:t>
+      </w:r>
+      <w:proofErr w:type="gramStart"/>
+      <w:r>
+        <w:rPr>
+          <w:rFonts w:ascii="Consolas" w:hAnsi="Consolas" w:cs="Courier New"/>
+          <w:color w:val="000000"/>
+          <w:sz w:val="17"/>
+          <w:szCs w:val="17"/>
+        </w:rPr>
+        <w:t xml:space="preserve">  </w:t>
       </w:r>
       <w:r>
         <w:rPr>
@@ -11262,7 +12705,17 @@
           <w:sz w:val="17"/>
           <w:szCs w:val="17"/>
         </w:rPr>
-        <w:t>))}</w:t>
+        <w:t>)</w:t>
+      </w:r>
+      <w:proofErr w:type="gramEnd"/>
+      <w:r>
+        <w:rPr>
+          <w:rFonts w:ascii="Consolas" w:hAnsi="Consolas" w:cs="Courier New"/>
+          <w:color w:val="666600"/>
+          <w:sz w:val="17"/>
+          <w:szCs w:val="17"/>
+        </w:rPr>
+        <w:t>)}</w:t>
       </w:r>
     </w:p>
     <w:p>
@@ -11315,7 +12768,17 @@
           <w:sz w:val="17"/>
           <w:szCs w:val="17"/>
         </w:rPr>
-        <w:t xml:space="preserve">            </w:t>
+        <w:t xml:space="preserve">         </w:t>
+      </w:r>
+      <w:proofErr w:type="gramStart"/>
+      <w:r>
+        <w:rPr>
+          <w:rFonts w:ascii="Consolas" w:hAnsi="Consolas" w:cs="Courier New"/>
+          <w:color w:val="000000"/>
+          <w:sz w:val="17"/>
+          <w:szCs w:val="17"/>
+        </w:rPr>
+        <w:t xml:space="preserve">   </w:t>
       </w:r>
       <w:r>
         <w:rPr>
@@ -11324,7 +12787,17 @@
           <w:sz w:val="17"/>
           <w:szCs w:val="17"/>
         </w:rPr>
-        <w:t>&lt;/</w:t>
+        <w:t>&lt;</w:t>
+      </w:r>
+      <w:proofErr w:type="gramEnd"/>
+      <w:r>
+        <w:rPr>
+          <w:rFonts w:ascii="Consolas" w:hAnsi="Consolas" w:cs="Courier New"/>
+          <w:color w:val="666600"/>
+          <w:sz w:val="17"/>
+          <w:szCs w:val="17"/>
+        </w:rPr>
+        <w:t>/</w:t>
       </w:r>
       <w:r>
         <w:rPr>
@@ -11395,7 +12868,17 @@
           <w:sz w:val="17"/>
           <w:szCs w:val="17"/>
         </w:rPr>
-        <w:t xml:space="preserve">          </w:t>
+        <w:t xml:space="preserve">        </w:t>
+      </w:r>
+      <w:proofErr w:type="gramStart"/>
+      <w:r>
+        <w:rPr>
+          <w:rFonts w:ascii="Consolas" w:hAnsi="Consolas" w:cs="Courier New"/>
+          <w:color w:val="000000"/>
+          <w:sz w:val="17"/>
+          <w:szCs w:val="17"/>
+        </w:rPr>
+        <w:t xml:space="preserve">  </w:t>
       </w:r>
       <w:r>
         <w:rPr>
@@ -11404,7 +12887,17 @@
           <w:sz w:val="17"/>
           <w:szCs w:val="17"/>
         </w:rPr>
-        <w:t>)}</w:t>
+        <w:t>)</w:t>
+      </w:r>
+      <w:proofErr w:type="gramEnd"/>
+      <w:r>
+        <w:rPr>
+          <w:rFonts w:ascii="Consolas" w:hAnsi="Consolas" w:cs="Courier New"/>
+          <w:color w:val="666600"/>
+          <w:sz w:val="17"/>
+          <w:szCs w:val="17"/>
+        </w:rPr>
+        <w:t>}</w:t>
       </w:r>
     </w:p>
     <w:p>
@@ -11457,7 +12950,17 @@
           <w:sz w:val="17"/>
           <w:szCs w:val="17"/>
         </w:rPr>
-        <w:t xml:space="preserve">        </w:t>
+        <w:t xml:space="preserve">     </w:t>
+      </w:r>
+      <w:proofErr w:type="gramStart"/>
+      <w:r>
+        <w:rPr>
+          <w:rFonts w:ascii="Consolas" w:hAnsi="Consolas" w:cs="Courier New"/>
+          <w:color w:val="000000"/>
+          <w:sz w:val="17"/>
+          <w:szCs w:val="17"/>
+        </w:rPr>
+        <w:t xml:space="preserve">   </w:t>
       </w:r>
       <w:r>
         <w:rPr>
@@ -11466,7 +12969,17 @@
           <w:sz w:val="17"/>
           <w:szCs w:val="17"/>
         </w:rPr>
-        <w:t>&lt;/</w:t>
+        <w:t>&lt;</w:t>
+      </w:r>
+      <w:proofErr w:type="gramEnd"/>
+      <w:r>
+        <w:rPr>
+          <w:rFonts w:ascii="Consolas" w:hAnsi="Consolas" w:cs="Courier New"/>
+          <w:color w:val="666600"/>
+          <w:sz w:val="17"/>
+          <w:szCs w:val="17"/>
+        </w:rPr>
+        <w:t>/</w:t>
       </w:r>
       <w:r>
         <w:rPr>
@@ -11537,7 +13050,17 @@
           <w:sz w:val="17"/>
           <w:szCs w:val="17"/>
         </w:rPr>
-        <w:t xml:space="preserve">      </w:t>
+        <w:t xml:space="preserve">    </w:t>
+      </w:r>
+      <w:proofErr w:type="gramStart"/>
+      <w:r>
+        <w:rPr>
+          <w:rFonts w:ascii="Consolas" w:hAnsi="Consolas" w:cs="Courier New"/>
+          <w:color w:val="000000"/>
+          <w:sz w:val="17"/>
+          <w:szCs w:val="17"/>
+        </w:rPr>
+        <w:t xml:space="preserve">  </w:t>
       </w:r>
       <w:r>
         <w:rPr>
@@ -11546,7 +13069,17 @@
           <w:sz w:val="17"/>
           <w:szCs w:val="17"/>
         </w:rPr>
-        <w:t>))}</w:t>
+        <w:t>)</w:t>
+      </w:r>
+      <w:proofErr w:type="gramEnd"/>
+      <w:r>
+        <w:rPr>
+          <w:rFonts w:ascii="Consolas" w:hAnsi="Consolas" w:cs="Courier New"/>
+          <w:color w:val="666600"/>
+          <w:sz w:val="17"/>
+          <w:szCs w:val="17"/>
+        </w:rPr>
+        <w:t>)}</w:t>
       </w:r>
     </w:p>
     <w:p>
@@ -11599,7 +13132,17 @@
           <w:sz w:val="17"/>
           <w:szCs w:val="17"/>
         </w:rPr>
-        <w:t xml:space="preserve">    </w:t>
+        <w:t xml:space="preserve"> </w:t>
+      </w:r>
+      <w:proofErr w:type="gramStart"/>
+      <w:r>
+        <w:rPr>
+          <w:rFonts w:ascii="Consolas" w:hAnsi="Consolas" w:cs="Courier New"/>
+          <w:color w:val="000000"/>
+          <w:sz w:val="17"/>
+          <w:szCs w:val="17"/>
+        </w:rPr>
+        <w:t xml:space="preserve">   </w:t>
       </w:r>
       <w:r>
         <w:rPr>
@@ -11608,7 +13151,17 @@
           <w:sz w:val="17"/>
           <w:szCs w:val="17"/>
         </w:rPr>
-        <w:t>&lt;/</w:t>
+        <w:t>&lt;</w:t>
+      </w:r>
+      <w:proofErr w:type="gramEnd"/>
+      <w:r>
+        <w:rPr>
+          <w:rFonts w:ascii="Consolas" w:hAnsi="Consolas" w:cs="Courier New"/>
+          <w:color w:val="666600"/>
+          <w:sz w:val="17"/>
+          <w:szCs w:val="17"/>
+        </w:rPr>
+        <w:t>/</w:t>
       </w:r>
       <w:r>
         <w:rPr>
@@ -11672,6 +13225,7 @@
         </w:rPr>
         <w:t xml:space="preserve">47. </w:t>
       </w:r>
+      <w:proofErr w:type="gramStart"/>
       <w:r>
         <w:rPr>
           <w:rFonts w:ascii="Consolas" w:hAnsi="Consolas" w:cs="Courier New"/>
@@ -11688,7 +13242,17 @@
           <w:sz w:val="17"/>
           <w:szCs w:val="17"/>
         </w:rPr>
-        <w:t>);</w:t>
+        <w:t>)</w:t>
+      </w:r>
+      <w:proofErr w:type="gramEnd"/>
+      <w:r>
+        <w:rPr>
+          <w:rFonts w:ascii="Consolas" w:hAnsi="Consolas" w:cs="Courier New"/>
+          <w:color w:val="666600"/>
+          <w:sz w:val="17"/>
+          <w:szCs w:val="17"/>
+        </w:rPr>
+        <w:t>;</w:t>
       </w:r>
     </w:p>
     <w:p>
@@ -11726,6 +13290,7 @@
           <w:szCs w:val="17"/>
         </w:rPr>
       </w:pPr>
+      <w:proofErr w:type="gramStart"/>
       <w:r>
         <w:rPr>
           <w:rFonts w:ascii="Consolas" w:hAnsi="Consolas" w:cs="Courier New"/>
@@ -11741,7 +13306,17 @@
           <w:sz w:val="17"/>
           <w:szCs w:val="17"/>
         </w:rPr>
-        <w:t>};</w:t>
+        <w:t>}</w:t>
+      </w:r>
+      <w:proofErr w:type="gramEnd"/>
+      <w:r>
+        <w:rPr>
+          <w:rFonts w:ascii="Consolas" w:hAnsi="Consolas" w:cs="Courier New"/>
+          <w:color w:val="666600"/>
+          <w:sz w:val="17"/>
+          <w:szCs w:val="17"/>
+        </w:rPr>
+        <w:t>;</w:t>
       </w:r>
     </w:p>
     <w:p>
@@ -11838,12 +13413,14 @@
         </w:rPr>
         <w:t xml:space="preserve">Nejprve se spustí </w:t>
       </w:r>
+      <w:proofErr w:type="spellStart"/>
       <w:r>
         <w:rPr>
           <w:rFonts w:eastAsiaTheme="majorEastAsia" w:cstheme="minorHAnsi"/>
         </w:rPr>
         <w:t>useCourseData</w:t>
       </w:r>
+      <w:proofErr w:type="spellEnd"/>
       <w:r>
         <w:rPr>
           <w:rFonts w:eastAsiaTheme="majorEastAsia" w:cstheme="minorHAnsi"/>
@@ -11860,12 +13437,40 @@
         <w:rPr>
           <w:rFonts w:eastAsiaTheme="majorEastAsia" w:cstheme="minorHAnsi"/>
         </w:rPr>
-        <w:t xml:space="preserve"> že si komponenta zavolá o data z databáze. Data jsou volána z databáze pomocí hooku. V hooku je pak samotné volání funkce, která si data vyžádá od databáze. Po získaní dat je aplikace pouze jen roztřídí</w:t>
-      </w:r>
+        <w:t xml:space="preserve"> že si komponenta zavolá o data z databáze. Data jsou volána z databáze pomocí </w:t>
+      </w:r>
+      <w:proofErr w:type="spellStart"/>
       <w:r>
         <w:rPr>
           <w:rFonts w:eastAsiaTheme="majorEastAsia" w:cstheme="minorHAnsi"/>
         </w:rPr>
+        <w:t>hooku</w:t>
+      </w:r>
+      <w:proofErr w:type="spellEnd"/>
+      <w:r>
+        <w:rPr>
+          <w:rFonts w:eastAsiaTheme="majorEastAsia" w:cstheme="minorHAnsi"/>
+        </w:rPr>
+        <w:t>. V </w:t>
+      </w:r>
+      <w:proofErr w:type="spellStart"/>
+      <w:r>
+        <w:rPr>
+          <w:rFonts w:eastAsiaTheme="majorEastAsia" w:cstheme="minorHAnsi"/>
+        </w:rPr>
+        <w:t>hooku</w:t>
+      </w:r>
+      <w:proofErr w:type="spellEnd"/>
+      <w:r>
+        <w:rPr>
+          <w:rFonts w:eastAsiaTheme="majorEastAsia" w:cstheme="minorHAnsi"/>
+        </w:rPr>
+        <w:t xml:space="preserve"> je pak samotné volání funkce, která si data vyžádá od databáze. Po získaní dat je aplikace pouze jen roztřídí</w:t>
+      </w:r>
+      <w:r>
+        <w:rPr>
+          <w:rFonts w:eastAsiaTheme="majorEastAsia" w:cstheme="minorHAnsi"/>
+        </w:rPr>
         <w:t xml:space="preserve">, </w:t>
       </w:r>
       <w:r>
@@ -11896,39 +13501,69 @@
         <w:rPr>
           <w:rFonts w:eastAsiaTheme="majorEastAsia" w:cstheme="minorHAnsi"/>
         </w:rPr>
-        <w:t xml:space="preserve"> kde používáme funkci .map().</w:t>
-      </w:r>
+        <w:t xml:space="preserve"> kde používáme </w:t>
+      </w:r>
+      <w:proofErr w:type="gramStart"/>
       <w:r>
         <w:rPr>
           <w:rFonts w:eastAsiaTheme="majorEastAsia" w:cstheme="minorHAnsi"/>
         </w:rPr>
+        <w:t>funkci .map</w:t>
+      </w:r>
+      <w:proofErr w:type="gramEnd"/>
+      <w:r>
+        <w:rPr>
+          <w:rFonts w:eastAsiaTheme="majorEastAsia" w:cstheme="minorHAnsi"/>
+        </w:rPr>
+        <w:t>().</w:t>
+      </w:r>
+      <w:r>
+        <w:rPr>
+          <w:rFonts w:eastAsiaTheme="majorEastAsia" w:cstheme="minorHAnsi"/>
+        </w:rPr>
         <w:t xml:space="preserve"> Následně zde máme </w:t>
       </w:r>
+      <w:proofErr w:type="spellStart"/>
       <w:r>
         <w:rPr>
           <w:rFonts w:eastAsiaTheme="majorEastAsia" w:cstheme="minorHAnsi"/>
         </w:rPr>
         <w:t>expandedChapter</w:t>
       </w:r>
+      <w:proofErr w:type="spellEnd"/>
       <w:r>
         <w:rPr>
           <w:rFonts w:eastAsiaTheme="majorEastAsia" w:cstheme="minorHAnsi"/>
         </w:rPr>
-        <w:t>, tato část kódu nám zařizuje, že uživatel vidí lekce pouze u rozkliknuté kapitoly, proto pak učící materiály vypadají organizovaněji.</w:t>
-      </w:r>
-    </w:p>
-    <w:p>
-      <w:pPr>
+        <w:t xml:space="preserve">, tato část kódu nám zařizuje, že uživatel vidí lekce pouze u </w:t>
+      </w:r>
+      <w:proofErr w:type="spellStart"/>
+      <w:r>
         <w:rPr>
           <w:rFonts w:eastAsiaTheme="majorEastAsia" w:cstheme="minorHAnsi"/>
         </w:rPr>
+        <w:t>rozkliknuté</w:t>
+      </w:r>
+      <w:proofErr w:type="spellEnd"/>
+      <w:r>
+        <w:rPr>
+          <w:rFonts w:eastAsiaTheme="majorEastAsia" w:cstheme="minorHAnsi"/>
+        </w:rPr>
+        <w:t xml:space="preserve"> kapitoly, proto pak učící materiály vypadají organizovaněji.</w:t>
+      </w:r>
+    </w:p>
+    <w:p>
+      <w:pPr>
+        <w:rPr>
+          <w:rFonts w:eastAsiaTheme="majorEastAsia" w:cstheme="minorHAnsi"/>
+        </w:rPr>
       </w:pPr>
     </w:p>
     <w:p>
       <w:pPr>
         <w:pStyle w:val="Nadpis3"/>
       </w:pPr>
-      <w:bookmarkStart w:id="64" w:name="_Toc223077603"/>
+      <w:bookmarkStart w:id="64" w:name="_Toc224225403"/>
       <w:r>
         <w:t>Směrování v aplikaci</w:t>
       </w:r>
@@ -11936,7 +13571,15 @@
     </w:p>
     <w:p>
       <w:r>
-        <w:t>Jelikož každý předmět vytváříme z univerzální komponenty, nemůže mít předem určené routy pro dané předměty. Proto používáme v komponentě App.jsx, která slouží pro směrování, dvojtečky. Dvojtečky nám značí</w:t>
+        <w:t xml:space="preserve">Jelikož každý předmět vytváříme z univerzální komponenty, nemůže mít předem určené routy pro dané předměty. Proto používáme v komponentě </w:t>
+      </w:r>
+      <w:proofErr w:type="spellStart"/>
+      <w:r>
+        <w:t>App.jsx</w:t>
+      </w:r>
+      <w:proofErr w:type="spellEnd"/>
+      <w:r>
+        <w:t>, která slouží pro směrování, dvojtečky. Dvojtečky nám značí</w:t>
       </w:r>
       <w:r>
         <w:t xml:space="preserve">, </w:t>
@@ -11945,10 +13588,34 @@
         <w:t xml:space="preserve">že danou adresu můžeme použít jako proměnou. Např. když uživatel půjde na adresu </w:t>
       </w:r>
       <w:r>
-        <w:t>/kurz/fyzika/zakladn</w:t>
-      </w:r>
-      <w:r>
-        <w:t>i, tak react automaticky vezme hodnoty „fyzika“ a „zakladni“ a ty jsou pak předány komponentě pro vykreslování kurzu.</w:t>
+        <w:t>/kurz/fyzika/</w:t>
+      </w:r>
+      <w:proofErr w:type="spellStart"/>
+      <w:r>
+        <w:t>zakladn</w:t>
+      </w:r>
+      <w:r>
+        <w:t>i</w:t>
+      </w:r>
+      <w:proofErr w:type="spellEnd"/>
+      <w:r>
+        <w:t xml:space="preserve">, tak </w:t>
+      </w:r>
+      <w:proofErr w:type="spellStart"/>
+      <w:r>
+        <w:t>react</w:t>
+      </w:r>
+      <w:proofErr w:type="spellEnd"/>
+      <w:r>
+        <w:t xml:space="preserve"> automaticky vezme hodnoty „fyzika“ a „</w:t>
+      </w:r>
+      <w:proofErr w:type="spellStart"/>
+      <w:r>
+        <w:t>zakladni</w:t>
+      </w:r>
+      <w:proofErr w:type="spellEnd"/>
+      <w:r>
+        <w:t>“ a ty jsou pak předány komponentě pro vykreslování kurzu.</w:t>
       </w:r>
     </w:p>
     <w:p>
@@ -12001,7 +13668,27 @@
           <w:sz w:val="17"/>
           <w:szCs w:val="17"/>
         </w:rPr>
-        <w:t>// App.jsx - Definice cest</w:t>
+        <w:t xml:space="preserve">// </w:t>
+      </w:r>
+      <w:proofErr w:type="spellStart"/>
+      <w:r>
+        <w:rPr>
+          <w:rFonts w:ascii="Consolas" w:hAnsi="Consolas" w:cs="Courier New"/>
+          <w:color w:val="880000"/>
+          <w:sz w:val="17"/>
+          <w:szCs w:val="17"/>
+        </w:rPr>
+        <w:t>App.jsx</w:t>
+      </w:r>
+      <w:proofErr w:type="spellEnd"/>
+      <w:r>
+        <w:rPr>
+          <w:rFonts w:ascii="Consolas" w:hAnsi="Consolas" w:cs="Courier New"/>
+          <w:color w:val="880000"/>
+          <w:sz w:val="17"/>
+          <w:szCs w:val="17"/>
+        </w:rPr>
+        <w:t xml:space="preserve"> - Definice cest</w:t>
       </w:r>
     </w:p>
     <w:p>
@@ -12065,6 +13752,7 @@
         </w:rPr>
         <w:t xml:space="preserve"> </w:t>
       </w:r>
+      <w:proofErr w:type="gramStart"/>
       <w:r>
         <w:rPr>
           <w:rFonts w:ascii="Consolas" w:hAnsi="Consolas" w:cs="Courier New"/>
@@ -12083,6 +13771,7 @@
         </w:rPr>
         <w:t xml:space="preserve"> </w:t>
       </w:r>
+      <w:proofErr w:type="spellStart"/>
       <w:r>
         <w:rPr>
           <w:rFonts w:ascii="Consolas" w:hAnsi="Consolas" w:cs="Courier New"/>
@@ -12092,6 +13781,8 @@
         </w:rPr>
         <w:t>Routes</w:t>
       </w:r>
+      <w:proofErr w:type="spellEnd"/>
+      <w:proofErr w:type="gramEnd"/>
       <w:r>
         <w:rPr>
           <w:rFonts w:ascii="Consolas" w:hAnsi="Consolas" w:cs="Courier New"/>
@@ -12110,6 +13801,7 @@
         </w:rPr>
         <w:t xml:space="preserve"> </w:t>
       </w:r>
+      <w:proofErr w:type="gramStart"/>
       <w:r>
         <w:rPr>
           <w:rFonts w:ascii="Consolas" w:hAnsi="Consolas" w:cs="Courier New"/>
@@ -12137,6 +13829,7 @@
         </w:rPr>
         <w:t>}</w:t>
       </w:r>
+      <w:proofErr w:type="gramEnd"/>
       <w:r>
         <w:rPr>
           <w:rFonts w:ascii="Consolas" w:hAnsi="Consolas" w:cs="Courier New"/>
@@ -12146,6 +13839,7 @@
         </w:rPr>
         <w:t xml:space="preserve"> </w:t>
       </w:r>
+      <w:proofErr w:type="spellStart"/>
       <w:r>
         <w:rPr>
           <w:rFonts w:ascii="Consolas" w:hAnsi="Consolas" w:cs="Courier New"/>
@@ -12155,6 +13849,7 @@
         </w:rPr>
         <w:t>from</w:t>
       </w:r>
+      <w:proofErr w:type="spellEnd"/>
       <w:r>
         <w:rPr>
           <w:rFonts w:ascii="Consolas" w:hAnsi="Consolas" w:cs="Courier New"/>
@@ -12171,7 +13866,27 @@
           <w:sz w:val="17"/>
           <w:szCs w:val="17"/>
         </w:rPr>
-        <w:t>'react-router-dom'</w:t>
+        <w:t>'</w:t>
+      </w:r>
+      <w:proofErr w:type="spellStart"/>
+      <w:r>
+        <w:rPr>
+          <w:rFonts w:ascii="Consolas" w:hAnsi="Consolas" w:cs="Courier New"/>
+          <w:color w:val="008800"/>
+          <w:sz w:val="17"/>
+          <w:szCs w:val="17"/>
+        </w:rPr>
+        <w:t>react</w:t>
+      </w:r>
+      <w:proofErr w:type="spellEnd"/>
+      <w:r>
+        <w:rPr>
+          <w:rFonts w:ascii="Consolas" w:hAnsi="Consolas" w:cs="Courier New"/>
+          <w:color w:val="008800"/>
+          <w:sz w:val="17"/>
+          <w:szCs w:val="17"/>
+        </w:rPr>
+        <w:t>-router-dom'</w:t>
       </w:r>
       <w:r>
         <w:rPr>
@@ -12244,6 +13959,7 @@
         </w:rPr>
         <w:t xml:space="preserve"> </w:t>
       </w:r>
+      <w:proofErr w:type="spellStart"/>
       <w:r>
         <w:rPr>
           <w:rFonts w:ascii="Consolas" w:hAnsi="Consolas" w:cs="Courier New"/>
@@ -12253,6 +13969,7 @@
         </w:rPr>
         <w:t>UniversalCoursePage</w:t>
       </w:r>
+      <w:proofErr w:type="spellEnd"/>
       <w:r>
         <w:rPr>
           <w:rFonts w:ascii="Consolas" w:hAnsi="Consolas" w:cs="Courier New"/>
@@ -12262,6 +13979,7 @@
         </w:rPr>
         <w:t xml:space="preserve"> </w:t>
       </w:r>
+      <w:proofErr w:type="spellStart"/>
       <w:r>
         <w:rPr>
           <w:rFonts w:ascii="Consolas" w:hAnsi="Consolas" w:cs="Courier New"/>
@@ -12271,6 +13989,7 @@
         </w:rPr>
         <w:t>from</w:t>
       </w:r>
+      <w:proofErr w:type="spellEnd"/>
       <w:r>
         <w:rPr>
           <w:rFonts w:ascii="Consolas" w:hAnsi="Consolas" w:cs="Courier New"/>
@@ -12280,6 +13999,7 @@
         </w:rPr>
         <w:t xml:space="preserve"> </w:t>
       </w:r>
+      <w:proofErr w:type="gramStart"/>
       <w:r>
         <w:rPr>
           <w:rFonts w:ascii="Consolas" w:hAnsi="Consolas" w:cs="Courier New"/>
@@ -12287,7 +14007,48 @@
           <w:sz w:val="17"/>
           <w:szCs w:val="17"/>
         </w:rPr>
-        <w:t>'./pages/UniversalCoursePage'</w:t>
+        <w:t>'./</w:t>
+      </w:r>
+      <w:proofErr w:type="spellStart"/>
+      <w:proofErr w:type="gramEnd"/>
+      <w:r>
+        <w:rPr>
+          <w:rFonts w:ascii="Consolas" w:hAnsi="Consolas" w:cs="Courier New"/>
+          <w:color w:val="008800"/>
+          <w:sz w:val="17"/>
+          <w:szCs w:val="17"/>
+        </w:rPr>
+        <w:t>pages</w:t>
+      </w:r>
+      <w:proofErr w:type="spellEnd"/>
+      <w:r>
+        <w:rPr>
+          <w:rFonts w:ascii="Consolas" w:hAnsi="Consolas" w:cs="Courier New"/>
+          <w:color w:val="008800"/>
+          <w:sz w:val="17"/>
+          <w:szCs w:val="17"/>
+        </w:rPr>
+        <w:t>/</w:t>
+      </w:r>
+      <w:proofErr w:type="spellStart"/>
+      <w:r>
+        <w:rPr>
+          <w:rFonts w:ascii="Consolas" w:hAnsi="Consolas" w:cs="Courier New"/>
+          <w:color w:val="008800"/>
+          <w:sz w:val="17"/>
+          <w:szCs w:val="17"/>
+        </w:rPr>
+        <w:t>UniversalCoursePage</w:t>
+      </w:r>
+      <w:proofErr w:type="spellEnd"/>
+      <w:r>
+        <w:rPr>
+          <w:rFonts w:ascii="Consolas" w:hAnsi="Consolas" w:cs="Courier New"/>
+          <w:color w:val="008800"/>
+          <w:sz w:val="17"/>
+          <w:szCs w:val="17"/>
+        </w:rPr>
+        <w:t>'</w:t>
       </w:r>
       <w:r>
         <w:rPr>
@@ -12395,6 +14156,7 @@
         </w:rPr>
         <w:t xml:space="preserve"> 5. </w:t>
       </w:r>
+      <w:proofErr w:type="spellStart"/>
       <w:r>
         <w:rPr>
           <w:rFonts w:ascii="Consolas" w:hAnsi="Consolas" w:cs="Courier New"/>
@@ -12404,6 +14166,7 @@
         </w:rPr>
         <w:t>function</w:t>
       </w:r>
+      <w:proofErr w:type="spellEnd"/>
       <w:r>
         <w:rPr>
           <w:rFonts w:ascii="Consolas" w:hAnsi="Consolas" w:cs="Courier New"/>
@@ -12413,6 +14176,8 @@
         </w:rPr>
         <w:t xml:space="preserve"> </w:t>
       </w:r>
+      <w:proofErr w:type="spellStart"/>
+      <w:proofErr w:type="gramStart"/>
       <w:r>
         <w:rPr>
           <w:rFonts w:ascii="Consolas" w:hAnsi="Consolas" w:cs="Courier New"/>
@@ -12422,6 +14187,7 @@
         </w:rPr>
         <w:t>App</w:t>
       </w:r>
+      <w:proofErr w:type="spellEnd"/>
       <w:r>
         <w:rPr>
           <w:rFonts w:ascii="Consolas" w:hAnsi="Consolas" w:cs="Courier New"/>
@@ -12429,7 +14195,17 @@
           <w:sz w:val="17"/>
           <w:szCs w:val="17"/>
         </w:rPr>
-        <w:t>()</w:t>
+        <w:t>(</w:t>
+      </w:r>
+      <w:proofErr w:type="gramEnd"/>
+      <w:r>
+        <w:rPr>
+          <w:rFonts w:ascii="Consolas" w:hAnsi="Consolas" w:cs="Courier New"/>
+          <w:color w:val="666600"/>
+          <w:sz w:val="17"/>
+          <w:szCs w:val="17"/>
+        </w:rPr>
+        <w:t>)</w:t>
       </w:r>
       <w:r>
         <w:rPr>
@@ -12580,7 +14356,17 @@
           <w:sz w:val="17"/>
           <w:szCs w:val="17"/>
         </w:rPr>
-        <w:t xml:space="preserve">    </w:t>
+        <w:t xml:space="preserve"> </w:t>
+      </w:r>
+      <w:proofErr w:type="gramStart"/>
+      <w:r>
+        <w:rPr>
+          <w:rFonts w:ascii="Consolas" w:hAnsi="Consolas" w:cs="Courier New"/>
+          <w:color w:val="000000"/>
+          <w:sz w:val="17"/>
+          <w:szCs w:val="17"/>
+        </w:rPr>
+        <w:t xml:space="preserve">   </w:t>
       </w:r>
       <w:r>
         <w:rPr>
@@ -12591,6 +14377,8 @@
         </w:rPr>
         <w:t>&lt;</w:t>
       </w:r>
+      <w:proofErr w:type="spellStart"/>
+      <w:proofErr w:type="gramEnd"/>
       <w:r>
         <w:rPr>
           <w:rFonts w:ascii="Consolas" w:hAnsi="Consolas" w:cs="Courier New"/>
@@ -12600,6 +14388,7 @@
         </w:rPr>
         <w:t>Routes</w:t>
       </w:r>
+      <w:proofErr w:type="spellEnd"/>
       <w:r>
         <w:rPr>
           <w:rFonts w:ascii="Consolas" w:hAnsi="Consolas" w:cs="Courier New"/>
@@ -12660,7 +14449,17 @@
           <w:sz w:val="17"/>
           <w:szCs w:val="17"/>
         </w:rPr>
-        <w:t xml:space="preserve">      </w:t>
+        <w:t xml:space="preserve">   </w:t>
+      </w:r>
+      <w:proofErr w:type="gramStart"/>
+      <w:r>
+        <w:rPr>
+          <w:rFonts w:ascii="Consolas" w:hAnsi="Consolas" w:cs="Courier New"/>
+          <w:color w:val="000000"/>
+          <w:sz w:val="17"/>
+          <w:szCs w:val="17"/>
+        </w:rPr>
+        <w:t xml:space="preserve">   </w:t>
       </w:r>
       <w:r>
         <w:rPr>
@@ -12671,6 +14470,7 @@
         </w:rPr>
         <w:t>{</w:t>
       </w:r>
+      <w:proofErr w:type="gramEnd"/>
       <w:r>
         <w:rPr>
           <w:rFonts w:ascii="Consolas" w:hAnsi="Consolas" w:cs="Courier New"/>
@@ -12740,7 +14540,17 @@
           <w:sz w:val="17"/>
           <w:szCs w:val="17"/>
         </w:rPr>
-        <w:t xml:space="preserve">      </w:t>
+        <w:t xml:space="preserve">   </w:t>
+      </w:r>
+      <w:proofErr w:type="gramStart"/>
+      <w:r>
+        <w:rPr>
+          <w:rFonts w:ascii="Consolas" w:hAnsi="Consolas" w:cs="Courier New"/>
+          <w:color w:val="000000"/>
+          <w:sz w:val="17"/>
+          <w:szCs w:val="17"/>
+        </w:rPr>
+        <w:t xml:space="preserve">   </w:t>
       </w:r>
       <w:r>
         <w:rPr>
@@ -12751,6 +14561,7 @@
         </w:rPr>
         <w:t>&lt;</w:t>
       </w:r>
+      <w:proofErr w:type="gramEnd"/>
       <w:r>
         <w:rPr>
           <w:rFonts w:ascii="Consolas" w:hAnsi="Consolas" w:cs="Courier New"/>
@@ -12767,8 +14578,19 @@
           <w:sz w:val="17"/>
           <w:szCs w:val="17"/>
         </w:rPr>
-        <w:t xml:space="preserve"> path</w:t>
-      </w:r>
+        <w:t xml:space="preserve"> </w:t>
+      </w:r>
+      <w:proofErr w:type="spellStart"/>
+      <w:r>
+        <w:rPr>
+          <w:rFonts w:ascii="Consolas" w:hAnsi="Consolas" w:cs="Courier New"/>
+          <w:color w:val="000000"/>
+          <w:sz w:val="17"/>
+          <w:szCs w:val="17"/>
+        </w:rPr>
+        <w:t>path</w:t>
+      </w:r>
+      <w:proofErr w:type="spellEnd"/>
       <w:r>
         <w:rPr>
           <w:rFonts w:ascii="Consolas" w:hAnsi="Consolas" w:cs="Courier New"/>
@@ -12796,6 +14618,7 @@
         </w:rPr>
         <w:t xml:space="preserve"> element</w:t>
       </w:r>
+      <w:proofErr w:type="gramStart"/>
       <w:r>
         <w:rPr>
           <w:rFonts w:ascii="Consolas" w:hAnsi="Consolas" w:cs="Courier New"/>
@@ -12803,8 +14626,19 @@
           <w:sz w:val="17"/>
           <w:szCs w:val="17"/>
         </w:rPr>
-        <w:t>={&lt;</w:t>
-      </w:r>
+        <w:t>={</w:t>
+      </w:r>
+      <w:proofErr w:type="gramEnd"/>
+      <w:r>
+        <w:rPr>
+          <w:rFonts w:ascii="Consolas" w:hAnsi="Consolas" w:cs="Courier New"/>
+          <w:color w:val="666600"/>
+          <w:sz w:val="17"/>
+          <w:szCs w:val="17"/>
+        </w:rPr>
+        <w:t>&lt;</w:t>
+      </w:r>
+      <w:proofErr w:type="spellStart"/>
       <w:r>
         <w:rPr>
           <w:rFonts w:ascii="Consolas" w:hAnsi="Consolas" w:cs="Courier New"/>
@@ -12814,6 +14648,7 @@
         </w:rPr>
         <w:t>Home</w:t>
       </w:r>
+      <w:proofErr w:type="spellEnd"/>
       <w:r>
         <w:rPr>
           <w:rFonts w:ascii="Consolas" w:hAnsi="Consolas" w:cs="Courier New"/>
@@ -12954,7 +14789,17 @@
           <w:sz w:val="17"/>
           <w:szCs w:val="17"/>
         </w:rPr>
-        <w:t xml:space="preserve">      </w:t>
+        <w:t xml:space="preserve">   </w:t>
+      </w:r>
+      <w:proofErr w:type="gramStart"/>
+      <w:r>
+        <w:rPr>
+          <w:rFonts w:ascii="Consolas" w:hAnsi="Consolas" w:cs="Courier New"/>
+          <w:color w:val="000000"/>
+          <w:sz w:val="17"/>
+          <w:szCs w:val="17"/>
+        </w:rPr>
+        <w:t xml:space="preserve">   </w:t>
       </w:r>
       <w:r>
         <w:rPr>
@@ -12965,6 +14810,7 @@
         </w:rPr>
         <w:t>{</w:t>
       </w:r>
+      <w:proofErr w:type="gramEnd"/>
       <w:r>
         <w:rPr>
           <w:rFonts w:ascii="Consolas" w:hAnsi="Consolas" w:cs="Courier New"/>
@@ -13131,7 +14977,27 @@
           <w:sz w:val="17"/>
           <w:szCs w:val="17"/>
         </w:rPr>
-        <w:t xml:space="preserve">         URL "/kurz/matematika/stredni" se rozloží na:</w:t>
+        <w:t xml:space="preserve">         URL "/kurz/matematika/</w:t>
+      </w:r>
+      <w:proofErr w:type="spellStart"/>
+      <w:r>
+        <w:rPr>
+          <w:rFonts w:ascii="Consolas" w:hAnsi="Consolas" w:cs="Courier New"/>
+          <w:color w:val="880000"/>
+          <w:sz w:val="17"/>
+          <w:szCs w:val="17"/>
+        </w:rPr>
+        <w:t>stredni</w:t>
+      </w:r>
+      <w:proofErr w:type="spellEnd"/>
+      <w:r>
+        <w:rPr>
+          <w:rFonts w:ascii="Consolas" w:hAnsi="Consolas" w:cs="Courier New"/>
+          <w:color w:val="880000"/>
+          <w:sz w:val="17"/>
+          <w:szCs w:val="17"/>
+        </w:rPr>
+        <w:t>" se rozloží na:</w:t>
       </w:r>
     </w:p>
     <w:p>
@@ -13184,7 +15050,27 @@
           <w:sz w:val="17"/>
           <w:szCs w:val="17"/>
         </w:rPr>
-        <w:t xml:space="preserve">         subjectId = "matematika"</w:t>
+        <w:t xml:space="preserve">         </w:t>
+      </w:r>
+      <w:proofErr w:type="spellStart"/>
+      <w:r>
+        <w:rPr>
+          <w:rFonts w:ascii="Consolas" w:hAnsi="Consolas" w:cs="Courier New"/>
+          <w:color w:val="880000"/>
+          <w:sz w:val="17"/>
+          <w:szCs w:val="17"/>
+        </w:rPr>
+        <w:t>subjectId</w:t>
+      </w:r>
+      <w:proofErr w:type="spellEnd"/>
+      <w:r>
+        <w:rPr>
+          <w:rFonts w:ascii="Consolas" w:hAnsi="Consolas" w:cs="Courier New"/>
+          <w:color w:val="880000"/>
+          <w:sz w:val="17"/>
+          <w:szCs w:val="17"/>
+        </w:rPr>
+        <w:t xml:space="preserve"> = "matematika"</w:t>
       </w:r>
     </w:p>
     <w:p>
@@ -13237,7 +15123,47 @@
           <w:sz w:val="17"/>
           <w:szCs w:val="17"/>
         </w:rPr>
-        <w:t xml:space="preserve">         levelId = "stredni"</w:t>
+        <w:t xml:space="preserve">         </w:t>
+      </w:r>
+      <w:proofErr w:type="spellStart"/>
+      <w:r>
+        <w:rPr>
+          <w:rFonts w:ascii="Consolas" w:hAnsi="Consolas" w:cs="Courier New"/>
+          <w:color w:val="880000"/>
+          <w:sz w:val="17"/>
+          <w:szCs w:val="17"/>
+        </w:rPr>
+        <w:t>levelId</w:t>
+      </w:r>
+      <w:proofErr w:type="spellEnd"/>
+      <w:r>
+        <w:rPr>
+          <w:rFonts w:ascii="Consolas" w:hAnsi="Consolas" w:cs="Courier New"/>
+          <w:color w:val="880000"/>
+          <w:sz w:val="17"/>
+          <w:szCs w:val="17"/>
+        </w:rPr>
+        <w:t xml:space="preserve"> = "</w:t>
+      </w:r>
+      <w:proofErr w:type="spellStart"/>
+      <w:r>
+        <w:rPr>
+          <w:rFonts w:ascii="Consolas" w:hAnsi="Consolas" w:cs="Courier New"/>
+          <w:color w:val="880000"/>
+          <w:sz w:val="17"/>
+          <w:szCs w:val="17"/>
+        </w:rPr>
+        <w:t>stredni</w:t>
+      </w:r>
+      <w:proofErr w:type="spellEnd"/>
+      <w:r>
+        <w:rPr>
+          <w:rFonts w:ascii="Consolas" w:hAnsi="Consolas" w:cs="Courier New"/>
+          <w:color w:val="880000"/>
+          <w:sz w:val="17"/>
+          <w:szCs w:val="17"/>
+        </w:rPr>
+        <w:t>"</w:t>
       </w:r>
     </w:p>
     <w:p>
@@ -13352,7 +15278,17 @@
           <w:sz w:val="17"/>
           <w:szCs w:val="17"/>
         </w:rPr>
-        <w:t xml:space="preserve">      </w:t>
+        <w:t xml:space="preserve">   </w:t>
+      </w:r>
+      <w:proofErr w:type="gramStart"/>
+      <w:r>
+        <w:rPr>
+          <w:rFonts w:ascii="Consolas" w:hAnsi="Consolas" w:cs="Courier New"/>
+          <w:color w:val="000000"/>
+          <w:sz w:val="17"/>
+          <w:szCs w:val="17"/>
+        </w:rPr>
+        <w:t xml:space="preserve">   </w:t>
       </w:r>
       <w:r>
         <w:rPr>
@@ -13363,6 +15299,7 @@
         </w:rPr>
         <w:t>&lt;</w:t>
       </w:r>
+      <w:proofErr w:type="gramEnd"/>
       <w:r>
         <w:rPr>
           <w:rFonts w:ascii="Consolas" w:hAnsi="Consolas" w:cs="Courier New"/>
@@ -13432,8 +15369,19 @@
           <w:sz w:val="17"/>
           <w:szCs w:val="17"/>
         </w:rPr>
-        <w:t xml:space="preserve">        path</w:t>
-      </w:r>
+        <w:t xml:space="preserve">        </w:t>
+      </w:r>
+      <w:proofErr w:type="spellStart"/>
+      <w:r>
+        <w:rPr>
+          <w:rFonts w:ascii="Consolas" w:hAnsi="Consolas" w:cs="Courier New"/>
+          <w:color w:val="000000"/>
+          <w:sz w:val="17"/>
+          <w:szCs w:val="17"/>
+        </w:rPr>
+        <w:t>path</w:t>
+      </w:r>
+      <w:proofErr w:type="spellEnd"/>
       <w:r>
         <w:rPr>
           <w:rFonts w:ascii="Consolas" w:hAnsi="Consolas" w:cs="Courier New"/>
@@ -13450,7 +15398,58 @@
           <w:sz w:val="17"/>
           <w:szCs w:val="17"/>
         </w:rPr>
-        <w:t>"/kurz/:subjectId/:levelId"</w:t>
+        <w:t>"/kurz</w:t>
+      </w:r>
+      <w:proofErr w:type="gramStart"/>
+      <w:r>
+        <w:rPr>
+          <w:rFonts w:ascii="Consolas" w:hAnsi="Consolas" w:cs="Courier New"/>
+          <w:color w:val="008800"/>
+          <w:sz w:val="17"/>
+          <w:szCs w:val="17"/>
+        </w:rPr>
+        <w:t>/:</w:t>
+      </w:r>
+      <w:proofErr w:type="spellStart"/>
+      <w:r>
+        <w:rPr>
+          <w:rFonts w:ascii="Consolas" w:hAnsi="Consolas" w:cs="Courier New"/>
+          <w:color w:val="008800"/>
+          <w:sz w:val="17"/>
+          <w:szCs w:val="17"/>
+        </w:rPr>
+        <w:t>subjectId</w:t>
+      </w:r>
+      <w:proofErr w:type="spellEnd"/>
+      <w:r>
+        <w:rPr>
+          <w:rFonts w:ascii="Consolas" w:hAnsi="Consolas" w:cs="Courier New"/>
+          <w:color w:val="008800"/>
+          <w:sz w:val="17"/>
+          <w:szCs w:val="17"/>
+        </w:rPr>
+        <w:t>/:</w:t>
+      </w:r>
+      <w:proofErr w:type="spellStart"/>
+      <w:r>
+        <w:rPr>
+          <w:rFonts w:ascii="Consolas" w:hAnsi="Consolas" w:cs="Courier New"/>
+          <w:color w:val="008800"/>
+          <w:sz w:val="17"/>
+          <w:szCs w:val="17"/>
+        </w:rPr>
+        <w:t>levelId</w:t>
+      </w:r>
+      <w:proofErr w:type="spellEnd"/>
+      <w:proofErr w:type="gramEnd"/>
+      <w:r>
+        <w:rPr>
+          <w:rFonts w:ascii="Consolas" w:hAnsi="Consolas" w:cs="Courier New"/>
+          <w:color w:val="008800"/>
+          <w:sz w:val="17"/>
+          <w:szCs w:val="17"/>
+        </w:rPr>
+        <w:t>"</w:t>
       </w:r>
       <w:r>
         <w:rPr>
@@ -13515,6 +15514,7 @@
         </w:rPr>
         <w:t xml:space="preserve">        element</w:t>
       </w:r>
+      <w:proofErr w:type="gramStart"/>
       <w:r>
         <w:rPr>
           <w:rFonts w:ascii="Consolas" w:hAnsi="Consolas" w:cs="Courier New"/>
@@ -13522,8 +15522,19 @@
           <w:sz w:val="17"/>
           <w:szCs w:val="17"/>
         </w:rPr>
-        <w:t>={&lt;</w:t>
-      </w:r>
+        <w:t>={</w:t>
+      </w:r>
+      <w:proofErr w:type="gramEnd"/>
+      <w:r>
+        <w:rPr>
+          <w:rFonts w:ascii="Consolas" w:hAnsi="Consolas" w:cs="Courier New"/>
+          <w:color w:val="666600"/>
+          <w:sz w:val="17"/>
+          <w:szCs w:val="17"/>
+        </w:rPr>
+        <w:t>&lt;</w:t>
+      </w:r>
+      <w:proofErr w:type="spellStart"/>
       <w:r>
         <w:rPr>
           <w:rFonts w:ascii="Consolas" w:hAnsi="Consolas" w:cs="Courier New"/>
@@ -13533,6 +15544,7 @@
         </w:rPr>
         <w:t>UniversalCoursePage</w:t>
       </w:r>
+      <w:proofErr w:type="spellEnd"/>
       <w:r>
         <w:rPr>
           <w:rFonts w:ascii="Consolas" w:hAnsi="Consolas" w:cs="Courier New"/>
@@ -13726,7 +15738,17 @@
           <w:sz w:val="17"/>
           <w:szCs w:val="17"/>
         </w:rPr>
-        <w:t xml:space="preserve">      </w:t>
+        <w:t xml:space="preserve">   </w:t>
+      </w:r>
+      <w:proofErr w:type="gramStart"/>
+      <w:r>
+        <w:rPr>
+          <w:rFonts w:ascii="Consolas" w:hAnsi="Consolas" w:cs="Courier New"/>
+          <w:color w:val="000000"/>
+          <w:sz w:val="17"/>
+          <w:szCs w:val="17"/>
+        </w:rPr>
+        <w:t xml:space="preserve">   </w:t>
       </w:r>
       <w:r>
         <w:rPr>
@@ -13737,6 +15759,7 @@
         </w:rPr>
         <w:t>{</w:t>
       </w:r>
+      <w:proofErr w:type="gramEnd"/>
       <w:r>
         <w:rPr>
           <w:rFonts w:ascii="Consolas" w:hAnsi="Consolas" w:cs="Courier New"/>
@@ -13806,7 +15829,17 @@
           <w:sz w:val="17"/>
           <w:szCs w:val="17"/>
         </w:rPr>
-        <w:t xml:space="preserve">      </w:t>
+        <w:t xml:space="preserve">   </w:t>
+      </w:r>
+      <w:proofErr w:type="gramStart"/>
+      <w:r>
+        <w:rPr>
+          <w:rFonts w:ascii="Consolas" w:hAnsi="Consolas" w:cs="Courier New"/>
+          <w:color w:val="000000"/>
+          <w:sz w:val="17"/>
+          <w:szCs w:val="17"/>
+        </w:rPr>
+        <w:t xml:space="preserve">   </w:t>
       </w:r>
       <w:r>
         <w:rPr>
@@ -13817,6 +15850,7 @@
         </w:rPr>
         <w:t>&lt;</w:t>
       </w:r>
+      <w:proofErr w:type="gramEnd"/>
       <w:r>
         <w:rPr>
           <w:rFonts w:ascii="Consolas" w:hAnsi="Consolas" w:cs="Courier New"/>
@@ -13886,8 +15920,19 @@
           <w:sz w:val="17"/>
           <w:szCs w:val="17"/>
         </w:rPr>
-        <w:t xml:space="preserve">        path</w:t>
-      </w:r>
+        <w:t xml:space="preserve">        </w:t>
+      </w:r>
+      <w:proofErr w:type="spellStart"/>
+      <w:r>
+        <w:rPr>
+          <w:rFonts w:ascii="Consolas" w:hAnsi="Consolas" w:cs="Courier New"/>
+          <w:color w:val="000000"/>
+          <w:sz w:val="17"/>
+          <w:szCs w:val="17"/>
+        </w:rPr>
+        <w:t>path</w:t>
+      </w:r>
+      <w:proofErr w:type="spellEnd"/>
       <w:r>
         <w:rPr>
           <w:rFonts w:ascii="Consolas" w:hAnsi="Consolas" w:cs="Courier New"/>
@@ -13904,7 +15949,78 @@
           <w:sz w:val="17"/>
           <w:szCs w:val="17"/>
         </w:rPr>
-        <w:t>"/kurz/:subjectId/:levelId/:subLevel"</w:t>
+        <w:t>"/kurz</w:t>
+      </w:r>
+      <w:proofErr w:type="gramStart"/>
+      <w:r>
+        <w:rPr>
+          <w:rFonts w:ascii="Consolas" w:hAnsi="Consolas" w:cs="Courier New"/>
+          <w:color w:val="008800"/>
+          <w:sz w:val="17"/>
+          <w:szCs w:val="17"/>
+        </w:rPr>
+        <w:t>/:</w:t>
+      </w:r>
+      <w:proofErr w:type="spellStart"/>
+      <w:r>
+        <w:rPr>
+          <w:rFonts w:ascii="Consolas" w:hAnsi="Consolas" w:cs="Courier New"/>
+          <w:color w:val="008800"/>
+          <w:sz w:val="17"/>
+          <w:szCs w:val="17"/>
+        </w:rPr>
+        <w:t>subjectId</w:t>
+      </w:r>
+      <w:proofErr w:type="spellEnd"/>
+      <w:r>
+        <w:rPr>
+          <w:rFonts w:ascii="Consolas" w:hAnsi="Consolas" w:cs="Courier New"/>
+          <w:color w:val="008800"/>
+          <w:sz w:val="17"/>
+          <w:szCs w:val="17"/>
+        </w:rPr>
+        <w:t>/:</w:t>
+      </w:r>
+      <w:proofErr w:type="spellStart"/>
+      <w:r>
+        <w:rPr>
+          <w:rFonts w:ascii="Consolas" w:hAnsi="Consolas" w:cs="Courier New"/>
+          <w:color w:val="008800"/>
+          <w:sz w:val="17"/>
+          <w:szCs w:val="17"/>
+        </w:rPr>
+        <w:t>levelId</w:t>
+      </w:r>
+      <w:proofErr w:type="spellEnd"/>
+      <w:r>
+        <w:rPr>
+          <w:rFonts w:ascii="Consolas" w:hAnsi="Consolas" w:cs="Courier New"/>
+          <w:color w:val="008800"/>
+          <w:sz w:val="17"/>
+          <w:szCs w:val="17"/>
+        </w:rPr>
+        <w:t>/:</w:t>
+      </w:r>
+      <w:proofErr w:type="spellStart"/>
+      <w:r>
+        <w:rPr>
+          <w:rFonts w:ascii="Consolas" w:hAnsi="Consolas" w:cs="Courier New"/>
+          <w:color w:val="008800"/>
+          <w:sz w:val="17"/>
+          <w:szCs w:val="17"/>
+        </w:rPr>
+        <w:t>subLevel</w:t>
+      </w:r>
+      <w:proofErr w:type="spellEnd"/>
+      <w:proofErr w:type="gramEnd"/>
+      <w:r>
+        <w:rPr>
+          <w:rFonts w:ascii="Consolas" w:hAnsi="Consolas" w:cs="Courier New"/>
+          <w:color w:val="008800"/>
+          <w:sz w:val="17"/>
+          <w:szCs w:val="17"/>
+        </w:rPr>
+        <w:t>"</w:t>
       </w:r>
       <w:r>
         <w:rPr>
@@ -13968,6 +16084,7 @@
         </w:rPr>
         <w:t xml:space="preserve">        element</w:t>
       </w:r>
+      <w:proofErr w:type="gramStart"/>
       <w:r>
         <w:rPr>
           <w:rFonts w:ascii="Consolas" w:hAnsi="Consolas" w:cs="Courier New"/>
@@ -13975,8 +16092,19 @@
           <w:sz w:val="17"/>
           <w:szCs w:val="17"/>
         </w:rPr>
-        <w:t>={&lt;</w:t>
-      </w:r>
+        <w:t>={</w:t>
+      </w:r>
+      <w:proofErr w:type="gramEnd"/>
+      <w:r>
+        <w:rPr>
+          <w:rFonts w:ascii="Consolas" w:hAnsi="Consolas" w:cs="Courier New"/>
+          <w:color w:val="666600"/>
+          <w:sz w:val="17"/>
+          <w:szCs w:val="17"/>
+        </w:rPr>
+        <w:t>&lt;</w:t>
+      </w:r>
+      <w:proofErr w:type="spellStart"/>
       <w:r>
         <w:rPr>
           <w:rFonts w:ascii="Consolas" w:hAnsi="Consolas" w:cs="Courier New"/>
@@ -13986,6 +16114,7 @@
         </w:rPr>
         <w:t>UniversalCoursePage</w:t>
       </w:r>
+      <w:proofErr w:type="spellEnd"/>
       <w:r>
         <w:rPr>
           <w:rFonts w:ascii="Consolas" w:hAnsi="Consolas" w:cs="Courier New"/>
@@ -14126,7 +16255,17 @@
           <w:sz w:val="17"/>
           <w:szCs w:val="17"/>
         </w:rPr>
-        <w:t xml:space="preserve">    </w:t>
+        <w:t xml:space="preserve"> </w:t>
+      </w:r>
+      <w:proofErr w:type="gramStart"/>
+      <w:r>
+        <w:rPr>
+          <w:rFonts w:ascii="Consolas" w:hAnsi="Consolas" w:cs="Courier New"/>
+          <w:color w:val="000000"/>
+          <w:sz w:val="17"/>
+          <w:szCs w:val="17"/>
+        </w:rPr>
+        <w:t xml:space="preserve">   </w:t>
       </w:r>
       <w:r>
         <w:rPr>
@@ -14135,8 +16274,19 @@
           <w:sz w:val="17"/>
           <w:szCs w:val="17"/>
         </w:rPr>
-        <w:t>&lt;/</w:t>
-      </w:r>
+        <w:t>&lt;</w:t>
+      </w:r>
+      <w:proofErr w:type="gramEnd"/>
+      <w:r>
+        <w:rPr>
+          <w:rFonts w:ascii="Consolas" w:hAnsi="Consolas" w:cs="Courier New"/>
+          <w:color w:val="666600"/>
+          <w:sz w:val="17"/>
+          <w:szCs w:val="17"/>
+        </w:rPr>
+        <w:t>/</w:t>
+      </w:r>
+      <w:proofErr w:type="spellStart"/>
       <w:r>
         <w:rPr>
           <w:rFonts w:ascii="Consolas" w:hAnsi="Consolas" w:cs="Courier New"/>
@@ -14146,6 +16296,7 @@
         </w:rPr>
         <w:t>Routes</w:t>
       </w:r>
+      <w:proofErr w:type="spellEnd"/>
       <w:r>
         <w:rPr>
           <w:rFonts w:ascii="Consolas" w:hAnsi="Consolas" w:cs="Courier New"/>
@@ -14199,6 +16350,7 @@
         </w:rPr>
         <w:t xml:space="preserve">29. </w:t>
       </w:r>
+      <w:proofErr w:type="gramStart"/>
       <w:r>
         <w:rPr>
           <w:rFonts w:ascii="Consolas" w:hAnsi="Consolas" w:cs="Courier New"/>
@@ -14215,7 +16367,17 @@
           <w:sz w:val="17"/>
           <w:szCs w:val="17"/>
         </w:rPr>
-        <w:t>);</w:t>
+        <w:t>)</w:t>
+      </w:r>
+      <w:proofErr w:type="gramEnd"/>
+      <w:r>
+        <w:rPr>
+          <w:rFonts w:ascii="Consolas" w:hAnsi="Consolas" w:cs="Courier New"/>
+          <w:color w:val="666600"/>
+          <w:sz w:val="17"/>
+          <w:szCs w:val="17"/>
+        </w:rPr>
+        <w:t>;</w:t>
       </w:r>
     </w:p>
     <w:p>
@@ -14253,6 +16415,7 @@
           <w:szCs w:val="17"/>
         </w:rPr>
       </w:pPr>
+      <w:proofErr w:type="gramStart"/>
       <w:r>
         <w:rPr>
           <w:rFonts w:ascii="Consolas" w:hAnsi="Consolas" w:cs="Courier New"/>
@@ -14270,6 +16433,7 @@
         </w:rPr>
         <w:t>}</w:t>
       </w:r>
+      <w:proofErr w:type="gramEnd"/>
     </w:p>
     <w:p>
       <w:pPr>
@@ -14358,7 +16522,7 @@
       <w:pPr>
         <w:pStyle w:val="Nadpis3"/>
       </w:pPr>
-      <w:bookmarkStart w:id="66" w:name="_Toc223077604"/>
+      <w:bookmarkStart w:id="66" w:name="_Toc224225404"/>
       <w:r>
         <w:t>Ochrana přístupu</w:t>
       </w:r>
@@ -14366,7 +16530,15 @@
     </w:p>
     <w:p>
       <w:r>
-        <w:t>Na určité stránky chceme, aby se uživatel nedostal, dokud není přihlášený. Uživatel by se neměl dostat například na stránky pro zobrazování informací o uživateli, či k lekcím, jelikož jsou určené pouze pro přihlášené uživatele. To nám zajišťuje tzv. protectedRoute. Ta má za úkol hlídat</w:t>
+        <w:t xml:space="preserve">Na určité stránky chceme, aby se uživatel nedostal, dokud není přihlášený. Uživatel by se neměl dostat například na stránky pro zobrazování informací o uživateli, či k lekcím, jelikož jsou určené pouze pro přihlášené uživatele. To nám zajišťuje tzv. </w:t>
+      </w:r>
+      <w:proofErr w:type="spellStart"/>
+      <w:r>
+        <w:t>protectedRoute</w:t>
+      </w:r>
+      <w:proofErr w:type="spellEnd"/>
+      <w:r>
+        <w:t>. Ta má za úkol hlídat</w:t>
       </w:r>
       <w:r>
         <w:t>,</w:t>
@@ -14425,8 +16597,59 @@
           <w:sz w:val="17"/>
           <w:szCs w:val="17"/>
         </w:rPr>
-        <w:t>// components/auth/ProtectedRoute.jsx</w:t>
-      </w:r>
+        <w:t xml:space="preserve">// </w:t>
+      </w:r>
+      <w:proofErr w:type="spellStart"/>
+      <w:r>
+        <w:rPr>
+          <w:rFonts w:ascii="Consolas" w:hAnsi="Consolas" w:cs="Courier New"/>
+          <w:color w:val="880000"/>
+          <w:sz w:val="17"/>
+          <w:szCs w:val="17"/>
+        </w:rPr>
+        <w:t>components</w:t>
+      </w:r>
+      <w:proofErr w:type="spellEnd"/>
+      <w:r>
+        <w:rPr>
+          <w:rFonts w:ascii="Consolas" w:hAnsi="Consolas" w:cs="Courier New"/>
+          <w:color w:val="880000"/>
+          <w:sz w:val="17"/>
+          <w:szCs w:val="17"/>
+        </w:rPr>
+        <w:t>/</w:t>
+      </w:r>
+      <w:proofErr w:type="spellStart"/>
+      <w:r>
+        <w:rPr>
+          <w:rFonts w:ascii="Consolas" w:hAnsi="Consolas" w:cs="Courier New"/>
+          <w:color w:val="880000"/>
+          <w:sz w:val="17"/>
+          <w:szCs w:val="17"/>
+        </w:rPr>
+        <w:t>auth</w:t>
+      </w:r>
+      <w:proofErr w:type="spellEnd"/>
+      <w:r>
+        <w:rPr>
+          <w:rFonts w:ascii="Consolas" w:hAnsi="Consolas" w:cs="Courier New"/>
+          <w:color w:val="880000"/>
+          <w:sz w:val="17"/>
+          <w:szCs w:val="17"/>
+        </w:rPr>
+        <w:t>/</w:t>
+      </w:r>
+      <w:proofErr w:type="spellStart"/>
+      <w:r>
+        <w:rPr>
+          <w:rFonts w:ascii="Consolas" w:hAnsi="Consolas" w:cs="Courier New"/>
+          <w:color w:val="880000"/>
+          <w:sz w:val="17"/>
+          <w:szCs w:val="17"/>
+        </w:rPr>
+        <w:t>ProtectedRoute.jsx</w:t>
+      </w:r>
+      <w:proofErr w:type="spellEnd"/>
     </w:p>
     <w:p>
       <w:pPr>
@@ -14489,6 +16712,7 @@
         </w:rPr>
         <w:t xml:space="preserve"> </w:t>
       </w:r>
+      <w:proofErr w:type="gramStart"/>
       <w:r>
         <w:rPr>
           <w:rFonts w:ascii="Consolas" w:hAnsi="Consolas" w:cs="Courier New"/>
@@ -14507,6 +16731,7 @@
         </w:rPr>
         <w:t xml:space="preserve"> </w:t>
       </w:r>
+      <w:proofErr w:type="spellStart"/>
       <w:r>
         <w:rPr>
           <w:rFonts w:ascii="Consolas" w:hAnsi="Consolas" w:cs="Courier New"/>
@@ -14516,6 +16741,8 @@
         </w:rPr>
         <w:t>Navigate</w:t>
       </w:r>
+      <w:proofErr w:type="spellEnd"/>
+      <w:proofErr w:type="gramEnd"/>
       <w:r>
         <w:rPr>
           <w:rFonts w:ascii="Consolas" w:hAnsi="Consolas" w:cs="Courier New"/>
@@ -14532,7 +16759,28 @@
           <w:sz w:val="17"/>
           <w:szCs w:val="17"/>
         </w:rPr>
-        <w:t xml:space="preserve"> useLocation </w:t>
+        <w:t xml:space="preserve"> </w:t>
+      </w:r>
+      <w:proofErr w:type="spellStart"/>
+      <w:proofErr w:type="gramStart"/>
+      <w:r>
+        <w:rPr>
+          <w:rFonts w:ascii="Consolas" w:hAnsi="Consolas" w:cs="Courier New"/>
+          <w:color w:val="000000"/>
+          <w:sz w:val="17"/>
+          <w:szCs w:val="17"/>
+        </w:rPr>
+        <w:t>useLocation</w:t>
+      </w:r>
+      <w:proofErr w:type="spellEnd"/>
+      <w:r>
+        <w:rPr>
+          <w:rFonts w:ascii="Consolas" w:hAnsi="Consolas" w:cs="Courier New"/>
+          <w:color w:val="000000"/>
+          <w:sz w:val="17"/>
+          <w:szCs w:val="17"/>
+        </w:rPr>
+        <w:t xml:space="preserve"> </w:t>
       </w:r>
       <w:r>
         <w:rPr>
@@ -14543,6 +16791,7 @@
         </w:rPr>
         <w:t>}</w:t>
       </w:r>
+      <w:proofErr w:type="gramEnd"/>
       <w:r>
         <w:rPr>
           <w:rFonts w:ascii="Consolas" w:hAnsi="Consolas" w:cs="Courier New"/>
@@ -14552,6 +16801,7 @@
         </w:rPr>
         <w:t xml:space="preserve"> </w:t>
       </w:r>
+      <w:proofErr w:type="spellStart"/>
       <w:r>
         <w:rPr>
           <w:rFonts w:ascii="Consolas" w:hAnsi="Consolas" w:cs="Courier New"/>
@@ -14561,6 +16811,7 @@
         </w:rPr>
         <w:t>from</w:t>
       </w:r>
+      <w:proofErr w:type="spellEnd"/>
       <w:r>
         <w:rPr>
           <w:rFonts w:ascii="Consolas" w:hAnsi="Consolas" w:cs="Courier New"/>
@@ -14577,7 +16828,27 @@
           <w:sz w:val="17"/>
           <w:szCs w:val="17"/>
         </w:rPr>
-        <w:t>'react-router-dom'</w:t>
+        <w:t>'</w:t>
+      </w:r>
+      <w:proofErr w:type="spellStart"/>
+      <w:r>
+        <w:rPr>
+          <w:rFonts w:ascii="Consolas" w:hAnsi="Consolas" w:cs="Courier New"/>
+          <w:color w:val="008800"/>
+          <w:sz w:val="17"/>
+          <w:szCs w:val="17"/>
+        </w:rPr>
+        <w:t>react</w:t>
+      </w:r>
+      <w:proofErr w:type="spellEnd"/>
+      <w:r>
+        <w:rPr>
+          <w:rFonts w:ascii="Consolas" w:hAnsi="Consolas" w:cs="Courier New"/>
+          <w:color w:val="008800"/>
+          <w:sz w:val="17"/>
+          <w:szCs w:val="17"/>
+        </w:rPr>
+        <w:t>-router-dom'</w:t>
       </w:r>
       <w:r>
         <w:rPr>
@@ -14650,6 +16921,7 @@
         </w:rPr>
         <w:t xml:space="preserve"> </w:t>
       </w:r>
+      <w:proofErr w:type="gramStart"/>
       <w:r>
         <w:rPr>
           <w:rFonts w:ascii="Consolas" w:hAnsi="Consolas" w:cs="Courier New"/>
@@ -14666,7 +16938,28 @@
           <w:sz w:val="17"/>
           <w:szCs w:val="17"/>
         </w:rPr>
-        <w:t xml:space="preserve"> useAuth </w:t>
+        <w:t xml:space="preserve"> </w:t>
+      </w:r>
+      <w:proofErr w:type="spellStart"/>
+      <w:r>
+        <w:rPr>
+          <w:rFonts w:ascii="Consolas" w:hAnsi="Consolas" w:cs="Courier New"/>
+          <w:color w:val="000000"/>
+          <w:sz w:val="17"/>
+          <w:szCs w:val="17"/>
+        </w:rPr>
+        <w:t>useAuth</w:t>
+      </w:r>
+      <w:proofErr w:type="spellEnd"/>
+      <w:proofErr w:type="gramEnd"/>
+      <w:r>
+        <w:rPr>
+          <w:rFonts w:ascii="Consolas" w:hAnsi="Consolas" w:cs="Courier New"/>
+          <w:color w:val="000000"/>
+          <w:sz w:val="17"/>
+          <w:szCs w:val="17"/>
+        </w:rPr>
+        <w:t xml:space="preserve"> </w:t>
       </w:r>
       <w:r>
         <w:rPr>
@@ -14686,6 +16979,7 @@
         </w:rPr>
         <w:t xml:space="preserve"> </w:t>
       </w:r>
+      <w:proofErr w:type="spellStart"/>
       <w:r>
         <w:rPr>
           <w:rFonts w:ascii="Consolas" w:hAnsi="Consolas" w:cs="Courier New"/>
@@ -14695,6 +16989,7 @@
         </w:rPr>
         <w:t>from</w:t>
       </w:r>
+      <w:proofErr w:type="spellEnd"/>
       <w:r>
         <w:rPr>
           <w:rFonts w:ascii="Consolas" w:hAnsi="Consolas" w:cs="Courier New"/>
@@ -14704,6 +16999,7 @@
         </w:rPr>
         <w:t xml:space="preserve"> </w:t>
       </w:r>
+      <w:proofErr w:type="gramStart"/>
       <w:r>
         <w:rPr>
           <w:rFonts w:ascii="Consolas" w:hAnsi="Consolas" w:cs="Courier New"/>
@@ -14711,7 +17007,57 @@
           <w:sz w:val="17"/>
           <w:szCs w:val="17"/>
         </w:rPr>
-        <w:t>'../../hooks/useAuth'</w:t>
+        <w:t>'../..</w:t>
+      </w:r>
+      <w:proofErr w:type="gramEnd"/>
+      <w:r>
+        <w:rPr>
+          <w:rFonts w:ascii="Consolas" w:hAnsi="Consolas" w:cs="Courier New"/>
+          <w:color w:val="008800"/>
+          <w:sz w:val="17"/>
+          <w:szCs w:val="17"/>
+        </w:rPr>
+        <w:t>/</w:t>
+      </w:r>
+      <w:proofErr w:type="spellStart"/>
+      <w:r>
+        <w:rPr>
+          <w:rFonts w:ascii="Consolas" w:hAnsi="Consolas" w:cs="Courier New"/>
+          <w:color w:val="008800"/>
+          <w:sz w:val="17"/>
+          <w:szCs w:val="17"/>
+        </w:rPr>
+        <w:t>hooks</w:t>
+      </w:r>
+      <w:proofErr w:type="spellEnd"/>
+      <w:r>
+        <w:rPr>
+          <w:rFonts w:ascii="Consolas" w:hAnsi="Consolas" w:cs="Courier New"/>
+          <w:color w:val="008800"/>
+          <w:sz w:val="17"/>
+          <w:szCs w:val="17"/>
+        </w:rPr>
+        <w:t>/</w:t>
+      </w:r>
+      <w:proofErr w:type="spellStart"/>
+      <w:r>
+        <w:rPr>
+          <w:rFonts w:ascii="Consolas" w:hAnsi="Consolas" w:cs="Courier New"/>
+          <w:color w:val="008800"/>
+          <w:sz w:val="17"/>
+          <w:szCs w:val="17"/>
+        </w:rPr>
+        <w:t>useAuth</w:t>
+      </w:r>
+      <w:proofErr w:type="spellEnd"/>
+      <w:r>
+        <w:rPr>
+          <w:rFonts w:ascii="Consolas" w:hAnsi="Consolas" w:cs="Courier New"/>
+          <w:color w:val="008800"/>
+          <w:sz w:val="17"/>
+          <w:szCs w:val="17"/>
+        </w:rPr>
+        <w:t>'</w:t>
       </w:r>
       <w:r>
         <w:rPr>
@@ -14738,8 +17084,59 @@
           <w:sz w:val="17"/>
           <w:szCs w:val="17"/>
         </w:rPr>
-        <w:t>// Vlastní hook pro Firebase Auth</w:t>
-      </w:r>
+        <w:t xml:space="preserve">// Vlastní </w:t>
+      </w:r>
+      <w:proofErr w:type="spellStart"/>
+      <w:r>
+        <w:rPr>
+          <w:rFonts w:ascii="Consolas" w:hAnsi="Consolas" w:cs="Courier New"/>
+          <w:color w:val="880000"/>
+          <w:sz w:val="17"/>
+          <w:szCs w:val="17"/>
+        </w:rPr>
+        <w:t>hook</w:t>
+      </w:r>
+      <w:proofErr w:type="spellEnd"/>
+      <w:r>
+        <w:rPr>
+          <w:rFonts w:ascii="Consolas" w:hAnsi="Consolas" w:cs="Courier New"/>
+          <w:color w:val="880000"/>
+          <w:sz w:val="17"/>
+          <w:szCs w:val="17"/>
+        </w:rPr>
+        <w:t xml:space="preserve"> pro </w:t>
+      </w:r>
+      <w:proofErr w:type="spellStart"/>
+      <w:r>
+        <w:rPr>
+          <w:rFonts w:ascii="Consolas" w:hAnsi="Consolas" w:cs="Courier New"/>
+          <w:color w:val="880000"/>
+          <w:sz w:val="17"/>
+          <w:szCs w:val="17"/>
+        </w:rPr>
+        <w:t>Firebase</w:t>
+      </w:r>
+      <w:proofErr w:type="spellEnd"/>
+      <w:r>
+        <w:rPr>
+          <w:rFonts w:ascii="Consolas" w:hAnsi="Consolas" w:cs="Courier New"/>
+          <w:color w:val="880000"/>
+          <w:sz w:val="17"/>
+          <w:szCs w:val="17"/>
+        </w:rPr>
+        <w:t xml:space="preserve"> </w:t>
+      </w:r>
+      <w:proofErr w:type="spellStart"/>
+      <w:r>
+        <w:rPr>
+          <w:rFonts w:ascii="Consolas" w:hAnsi="Consolas" w:cs="Courier New"/>
+          <w:color w:val="880000"/>
+          <w:sz w:val="17"/>
+          <w:szCs w:val="17"/>
+        </w:rPr>
+        <w:t>Auth</w:t>
+      </w:r>
+      <w:proofErr w:type="spellEnd"/>
     </w:p>
     <w:p>
       <w:pPr>
@@ -14837,6 +17234,7 @@
         </w:rPr>
         <w:t xml:space="preserve"> 5. </w:t>
       </w:r>
+      <w:proofErr w:type="spellStart"/>
       <w:r>
         <w:rPr>
           <w:rFonts w:ascii="Consolas" w:hAnsi="Consolas" w:cs="Courier New"/>
@@ -14846,6 +17244,7 @@
         </w:rPr>
         <w:t>const</w:t>
       </w:r>
+      <w:proofErr w:type="spellEnd"/>
       <w:r>
         <w:rPr>
           <w:rFonts w:ascii="Consolas" w:hAnsi="Consolas" w:cs="Courier New"/>
@@ -14855,6 +17254,7 @@
         </w:rPr>
         <w:t xml:space="preserve"> </w:t>
       </w:r>
+      <w:proofErr w:type="spellStart"/>
       <w:r>
         <w:rPr>
           <w:rFonts w:ascii="Consolas" w:hAnsi="Consolas" w:cs="Courier New"/>
@@ -14864,6 +17264,7 @@
         </w:rPr>
         <w:t>ProtectedRoute</w:t>
       </w:r>
+      <w:proofErr w:type="spellEnd"/>
       <w:r>
         <w:rPr>
           <w:rFonts w:ascii="Consolas" w:hAnsi="Consolas" w:cs="Courier New"/>
@@ -14891,6 +17292,7 @@
         </w:rPr>
         <w:t xml:space="preserve"> </w:t>
       </w:r>
+      <w:proofErr w:type="gramStart"/>
       <w:r>
         <w:rPr>
           <w:rFonts w:ascii="Consolas" w:hAnsi="Consolas" w:cs="Courier New"/>
@@ -14907,7 +17309,28 @@
           <w:sz w:val="17"/>
           <w:szCs w:val="17"/>
         </w:rPr>
-        <w:t xml:space="preserve"> children </w:t>
+        <w:t xml:space="preserve"> </w:t>
+      </w:r>
+      <w:proofErr w:type="spellStart"/>
+      <w:r>
+        <w:rPr>
+          <w:rFonts w:ascii="Consolas" w:hAnsi="Consolas" w:cs="Courier New"/>
+          <w:color w:val="000000"/>
+          <w:sz w:val="17"/>
+          <w:szCs w:val="17"/>
+        </w:rPr>
+        <w:t>children</w:t>
+      </w:r>
+      <w:proofErr w:type="spellEnd"/>
+      <w:proofErr w:type="gramEnd"/>
+      <w:r>
+        <w:rPr>
+          <w:rFonts w:ascii="Consolas" w:hAnsi="Consolas" w:cs="Courier New"/>
+          <w:color w:val="000000"/>
+          <w:sz w:val="17"/>
+          <w:szCs w:val="17"/>
+        </w:rPr>
+        <w:t xml:space="preserve"> </w:t>
       </w:r>
       <w:r>
         <w:rPr>
@@ -15007,6 +17430,7 @@
         </w:rPr>
         <w:t xml:space="preserve">  </w:t>
       </w:r>
+      <w:proofErr w:type="spellStart"/>
       <w:r>
         <w:rPr>
           <w:rFonts w:ascii="Consolas" w:hAnsi="Consolas" w:cs="Courier New"/>
@@ -15016,6 +17440,7 @@
         </w:rPr>
         <w:t>const</w:t>
       </w:r>
+      <w:proofErr w:type="spellEnd"/>
       <w:r>
         <w:rPr>
           <w:rFonts w:ascii="Consolas" w:hAnsi="Consolas" w:cs="Courier New"/>
@@ -15025,6 +17450,7 @@
         </w:rPr>
         <w:t xml:space="preserve"> </w:t>
       </w:r>
+      <w:proofErr w:type="gramStart"/>
       <w:r>
         <w:rPr>
           <w:rFonts w:ascii="Consolas" w:hAnsi="Consolas" w:cs="Courier New"/>
@@ -15043,6 +17469,7 @@
         </w:rPr>
         <w:t xml:space="preserve"> user</w:t>
       </w:r>
+      <w:proofErr w:type="gramEnd"/>
       <w:r>
         <w:rPr>
           <w:rFonts w:ascii="Consolas" w:hAnsi="Consolas" w:cs="Courier New"/>
@@ -15059,7 +17486,28 @@
           <w:sz w:val="17"/>
           <w:szCs w:val="17"/>
         </w:rPr>
-        <w:t xml:space="preserve"> loading </w:t>
+        <w:t xml:space="preserve"> </w:t>
+      </w:r>
+      <w:proofErr w:type="spellStart"/>
+      <w:proofErr w:type="gramStart"/>
+      <w:r>
+        <w:rPr>
+          <w:rFonts w:ascii="Consolas" w:hAnsi="Consolas" w:cs="Courier New"/>
+          <w:color w:val="000000"/>
+          <w:sz w:val="17"/>
+          <w:szCs w:val="17"/>
+        </w:rPr>
+        <w:t>loading</w:t>
+      </w:r>
+      <w:proofErr w:type="spellEnd"/>
+      <w:r>
+        <w:rPr>
+          <w:rFonts w:ascii="Consolas" w:hAnsi="Consolas" w:cs="Courier New"/>
+          <w:color w:val="000000"/>
+          <w:sz w:val="17"/>
+          <w:szCs w:val="17"/>
+        </w:rPr>
+        <w:t xml:space="preserve"> </w:t>
       </w:r>
       <w:r>
         <w:rPr>
@@ -15070,6 +17518,7 @@
         </w:rPr>
         <w:t>}</w:t>
       </w:r>
+      <w:proofErr w:type="gramEnd"/>
       <w:r>
         <w:rPr>
           <w:rFonts w:ascii="Consolas" w:hAnsi="Consolas" w:cs="Courier New"/>
@@ -15095,8 +17544,20 @@
           <w:sz w:val="17"/>
           <w:szCs w:val="17"/>
         </w:rPr>
-        <w:t xml:space="preserve"> useAuth</w:t>
-      </w:r>
+        <w:t xml:space="preserve"> </w:t>
+      </w:r>
+      <w:proofErr w:type="spellStart"/>
+      <w:proofErr w:type="gramStart"/>
+      <w:r>
+        <w:rPr>
+          <w:rFonts w:ascii="Consolas" w:hAnsi="Consolas" w:cs="Courier New"/>
+          <w:color w:val="000000"/>
+          <w:sz w:val="17"/>
+          <w:szCs w:val="17"/>
+        </w:rPr>
+        <w:t>useAuth</w:t>
+      </w:r>
+      <w:proofErr w:type="spellEnd"/>
       <w:r>
         <w:rPr>
           <w:rFonts w:ascii="Consolas" w:hAnsi="Consolas" w:cs="Courier New"/>
@@ -15104,7 +17565,17 @@
           <w:sz w:val="17"/>
           <w:szCs w:val="17"/>
         </w:rPr>
-        <w:t>();</w:t>
+        <w:t>(</w:t>
+      </w:r>
+      <w:proofErr w:type="gramEnd"/>
+      <w:r>
+        <w:rPr>
+          <w:rFonts w:ascii="Consolas" w:hAnsi="Consolas" w:cs="Courier New"/>
+          <w:color w:val="666600"/>
+          <w:sz w:val="17"/>
+          <w:szCs w:val="17"/>
+        </w:rPr>
+        <w:t>);</w:t>
       </w:r>
     </w:p>
     <w:p>
@@ -15159,6 +17630,7 @@
         </w:rPr>
         <w:t xml:space="preserve">  </w:t>
       </w:r>
+      <w:proofErr w:type="spellStart"/>
       <w:r>
         <w:rPr>
           <w:rFonts w:ascii="Consolas" w:hAnsi="Consolas" w:cs="Courier New"/>
@@ -15168,14 +17640,35 @@
         </w:rPr>
         <w:t>const</w:t>
       </w:r>
-      <w:r>
-        <w:rPr>
-          <w:rFonts w:ascii="Consolas" w:hAnsi="Consolas" w:cs="Courier New"/>
-          <w:color w:val="000000"/>
-          <w:sz w:val="17"/>
-          <w:szCs w:val="17"/>
-        </w:rPr>
-        <w:t xml:space="preserve"> location </w:t>
+      <w:proofErr w:type="spellEnd"/>
+      <w:r>
+        <w:rPr>
+          <w:rFonts w:ascii="Consolas" w:hAnsi="Consolas" w:cs="Courier New"/>
+          <w:color w:val="000000"/>
+          <w:sz w:val="17"/>
+          <w:szCs w:val="17"/>
+        </w:rPr>
+        <w:t xml:space="preserve"> </w:t>
+      </w:r>
+      <w:proofErr w:type="spellStart"/>
+      <w:r>
+        <w:rPr>
+          <w:rFonts w:ascii="Consolas" w:hAnsi="Consolas" w:cs="Courier New"/>
+          <w:color w:val="000000"/>
+          <w:sz w:val="17"/>
+          <w:szCs w:val="17"/>
+        </w:rPr>
+        <w:t>location</w:t>
+      </w:r>
+      <w:proofErr w:type="spellEnd"/>
+      <w:r>
+        <w:rPr>
+          <w:rFonts w:ascii="Consolas" w:hAnsi="Consolas" w:cs="Courier New"/>
+          <w:color w:val="000000"/>
+          <w:sz w:val="17"/>
+          <w:szCs w:val="17"/>
+        </w:rPr>
+        <w:t xml:space="preserve"> </w:t>
       </w:r>
       <w:r>
         <w:rPr>
@@ -15193,8 +17686,20 @@
           <w:sz w:val="17"/>
           <w:szCs w:val="17"/>
         </w:rPr>
-        <w:t xml:space="preserve"> useLocation</w:t>
-      </w:r>
+        <w:t xml:space="preserve"> </w:t>
+      </w:r>
+      <w:proofErr w:type="spellStart"/>
+      <w:proofErr w:type="gramStart"/>
+      <w:r>
+        <w:rPr>
+          <w:rFonts w:ascii="Consolas" w:hAnsi="Consolas" w:cs="Courier New"/>
+          <w:color w:val="000000"/>
+          <w:sz w:val="17"/>
+          <w:szCs w:val="17"/>
+        </w:rPr>
+        <w:t>useLocation</w:t>
+      </w:r>
+      <w:proofErr w:type="spellEnd"/>
       <w:r>
         <w:rPr>
           <w:rFonts w:ascii="Consolas" w:hAnsi="Consolas" w:cs="Courier New"/>
@@ -15202,7 +17707,17 @@
           <w:sz w:val="17"/>
           <w:szCs w:val="17"/>
         </w:rPr>
-        <w:t>();</w:t>
+        <w:t>(</w:t>
+      </w:r>
+      <w:proofErr w:type="gramEnd"/>
+      <w:r>
+        <w:rPr>
+          <w:rFonts w:ascii="Consolas" w:hAnsi="Consolas" w:cs="Courier New"/>
+          <w:color w:val="666600"/>
+          <w:sz w:val="17"/>
+          <w:szCs w:val="17"/>
+        </w:rPr>
+        <w:t>);</w:t>
       </w:r>
     </w:p>
     <w:p>
@@ -15319,6 +17834,7 @@
         </w:rPr>
         <w:t xml:space="preserve">  </w:t>
       </w:r>
+      <w:proofErr w:type="spellStart"/>
       <w:r>
         <w:rPr>
           <w:rFonts w:ascii="Consolas" w:hAnsi="Consolas" w:cs="Courier New"/>
@@ -15328,6 +17844,7 @@
         </w:rPr>
         <w:t>if</w:t>
       </w:r>
+      <w:proofErr w:type="spellEnd"/>
       <w:r>
         <w:rPr>
           <w:rFonts w:ascii="Consolas" w:hAnsi="Consolas" w:cs="Courier New"/>
@@ -15346,6 +17863,7 @@
         </w:rPr>
         <w:t>(</w:t>
       </w:r>
+      <w:proofErr w:type="spellStart"/>
       <w:r>
         <w:rPr>
           <w:rFonts w:ascii="Consolas" w:hAnsi="Consolas" w:cs="Courier New"/>
@@ -15355,6 +17873,7 @@
         </w:rPr>
         <w:t>loading</w:t>
       </w:r>
+      <w:proofErr w:type="spellEnd"/>
       <w:r>
         <w:rPr>
           <w:rFonts w:ascii="Consolas" w:hAnsi="Consolas" w:cs="Courier New"/>
@@ -15469,8 +17988,19 @@
           <w:sz w:val="17"/>
           <w:szCs w:val="17"/>
         </w:rPr>
-        <w:t>div className</w:t>
-      </w:r>
+        <w:t xml:space="preserve">div </w:t>
+      </w:r>
+      <w:proofErr w:type="spellStart"/>
+      <w:r>
+        <w:rPr>
+          <w:rFonts w:ascii="Consolas" w:hAnsi="Consolas" w:cs="Courier New"/>
+          <w:color w:val="000000"/>
+          <w:sz w:val="17"/>
+          <w:szCs w:val="17"/>
+        </w:rPr>
+        <w:t>className</w:t>
+      </w:r>
+      <w:proofErr w:type="spellEnd"/>
       <w:r>
         <w:rPr>
           <w:rFonts w:ascii="Consolas" w:hAnsi="Consolas" w:cs="Courier New"/>
@@ -15487,7 +18017,28 @@
           <w:sz w:val="17"/>
           <w:szCs w:val="17"/>
         </w:rPr>
-        <w:t>"loading-screen"</w:t>
+        <w:t>"</w:t>
+      </w:r>
+      <w:proofErr w:type="spellStart"/>
+      <w:r>
+        <w:rPr>
+          <w:rFonts w:ascii="Consolas" w:hAnsi="Consolas" w:cs="Courier New"/>
+          <w:color w:val="008800"/>
+          <w:sz w:val="17"/>
+          <w:szCs w:val="17"/>
+        </w:rPr>
+        <w:t>loading-screen</w:t>
+      </w:r>
+      <w:proofErr w:type="spellEnd"/>
+      <w:proofErr w:type="gramStart"/>
+      <w:r>
+        <w:rPr>
+          <w:rFonts w:ascii="Consolas" w:hAnsi="Consolas" w:cs="Courier New"/>
+          <w:color w:val="008800"/>
+          <w:sz w:val="17"/>
+          <w:szCs w:val="17"/>
+        </w:rPr>
+        <w:t>"</w:t>
       </w:r>
       <w:r>
         <w:rPr>
@@ -15550,7 +18101,17 @@
           <w:sz w:val="17"/>
           <w:szCs w:val="17"/>
         </w:rPr>
-        <w:t>í...&lt;/</w:t>
+        <w:t>í</w:t>
+      </w:r>
+      <w:proofErr w:type="gramEnd"/>
+      <w:r>
+        <w:rPr>
+          <w:rFonts w:ascii="Consolas" w:hAnsi="Consolas" w:cs="Courier New"/>
+          <w:color w:val="666600"/>
+          <w:sz w:val="17"/>
+          <w:szCs w:val="17"/>
+        </w:rPr>
+        <w:t>...&lt;/</w:t>
       </w:r>
       <w:r>
         <w:rPr>
@@ -15614,6 +18175,7 @@
         </w:rPr>
         <w:t xml:space="preserve">12. </w:t>
       </w:r>
+      <w:proofErr w:type="gramStart"/>
       <w:r>
         <w:rPr>
           <w:rFonts w:ascii="Consolas" w:hAnsi="Consolas" w:cs="Courier New"/>
@@ -15632,6 +18194,7 @@
         </w:rPr>
         <w:t>}</w:t>
       </w:r>
+      <w:proofErr w:type="gramEnd"/>
     </w:p>
     <w:p>
       <w:pPr>
@@ -15800,6 +18363,7 @@
         </w:rPr>
         <w:t xml:space="preserve">  </w:t>
       </w:r>
+      <w:proofErr w:type="spellStart"/>
       <w:r>
         <w:rPr>
           <w:rFonts w:ascii="Consolas" w:hAnsi="Consolas" w:cs="Courier New"/>
@@ -15809,6 +18373,7 @@
         </w:rPr>
         <w:t>if</w:t>
       </w:r>
+      <w:proofErr w:type="spellEnd"/>
       <w:r>
         <w:rPr>
           <w:rFonts w:ascii="Consolas" w:hAnsi="Consolas" w:cs="Courier New"/>
@@ -15818,6 +18383,7 @@
         </w:rPr>
         <w:t xml:space="preserve"> </w:t>
       </w:r>
+      <w:proofErr w:type="gramStart"/>
       <w:r>
         <w:rPr>
           <w:rFonts w:ascii="Consolas" w:hAnsi="Consolas" w:cs="Courier New"/>
@@ -15836,6 +18402,7 @@
         </w:rPr>
         <w:t>user</w:t>
       </w:r>
+      <w:proofErr w:type="gramEnd"/>
       <w:r>
         <w:rPr>
           <w:rFonts w:ascii="Consolas" w:hAnsi="Consolas" w:cs="Courier New"/>
@@ -15985,7 +18552,27 @@
           <w:sz w:val="17"/>
           <w:szCs w:val="17"/>
         </w:rPr>
-        <w:t>// 'state' si pamatuje, odkud uživatel přišel, abychom ho tam po přihlášení mohli vrátit</w:t>
+        <w:t>// '</w:t>
+      </w:r>
+      <w:proofErr w:type="spellStart"/>
+      <w:r>
+        <w:rPr>
+          <w:rFonts w:ascii="Consolas" w:hAnsi="Consolas" w:cs="Courier New"/>
+          <w:color w:val="880000"/>
+          <w:sz w:val="17"/>
+          <w:szCs w:val="17"/>
+        </w:rPr>
+        <w:t>state</w:t>
+      </w:r>
+      <w:proofErr w:type="spellEnd"/>
+      <w:r>
+        <w:rPr>
+          <w:rFonts w:ascii="Consolas" w:hAnsi="Consolas" w:cs="Courier New"/>
+          <w:color w:val="880000"/>
+          <w:sz w:val="17"/>
+          <w:szCs w:val="17"/>
+        </w:rPr>
+        <w:t>' si pamatuje, odkud uživatel přišel, abychom ho tam po přihlášení mohli vrátit</w:t>
       </w:r>
     </w:p>
     <w:p>
@@ -16067,6 +18654,7 @@
         </w:rPr>
         <w:t>&lt;</w:t>
       </w:r>
+      <w:proofErr w:type="spellStart"/>
       <w:r>
         <w:rPr>
           <w:rFonts w:ascii="Consolas" w:hAnsi="Consolas" w:cs="Courier New"/>
@@ -16076,6 +18664,7 @@
         </w:rPr>
         <w:t>Navigate</w:t>
       </w:r>
+      <w:proofErr w:type="spellEnd"/>
       <w:r>
         <w:rPr>
           <w:rFonts w:ascii="Consolas" w:hAnsi="Consolas" w:cs="Courier New"/>
@@ -16110,8 +18699,20 @@
           <w:sz w:val="17"/>
           <w:szCs w:val="17"/>
         </w:rPr>
-        <w:t xml:space="preserve"> state</w:t>
-      </w:r>
+        <w:t xml:space="preserve"> </w:t>
+      </w:r>
+      <w:proofErr w:type="spellStart"/>
+      <w:r>
+        <w:rPr>
+          <w:rFonts w:ascii="Consolas" w:hAnsi="Consolas" w:cs="Courier New"/>
+          <w:color w:val="000000"/>
+          <w:sz w:val="17"/>
+          <w:szCs w:val="17"/>
+        </w:rPr>
+        <w:t>state</w:t>
+      </w:r>
+      <w:proofErr w:type="spellEnd"/>
+      <w:proofErr w:type="gramStart"/>
       <w:r>
         <w:rPr>
           <w:rFonts w:ascii="Consolas" w:hAnsi="Consolas" w:cs="Courier New"/>
@@ -16130,6 +18731,7 @@
         </w:rPr>
         <w:t xml:space="preserve"> </w:t>
       </w:r>
+      <w:proofErr w:type="spellStart"/>
       <w:r>
         <w:rPr>
           <w:rFonts w:ascii="Consolas" w:hAnsi="Consolas" w:cs="Courier New"/>
@@ -16139,6 +18741,8 @@
         </w:rPr>
         <w:t>from</w:t>
       </w:r>
+      <w:proofErr w:type="spellEnd"/>
+      <w:proofErr w:type="gramEnd"/>
       <w:r>
         <w:rPr>
           <w:rFonts w:ascii="Consolas" w:hAnsi="Consolas" w:cs="Courier New"/>
@@ -16155,7 +18759,28 @@
           <w:sz w:val="17"/>
           <w:szCs w:val="17"/>
         </w:rPr>
-        <w:t xml:space="preserve"> location </w:t>
+        <w:t xml:space="preserve"> </w:t>
+      </w:r>
+      <w:proofErr w:type="spellStart"/>
+      <w:proofErr w:type="gramStart"/>
+      <w:r>
+        <w:rPr>
+          <w:rFonts w:ascii="Consolas" w:hAnsi="Consolas" w:cs="Courier New"/>
+          <w:color w:val="000000"/>
+          <w:sz w:val="17"/>
+          <w:szCs w:val="17"/>
+        </w:rPr>
+        <w:t>location</w:t>
+      </w:r>
+      <w:proofErr w:type="spellEnd"/>
+      <w:r>
+        <w:rPr>
+          <w:rFonts w:ascii="Consolas" w:hAnsi="Consolas" w:cs="Courier New"/>
+          <w:color w:val="000000"/>
+          <w:sz w:val="17"/>
+          <w:szCs w:val="17"/>
+        </w:rPr>
+        <w:t xml:space="preserve"> </w:t>
       </w:r>
       <w:r>
         <w:rPr>
@@ -16164,16 +18789,46 @@
           <w:sz w:val="17"/>
           <w:szCs w:val="17"/>
         </w:rPr>
-        <w:t>}}</w:t>
-      </w:r>
-      <w:r>
-        <w:rPr>
-          <w:rFonts w:ascii="Consolas" w:hAnsi="Consolas" w:cs="Courier New"/>
-          <w:color w:val="000000"/>
-          <w:sz w:val="17"/>
-          <w:szCs w:val="17"/>
-        </w:rPr>
-        <w:t xml:space="preserve"> replace </w:t>
+        <w:t>}</w:t>
+      </w:r>
+      <w:proofErr w:type="gramEnd"/>
+      <w:r>
+        <w:rPr>
+          <w:rFonts w:ascii="Consolas" w:hAnsi="Consolas" w:cs="Courier New"/>
+          <w:color w:val="666600"/>
+          <w:sz w:val="17"/>
+          <w:szCs w:val="17"/>
+        </w:rPr>
+        <w:t>}</w:t>
+      </w:r>
+      <w:r>
+        <w:rPr>
+          <w:rFonts w:ascii="Consolas" w:hAnsi="Consolas" w:cs="Courier New"/>
+          <w:color w:val="000000"/>
+          <w:sz w:val="17"/>
+          <w:szCs w:val="17"/>
+        </w:rPr>
+        <w:t xml:space="preserve"> </w:t>
+      </w:r>
+      <w:proofErr w:type="spellStart"/>
+      <w:r>
+        <w:rPr>
+          <w:rFonts w:ascii="Consolas" w:hAnsi="Consolas" w:cs="Courier New"/>
+          <w:color w:val="000000"/>
+          <w:sz w:val="17"/>
+          <w:szCs w:val="17"/>
+        </w:rPr>
+        <w:t>replace</w:t>
+      </w:r>
+      <w:proofErr w:type="spellEnd"/>
+      <w:r>
+        <w:rPr>
+          <w:rFonts w:ascii="Consolas" w:hAnsi="Consolas" w:cs="Courier New"/>
+          <w:color w:val="000000"/>
+          <w:sz w:val="17"/>
+          <w:szCs w:val="17"/>
+        </w:rPr>
+        <w:t xml:space="preserve"> </w:t>
       </w:r>
       <w:r>
         <w:rPr>
@@ -16228,6 +18883,7 @@
         </w:rPr>
         <w:t xml:space="preserve">19. </w:t>
       </w:r>
+      <w:proofErr w:type="gramStart"/>
       <w:r>
         <w:rPr>
           <w:rFonts w:ascii="Consolas" w:hAnsi="Consolas" w:cs="Courier New"/>
@@ -16246,6 +18902,7 @@
         </w:rPr>
         <w:t>}</w:t>
       </w:r>
+      <w:proofErr w:type="gramEnd"/>
     </w:p>
     <w:p>
       <w:pPr>
@@ -16430,8 +19087,19 @@
           <w:sz w:val="17"/>
           <w:szCs w:val="17"/>
         </w:rPr>
-        <w:t xml:space="preserve"> children</w:t>
-      </w:r>
+        <w:t xml:space="preserve"> </w:t>
+      </w:r>
+      <w:proofErr w:type="spellStart"/>
+      <w:r>
+        <w:rPr>
+          <w:rFonts w:ascii="Consolas" w:hAnsi="Consolas" w:cs="Courier New"/>
+          <w:color w:val="000000"/>
+          <w:sz w:val="17"/>
+          <w:szCs w:val="17"/>
+        </w:rPr>
+        <w:t>children</w:t>
+      </w:r>
+      <w:proofErr w:type="spellEnd"/>
       <w:r>
         <w:rPr>
           <w:rFonts w:ascii="Consolas" w:hAnsi="Consolas" w:cs="Courier New"/>
@@ -16477,6 +19145,7 @@
           <w:szCs w:val="17"/>
         </w:rPr>
       </w:pPr>
+      <w:proofErr w:type="gramStart"/>
       <w:r>
         <w:rPr>
           <w:rFonts w:ascii="Consolas" w:hAnsi="Consolas" w:cs="Courier New"/>
@@ -16492,7 +19161,17 @@
           <w:sz w:val="17"/>
           <w:szCs w:val="17"/>
         </w:rPr>
-        <w:t>};</w:t>
+        <w:t>}</w:t>
+      </w:r>
+      <w:proofErr w:type="gramEnd"/>
+      <w:r>
+        <w:rPr>
+          <w:rFonts w:ascii="Consolas" w:hAnsi="Consolas" w:cs="Courier New"/>
+          <w:color w:val="666600"/>
+          <w:sz w:val="17"/>
+          <w:szCs w:val="17"/>
+        </w:rPr>
+        <w:t>;</w:t>
       </w:r>
     </w:p>
     <w:p>
@@ -16628,6 +19307,7 @@
         </w:rPr>
         <w:t xml:space="preserve"> </w:t>
       </w:r>
+      <w:proofErr w:type="spellStart"/>
       <w:r>
         <w:rPr>
           <w:rFonts w:ascii="Consolas" w:hAnsi="Consolas" w:cs="Courier New"/>
@@ -16637,6 +19317,7 @@
         </w:rPr>
         <w:t>ProtectedRoute</w:t>
       </w:r>
+      <w:proofErr w:type="spellEnd"/>
       <w:r>
         <w:rPr>
           <w:rFonts w:ascii="Consolas" w:hAnsi="Consolas" w:cs="Courier New"/>
@@ -16787,7 +19468,27 @@
           <w:sz w:val="17"/>
           <w:szCs w:val="17"/>
         </w:rPr>
-        <w:t xml:space="preserve">  path="/profil"</w:t>
+        <w:t xml:space="preserve">  </w:t>
+      </w:r>
+      <w:proofErr w:type="spellStart"/>
+      <w:r>
+        <w:rPr>
+          <w:rFonts w:ascii="Consolas" w:hAnsi="Consolas" w:cs="Courier New"/>
+          <w:color w:val="000000"/>
+          <w:sz w:val="17"/>
+          <w:szCs w:val="17"/>
+        </w:rPr>
+        <w:t>path</w:t>
+      </w:r>
+      <w:proofErr w:type="spellEnd"/>
+      <w:r>
+        <w:rPr>
+          <w:rFonts w:ascii="Consolas" w:hAnsi="Consolas" w:cs="Courier New"/>
+          <w:color w:val="000000"/>
+          <w:sz w:val="17"/>
+          <w:szCs w:val="17"/>
+        </w:rPr>
+        <w:t>="/profil"</w:t>
       </w:r>
     </w:p>
     <w:p>
@@ -16840,8 +19541,19 @@
           <w:sz w:val="17"/>
           <w:szCs w:val="17"/>
         </w:rPr>
-        <w:t xml:space="preserve">  element={</w:t>
-      </w:r>
+        <w:t xml:space="preserve">  element</w:t>
+      </w:r>
+      <w:proofErr w:type="gramStart"/>
+      <w:r>
+        <w:rPr>
+          <w:rFonts w:ascii="Consolas" w:hAnsi="Consolas" w:cs="Courier New"/>
+          <w:color w:val="000000"/>
+          <w:sz w:val="17"/>
+          <w:szCs w:val="17"/>
+        </w:rPr>
+        <w:t>={</w:t>
+      </w:r>
+      <w:proofErr w:type="gramEnd"/>
     </w:p>
     <w:p>
       <w:pPr>
@@ -16893,8 +19605,19 @@
           <w:sz w:val="17"/>
           <w:szCs w:val="17"/>
         </w:rPr>
-        <w:t xml:space="preserve">    // Zabalíme komponentu Profile do ProtectedRoute</w:t>
-      </w:r>
+        <w:t xml:space="preserve">    // Zabalíme komponentu Profile do </w:t>
+      </w:r>
+      <w:proofErr w:type="spellStart"/>
+      <w:r>
+        <w:rPr>
+          <w:rFonts w:ascii="Consolas" w:hAnsi="Consolas" w:cs="Courier New"/>
+          <w:color w:val="000000"/>
+          <w:sz w:val="17"/>
+          <w:szCs w:val="17"/>
+        </w:rPr>
+        <w:t>ProtectedRoute</w:t>
+      </w:r>
+      <w:proofErr w:type="spellEnd"/>
     </w:p>
     <w:p>
       <w:pPr>
@@ -16946,15 +19669,44 @@
           <w:sz w:val="17"/>
           <w:szCs w:val="17"/>
         </w:rPr>
-        <w:t xml:space="preserve">    </w:t>
-      </w:r>
-      <w:r>
-        <w:rPr>
-          <w:rFonts w:ascii="Consolas" w:hAnsi="Consolas" w:cs="Courier New"/>
-          <w:sz w:val="17"/>
-          <w:szCs w:val="17"/>
-        </w:rPr>
-        <w:t>&lt;ProtectedRoute&gt;</w:t>
+        <w:t xml:space="preserve"> </w:t>
+      </w:r>
+      <w:proofErr w:type="gramStart"/>
+      <w:r>
+        <w:rPr>
+          <w:rFonts w:ascii="Consolas" w:hAnsi="Consolas" w:cs="Courier New"/>
+          <w:color w:val="000000"/>
+          <w:sz w:val="17"/>
+          <w:szCs w:val="17"/>
+        </w:rPr>
+        <w:t xml:space="preserve">   </w:t>
+      </w:r>
+      <w:r>
+        <w:rPr>
+          <w:rFonts w:ascii="Consolas" w:hAnsi="Consolas" w:cs="Courier New"/>
+          <w:sz w:val="17"/>
+          <w:szCs w:val="17"/>
+        </w:rPr>
+        <w:t>&lt;</w:t>
+      </w:r>
+      <w:proofErr w:type="spellStart"/>
+      <w:proofErr w:type="gramEnd"/>
+      <w:r>
+        <w:rPr>
+          <w:rFonts w:ascii="Consolas" w:hAnsi="Consolas" w:cs="Courier New"/>
+          <w:sz w:val="17"/>
+          <w:szCs w:val="17"/>
+        </w:rPr>
+        <w:t>ProtectedRoute</w:t>
+      </w:r>
+      <w:proofErr w:type="spellEnd"/>
+      <w:r>
+        <w:rPr>
+          <w:rFonts w:ascii="Consolas" w:hAnsi="Consolas" w:cs="Courier New"/>
+          <w:sz w:val="17"/>
+          <w:szCs w:val="17"/>
+        </w:rPr>
+        <w:t>&gt;</w:t>
       </w:r>
     </w:p>
     <w:p>
@@ -17007,16 +19759,37 @@
           <w:sz w:val="17"/>
           <w:szCs w:val="17"/>
         </w:rPr>
-        <w:t xml:space="preserve">      </w:t>
-      </w:r>
-      <w:r>
-        <w:rPr>
-          <w:rFonts w:ascii="Consolas" w:hAnsi="Consolas" w:cs="Courier New"/>
-          <w:sz w:val="17"/>
-          <w:szCs w:val="17"/>
-        </w:rPr>
-        <w:t>&lt;ProfilePage</w:t>
-      </w:r>
+        <w:t xml:space="preserve">   </w:t>
+      </w:r>
+      <w:proofErr w:type="gramStart"/>
+      <w:r>
+        <w:rPr>
+          <w:rFonts w:ascii="Consolas" w:hAnsi="Consolas" w:cs="Courier New"/>
+          <w:color w:val="000000"/>
+          <w:sz w:val="17"/>
+          <w:szCs w:val="17"/>
+        </w:rPr>
+        <w:t xml:space="preserve">   </w:t>
+      </w:r>
+      <w:r>
+        <w:rPr>
+          <w:rFonts w:ascii="Consolas" w:hAnsi="Consolas" w:cs="Courier New"/>
+          <w:sz w:val="17"/>
+          <w:szCs w:val="17"/>
+        </w:rPr>
+        <w:t>&lt;</w:t>
+      </w:r>
+      <w:proofErr w:type="spellStart"/>
+      <w:proofErr w:type="gramEnd"/>
+      <w:r>
+        <w:rPr>
+          <w:rFonts w:ascii="Consolas" w:hAnsi="Consolas" w:cs="Courier New"/>
+          <w:sz w:val="17"/>
+          <w:szCs w:val="17"/>
+        </w:rPr>
+        <w:t>ProfilePage</w:t>
+      </w:r>
+      <w:proofErr w:type="spellEnd"/>
       <w:r>
         <w:rPr>
           <w:rFonts w:ascii="Consolas" w:hAnsi="Consolas" w:cs="Courier New"/>
@@ -17085,15 +19858,52 @@
           <w:sz w:val="17"/>
           <w:szCs w:val="17"/>
         </w:rPr>
-        <w:t xml:space="preserve">    </w:t>
-      </w:r>
-      <w:r>
-        <w:rPr>
-          <w:rFonts w:ascii="Consolas" w:hAnsi="Consolas" w:cs="Courier New"/>
-          <w:sz w:val="17"/>
-          <w:szCs w:val="17"/>
-        </w:rPr>
-        <w:t>&lt;/ProtectedRoute&gt;</w:t>
+        <w:t xml:space="preserve"> </w:t>
+      </w:r>
+      <w:proofErr w:type="gramStart"/>
+      <w:r>
+        <w:rPr>
+          <w:rFonts w:ascii="Consolas" w:hAnsi="Consolas" w:cs="Courier New"/>
+          <w:color w:val="000000"/>
+          <w:sz w:val="17"/>
+          <w:szCs w:val="17"/>
+        </w:rPr>
+        <w:t xml:space="preserve">   </w:t>
+      </w:r>
+      <w:r>
+        <w:rPr>
+          <w:rFonts w:ascii="Consolas" w:hAnsi="Consolas" w:cs="Courier New"/>
+          <w:sz w:val="17"/>
+          <w:szCs w:val="17"/>
+        </w:rPr>
+        <w:t>&lt;</w:t>
+      </w:r>
+      <w:proofErr w:type="gramEnd"/>
+      <w:r>
+        <w:rPr>
+          <w:rFonts w:ascii="Consolas" w:hAnsi="Consolas" w:cs="Courier New"/>
+          <w:sz w:val="17"/>
+          <w:szCs w:val="17"/>
+        </w:rPr>
+        <w:t>/</w:t>
+      </w:r>
+      <w:proofErr w:type="spellStart"/>
+      <w:r>
+        <w:rPr>
+          <w:rFonts w:ascii="Consolas" w:hAnsi="Consolas" w:cs="Courier New"/>
+          <w:sz w:val="17"/>
+          <w:szCs w:val="17"/>
+        </w:rPr>
+        <w:t>ProtectedRoute</w:t>
+      </w:r>
+      <w:proofErr w:type="spellEnd"/>
+      <w:r>
+        <w:rPr>
+          <w:rFonts w:ascii="Consolas" w:hAnsi="Consolas" w:cs="Courier New"/>
+          <w:sz w:val="17"/>
+          <w:szCs w:val="17"/>
+        </w:rPr>
+        <w:t>&gt;</w:t>
       </w:r>
     </w:p>
     <w:p>
@@ -17139,6 +19949,7 @@
         </w:rPr>
         <w:t xml:space="preserve"> 8. </w:t>
       </w:r>
+      <w:proofErr w:type="gramStart"/>
       <w:r>
         <w:rPr>
           <w:rFonts w:ascii="Consolas" w:hAnsi="Consolas" w:cs="Courier New"/>
@@ -17148,6 +19959,7 @@
         </w:rPr>
         <w:t xml:space="preserve">  }</w:t>
       </w:r>
+      <w:proofErr w:type="gramEnd"/>
     </w:p>
     <w:p>
       <w:pPr>
@@ -17236,7 +20048,7 @@
       <w:pPr>
         <w:pStyle w:val="Nadpis3"/>
       </w:pPr>
-      <w:bookmarkStart w:id="69" w:name="_Toc223077605"/>
+      <w:bookmarkStart w:id="69" w:name="_Toc224225405"/>
       <w:r>
         <w:lastRenderedPageBreak/>
         <w:t>Hosting projektu</w:t>
@@ -17259,9 +20071,11 @@
       <w:r>
         <w:t xml:space="preserve">. Doména byla pronajata na rok přes firmu </w:t>
       </w:r>
+      <w:proofErr w:type="spellStart"/>
       <w:r>
         <w:t>Wedos</w:t>
       </w:r>
+      <w:proofErr w:type="spellEnd"/>
       <w:r>
         <w:t>. Následně jsem potřeboval spojit doménu s projektem. K tomuto úkolu jsem využ</w:t>
       </w:r>
@@ -17269,13 +20083,29 @@
         <w:t>il</w:t>
       </w:r>
       <w:r>
-        <w:t xml:space="preserve"> přímou službu hostingu, kterou nabízí Firebase ve své konzoli. Zde jsem si musel vygenerovat vlastní adresy pro propojení přes </w:t>
+        <w:t xml:space="preserve"> přímou službu hostingu, kterou nabízí </w:t>
+      </w:r>
+      <w:proofErr w:type="spellStart"/>
+      <w:r>
+        <w:t>Firebase</w:t>
+      </w:r>
+      <w:proofErr w:type="spellEnd"/>
+      <w:r>
+        <w:t xml:space="preserve"> ve své konzoli. Zde jsem si musel vygenerovat vlastní adresy pro propojení přes </w:t>
       </w:r>
       <w:r>
         <w:t>DNS</w:t>
       </w:r>
       <w:r>
-        <w:t xml:space="preserve">, abych doménu napojil na Firebase. Poté co byla doména spojena, </w:t>
+        <w:t xml:space="preserve">, abych doménu napojil na </w:t>
+      </w:r>
+      <w:proofErr w:type="spellStart"/>
+      <w:r>
+        <w:t>Firebase</w:t>
+      </w:r>
+      <w:proofErr w:type="spellEnd"/>
+      <w:r>
+        <w:t xml:space="preserve">. Poté co byla doména spojena, </w:t>
       </w:r>
       <w:r>
         <w:t xml:space="preserve">jsem </w:t>
@@ -17293,10 +20123,50 @@
         <w:t>věděla,</w:t>
       </w:r>
       <w:r>
-        <w:t xml:space="preserve"> co má zobrazovat. Výhoda byla v tom, že Firebase je přímo spojena s Githubem, kde se projekt nacházel.</w:t>
-      </w:r>
-      <w:r>
-        <w:t xml:space="preserve"> Takže stačilo vybrat jaká projekt chci použít a následně dát přístup firebase k Githubu.</w:t>
+        <w:t xml:space="preserve"> co má zobrazovat. Výhoda byla v tom, že </w:t>
+      </w:r>
+      <w:proofErr w:type="spellStart"/>
+      <w:r>
+        <w:t>Firebase</w:t>
+      </w:r>
+      <w:proofErr w:type="spellEnd"/>
+      <w:r>
+        <w:t xml:space="preserve"> je přímo spojena s </w:t>
+      </w:r>
+      <w:proofErr w:type="spellStart"/>
+      <w:r>
+        <w:t>Githubem</w:t>
+      </w:r>
+      <w:proofErr w:type="spellEnd"/>
+      <w:r>
+        <w:t>, kde se projekt nacházel.</w:t>
+      </w:r>
+      <w:r>
+        <w:t xml:space="preserve"> Takže stačilo vybrat jaká projekt chci použít a následně dát přístup </w:t>
+      </w:r>
+      <w:proofErr w:type="spellStart"/>
+      <w:r>
+        <w:t>firebase</w:t>
+      </w:r>
+      <w:proofErr w:type="spellEnd"/>
+      <w:r>
+        <w:t xml:space="preserve"> </w:t>
+      </w:r>
+      <w:proofErr w:type="gramStart"/>
+      <w:r>
+        <w:t>k</w:t>
+      </w:r>
+      <w:proofErr w:type="gramEnd"/>
+      <w:r>
+        <w:t> </w:t>
+      </w:r>
+      <w:proofErr w:type="spellStart"/>
+      <w:r>
+        <w:t>Githubu</w:t>
+      </w:r>
+      <w:proofErr w:type="spellEnd"/>
+      <w:r>
+        <w:t>.</w:t>
       </w:r>
     </w:p>
     <w:p>
@@ -17350,7 +20220,7 @@
         <w:pStyle w:val="Titulek"/>
         <w:jc w:val="left"/>
       </w:pPr>
-      <w:bookmarkStart w:id="70" w:name="_Toc223078265"/>
+      <w:bookmarkStart w:id="70" w:name="_Toc224225419"/>
       <w:r>
         <w:t xml:space="preserve">Obrázek </w:t>
       </w:r>
@@ -17384,7 +20254,7 @@
           <w:bottom w:val="single" w:sz="4" w:space="1" w:color="FFE79B"/>
         </w:pBdr>
       </w:pPr>
-      <w:bookmarkStart w:id="71" w:name="_Toc223077606"/>
+      <w:bookmarkStart w:id="71" w:name="_Toc224225406"/>
       <w:r>
         <w:t>Popis pro uživatele</w:t>
       </w:r>
@@ -17392,11 +20262,21 @@
     </w:p>
     <w:p>
       <w:r>
-        <w:t xml:space="preserve">Webová aplikace se ovládá jako každá webová aplikace. Je zde orientační Navbar, díky kterému se dostanete, kam budete požadovat. Uživatel se musí nejprve přihlásit, aby odemknul všechny funkce webu. Může se přihlásit jak přes email, tak přes </w:t>
-      </w:r>
+        <w:t xml:space="preserve">Webová aplikace se ovládá jako každá webová aplikace. Je zde orientační </w:t>
+      </w:r>
+      <w:proofErr w:type="spellStart"/>
+      <w:r>
+        <w:t>Navbar</w:t>
+      </w:r>
+      <w:proofErr w:type="spellEnd"/>
+      <w:r>
+        <w:t xml:space="preserve">, díky kterému se dostanete, kam budete požadovat. Uživatel se musí nejprve přihlásit, aby odemknul všechny funkce webu. Může se přihlásit jak přes email, tak přes </w:t>
+      </w:r>
+      <w:proofErr w:type="spellStart"/>
       <w:r>
         <w:t>Github</w:t>
       </w:r>
+      <w:proofErr w:type="spellEnd"/>
       <w:r>
         <w:t xml:space="preserve"> či Google. Jinak bude uživatel velice omezen tím, co může na webu dělat</w:t>
       </w:r>
@@ -17405,6 +20285,85 @@
       </w:r>
     </w:p>
     <w:p>
+      <w:pPr>
+        <w:keepNext/>
+      </w:pPr>
+      <w:r>
+        <w:rPr>
+          <w:noProof/>
+        </w:rPr>
+        <w:drawing>
+          <wp:inline distT="0" distB="0" distL="0" distR="0" wp14:anchorId="55D317CB" wp14:editId="1FD4A4F1">
+            <wp:extent cx="5760720" cy="2774950"/>
+            <wp:effectExtent l="0" t="0" r="0" b="0"/>
+            <wp:docPr id="817545395" name="Obrázek 1"/>
+            <wp:cNvGraphicFramePr>
+              <a:graphicFrameLocks xmlns:a="http://schemas.openxmlformats.org/drawingml/2006/main" noChangeAspect="1"/>
+            </wp:cNvGraphicFramePr>
+            <a:graphic xmlns:a="http://schemas.openxmlformats.org/drawingml/2006/main">
+              <a:graphicData uri="http://schemas.openxmlformats.org/drawingml/2006/picture">
+                <pic:pic xmlns:pic="http://schemas.openxmlformats.org/drawingml/2006/picture">
+                  <pic:nvPicPr>
+                    <pic:cNvPr id="0" name="Picture 1"/>
+                    <pic:cNvPicPr>
+                      <a:picLocks noChangeAspect="1" noChangeArrowheads="1"/>
+                    </pic:cNvPicPr>
+                  </pic:nvPicPr>
+                  <pic:blipFill>
+                    <a:blip r:embed="rId22" cstate="print">
+                      <a:extLst>
+                        <a:ext uri="{28A0092B-C50C-407E-A947-70E740481C1C}">
+                          <a14:useLocalDpi xmlns:a14="http://schemas.microsoft.com/office/drawing/2010/main" val="0"/>
+                        </a:ext>
+                      </a:extLst>
+                    </a:blip>
+                    <a:srcRect/>
+                    <a:stretch>
+                      <a:fillRect/>
+                    </a:stretch>
+                  </pic:blipFill>
+                  <pic:spPr bwMode="auto">
+                    <a:xfrm>
+                      <a:off x="0" y="0"/>
+                      <a:ext cx="5760720" cy="2774950"/>
+                    </a:xfrm>
+                    <a:prstGeom prst="rect">
+                      <a:avLst/>
+                    </a:prstGeom>
+                    <a:noFill/>
+                    <a:ln>
+                      <a:noFill/>
+                    </a:ln>
+                  </pic:spPr>
+                </pic:pic>
+              </a:graphicData>
+            </a:graphic>
+          </wp:inline>
+        </w:drawing>
+      </w:r>
+    </w:p>
+    <w:p>
+      <w:pPr>
+        <w:pStyle w:val="Titulek"/>
+      </w:pPr>
+      <w:bookmarkStart w:id="72" w:name="_Toc224225420"/>
+      <w:r>
+        <w:t xml:space="preserve">Obrázek </w:t>
+      </w:r>
+      <w:fldSimple w:instr=" SEQ Obrázek \* ARABIC ">
+        <w:r>
+          <w:rPr>
+            <w:noProof/>
+          </w:rPr>
+          <w:t>10</w:t>
+        </w:r>
+      </w:fldSimple>
+      <w:r>
+        <w:t xml:space="preserve"> - přihlášení a registrace</w:t>
+      </w:r>
+      <w:bookmarkEnd w:id="72"/>
+    </w:p>
+    <w:p>
       <w:r>
         <w:t>První je nutná registrace / přihlášení. Tu je možné provést v sekci „</w:t>
       </w:r>
@@ -17415,28 +20374,215 @@
         <w:t>“, nebo „</w:t>
       </w:r>
       <w:r>
-        <w:t>/prihlaseni</w:t>
-      </w:r>
-      <w:r>
-        <w:t xml:space="preserve">“. Po úspěšném přihlášení se uživatel automaticky přesměruje do uživatelského rozhraní. Zde může vidět většinu svých údajů, aktivitu procvičovaní, rychlé odkazy, … . </w:t>
-      </w:r>
-      <w:r>
-        <w:t>Dále už je jen na uživateli kam se na stránce vydá. Může vyplnit různé v sekci „/úkoly“, vyzkoušet různé fyzické simulace v sekci „/simulace“, následně prozkoumat geometrická tělesa v sekci „</w:t>
-      </w:r>
-      <w:r>
-        <w:t>/geometricka-telesa</w:t>
-      </w:r>
-      <w:r>
-        <w:t xml:space="preserve">“. Poté je zde poslední sekce v Navbaru a to předměty. Zde se uživatel prokliká na daný předmět, jeho úroveň a lekci, kterou požaduje. Má zde text, ze kterého se může dozvědět něco nového a občas i obrázky. Obrázky nejsou ve všech </w:t>
+        <w:t>/</w:t>
+      </w:r>
+      <w:proofErr w:type="spellStart"/>
+      <w:r>
+        <w:t>prihlaseni</w:t>
+      </w:r>
+      <w:proofErr w:type="spellEnd"/>
+      <w:r>
+        <w:t xml:space="preserve">“. Po úspěšném přihlášení se uživatel automaticky přesměruje do uživatelského rozhraní. </w:t>
+      </w:r>
+    </w:p>
+    <w:p>
+      <w:pPr>
+        <w:keepNext/>
+      </w:pPr>
+      <w:r>
+        <w:drawing>
+          <wp:inline distT="0" distB="0" distL="0" distR="0" wp14:anchorId="238C7433" wp14:editId="71F5BF94">
+            <wp:extent cx="5760720" cy="2778125"/>
+            <wp:effectExtent l="0" t="0" r="0" b="0"/>
+            <wp:docPr id="1914906044" name="Obrázek 1"/>
+            <wp:cNvGraphicFramePr>
+              <a:graphicFrameLocks xmlns:a="http://schemas.openxmlformats.org/drawingml/2006/main" noChangeAspect="1"/>
+            </wp:cNvGraphicFramePr>
+            <a:graphic xmlns:a="http://schemas.openxmlformats.org/drawingml/2006/main">
+              <a:graphicData uri="http://schemas.openxmlformats.org/drawingml/2006/picture">
+                <pic:pic xmlns:pic="http://schemas.openxmlformats.org/drawingml/2006/picture">
+                  <pic:nvPicPr>
+                    <pic:cNvPr id="1914906044" name=""/>
+                    <pic:cNvPicPr/>
+                  </pic:nvPicPr>
+                  <pic:blipFill>
+                    <a:blip r:embed="rId23"/>
+                    <a:stretch>
+                      <a:fillRect/>
+                    </a:stretch>
+                  </pic:blipFill>
+                  <pic:spPr>
+                    <a:xfrm>
+                      <a:off x="0" y="0"/>
+                      <a:ext cx="5760720" cy="2778125"/>
+                    </a:xfrm>
+                    <a:prstGeom prst="rect">
+                      <a:avLst/>
+                    </a:prstGeom>
+                  </pic:spPr>
+                </pic:pic>
+              </a:graphicData>
+            </a:graphic>
+          </wp:inline>
+        </w:drawing>
+      </w:r>
+    </w:p>
+    <w:p>
+      <w:pPr>
+        <w:pStyle w:val="Titulek"/>
+      </w:pPr>
+      <w:bookmarkStart w:id="73" w:name="_Toc224225421"/>
+      <w:r>
+        <w:t xml:space="preserve">Obrázek </w:t>
+      </w:r>
+      <w:fldSimple w:instr=" SEQ Obrázek \* ARABIC ">
+        <w:r>
+          <w:rPr>
+            <w:noProof/>
+          </w:rPr>
+          <w:t>11</w:t>
+        </w:r>
+      </w:fldSimple>
+      <w:r>
+        <w:t xml:space="preserve"> - uživatelské rozhraní</w:t>
+      </w:r>
+      <w:bookmarkEnd w:id="73"/>
+    </w:p>
+    <w:p>
+      <w:r>
+        <w:t>Na hlavní stránce</w:t>
+      </w:r>
+      <w:r>
+        <w:t xml:space="preserve"> může vidět většinu svých údajů, aktivitu procvičovaní, rychlé odkazy, </w:t>
+      </w:r>
+      <w:proofErr w:type="gramStart"/>
+      <w:r>
+        <w:t>… .</w:t>
+      </w:r>
+      <w:proofErr w:type="gramEnd"/>
+      <w:r>
+        <w:t xml:space="preserve"> </w:t>
+      </w:r>
+      <w:r>
+        <w:t>Dále už je jen na uživateli kam se na stránce vydá. Může vyplnit různé v sekci „úkoly“, vyzkoušet různé fyzické simulace v sekci „simulace“, následně prozkoumat geometrická tělesa v sekci „</w:t>
+      </w:r>
+      <w:proofErr w:type="spellStart"/>
+      <w:r>
+        <w:t>geometricka-telesa</w:t>
+      </w:r>
+      <w:proofErr w:type="spellEnd"/>
+      <w:r>
+        <w:t xml:space="preserve">“. </w:t>
+      </w:r>
+    </w:p>
+    <w:p>
+      <w:pPr>
+        <w:keepNext/>
+      </w:pPr>
+      <w:r>
+        <w:lastRenderedPageBreak/>
+        <w:drawing>
+          <wp:inline distT="0" distB="0" distL="0" distR="0" wp14:anchorId="12B95878" wp14:editId="54ABD62D">
+            <wp:extent cx="5760720" cy="2762250"/>
+            <wp:effectExtent l="0" t="0" r="0" b="0"/>
+            <wp:docPr id="1099968214" name="Obrázek 1"/>
+            <wp:cNvGraphicFramePr>
+              <a:graphicFrameLocks xmlns:a="http://schemas.openxmlformats.org/drawingml/2006/main" noChangeAspect="1"/>
+            </wp:cNvGraphicFramePr>
+            <a:graphic xmlns:a="http://schemas.openxmlformats.org/drawingml/2006/main">
+              <a:graphicData uri="http://schemas.openxmlformats.org/drawingml/2006/picture">
+                <pic:pic xmlns:pic="http://schemas.openxmlformats.org/drawingml/2006/picture">
+                  <pic:nvPicPr>
+                    <pic:cNvPr id="1099968214" name=""/>
+                    <pic:cNvPicPr/>
+                  </pic:nvPicPr>
+                  <pic:blipFill>
+                    <a:blip r:embed="rId24"/>
+                    <a:stretch>
+                      <a:fillRect/>
+                    </a:stretch>
+                  </pic:blipFill>
+                  <pic:spPr>
+                    <a:xfrm>
+                      <a:off x="0" y="0"/>
+                      <a:ext cx="5760720" cy="2762250"/>
+                    </a:xfrm>
+                    <a:prstGeom prst="rect">
+                      <a:avLst/>
+                    </a:prstGeom>
+                  </pic:spPr>
+                </pic:pic>
+              </a:graphicData>
+            </a:graphic>
+          </wp:inline>
+        </w:drawing>
+      </w:r>
+    </w:p>
+    <w:p>
+      <w:pPr>
+        <w:pStyle w:val="Titulek"/>
+      </w:pPr>
+      <w:bookmarkStart w:id="74" w:name="_Toc224225422"/>
+      <w:r>
+        <w:t xml:space="preserve">Obrázek </w:t>
+      </w:r>
+      <w:fldSimple w:instr=" SEQ Obrázek \* ARABIC ">
+        <w:r>
+          <w:rPr>
+            <w:noProof/>
+          </w:rPr>
+          <w:t>12</w:t>
+        </w:r>
+      </w:fldSimple>
+      <w:r>
+        <w:t xml:space="preserve"> - ukázka předmětu</w:t>
+      </w:r>
+      <w:bookmarkEnd w:id="74"/>
+    </w:p>
+    <w:p>
+      <w:r>
+        <w:t>Poté je zde poslední sekce v </w:t>
+      </w:r>
+      <w:proofErr w:type="spellStart"/>
+      <w:r>
+        <w:t>Navbaru</w:t>
+      </w:r>
+      <w:proofErr w:type="spellEnd"/>
+      <w:r>
+        <w:t xml:space="preserve"> a to předměty. Zde se uživatel prokliká na daný předmět, jeho úroveň a lekci, kterou požaduje. Má zde text, ze kterého se může dozvědět něco nového a občas i obrázky. Obrázky nejsou ve všech </w:t>
       </w:r>
       <w:r>
         <w:t>materiálech,</w:t>
       </w:r>
       <w:r>
-        <w:t xml:space="preserve"> a proto jsou místo nich „placeholdery“.</w:t>
-      </w:r>
-      <w:r>
-        <w:t xml:space="preserve"> Po přečtení textu si uživatel může spustit dole pod textem cvičení a ověřit si, zda si učivo zapamatoval. Po úspěšném vyplnění textu uživatel dostane xp neboli zkušenosti. Čím více xp uživatel nasbírá, tím lepší bude v žebříčku uživatelů, který nalezne na domovské stránce. Pokud by uživatele zajímaly pak i podrobné statistiky, může se k nim dostat na hlavní stránce v sekci „Sledujte svůj pokrok“.</w:t>
+        <w:t xml:space="preserve"> a proto jsou místo nich „</w:t>
+      </w:r>
+      <w:proofErr w:type="spellStart"/>
+      <w:r>
+        <w:t>placeholdery</w:t>
+      </w:r>
+      <w:proofErr w:type="spellEnd"/>
+      <w:r>
+        <w:t>“.</w:t>
+      </w:r>
+      <w:r>
+        <w:t xml:space="preserve"> Po přečtení textu si uživatel může spustit dole pod textem cvičení a ověřit si, zda si učivo zapamatoval. Po úspěšném vyplnění textu uživatel dostane </w:t>
+      </w:r>
+      <w:proofErr w:type="spellStart"/>
+      <w:r>
+        <w:t>xp</w:t>
+      </w:r>
+      <w:proofErr w:type="spellEnd"/>
+      <w:r>
+        <w:t xml:space="preserve"> neboli zkušenosti. Čím více </w:t>
+      </w:r>
+      <w:proofErr w:type="spellStart"/>
+      <w:r>
+        <w:t>xp</w:t>
+      </w:r>
+      <w:proofErr w:type="spellEnd"/>
+      <w:r>
+        <w:t xml:space="preserve"> uživatel nasbírá, tím lepší bude v žebříčku uživatelů, který nalezne na domovské stránce. Pokud by uživatele zajímaly pak i podrobné statistiky, může se k nim dostat na hlavní stránce v sekci „Sledujte svůj pokrok“.</w:t>
       </w:r>
     </w:p>
     <w:p>
@@ -17456,11 +20602,11 @@
         </w:pBdr>
         <w:ind w:left="0"/>
       </w:pPr>
-      <w:bookmarkStart w:id="72" w:name="_Toc223077607"/>
+      <w:bookmarkStart w:id="75" w:name="_Toc224225407"/>
       <w:r>
         <w:t>Závěr</w:t>
       </w:r>
-      <w:bookmarkEnd w:id="72"/>
+      <w:bookmarkEnd w:id="75"/>
     </w:p>
     <w:p>
       <w:r>
@@ -17508,19 +20654,40 @@
         <w:t>j</w:t>
       </w:r>
       <w:r>
-        <w:t xml:space="preserve">sem spokojen s vývojem databáze, která hrála také velkou část mé práce. Změna prostředí ze Supabase na </w:t>
-      </w:r>
+        <w:t xml:space="preserve">sem spokojen s vývojem databáze, která hrála také velkou část mé práce. Změna prostředí ze </w:t>
+      </w:r>
+      <w:proofErr w:type="spellStart"/>
+      <w:r>
+        <w:t>Supabase</w:t>
+      </w:r>
+      <w:proofErr w:type="spellEnd"/>
+      <w:r>
+        <w:t xml:space="preserve"> na </w:t>
+      </w:r>
+      <w:proofErr w:type="spellStart"/>
       <w:r>
         <w:t>F</w:t>
       </w:r>
       <w:r>
-        <w:t>irebase mi vyhovuje a l</w:t>
+        <w:t>irebase</w:t>
+      </w:r>
+      <w:proofErr w:type="spellEnd"/>
+      <w:r>
+        <w:t xml:space="preserve"> mi vyhovuje a l</w:t>
       </w:r>
       <w:r>
         <w:t>é</w:t>
       </w:r>
       <w:r>
-        <w:t xml:space="preserve">pe se mi poté pracuje s daty. Následně jsem se naučil pracovat s backend </w:t>
+        <w:t>pe se mi poté pracuje s daty. Následně jsem se naučil pracovat s </w:t>
+      </w:r>
+      <w:proofErr w:type="spellStart"/>
+      <w:r>
+        <w:t>backend</w:t>
+      </w:r>
+      <w:proofErr w:type="spellEnd"/>
+      <w:r>
+        <w:t xml:space="preserve"> </w:t>
       </w:r>
       <w:r>
         <w:t xml:space="preserve">cloud </w:t>
@@ -17544,8 +20711,13 @@
         <w:t xml:space="preserve"> dělat vlastní hosting </w:t>
       </w:r>
       <w:r>
-        <w:t>pro backend</w:t>
-      </w:r>
+        <w:t xml:space="preserve">pro </w:t>
+      </w:r>
+      <w:proofErr w:type="spellStart"/>
+      <w:r>
+        <w:t>backend</w:t>
+      </w:r>
+      <w:proofErr w:type="spellEnd"/>
       <w:r>
         <w:t>.</w:t>
       </w:r>
@@ -17564,7 +20736,15 @@
         <w:t>nebo</w:t>
       </w:r>
       <w:r>
-        <w:t xml:space="preserve"> Github účet. Po registraci má uživatel přistup k celé webové aplikaci. Může se tedy pustit do učení daného předmětu, který si vybere. Po vybrání předmětu si může zvolit jeho obtížnost a poté i kapitolu a její lekce, které se chce naučit. Každá lekce obsahuje 2 části, a to studijní část a testovací část. Poté co si uživatel přečte studijní část, může si spustit krátký testík. V testu jsou otázky pouze na dané téma, které procvičil. Test probíhá formou otázek, kde uživatel vybere jednu z</w:t>
+        <w:t xml:space="preserve"> </w:t>
+      </w:r>
+      <w:proofErr w:type="spellStart"/>
+      <w:r>
+        <w:t>Github</w:t>
+      </w:r>
+      <w:proofErr w:type="spellEnd"/>
+      <w:r>
+        <w:t xml:space="preserve"> účet. Po registraci má uživatel přistup k celé webové aplikaci. Může se tedy pustit do učení daného předmětu, který si vybere. Po vybrání předmětu si může zvolit jeho obtížnost a poté i kapitolu a její lekce, které se chce naučit. Každá lekce obsahuje 2 části, a to studijní část a testovací část. Poté co si uživatel přečte studijní část, může si spustit krátký testík. V testu jsou otázky pouze na dané téma, které procvičil. Test probíhá formou otázek, kde uživatel vybere jednu z</w:t>
       </w:r>
       <w:r>
         <w:t> odpověd</w:t>
@@ -17603,8 +20783,21 @@
         <w:t xml:space="preserve">. Když uživatel </w:t>
       </w:r>
       <w:r>
-        <w:t>odpoví na všechny otázky správně dostane xp. Dále jsou zde i samostatné úkoly, při správném vyplnění úkolu, dostane jak xp</w:t>
-      </w:r>
+        <w:t xml:space="preserve">odpoví na všechny otázky správně dostane </w:t>
+      </w:r>
+      <w:proofErr w:type="spellStart"/>
+      <w:r>
+        <w:t>xp</w:t>
+      </w:r>
+      <w:proofErr w:type="spellEnd"/>
+      <w:r>
+        <w:t xml:space="preserve">. Dále jsou zde i samostatné úkoly, při správném vyplnění úkolu, dostane jak </w:t>
+      </w:r>
+      <w:proofErr w:type="spellStart"/>
+      <w:r>
+        <w:t>xp</w:t>
+      </w:r>
+      <w:proofErr w:type="spellEnd"/>
       <w:r>
         <w:t>,</w:t>
       </w:r>
@@ -17614,7 +20807,31 @@
     </w:p>
     <w:p>
       <w:r>
-        <w:t xml:space="preserve">Dále webová aplikace disponuje několika simulacemi jako například jsou geometrická tělesa, která jsou rozdělena na 2D a 3D. U 3D těles si je uživatel může libovolně otáčet a hýbat s nimi, jak zrovna potřebuje. Následně v </w:t>
+        <w:t xml:space="preserve">Dále webová aplikace disponuje několika simulacemi jako například jsou geometrická tělesa, která jsou rozdělena na </w:t>
+      </w:r>
+      <w:proofErr w:type="gramStart"/>
+      <w:r>
+        <w:t>2D</w:t>
+      </w:r>
+      <w:proofErr w:type="gramEnd"/>
+      <w:r>
+        <w:t xml:space="preserve"> a </w:t>
+      </w:r>
+      <w:proofErr w:type="gramStart"/>
+      <w:r>
+        <w:t>3D</w:t>
+      </w:r>
+      <w:proofErr w:type="gramEnd"/>
+      <w:r>
+        <w:t xml:space="preserve">. U </w:t>
+      </w:r>
+      <w:proofErr w:type="gramStart"/>
+      <w:r>
+        <w:t>3D</w:t>
+      </w:r>
+      <w:proofErr w:type="gramEnd"/>
+      <w:r>
+        <w:t xml:space="preserve"> těles si je uživatel může libovolně otáčet a hýbat s nimi, jak zrovna potřebuje. Následně v </w:t>
       </w:r>
       <w:r>
         <w:t xml:space="preserve">„Nauč se Víc“ </w:t>
@@ -17670,12 +20887,12 @@
         </w:pBdr>
         <w:ind w:left="0"/>
       </w:pPr>
-      <w:bookmarkStart w:id="73" w:name="_Toc223077608"/>
+      <w:bookmarkStart w:id="76" w:name="_Toc224225408"/>
       <w:r>
         <w:lastRenderedPageBreak/>
         <w:t>Seznam použitých zdrojů</w:t>
       </w:r>
-      <w:bookmarkEnd w:id="73"/>
+      <w:bookmarkEnd w:id="76"/>
     </w:p>
     <w:sdt>
       <w:sdtPr>
@@ -18336,11 +21553,11 @@
             </w:pBdr>
             <w:ind w:left="0"/>
           </w:pPr>
-          <w:bookmarkStart w:id="74" w:name="_Toc223077609"/>
+          <w:bookmarkStart w:id="77" w:name="_Toc224225409"/>
           <w:r>
             <w:t>Seznam obrázků</w:t>
           </w:r>
-          <w:bookmarkEnd w:id="74"/>
+          <w:bookmarkEnd w:id="77"/>
         </w:p>
         <w:p>
           <w:pPr>
@@ -18359,21 +21576,44 @@
             </w:rPr>
           </w:pPr>
           <w:r>
+            <w:rPr>
+              <w:smallCaps w:val="0"/>
+            </w:rPr>
             <w:fldChar w:fldCharType="begin"/>
           </w:r>
           <w:r>
+            <w:rPr>
+              <w:smallCaps w:val="0"/>
+            </w:rPr>
             <w:instrText xml:space="preserve"> TOC \h \z \c "Obrázek" </w:instrText>
           </w:r>
           <w:r>
+            <w:rPr>
+              <w:smallCaps w:val="0"/>
+            </w:rPr>
             <w:fldChar w:fldCharType="separate"/>
           </w:r>
-          <w:hyperlink w:anchor="_Toc223078257" w:history="1">
+          <w:hyperlink w:anchor="_Toc224225411" w:history="1">
             <w:r>
               <w:rPr>
                 <w:rStyle w:val="Hypertextovodkaz"/>
                 <w:noProof/>
               </w:rPr>
-              <w:t>Obrázek 1 - Duolingo</w:t>
+              <w:t xml:space="preserve">Obrázek 1 - </w:t>
+            </w:r>
+            <w:r>
+              <w:rPr>
+                <w:rStyle w:val="Hypertextovodkaz"/>
+                <w:noProof/>
+              </w:rPr>
+              <w:t>d</w:t>
+            </w:r>
+            <w:r>
+              <w:rPr>
+                <w:rStyle w:val="Hypertextovodkaz"/>
+                <w:noProof/>
+              </w:rPr>
+              <w:t>uolingo</w:t>
             </w:r>
             <w:r>
               <w:rPr>
@@ -18394,7 +21634,7 @@
                 <w:noProof/>
                 <w:webHidden/>
               </w:rPr>
-              <w:instrText xml:space="preserve"> PAGEREF _Toc223078257 \h </w:instrText>
+              <w:instrText xml:space="preserve"> PAGEREF _Toc224225411 \h </w:instrText>
             </w:r>
             <w:r>
               <w:rPr>
@@ -18441,13 +21681,20 @@
               <w14:ligatures w14:val="standardContextual"/>
             </w:rPr>
           </w:pPr>
-          <w:hyperlink w:anchor="_Toc223078258" w:history="1">
+          <w:hyperlink w:anchor="_Toc224225412" w:history="1">
             <w:r>
               <w:rPr>
                 <w:rStyle w:val="Hypertextovodkaz"/>
                 <w:noProof/>
               </w:rPr>
-              <w:t>Obrázek 2 - UMIMETO</w:t>
+              <w:t xml:space="preserve">Obrázek 2 - </w:t>
+            </w:r>
+            <w:r>
+              <w:rPr>
+                <w:rStyle w:val="Hypertextovodkaz"/>
+                <w:noProof/>
+              </w:rPr>
+              <w:t>umimeto</w:t>
             </w:r>
             <w:r>
               <w:rPr>
@@ -18468,7 +21715,7 @@
                 <w:noProof/>
                 <w:webHidden/>
               </w:rPr>
-              <w:instrText xml:space="preserve"> PAGEREF _Toc223078258 \h </w:instrText>
+              <w:instrText xml:space="preserve"> PAGEREF _Toc224225412 \h </w:instrText>
             </w:r>
             <w:r>
               <w:rPr>
@@ -18515,13 +21762,27 @@
               <w14:ligatures w14:val="standardContextual"/>
             </w:rPr>
           </w:pPr>
-          <w:hyperlink w:anchor="_Toc223078259" w:history="1">
+          <w:hyperlink w:anchor="_Toc224225413" w:history="1">
             <w:r>
               <w:rPr>
                 <w:rStyle w:val="Hypertextovodkaz"/>
                 <w:noProof/>
               </w:rPr>
-              <w:t>Obrázek 3 - Huly.io</w:t>
+              <w:t xml:space="preserve">Obrázek 3 - </w:t>
+            </w:r>
+            <w:r>
+              <w:rPr>
+                <w:rStyle w:val="Hypertextovodkaz"/>
+                <w:noProof/>
+              </w:rPr>
+              <w:t>h</w:t>
+            </w:r>
+            <w:r>
+              <w:rPr>
+                <w:rStyle w:val="Hypertextovodkaz"/>
+                <w:noProof/>
+              </w:rPr>
+              <w:t>uly.io</w:t>
             </w:r>
             <w:r>
               <w:rPr>
@@ -18542,7 +21803,7 @@
                 <w:noProof/>
                 <w:webHidden/>
               </w:rPr>
-              <w:instrText xml:space="preserve"> PAGEREF _Toc223078259 \h </w:instrText>
+              <w:instrText xml:space="preserve"> PAGEREF _Toc224225413 \h </w:instrText>
             </w:r>
             <w:r>
               <w:rPr>
@@ -18589,27 +21850,41 @@
               <w14:ligatures w14:val="standardContextual"/>
             </w:rPr>
           </w:pPr>
-          <w:hyperlink w:anchor="_Toc223078260" w:history="1">
+          <w:hyperlink w:anchor="_Toc224225414" w:history="1">
             <w:r>
               <w:rPr>
                 <w:rStyle w:val="Hypertextovodkaz"/>
                 <w:noProof/>
               </w:rPr>
-              <w:t xml:space="preserve">Obrázek 4 </w:t>
+              <w:t xml:space="preserve">Obrázek 4 - </w:t>
             </w:r>
             <w:r>
               <w:rPr>
                 <w:rStyle w:val="Hypertextovodkaz"/>
                 <w:noProof/>
               </w:rPr>
-              <w:t>-</w:t>
+              <w:t>r</w:t>
             </w:r>
             <w:r>
               <w:rPr>
                 <w:rStyle w:val="Hypertextovodkaz"/>
                 <w:noProof/>
               </w:rPr>
-              <w:t xml:space="preserve"> ReactBits</w:t>
+              <w:t>eact</w:t>
+            </w:r>
+            <w:r>
+              <w:rPr>
+                <w:rStyle w:val="Hypertextovodkaz"/>
+                <w:noProof/>
+              </w:rPr>
+              <w:t>b</w:t>
+            </w:r>
+            <w:r>
+              <w:rPr>
+                <w:rStyle w:val="Hypertextovodkaz"/>
+                <w:noProof/>
+              </w:rPr>
+              <w:t>its</w:t>
             </w:r>
             <w:r>
               <w:rPr>
@@ -18630,7 +21905,7 @@
                 <w:noProof/>
                 <w:webHidden/>
               </w:rPr>
-              <w:instrText xml:space="preserve"> PAGEREF _Toc223078260 \h </w:instrText>
+              <w:instrText xml:space="preserve"> PAGEREF _Toc224225414 \h </w:instrText>
             </w:r>
             <w:r>
               <w:rPr>
@@ -18677,13 +21952,41 @@
               <w14:ligatures w14:val="standardContextual"/>
             </w:rPr>
           </w:pPr>
-          <w:hyperlink w:anchor="_Toc223078261" w:history="1">
+          <w:hyperlink w:anchor="_Toc224225415" w:history="1">
             <w:r>
               <w:rPr>
                 <w:rStyle w:val="Hypertextovodkaz"/>
                 <w:noProof/>
               </w:rPr>
-              <w:t>Obrázek 5  - 21st Devs</w:t>
+              <w:t xml:space="preserve">Obrázek 5 </w:t>
+            </w:r>
+            <w:r>
+              <w:rPr>
+                <w:rStyle w:val="Hypertextovodkaz"/>
+                <w:noProof/>
+              </w:rPr>
+              <w:t>–</w:t>
+            </w:r>
+            <w:r>
+              <w:rPr>
+                <w:rStyle w:val="Hypertextovodkaz"/>
+                <w:noProof/>
+              </w:rPr>
+              <w:t xml:space="preserve"> </w:t>
+            </w:r>
+            <w:r>
+              <w:rPr>
+                <w:rStyle w:val="Hypertextovodkaz"/>
+                <w:noProof/>
+              </w:rPr>
+              <w:t>21</w:t>
+            </w:r>
+            <w:r>
+              <w:rPr>
+                <w:rStyle w:val="Hypertextovodkaz"/>
+                <w:noProof/>
+              </w:rPr>
+              <w:t>st Devs</w:t>
             </w:r>
             <w:r>
               <w:rPr>
@@ -18704,7 +22007,7 @@
                 <w:noProof/>
                 <w:webHidden/>
               </w:rPr>
-              <w:instrText xml:space="preserve"> PAGEREF _Toc223078261 \h </w:instrText>
+              <w:instrText xml:space="preserve"> PAGEREF _Toc224225415 \h </w:instrText>
             </w:r>
             <w:r>
               <w:rPr>
@@ -18751,7 +22054,7 @@
               <w14:ligatures w14:val="standardContextual"/>
             </w:rPr>
           </w:pPr>
-          <w:hyperlink w:anchor="_Toc223078262" w:history="1">
+          <w:hyperlink w:anchor="_Toc224225416" w:history="1">
             <w:r>
               <w:rPr>
                 <w:rStyle w:val="Hypertextovodkaz"/>
@@ -18778,7 +22081,7 @@
                 <w:noProof/>
                 <w:webHidden/>
               </w:rPr>
-              <w:instrText xml:space="preserve"> PAGEREF _Toc223078262 \h </w:instrText>
+              <w:instrText xml:space="preserve"> PAGEREF _Toc224225416 \h </w:instrText>
             </w:r>
             <w:r>
               <w:rPr>
@@ -18825,7 +22128,7 @@
               <w14:ligatures w14:val="standardContextual"/>
             </w:rPr>
           </w:pPr>
-          <w:hyperlink w:anchor="_Toc223078263" w:history="1">
+          <w:hyperlink w:anchor="_Toc224225417" w:history="1">
             <w:r>
               <w:rPr>
                 <w:rStyle w:val="Hypertextovodkaz"/>
@@ -18852,7 +22155,7 @@
                 <w:noProof/>
                 <w:webHidden/>
               </w:rPr>
-              <w:instrText xml:space="preserve"> PAGEREF _Toc223078263 \h </w:instrText>
+              <w:instrText xml:space="preserve"> PAGEREF _Toc224225417 \h </w:instrText>
             </w:r>
             <w:r>
               <w:rPr>
@@ -18899,7 +22202,7 @@
               <w14:ligatures w14:val="standardContextual"/>
             </w:rPr>
           </w:pPr>
-          <w:hyperlink w:anchor="_Toc223078264" w:history="1">
+          <w:hyperlink w:anchor="_Toc224225418" w:history="1">
             <w:r>
               <w:rPr>
                 <w:rStyle w:val="Hypertextovodkaz"/>
@@ -18926,7 +22229,7 @@
                 <w:noProof/>
                 <w:webHidden/>
               </w:rPr>
-              <w:instrText xml:space="preserve"> PAGEREF _Toc223078264 \h </w:instrText>
+              <w:instrText xml:space="preserve"> PAGEREF _Toc224225418 \h </w:instrText>
             </w:r>
             <w:r>
               <w:rPr>
@@ -18973,7 +22276,7 @@
               <w14:ligatures w14:val="standardContextual"/>
             </w:rPr>
           </w:pPr>
-          <w:hyperlink w:anchor="_Toc223078265" w:history="1">
+          <w:hyperlink w:anchor="_Toc224225419" w:history="1">
             <w:r>
               <w:rPr>
                 <w:rStyle w:val="Hypertextovodkaz"/>
@@ -19014,7 +22317,7 @@
                 <w:noProof/>
                 <w:webHidden/>
               </w:rPr>
-              <w:instrText xml:space="preserve"> PAGEREF _Toc223078265 \h </w:instrText>
+              <w:instrText xml:space="preserve"> PAGEREF _Toc224225419 \h </w:instrText>
             </w:r>
             <w:r>
               <w:rPr>
@@ -19035,6 +22338,228 @@
                 <w:webHidden/>
               </w:rPr>
               <w:t>21</w:t>
+            </w:r>
+            <w:r>
+              <w:rPr>
+                <w:noProof/>
+                <w:webHidden/>
+              </w:rPr>
+              <w:fldChar w:fldCharType="end"/>
+            </w:r>
+          </w:hyperlink>
+        </w:p>
+        <w:p>
+          <w:pPr>
+            <w:pStyle w:val="Seznamobrzk"/>
+            <w:tabs>
+              <w:tab w:val="right" w:leader="dot" w:pos="9062"/>
+            </w:tabs>
+            <w:rPr>
+              <w:rFonts w:cstheme="minorBidi"/>
+              <w:smallCaps w:val="0"/>
+              <w:noProof/>
+              <w:kern w:val="2"/>
+              <w:sz w:val="24"/>
+              <w:szCs w:val="24"/>
+              <w14:ligatures w14:val="standardContextual"/>
+            </w:rPr>
+          </w:pPr>
+          <w:hyperlink w:anchor="_Toc224225420" w:history="1">
+            <w:r>
+              <w:rPr>
+                <w:rStyle w:val="Hypertextovodkaz"/>
+                <w:noProof/>
+              </w:rPr>
+              <w:t>Obrázek 10 - přihlášení a registrace</w:t>
+            </w:r>
+            <w:r>
+              <w:rPr>
+                <w:noProof/>
+                <w:webHidden/>
+              </w:rPr>
+              <w:tab/>
+            </w:r>
+            <w:r>
+              <w:rPr>
+                <w:noProof/>
+                <w:webHidden/>
+              </w:rPr>
+              <w:fldChar w:fldCharType="begin"/>
+            </w:r>
+            <w:r>
+              <w:rPr>
+                <w:noProof/>
+                <w:webHidden/>
+              </w:rPr>
+              <w:instrText xml:space="preserve"> PAGEREF _Toc224225420 \h </w:instrText>
+            </w:r>
+            <w:r>
+              <w:rPr>
+                <w:noProof/>
+                <w:webHidden/>
+              </w:rPr>
+            </w:r>
+            <w:r>
+              <w:rPr>
+                <w:noProof/>
+                <w:webHidden/>
+              </w:rPr>
+              <w:fldChar w:fldCharType="separate"/>
+            </w:r>
+            <w:r>
+              <w:rPr>
+                <w:noProof/>
+                <w:webHidden/>
+              </w:rPr>
+              <w:t>22</w:t>
+            </w:r>
+            <w:r>
+              <w:rPr>
+                <w:noProof/>
+                <w:webHidden/>
+              </w:rPr>
+              <w:fldChar w:fldCharType="end"/>
+            </w:r>
+          </w:hyperlink>
+        </w:p>
+        <w:p>
+          <w:pPr>
+            <w:pStyle w:val="Seznamobrzk"/>
+            <w:tabs>
+              <w:tab w:val="right" w:leader="dot" w:pos="9062"/>
+            </w:tabs>
+            <w:rPr>
+              <w:rFonts w:cstheme="minorBidi"/>
+              <w:smallCaps w:val="0"/>
+              <w:noProof/>
+              <w:kern w:val="2"/>
+              <w:sz w:val="24"/>
+              <w:szCs w:val="24"/>
+              <w14:ligatures w14:val="standardContextual"/>
+            </w:rPr>
+          </w:pPr>
+          <w:hyperlink w:anchor="_Toc224225421" w:history="1">
+            <w:r>
+              <w:rPr>
+                <w:rStyle w:val="Hypertextovodkaz"/>
+                <w:noProof/>
+              </w:rPr>
+              <w:t>Obrázek 11 - uživatelské rozhraní</w:t>
+            </w:r>
+            <w:r>
+              <w:rPr>
+                <w:noProof/>
+                <w:webHidden/>
+              </w:rPr>
+              <w:tab/>
+            </w:r>
+            <w:r>
+              <w:rPr>
+                <w:noProof/>
+                <w:webHidden/>
+              </w:rPr>
+              <w:fldChar w:fldCharType="begin"/>
+            </w:r>
+            <w:r>
+              <w:rPr>
+                <w:noProof/>
+                <w:webHidden/>
+              </w:rPr>
+              <w:instrText xml:space="preserve"> PAGEREF _Toc224225421 \h </w:instrText>
+            </w:r>
+            <w:r>
+              <w:rPr>
+                <w:noProof/>
+                <w:webHidden/>
+              </w:rPr>
+            </w:r>
+            <w:r>
+              <w:rPr>
+                <w:noProof/>
+                <w:webHidden/>
+              </w:rPr>
+              <w:fldChar w:fldCharType="separate"/>
+            </w:r>
+            <w:r>
+              <w:rPr>
+                <w:noProof/>
+                <w:webHidden/>
+              </w:rPr>
+              <w:t>22</w:t>
+            </w:r>
+            <w:r>
+              <w:rPr>
+                <w:noProof/>
+                <w:webHidden/>
+              </w:rPr>
+              <w:fldChar w:fldCharType="end"/>
+            </w:r>
+          </w:hyperlink>
+        </w:p>
+        <w:p>
+          <w:pPr>
+            <w:pStyle w:val="Seznamobrzk"/>
+            <w:tabs>
+              <w:tab w:val="right" w:leader="dot" w:pos="9062"/>
+            </w:tabs>
+            <w:rPr>
+              <w:rFonts w:cstheme="minorBidi"/>
+              <w:smallCaps w:val="0"/>
+              <w:noProof/>
+              <w:kern w:val="2"/>
+              <w:sz w:val="24"/>
+              <w:szCs w:val="24"/>
+              <w14:ligatures w14:val="standardContextual"/>
+            </w:rPr>
+          </w:pPr>
+          <w:hyperlink w:anchor="_Toc224225422" w:history="1">
+            <w:r>
+              <w:rPr>
+                <w:rStyle w:val="Hypertextovodkaz"/>
+                <w:noProof/>
+              </w:rPr>
+              <w:t>Obrázek 12 - ukázka předmětu</w:t>
+            </w:r>
+            <w:r>
+              <w:rPr>
+                <w:noProof/>
+                <w:webHidden/>
+              </w:rPr>
+              <w:tab/>
+            </w:r>
+            <w:r>
+              <w:rPr>
+                <w:noProof/>
+                <w:webHidden/>
+              </w:rPr>
+              <w:fldChar w:fldCharType="begin"/>
+            </w:r>
+            <w:r>
+              <w:rPr>
+                <w:noProof/>
+                <w:webHidden/>
+              </w:rPr>
+              <w:instrText xml:space="preserve"> PAGEREF _Toc224225422 \h </w:instrText>
+            </w:r>
+            <w:r>
+              <w:rPr>
+                <w:noProof/>
+                <w:webHidden/>
+              </w:rPr>
+            </w:r>
+            <w:r>
+              <w:rPr>
+                <w:noProof/>
+                <w:webHidden/>
+              </w:rPr>
+              <w:fldChar w:fldCharType="separate"/>
+            </w:r>
+            <w:r>
+              <w:rPr>
+                <w:noProof/>
+                <w:webHidden/>
+              </w:rPr>
+              <w:t>23</w:t>
             </w:r>
             <w:r>
               <w:rPr>
@@ -19047,6 +22572,12 @@
         </w:p>
         <w:p>
           <w:r>
+            <w:rPr>
+              <w:rFonts w:cstheme="minorHAnsi"/>
+              <w:smallCaps/>
+              <w:sz w:val="20"/>
+              <w:szCs w:val="20"/>
+            </w:rPr>
             <w:fldChar w:fldCharType="end"/>
           </w:r>
         </w:p>
@@ -19058,14 +22589,14 @@
             </w:pBdr>
             <w:ind w:left="0"/>
           </w:pPr>
-          <w:bookmarkStart w:id="75" w:name="_Toc223077610"/>
+          <w:bookmarkStart w:id="78" w:name="_Toc224225410"/>
           <w:r>
             <w:t xml:space="preserve">Seznam </w:t>
           </w:r>
           <w:r>
             <w:t>kódů</w:t>
           </w:r>
-          <w:bookmarkEnd w:id="75"/>
+          <w:bookmarkEnd w:id="78"/>
         </w:p>
         <w:p>
           <w:pPr>
@@ -19424,8 +22955,8 @@
     </w:sdt>
     <w:p/>
     <w:sectPr>
-      <w:footerReference w:type="default" r:id="rId22"/>
-      <w:footerReference w:type="first" r:id="rId23"/>
+      <w:footerReference w:type="default" r:id="rId25"/>
+      <w:footerReference w:type="first" r:id="rId26"/>
       <w:pgSz w:w="11906" w:h="16838"/>
       <w:pgMar w:top="1417" w:right="1417" w:bottom="1417" w:left="1417" w:header="850" w:footer="680" w:gutter="0"/>
       <w:cols w:space="708"/>
@@ -21110,6 +24641,7 @@
   <w:style w:type="character" w:default="1" w:styleId="Standardnpsmoodstavce">
     <w:name w:val="Default Paragraph Font"/>
     <w:uiPriority w:val="1"/>
+    <w:semiHidden/>
     <w:unhideWhenUsed/>
   </w:style>
   <w:style w:type="table" w:default="1" w:styleId="Normlntabulka">
@@ -21904,6 +25436,186 @@
 </file>
 
 <file path=customXml/item1.xml><?xml version="1.0" encoding="utf-8"?>
+<ct:contentTypeSchema xmlns:ct="http://schemas.microsoft.com/office/2006/metadata/contentType" xmlns:ma="http://schemas.microsoft.com/office/2006/metadata/properties/metaAttributes" ct:_="" ma:_="" ma:contentTypeName="Dokument" ma:contentTypeID="0x01010050B1E99129EB1C4B94650070FE2E0B3B" ma:contentTypeVersion="4" ma:contentTypeDescription="Vytvoří nový dokument" ma:contentTypeScope="" ma:versionID="4b1406bcfa7da0748f6a3409a4d9ec36">
+  <xsd:schema xmlns:xsd="http://www.w3.org/2001/XMLSchema" xmlns:xs="http://www.w3.org/2001/XMLSchema" xmlns:p="http://schemas.microsoft.com/office/2006/metadata/properties" xmlns:ns2="c3e65571-a390-4c9e-b8e9-5d531d8bbe37" xmlns:ns3="754b39a0-e428-4fa2-823f-61c0c676bbed" targetNamespace="http://schemas.microsoft.com/office/2006/metadata/properties" ma:root="true" ma:fieldsID="85554ed8242ef730ce8ebbc69a9f6cc5" ns2:_="" ns3:_="">
+    <xsd:import namespace="c3e65571-a390-4c9e-b8e9-5d531d8bbe37"/>
+    <xsd:import namespace="754b39a0-e428-4fa2-823f-61c0c676bbed"/>
+    <xsd:element name="properties">
+      <xsd:complexType>
+        <xsd:sequence>
+          <xsd:element name="documentManagement">
+            <xsd:complexType>
+              <xsd:all>
+                <xsd:element ref="ns2:SharedWithUsers" minOccurs="0"/>
+                <xsd:element ref="ns2:SharedWithDetails" minOccurs="0"/>
+                <xsd:element ref="ns3:MediaServiceMetadata" minOccurs="0"/>
+                <xsd:element ref="ns3:MediaServiceFastMetadata" minOccurs="0"/>
+              </xsd:all>
+            </xsd:complexType>
+          </xsd:element>
+        </xsd:sequence>
+      </xsd:complexType>
+    </xsd:element>
+  </xsd:schema>
+  <xsd:schema xmlns:xsd="http://www.w3.org/2001/XMLSchema" xmlns:xs="http://www.w3.org/2001/XMLSchema" xmlns:dms="http://schemas.microsoft.com/office/2006/documentManagement/types" xmlns:pc="http://schemas.microsoft.com/office/infopath/2007/PartnerControls" targetNamespace="c3e65571-a390-4c9e-b8e9-5d531d8bbe37" elementFormDefault="qualified">
+    <xsd:import namespace="http://schemas.microsoft.com/office/2006/documentManagement/types"/>
+    <xsd:import namespace="http://schemas.microsoft.com/office/infopath/2007/PartnerControls"/>
+    <xsd:element name="SharedWithUsers" ma:index="8" nillable="true" ma:displayName="Sdílí se s" ma:internalName="SharedWithUsers" ma:readOnly="true">
+      <xsd:complexType>
+        <xsd:complexContent>
+          <xsd:extension base="dms:UserMulti">
+            <xsd:sequence>
+              <xsd:element name="UserInfo" minOccurs="0" maxOccurs="unbounded">
+                <xsd:complexType>
+                  <xsd:sequence>
+                    <xsd:element name="DisplayName" type="xsd:string" minOccurs="0"/>
+                    <xsd:element name="AccountId" type="dms:UserId" minOccurs="0" nillable="true"/>
+                    <xsd:element name="AccountType" type="xsd:string" minOccurs="0"/>
+                  </xsd:sequence>
+                </xsd:complexType>
+              </xsd:element>
+            </xsd:sequence>
+          </xsd:extension>
+        </xsd:complexContent>
+      </xsd:complexType>
+    </xsd:element>
+    <xsd:element name="SharedWithDetails" ma:index="9" nillable="true" ma:displayName="Sdílené s podrobnostmi" ma:internalName="SharedWithDetails" ma:readOnly="true">
+      <xsd:simpleType>
+        <xsd:restriction base="dms:Note">
+          <xsd:maxLength value="255"/>
+        </xsd:restriction>
+      </xsd:simpleType>
+    </xsd:element>
+  </xsd:schema>
+  <xsd:schema xmlns:xsd="http://www.w3.org/2001/XMLSchema" xmlns:xs="http://www.w3.org/2001/XMLSchema" xmlns:dms="http://schemas.microsoft.com/office/2006/documentManagement/types" xmlns:pc="http://schemas.microsoft.com/office/infopath/2007/PartnerControls" targetNamespace="754b39a0-e428-4fa2-823f-61c0c676bbed" elementFormDefault="qualified">
+    <xsd:import namespace="http://schemas.microsoft.com/office/2006/documentManagement/types"/>
+    <xsd:import namespace="http://schemas.microsoft.com/office/infopath/2007/PartnerControls"/>
+    <xsd:element name="MediaServiceMetadata" ma:index="10" nillable="true" ma:displayName="MediaServiceMetadata" ma:hidden="true" ma:internalName="MediaServiceMetadata" ma:readOnly="true">
+      <xsd:simpleType>
+        <xsd:restriction base="dms:Note"/>
+      </xsd:simpleType>
+    </xsd:element>
+    <xsd:element name="MediaServiceFastMetadata" ma:index="11" nillable="true" ma:displayName="MediaServiceFastMetadata" ma:hidden="true" ma:internalName="MediaServiceFastMetadata" ma:readOnly="true">
+      <xsd:simpleType>
+        <xsd:restriction base="dms:Note"/>
+      </xsd:simpleType>
+    </xsd:element>
+  </xsd:schema>
+  <xsd:schema xmlns="http://schemas.openxmlformats.org/package/2006/metadata/core-properties" xmlns:xsd="http://www.w3.org/2001/XMLSchema" xmlns:xsi="http://www.w3.org/2001/XMLSchema-instance" xmlns:dc="http://purl.org/dc/elements/1.1/" xmlns:dcterms="http://purl.org/dc/terms/" xmlns:odoc="http://schemas.microsoft.com/internal/obd" targetNamespace="http://schemas.openxmlformats.org/package/2006/metadata/core-properties" elementFormDefault="qualified" attributeFormDefault="unqualified" blockDefault="#all">
+    <xsd:import namespace="http://purl.org/dc/elements/1.1/" schemaLocation="http://dublincore.org/schemas/xmls/qdc/2003/04/02/dc.xsd"/>
+    <xsd:import namespace="http://purl.org/dc/terms/" schemaLocation="http://dublincore.org/schemas/xmls/qdc/2003/04/02/dcterms.xsd"/>
+    <xsd:element name="coreProperties" type="CT_coreProperties"/>
+    <xsd:complexType name="CT_coreProperties">
+      <xsd:all>
+        <xsd:element ref="dc:creator" minOccurs="0" maxOccurs="1"/>
+        <xsd:element ref="dcterms:created" minOccurs="0" maxOccurs="1"/>
+        <xsd:element ref="dc:identifier" minOccurs="0" maxOccurs="1"/>
+        <xsd:element name="contentType" minOccurs="0" maxOccurs="1" type="xsd:string" ma:index="0" ma:displayName="Typ obsahu"/>
+        <xsd:element ref="dc:title" minOccurs="0" maxOccurs="1" ma:index="4" ma:displayName="Nadpis"/>
+        <xsd:element ref="dc:subject" minOccurs="0" maxOccurs="1"/>
+        <xsd:element ref="dc:description" minOccurs="0" maxOccurs="1"/>
+        <xsd:element name="keywords" minOccurs="0" maxOccurs="1" type="xsd:string"/>
+        <xsd:element ref="dc:language" minOccurs="0" maxOccurs="1"/>
+        <xsd:element name="category" minOccurs="0" maxOccurs="1" type="xsd:string"/>
+        <xsd:element name="version" minOccurs="0" maxOccurs="1" type="xsd:string"/>
+        <xsd:element name="revision" minOccurs="0" maxOccurs="1" type="xsd:string">
+          <xsd:annotation>
+            <xsd:documentation>
+                        This value indicates the number of saves or revisions. The application is responsible for updating this value after each revision.
+                    </xsd:documentation>
+          </xsd:annotation>
+        </xsd:element>
+        <xsd:element name="lastModifiedBy" minOccurs="0" maxOccurs="1" type="xsd:string"/>
+        <xsd:element ref="dcterms:modified" minOccurs="0" maxOccurs="1"/>
+        <xsd:element name="contentStatus" minOccurs="0" maxOccurs="1" type="xsd:string"/>
+      </xsd:all>
+    </xsd:complexType>
+  </xsd:schema>
+  <xs:schema xmlns:pc="http://schemas.microsoft.com/office/infopath/2007/PartnerControls" xmlns:xs="http://www.w3.org/2001/XMLSchema" targetNamespace="http://schemas.microsoft.com/office/infopath/2007/PartnerControls" elementFormDefault="qualified" attributeFormDefault="unqualified">
+    <xs:element name="Person">
+      <xs:complexType>
+        <xs:sequence>
+          <xs:element ref="pc:DisplayName" minOccurs="0"/>
+          <xs:element ref="pc:AccountId" minOccurs="0"/>
+          <xs:element ref="pc:AccountType" minOccurs="0"/>
+        </xs:sequence>
+      </xs:complexType>
+    </xs:element>
+    <xs:element name="DisplayName" type="xs:string"/>
+    <xs:element name="AccountId" type="xs:string"/>
+    <xs:element name="AccountType" type="xs:string"/>
+    <xs:element name="BDCAssociatedEntity">
+      <xs:complexType>
+        <xs:sequence>
+          <xs:element ref="pc:BDCEntity" minOccurs="0" maxOccurs="unbounded"/>
+        </xs:sequence>
+        <xs:attribute ref="pc:EntityNamespace"/>
+        <xs:attribute ref="pc:EntityName"/>
+        <xs:attribute ref="pc:SystemInstanceName"/>
+        <xs:attribute ref="pc:AssociationName"/>
+      </xs:complexType>
+    </xs:element>
+    <xs:attribute name="EntityNamespace" type="xs:string"/>
+    <xs:attribute name="EntityName" type="xs:string"/>
+    <xs:attribute name="SystemInstanceName" type="xs:string"/>
+    <xs:attribute name="AssociationName" type="xs:string"/>
+    <xs:element name="BDCEntity">
+      <xs:complexType>
+        <xs:sequence>
+          <xs:element ref="pc:EntityDisplayName" minOccurs="0"/>
+          <xs:element ref="pc:EntityInstanceReference" minOccurs="0"/>
+          <xs:element ref="pc:EntityId1" minOccurs="0"/>
+          <xs:element ref="pc:EntityId2" minOccurs="0"/>
+          <xs:element ref="pc:EntityId3" minOccurs="0"/>
+          <xs:element ref="pc:EntityId4" minOccurs="0"/>
+          <xs:element ref="pc:EntityId5" minOccurs="0"/>
+        </xs:sequence>
+      </xs:complexType>
+    </xs:element>
+    <xs:element name="EntityDisplayName" type="xs:string"/>
+    <xs:element name="EntityInstanceReference" type="xs:string"/>
+    <xs:element name="EntityId1" type="xs:string"/>
+    <xs:element name="EntityId2" type="xs:string"/>
+    <xs:element name="EntityId3" type="xs:string"/>
+    <xs:element name="EntityId4" type="xs:string"/>
+    <xs:element name="EntityId5" type="xs:string"/>
+    <xs:element name="Terms">
+      <xs:complexType>
+        <xs:sequence>
+          <xs:element ref="pc:TermInfo" minOccurs="0" maxOccurs="unbounded"/>
+        </xs:sequence>
+      </xs:complexType>
+    </xs:element>
+    <xs:element name="TermInfo">
+      <xs:complexType>
+        <xs:sequence>
+          <xs:element ref="pc:TermName" minOccurs="0"/>
+          <xs:element ref="pc:TermId" minOccurs="0"/>
+        </xs:sequence>
+      </xs:complexType>
+    </xs:element>
+    <xs:element name="TermName" type="xs:string"/>
+    <xs:element name="TermId" type="xs:string"/>
+  </xs:schema>
+</ct:contentTypeSchema>
+</file>
+
+<file path=customXml/item2.xml><?xml version="1.0" encoding="utf-8"?>
+<?mso-contentType ?>
+<FormTemplates xmlns="http://schemas.microsoft.com/sharepoint/v3/contenttype/forms">
+  <Display>DocumentLibraryForm</Display>
+  <Edit>DocumentLibraryForm</Edit>
+  <New>DocumentLibraryForm</New>
+</FormTemplates>
+</file>
+
+<file path=customXml/item3.xml><?xml version="1.0" encoding="utf-8"?>
+<p:properties xmlns:p="http://schemas.microsoft.com/office/2006/metadata/properties" xmlns:xsi="http://www.w3.org/2001/XMLSchema-instance" xmlns:pc="http://schemas.microsoft.com/office/infopath/2007/PartnerControls">
+  <documentManagement/>
+</p:properties>
+</file>
+
+<file path=customXml/item4.xml><?xml version="1.0" encoding="utf-8"?>
 <b:Sources xmlns:b="http://schemas.openxmlformats.org/officeDocument/2006/bibliography" xmlns="http://schemas.openxmlformats.org/officeDocument/2006/bibliography" SelectedStyle="\ISO690Nmerical.XSL" StyleName="ISO 690 – číselná reference" Version="1987">
   <b:Source>
     <b:Tag>Umi</b:Tag>
@@ -22097,212 +25809,7 @@
 </b:Sources>
 </file>
 
-<file path=customXml/item2.xml><?xml version="1.0" encoding="utf-8"?>
-<p:properties xmlns:p="http://schemas.microsoft.com/office/2006/metadata/properties" xmlns:xsi="http://www.w3.org/2001/XMLSchema-instance" xmlns:pc="http://schemas.microsoft.com/office/infopath/2007/PartnerControls">
-  <documentManagement/>
-</p:properties>
-</file>
-
-<file path=customXml/item3.xml><?xml version="1.0" encoding="utf-8"?>
-<?mso-contentType ?>
-<FormTemplates xmlns="http://schemas.microsoft.com/sharepoint/v3/contenttype/forms">
-  <Display>DocumentLibraryForm</Display>
-  <Edit>DocumentLibraryForm</Edit>
-  <New>DocumentLibraryForm</New>
-</FormTemplates>
-</file>
-
-<file path=customXml/item4.xml><?xml version="1.0" encoding="utf-8"?>
-<ct:contentTypeSchema xmlns:ct="http://schemas.microsoft.com/office/2006/metadata/contentType" xmlns:ma="http://schemas.microsoft.com/office/2006/metadata/properties/metaAttributes" ct:_="" ma:_="" ma:contentTypeName="Dokument" ma:contentTypeID="0x01010050B1E99129EB1C4B94650070FE2E0B3B" ma:contentTypeVersion="4" ma:contentTypeDescription="Vytvoří nový dokument" ma:contentTypeScope="" ma:versionID="4b1406bcfa7da0748f6a3409a4d9ec36">
-  <xsd:schema xmlns:xsd="http://www.w3.org/2001/XMLSchema" xmlns:xs="http://www.w3.org/2001/XMLSchema" xmlns:p="http://schemas.microsoft.com/office/2006/metadata/properties" xmlns:ns2="c3e65571-a390-4c9e-b8e9-5d531d8bbe37" xmlns:ns3="754b39a0-e428-4fa2-823f-61c0c676bbed" targetNamespace="http://schemas.microsoft.com/office/2006/metadata/properties" ma:root="true" ma:fieldsID="85554ed8242ef730ce8ebbc69a9f6cc5" ns2:_="" ns3:_="">
-    <xsd:import namespace="c3e65571-a390-4c9e-b8e9-5d531d8bbe37"/>
-    <xsd:import namespace="754b39a0-e428-4fa2-823f-61c0c676bbed"/>
-    <xsd:element name="properties">
-      <xsd:complexType>
-        <xsd:sequence>
-          <xsd:element name="documentManagement">
-            <xsd:complexType>
-              <xsd:all>
-                <xsd:element ref="ns2:SharedWithUsers" minOccurs="0"/>
-                <xsd:element ref="ns2:SharedWithDetails" minOccurs="0"/>
-                <xsd:element ref="ns3:MediaServiceMetadata" minOccurs="0"/>
-                <xsd:element ref="ns3:MediaServiceFastMetadata" minOccurs="0"/>
-              </xsd:all>
-            </xsd:complexType>
-          </xsd:element>
-        </xsd:sequence>
-      </xsd:complexType>
-    </xsd:element>
-  </xsd:schema>
-  <xsd:schema xmlns:xsd="http://www.w3.org/2001/XMLSchema" xmlns:xs="http://www.w3.org/2001/XMLSchema" xmlns:dms="http://schemas.microsoft.com/office/2006/documentManagement/types" xmlns:pc="http://schemas.microsoft.com/office/infopath/2007/PartnerControls" targetNamespace="c3e65571-a390-4c9e-b8e9-5d531d8bbe37" elementFormDefault="qualified">
-    <xsd:import namespace="http://schemas.microsoft.com/office/2006/documentManagement/types"/>
-    <xsd:import namespace="http://schemas.microsoft.com/office/infopath/2007/PartnerControls"/>
-    <xsd:element name="SharedWithUsers" ma:index="8" nillable="true" ma:displayName="Sdílí se s" ma:internalName="SharedWithUsers" ma:readOnly="true">
-      <xsd:complexType>
-        <xsd:complexContent>
-          <xsd:extension base="dms:UserMulti">
-            <xsd:sequence>
-              <xsd:element name="UserInfo" minOccurs="0" maxOccurs="unbounded">
-                <xsd:complexType>
-                  <xsd:sequence>
-                    <xsd:element name="DisplayName" type="xsd:string" minOccurs="0"/>
-                    <xsd:element name="AccountId" type="dms:UserId" minOccurs="0" nillable="true"/>
-                    <xsd:element name="AccountType" type="xsd:string" minOccurs="0"/>
-                  </xsd:sequence>
-                </xsd:complexType>
-              </xsd:element>
-            </xsd:sequence>
-          </xsd:extension>
-        </xsd:complexContent>
-      </xsd:complexType>
-    </xsd:element>
-    <xsd:element name="SharedWithDetails" ma:index="9" nillable="true" ma:displayName="Sdílené s podrobnostmi" ma:internalName="SharedWithDetails" ma:readOnly="true">
-      <xsd:simpleType>
-        <xsd:restriction base="dms:Note">
-          <xsd:maxLength value="255"/>
-        </xsd:restriction>
-      </xsd:simpleType>
-    </xsd:element>
-  </xsd:schema>
-  <xsd:schema xmlns:xsd="http://www.w3.org/2001/XMLSchema" xmlns:xs="http://www.w3.org/2001/XMLSchema" xmlns:dms="http://schemas.microsoft.com/office/2006/documentManagement/types" xmlns:pc="http://schemas.microsoft.com/office/infopath/2007/PartnerControls" targetNamespace="754b39a0-e428-4fa2-823f-61c0c676bbed" elementFormDefault="qualified">
-    <xsd:import namespace="http://schemas.microsoft.com/office/2006/documentManagement/types"/>
-    <xsd:import namespace="http://schemas.microsoft.com/office/infopath/2007/PartnerControls"/>
-    <xsd:element name="MediaServiceMetadata" ma:index="10" nillable="true" ma:displayName="MediaServiceMetadata" ma:hidden="true" ma:internalName="MediaServiceMetadata" ma:readOnly="true">
-      <xsd:simpleType>
-        <xsd:restriction base="dms:Note"/>
-      </xsd:simpleType>
-    </xsd:element>
-    <xsd:element name="MediaServiceFastMetadata" ma:index="11" nillable="true" ma:displayName="MediaServiceFastMetadata" ma:hidden="true" ma:internalName="MediaServiceFastMetadata" ma:readOnly="true">
-      <xsd:simpleType>
-        <xsd:restriction base="dms:Note"/>
-      </xsd:simpleType>
-    </xsd:element>
-  </xsd:schema>
-  <xsd:schema xmlns="http://schemas.openxmlformats.org/package/2006/metadata/core-properties" xmlns:xsd="http://www.w3.org/2001/XMLSchema" xmlns:xsi="http://www.w3.org/2001/XMLSchema-instance" xmlns:dc="http://purl.org/dc/elements/1.1/" xmlns:dcterms="http://purl.org/dc/terms/" xmlns:odoc="http://schemas.microsoft.com/internal/obd" targetNamespace="http://schemas.openxmlformats.org/package/2006/metadata/core-properties" elementFormDefault="qualified" attributeFormDefault="unqualified" blockDefault="#all">
-    <xsd:import namespace="http://purl.org/dc/elements/1.1/" schemaLocation="http://dublincore.org/schemas/xmls/qdc/2003/04/02/dc.xsd"/>
-    <xsd:import namespace="http://purl.org/dc/terms/" schemaLocation="http://dublincore.org/schemas/xmls/qdc/2003/04/02/dcterms.xsd"/>
-    <xsd:element name="coreProperties" type="CT_coreProperties"/>
-    <xsd:complexType name="CT_coreProperties">
-      <xsd:all>
-        <xsd:element ref="dc:creator" minOccurs="0" maxOccurs="1"/>
-        <xsd:element ref="dcterms:created" minOccurs="0" maxOccurs="1"/>
-        <xsd:element ref="dc:identifier" minOccurs="0" maxOccurs="1"/>
-        <xsd:element name="contentType" minOccurs="0" maxOccurs="1" type="xsd:string" ma:index="0" ma:displayName="Typ obsahu"/>
-        <xsd:element ref="dc:title" minOccurs="0" maxOccurs="1" ma:index="4" ma:displayName="Nadpis"/>
-        <xsd:element ref="dc:subject" minOccurs="0" maxOccurs="1"/>
-        <xsd:element ref="dc:description" minOccurs="0" maxOccurs="1"/>
-        <xsd:element name="keywords" minOccurs="0" maxOccurs="1" type="xsd:string"/>
-        <xsd:element ref="dc:language" minOccurs="0" maxOccurs="1"/>
-        <xsd:element name="category" minOccurs="0" maxOccurs="1" type="xsd:string"/>
-        <xsd:element name="version" minOccurs="0" maxOccurs="1" type="xsd:string"/>
-        <xsd:element name="revision" minOccurs="0" maxOccurs="1" type="xsd:string">
-          <xsd:annotation>
-            <xsd:documentation>
-                        This value indicates the number of saves or revisions. The application is responsible for updating this value after each revision.
-                    </xsd:documentation>
-          </xsd:annotation>
-        </xsd:element>
-        <xsd:element name="lastModifiedBy" minOccurs="0" maxOccurs="1" type="xsd:string"/>
-        <xsd:element ref="dcterms:modified" minOccurs="0" maxOccurs="1"/>
-        <xsd:element name="contentStatus" minOccurs="0" maxOccurs="1" type="xsd:string"/>
-      </xsd:all>
-    </xsd:complexType>
-  </xsd:schema>
-  <xs:schema xmlns:pc="http://schemas.microsoft.com/office/infopath/2007/PartnerControls" xmlns:xs="http://www.w3.org/2001/XMLSchema" targetNamespace="http://schemas.microsoft.com/office/infopath/2007/PartnerControls" elementFormDefault="qualified" attributeFormDefault="unqualified">
-    <xs:element name="Person">
-      <xs:complexType>
-        <xs:sequence>
-          <xs:element ref="pc:DisplayName" minOccurs="0"/>
-          <xs:element ref="pc:AccountId" minOccurs="0"/>
-          <xs:element ref="pc:AccountType" minOccurs="0"/>
-        </xs:sequence>
-      </xs:complexType>
-    </xs:element>
-    <xs:element name="DisplayName" type="xs:string"/>
-    <xs:element name="AccountId" type="xs:string"/>
-    <xs:element name="AccountType" type="xs:string"/>
-    <xs:element name="BDCAssociatedEntity">
-      <xs:complexType>
-        <xs:sequence>
-          <xs:element ref="pc:BDCEntity" minOccurs="0" maxOccurs="unbounded"/>
-        </xs:sequence>
-        <xs:attribute ref="pc:EntityNamespace"/>
-        <xs:attribute ref="pc:EntityName"/>
-        <xs:attribute ref="pc:SystemInstanceName"/>
-        <xs:attribute ref="pc:AssociationName"/>
-      </xs:complexType>
-    </xs:element>
-    <xs:attribute name="EntityNamespace" type="xs:string"/>
-    <xs:attribute name="EntityName" type="xs:string"/>
-    <xs:attribute name="SystemInstanceName" type="xs:string"/>
-    <xs:attribute name="AssociationName" type="xs:string"/>
-    <xs:element name="BDCEntity">
-      <xs:complexType>
-        <xs:sequence>
-          <xs:element ref="pc:EntityDisplayName" minOccurs="0"/>
-          <xs:element ref="pc:EntityInstanceReference" minOccurs="0"/>
-          <xs:element ref="pc:EntityId1" minOccurs="0"/>
-          <xs:element ref="pc:EntityId2" minOccurs="0"/>
-          <xs:element ref="pc:EntityId3" minOccurs="0"/>
-          <xs:element ref="pc:EntityId4" minOccurs="0"/>
-          <xs:element ref="pc:EntityId5" minOccurs="0"/>
-        </xs:sequence>
-      </xs:complexType>
-    </xs:element>
-    <xs:element name="EntityDisplayName" type="xs:string"/>
-    <xs:element name="EntityInstanceReference" type="xs:string"/>
-    <xs:element name="EntityId1" type="xs:string"/>
-    <xs:element name="EntityId2" type="xs:string"/>
-    <xs:element name="EntityId3" type="xs:string"/>
-    <xs:element name="EntityId4" type="xs:string"/>
-    <xs:element name="EntityId5" type="xs:string"/>
-    <xs:element name="Terms">
-      <xs:complexType>
-        <xs:sequence>
-          <xs:element ref="pc:TermInfo" minOccurs="0" maxOccurs="unbounded"/>
-        </xs:sequence>
-      </xs:complexType>
-    </xs:element>
-    <xs:element name="TermInfo">
-      <xs:complexType>
-        <xs:sequence>
-          <xs:element ref="pc:TermName" minOccurs="0"/>
-          <xs:element ref="pc:TermId" minOccurs="0"/>
-        </xs:sequence>
-      </xs:complexType>
-    </xs:element>
-    <xs:element name="TermName" type="xs:string"/>
-    <xs:element name="TermId" type="xs:string"/>
-  </xs:schema>
-</ct:contentTypeSchema>
-</file>
-
 <file path=customXml/itemProps1.xml><?xml version="1.0" encoding="utf-8"?>
-<ds:datastoreItem xmlns:ds="http://schemas.openxmlformats.org/officeDocument/2006/customXml" ds:itemID="{9101EF5C-3EDF-4AF9-8047-F20A2B059167}">
-  <ds:schemaRefs>
-    <ds:schemaRef ds:uri="http://schemas.openxmlformats.org/officeDocument/2006/bibliography"/>
-  </ds:schemaRefs>
-</ds:datastoreItem>
-</file>
-
-<file path=customXml/itemProps2.xml><?xml version="1.0" encoding="utf-8"?>
-<ds:datastoreItem xmlns:ds="http://schemas.openxmlformats.org/officeDocument/2006/customXml" ds:itemID="{43079A01-61F3-44B1-90C1-B1FEC405C657}">
-  <ds:schemaRefs>
-    <ds:schemaRef ds:uri="http://schemas.microsoft.com/office/2006/metadata/properties"/>
-    <ds:schemaRef ds:uri="http://schemas.microsoft.com/office/infopath/2007/PartnerControls"/>
-  </ds:schemaRefs>
-</ds:datastoreItem>
-</file>
-
-<file path=customXml/itemProps3.xml><?xml version="1.0" encoding="utf-8"?>
-<ds:datastoreItem xmlns:ds="http://schemas.openxmlformats.org/officeDocument/2006/customXml" ds:itemID="{4FF85B71-35EB-4667-B5A7-25BC67E7B3EE}">
-  <ds:schemaRefs>
-    <ds:schemaRef ds:uri="http://schemas.microsoft.com/sharepoint/v3/contenttype/forms"/>
-  </ds:schemaRefs>
-</ds:datastoreItem>
-</file>
-
-<file path=customXml/itemProps4.xml><?xml version="1.0" encoding="utf-8"?>
 <ds:datastoreItem xmlns:ds="http://schemas.openxmlformats.org/officeDocument/2006/customXml" ds:itemID="{82A38B51-6072-4AA7-82FD-DFB83251AC2E}">
   <ds:schemaRefs>
     <ds:schemaRef ds:uri="http://schemas.microsoft.com/office/2006/metadata/contentType"/>
@@ -22319,4 +25826,29 @@
     <ds:schemaRef ds:uri="http://schemas.microsoft.com/internal/obd"/>
   </ds:schemaRefs>
 </ds:datastoreItem>
+</file>
+
+<file path=customXml/itemProps2.xml><?xml version="1.0" encoding="utf-8"?>
+<ds:datastoreItem xmlns:ds="http://schemas.openxmlformats.org/officeDocument/2006/customXml" ds:itemID="{4FF85B71-35EB-4667-B5A7-25BC67E7B3EE}">
+  <ds:schemaRefs>
+    <ds:schemaRef ds:uri="http://schemas.microsoft.com/sharepoint/v3/contenttype/forms"/>
+  </ds:schemaRefs>
+</ds:datastoreItem>
+</file>
+
+<file path=customXml/itemProps3.xml><?xml version="1.0" encoding="utf-8"?>
+<ds:datastoreItem xmlns:ds="http://schemas.openxmlformats.org/officeDocument/2006/customXml" ds:itemID="{43079A01-61F3-44B1-90C1-B1FEC405C657}">
+  <ds:schemaRefs>
+    <ds:schemaRef ds:uri="http://schemas.microsoft.com/office/2006/metadata/properties"/>
+    <ds:schemaRef ds:uri="http://schemas.microsoft.com/office/infopath/2007/PartnerControls"/>
+  </ds:schemaRefs>
+</ds:datastoreItem>
+</file>
+
+<file path=customXml/itemProps4.xml><?xml version="1.0" encoding="utf-8"?>
+<ds:datastoreItem xmlns:ds="http://schemas.openxmlformats.org/officeDocument/2006/customXml" ds:itemID="{9101EF5C-3EDF-4AF9-8047-F20A2B059167}">
+  <ds:schemaRefs>
+    <ds:schemaRef ds:uri="http://schemas.openxmlformats.org/officeDocument/2006/bibliography"/>
+  </ds:schemaRefs>
+</ds:datastoreItem>
 </file>